--- a/多数据源融合的互联网个人贷款风控系统软件需求分析报告.docx
+++ b/多数据源融合的互联网个人贷款风控系统软件需求分析报告.docx
@@ -495,7 +495,7 @@
           <w:b w:val="0"/>
           <w:sz w:val="21"/>
         </w:rPr>
-        <w:t>本需求分析报告主要介绍多数据源融合的互联网个人贷款风控系统的业务范围、目标用户、运行环境和核心功能需求。报告以互联网个人贷款业务为背景，围绕用户申请、数据采集、风险评估、审批放款、还款监测和贷后提醒等环节描述系统应提供的功能，帮助项目成员在开发、测试和验收阶段形成一致的需求理解。</w:t>
+        <w:t>本需求分析报告主要介绍多数据源融合的互联网个人贷款风控系统的业务范围、目标用户、运行环境和核心功能需求。报告以互联网个人贷款业务为背景，围绕用户申请、数据采集、风险评估、审批放款和还款监测等环节描述系统应提供的功能，帮助项目成员在开发、测试和验收阶段形成一致的需求理解。</w:t>
       </w:r>
     </w:p>
     <w:p>
@@ -788,7 +788,7 @@
           <w:b w:val="0"/>
           <w:sz w:val="21"/>
         </w:rPr>
-        <w:t>个人贷款用户：重点阅读产品范围、用户端功能和贷款申请、还款、风险提醒等用例，了解系统处理申请和反馈结果的方式。</w:t>
+        <w:t>个人贷款用户：重点阅读产品范围、用户端功能和贷款申请、还款与贷中监测等用例，了解系统处理申请和反馈结果的方式。</w:t>
       </w:r>
     </w:p>
     <w:p>
@@ -807,7 +807,7 @@
           <w:b w:val="0"/>
           <w:sz w:val="21"/>
         </w:rPr>
-        <w:t>业务人员和风控审核人员：重点阅读综合描述、数据源融合、风险评估、人工复核和贷后监测相关内容，确认业务规则和权限边界。</w:t>
+        <w:t>业务人员和风控审核人员：重点阅读综合描述、数据源融合、风险评估、人工复核和贷中监测相关内容，确认业务规则和权限边界。</w:t>
       </w:r>
     </w:p>
     <w:p>
@@ -892,7 +892,7 @@
           <w:b w:val="0"/>
           <w:sz w:val="21"/>
         </w:rPr>
-        <w:t>本产品面向互联网个人贷款业务，提供移动端或用户端与 Web 管理端两类使用入口。用户端支持注册登录、实名认证、贷款产品浏览、贷款申请、资料补充、合同确认、还款查询和提醒查看；管理端支持贷款产品维护、申请审批、风险监控、人工复核、贷后提醒、数据看板、参数配置和审计查询。</w:t>
+        <w:t>本产品面向互联网个人贷款业务，提供移动端或用户端与 Web 管理端两类使用入口。用户端支持注册登录、实名认证、贷款产品浏览、贷款申请、资料补充、合同确认、还款查询和提醒查看；管理端支持贷款产品维护、申请审批、风险监控、人工复核、数据看板、参数配置和审计查询。</w:t>
       </w:r>
     </w:p>
     <w:p>
@@ -906,7 +906,7 @@
           <w:b w:val="0"/>
           <w:sz w:val="21"/>
         </w:rPr>
-        <w:t>系统的核心范围是将用户主动填报数据、移动端授权采集数据、金融机构内部业务数据、第三方或公开信用数据以及贷后行为数据纳入统一的数据治理流程，并将融合结果用于贷前准入、贷中风险监测和贷后提醒。系统不直接替代金融机构的最终授信责任，也不把未经授权的数据采集和不可解释的自动化拒绝作为必要条件。</w:t>
+        <w:t>系统的核心范围是将用户主动填报数据、移动端授权采集数据、金融机构内部业务数据、第三方或公开信用数据纳入统一的数据治理流程，并将融合结果用于贷前准入和贷中风险监测。系统不直接替代金融机构的最终授信责任，也不把未经授权的数据采集和不可解释的自动化拒绝作为必要条件。</w:t>
       </w:r>
     </w:p>
     <w:p>
@@ -1043,7 +1043,7 @@
           <w:b w:val="0"/>
           <w:sz w:val="21"/>
         </w:rPr>
-        <w:t>本产品是面向互联网个人贷款业务的多端协同风控系统。系统由用户端、业务与风控管理端、后端业务服务、数据融合服务、模型服务和数据存储组成。用户在移动端或网页端提交贷款申请并完成授权，系统对申请信息和多类数据进行校验、清洗、标准化和融合，再依据评分模型与业务规则生成风险等级和处理建议。审批通过后，系统继续记录还款行为和风险信号，在贷中和贷后阶段发送提醒或生成人工复核任务。</w:t>
+        <w:t>本产品是面向互联网个人贷款业务的多端协同风控系统。系统由用户端、业务与风控管理端、后端业务服务、数据融合服务、模型服务和数据存储组成。用户在移动端或网页端提交贷款申请并完成授权，系统对申请信息和多类数据进行校验、清洗、标准化和融合，再依据评分模型与业务规则生成风险等级和处理建议。审批通过后，系统继续记录还款行为和风险信号，在贷中阶段发送提醒或生成人工复核任务。</w:t>
       </w:r>
     </w:p>
     <w:p>
@@ -1613,7 +1613,7 @@
                 <w:b w:val="0"/>
                 <w:sz w:val="20"/>
               </w:rPr>
-              <w:t>贷中监测、逾期识别、贷后提醒和催收辅助</w:t>
+              <w:t>贷中监测、逾期识别和还款提醒</w:t>
             </w:r>
           </w:p>
         </w:tc>
@@ -1789,7 +1789,7 @@
           <w:b w:val="0"/>
           <w:sz w:val="21"/>
         </w:rPr>
-        <w:t>系统按照业务职责划分用户类，并通过角色权限控制不同用户能够查看和操作的数据范围。个人用户只能访问与本人相关的申请、合同、账单和提醒信息；管理端用户按照业务、风控、贷后和系统维护职责分配权限。</w:t>
+        <w:t>系统按照业务职责划分用户类，并通过角色权限控制不同用户能够查看和操作的数据范围。个人用户只能访问与本人相关的申请、合同、账单和提醒信息；管理端用户按照业务、风控和系统维护职责分配权限。</w:t>
       </w:r>
     </w:p>
     <w:p>
@@ -1847,25 +1847,6 @@
           <w:sz w:val="21"/>
         </w:rPr>
         <w:t>风控审核人员：熟悉信用评估、风险规则和人工复核流程，关注数据来源、模型评分、规则命中原因和可解释说明。</w:t>
-      </w:r>
-    </w:p>
-    <w:p>
-      <w:pPr>
-        <w:spacing w:after="40"/>
-        <w:ind w:firstLine="0" w:left="504"/>
-        <w:jc w:val="left"/>
-        <w:numPr>
-          <w:ilvl w:val="0"/>
-          <w:numId w:val="5"/>
-        </w:numPr>
-      </w:pPr>
-      <w:r>
-        <w:rPr>
-          <w:rFonts w:ascii="宋体" w:hAnsi="宋体" w:eastAsia="宋体"/>
-          <w:b w:val="0"/>
-          <w:sz w:val="21"/>
-        </w:rPr>
-        <w:t>贷后管理人员：关注还款计划、逾期天数、提醒触达、联系方式变化和风险预警任务，负责处理高风险或逾期客户。</w:t>
       </w:r>
     </w:p>
     <w:p>
@@ -3145,7 +3126,7 @@
                 <w:b w:val="0"/>
                 <w:sz w:val="20"/>
               </w:rPr>
-              <w:t>系统根据申请人的授权范围汇集用户填报、移动端授权、内部业务、第三方或公开数据及贷后历史数据，生成统一特征并输出风险评估结果。</w:t>
+              <w:t>系统根据申请人的授权范围汇集用户填报、移动端授权、内部业务、第三方或公开数据，生成统一特征并输出风险评估结果。</w:t>
             </w:r>
           </w:p>
         </w:tc>
@@ -4293,7 +4274,7 @@
               <w:br/>
               <w:t>5. 监测任务按时间窗口分析逾期、长期不活跃、联系方式变更、登录地点或设备异常等风险信号。</w:t>
               <w:br/>
-              <w:t>6. 系统根据模型评分和规则命中结果调整风险等级，必要时生成贷后任务。</w:t>
+              <w:t>6. 系统根据模型评分和规则命中结果调整风险等级，必要时生成风险提示或人工复核任务。</w:t>
             </w:r>
           </w:p>
         </w:tc>
@@ -4372,7 +4353,7 @@
               <w:br/>
               <w:t>2. 用户在还款日前未完成还款时，系统按提醒策略发送通知。</w:t>
               <w:br/>
-              <w:t>3. 监测发现高风险信号时，系统通知贷后人员，并限制未经授权的自动化处置。</w:t>
+              <w:t>3. 监测发现高风险信号时，系统通知风控审核人员，并限制未经授权的自动化处置。</w:t>
             </w:r>
           </w:p>
         </w:tc>
@@ -4465,7 +4446,7 @@
           <w:b w:val="0"/>
           <w:sz w:val="21"/>
         </w:rPr>
-        <w:t>表5-6 风险预警与贷后提醒用例描述表</w:t>
+        <w:t>表5-6 系统管理与审计用例描述表</w:t>
       </w:r>
     </w:p>
     <w:tbl>
@@ -4550,498 +4531,6 @@
                 <w:b w:val="0"/>
                 <w:sz w:val="20"/>
               </w:rPr>
-              <w:t>风险预警与贷后提醒</w:t>
-            </w:r>
-          </w:p>
-        </w:tc>
-      </w:tr>
-      <w:tr>
-        <w:trPr>
-          <w:cantSplit w:val="true"/>
-        </w:trPr>
-        <w:tc>
-          <w:tcPr>
-            <w:tcW w:type="dxa" w:w="1944"/>
-            <w:vAlign w:val="center"/>
-            <w:tcMar>
-              <w:top w:w="90" w:type="dxa"/>
-              <w:start w:w="100" w:type="dxa"/>
-              <w:bottom w:w="90" w:type="dxa"/>
-              <w:end w:w="100" w:type="dxa"/>
-            </w:tcMar>
-            <w:tcBorders>
-              <w:top w:val="single" w:sz="4" w:space="0" w:color="D9D9D9"/>
-              <w:left w:val="single" w:sz="4" w:space="0" w:color="D9D9D9"/>
-              <w:bottom w:val="single" w:sz="4" w:space="0" w:color="D9D9D9"/>
-              <w:right w:val="single" w:sz="4" w:space="0" w:color="D9D9D9"/>
-              <w:insideH w:val="single" w:sz="4" w:space="0" w:color="D9D9D9"/>
-              <w:insideV w:val="single" w:sz="4" w:space="0" w:color="D9D9D9"/>
-            </w:tcBorders>
-          </w:tcPr>
-          <w:p>
-            <w:pPr>
-              <w:spacing w:before="0" w:after="0"/>
-              <w:ind w:firstLine="0"/>
-              <w:jc w:val="center"/>
-            </w:pPr>
-            <w:r>
-              <w:rPr>
-                <w:rFonts w:ascii="宋体" w:hAnsi="宋体" w:eastAsia="宋体"/>
-                <w:b/>
-                <w:sz w:val="20"/>
-              </w:rPr>
-              <w:t>简要说明</w:t>
-            </w:r>
-          </w:p>
-        </w:tc>
-        <w:tc>
-          <w:tcPr>
-            <w:tcW w:type="dxa" w:w="6552"/>
-            <w:vAlign w:val="center"/>
-            <w:tcMar>
-              <w:top w:w="90" w:type="dxa"/>
-              <w:start w:w="100" w:type="dxa"/>
-              <w:bottom w:w="90" w:type="dxa"/>
-              <w:end w:w="100" w:type="dxa"/>
-            </w:tcMar>
-            <w:tcBorders>
-              <w:top w:val="single" w:sz="4" w:space="0" w:color="D9D9D9"/>
-              <w:left w:val="single" w:sz="4" w:space="0" w:color="D9D9D9"/>
-              <w:bottom w:val="single" w:sz="4" w:space="0" w:color="D9D9D9"/>
-              <w:right w:val="single" w:sz="4" w:space="0" w:color="D9D9D9"/>
-              <w:insideH w:val="single" w:sz="4" w:space="0" w:color="D9D9D9"/>
-              <w:insideV w:val="single" w:sz="4" w:space="0" w:color="D9D9D9"/>
-            </w:tcBorders>
-          </w:tcPr>
-          <w:p>
-            <w:pPr>
-              <w:spacing w:before="0" w:after="0"/>
-              <w:ind w:firstLine="0"/>
-              <w:jc w:val="left"/>
-            </w:pPr>
-            <w:r>
-              <w:rPr>
-                <w:rFonts w:ascii="宋体" w:hAnsi="宋体" w:eastAsia="宋体"/>
-                <w:b w:val="0"/>
-                <w:sz w:val="20"/>
-              </w:rPr>
-              <w:t>系统根据还款状态、风险等级和行为变化向用户发送还款提醒或风险提示，并向业务人员生成需要处理的任务。</w:t>
-            </w:r>
-          </w:p>
-        </w:tc>
-      </w:tr>
-      <w:tr>
-        <w:trPr>
-          <w:cantSplit w:val="true"/>
-        </w:trPr>
-        <w:tc>
-          <w:tcPr>
-            <w:tcW w:type="dxa" w:w="1944"/>
-            <w:vAlign w:val="center"/>
-            <w:tcMar>
-              <w:top w:w="90" w:type="dxa"/>
-              <w:start w:w="100" w:type="dxa"/>
-              <w:bottom w:w="90" w:type="dxa"/>
-              <w:end w:w="100" w:type="dxa"/>
-            </w:tcMar>
-            <w:tcBorders>
-              <w:top w:val="single" w:sz="4" w:space="0" w:color="D9D9D9"/>
-              <w:left w:val="single" w:sz="4" w:space="0" w:color="D9D9D9"/>
-              <w:bottom w:val="single" w:sz="4" w:space="0" w:color="D9D9D9"/>
-              <w:right w:val="single" w:sz="4" w:space="0" w:color="D9D9D9"/>
-              <w:insideH w:val="single" w:sz="4" w:space="0" w:color="D9D9D9"/>
-              <w:insideV w:val="single" w:sz="4" w:space="0" w:color="D9D9D9"/>
-            </w:tcBorders>
-          </w:tcPr>
-          <w:p>
-            <w:pPr>
-              <w:spacing w:before="0" w:after="0"/>
-              <w:ind w:firstLine="0"/>
-              <w:jc w:val="center"/>
-            </w:pPr>
-            <w:r>
-              <w:rPr>
-                <w:rFonts w:ascii="宋体" w:hAnsi="宋体" w:eastAsia="宋体"/>
-                <w:b/>
-                <w:sz w:val="20"/>
-              </w:rPr>
-              <w:t>前置条件</w:t>
-            </w:r>
-          </w:p>
-        </w:tc>
-        <w:tc>
-          <w:tcPr>
-            <w:tcW w:type="dxa" w:w="6552"/>
-            <w:vAlign w:val="center"/>
-            <w:tcMar>
-              <w:top w:w="90" w:type="dxa"/>
-              <w:start w:w="100" w:type="dxa"/>
-              <w:bottom w:w="90" w:type="dxa"/>
-              <w:end w:w="100" w:type="dxa"/>
-            </w:tcMar>
-            <w:tcBorders>
-              <w:top w:val="single" w:sz="4" w:space="0" w:color="D9D9D9"/>
-              <w:left w:val="single" w:sz="4" w:space="0" w:color="D9D9D9"/>
-              <w:bottom w:val="single" w:sz="4" w:space="0" w:color="D9D9D9"/>
-              <w:right w:val="single" w:sz="4" w:space="0" w:color="D9D9D9"/>
-              <w:insideH w:val="single" w:sz="4" w:space="0" w:color="D9D9D9"/>
-              <w:insideV w:val="single" w:sz="4" w:space="0" w:color="D9D9D9"/>
-            </w:tcBorders>
-          </w:tcPr>
-          <w:p>
-            <w:pPr>
-              <w:spacing w:before="0" w:after="0"/>
-              <w:ind w:firstLine="0"/>
-              <w:jc w:val="left"/>
-            </w:pPr>
-            <w:r>
-              <w:rPr>
-                <w:rFonts w:ascii="宋体" w:hAnsi="宋体" w:eastAsia="宋体"/>
-                <w:b w:val="0"/>
-                <w:sz w:val="20"/>
-              </w:rPr>
-              <w:t>系统已配置通知渠道、提醒频率和风险阈值，用户或业务人员的通知权限和联系方式有效。</w:t>
-            </w:r>
-          </w:p>
-        </w:tc>
-      </w:tr>
-      <w:tr>
-        <w:trPr>
-          <w:cantSplit w:val="true"/>
-        </w:trPr>
-        <w:tc>
-          <w:tcPr>
-            <w:tcW w:type="dxa" w:w="1944"/>
-            <w:vAlign w:val="center"/>
-            <w:tcMar>
-              <w:top w:w="90" w:type="dxa"/>
-              <w:start w:w="100" w:type="dxa"/>
-              <w:bottom w:w="90" w:type="dxa"/>
-              <w:end w:w="100" w:type="dxa"/>
-            </w:tcMar>
-            <w:tcBorders>
-              <w:top w:val="single" w:sz="4" w:space="0" w:color="D9D9D9"/>
-              <w:left w:val="single" w:sz="4" w:space="0" w:color="D9D9D9"/>
-              <w:bottom w:val="single" w:sz="4" w:space="0" w:color="D9D9D9"/>
-              <w:right w:val="single" w:sz="4" w:space="0" w:color="D9D9D9"/>
-              <w:insideH w:val="single" w:sz="4" w:space="0" w:color="D9D9D9"/>
-              <w:insideV w:val="single" w:sz="4" w:space="0" w:color="D9D9D9"/>
-            </w:tcBorders>
-          </w:tcPr>
-          <w:p>
-            <w:pPr>
-              <w:spacing w:before="0" w:after="0"/>
-              <w:ind w:firstLine="0"/>
-              <w:jc w:val="center"/>
-            </w:pPr>
-            <w:r>
-              <w:rPr>
-                <w:rFonts w:ascii="宋体" w:hAnsi="宋体" w:eastAsia="宋体"/>
-                <w:b/>
-                <w:sz w:val="20"/>
-              </w:rPr>
-              <w:t>基本事件流</w:t>
-            </w:r>
-          </w:p>
-        </w:tc>
-        <w:tc>
-          <w:tcPr>
-            <w:tcW w:type="dxa" w:w="6552"/>
-            <w:vAlign w:val="center"/>
-            <w:tcMar>
-              <w:top w:w="90" w:type="dxa"/>
-              <w:start w:w="100" w:type="dxa"/>
-              <w:bottom w:w="90" w:type="dxa"/>
-              <w:end w:w="100" w:type="dxa"/>
-            </w:tcMar>
-            <w:tcBorders>
-              <w:top w:val="single" w:sz="4" w:space="0" w:color="D9D9D9"/>
-              <w:left w:val="single" w:sz="4" w:space="0" w:color="D9D9D9"/>
-              <w:bottom w:val="single" w:sz="4" w:space="0" w:color="D9D9D9"/>
-              <w:right w:val="single" w:sz="4" w:space="0" w:color="D9D9D9"/>
-              <w:insideH w:val="single" w:sz="4" w:space="0" w:color="D9D9D9"/>
-              <w:insideV w:val="single" w:sz="4" w:space="0" w:color="D9D9D9"/>
-            </w:tcBorders>
-          </w:tcPr>
-          <w:p>
-            <w:pPr>
-              <w:spacing w:before="0" w:after="0"/>
-              <w:ind w:firstLine="0"/>
-              <w:jc w:val="left"/>
-            </w:pPr>
-            <w:r>
-              <w:rPr>
-                <w:rFonts w:ascii="宋体" w:hAnsi="宋体" w:eastAsia="宋体"/>
-                <w:b w:val="0"/>
-                <w:sz w:val="20"/>
-              </w:rPr>
-              <w:t>1. 系统读取即将到期账单、逾期账单和风险监测结果。</w:t>
-              <w:br/>
-              <w:t>2. 系统按照风险等级和提醒规则生成通知内容。</w:t>
-              <w:br/>
-              <w:t>3. 系统向用户发送站内消息、短信、邮件或客户端推送中的一种或多种通知。</w:t>
-              <w:br/>
-              <w:t>4. 对高风险或连续逾期情况，系统向贷后人员生成处理任务并标记优先级。</w:t>
-              <w:br/>
-              <w:t>5. 系统记录通知模板、发送渠道、发送时间、触达结果和失败原因。</w:t>
-              <w:br/>
-              <w:t>6. 贷后人员处理任务后填写跟进结果，系统更新任务状态。</w:t>
-            </w:r>
-          </w:p>
-        </w:tc>
-      </w:tr>
-      <w:tr>
-        <w:trPr>
-          <w:cantSplit w:val="true"/>
-        </w:trPr>
-        <w:tc>
-          <w:tcPr>
-            <w:tcW w:type="dxa" w:w="1944"/>
-            <w:vAlign w:val="center"/>
-            <w:tcMar>
-              <w:top w:w="90" w:type="dxa"/>
-              <w:start w:w="100" w:type="dxa"/>
-              <w:bottom w:w="90" w:type="dxa"/>
-              <w:end w:w="100" w:type="dxa"/>
-            </w:tcMar>
-            <w:tcBorders>
-              <w:top w:val="single" w:sz="4" w:space="0" w:color="D9D9D9"/>
-              <w:left w:val="single" w:sz="4" w:space="0" w:color="D9D9D9"/>
-              <w:bottom w:val="single" w:sz="4" w:space="0" w:color="D9D9D9"/>
-              <w:right w:val="single" w:sz="4" w:space="0" w:color="D9D9D9"/>
-              <w:insideH w:val="single" w:sz="4" w:space="0" w:color="D9D9D9"/>
-              <w:insideV w:val="single" w:sz="4" w:space="0" w:color="D9D9D9"/>
-            </w:tcBorders>
-          </w:tcPr>
-          <w:p>
-            <w:pPr>
-              <w:spacing w:before="0" w:after="0"/>
-              <w:ind w:firstLine="0"/>
-              <w:jc w:val="center"/>
-            </w:pPr>
-            <w:r>
-              <w:rPr>
-                <w:rFonts w:ascii="宋体" w:hAnsi="宋体" w:eastAsia="宋体"/>
-                <w:b/>
-                <w:sz w:val="20"/>
-              </w:rPr>
-              <w:t>其他事件流</w:t>
-            </w:r>
-          </w:p>
-        </w:tc>
-        <w:tc>
-          <w:tcPr>
-            <w:tcW w:type="dxa" w:w="6552"/>
-            <w:vAlign w:val="center"/>
-            <w:tcMar>
-              <w:top w:w="90" w:type="dxa"/>
-              <w:start w:w="100" w:type="dxa"/>
-              <w:bottom w:w="90" w:type="dxa"/>
-              <w:end w:w="100" w:type="dxa"/>
-            </w:tcMar>
-            <w:tcBorders>
-              <w:top w:val="single" w:sz="4" w:space="0" w:color="D9D9D9"/>
-              <w:left w:val="single" w:sz="4" w:space="0" w:color="D9D9D9"/>
-              <w:bottom w:val="single" w:sz="4" w:space="0" w:color="D9D9D9"/>
-              <w:right w:val="single" w:sz="4" w:space="0" w:color="D9D9D9"/>
-              <w:insideH w:val="single" w:sz="4" w:space="0" w:color="D9D9D9"/>
-              <w:insideV w:val="single" w:sz="4" w:space="0" w:color="D9D9D9"/>
-            </w:tcBorders>
-          </w:tcPr>
-          <w:p>
-            <w:pPr>
-              <w:spacing w:before="0" w:after="0"/>
-              <w:ind w:firstLine="0"/>
-              <w:jc w:val="left"/>
-            </w:pPr>
-            <w:r>
-              <w:rPr>
-                <w:rFonts w:ascii="宋体" w:hAnsi="宋体" w:eastAsia="宋体"/>
-                <w:b w:val="0"/>
-                <w:sz w:val="20"/>
-              </w:rPr>
-              <w:t>1. 同一账单在时间窗口内已发送过相同提醒时，系统应按频率控制规则避免重复触达。</w:t>
-              <w:br/>
-              <w:t>2. 通知发送失败时，系统记录失败原因并按重试策略处理，必要时切换备用渠道。</w:t>
-              <w:br/>
-              <w:t>3. 用户关闭非必要通知时，系统不得继续发送对应类型的非必要通知，但必要的还款和合同通知仍按授权与业务规则执行。</w:t>
-            </w:r>
-          </w:p>
-        </w:tc>
-      </w:tr>
-      <w:tr>
-        <w:trPr>
-          <w:cantSplit w:val="true"/>
-        </w:trPr>
-        <w:tc>
-          <w:tcPr>
-            <w:tcW w:type="dxa" w:w="1944"/>
-            <w:vAlign w:val="center"/>
-            <w:tcMar>
-              <w:top w:w="90" w:type="dxa"/>
-              <w:start w:w="100" w:type="dxa"/>
-              <w:bottom w:w="90" w:type="dxa"/>
-              <w:end w:w="100" w:type="dxa"/>
-            </w:tcMar>
-            <w:tcBorders>
-              <w:top w:val="single" w:sz="4" w:space="0" w:color="D9D9D9"/>
-              <w:left w:val="single" w:sz="4" w:space="0" w:color="D9D9D9"/>
-              <w:bottom w:val="single" w:sz="4" w:space="0" w:color="D9D9D9"/>
-              <w:right w:val="single" w:sz="4" w:space="0" w:color="D9D9D9"/>
-              <w:insideH w:val="single" w:sz="4" w:space="0" w:color="D9D9D9"/>
-              <w:insideV w:val="single" w:sz="4" w:space="0" w:color="D9D9D9"/>
-            </w:tcBorders>
-          </w:tcPr>
-          <w:p>
-            <w:pPr>
-              <w:spacing w:before="0" w:after="0"/>
-              <w:ind w:firstLine="0"/>
-              <w:jc w:val="center"/>
-            </w:pPr>
-            <w:r>
-              <w:rPr>
-                <w:rFonts w:ascii="宋体" w:hAnsi="宋体" w:eastAsia="宋体"/>
-                <w:b/>
-                <w:sz w:val="20"/>
-              </w:rPr>
-              <w:t>后置条件</w:t>
-            </w:r>
-          </w:p>
-        </w:tc>
-        <w:tc>
-          <w:tcPr>
-            <w:tcW w:type="dxa" w:w="6552"/>
-            <w:vAlign w:val="center"/>
-            <w:tcMar>
-              <w:top w:w="90" w:type="dxa"/>
-              <w:start w:w="100" w:type="dxa"/>
-              <w:bottom w:w="90" w:type="dxa"/>
-              <w:end w:w="100" w:type="dxa"/>
-            </w:tcMar>
-            <w:tcBorders>
-              <w:top w:val="single" w:sz="4" w:space="0" w:color="D9D9D9"/>
-              <w:left w:val="single" w:sz="4" w:space="0" w:color="D9D9D9"/>
-              <w:bottom w:val="single" w:sz="4" w:space="0" w:color="D9D9D9"/>
-              <w:right w:val="single" w:sz="4" w:space="0" w:color="D9D9D9"/>
-              <w:insideH w:val="single" w:sz="4" w:space="0" w:color="D9D9D9"/>
-              <w:insideV w:val="single" w:sz="4" w:space="0" w:color="D9D9D9"/>
-            </w:tcBorders>
-          </w:tcPr>
-          <w:p>
-            <w:pPr>
-              <w:spacing w:before="0" w:after="0"/>
-              <w:ind w:firstLine="0"/>
-              <w:jc w:val="left"/>
-            </w:pPr>
-            <w:r>
-              <w:rPr>
-                <w:rFonts w:ascii="宋体" w:hAnsi="宋体" w:eastAsia="宋体"/>
-                <w:b w:val="0"/>
-                <w:sz w:val="20"/>
-              </w:rPr>
-              <w:t>通知和贷后任务均形成可查询记录，系统能够统计发送、触达、失败和处理结果。</w:t>
-            </w:r>
-          </w:p>
-        </w:tc>
-      </w:tr>
-    </w:tbl>
-    <w:p>
-      <w:pPr>
-        <w:pStyle w:val="a8"/>
-        <w:keepNext/>
-        <w:jc w:val="center"/>
-      </w:pPr>
-      <w:r>
-        <w:rPr>
-          <w:rFonts w:ascii="宋体" w:hAnsi="宋体" w:eastAsia="宋体"/>
-          <w:b w:val="0"/>
-          <w:sz w:val="21"/>
-        </w:rPr>
-        <w:t>表5-7 系统管理与审计用例描述表</w:t>
-      </w:r>
-    </w:p>
-    <w:tbl>
-      <w:tblPr>
-        <w:tblStyle w:val="af4"/>
-        <w:tblW w:type="auto" w:w="0"/>
-        <w:jc w:val="center"/>
-        <w:tblLayout w:type="fixed"/>
-        <w:tblLook w:firstColumn="1" w:firstRow="1" w:lastColumn="0" w:lastRow="0" w:noHBand="0" w:noVBand="1" w:val="04A0"/>
-      </w:tblPr>
-      <w:tblGrid>
-        <w:gridCol w:w="4154"/>
-        <w:gridCol w:w="4154"/>
-      </w:tblGrid>
-      <w:tr>
-        <w:trPr>
-          <w:cantSplit w:val="true"/>
-        </w:trPr>
-        <w:tc>
-          <w:tcPr>
-            <w:tcW w:type="dxa" w:w="1944"/>
-            <w:vAlign w:val="center"/>
-            <w:tcMar>
-              <w:top w:w="90" w:type="dxa"/>
-              <w:start w:w="100" w:type="dxa"/>
-              <w:bottom w:w="90" w:type="dxa"/>
-              <w:end w:w="100" w:type="dxa"/>
-            </w:tcMar>
-            <w:tcBorders>
-              <w:top w:val="single" w:sz="4" w:space="0" w:color="D9D9D9"/>
-              <w:left w:val="single" w:sz="4" w:space="0" w:color="D9D9D9"/>
-              <w:bottom w:val="single" w:sz="4" w:space="0" w:color="D9D9D9"/>
-              <w:right w:val="single" w:sz="4" w:space="0" w:color="D9D9D9"/>
-              <w:insideH w:val="single" w:sz="4" w:space="0" w:color="D9D9D9"/>
-              <w:insideV w:val="single" w:sz="4" w:space="0" w:color="D9D9D9"/>
-            </w:tcBorders>
-          </w:tcPr>
-          <w:p>
-            <w:pPr>
-              <w:spacing w:before="0" w:after="0"/>
-              <w:ind w:firstLine="0"/>
-              <w:jc w:val="center"/>
-            </w:pPr>
-            <w:r>
-              <w:rPr>
-                <w:rFonts w:ascii="宋体" w:hAnsi="宋体" w:eastAsia="宋体"/>
-                <w:b/>
-                <w:sz w:val="20"/>
-              </w:rPr>
-              <w:t>用例名称</w:t>
-            </w:r>
-          </w:p>
-        </w:tc>
-        <w:tc>
-          <w:tcPr>
-            <w:tcW w:type="dxa" w:w="6552"/>
-            <w:vAlign w:val="center"/>
-            <w:tcMar>
-              <w:top w:w="90" w:type="dxa"/>
-              <w:start w:w="100" w:type="dxa"/>
-              <w:bottom w:w="90" w:type="dxa"/>
-              <w:end w:w="100" w:type="dxa"/>
-            </w:tcMar>
-            <w:tcBorders>
-              <w:top w:val="single" w:sz="4" w:space="0" w:color="D9D9D9"/>
-              <w:left w:val="single" w:sz="4" w:space="0" w:color="D9D9D9"/>
-              <w:bottom w:val="single" w:sz="4" w:space="0" w:color="D9D9D9"/>
-              <w:right w:val="single" w:sz="4" w:space="0" w:color="D9D9D9"/>
-              <w:insideH w:val="single" w:sz="4" w:space="0" w:color="D9D9D9"/>
-              <w:insideV w:val="single" w:sz="4" w:space="0" w:color="D9D9D9"/>
-            </w:tcBorders>
-          </w:tcPr>
-          <w:p>
-            <w:pPr>
-              <w:spacing w:before="0" w:after="0"/>
-              <w:ind w:firstLine="0"/>
-              <w:jc w:val="left"/>
-            </w:pPr>
-            <w:r>
-              <w:rPr>
-                <w:rFonts w:ascii="宋体" w:hAnsi="宋体" w:eastAsia="宋体"/>
-                <w:b w:val="0"/>
-                <w:sz w:val="20"/>
-              </w:rPr>
               <w:t>系统管理与审计</w:t>
             </w:r>
           </w:p>
@@ -5462,7 +4951,7 @@
           <w:b w:val="0"/>
           <w:sz w:val="21"/>
         </w:rPr>
-        <w:t>系统的主业务流程从用户注册和实名认证开始，经过贷款申请、数据授权、多数据源融合、风险评估、人工或自动审批、放款和还款，最终进入贷中监测和贷后提醒。各环节通过用户标识、申请单号和贷款合同号关联，任何状态变化都应写入业务记录和审计日志。</w:t>
+        <w:t>系统的主业务流程从用户注册和实名认证开始，经过贷款申请、数据授权、多数据源融合、风险评估、人工或自动审批、放款和还款，最终进入贷中监测和还款提醒。各环节通过用户标识、申请单号和贷款合同号关联，任何状态变化都应写入业务记录和审计日志。</w:t>
       </w:r>
     </w:p>
     <w:p>
@@ -5505,7 +4994,7 @@
           <w:b w:val="0"/>
           <w:sz w:val="21"/>
         </w:rPr>
-        <w:t>表5-8 贷前申请与审批业务流程表</w:t>
+        <w:t>表5-7 贷前申请与审批业务流程表</w:t>
       </w:r>
     </w:p>
     <w:tbl>
@@ -6405,7 +5894,7 @@
           <w:b/>
           <w:sz w:val="22"/>
         </w:rPr>
-        <w:t>5.2.2 贷中监测与贷后提醒流程</w:t>
+        <w:t>5.2.2 贷中监测与提醒流程</w:t>
       </w:r>
     </w:p>
     <w:p>
@@ -6419,7 +5908,7 @@
           <w:b w:val="0"/>
           <w:sz w:val="21"/>
         </w:rPr>
-        <w:t>贷款放款后，系统按照还款计划和风险监测周期读取账单、还款、登录、设备、联系方式和其他经授权的行为数据。系统先判断账单是否临近到期、是否逾期，再结合风险模型和规则引擎识别风险变化。对于低风险用户，系统按照常规策略发送还款提醒；对于风险上升或连续逾期用户，系统生成更高优先级的通知和贷后任务；对于需要人工处理的情况，贷后人员应在系统中记录跟进结果。通知发送、任务处理和风险等级变化均应保留记录。</w:t>
+        <w:t>贷款放款后，系统按照还款计划和风险监测周期读取账单、还款、登录、设备、联系方式和其他经授权的行为数据。系统先判断账单是否临近到期、是否逾期，再结合风险模型和规则引擎识别风险变化。对于低风险用户，系统按照常规策略发送还款提醒；对于风险上升或逾期用户，系统生成更高优先级的通知和人工复核任务；对于需要人工处理的情况，风控审核人员应在系统中记录跟进结果。通知发送、任务处理和风险等级变化均应保留记录。</w:t>
       </w:r>
     </w:p>
     <w:p>
@@ -6434,7 +5923,7 @@
           <w:b w:val="0"/>
           <w:sz w:val="21"/>
         </w:rPr>
-        <w:t>表5-9 贷中监测与贷后提醒业务流程表</w:t>
+        <w:t>表5-8 贷中监测与提醒业务流程表</w:t>
       </w:r>
     </w:p>
     <w:tbl>
@@ -7071,7 +6560,7 @@
                 <w:b w:val="0"/>
                 <w:sz w:val="20"/>
               </w:rPr>
-              <w:t>贷后人员查看任务并记录跟进结果</w:t>
+              <w:t>风控审核人员查看任务并记录跟进结果</w:t>
             </w:r>
           </w:p>
         </w:tc>

--- a/多数据源融合的互联网个人贷款风控系统软件需求分析报告.docx
+++ b/多数据源融合的互联网个人贷款风控系统软件需求分析报告.docx
@@ -35,6 +35,15 @@
         <w:ind w:firstLine="422"/>
       </w:pPr>
       <w:r>
+        <w:fldChar w:fldCharType="begin" w:dirty="true"/>
+      </w:r>
+      <w:r>
+        <w:instrText xml:space="preserve"> TOC \o "1-2" \h \z \u </w:instrText>
+      </w:r>
+      <w:r>
+        <w:fldChar w:fldCharType="separate"/>
+      </w:r>
+      <w:r>
         <w:rPr>
           <w:rFonts w:ascii="宋体" w:hAnsi="宋体"/>
           <w:sz w:val="21"/>
@@ -274,10 +283,6 @@
         <w:tabs>
           <w:tab w:val="right" w:leader="dot" w:pos="7992"/>
         </w:tabs>
-        <w:rPr>
-          <w:rFonts w:ascii="宋体" w:hAnsi="宋体"/>
-          <w:sz w:val="21"/>
-        </w:rPr>
       </w:pPr>
       <w:r>
         <w:rPr>
@@ -299,505 +304,44 @@
       <w:pPr>
         <w:pStyle w:val="TOC1"/>
         <w:tabs>
-          <w:tab w:val="right" w:leader="dot" w:pos="8296"/>
-        </w:tabs>
-        <w:ind w:firstLine="402"/>
-        <w:rPr>
-          <w:b w:val="0"/>
-          <w:bCs w:val="0"/>
-          <w:caps w:val="0"/>
+          <w:tab w:val="right" w:leader="dot" w:pos="7992"/>
+        </w:tabs>
+        <w:ind w:firstLine="422"/>
+      </w:pPr>
+      <w:r>
+        <w:rPr>
+          <w:rFonts w:ascii="宋体" w:hAnsi="宋体"/>
           <w:sz w:val="21"/>
-          <w:szCs w:val="24"/>
-        </w:rPr>
-      </w:pPr>
-      <w:hyperlink w:anchor="_Toc127799076" w:history="1">
-        <w:r>
-          <w:rPr>
-            <w:rFonts w:hint="eastAsia"/>
-          </w:rPr>
-          <w:t xml:space="preserve">3. </w:t>
-        </w:r>
-        <w:r>
-          <w:rPr>
-            <w:rFonts w:hint="eastAsia"/>
-          </w:rPr>
-          <w:t>外部接口需求</w:t>
-        </w:r>
-        <w:r>
-          <w:tab/>
-        </w:r>
-        <w:r>
-          <w:fldChar w:fldCharType="begin"/>
-        </w:r>
-        <w:r>
-          <w:instrText xml:space="preserve"> PAGEREF _Toc127799076 \h </w:instrText>
-        </w:r>
-        <w:r>
-          <w:fldChar w:fldCharType="separate"/>
-        </w:r>
-        <w:r>
-          <w:t>4</w:t>
-        </w:r>
-        <w:r>
-          <w:fldChar w:fldCharType="end"/>
-        </w:r>
-      </w:hyperlink>
+        </w:rPr>
+        <w:t>3. 外部接口需求</w:t>
+      </w:r>
+      <w:r>
+        <w:rPr>
+          <w:sz w:val="21"/>
+        </w:rPr>
+        <w:tab/>
+      </w:r>
+      <w:r>
+        <w:rPr>
+          <w:rFonts w:ascii="宋体" w:hAnsi="宋体"/>
+          <w:sz w:val="21"/>
+        </w:rPr>
+        <w:t>5</w:t>
+      </w:r>
     </w:p>
     <w:p>
       <w:pPr>
         <w:pStyle w:val="TOC2"/>
         <w:tabs>
-          <w:tab w:val="right" w:leader="dot" w:pos="8296"/>
-        </w:tabs>
-        <w:ind w:firstLine="400"/>
-        <w:rPr>
-          <w:rStyle w:val="af9"/>
-          <w:rFonts w:ascii="黑体"/>
-          <w:color w:val="auto"/>
+          <w:tab w:val="right" w:leader="dot" w:pos="7992"/>
+        </w:tabs>
+      </w:pPr>
+      <w:r>
+        <w:rPr>
+          <w:rFonts w:ascii="宋体" w:hAnsi="宋体"/>
           <w:sz w:val="21"/>
-          <w:szCs w:val="22"/>
-          <w:u w:val="none"/>
-        </w:rPr>
-      </w:pPr>
-      <w:hyperlink w:anchor="_Toc127799077" w:history="1">
-        <w:r>
-          <w:rPr>
-            <w:rStyle w:val="af9"/>
-            <w:rFonts w:ascii="黑体"/>
-            <w:color w:val="auto"/>
-            <w:sz w:val="21"/>
-            <w:szCs w:val="22"/>
-            <w:u w:val="none"/>
-          </w:rPr>
-          <w:t>3.1</w:t>
-        </w:r>
-        <w:r>
-          <w:rPr>
-            <w:rStyle w:val="af9"/>
-            <w:rFonts w:ascii="黑体" w:hint="eastAsia"/>
-            <w:color w:val="auto"/>
-            <w:sz w:val="21"/>
-            <w:szCs w:val="22"/>
-            <w:u w:val="none"/>
-          </w:rPr>
-          <w:t xml:space="preserve"> </w:t>
-        </w:r>
-        <w:r>
-          <w:rPr>
-            <w:rStyle w:val="af9"/>
-            <w:rFonts w:ascii="黑体" w:hint="eastAsia"/>
-            <w:color w:val="auto"/>
-            <w:sz w:val="21"/>
-            <w:szCs w:val="22"/>
-            <w:u w:val="none"/>
-          </w:rPr>
-          <w:t>用户界面</w:t>
-        </w:r>
-        <w:r>
-          <w:rPr>
-            <w:rStyle w:val="af9"/>
-            <w:rFonts w:ascii="黑体"/>
-            <w:color w:val="auto"/>
-            <w:sz w:val="21"/>
-            <w:szCs w:val="22"/>
-            <w:u w:val="none"/>
-          </w:rPr>
-          <w:tab/>
-        </w:r>
-        <w:r>
-          <w:rPr>
-            <w:rStyle w:val="af9"/>
-            <w:rFonts w:ascii="黑体"/>
-            <w:color w:val="auto"/>
-            <w:sz w:val="21"/>
-            <w:szCs w:val="22"/>
-            <w:u w:val="none"/>
-          </w:rPr>
-          <w:fldChar w:fldCharType="begin"/>
-        </w:r>
-        <w:r>
-          <w:rPr>
-            <w:rStyle w:val="af9"/>
-            <w:rFonts w:ascii="黑体"/>
-            <w:color w:val="auto"/>
-            <w:sz w:val="21"/>
-            <w:szCs w:val="22"/>
-            <w:u w:val="none"/>
-          </w:rPr>
-          <w:instrText xml:space="preserve"> PAGEREF _Toc127799077 \h </w:instrText>
-        </w:r>
-        <w:r>
-          <w:rPr>
-            <w:rStyle w:val="af9"/>
-            <w:rFonts w:ascii="黑体"/>
-            <w:color w:val="auto"/>
-            <w:sz w:val="21"/>
-            <w:szCs w:val="22"/>
-            <w:u w:val="none"/>
-          </w:rPr>
-        </w:r>
-        <w:r>
-          <w:rPr>
-            <w:rStyle w:val="af9"/>
-            <w:rFonts w:ascii="黑体"/>
-            <w:color w:val="auto"/>
-            <w:sz w:val="21"/>
-            <w:szCs w:val="22"/>
-            <w:u w:val="none"/>
-          </w:rPr>
-          <w:fldChar w:fldCharType="separate"/>
-        </w:r>
-        <w:r>
-          <w:rPr>
-            <w:rStyle w:val="af9"/>
-            <w:rFonts w:ascii="黑体"/>
-            <w:color w:val="auto"/>
-            <w:sz w:val="21"/>
-            <w:szCs w:val="22"/>
-            <w:u w:val="none"/>
-          </w:rPr>
-          <w:t>4</w:t>
-        </w:r>
-        <w:r>
-          <w:rPr>
-            <w:rStyle w:val="af9"/>
-            <w:rFonts w:ascii="黑体"/>
-            <w:color w:val="auto"/>
-            <w:sz w:val="21"/>
-            <w:szCs w:val="22"/>
-            <w:u w:val="none"/>
-          </w:rPr>
-          <w:fldChar w:fldCharType="end"/>
-        </w:r>
-      </w:hyperlink>
-    </w:p>
-    <w:p>
-      <w:pPr>
-        <w:pStyle w:val="TOC2"/>
-        <w:tabs>
-          <w:tab w:val="right" w:leader="dot" w:pos="8296"/>
-        </w:tabs>
-        <w:ind w:firstLine="400"/>
-        <w:rPr>
-          <w:rStyle w:val="af9"/>
-          <w:rFonts w:ascii="黑体"/>
-          <w:color w:val="auto"/>
-          <w:sz w:val="21"/>
-          <w:szCs w:val="22"/>
-          <w:u w:val="none"/>
-        </w:rPr>
-      </w:pPr>
-      <w:hyperlink w:anchor="_Toc127799078" w:history="1">
-        <w:r>
-          <w:rPr>
-            <w:rStyle w:val="af9"/>
-            <w:rFonts w:ascii="黑体"/>
-            <w:color w:val="auto"/>
-            <w:sz w:val="21"/>
-            <w:szCs w:val="22"/>
-            <w:u w:val="none"/>
-          </w:rPr>
-          <w:t>3.2</w:t>
-        </w:r>
-        <w:r>
-          <w:rPr>
-            <w:rStyle w:val="af9"/>
-            <w:rFonts w:ascii="黑体" w:hint="eastAsia"/>
-            <w:color w:val="auto"/>
-            <w:sz w:val="21"/>
-            <w:szCs w:val="22"/>
-            <w:u w:val="none"/>
-          </w:rPr>
-          <w:t xml:space="preserve"> </w:t>
-        </w:r>
-        <w:r>
-          <w:rPr>
-            <w:rStyle w:val="af9"/>
-            <w:rFonts w:ascii="黑体" w:hint="eastAsia"/>
-            <w:color w:val="auto"/>
-            <w:sz w:val="21"/>
-            <w:szCs w:val="22"/>
-            <w:u w:val="none"/>
-          </w:rPr>
-          <w:t>硬件接口</w:t>
-        </w:r>
-        <w:r>
-          <w:rPr>
-            <w:rStyle w:val="af9"/>
-            <w:rFonts w:ascii="黑体"/>
-            <w:color w:val="auto"/>
-            <w:sz w:val="21"/>
-            <w:szCs w:val="22"/>
-            <w:u w:val="none"/>
-          </w:rPr>
-          <w:tab/>
-        </w:r>
-        <w:r>
-          <w:rPr>
-            <w:rStyle w:val="af9"/>
-            <w:rFonts w:ascii="黑体"/>
-            <w:color w:val="auto"/>
-            <w:sz w:val="21"/>
-            <w:szCs w:val="22"/>
-            <w:u w:val="none"/>
-          </w:rPr>
-          <w:fldChar w:fldCharType="begin"/>
-        </w:r>
-        <w:r>
-          <w:rPr>
-            <w:rStyle w:val="af9"/>
-            <w:rFonts w:ascii="黑体"/>
-            <w:color w:val="auto"/>
-            <w:sz w:val="21"/>
-            <w:szCs w:val="22"/>
-            <w:u w:val="none"/>
-          </w:rPr>
-          <w:instrText xml:space="preserve"> PAGEREF _Toc127799078 \h </w:instrText>
-        </w:r>
-        <w:r>
-          <w:rPr>
-            <w:rStyle w:val="af9"/>
-            <w:rFonts w:ascii="黑体"/>
-            <w:color w:val="auto"/>
-            <w:sz w:val="21"/>
-            <w:szCs w:val="22"/>
-            <w:u w:val="none"/>
-          </w:rPr>
-        </w:r>
-        <w:r>
-          <w:rPr>
-            <w:rStyle w:val="af9"/>
-            <w:rFonts w:ascii="黑体"/>
-            <w:color w:val="auto"/>
-            <w:sz w:val="21"/>
-            <w:szCs w:val="22"/>
-            <w:u w:val="none"/>
-          </w:rPr>
-          <w:fldChar w:fldCharType="separate"/>
-        </w:r>
-        <w:r>
-          <w:rPr>
-            <w:rStyle w:val="af9"/>
-            <w:rFonts w:ascii="黑体"/>
-            <w:color w:val="auto"/>
-            <w:sz w:val="21"/>
-            <w:szCs w:val="22"/>
-            <w:u w:val="none"/>
-          </w:rPr>
-          <w:t>16</w:t>
-        </w:r>
-        <w:r>
-          <w:rPr>
-            <w:rStyle w:val="af9"/>
-            <w:rFonts w:ascii="黑体"/>
-            <w:color w:val="auto"/>
-            <w:sz w:val="21"/>
-            <w:szCs w:val="22"/>
-            <w:u w:val="none"/>
-          </w:rPr>
-          <w:fldChar w:fldCharType="end"/>
-        </w:r>
-      </w:hyperlink>
-    </w:p>
-    <w:p>
-      <w:pPr>
-        <w:pStyle w:val="TOC2"/>
-        <w:tabs>
-          <w:tab w:val="right" w:leader="dot" w:pos="8296"/>
-        </w:tabs>
-        <w:ind w:firstLine="400"/>
-        <w:rPr>
-          <w:smallCaps w:val="0"/>
-          <w:sz w:val="21"/>
-          <w:szCs w:val="24"/>
-        </w:rPr>
-      </w:pPr>
-      <w:hyperlink w:anchor="_Toc127799079" w:history="1">
-        <w:r>
-          <w:rPr>
-            <w:rStyle w:val="af9"/>
-            <w:rFonts w:ascii="黑体"/>
-            <w:color w:val="auto"/>
-            <w:sz w:val="21"/>
-            <w:szCs w:val="22"/>
-            <w:u w:val="none"/>
-          </w:rPr>
-          <w:t>3.3</w:t>
-        </w:r>
-        <w:r>
-          <w:rPr>
-            <w:rStyle w:val="af9"/>
-            <w:rFonts w:ascii="黑体" w:hint="eastAsia"/>
-            <w:color w:val="auto"/>
-            <w:sz w:val="21"/>
-            <w:szCs w:val="22"/>
-            <w:u w:val="none"/>
-          </w:rPr>
-          <w:t xml:space="preserve"> </w:t>
-        </w:r>
-        <w:r>
-          <w:rPr>
-            <w:rStyle w:val="af9"/>
-            <w:rFonts w:ascii="黑体" w:hint="eastAsia"/>
-            <w:color w:val="auto"/>
-            <w:sz w:val="21"/>
-            <w:szCs w:val="22"/>
-            <w:u w:val="none"/>
-          </w:rPr>
-          <w:t>软件接口</w:t>
-        </w:r>
-        <w:r>
-          <w:rPr>
-            <w:rStyle w:val="af9"/>
-            <w:rFonts w:ascii="黑体"/>
-            <w:color w:val="auto"/>
-            <w:sz w:val="21"/>
-            <w:szCs w:val="22"/>
-            <w:u w:val="none"/>
-          </w:rPr>
-          <w:tab/>
-        </w:r>
-        <w:r>
-          <w:rPr>
-            <w:rStyle w:val="af9"/>
-            <w:rFonts w:ascii="黑体"/>
-            <w:color w:val="auto"/>
-            <w:sz w:val="21"/>
-            <w:szCs w:val="22"/>
-            <w:u w:val="none"/>
-          </w:rPr>
-          <w:fldChar w:fldCharType="begin"/>
-        </w:r>
-        <w:r>
-          <w:rPr>
-            <w:rStyle w:val="af9"/>
-            <w:rFonts w:ascii="黑体"/>
-            <w:color w:val="auto"/>
-            <w:sz w:val="21"/>
-            <w:szCs w:val="22"/>
-            <w:u w:val="none"/>
-          </w:rPr>
-          <w:instrText xml:space="preserve"> PAGEREF _Toc127799079 \h </w:instrText>
-        </w:r>
-        <w:r>
-          <w:rPr>
-            <w:rStyle w:val="af9"/>
-            <w:rFonts w:ascii="黑体"/>
-            <w:color w:val="auto"/>
-            <w:sz w:val="21"/>
-            <w:szCs w:val="22"/>
-            <w:u w:val="none"/>
-          </w:rPr>
-        </w:r>
-        <w:r>
-          <w:rPr>
-            <w:rStyle w:val="af9"/>
-            <w:rFonts w:ascii="黑体"/>
-            <w:color w:val="auto"/>
-            <w:sz w:val="21"/>
-            <w:szCs w:val="22"/>
-            <w:u w:val="none"/>
-          </w:rPr>
-          <w:fldChar w:fldCharType="separate"/>
-        </w:r>
-        <w:r>
-          <w:rPr>
-            <w:rStyle w:val="af9"/>
-            <w:rFonts w:ascii="黑体"/>
-            <w:color w:val="auto"/>
-            <w:sz w:val="21"/>
-            <w:szCs w:val="22"/>
-            <w:u w:val="none"/>
-          </w:rPr>
-          <w:t>17</w:t>
-        </w:r>
-        <w:r>
-          <w:rPr>
-            <w:rStyle w:val="af9"/>
-            <w:rFonts w:ascii="黑体"/>
-            <w:color w:val="auto"/>
-            <w:sz w:val="21"/>
-            <w:szCs w:val="22"/>
-            <w:u w:val="none"/>
-          </w:rPr>
-          <w:fldChar w:fldCharType="end"/>
-        </w:r>
-      </w:hyperlink>
-    </w:p>
-    <w:p>
-      <w:pPr>
-        <w:pStyle w:val="TOC1"/>
-        <w:tabs>
-          <w:tab w:val="right" w:leader="dot" w:pos="8296"/>
-        </w:tabs>
-        <w:ind w:firstLine="402"/>
-        <w:rPr>
-          <w:rFonts w:hint="eastAsia"/>
-          <w:color w:val="0000FF"/>
-          <w:u w:val="single"/>
-        </w:rPr>
-      </w:pPr>
-      <w:hyperlink w:anchor="_系统用例设计" w:history="1">
-        <w:r>
-          <w:rPr>
-            <w:rFonts w:hint="eastAsia"/>
-          </w:rPr>
-          <w:t>4</w:t>
-        </w:r>
-        <w:r>
-          <w:rPr>
-            <w:rFonts w:hint="eastAsia"/>
-          </w:rPr>
-          <w:t>系统用例设计</w:t>
-        </w:r>
-        <w:r>
-          <w:rPr>
-            <w:rFonts w:hint="eastAsia"/>
-          </w:rPr>
-          <w:tab/>
-          <w:t>16</w:t>
-        </w:r>
-      </w:hyperlink>
-    </w:p>
-    <w:p>
-      <w:pPr>
-        <w:pStyle w:val="TOC1"/>
-        <w:tabs>
-          <w:tab w:val="right" w:leader="dot" w:pos="7992"/>
-        </w:tabs>
-        <w:ind w:firstLine="422"/>
-      </w:pPr>
-      <w:r>
-        <w:rPr>
-          <w:rFonts w:ascii="宋体" w:hAnsi="宋体"/>
-          <w:sz w:val="21"/>
-        </w:rPr>
-        <w:t>5. 系统功能需求</w:t>
-      </w:r>
-      <w:r>
-        <w:tab/>
-      </w:r>
-      <w:r>
-        <w:rPr>
-          <w:rFonts w:ascii="宋体" w:hAnsi="宋体"/>
-          <w:sz w:val="21"/>
-        </w:rPr>
-        <w:t>5</w:t>
-      </w:r>
-    </w:p>
-    <w:p>
-      <w:pPr>
-        <w:pStyle w:val="TOC2"/>
-        <w:tabs>
-          <w:tab w:val="right" w:leader="dot" w:pos="7992"/>
-        </w:tabs>
-      </w:pPr>
-      <w:r>
-        <w:rPr>
-          <w:rFonts w:ascii="宋体" w:hAnsi="宋体"/>
-          <w:sz w:val="21"/>
-        </w:rPr>
-        <w:t>5.1 用例描述</w:t>
+        </w:rPr>
+        <w:t>3.1 用户界面</w:t>
       </w:r>
       <w:r>
         <w:rPr>
@@ -810,21 +354,166 @@
     </w:p>
     <w:p>
       <w:pPr>
+        <w:pStyle w:val="TOC1"/>
+        <w:tabs>
+          <w:tab w:val="right" w:leader="dot" w:pos="7992"/>
+        </w:tabs>
+        <w:ind w:firstLine="422"/>
+      </w:pPr>
+      <w:r>
+        <w:rPr>
+          <w:rFonts w:ascii="宋体" w:hAnsi="宋体"/>
+          <w:sz w:val="21"/>
+        </w:rPr>
+        <w:t>4.系统用例分析</w:t>
+      </w:r>
+      <w:r>
+        <w:rPr>
+          <w:sz w:val="21"/>
+        </w:rPr>
+        <w:tab/>
+      </w:r>
+      <w:r>
+        <w:rPr>
+          <w:rFonts w:ascii="宋体" w:hAnsi="宋体"/>
+          <w:sz w:val="21"/>
+        </w:rPr>
+        <w:t>7</w:t>
+      </w:r>
+    </w:p>
+    <w:p>
+      <w:pPr>
         <w:pStyle w:val="TOC2"/>
         <w:tabs>
           <w:tab w:val="right" w:leader="dot" w:pos="7992"/>
-          <w:tab w:val="right" w:pos="8309"/>
-        </w:tabs>
+        </w:tabs>
+      </w:pPr>
+      <w:r>
         <w:rPr>
           <w:rFonts w:ascii="宋体" w:hAnsi="宋体"/>
           <w:sz w:val="21"/>
         </w:rPr>
-      </w:pPr>
+        <w:t>4.1贷款用户</w:t>
+      </w:r>
       <w:r>
         <w:rPr>
           <w:rFonts w:ascii="宋体" w:hAnsi="宋体"/>
           <w:sz w:val="21"/>
         </w:rPr>
+        <w:tab/>
+        <w:t>8</w:t>
+      </w:r>
+    </w:p>
+    <w:p>
+      <w:pPr>
+        <w:pStyle w:val="TOC2"/>
+        <w:tabs>
+          <w:tab w:val="right" w:leader="dot" w:pos="7992"/>
+        </w:tabs>
+      </w:pPr>
+      <w:r>
+        <w:rPr>
+          <w:rFonts w:ascii="宋体" w:hAnsi="宋体"/>
+          <w:sz w:val="21"/>
+        </w:rPr>
+        <w:t>4.2贷款审核员</w:t>
+      </w:r>
+      <w:r>
+        <w:rPr>
+          <w:rFonts w:ascii="宋体" w:hAnsi="宋体"/>
+          <w:sz w:val="21"/>
+        </w:rPr>
+        <w:tab/>
+        <w:t>9</w:t>
+      </w:r>
+    </w:p>
+    <w:p>
+      <w:pPr>
+        <w:pStyle w:val="TOC2"/>
+        <w:tabs>
+          <w:tab w:val="right" w:leader="dot" w:pos="7992"/>
+        </w:tabs>
+      </w:pPr>
+      <w:r>
+        <w:rPr>
+          <w:rFonts w:ascii="宋体" w:hAnsi="宋体"/>
+          <w:sz w:val="21"/>
+        </w:rPr>
+        <w:t>4.3系统</w:t>
+      </w:r>
+      <w:r>
+        <w:rPr>
+          <w:rFonts w:ascii="宋体" w:hAnsi="宋体"/>
+          <w:sz w:val="21"/>
+        </w:rPr>
+        <w:tab/>
+        <w:t>10</w:t>
+      </w:r>
+    </w:p>
+    <w:p>
+      <w:pPr>
+        <w:pStyle w:val="TOC1"/>
+        <w:tabs>
+          <w:tab w:val="right" w:leader="dot" w:pos="7992"/>
+        </w:tabs>
+        <w:ind w:firstLine="422"/>
+      </w:pPr>
+      <w:r>
+        <w:rPr>
+          <w:rFonts w:ascii="宋体" w:hAnsi="宋体"/>
+          <w:sz w:val="21"/>
+        </w:rPr>
+        <w:t>5. 系统功能需求</w:t>
+      </w:r>
+      <w:r>
+        <w:rPr>
+          <w:sz w:val="21"/>
+        </w:rPr>
+        <w:tab/>
+      </w:r>
+      <w:r>
+        <w:rPr>
+          <w:rFonts w:ascii="宋体" w:hAnsi="宋体"/>
+          <w:sz w:val="21"/>
+        </w:rPr>
+        <w:t>11</w:t>
+      </w:r>
+    </w:p>
+    <w:p>
+      <w:pPr>
+        <w:pStyle w:val="TOC2"/>
+        <w:tabs>
+          <w:tab w:val="right" w:leader="dot" w:pos="7992"/>
+        </w:tabs>
+      </w:pPr>
+      <w:r>
+        <w:rPr>
+          <w:rFonts w:ascii="宋体" w:hAnsi="宋体"/>
+          <w:sz w:val="21"/>
+        </w:rPr>
+        <w:t>5.1 用例描述</w:t>
+      </w:r>
+      <w:r>
+        <w:rPr>
+          <w:rFonts w:ascii="宋体" w:hAnsi="宋体"/>
+          <w:sz w:val="21"/>
+        </w:rPr>
+        <w:tab/>
+        <w:t>11</w:t>
+      </w:r>
+    </w:p>
+    <w:p>
+      <w:pPr>
+        <w:pStyle w:val="TOC2"/>
+        <w:tabs>
+          <w:tab w:val="right" w:leader="dot" w:pos="7992"/>
+        </w:tabs>
+      </w:pPr>
+      <w:r>
+        <w:rPr>
+          <w:rFonts w:ascii="宋体" w:hAnsi="宋体"/>
+          <w:sz w:val="21"/>
+        </w:rPr>
         <w:t>5.2 用例业务流程描述</w:t>
       </w:r>
       <w:r>
@@ -833,58 +522,10 @@
           <w:sz w:val="21"/>
         </w:rPr>
         <w:tab/>
-      </w:r>
-      <w:r>
-        <w:rPr>
-          <w:rFonts w:ascii="宋体" w:hAnsi="宋体"/>
-          <w:sz w:val="21"/>
-        </w:rPr>
-        <w:t>10</w:t>
-      </w:r>
-      <w:r>
-        <w:rPr>
-          <w:rFonts w:ascii="宋体" w:hAnsi="宋体" w:hint="eastAsia"/>
-          <w:sz w:val="21"/>
-        </w:rPr>
-        <w:tab/>
-      </w:r>
-    </w:p>
-    <w:p>
-      <w:pPr>
-        <w:pStyle w:val="TOC1"/>
-        <w:tabs>
-          <w:tab w:val="right" w:leader="dot" w:pos="8296"/>
-        </w:tabs>
-        <w:ind w:firstLine="402"/>
-      </w:pPr>
-      <w:hyperlink w:anchor="_Toc127799085" w:history="1">
-        <w:r>
-          <w:rPr>
-            <w:rFonts w:hint="eastAsia"/>
-          </w:rPr>
-          <w:t xml:space="preserve">6. </w:t>
-        </w:r>
-        <w:r>
-          <w:rPr>
-            <w:rFonts w:hint="eastAsia"/>
-          </w:rPr>
-          <w:t>可拓展功能</w:t>
-        </w:r>
-        <w:r>
-          <w:tab/>
-        </w:r>
-        <w:r>
-          <w:rPr>
-            <w:rFonts w:hint="eastAsia"/>
-          </w:rPr>
-          <w:t>2</w:t>
-        </w:r>
-      </w:hyperlink>
-      <w:r>
-        <w:rPr>
-          <w:rFonts w:hint="eastAsia"/>
-        </w:rPr>
-        <w:t>2</w:t>
+        <w:t>15</w:t>
+      </w:r>
+      <w:r>
+        <w:fldChar w:fldCharType="end"/>
       </w:r>
     </w:p>
     <w:p>
@@ -973,7 +614,7 @@
           <w:rFonts w:ascii="宋体" w:eastAsia="宋体" w:hAnsi="宋体"/>
           <w:b/>
         </w:rPr>
-        <w:t>项目风险</w:t>
+        <w:t>1.2 项目风险</w:t>
       </w:r>
     </w:p>
     <w:p>
@@ -1056,7 +697,7 @@
           <w:rFonts w:ascii="宋体" w:eastAsia="宋体" w:hAnsi="宋体"/>
           <w:b/>
         </w:rPr>
-        <w:t>文档约定</w:t>
+        <w:t>1.3 文档约定</w:t>
       </w:r>
     </w:p>
     <w:p>
@@ -1147,7 +788,7 @@
           <w:rFonts w:ascii="宋体" w:eastAsia="宋体" w:hAnsi="宋体"/>
           <w:b/>
         </w:rPr>
-        <w:t>预期读者和阅读建议</w:t>
+        <w:t>1.4 预期读者和阅读建议</w:t>
       </w:r>
     </w:p>
     <w:p>
@@ -2182,6 +1823,291 @@
           <w:rFonts w:ascii="宋体" w:hAnsi="宋体"/>
         </w:rPr>
         <w:t>模型服务和数据融合服务应能够以独立模块部署，并通过版本化接口与业务服务通信。系统应允许在不改变用户端和审批流程的情况下替换评分模型、增加数据源或调整风险规则。</w:t>
+      </w:r>
+    </w:p>
+    <w:p>
+      <w:pPr>
+        <w:pStyle w:val="ReportHeading1"/>
+      </w:pPr>
+      <w:r>
+        <w:rPr>
+          <w:rFonts w:ascii="宋体" w:hAnsi="宋体"/>
+        </w:rPr>
+        <w:t>3. 外部接口需求</w:t>
+      </w:r>
+    </w:p>
+    <w:p>
+      <w:pPr>
+        <w:pStyle w:val="20"/>
+      </w:pPr>
+      <w:r>
+        <w:rPr>
+          <w:rFonts w:ascii="宋体" w:hAnsi="宋体"/>
+        </w:rPr>
+        <w:t>系统的外部接口分为两类：一类是面向使用者的用户界面接口，另一类是系统与外部系统或服务之间的数据与服务接口，包括实名认证服务、支付服务、短信或站内消息通知、第三方或公开信用数据源、文件或对象存储以及风控模型服务。本节描述用户界面接口，上述数据与服务接口的调用时机、输入输出和异常处理在 5.1 用例描述中结合相关用例说明。</w:t>
+      </w:r>
+    </w:p>
+    <w:p>
+      <w:pPr>
+        <w:pStyle w:val="ReportHeading2"/>
+      </w:pPr>
+      <w:r>
+        <w:rPr>
+          <w:rFonts w:ascii="宋体" w:eastAsia="宋体" w:hAnsi="宋体"/>
+          <w:b/>
+        </w:rPr>
+        <w:t>3.1 用户界面</w:t>
+      </w:r>
+    </w:p>
+    <w:p>
+      <w:pPr>
+        <w:pStyle w:val="20"/>
+      </w:pPr>
+      <w:r>
+        <w:rPr>
+          <w:rFonts w:ascii="宋体" w:hAnsi="宋体"/>
+        </w:rPr>
+        <w:t>系统提供网页端界面，使用者无需安装客户端即可通过浏览器访问。界面按使用者身份分为两类：个人贷款用户使用的前台界面，以及风控审核人员使用的后台界面，二者共用同一套注册与登录入口。前台界面围绕注册登录、实名认证、贷款申请、合同签订、进度查询和还款组织；后台界面围绕贷款人信息查询、待审核贷款处理、人工审批和审核记录查询组织。本节以文字说明各页面的入口、主要元素和操作结果，不给出原型图，实际开发成品在布局和控件样式上可能与本节描述略有出入。</w:t>
+      </w:r>
+    </w:p>
+    <w:p>
+      <w:pPr>
+        <w:pStyle w:val="ReportHeading3"/>
+      </w:pPr>
+      <w:r>
+        <w:rPr>
+          <w:rFonts w:ascii="宋体" w:hAnsi="宋体"/>
+          <w:b/>
+          <w:sz w:val="22"/>
+        </w:rPr>
+        <w:t>3.1.1 注册与登录页</w:t>
+      </w:r>
+    </w:p>
+    <w:p>
+      <w:pPr>
+        <w:pStyle w:val="20"/>
+      </w:pPr>
+      <w:r>
+        <w:rPr>
+          <w:rFonts w:ascii="宋体" w:hAnsi="宋体"/>
+        </w:rPr>
+        <w:t>入口：浏览器访问平台首页。页面提供注册与登录两项操作。注册时用户填写手机号、昵称和账号密码，系统校验手机号格式与密码强度，并发送验证码完成校验；注册成功后账号与手机号绑定，作为后续实名认证和贷款业务的账户基础。登录时页面提供【贷款人登录】和【审核员登录】两个入口，系统按账号身份进入对应界面：个人贷款用户进入前台首页，风控审核人员进入后台首页。手机号未注册、密码错误或验证码失效时，页面给出对应提示；同一账号连续多次登录失败时，系统在短时间内限制其登录尝试。</w:t>
+      </w:r>
+    </w:p>
+    <w:p>
+      <w:pPr>
+        <w:pStyle w:val="ReportHeading3"/>
+      </w:pPr>
+      <w:r>
+        <w:rPr>
+          <w:rFonts w:ascii="宋体" w:hAnsi="宋体"/>
+          <w:b/>
+          <w:sz w:val="22"/>
+        </w:rPr>
+        <w:t>3.1.2 实名认证页</w:t>
+      </w:r>
+    </w:p>
+    <w:p>
+      <w:pPr>
+        <w:pStyle w:val="20"/>
+      </w:pPr>
+      <w:r>
+        <w:rPr>
+          <w:rFonts w:ascii="宋体" w:hAnsi="宋体"/>
+        </w:rPr>
+        <w:t>入口：个人中心—实名认证。页面提供真实姓名、身份证号、银行卡号等填写项，银行卡支持添加多张并指定默认卡。用户提交后，系统调用实名认证服务核验姓名与证件号码的一致性，并校验银行卡与本人身份的关系。认证通过后页面显示认证状态与认证时间，账户与身份信息完成绑定，此后贷款申请、合同签订和还款均在该实名账户下进行；认证未通过时页面说明失败原因，允许用户修改资料后重新提交。用户未完成实名认证时，贷款申请入口保持不可用，页面提示需要先完成实名认证。</w:t>
+      </w:r>
+    </w:p>
+    <w:p>
+      <w:pPr>
+        <w:pStyle w:val="ReportHeading3"/>
+      </w:pPr>
+      <w:r>
+        <w:rPr>
+          <w:rFonts w:ascii="宋体" w:hAnsi="宋体"/>
+          <w:b/>
+          <w:sz w:val="22"/>
+        </w:rPr>
+        <w:t>3.1.3 贷款申请页</w:t>
+      </w:r>
+    </w:p>
+    <w:p>
+      <w:pPr>
+        <w:pStyle w:val="20"/>
+      </w:pPr>
+      <w:r>
+        <w:rPr>
+          <w:rFonts w:ascii="宋体" w:hAnsi="宋体"/>
+        </w:rPr>
+        <w:t>入口：申请贷款。页面首先展示可申请的贷款产品及其额度范围、可选期限和利率或费用说明；用户选择产品后填写申请额度、贷款期限和借款用途等必要信息。填写过程中页面实时计算并展示预期贷款利息与还款节奏，包括还款方式、每期应还金额和还款日安排，便于用户判断还款压力。用户确认信息并完成必要的数据授权后提交申请，系统校验必填项、取值范围和申请资格，生成申请单号并将申请状态置为“待风控评估”。字段缺失或格式不正确时，页面定位到具体字段并阻止提交；同一用户存在未完成的同类申请时，页面提示已有申请及其状态，避免重复提交。</w:t>
+      </w:r>
+    </w:p>
+    <w:p>
+      <w:pPr>
+        <w:pStyle w:val="ReportHeading3"/>
+      </w:pPr>
+      <w:r>
+        <w:rPr>
+          <w:rFonts w:ascii="宋体" w:hAnsi="宋体"/>
+          <w:b/>
+          <w:sz w:val="22"/>
+        </w:rPr>
+        <w:t>3.1.4 电子合同签订页</w:t>
+      </w:r>
+    </w:p>
+    <w:p>
+      <w:pPr>
+        <w:pStyle w:val="20"/>
+      </w:pPr>
+      <w:r>
+        <w:rPr>
+          <w:rFonts w:ascii="宋体" w:hAnsi="宋体"/>
+        </w:rPr>
+        <w:t>入口：我的贷款—待签订合同。页面以电子文本形式展示借款合同或协议全文，并提供关键条款摘要，包括授信额度、期限、利率或费用、还款方式、逾期处理和个人信息使用范围。用户阅读并确认后完成签字盖章手续，签字方式可采用页面手写签名或上传签名图片，具体实现方式在开发阶段确定。系统校验合同版本与审批结果一致后保存签署记录并进入放款环节；用户未完成签署时页面不允许进入放款流程，审批结果与合同内容不一致时页面给出提示并要求重新确认。</w:t>
+      </w:r>
+    </w:p>
+    <w:p>
+      <w:pPr>
+        <w:pStyle w:val="ReportHeading3"/>
+      </w:pPr>
+      <w:r>
+        <w:rPr>
+          <w:rFonts w:ascii="宋体" w:hAnsi="宋体"/>
+          <w:b/>
+          <w:sz w:val="22"/>
+        </w:rPr>
+        <w:t>3.1.5 贷款进度查询页</w:t>
+      </w:r>
+    </w:p>
+    <w:p>
+      <w:pPr>
+        <w:pStyle w:val="20"/>
+      </w:pPr>
+      <w:r>
+        <w:rPr>
+          <w:rFonts w:ascii="宋体" w:hAnsi="宋体"/>
+        </w:rPr>
+        <w:t>入口：我的贷款。页面按环节展示当前申请的处理进度，包括提交身份认证资料、提交贷款申请、身份资料核验与评估、签订贷款合同、贷款发放、贷中和贷款完成，并标注各环节的完成时间与处理结果。用户可以查看审批结论、授信额度、期限和还款计划。环节状态变化时页面同步更新；审批未通过时页面展示结论和主要影响因素；材料不足被退回时，页面列出需要补充的项目和重新提交入口。</w:t>
+      </w:r>
+    </w:p>
+    <w:p>
+      <w:pPr>
+        <w:pStyle w:val="ReportHeading3"/>
+      </w:pPr>
+      <w:r>
+        <w:rPr>
+          <w:rFonts w:ascii="宋体" w:hAnsi="宋体"/>
+          <w:b/>
+          <w:sz w:val="22"/>
+        </w:rPr>
+        <w:t>3.1.6 还款与结清页</w:t>
+      </w:r>
+    </w:p>
+    <w:p>
+      <w:pPr>
+        <w:pStyle w:val="20"/>
+      </w:pPr>
+      <w:r>
+        <w:rPr>
+          <w:rFonts w:ascii="宋体" w:hAnsi="宋体"/>
+        </w:rPr>
+        <w:t>入口：我的贷款—还款。页面展示应还本金、利息、费用、还款日和已还金额，并按期列出账单与历史还款记录。用户选择当期账单或提前还款金额后提交支付，系统调用支付服务并返回结果：支付成功后页面更新账单状态和贷款余额；支付失败时页面说明失败原因并允许重试，且不将账单标记为已还。临近还款日时页面显示还款提醒。全部账单结清后页面显示结清状态，涉及抵押凭证或抵押物的按业务规则提示后续手续；提前还款按拓展功能处理，功能未上线前页面给出说明。</w:t>
+      </w:r>
+    </w:p>
+    <w:p>
+      <w:pPr>
+        <w:pStyle w:val="ReportHeading3"/>
+      </w:pPr>
+      <w:r>
+        <w:rPr>
+          <w:rFonts w:ascii="宋体" w:hAnsi="宋体"/>
+          <w:b/>
+          <w:sz w:val="22"/>
+        </w:rPr>
+        <w:t>3.1.7 帮助与贷款规则页</w:t>
+      </w:r>
+    </w:p>
+    <w:p>
+      <w:pPr>
+        <w:pStyle w:val="20"/>
+      </w:pPr>
+      <w:r>
+        <w:rPr>
+          <w:rFonts w:ascii="宋体" w:hAnsi="宋体"/>
+        </w:rPr>
+        <w:t>入口：帮助中心。页面提供在线人工客服或智能客服入口，并展示平台热线电话，用户可就申请进度、还款和账户问题发起咨询。页面同时提供《用户须知》和《平台贷款规则》等文档的在线查阅，内容说明申请条件、费用计收方式、还款规则、逾期处理办法和个人信息使用方式。咨询会话与常见问题解答在同一页面展示，用户可以查看历史提问和答复记录。</w:t>
+      </w:r>
+    </w:p>
+    <w:p>
+      <w:pPr>
+        <w:pStyle w:val="ReportHeading3"/>
+      </w:pPr>
+      <w:r>
+        <w:rPr>
+          <w:rFonts w:ascii="宋体" w:hAnsi="宋体"/>
+          <w:b/>
+          <w:sz w:val="22"/>
+        </w:rPr>
+        <w:t>3.1.8 贷款人信息查询页</w:t>
+      </w:r>
+    </w:p>
+    <w:p>
+      <w:pPr>
+        <w:pStyle w:val="20"/>
+      </w:pPr>
+      <w:r>
+        <w:rPr>
+          <w:rFonts w:ascii="宋体" w:hAnsi="宋体"/>
+        </w:rPr>
+        <w:t>入口：风控审核人员登录后—贷款人查询。页面支持按姓名或身份证号检索贷款人，检索结果列出匹配的贷款人及其业务进度。选中某个贷款人后，页面呈现其基本资料、实名认证结果、申请资料、多数据源融合后的数据来源摘要、风控模型的评估结果和当前所处的业务环节。身份证号、银行卡号等敏感字段默认以掩码显示，风控审核人员按权限查看完整信息，查看行为记入审计日志。查询条件为空或未匹配到记录时，页面给出相应提示。</w:t>
+      </w:r>
+    </w:p>
+    <w:p>
+      <w:pPr>
+        <w:pStyle w:val="ReportHeading3"/>
+      </w:pPr>
+      <w:r>
+        <w:rPr>
+          <w:rFonts w:ascii="宋体" w:hAnsi="宋体"/>
+          <w:b/>
+          <w:sz w:val="22"/>
+        </w:rPr>
+        <w:t>3.1.9 待审核贷款与人工审批页</w:t>
+      </w:r>
+    </w:p>
+    <w:p>
+      <w:pPr>
+        <w:pStyle w:val="20"/>
+      </w:pPr>
+      <w:r>
+        <w:rPr>
+          <w:rFonts w:ascii="宋体" w:hAnsi="宋体"/>
+        </w:rPr>
+        <w:t>入口：风控审核人员登录后—待审核贷款。页面展示待处理申请列表，并逐项呈现贷款信息（额度、期限、用途）、贷款人信息、数据来源摘要、信用评分、风险等级、规则命中原因和系统给出的处理建议。审核人员核对材料后选择批准、拒绝或退回补充资料，并填写人工意见和补充核验记录；必填意见为空或未查看风险解释时页面不允许提交。提交后系统生成审批结果、授信额度、期限和还款计划并更新申请状态，审批结论、审核人员和操作时间一并保存以便追溯。</w:t>
+      </w:r>
+    </w:p>
+    <w:p>
+      <w:pPr>
+        <w:pStyle w:val="ReportHeading3"/>
+      </w:pPr>
+      <w:r>
+        <w:rPr>
+          <w:rFonts w:ascii="宋体" w:hAnsi="宋体"/>
+          <w:b/>
+          <w:sz w:val="22"/>
+        </w:rPr>
+        <w:t>3.1.10 审核记录查询页</w:t>
+      </w:r>
+    </w:p>
+    <w:p>
+      <w:pPr>
+        <w:pStyle w:val="20"/>
+      </w:pPr>
+      <w:r>
+        <w:rPr>
+          <w:rFonts w:ascii="宋体" w:hAnsi="宋体"/>
+        </w:rPr>
+        <w:t>入口：风控审核人员登录后—审核记录。页面支持按时间范围、审核人员和审批结论等条件查询已处理的申请，列表展示申请单号、贷款人、申请额度、风险等级、审批结论、人工意见和处理时间。审核人员可进一步查看单笔申请的完整操作链路，包括各环节的处理人、处理时间和状态变化，用于复核、统计和审计；查询结果支持导出，导出操作同样记入审计日志。</w:t>
       </w:r>
     </w:p>
     <w:p>
@@ -2556,8 +2482,7 @@
         <w:rPr>
           <w:rFonts w:ascii="宋体" w:hAnsi="宋体"/>
         </w:rPr>
-        <w:lastRenderedPageBreak/>
-        <w:t>管理端用户在贷后审核与管理环节查询贷款人信息和业务进度，系统调用风控模型完成风险评估并保存评估结果，管理员查看贷款人信息和风险评估结果后提交人工批审结果，系统更新申请状态并保存批审记录。</w:t>
+        <w:t>管理端用户在审核与管理环节查询贷款人信息和业务进度，系统调用风控模型完成风险评估并保存评估结果，管理员查看贷款人信息和风险评估结果后提交人工批审结果，系统更新申请状态并保存批审记录。</w:t>
       </w:r>
     </w:p>
     <w:p>

--- a/多数据源融合的互联网个人贷款风控系统软件需求分析报告.docx
+++ b/多数据源融合的互联网个人贷款风控系统软件需求分析报告.docx
@@ -1,6 +1,6 @@
 
 <file path=word/document.xml><?xml version="1.0" encoding="utf-8"?>
-<w:document xmlns:wpc="http://schemas.microsoft.com/office/word/2010/wordprocessingCanvas" xmlns:cx="http://schemas.microsoft.com/office/drawing/2014/chartex" xmlns:cx1="http://schemas.microsoft.com/office/drawing/2015/9/8/chartex" xmlns:cx2="http://schemas.microsoft.com/office/drawing/2015/10/21/chartex" xmlns:cx3="http://schemas.microsoft.com/office/drawing/2016/5/9/chartex" xmlns:cx4="http://schemas.microsoft.com/office/drawing/2016/5/10/chartex" xmlns:cx5="http://schemas.microsoft.com/office/drawing/2016/5/11/chartex" xmlns:cx6="http://schemas.microsoft.com/office/drawing/2016/5/12/chartex" xmlns:cx7="http://schemas.microsoft.com/office/drawing/2016/5/13/chartex" xmlns:cx8="http://schemas.microsoft.com/office/drawing/2016/5/14/chartex" xmlns:mc="http://schemas.openxmlformats.org/markup-compatibility/2006" xmlns:aink="http://schemas.microsoft.com/office/drawing/2016/ink" xmlns:am3d="http://schemas.microsoft.com/office/drawing/2017/model3d" xmlns:o="urn:schemas-microsoft-com:office:office" xmlns:oel="http://schemas.microsoft.com/office/2019/extlst" xmlns:r="http://schemas.openxmlformats.org/officeDocument/2006/relationships" xmlns:m="http://schemas.openxmlformats.org/officeDocument/2006/math" xmlns:v="urn:schemas-microsoft-com:vml" xmlns:wp14="http://schemas.microsoft.com/office/word/2010/wordprocessingDrawing" xmlns:wp="http://schemas.openxmlformats.org/drawingml/2006/wordprocessingDrawing" xmlns:w10="urn:schemas-microsoft-com:office:word" xmlns:w="http://schemas.openxmlformats.org/wordprocessingml/2006/main" xmlns:w14="http://schemas.microsoft.com/office/word/2010/wordml" xmlns:w15="http://schemas.microsoft.com/office/word/2012/wordml" xmlns:w16cex="http://schemas.microsoft.com/office/word/2018/wordml/cex" xmlns:w16cid="http://schemas.microsoft.com/office/word/2016/wordml/cid" xmlns:w16="http://schemas.microsoft.com/office/word/2018/wordml" xmlns:w16du="http://schemas.microsoft.com/office/word/2023/wordml/word16du" xmlns:w16sdtdh="http://schemas.microsoft.com/office/word/2020/wordml/sdtdatahash" xmlns:w16sdtfl="http://schemas.microsoft.com/office/word/2024/wordml/sdtformatlock" xmlns:w16se="http://schemas.microsoft.com/office/word/2015/wordml/symex" xmlns:wpg="http://schemas.microsoft.com/office/word/2010/wordprocessingGroup" xmlns:wpi="http://schemas.microsoft.com/office/word/2010/wordprocessingInk" xmlns:wne="http://schemas.microsoft.com/office/word/2006/wordml" xmlns:wps="http://schemas.microsoft.com/office/word/2010/wordprocessingShape" mc:Ignorable="w14 w15 w16se w16cid w16 w16cex w16sdtdh w16sdtfl w16du wp14">
+<w:document xmlns:wpc="http://schemas.microsoft.com/office/word/2010/wordprocessingCanvas" xmlns:cx="http://schemas.microsoft.com/office/drawing/2014/chartex" xmlns:cx1="http://schemas.microsoft.com/office/drawing/2015/9/8/chartex" xmlns:cx2="http://schemas.microsoft.com/office/drawing/2015/10/21/chartex" xmlns:cx3="http://schemas.microsoft.com/office/drawing/2016/5/9/chartex" xmlns:cx4="http://schemas.microsoft.com/office/drawing/2016/5/10/chartex" xmlns:cx5="http://schemas.microsoft.com/office/drawing/2016/5/11/chartex" xmlns:cx6="http://schemas.microsoft.com/office/drawing/2016/5/12/chartex" xmlns:cx7="http://schemas.microsoft.com/office/drawing/2016/5/13/chartex" xmlns:cx8="http://schemas.microsoft.com/office/drawing/2016/5/14/chartex" xmlns:mc="http://schemas.openxmlformats.org/markup-compatibility/2006" xmlns:aink="http://schemas.microsoft.com/office/drawing/2016/ink" xmlns:am3d="http://schemas.microsoft.com/office/drawing/2017/model3d" xmlns:o="urn:schemas-microsoft-com:office:office" xmlns:oel="http://schemas.microsoft.com/office/2019/extlst" xmlns:r="http://schemas.openxmlformats.org/officeDocument/2006/relationships" xmlns:m="http://schemas.openxmlformats.org/officeDocument/2006/math" xmlns:v="urn:schemas-microsoft-com:vml" xmlns:wp14="http://schemas.microsoft.com/office/word/2010/wordprocessingDrawing" xmlns:wp="http://schemas.openxmlformats.org/drawingml/2006/wordprocessingDrawing" xmlns:w10="urn:schemas-microsoft-com:office:word" xmlns:w="http://schemas.openxmlformats.org/wordprocessingml/2006/main" xmlns:w14="http://schemas.microsoft.com/office/word/2010/wordml" xmlns:w15="http://schemas.microsoft.com/office/word/2012/wordml" xmlns:w16cex="http://schemas.microsoft.com/office/word/2018/wordml/cex" xmlns:w16cid="http://schemas.microsoft.com/office/word/2016/wordml/cid" xmlns:w16="http://schemas.microsoft.com/office/word/2018/wordml" xmlns:w16sdtdh="http://schemas.microsoft.com/office/word/2020/wordml/sdtdatahash" xmlns:w16se="http://schemas.microsoft.com/office/word/2015/wordml/symex" xmlns:wpg="http://schemas.microsoft.com/office/word/2010/wordprocessingGroup" xmlns:wpi="http://schemas.microsoft.com/office/word/2010/wordprocessingInk" xmlns:wne="http://schemas.microsoft.com/office/word/2006/wordml" xmlns:wps="http://schemas.microsoft.com/office/word/2010/wordprocessingShape" mc:Ignorable="w14 w15 w16se w16cid w16 w16cex w16sdtdh wp14">
   <w:body>
     <w:p>
       <w:pPr>
@@ -14,28 +14,29 @@
           <w:rFonts w:ascii="宋体" w:hAnsi="宋体"/>
           <w:sz w:val="32"/>
         </w:rPr>
-        <w:t xml:space="preserve">附录 </w:t>
+        <w:t>附录 A  软件需求分析报告文档</w:t>
       </w:r>
-      <w:proofErr w:type="gramStart"/>
-      <w:r>
-        <w:rPr>
-          <w:rFonts w:ascii="宋体" w:hAnsi="宋体"/>
-          <w:sz w:val="32"/>
-        </w:rPr>
-        <w:t>A  软件需求分析报告文档</w:t>
-      </w:r>
-      <w:proofErr w:type="gramEnd"/>
     </w:p>
     <w:p>
       <w:pPr>
         <w:pStyle w:val="TOC1"/>
         <w:tabs>
-          <w:tab w:val="right" w:leader="dot" w:pos="7992"/>
-        </w:tabs>
-        <w:ind w:firstLine="422"/>
+          <w:tab w:val="right" w:leader="dot" w:pos="8299"/>
+        </w:tabs>
+        <w:ind w:firstLine="402"/>
+        <w:rPr>
+          <w:rFonts w:asciiTheme="minorHAnsi" w:eastAsiaTheme="minorEastAsia" w:hAnsiTheme="minorHAnsi" w:cstheme="minorBidi" w:hint="eastAsia"/>
+          <w:b w:val="0"/>
+          <w:bCs w:val="0"/>
+          <w:caps w:val="0"/>
+          <w:noProof/>
+          <w:sz w:val="22"/>
+          <w:szCs w:val="24"/>
+          <w14:ligatures w14:val="standardContextual"/>
+        </w:rPr>
       </w:pPr>
       <w:r>
-        <w:fldChar w:fldCharType="begin" w:dirty="true"/>
+        <w:fldChar w:fldCharType="begin"/>
       </w:r>
       <w:r>
         <w:instrText xml:space="preserve"> TOC \o "1-2" \h \z \u </w:instrText>
@@ -43,498 +44,2011 @@
       <w:r>
         <w:fldChar w:fldCharType="separate"/>
       </w:r>
-      <w:r>
-        <w:rPr>
-          <w:rFonts w:ascii="宋体" w:hAnsi="宋体"/>
-          <w:sz w:val="21"/>
-        </w:rPr>
-        <w:t>1. 引言</w:t>
-      </w:r>
-      <w:r>
-        <w:rPr>
-          <w:sz w:val="21"/>
-        </w:rPr>
-        <w:tab/>
-      </w:r>
-      <w:r>
-        <w:rPr>
-          <w:rFonts w:ascii="宋体" w:hAnsi="宋体"/>
-          <w:sz w:val="21"/>
-        </w:rPr>
-        <w:t>2</w:t>
-      </w:r>
+      <w:hyperlink w:anchor="_Toc242702085" w:history="1">
+        <w:r>
+          <w:rPr>
+            <w:rStyle w:val="af9"/>
+            <w:rFonts w:ascii="宋体" w:hAnsi="宋体" w:hint="eastAsia"/>
+            <w:noProof/>
+          </w:rPr>
+          <w:t>1. 引言</w:t>
+        </w:r>
+        <w:r>
+          <w:rPr>
+            <w:rFonts w:hint="eastAsia"/>
+            <w:noProof/>
+            <w:webHidden/>
+          </w:rPr>
+          <w:tab/>
+        </w:r>
+        <w:r>
+          <w:rPr>
+            <w:rFonts w:hint="eastAsia"/>
+            <w:noProof/>
+            <w:webHidden/>
+          </w:rPr>
+          <w:fldChar w:fldCharType="begin"/>
+        </w:r>
+        <w:r>
+          <w:rPr>
+            <w:rFonts w:hint="eastAsia"/>
+            <w:noProof/>
+            <w:webHidden/>
+          </w:rPr>
+          <w:instrText xml:space="preserve"> </w:instrText>
+        </w:r>
+        <w:r>
+          <w:rPr>
+            <w:noProof/>
+            <w:webHidden/>
+          </w:rPr>
+          <w:instrText>PAGEREF _Toc242702085 \h</w:instrText>
+        </w:r>
+        <w:r>
+          <w:rPr>
+            <w:rFonts w:hint="eastAsia"/>
+            <w:noProof/>
+            <w:webHidden/>
+          </w:rPr>
+          <w:instrText xml:space="preserve"> </w:instrText>
+        </w:r>
+        <w:r>
+          <w:rPr>
+            <w:rFonts w:hint="eastAsia"/>
+            <w:noProof/>
+            <w:webHidden/>
+          </w:rPr>
+        </w:r>
+        <w:r>
+          <w:rPr>
+            <w:noProof/>
+            <w:webHidden/>
+          </w:rPr>
+          <w:fldChar w:fldCharType="separate"/>
+        </w:r>
+        <w:r>
+          <w:rPr>
+            <w:noProof/>
+            <w:webHidden/>
+          </w:rPr>
+          <w:t>2</w:t>
+        </w:r>
+        <w:r>
+          <w:rPr>
+            <w:rFonts w:hint="eastAsia"/>
+            <w:noProof/>
+            <w:webHidden/>
+          </w:rPr>
+          <w:fldChar w:fldCharType="end"/>
+        </w:r>
+      </w:hyperlink>
     </w:p>
     <w:p>
       <w:pPr>
         <w:pStyle w:val="TOC2"/>
         <w:tabs>
-          <w:tab w:val="right" w:leader="dot" w:pos="7992"/>
-        </w:tabs>
-      </w:pPr>
-      <w:r>
-        <w:rPr>
-          <w:rFonts w:ascii="宋体" w:hAnsi="宋体"/>
-          <w:sz w:val="21"/>
-        </w:rPr>
-        <w:t>1.1 编写目的</w:t>
-      </w:r>
-      <w:r>
-        <w:rPr>
-          <w:rFonts w:ascii="宋体" w:hAnsi="宋体"/>
-          <w:sz w:val="21"/>
-        </w:rPr>
-        <w:tab/>
-        <w:t>2</w:t>
-      </w:r>
+          <w:tab w:val="right" w:leader="dot" w:pos="8299"/>
+        </w:tabs>
+        <w:ind w:firstLine="400"/>
+        <w:rPr>
+          <w:rFonts w:asciiTheme="minorHAnsi" w:eastAsiaTheme="minorEastAsia" w:hAnsiTheme="minorHAnsi" w:cstheme="minorBidi" w:hint="eastAsia"/>
+          <w:smallCaps w:val="0"/>
+          <w:noProof/>
+          <w:sz w:val="22"/>
+          <w:szCs w:val="24"/>
+          <w14:ligatures w14:val="standardContextual"/>
+        </w:rPr>
+      </w:pPr>
+      <w:hyperlink w:anchor="_Toc242702086" w:history="1">
+        <w:r>
+          <w:rPr>
+            <w:rStyle w:val="af9"/>
+            <w:rFonts w:ascii="宋体" w:hAnsi="宋体" w:hint="eastAsia"/>
+            <w:b/>
+            <w:noProof/>
+          </w:rPr>
+          <w:t>1.1 编写目的</w:t>
+        </w:r>
+        <w:r>
+          <w:rPr>
+            <w:rFonts w:hint="eastAsia"/>
+            <w:noProof/>
+            <w:webHidden/>
+          </w:rPr>
+          <w:tab/>
+        </w:r>
+        <w:r>
+          <w:rPr>
+            <w:rFonts w:hint="eastAsia"/>
+            <w:noProof/>
+            <w:webHidden/>
+          </w:rPr>
+          <w:fldChar w:fldCharType="begin"/>
+        </w:r>
+        <w:r>
+          <w:rPr>
+            <w:rFonts w:hint="eastAsia"/>
+            <w:noProof/>
+            <w:webHidden/>
+          </w:rPr>
+          <w:instrText xml:space="preserve"> </w:instrText>
+        </w:r>
+        <w:r>
+          <w:rPr>
+            <w:noProof/>
+            <w:webHidden/>
+          </w:rPr>
+          <w:instrText>PAGEREF _Toc242702086 \h</w:instrText>
+        </w:r>
+        <w:r>
+          <w:rPr>
+            <w:rFonts w:hint="eastAsia"/>
+            <w:noProof/>
+            <w:webHidden/>
+          </w:rPr>
+          <w:instrText xml:space="preserve"> </w:instrText>
+        </w:r>
+        <w:r>
+          <w:rPr>
+            <w:rFonts w:hint="eastAsia"/>
+            <w:noProof/>
+            <w:webHidden/>
+          </w:rPr>
+        </w:r>
+        <w:r>
+          <w:rPr>
+            <w:noProof/>
+            <w:webHidden/>
+          </w:rPr>
+          <w:fldChar w:fldCharType="separate"/>
+        </w:r>
+        <w:r>
+          <w:rPr>
+            <w:noProof/>
+            <w:webHidden/>
+          </w:rPr>
+          <w:t>2</w:t>
+        </w:r>
+        <w:r>
+          <w:rPr>
+            <w:rFonts w:hint="eastAsia"/>
+            <w:noProof/>
+            <w:webHidden/>
+          </w:rPr>
+          <w:fldChar w:fldCharType="end"/>
+        </w:r>
+      </w:hyperlink>
     </w:p>
     <w:p>
       <w:pPr>
         <w:pStyle w:val="TOC2"/>
         <w:tabs>
-          <w:tab w:val="right" w:leader="dot" w:pos="7992"/>
-        </w:tabs>
-      </w:pPr>
-      <w:r>
-        <w:rPr>
-          <w:rFonts w:ascii="宋体" w:hAnsi="宋体"/>
-          <w:sz w:val="21"/>
-        </w:rPr>
-        <w:t>1.2 项目风险</w:t>
-      </w:r>
-      <w:r>
-        <w:rPr>
-          <w:rFonts w:ascii="宋体" w:hAnsi="宋体"/>
-          <w:sz w:val="21"/>
-        </w:rPr>
-        <w:tab/>
-        <w:t>2</w:t>
-      </w:r>
+          <w:tab w:val="left" w:pos="1260"/>
+          <w:tab w:val="right" w:leader="dot" w:pos="8299"/>
+        </w:tabs>
+        <w:ind w:firstLine="400"/>
+        <w:rPr>
+          <w:rFonts w:asciiTheme="minorHAnsi" w:eastAsiaTheme="minorEastAsia" w:hAnsiTheme="minorHAnsi" w:cstheme="minorBidi" w:hint="eastAsia"/>
+          <w:smallCaps w:val="0"/>
+          <w:noProof/>
+          <w:sz w:val="22"/>
+          <w:szCs w:val="24"/>
+          <w14:ligatures w14:val="standardContextual"/>
+        </w:rPr>
+      </w:pPr>
+      <w:hyperlink w:anchor="_Toc242702087" w:history="1">
+        <w:r>
+          <w:rPr>
+            <w:rStyle w:val="af9"/>
+            <w:rFonts w:ascii="宋体" w:hAnsi="宋体" w:hint="eastAsia"/>
+            <w:b/>
+            <w:noProof/>
+          </w:rPr>
+          <w:t>1.2</w:t>
+        </w:r>
+        <w:r>
+          <w:rPr>
+            <w:rFonts w:asciiTheme="minorHAnsi" w:eastAsiaTheme="minorEastAsia" w:hAnsiTheme="minorHAnsi" w:cstheme="minorBidi" w:hint="eastAsia"/>
+            <w:smallCaps w:val="0"/>
+            <w:noProof/>
+            <w:sz w:val="22"/>
+            <w:szCs w:val="24"/>
+            <w14:ligatures w14:val="standardContextual"/>
+          </w:rPr>
+          <w:tab/>
+        </w:r>
+        <w:r>
+          <w:rPr>
+            <w:rStyle w:val="af9"/>
+            <w:rFonts w:ascii="宋体" w:hAnsi="宋体" w:hint="eastAsia"/>
+            <w:b/>
+            <w:noProof/>
+          </w:rPr>
+          <w:t>1.2 项目风险</w:t>
+        </w:r>
+        <w:r>
+          <w:rPr>
+            <w:rFonts w:hint="eastAsia"/>
+            <w:noProof/>
+            <w:webHidden/>
+          </w:rPr>
+          <w:tab/>
+        </w:r>
+        <w:r>
+          <w:rPr>
+            <w:rFonts w:hint="eastAsia"/>
+            <w:noProof/>
+            <w:webHidden/>
+          </w:rPr>
+          <w:fldChar w:fldCharType="begin"/>
+        </w:r>
+        <w:r>
+          <w:rPr>
+            <w:rFonts w:hint="eastAsia"/>
+            <w:noProof/>
+            <w:webHidden/>
+          </w:rPr>
+          <w:instrText xml:space="preserve"> </w:instrText>
+        </w:r>
+        <w:r>
+          <w:rPr>
+            <w:noProof/>
+            <w:webHidden/>
+          </w:rPr>
+          <w:instrText>PAGEREF _Toc242702087 \h</w:instrText>
+        </w:r>
+        <w:r>
+          <w:rPr>
+            <w:rFonts w:hint="eastAsia"/>
+            <w:noProof/>
+            <w:webHidden/>
+          </w:rPr>
+          <w:instrText xml:space="preserve"> </w:instrText>
+        </w:r>
+        <w:r>
+          <w:rPr>
+            <w:rFonts w:hint="eastAsia"/>
+            <w:noProof/>
+            <w:webHidden/>
+          </w:rPr>
+        </w:r>
+        <w:r>
+          <w:rPr>
+            <w:noProof/>
+            <w:webHidden/>
+          </w:rPr>
+          <w:fldChar w:fldCharType="separate"/>
+        </w:r>
+        <w:r>
+          <w:rPr>
+            <w:noProof/>
+            <w:webHidden/>
+          </w:rPr>
+          <w:t>2</w:t>
+        </w:r>
+        <w:r>
+          <w:rPr>
+            <w:rFonts w:hint="eastAsia"/>
+            <w:noProof/>
+            <w:webHidden/>
+          </w:rPr>
+          <w:fldChar w:fldCharType="end"/>
+        </w:r>
+      </w:hyperlink>
     </w:p>
     <w:p>
       <w:pPr>
         <w:pStyle w:val="TOC2"/>
         <w:tabs>
-          <w:tab w:val="right" w:leader="dot" w:pos="7992"/>
-        </w:tabs>
-      </w:pPr>
-      <w:r>
-        <w:rPr>
-          <w:rFonts w:ascii="宋体" w:hAnsi="宋体"/>
-          <w:sz w:val="21"/>
-        </w:rPr>
-        <w:t>1.3 文档约定</w:t>
-      </w:r>
-      <w:r>
-        <w:rPr>
-          <w:rFonts w:ascii="宋体" w:hAnsi="宋体"/>
-          <w:sz w:val="21"/>
-        </w:rPr>
-        <w:tab/>
-        <w:t>2</w:t>
-      </w:r>
+          <w:tab w:val="left" w:pos="1260"/>
+          <w:tab w:val="right" w:leader="dot" w:pos="8299"/>
+        </w:tabs>
+        <w:ind w:firstLine="400"/>
+        <w:rPr>
+          <w:rFonts w:asciiTheme="minorHAnsi" w:eastAsiaTheme="minorEastAsia" w:hAnsiTheme="minorHAnsi" w:cstheme="minorBidi" w:hint="eastAsia"/>
+          <w:smallCaps w:val="0"/>
+          <w:noProof/>
+          <w:sz w:val="22"/>
+          <w:szCs w:val="24"/>
+          <w14:ligatures w14:val="standardContextual"/>
+        </w:rPr>
+      </w:pPr>
+      <w:hyperlink w:anchor="_Toc242702088" w:history="1">
+        <w:r>
+          <w:rPr>
+            <w:rStyle w:val="af9"/>
+            <w:rFonts w:ascii="宋体" w:hAnsi="宋体" w:hint="eastAsia"/>
+            <w:b/>
+            <w:noProof/>
+          </w:rPr>
+          <w:t>1.3</w:t>
+        </w:r>
+        <w:r>
+          <w:rPr>
+            <w:rFonts w:asciiTheme="minorHAnsi" w:eastAsiaTheme="minorEastAsia" w:hAnsiTheme="minorHAnsi" w:cstheme="minorBidi" w:hint="eastAsia"/>
+            <w:smallCaps w:val="0"/>
+            <w:noProof/>
+            <w:sz w:val="22"/>
+            <w:szCs w:val="24"/>
+            <w14:ligatures w14:val="standardContextual"/>
+          </w:rPr>
+          <w:tab/>
+        </w:r>
+        <w:r>
+          <w:rPr>
+            <w:rStyle w:val="af9"/>
+            <w:rFonts w:ascii="宋体" w:hAnsi="宋体" w:hint="eastAsia"/>
+            <w:b/>
+            <w:noProof/>
+          </w:rPr>
+          <w:t>1.3 文档约定</w:t>
+        </w:r>
+        <w:r>
+          <w:rPr>
+            <w:rFonts w:hint="eastAsia"/>
+            <w:noProof/>
+            <w:webHidden/>
+          </w:rPr>
+          <w:tab/>
+        </w:r>
+        <w:r>
+          <w:rPr>
+            <w:rFonts w:hint="eastAsia"/>
+            <w:noProof/>
+            <w:webHidden/>
+          </w:rPr>
+          <w:fldChar w:fldCharType="begin"/>
+        </w:r>
+        <w:r>
+          <w:rPr>
+            <w:rFonts w:hint="eastAsia"/>
+            <w:noProof/>
+            <w:webHidden/>
+          </w:rPr>
+          <w:instrText xml:space="preserve"> </w:instrText>
+        </w:r>
+        <w:r>
+          <w:rPr>
+            <w:noProof/>
+            <w:webHidden/>
+          </w:rPr>
+          <w:instrText>PAGEREF _Toc242702088 \h</w:instrText>
+        </w:r>
+        <w:r>
+          <w:rPr>
+            <w:rFonts w:hint="eastAsia"/>
+            <w:noProof/>
+            <w:webHidden/>
+          </w:rPr>
+          <w:instrText xml:space="preserve"> </w:instrText>
+        </w:r>
+        <w:r>
+          <w:rPr>
+            <w:rFonts w:hint="eastAsia"/>
+            <w:noProof/>
+            <w:webHidden/>
+          </w:rPr>
+        </w:r>
+        <w:r>
+          <w:rPr>
+            <w:noProof/>
+            <w:webHidden/>
+          </w:rPr>
+          <w:fldChar w:fldCharType="separate"/>
+        </w:r>
+        <w:r>
+          <w:rPr>
+            <w:noProof/>
+            <w:webHidden/>
+          </w:rPr>
+          <w:t>2</w:t>
+        </w:r>
+        <w:r>
+          <w:rPr>
+            <w:rFonts w:hint="eastAsia"/>
+            <w:noProof/>
+            <w:webHidden/>
+          </w:rPr>
+          <w:fldChar w:fldCharType="end"/>
+        </w:r>
+      </w:hyperlink>
     </w:p>
     <w:p>
       <w:pPr>
         <w:pStyle w:val="TOC2"/>
         <w:tabs>
-          <w:tab w:val="right" w:leader="dot" w:pos="7992"/>
-        </w:tabs>
-      </w:pPr>
-      <w:r>
-        <w:rPr>
-          <w:rFonts w:ascii="宋体" w:hAnsi="宋体"/>
-          <w:sz w:val="21"/>
-        </w:rPr>
-        <w:t>1.4 预期读者和阅读建议</w:t>
-      </w:r>
-      <w:r>
-        <w:rPr>
-          <w:rFonts w:ascii="宋体" w:hAnsi="宋体"/>
-          <w:sz w:val="21"/>
-        </w:rPr>
-        <w:tab/>
-        <w:t>3</w:t>
-      </w:r>
+          <w:tab w:val="left" w:pos="1260"/>
+          <w:tab w:val="right" w:leader="dot" w:pos="8299"/>
+        </w:tabs>
+        <w:ind w:firstLine="400"/>
+        <w:rPr>
+          <w:rFonts w:asciiTheme="minorHAnsi" w:eastAsiaTheme="minorEastAsia" w:hAnsiTheme="minorHAnsi" w:cstheme="minorBidi" w:hint="eastAsia"/>
+          <w:smallCaps w:val="0"/>
+          <w:noProof/>
+          <w:sz w:val="22"/>
+          <w:szCs w:val="24"/>
+          <w14:ligatures w14:val="standardContextual"/>
+        </w:rPr>
+      </w:pPr>
+      <w:hyperlink w:anchor="_Toc242702089" w:history="1">
+        <w:r>
+          <w:rPr>
+            <w:rStyle w:val="af9"/>
+            <w:rFonts w:ascii="宋体" w:hAnsi="宋体" w:hint="eastAsia"/>
+            <w:b/>
+            <w:noProof/>
+          </w:rPr>
+          <w:t>1.4</w:t>
+        </w:r>
+        <w:r>
+          <w:rPr>
+            <w:rFonts w:asciiTheme="minorHAnsi" w:eastAsiaTheme="minorEastAsia" w:hAnsiTheme="minorHAnsi" w:cstheme="minorBidi" w:hint="eastAsia"/>
+            <w:smallCaps w:val="0"/>
+            <w:noProof/>
+            <w:sz w:val="22"/>
+            <w:szCs w:val="24"/>
+            <w14:ligatures w14:val="standardContextual"/>
+          </w:rPr>
+          <w:tab/>
+        </w:r>
+        <w:r>
+          <w:rPr>
+            <w:rStyle w:val="af9"/>
+            <w:rFonts w:ascii="宋体" w:hAnsi="宋体" w:hint="eastAsia"/>
+            <w:b/>
+            <w:noProof/>
+          </w:rPr>
+          <w:t>1.4 预期读者和阅读建议</w:t>
+        </w:r>
+        <w:r>
+          <w:rPr>
+            <w:rFonts w:hint="eastAsia"/>
+            <w:noProof/>
+            <w:webHidden/>
+          </w:rPr>
+          <w:tab/>
+        </w:r>
+        <w:r>
+          <w:rPr>
+            <w:rFonts w:hint="eastAsia"/>
+            <w:noProof/>
+            <w:webHidden/>
+          </w:rPr>
+          <w:fldChar w:fldCharType="begin"/>
+        </w:r>
+        <w:r>
+          <w:rPr>
+            <w:rFonts w:hint="eastAsia"/>
+            <w:noProof/>
+            <w:webHidden/>
+          </w:rPr>
+          <w:instrText xml:space="preserve"> </w:instrText>
+        </w:r>
+        <w:r>
+          <w:rPr>
+            <w:noProof/>
+            <w:webHidden/>
+          </w:rPr>
+          <w:instrText>PAGEREF _Toc242702089 \h</w:instrText>
+        </w:r>
+        <w:r>
+          <w:rPr>
+            <w:rFonts w:hint="eastAsia"/>
+            <w:noProof/>
+            <w:webHidden/>
+          </w:rPr>
+          <w:instrText xml:space="preserve"> </w:instrText>
+        </w:r>
+        <w:r>
+          <w:rPr>
+            <w:rFonts w:hint="eastAsia"/>
+            <w:noProof/>
+            <w:webHidden/>
+          </w:rPr>
+        </w:r>
+        <w:r>
+          <w:rPr>
+            <w:noProof/>
+            <w:webHidden/>
+          </w:rPr>
+          <w:fldChar w:fldCharType="separate"/>
+        </w:r>
+        <w:r>
+          <w:rPr>
+            <w:noProof/>
+            <w:webHidden/>
+          </w:rPr>
+          <w:t>3</w:t>
+        </w:r>
+        <w:r>
+          <w:rPr>
+            <w:rFonts w:hint="eastAsia"/>
+            <w:noProof/>
+            <w:webHidden/>
+          </w:rPr>
+          <w:fldChar w:fldCharType="end"/>
+        </w:r>
+      </w:hyperlink>
     </w:p>
     <w:p>
       <w:pPr>
         <w:pStyle w:val="TOC2"/>
         <w:tabs>
-          <w:tab w:val="right" w:leader="dot" w:pos="7992"/>
-        </w:tabs>
-      </w:pPr>
-      <w:r>
-        <w:rPr>
-          <w:rFonts w:ascii="宋体" w:hAnsi="宋体"/>
-          <w:sz w:val="21"/>
-        </w:rPr>
-        <w:t>1.5 产品范围</w:t>
-      </w:r>
-      <w:r>
-        <w:rPr>
-          <w:rFonts w:ascii="宋体" w:hAnsi="宋体"/>
-          <w:sz w:val="21"/>
-        </w:rPr>
-        <w:tab/>
-        <w:t>3</w:t>
-      </w:r>
+          <w:tab w:val="right" w:leader="dot" w:pos="8299"/>
+        </w:tabs>
+        <w:ind w:firstLine="400"/>
+        <w:rPr>
+          <w:rFonts w:asciiTheme="minorHAnsi" w:eastAsiaTheme="minorEastAsia" w:hAnsiTheme="minorHAnsi" w:cstheme="minorBidi" w:hint="eastAsia"/>
+          <w:smallCaps w:val="0"/>
+          <w:noProof/>
+          <w:sz w:val="22"/>
+          <w:szCs w:val="24"/>
+          <w14:ligatures w14:val="standardContextual"/>
+        </w:rPr>
+      </w:pPr>
+      <w:hyperlink w:anchor="_Toc242702090" w:history="1">
+        <w:r>
+          <w:rPr>
+            <w:rStyle w:val="af9"/>
+            <w:rFonts w:ascii="宋体" w:hAnsi="宋体" w:hint="eastAsia"/>
+            <w:b/>
+            <w:noProof/>
+          </w:rPr>
+          <w:t>1.5 产品范围</w:t>
+        </w:r>
+        <w:r>
+          <w:rPr>
+            <w:rFonts w:hint="eastAsia"/>
+            <w:noProof/>
+            <w:webHidden/>
+          </w:rPr>
+          <w:tab/>
+        </w:r>
+        <w:r>
+          <w:rPr>
+            <w:rFonts w:hint="eastAsia"/>
+            <w:noProof/>
+            <w:webHidden/>
+          </w:rPr>
+          <w:fldChar w:fldCharType="begin"/>
+        </w:r>
+        <w:r>
+          <w:rPr>
+            <w:rFonts w:hint="eastAsia"/>
+            <w:noProof/>
+            <w:webHidden/>
+          </w:rPr>
+          <w:instrText xml:space="preserve"> </w:instrText>
+        </w:r>
+        <w:r>
+          <w:rPr>
+            <w:noProof/>
+            <w:webHidden/>
+          </w:rPr>
+          <w:instrText>PAGEREF _Toc242702090 \h</w:instrText>
+        </w:r>
+        <w:r>
+          <w:rPr>
+            <w:rFonts w:hint="eastAsia"/>
+            <w:noProof/>
+            <w:webHidden/>
+          </w:rPr>
+          <w:instrText xml:space="preserve"> </w:instrText>
+        </w:r>
+        <w:r>
+          <w:rPr>
+            <w:rFonts w:hint="eastAsia"/>
+            <w:noProof/>
+            <w:webHidden/>
+          </w:rPr>
+        </w:r>
+        <w:r>
+          <w:rPr>
+            <w:noProof/>
+            <w:webHidden/>
+          </w:rPr>
+          <w:fldChar w:fldCharType="separate"/>
+        </w:r>
+        <w:r>
+          <w:rPr>
+            <w:noProof/>
+            <w:webHidden/>
+          </w:rPr>
+          <w:t>3</w:t>
+        </w:r>
+        <w:r>
+          <w:rPr>
+            <w:rFonts w:hint="eastAsia"/>
+            <w:noProof/>
+            <w:webHidden/>
+          </w:rPr>
+          <w:fldChar w:fldCharType="end"/>
+        </w:r>
+      </w:hyperlink>
     </w:p>
     <w:p>
       <w:pPr>
         <w:pStyle w:val="TOC2"/>
         <w:tabs>
-          <w:tab w:val="right" w:leader="dot" w:pos="7992"/>
-        </w:tabs>
-      </w:pPr>
-      <w:r>
-        <w:rPr>
-          <w:rFonts w:ascii="宋体" w:hAnsi="宋体"/>
-          <w:sz w:val="21"/>
-        </w:rPr>
-        <w:t>1.6 参考文献</w:t>
-      </w:r>
-      <w:r>
-        <w:rPr>
-          <w:rFonts w:ascii="宋体" w:hAnsi="宋体"/>
-          <w:sz w:val="21"/>
-        </w:rPr>
-        <w:tab/>
-        <w:t>3</w:t>
-      </w:r>
+          <w:tab w:val="right" w:leader="dot" w:pos="8299"/>
+        </w:tabs>
+        <w:ind w:firstLine="400"/>
+        <w:rPr>
+          <w:rFonts w:asciiTheme="minorHAnsi" w:eastAsiaTheme="minorEastAsia" w:hAnsiTheme="minorHAnsi" w:cstheme="minorBidi" w:hint="eastAsia"/>
+          <w:smallCaps w:val="0"/>
+          <w:noProof/>
+          <w:sz w:val="22"/>
+          <w:szCs w:val="24"/>
+          <w14:ligatures w14:val="standardContextual"/>
+        </w:rPr>
+      </w:pPr>
+      <w:hyperlink w:anchor="_Toc242702091" w:history="1">
+        <w:r>
+          <w:rPr>
+            <w:rStyle w:val="af9"/>
+            <w:rFonts w:ascii="宋体" w:hAnsi="宋体" w:hint="eastAsia"/>
+            <w:b/>
+            <w:noProof/>
+          </w:rPr>
+          <w:t>1.6 参考文献</w:t>
+        </w:r>
+        <w:r>
+          <w:rPr>
+            <w:rFonts w:hint="eastAsia"/>
+            <w:noProof/>
+            <w:webHidden/>
+          </w:rPr>
+          <w:tab/>
+        </w:r>
+        <w:r>
+          <w:rPr>
+            <w:rFonts w:hint="eastAsia"/>
+            <w:noProof/>
+            <w:webHidden/>
+          </w:rPr>
+          <w:fldChar w:fldCharType="begin"/>
+        </w:r>
+        <w:r>
+          <w:rPr>
+            <w:rFonts w:hint="eastAsia"/>
+            <w:noProof/>
+            <w:webHidden/>
+          </w:rPr>
+          <w:instrText xml:space="preserve"> </w:instrText>
+        </w:r>
+        <w:r>
+          <w:rPr>
+            <w:noProof/>
+            <w:webHidden/>
+          </w:rPr>
+          <w:instrText>PAGEREF _Toc242702091 \h</w:instrText>
+        </w:r>
+        <w:r>
+          <w:rPr>
+            <w:rFonts w:hint="eastAsia"/>
+            <w:noProof/>
+            <w:webHidden/>
+          </w:rPr>
+          <w:instrText xml:space="preserve"> </w:instrText>
+        </w:r>
+        <w:r>
+          <w:rPr>
+            <w:rFonts w:hint="eastAsia"/>
+            <w:noProof/>
+            <w:webHidden/>
+          </w:rPr>
+        </w:r>
+        <w:r>
+          <w:rPr>
+            <w:noProof/>
+            <w:webHidden/>
+          </w:rPr>
+          <w:fldChar w:fldCharType="separate"/>
+        </w:r>
+        <w:r>
+          <w:rPr>
+            <w:noProof/>
+            <w:webHidden/>
+          </w:rPr>
+          <w:t>3</w:t>
+        </w:r>
+        <w:r>
+          <w:rPr>
+            <w:rFonts w:hint="eastAsia"/>
+            <w:noProof/>
+            <w:webHidden/>
+          </w:rPr>
+          <w:fldChar w:fldCharType="end"/>
+        </w:r>
+      </w:hyperlink>
     </w:p>
     <w:p>
       <w:pPr>
         <w:pStyle w:val="TOC1"/>
         <w:tabs>
-          <w:tab w:val="right" w:leader="dot" w:pos="7992"/>
-        </w:tabs>
-        <w:ind w:firstLine="422"/>
-      </w:pPr>
-      <w:r>
-        <w:rPr>
-          <w:rFonts w:ascii="宋体" w:hAnsi="宋体"/>
-          <w:sz w:val="21"/>
-        </w:rPr>
-        <w:t>2. 综合描述</w:t>
-      </w:r>
-      <w:r>
-        <w:rPr>
-          <w:sz w:val="21"/>
-        </w:rPr>
-        <w:tab/>
-      </w:r>
-      <w:r>
-        <w:rPr>
-          <w:rFonts w:ascii="宋体" w:hAnsi="宋体"/>
-          <w:sz w:val="21"/>
-        </w:rPr>
-        <w:t>3</w:t>
-      </w:r>
+          <w:tab w:val="right" w:leader="dot" w:pos="8299"/>
+        </w:tabs>
+        <w:ind w:firstLine="402"/>
+        <w:rPr>
+          <w:rFonts w:asciiTheme="minorHAnsi" w:eastAsiaTheme="minorEastAsia" w:hAnsiTheme="minorHAnsi" w:cstheme="minorBidi" w:hint="eastAsia"/>
+          <w:b w:val="0"/>
+          <w:bCs w:val="0"/>
+          <w:caps w:val="0"/>
+          <w:noProof/>
+          <w:sz w:val="22"/>
+          <w:szCs w:val="24"/>
+          <w14:ligatures w14:val="standardContextual"/>
+        </w:rPr>
+      </w:pPr>
+      <w:hyperlink w:anchor="_Toc242702092" w:history="1">
+        <w:r>
+          <w:rPr>
+            <w:rStyle w:val="af9"/>
+            <w:rFonts w:ascii="宋体" w:hAnsi="宋体" w:hint="eastAsia"/>
+            <w:noProof/>
+          </w:rPr>
+          <w:t>2. 综合描述</w:t>
+        </w:r>
+        <w:r>
+          <w:rPr>
+            <w:rFonts w:hint="eastAsia"/>
+            <w:noProof/>
+            <w:webHidden/>
+          </w:rPr>
+          <w:tab/>
+        </w:r>
+        <w:r>
+          <w:rPr>
+            <w:rFonts w:hint="eastAsia"/>
+            <w:noProof/>
+            <w:webHidden/>
+          </w:rPr>
+          <w:fldChar w:fldCharType="begin"/>
+        </w:r>
+        <w:r>
+          <w:rPr>
+            <w:rFonts w:hint="eastAsia"/>
+            <w:noProof/>
+            <w:webHidden/>
+          </w:rPr>
+          <w:instrText xml:space="preserve"> </w:instrText>
+        </w:r>
+        <w:r>
+          <w:rPr>
+            <w:noProof/>
+            <w:webHidden/>
+          </w:rPr>
+          <w:instrText>PAGEREF _Toc242702092 \h</w:instrText>
+        </w:r>
+        <w:r>
+          <w:rPr>
+            <w:rFonts w:hint="eastAsia"/>
+            <w:noProof/>
+            <w:webHidden/>
+          </w:rPr>
+          <w:instrText xml:space="preserve"> </w:instrText>
+        </w:r>
+        <w:r>
+          <w:rPr>
+            <w:rFonts w:hint="eastAsia"/>
+            <w:noProof/>
+            <w:webHidden/>
+          </w:rPr>
+        </w:r>
+        <w:r>
+          <w:rPr>
+            <w:noProof/>
+            <w:webHidden/>
+          </w:rPr>
+          <w:fldChar w:fldCharType="separate"/>
+        </w:r>
+        <w:r>
+          <w:rPr>
+            <w:noProof/>
+            <w:webHidden/>
+          </w:rPr>
+          <w:t>3</w:t>
+        </w:r>
+        <w:r>
+          <w:rPr>
+            <w:rFonts w:hint="eastAsia"/>
+            <w:noProof/>
+            <w:webHidden/>
+          </w:rPr>
+          <w:fldChar w:fldCharType="end"/>
+        </w:r>
+      </w:hyperlink>
     </w:p>
     <w:p>
       <w:pPr>
         <w:pStyle w:val="TOC2"/>
         <w:tabs>
-          <w:tab w:val="right" w:leader="dot" w:pos="7992"/>
-        </w:tabs>
-      </w:pPr>
-      <w:r>
-        <w:rPr>
-          <w:rFonts w:ascii="宋体" w:hAnsi="宋体"/>
-          <w:sz w:val="21"/>
-        </w:rPr>
-        <w:t>2.1 产品的功能</w:t>
-      </w:r>
-      <w:r>
-        <w:rPr>
-          <w:rFonts w:ascii="宋体" w:hAnsi="宋体"/>
-          <w:sz w:val="21"/>
-        </w:rPr>
-        <w:tab/>
-        <w:t>4</w:t>
-      </w:r>
+          <w:tab w:val="right" w:leader="dot" w:pos="8299"/>
+        </w:tabs>
+        <w:ind w:firstLine="400"/>
+        <w:rPr>
+          <w:rFonts w:asciiTheme="minorHAnsi" w:eastAsiaTheme="minorEastAsia" w:hAnsiTheme="minorHAnsi" w:cstheme="minorBidi" w:hint="eastAsia"/>
+          <w:smallCaps w:val="0"/>
+          <w:noProof/>
+          <w:sz w:val="22"/>
+          <w:szCs w:val="24"/>
+          <w14:ligatures w14:val="standardContextual"/>
+        </w:rPr>
+      </w:pPr>
+      <w:hyperlink w:anchor="_Toc242702093" w:history="1">
+        <w:r>
+          <w:rPr>
+            <w:rStyle w:val="af9"/>
+            <w:rFonts w:ascii="宋体" w:hAnsi="宋体" w:hint="eastAsia"/>
+            <w:b/>
+            <w:noProof/>
+          </w:rPr>
+          <w:t>2.1 产品的功能</w:t>
+        </w:r>
+        <w:r>
+          <w:rPr>
+            <w:rFonts w:hint="eastAsia"/>
+            <w:noProof/>
+            <w:webHidden/>
+          </w:rPr>
+          <w:tab/>
+        </w:r>
+        <w:r>
+          <w:rPr>
+            <w:rFonts w:hint="eastAsia"/>
+            <w:noProof/>
+            <w:webHidden/>
+          </w:rPr>
+          <w:fldChar w:fldCharType="begin"/>
+        </w:r>
+        <w:r>
+          <w:rPr>
+            <w:rFonts w:hint="eastAsia"/>
+            <w:noProof/>
+            <w:webHidden/>
+          </w:rPr>
+          <w:instrText xml:space="preserve"> </w:instrText>
+        </w:r>
+        <w:r>
+          <w:rPr>
+            <w:noProof/>
+            <w:webHidden/>
+          </w:rPr>
+          <w:instrText>PAGEREF _Toc242702093 \h</w:instrText>
+        </w:r>
+        <w:r>
+          <w:rPr>
+            <w:rFonts w:hint="eastAsia"/>
+            <w:noProof/>
+            <w:webHidden/>
+          </w:rPr>
+          <w:instrText xml:space="preserve"> </w:instrText>
+        </w:r>
+        <w:r>
+          <w:rPr>
+            <w:rFonts w:hint="eastAsia"/>
+            <w:noProof/>
+            <w:webHidden/>
+          </w:rPr>
+        </w:r>
+        <w:r>
+          <w:rPr>
+            <w:noProof/>
+            <w:webHidden/>
+          </w:rPr>
+          <w:fldChar w:fldCharType="separate"/>
+        </w:r>
+        <w:r>
+          <w:rPr>
+            <w:noProof/>
+            <w:webHidden/>
+          </w:rPr>
+          <w:t>4</w:t>
+        </w:r>
+        <w:r>
+          <w:rPr>
+            <w:rFonts w:hint="eastAsia"/>
+            <w:noProof/>
+            <w:webHidden/>
+          </w:rPr>
+          <w:fldChar w:fldCharType="end"/>
+        </w:r>
+      </w:hyperlink>
     </w:p>
     <w:p>
       <w:pPr>
         <w:pStyle w:val="TOC2"/>
         <w:tabs>
-          <w:tab w:val="right" w:leader="dot" w:pos="7992"/>
-        </w:tabs>
-      </w:pPr>
-      <w:r>
-        <w:rPr>
-          <w:rFonts w:ascii="宋体" w:hAnsi="宋体"/>
-          <w:sz w:val="21"/>
-        </w:rPr>
-        <w:t>2.2 用户类和特性</w:t>
-      </w:r>
-      <w:r>
-        <w:rPr>
-          <w:rFonts w:ascii="宋体" w:hAnsi="宋体"/>
-          <w:sz w:val="21"/>
-        </w:rPr>
-        <w:tab/>
-        <w:t>4</w:t>
-      </w:r>
+          <w:tab w:val="right" w:leader="dot" w:pos="8299"/>
+        </w:tabs>
+        <w:ind w:firstLine="400"/>
+        <w:rPr>
+          <w:rFonts w:asciiTheme="minorHAnsi" w:eastAsiaTheme="minorEastAsia" w:hAnsiTheme="minorHAnsi" w:cstheme="minorBidi" w:hint="eastAsia"/>
+          <w:smallCaps w:val="0"/>
+          <w:noProof/>
+          <w:sz w:val="22"/>
+          <w:szCs w:val="24"/>
+          <w14:ligatures w14:val="standardContextual"/>
+        </w:rPr>
+      </w:pPr>
+      <w:hyperlink w:anchor="_Toc242702094" w:history="1">
+        <w:r>
+          <w:rPr>
+            <w:rStyle w:val="af9"/>
+            <w:rFonts w:ascii="宋体" w:hAnsi="宋体" w:hint="eastAsia"/>
+            <w:b/>
+            <w:noProof/>
+          </w:rPr>
+          <w:t>2.2 用户类和特性</w:t>
+        </w:r>
+        <w:r>
+          <w:rPr>
+            <w:rFonts w:hint="eastAsia"/>
+            <w:noProof/>
+            <w:webHidden/>
+          </w:rPr>
+          <w:tab/>
+        </w:r>
+        <w:r>
+          <w:rPr>
+            <w:rFonts w:hint="eastAsia"/>
+            <w:noProof/>
+            <w:webHidden/>
+          </w:rPr>
+          <w:fldChar w:fldCharType="begin"/>
+        </w:r>
+        <w:r>
+          <w:rPr>
+            <w:rFonts w:hint="eastAsia"/>
+            <w:noProof/>
+            <w:webHidden/>
+          </w:rPr>
+          <w:instrText xml:space="preserve"> </w:instrText>
+        </w:r>
+        <w:r>
+          <w:rPr>
+            <w:noProof/>
+            <w:webHidden/>
+          </w:rPr>
+          <w:instrText>PAGEREF _Toc242702094 \h</w:instrText>
+        </w:r>
+        <w:r>
+          <w:rPr>
+            <w:rFonts w:hint="eastAsia"/>
+            <w:noProof/>
+            <w:webHidden/>
+          </w:rPr>
+          <w:instrText xml:space="preserve"> </w:instrText>
+        </w:r>
+        <w:r>
+          <w:rPr>
+            <w:rFonts w:hint="eastAsia"/>
+            <w:noProof/>
+            <w:webHidden/>
+          </w:rPr>
+        </w:r>
+        <w:r>
+          <w:rPr>
+            <w:noProof/>
+            <w:webHidden/>
+          </w:rPr>
+          <w:fldChar w:fldCharType="separate"/>
+        </w:r>
+        <w:r>
+          <w:rPr>
+            <w:noProof/>
+            <w:webHidden/>
+          </w:rPr>
+          <w:t>4</w:t>
+        </w:r>
+        <w:r>
+          <w:rPr>
+            <w:rFonts w:hint="eastAsia"/>
+            <w:noProof/>
+            <w:webHidden/>
+          </w:rPr>
+          <w:fldChar w:fldCharType="end"/>
+        </w:r>
+      </w:hyperlink>
     </w:p>
     <w:p>
       <w:pPr>
         <w:pStyle w:val="TOC2"/>
         <w:tabs>
-          <w:tab w:val="right" w:leader="dot" w:pos="7992"/>
-        </w:tabs>
-      </w:pPr>
-      <w:r>
-        <w:rPr>
-          <w:rFonts w:ascii="宋体" w:hAnsi="宋体"/>
-          <w:sz w:val="21"/>
-        </w:rPr>
-        <w:t>2.3 运行环境</w:t>
-      </w:r>
-      <w:r>
-        <w:rPr>
-          <w:rFonts w:ascii="宋体" w:hAnsi="宋体"/>
-          <w:sz w:val="21"/>
-        </w:rPr>
-        <w:tab/>
-        <w:t>4</w:t>
-      </w:r>
+          <w:tab w:val="right" w:leader="dot" w:pos="8299"/>
+        </w:tabs>
+        <w:ind w:firstLine="400"/>
+        <w:rPr>
+          <w:rFonts w:asciiTheme="minorHAnsi" w:eastAsiaTheme="minorEastAsia" w:hAnsiTheme="minorHAnsi" w:cstheme="minorBidi" w:hint="eastAsia"/>
+          <w:smallCaps w:val="0"/>
+          <w:noProof/>
+          <w:sz w:val="22"/>
+          <w:szCs w:val="24"/>
+          <w14:ligatures w14:val="standardContextual"/>
+        </w:rPr>
+      </w:pPr>
+      <w:hyperlink w:anchor="_Toc242702095" w:history="1">
+        <w:r>
+          <w:rPr>
+            <w:rStyle w:val="af9"/>
+            <w:rFonts w:ascii="宋体" w:hAnsi="宋体" w:hint="eastAsia"/>
+            <w:b/>
+            <w:noProof/>
+          </w:rPr>
+          <w:t>2.3 运行环境</w:t>
+        </w:r>
+        <w:r>
+          <w:rPr>
+            <w:rFonts w:hint="eastAsia"/>
+            <w:noProof/>
+            <w:webHidden/>
+          </w:rPr>
+          <w:tab/>
+        </w:r>
+        <w:r>
+          <w:rPr>
+            <w:rFonts w:hint="eastAsia"/>
+            <w:noProof/>
+            <w:webHidden/>
+          </w:rPr>
+          <w:fldChar w:fldCharType="begin"/>
+        </w:r>
+        <w:r>
+          <w:rPr>
+            <w:rFonts w:hint="eastAsia"/>
+            <w:noProof/>
+            <w:webHidden/>
+          </w:rPr>
+          <w:instrText xml:space="preserve"> </w:instrText>
+        </w:r>
+        <w:r>
+          <w:rPr>
+            <w:noProof/>
+            <w:webHidden/>
+          </w:rPr>
+          <w:instrText>PAGEREF _Toc242702095 \h</w:instrText>
+        </w:r>
+        <w:r>
+          <w:rPr>
+            <w:rFonts w:hint="eastAsia"/>
+            <w:noProof/>
+            <w:webHidden/>
+          </w:rPr>
+          <w:instrText xml:space="preserve"> </w:instrText>
+        </w:r>
+        <w:r>
+          <w:rPr>
+            <w:rFonts w:hint="eastAsia"/>
+            <w:noProof/>
+            <w:webHidden/>
+          </w:rPr>
+        </w:r>
+        <w:r>
+          <w:rPr>
+            <w:noProof/>
+            <w:webHidden/>
+          </w:rPr>
+          <w:fldChar w:fldCharType="separate"/>
+        </w:r>
+        <w:r>
+          <w:rPr>
+            <w:noProof/>
+            <w:webHidden/>
+          </w:rPr>
+          <w:t>4</w:t>
+        </w:r>
+        <w:r>
+          <w:rPr>
+            <w:rFonts w:hint="eastAsia"/>
+            <w:noProof/>
+            <w:webHidden/>
+          </w:rPr>
+          <w:fldChar w:fldCharType="end"/>
+        </w:r>
+      </w:hyperlink>
     </w:p>
     <w:p>
       <w:pPr>
         <w:pStyle w:val="TOC1"/>
         <w:tabs>
-          <w:tab w:val="right" w:leader="dot" w:pos="7992"/>
-        </w:tabs>
-        <w:ind w:firstLine="422"/>
-      </w:pPr>
-      <w:r>
-        <w:rPr>
-          <w:rFonts w:ascii="宋体" w:hAnsi="宋体"/>
-          <w:sz w:val="21"/>
-        </w:rPr>
-        <w:t>3. 外部接口需求</w:t>
-      </w:r>
-      <w:r>
-        <w:rPr>
-          <w:sz w:val="21"/>
-        </w:rPr>
-        <w:tab/>
-      </w:r>
-      <w:r>
-        <w:rPr>
-          <w:rFonts w:ascii="宋体" w:hAnsi="宋体"/>
-          <w:sz w:val="21"/>
-        </w:rPr>
-        <w:t>5</w:t>
-      </w:r>
+          <w:tab w:val="right" w:leader="dot" w:pos="8299"/>
+        </w:tabs>
+        <w:ind w:firstLine="402"/>
+        <w:rPr>
+          <w:rFonts w:asciiTheme="minorHAnsi" w:eastAsiaTheme="minorEastAsia" w:hAnsiTheme="minorHAnsi" w:cstheme="minorBidi" w:hint="eastAsia"/>
+          <w:b w:val="0"/>
+          <w:bCs w:val="0"/>
+          <w:caps w:val="0"/>
+          <w:noProof/>
+          <w:sz w:val="22"/>
+          <w:szCs w:val="24"/>
+          <w14:ligatures w14:val="standardContextual"/>
+        </w:rPr>
+      </w:pPr>
+      <w:hyperlink w:anchor="_Toc242702096" w:history="1">
+        <w:r>
+          <w:rPr>
+            <w:rStyle w:val="af9"/>
+            <w:rFonts w:ascii="宋体" w:hAnsi="宋体" w:hint="eastAsia"/>
+            <w:noProof/>
+          </w:rPr>
+          <w:t>3. 外部接口需求</w:t>
+        </w:r>
+        <w:r>
+          <w:rPr>
+            <w:rFonts w:hint="eastAsia"/>
+            <w:noProof/>
+            <w:webHidden/>
+          </w:rPr>
+          <w:tab/>
+        </w:r>
+        <w:r>
+          <w:rPr>
+            <w:rFonts w:hint="eastAsia"/>
+            <w:noProof/>
+            <w:webHidden/>
+          </w:rPr>
+          <w:fldChar w:fldCharType="begin"/>
+        </w:r>
+        <w:r>
+          <w:rPr>
+            <w:rFonts w:hint="eastAsia"/>
+            <w:noProof/>
+            <w:webHidden/>
+          </w:rPr>
+          <w:instrText xml:space="preserve"> </w:instrText>
+        </w:r>
+        <w:r>
+          <w:rPr>
+            <w:noProof/>
+            <w:webHidden/>
+          </w:rPr>
+          <w:instrText>PAGEREF _Toc242702096 \h</w:instrText>
+        </w:r>
+        <w:r>
+          <w:rPr>
+            <w:rFonts w:hint="eastAsia"/>
+            <w:noProof/>
+            <w:webHidden/>
+          </w:rPr>
+          <w:instrText xml:space="preserve"> </w:instrText>
+        </w:r>
+        <w:r>
+          <w:rPr>
+            <w:rFonts w:hint="eastAsia"/>
+            <w:noProof/>
+            <w:webHidden/>
+          </w:rPr>
+        </w:r>
+        <w:r>
+          <w:rPr>
+            <w:noProof/>
+            <w:webHidden/>
+          </w:rPr>
+          <w:fldChar w:fldCharType="separate"/>
+        </w:r>
+        <w:r>
+          <w:rPr>
+            <w:noProof/>
+            <w:webHidden/>
+          </w:rPr>
+          <w:t>5</w:t>
+        </w:r>
+        <w:r>
+          <w:rPr>
+            <w:rFonts w:hint="eastAsia"/>
+            <w:noProof/>
+            <w:webHidden/>
+          </w:rPr>
+          <w:fldChar w:fldCharType="end"/>
+        </w:r>
+      </w:hyperlink>
     </w:p>
     <w:p>
       <w:pPr>
         <w:pStyle w:val="TOC2"/>
         <w:tabs>
-          <w:tab w:val="right" w:leader="dot" w:pos="7992"/>
-        </w:tabs>
-      </w:pPr>
-      <w:r>
-        <w:rPr>
-          <w:rFonts w:ascii="宋体" w:hAnsi="宋体"/>
-          <w:sz w:val="21"/>
-        </w:rPr>
-        <w:t>3.1 用户界面</w:t>
-      </w:r>
-      <w:r>
-        <w:rPr>
-          <w:rFonts w:ascii="宋体" w:hAnsi="宋体"/>
-          <w:sz w:val="21"/>
-        </w:rPr>
-        <w:tab/>
-        <w:t>5</w:t>
-      </w:r>
+          <w:tab w:val="right" w:leader="dot" w:pos="8299"/>
+        </w:tabs>
+        <w:ind w:firstLine="400"/>
+        <w:rPr>
+          <w:rFonts w:asciiTheme="minorHAnsi" w:eastAsiaTheme="minorEastAsia" w:hAnsiTheme="minorHAnsi" w:cstheme="minorBidi" w:hint="eastAsia"/>
+          <w:smallCaps w:val="0"/>
+          <w:noProof/>
+          <w:sz w:val="22"/>
+          <w:szCs w:val="24"/>
+          <w14:ligatures w14:val="standardContextual"/>
+        </w:rPr>
+      </w:pPr>
+      <w:hyperlink w:anchor="_Toc242702097" w:history="1">
+        <w:r>
+          <w:rPr>
+            <w:rStyle w:val="af9"/>
+            <w:rFonts w:ascii="宋体" w:hAnsi="宋体" w:hint="eastAsia"/>
+            <w:b/>
+            <w:noProof/>
+          </w:rPr>
+          <w:t>3.1 用户界面</w:t>
+        </w:r>
+        <w:r>
+          <w:rPr>
+            <w:rFonts w:hint="eastAsia"/>
+            <w:noProof/>
+            <w:webHidden/>
+          </w:rPr>
+          <w:tab/>
+        </w:r>
+        <w:r>
+          <w:rPr>
+            <w:rFonts w:hint="eastAsia"/>
+            <w:noProof/>
+            <w:webHidden/>
+          </w:rPr>
+          <w:fldChar w:fldCharType="begin"/>
+        </w:r>
+        <w:r>
+          <w:rPr>
+            <w:rFonts w:hint="eastAsia"/>
+            <w:noProof/>
+            <w:webHidden/>
+          </w:rPr>
+          <w:instrText xml:space="preserve"> </w:instrText>
+        </w:r>
+        <w:r>
+          <w:rPr>
+            <w:noProof/>
+            <w:webHidden/>
+          </w:rPr>
+          <w:instrText>PAGEREF _Toc242702097 \h</w:instrText>
+        </w:r>
+        <w:r>
+          <w:rPr>
+            <w:rFonts w:hint="eastAsia"/>
+            <w:noProof/>
+            <w:webHidden/>
+          </w:rPr>
+          <w:instrText xml:space="preserve"> </w:instrText>
+        </w:r>
+        <w:r>
+          <w:rPr>
+            <w:rFonts w:hint="eastAsia"/>
+            <w:noProof/>
+            <w:webHidden/>
+          </w:rPr>
+        </w:r>
+        <w:r>
+          <w:rPr>
+            <w:noProof/>
+            <w:webHidden/>
+          </w:rPr>
+          <w:fldChar w:fldCharType="separate"/>
+        </w:r>
+        <w:r>
+          <w:rPr>
+            <w:noProof/>
+            <w:webHidden/>
+          </w:rPr>
+          <w:t>5</w:t>
+        </w:r>
+        <w:r>
+          <w:rPr>
+            <w:rFonts w:hint="eastAsia"/>
+            <w:noProof/>
+            <w:webHidden/>
+          </w:rPr>
+          <w:fldChar w:fldCharType="end"/>
+        </w:r>
+      </w:hyperlink>
     </w:p>
     <w:p>
       <w:pPr>
         <w:pStyle w:val="TOC1"/>
         <w:tabs>
-          <w:tab w:val="right" w:leader="dot" w:pos="7992"/>
-        </w:tabs>
-        <w:ind w:firstLine="422"/>
-      </w:pPr>
-      <w:r>
-        <w:rPr>
-          <w:rFonts w:ascii="宋体" w:hAnsi="宋体"/>
-          <w:sz w:val="21"/>
-        </w:rPr>
-        <w:t>4.系统用例分析</w:t>
-      </w:r>
-      <w:r>
-        <w:rPr>
-          <w:sz w:val="21"/>
-        </w:rPr>
-        <w:tab/>
-      </w:r>
-      <w:r>
-        <w:rPr>
-          <w:rFonts w:ascii="宋体" w:hAnsi="宋体"/>
-          <w:sz w:val="21"/>
-        </w:rPr>
-        <w:t>7</w:t>
-      </w:r>
+          <w:tab w:val="right" w:leader="dot" w:pos="8299"/>
+        </w:tabs>
+        <w:ind w:firstLine="402"/>
+        <w:rPr>
+          <w:rFonts w:asciiTheme="minorHAnsi" w:eastAsiaTheme="minorEastAsia" w:hAnsiTheme="minorHAnsi" w:cstheme="minorBidi" w:hint="eastAsia"/>
+          <w:b w:val="0"/>
+          <w:bCs w:val="0"/>
+          <w:caps w:val="0"/>
+          <w:noProof/>
+          <w:sz w:val="22"/>
+          <w:szCs w:val="24"/>
+          <w14:ligatures w14:val="standardContextual"/>
+        </w:rPr>
+      </w:pPr>
+      <w:hyperlink w:anchor="_Toc242702098" w:history="1">
+        <w:r>
+          <w:rPr>
+            <w:rStyle w:val="af9"/>
+            <w:rFonts w:ascii="宋体" w:hAnsi="宋体" w:hint="eastAsia"/>
+            <w:noProof/>
+          </w:rPr>
+          <w:t>4.系统用例分析</w:t>
+        </w:r>
+        <w:r>
+          <w:rPr>
+            <w:rFonts w:hint="eastAsia"/>
+            <w:noProof/>
+            <w:webHidden/>
+          </w:rPr>
+          <w:tab/>
+        </w:r>
+        <w:r>
+          <w:rPr>
+            <w:rFonts w:hint="eastAsia"/>
+            <w:noProof/>
+            <w:webHidden/>
+          </w:rPr>
+          <w:fldChar w:fldCharType="begin"/>
+        </w:r>
+        <w:r>
+          <w:rPr>
+            <w:rFonts w:hint="eastAsia"/>
+            <w:noProof/>
+            <w:webHidden/>
+          </w:rPr>
+          <w:instrText xml:space="preserve"> </w:instrText>
+        </w:r>
+        <w:r>
+          <w:rPr>
+            <w:noProof/>
+            <w:webHidden/>
+          </w:rPr>
+          <w:instrText>PAGEREF _Toc242702098 \h</w:instrText>
+        </w:r>
+        <w:r>
+          <w:rPr>
+            <w:rFonts w:hint="eastAsia"/>
+            <w:noProof/>
+            <w:webHidden/>
+          </w:rPr>
+          <w:instrText xml:space="preserve"> </w:instrText>
+        </w:r>
+        <w:r>
+          <w:rPr>
+            <w:rFonts w:hint="eastAsia"/>
+            <w:noProof/>
+            <w:webHidden/>
+          </w:rPr>
+        </w:r>
+        <w:r>
+          <w:rPr>
+            <w:noProof/>
+            <w:webHidden/>
+          </w:rPr>
+          <w:fldChar w:fldCharType="separate"/>
+        </w:r>
+        <w:r>
+          <w:rPr>
+            <w:noProof/>
+            <w:webHidden/>
+          </w:rPr>
+          <w:t>7</w:t>
+        </w:r>
+        <w:r>
+          <w:rPr>
+            <w:rFonts w:hint="eastAsia"/>
+            <w:noProof/>
+            <w:webHidden/>
+          </w:rPr>
+          <w:fldChar w:fldCharType="end"/>
+        </w:r>
+      </w:hyperlink>
     </w:p>
     <w:p>
       <w:pPr>
         <w:pStyle w:val="TOC2"/>
         <w:tabs>
-          <w:tab w:val="right" w:leader="dot" w:pos="7992"/>
-        </w:tabs>
-      </w:pPr>
-      <w:r>
-        <w:rPr>
-          <w:rFonts w:ascii="宋体" w:hAnsi="宋体"/>
-          <w:sz w:val="21"/>
-        </w:rPr>
-        <w:t>4.1贷款用户</w:t>
-      </w:r>
-      <w:r>
-        <w:rPr>
-          <w:rFonts w:ascii="宋体" w:hAnsi="宋体"/>
-          <w:sz w:val="21"/>
-        </w:rPr>
-        <w:tab/>
-        <w:t>8</w:t>
-      </w:r>
+          <w:tab w:val="right" w:leader="dot" w:pos="8299"/>
+        </w:tabs>
+        <w:ind w:firstLine="400"/>
+        <w:rPr>
+          <w:rFonts w:asciiTheme="minorHAnsi" w:eastAsiaTheme="minorEastAsia" w:hAnsiTheme="minorHAnsi" w:cstheme="minorBidi" w:hint="eastAsia"/>
+          <w:smallCaps w:val="0"/>
+          <w:noProof/>
+          <w:sz w:val="22"/>
+          <w:szCs w:val="24"/>
+          <w14:ligatures w14:val="standardContextual"/>
+        </w:rPr>
+      </w:pPr>
+      <w:hyperlink w:anchor="_Toc242702099" w:history="1">
+        <w:r>
+          <w:rPr>
+            <w:rStyle w:val="af9"/>
+            <w:rFonts w:hint="eastAsia"/>
+            <w:noProof/>
+          </w:rPr>
+          <w:t>4.1</w:t>
+        </w:r>
+        <w:r>
+          <w:rPr>
+            <w:rStyle w:val="af9"/>
+            <w:rFonts w:ascii="宋体" w:hAnsi="宋体" w:hint="eastAsia"/>
+            <w:b/>
+            <w:noProof/>
+          </w:rPr>
+          <w:t>贷款用户</w:t>
+        </w:r>
+        <w:r>
+          <w:rPr>
+            <w:rFonts w:hint="eastAsia"/>
+            <w:noProof/>
+            <w:webHidden/>
+          </w:rPr>
+          <w:tab/>
+        </w:r>
+        <w:r>
+          <w:rPr>
+            <w:rFonts w:hint="eastAsia"/>
+            <w:noProof/>
+            <w:webHidden/>
+          </w:rPr>
+          <w:fldChar w:fldCharType="begin"/>
+        </w:r>
+        <w:r>
+          <w:rPr>
+            <w:rFonts w:hint="eastAsia"/>
+            <w:noProof/>
+            <w:webHidden/>
+          </w:rPr>
+          <w:instrText xml:space="preserve"> </w:instrText>
+        </w:r>
+        <w:r>
+          <w:rPr>
+            <w:noProof/>
+            <w:webHidden/>
+          </w:rPr>
+          <w:instrText>PAGEREF _Toc242702099 \h</w:instrText>
+        </w:r>
+        <w:r>
+          <w:rPr>
+            <w:rFonts w:hint="eastAsia"/>
+            <w:noProof/>
+            <w:webHidden/>
+          </w:rPr>
+          <w:instrText xml:space="preserve"> </w:instrText>
+        </w:r>
+        <w:r>
+          <w:rPr>
+            <w:rFonts w:hint="eastAsia"/>
+            <w:noProof/>
+            <w:webHidden/>
+          </w:rPr>
+        </w:r>
+        <w:r>
+          <w:rPr>
+            <w:noProof/>
+            <w:webHidden/>
+          </w:rPr>
+          <w:fldChar w:fldCharType="separate"/>
+        </w:r>
+        <w:r>
+          <w:rPr>
+            <w:noProof/>
+            <w:webHidden/>
+          </w:rPr>
+          <w:t>7</w:t>
+        </w:r>
+        <w:r>
+          <w:rPr>
+            <w:rFonts w:hint="eastAsia"/>
+            <w:noProof/>
+            <w:webHidden/>
+          </w:rPr>
+          <w:fldChar w:fldCharType="end"/>
+        </w:r>
+      </w:hyperlink>
     </w:p>
     <w:p>
       <w:pPr>
         <w:pStyle w:val="TOC2"/>
         <w:tabs>
-          <w:tab w:val="right" w:leader="dot" w:pos="7992"/>
-        </w:tabs>
-      </w:pPr>
-      <w:r>
-        <w:rPr>
-          <w:rFonts w:ascii="宋体" w:hAnsi="宋体"/>
-          <w:sz w:val="21"/>
-        </w:rPr>
-        <w:t>4.2贷款审核员</w:t>
-      </w:r>
-      <w:r>
-        <w:rPr>
-          <w:rFonts w:ascii="宋体" w:hAnsi="宋体"/>
-          <w:sz w:val="21"/>
-        </w:rPr>
-        <w:tab/>
-        <w:t>9</w:t>
-      </w:r>
+          <w:tab w:val="right" w:leader="dot" w:pos="8299"/>
+        </w:tabs>
+        <w:ind w:firstLine="400"/>
+        <w:rPr>
+          <w:rFonts w:asciiTheme="minorHAnsi" w:eastAsiaTheme="minorEastAsia" w:hAnsiTheme="minorHAnsi" w:cstheme="minorBidi" w:hint="eastAsia"/>
+          <w:smallCaps w:val="0"/>
+          <w:noProof/>
+          <w:sz w:val="22"/>
+          <w:szCs w:val="24"/>
+          <w14:ligatures w14:val="standardContextual"/>
+        </w:rPr>
+      </w:pPr>
+      <w:hyperlink w:anchor="_Toc242702100" w:history="1">
+        <w:r>
+          <w:rPr>
+            <w:rStyle w:val="af9"/>
+            <w:rFonts w:ascii="黑体" w:hAnsi="黑体" w:hint="eastAsia"/>
+            <w:noProof/>
+          </w:rPr>
+          <w:t>4.2</w:t>
+        </w:r>
+        <w:r>
+          <w:rPr>
+            <w:rStyle w:val="af9"/>
+            <w:rFonts w:ascii="黑体" w:hAnsi="黑体" w:hint="eastAsia"/>
+            <w:noProof/>
+          </w:rPr>
+          <w:t>贷款审核员</w:t>
+        </w:r>
+        <w:r>
+          <w:rPr>
+            <w:rFonts w:hint="eastAsia"/>
+            <w:noProof/>
+            <w:webHidden/>
+          </w:rPr>
+          <w:tab/>
+        </w:r>
+        <w:r>
+          <w:rPr>
+            <w:rFonts w:hint="eastAsia"/>
+            <w:noProof/>
+            <w:webHidden/>
+          </w:rPr>
+          <w:fldChar w:fldCharType="begin"/>
+        </w:r>
+        <w:r>
+          <w:rPr>
+            <w:rFonts w:hint="eastAsia"/>
+            <w:noProof/>
+            <w:webHidden/>
+          </w:rPr>
+          <w:instrText xml:space="preserve"> </w:instrText>
+        </w:r>
+        <w:r>
+          <w:rPr>
+            <w:noProof/>
+            <w:webHidden/>
+          </w:rPr>
+          <w:instrText>PAGEREF _Toc242702100 \h</w:instrText>
+        </w:r>
+        <w:r>
+          <w:rPr>
+            <w:rFonts w:hint="eastAsia"/>
+            <w:noProof/>
+            <w:webHidden/>
+          </w:rPr>
+          <w:instrText xml:space="preserve"> </w:instrText>
+        </w:r>
+        <w:r>
+          <w:rPr>
+            <w:rFonts w:hint="eastAsia"/>
+            <w:noProof/>
+            <w:webHidden/>
+          </w:rPr>
+        </w:r>
+        <w:r>
+          <w:rPr>
+            <w:noProof/>
+            <w:webHidden/>
+          </w:rPr>
+          <w:fldChar w:fldCharType="separate"/>
+        </w:r>
+        <w:r>
+          <w:rPr>
+            <w:noProof/>
+            <w:webHidden/>
+          </w:rPr>
+          <w:t>9</w:t>
+        </w:r>
+        <w:r>
+          <w:rPr>
+            <w:rFonts w:hint="eastAsia"/>
+            <w:noProof/>
+            <w:webHidden/>
+          </w:rPr>
+          <w:fldChar w:fldCharType="end"/>
+        </w:r>
+      </w:hyperlink>
     </w:p>
     <w:p>
       <w:pPr>
         <w:pStyle w:val="TOC2"/>
         <w:tabs>
-          <w:tab w:val="right" w:leader="dot" w:pos="7992"/>
-        </w:tabs>
-      </w:pPr>
-      <w:r>
-        <w:rPr>
-          <w:rFonts w:ascii="宋体" w:hAnsi="宋体"/>
-          <w:sz w:val="21"/>
-        </w:rPr>
-        <w:t>4.3系统</w:t>
-      </w:r>
-      <w:r>
-        <w:rPr>
-          <w:rFonts w:ascii="宋体" w:hAnsi="宋体"/>
-          <w:sz w:val="21"/>
-        </w:rPr>
-        <w:tab/>
-        <w:t>10</w:t>
-      </w:r>
+          <w:tab w:val="right" w:leader="dot" w:pos="8299"/>
+        </w:tabs>
+        <w:ind w:firstLine="400"/>
+        <w:rPr>
+          <w:rFonts w:asciiTheme="minorHAnsi" w:eastAsiaTheme="minorEastAsia" w:hAnsiTheme="minorHAnsi" w:cstheme="minorBidi" w:hint="eastAsia"/>
+          <w:smallCaps w:val="0"/>
+          <w:noProof/>
+          <w:sz w:val="22"/>
+          <w:szCs w:val="24"/>
+          <w14:ligatures w14:val="standardContextual"/>
+        </w:rPr>
+      </w:pPr>
+      <w:hyperlink w:anchor="_Toc242702101" w:history="1">
+        <w:r>
+          <w:rPr>
+            <w:rStyle w:val="af9"/>
+            <w:rFonts w:hint="eastAsia"/>
+            <w:noProof/>
+          </w:rPr>
+          <w:t>4.3</w:t>
+        </w:r>
+        <w:r>
+          <w:rPr>
+            <w:rStyle w:val="af9"/>
+            <w:rFonts w:hint="eastAsia"/>
+            <w:noProof/>
+          </w:rPr>
+          <w:t>系统</w:t>
+        </w:r>
+        <w:r>
+          <w:rPr>
+            <w:rFonts w:hint="eastAsia"/>
+            <w:noProof/>
+            <w:webHidden/>
+          </w:rPr>
+          <w:tab/>
+        </w:r>
+        <w:r>
+          <w:rPr>
+            <w:rFonts w:hint="eastAsia"/>
+            <w:noProof/>
+            <w:webHidden/>
+          </w:rPr>
+          <w:fldChar w:fldCharType="begin"/>
+        </w:r>
+        <w:r>
+          <w:rPr>
+            <w:rFonts w:hint="eastAsia"/>
+            <w:noProof/>
+            <w:webHidden/>
+          </w:rPr>
+          <w:instrText xml:space="preserve"> </w:instrText>
+        </w:r>
+        <w:r>
+          <w:rPr>
+            <w:noProof/>
+            <w:webHidden/>
+          </w:rPr>
+          <w:instrText>PAGEREF _Toc242702101 \h</w:instrText>
+        </w:r>
+        <w:r>
+          <w:rPr>
+            <w:rFonts w:hint="eastAsia"/>
+            <w:noProof/>
+            <w:webHidden/>
+          </w:rPr>
+          <w:instrText xml:space="preserve"> </w:instrText>
+        </w:r>
+        <w:r>
+          <w:rPr>
+            <w:rFonts w:hint="eastAsia"/>
+            <w:noProof/>
+            <w:webHidden/>
+          </w:rPr>
+        </w:r>
+        <w:r>
+          <w:rPr>
+            <w:noProof/>
+            <w:webHidden/>
+          </w:rPr>
+          <w:fldChar w:fldCharType="separate"/>
+        </w:r>
+        <w:r>
+          <w:rPr>
+            <w:noProof/>
+            <w:webHidden/>
+          </w:rPr>
+          <w:t>10</w:t>
+        </w:r>
+        <w:r>
+          <w:rPr>
+            <w:rFonts w:hint="eastAsia"/>
+            <w:noProof/>
+            <w:webHidden/>
+          </w:rPr>
+          <w:fldChar w:fldCharType="end"/>
+        </w:r>
+      </w:hyperlink>
     </w:p>
     <w:p>
       <w:pPr>
         <w:pStyle w:val="TOC1"/>
         <w:tabs>
-          <w:tab w:val="right" w:leader="dot" w:pos="7992"/>
-        </w:tabs>
-        <w:ind w:firstLine="422"/>
-      </w:pPr>
-      <w:r>
-        <w:rPr>
-          <w:rFonts w:ascii="宋体" w:hAnsi="宋体"/>
-          <w:sz w:val="21"/>
-        </w:rPr>
-        <w:t>5. 系统功能需求</w:t>
-      </w:r>
-      <w:r>
-        <w:rPr>
-          <w:sz w:val="21"/>
-        </w:rPr>
-        <w:tab/>
-      </w:r>
-      <w:r>
-        <w:rPr>
-          <w:rFonts w:ascii="宋体" w:hAnsi="宋体"/>
-          <w:sz w:val="21"/>
-        </w:rPr>
-        <w:t>11</w:t>
-      </w:r>
+          <w:tab w:val="right" w:leader="dot" w:pos="8299"/>
+        </w:tabs>
+        <w:ind w:firstLine="402"/>
+        <w:rPr>
+          <w:rFonts w:asciiTheme="minorHAnsi" w:eastAsiaTheme="minorEastAsia" w:hAnsiTheme="minorHAnsi" w:cstheme="minorBidi" w:hint="eastAsia"/>
+          <w:b w:val="0"/>
+          <w:bCs w:val="0"/>
+          <w:caps w:val="0"/>
+          <w:noProof/>
+          <w:sz w:val="22"/>
+          <w:szCs w:val="24"/>
+          <w14:ligatures w14:val="standardContextual"/>
+        </w:rPr>
+      </w:pPr>
+      <w:hyperlink w:anchor="_Toc242702102" w:history="1">
+        <w:r>
+          <w:rPr>
+            <w:rStyle w:val="af9"/>
+            <w:rFonts w:ascii="宋体" w:hAnsi="宋体" w:hint="eastAsia"/>
+            <w:noProof/>
+          </w:rPr>
+          <w:t>5. 系统功能需求</w:t>
+        </w:r>
+        <w:r>
+          <w:rPr>
+            <w:rFonts w:hint="eastAsia"/>
+            <w:noProof/>
+            <w:webHidden/>
+          </w:rPr>
+          <w:tab/>
+        </w:r>
+        <w:r>
+          <w:rPr>
+            <w:rFonts w:hint="eastAsia"/>
+            <w:noProof/>
+            <w:webHidden/>
+          </w:rPr>
+          <w:fldChar w:fldCharType="begin"/>
+        </w:r>
+        <w:r>
+          <w:rPr>
+            <w:rFonts w:hint="eastAsia"/>
+            <w:noProof/>
+            <w:webHidden/>
+          </w:rPr>
+          <w:instrText xml:space="preserve"> </w:instrText>
+        </w:r>
+        <w:r>
+          <w:rPr>
+            <w:noProof/>
+            <w:webHidden/>
+          </w:rPr>
+          <w:instrText>PAGEREF _Toc242702102 \h</w:instrText>
+        </w:r>
+        <w:r>
+          <w:rPr>
+            <w:rFonts w:hint="eastAsia"/>
+            <w:noProof/>
+            <w:webHidden/>
+          </w:rPr>
+          <w:instrText xml:space="preserve"> </w:instrText>
+        </w:r>
+        <w:r>
+          <w:rPr>
+            <w:rFonts w:hint="eastAsia"/>
+            <w:noProof/>
+            <w:webHidden/>
+          </w:rPr>
+        </w:r>
+        <w:r>
+          <w:rPr>
+            <w:noProof/>
+            <w:webHidden/>
+          </w:rPr>
+          <w:fldChar w:fldCharType="separate"/>
+        </w:r>
+        <w:r>
+          <w:rPr>
+            <w:noProof/>
+            <w:webHidden/>
+          </w:rPr>
+          <w:t>10</w:t>
+        </w:r>
+        <w:r>
+          <w:rPr>
+            <w:rFonts w:hint="eastAsia"/>
+            <w:noProof/>
+            <w:webHidden/>
+          </w:rPr>
+          <w:fldChar w:fldCharType="end"/>
+        </w:r>
+      </w:hyperlink>
     </w:p>
     <w:p>
       <w:pPr>
         <w:pStyle w:val="TOC2"/>
         <w:tabs>
-          <w:tab w:val="right" w:leader="dot" w:pos="7992"/>
-        </w:tabs>
-      </w:pPr>
-      <w:r>
-        <w:rPr>
-          <w:rFonts w:ascii="宋体" w:hAnsi="宋体"/>
-          <w:sz w:val="21"/>
-        </w:rPr>
-        <w:t>5.1 用例描述</w:t>
-      </w:r>
-      <w:r>
-        <w:rPr>
-          <w:rFonts w:ascii="宋体" w:hAnsi="宋体"/>
-          <w:sz w:val="21"/>
-        </w:rPr>
-        <w:tab/>
-        <w:t>11</w:t>
-      </w:r>
+          <w:tab w:val="right" w:leader="dot" w:pos="8299"/>
+        </w:tabs>
+        <w:ind w:firstLine="400"/>
+        <w:rPr>
+          <w:rFonts w:asciiTheme="minorHAnsi" w:eastAsiaTheme="minorEastAsia" w:hAnsiTheme="minorHAnsi" w:cstheme="minorBidi" w:hint="eastAsia"/>
+          <w:smallCaps w:val="0"/>
+          <w:noProof/>
+          <w:sz w:val="22"/>
+          <w:szCs w:val="24"/>
+          <w14:ligatures w14:val="standardContextual"/>
+        </w:rPr>
+      </w:pPr>
+      <w:hyperlink w:anchor="_Toc242702103" w:history="1">
+        <w:r>
+          <w:rPr>
+            <w:rStyle w:val="af9"/>
+            <w:rFonts w:ascii="宋体" w:hAnsi="宋体" w:hint="eastAsia"/>
+            <w:b/>
+            <w:noProof/>
+          </w:rPr>
+          <w:t>5.1 用例描述</w:t>
+        </w:r>
+        <w:r>
+          <w:rPr>
+            <w:rFonts w:hint="eastAsia"/>
+            <w:noProof/>
+            <w:webHidden/>
+          </w:rPr>
+          <w:tab/>
+        </w:r>
+        <w:r>
+          <w:rPr>
+            <w:rFonts w:hint="eastAsia"/>
+            <w:noProof/>
+            <w:webHidden/>
+          </w:rPr>
+          <w:fldChar w:fldCharType="begin"/>
+        </w:r>
+        <w:r>
+          <w:rPr>
+            <w:rFonts w:hint="eastAsia"/>
+            <w:noProof/>
+            <w:webHidden/>
+          </w:rPr>
+          <w:instrText xml:space="preserve"> </w:instrText>
+        </w:r>
+        <w:r>
+          <w:rPr>
+            <w:noProof/>
+            <w:webHidden/>
+          </w:rPr>
+          <w:instrText>PAGEREF _Toc242702103 \h</w:instrText>
+        </w:r>
+        <w:r>
+          <w:rPr>
+            <w:rFonts w:hint="eastAsia"/>
+            <w:noProof/>
+            <w:webHidden/>
+          </w:rPr>
+          <w:instrText xml:space="preserve"> </w:instrText>
+        </w:r>
+        <w:r>
+          <w:rPr>
+            <w:rFonts w:hint="eastAsia"/>
+            <w:noProof/>
+            <w:webHidden/>
+          </w:rPr>
+        </w:r>
+        <w:r>
+          <w:rPr>
+            <w:noProof/>
+            <w:webHidden/>
+          </w:rPr>
+          <w:fldChar w:fldCharType="separate"/>
+        </w:r>
+        <w:r>
+          <w:rPr>
+            <w:noProof/>
+            <w:webHidden/>
+          </w:rPr>
+          <w:t>10</w:t>
+        </w:r>
+        <w:r>
+          <w:rPr>
+            <w:rFonts w:hint="eastAsia"/>
+            <w:noProof/>
+            <w:webHidden/>
+          </w:rPr>
+          <w:fldChar w:fldCharType="end"/>
+        </w:r>
+      </w:hyperlink>
     </w:p>
     <w:p>
       <w:pPr>
         <w:pStyle w:val="TOC2"/>
         <w:tabs>
+          <w:tab w:val="right" w:leader="dot" w:pos="8299"/>
+        </w:tabs>
+        <w:ind w:firstLine="400"/>
+        <w:rPr>
+          <w:rFonts w:asciiTheme="minorHAnsi" w:eastAsiaTheme="minorEastAsia" w:hAnsiTheme="minorHAnsi" w:cstheme="minorBidi" w:hint="eastAsia"/>
+          <w:smallCaps w:val="0"/>
+          <w:noProof/>
+          <w:sz w:val="22"/>
+          <w:szCs w:val="24"/>
+          <w14:ligatures w14:val="standardContextual"/>
+        </w:rPr>
+      </w:pPr>
+      <w:hyperlink w:anchor="_Toc242702104" w:history="1">
+        <w:r>
+          <w:rPr>
+            <w:rStyle w:val="af9"/>
+            <w:rFonts w:ascii="宋体" w:hAnsi="宋体" w:hint="eastAsia"/>
+            <w:b/>
+            <w:noProof/>
+          </w:rPr>
+          <w:t>5.2 用例业务流程描述</w:t>
+        </w:r>
+        <w:r>
+          <w:rPr>
+            <w:rFonts w:hint="eastAsia"/>
+            <w:noProof/>
+            <w:webHidden/>
+          </w:rPr>
+          <w:tab/>
+        </w:r>
+        <w:r>
+          <w:rPr>
+            <w:rFonts w:hint="eastAsia"/>
+            <w:noProof/>
+            <w:webHidden/>
+          </w:rPr>
+          <w:fldChar w:fldCharType="begin"/>
+        </w:r>
+        <w:r>
+          <w:rPr>
+            <w:rFonts w:hint="eastAsia"/>
+            <w:noProof/>
+            <w:webHidden/>
+          </w:rPr>
+          <w:instrText xml:space="preserve"> </w:instrText>
+        </w:r>
+        <w:r>
+          <w:rPr>
+            <w:noProof/>
+            <w:webHidden/>
+          </w:rPr>
+          <w:instrText>PAGEREF _Toc242702104 \h</w:instrText>
+        </w:r>
+        <w:r>
+          <w:rPr>
+            <w:rFonts w:hint="eastAsia"/>
+            <w:noProof/>
+            <w:webHidden/>
+          </w:rPr>
+          <w:instrText xml:space="preserve"> </w:instrText>
+        </w:r>
+        <w:r>
+          <w:rPr>
+            <w:rFonts w:hint="eastAsia"/>
+            <w:noProof/>
+            <w:webHidden/>
+          </w:rPr>
+        </w:r>
+        <w:r>
+          <w:rPr>
+            <w:noProof/>
+            <w:webHidden/>
+          </w:rPr>
+          <w:fldChar w:fldCharType="separate"/>
+        </w:r>
+        <w:r>
+          <w:rPr>
+            <w:noProof/>
+            <w:webHidden/>
+          </w:rPr>
+          <w:t>14</w:t>
+        </w:r>
+        <w:r>
+          <w:rPr>
+            <w:rFonts w:hint="eastAsia"/>
+            <w:noProof/>
+            <w:webHidden/>
+          </w:rPr>
+          <w:fldChar w:fldCharType="end"/>
+        </w:r>
+      </w:hyperlink>
+    </w:p>
+    <w:p>
+      <w:pPr>
+        <w:pStyle w:val="TOC2"/>
+        <w:tabs>
           <w:tab w:val="right" w:leader="dot" w:pos="7992"/>
         </w:tabs>
-      </w:pPr>
-      <w:r>
-        <w:rPr>
-          <w:rFonts w:ascii="宋体" w:hAnsi="宋体"/>
-          <w:sz w:val="21"/>
-        </w:rPr>
-        <w:t>5.2 用例业务流程描述</w:t>
-      </w:r>
-      <w:r>
-        <w:rPr>
-          <w:rFonts w:ascii="宋体" w:hAnsi="宋体"/>
-          <w:sz w:val="21"/>
-        </w:rPr>
-        <w:tab/>
-        <w:t>15</w:t>
-      </w:r>
+        <w:ind w:firstLine="400"/>
+      </w:pPr>
       <w:r>
         <w:fldChar w:fldCharType="end"/>
       </w:r>
     </w:p>
-    <w:p>
-      <w:pPr>
-        <w:rPr>
-          <w:rFonts w:hint="eastAsia"/>
-        </w:rPr>
-      </w:pPr>
-    </w:p>
+    <w:p/>
     <w:p>
       <w:r>
         <w:br w:type="page"/>
@@ -544,6 +2058,7 @@
       <w:pPr>
         <w:pStyle w:val="ReportHeading1"/>
       </w:pPr>
+      <w:bookmarkStart w:id="0" w:name="_Toc242702085"/>
       <w:r>
         <w:rPr>
           <w:rFonts w:ascii="宋体" w:hAnsi="宋体"/>
@@ -551,6 +2066,7 @@
         <w:lastRenderedPageBreak/>
         <w:t>1. 引言</w:t>
       </w:r>
+      <w:bookmarkEnd w:id="0"/>
     </w:p>
     <w:p>
       <w:pPr>
@@ -569,6 +2085,7 @@
         <w:ind w:firstLine="482"/>
         <w:jc w:val="left"/>
       </w:pPr>
+      <w:bookmarkStart w:id="1" w:name="_Toc242702086"/>
       <w:r>
         <w:rPr>
           <w:rFonts w:ascii="宋体" w:eastAsia="宋体" w:hAnsi="宋体"/>
@@ -576,6 +2093,7 @@
         </w:rPr>
         <w:t>1.1 编写目的</w:t>
       </w:r>
+      <w:bookmarkEnd w:id="1"/>
     </w:p>
     <w:p>
       <w:pPr>
@@ -609,6 +2127,7 @@
         <w:ind w:firstLineChars="0"/>
         <w:jc w:val="left"/>
       </w:pPr>
+      <w:bookmarkStart w:id="2" w:name="_Toc242702087"/>
       <w:r>
         <w:rPr>
           <w:rFonts w:ascii="宋体" w:eastAsia="宋体" w:hAnsi="宋体"/>
@@ -616,6 +2135,7 @@
         </w:rPr>
         <w:t>1.2 项目风险</w:t>
       </w:r>
+      <w:bookmarkEnd w:id="2"/>
     </w:p>
     <w:p>
       <w:pPr>
@@ -692,6 +2212,7 @@
         <w:ind w:firstLineChars="0"/>
         <w:jc w:val="left"/>
       </w:pPr>
+      <w:bookmarkStart w:id="3" w:name="_Toc242702088"/>
       <w:r>
         <w:rPr>
           <w:rFonts w:ascii="宋体" w:eastAsia="宋体" w:hAnsi="宋体"/>
@@ -699,6 +2220,7 @@
         </w:rPr>
         <w:t>1.3 文档约定</w:t>
       </w:r>
+      <w:bookmarkEnd w:id="3"/>
     </w:p>
     <w:p>
       <w:pPr>
@@ -783,6 +2305,7 @@
         <w:ind w:firstLineChars="0"/>
         <w:jc w:val="left"/>
       </w:pPr>
+      <w:bookmarkStart w:id="4" w:name="_Toc242702089"/>
       <w:r>
         <w:rPr>
           <w:rFonts w:ascii="宋体" w:eastAsia="宋体" w:hAnsi="宋体"/>
@@ -790,6 +2313,7 @@
         </w:rPr>
         <w:t>1.4 预期读者和阅读建议</w:t>
       </w:r>
+      <w:bookmarkEnd w:id="4"/>
     </w:p>
     <w:p>
       <w:pPr>
@@ -863,6 +2387,7 @@
         <w:ind w:firstLine="482"/>
         <w:jc w:val="left"/>
       </w:pPr>
+      <w:bookmarkStart w:id="5" w:name="_Toc242702090"/>
       <w:r>
         <w:rPr>
           <w:rFonts w:ascii="宋体" w:eastAsia="宋体" w:hAnsi="宋体"/>
@@ -870,6 +2395,7 @@
         </w:rPr>
         <w:t>1.5 产品范围</w:t>
       </w:r>
+      <w:bookmarkEnd w:id="5"/>
     </w:p>
     <w:p>
       <w:pPr>
@@ -899,6 +2425,7 @@
         <w:ind w:firstLine="482"/>
         <w:jc w:val="left"/>
       </w:pPr>
+      <w:bookmarkStart w:id="6" w:name="_Toc242702091"/>
       <w:r>
         <w:rPr>
           <w:rFonts w:ascii="宋体" w:eastAsia="宋体" w:hAnsi="宋体"/>
@@ -906,6 +2433,7 @@
         </w:rPr>
         <w:t>1.6 参考文献</w:t>
       </w:r>
+      <w:bookmarkEnd w:id="6"/>
     </w:p>
     <w:p>
       <w:pPr>
@@ -976,12 +2504,14 @@
       <w:pPr>
         <w:pStyle w:val="ReportHeading1"/>
       </w:pPr>
+      <w:bookmarkStart w:id="7" w:name="_Toc242702092"/>
       <w:r>
         <w:rPr>
           <w:rFonts w:ascii="宋体" w:hAnsi="宋体"/>
         </w:rPr>
         <w:t>2. 综合描述</w:t>
       </w:r>
+      <w:bookmarkEnd w:id="7"/>
     </w:p>
     <w:p>
       <w:pPr>
@@ -1007,6 +2537,7 @@
         <w:ind w:firstLine="482"/>
         <w:jc w:val="left"/>
       </w:pPr>
+      <w:bookmarkStart w:id="8" w:name="_Toc242702093"/>
       <w:r>
         <w:rPr>
           <w:rFonts w:ascii="宋体" w:eastAsia="宋体" w:hAnsi="宋体"/>
@@ -1014,6 +2545,7 @@
         </w:rPr>
         <w:t>2.1 产品的功能</w:t>
       </w:r>
+      <w:bookmarkEnd w:id="8"/>
     </w:p>
     <w:p>
       <w:pPr>
@@ -1661,6 +3193,7 @@
         <w:ind w:firstLine="482"/>
         <w:jc w:val="left"/>
       </w:pPr>
+      <w:bookmarkStart w:id="9" w:name="_Toc242702094"/>
       <w:r>
         <w:rPr>
           <w:rFonts w:ascii="宋体" w:eastAsia="宋体" w:hAnsi="宋体"/>
@@ -1668,6 +3201,7 @@
         </w:rPr>
         <w:t>2.2 用户类和特性</w:t>
       </w:r>
+      <w:bookmarkEnd w:id="9"/>
     </w:p>
     <w:p>
       <w:pPr>
@@ -1738,6 +3272,7 @@
         <w:ind w:firstLine="482"/>
         <w:jc w:val="left"/>
       </w:pPr>
+      <w:bookmarkStart w:id="10" w:name="_Toc242702095"/>
       <w:r>
         <w:rPr>
           <w:rFonts w:ascii="宋体" w:eastAsia="宋体" w:hAnsi="宋体"/>
@@ -1745,6 +3280,7 @@
         </w:rPr>
         <w:t>2.3 运行环境</w:t>
       </w:r>
+      <w:bookmarkEnd w:id="10"/>
     </w:p>
     <w:p>
       <w:pPr>
@@ -1815,7 +3351,7 @@
       <w:pPr>
         <w:pStyle w:val="20"/>
         <w:rPr>
-          <w:rFonts w:ascii="宋体" w:hAnsi="宋体"/>
+          <w:rFonts w:ascii="宋体" w:hAnsi="宋体" w:hint="eastAsia"/>
         </w:rPr>
       </w:pPr>
       <w:r>
@@ -1829,12 +3365,14 @@
       <w:pPr>
         <w:pStyle w:val="ReportHeading1"/>
       </w:pPr>
+      <w:bookmarkStart w:id="11" w:name="_Toc242702096"/>
       <w:r>
         <w:rPr>
           <w:rFonts w:ascii="宋体" w:hAnsi="宋体"/>
         </w:rPr>
         <w:t>3. 外部接口需求</w:t>
       </w:r>
+      <w:bookmarkEnd w:id="11"/>
     </w:p>
     <w:p>
       <w:pPr>
@@ -1850,7 +3388,9 @@
     <w:p>
       <w:pPr>
         <w:pStyle w:val="ReportHeading2"/>
-      </w:pPr>
+        <w:ind w:firstLineChars="0" w:firstLine="0"/>
+      </w:pPr>
+      <w:bookmarkStart w:id="12" w:name="_Toc242702097"/>
       <w:r>
         <w:rPr>
           <w:rFonts w:ascii="宋体" w:eastAsia="宋体" w:hAnsi="宋体"/>
@@ -1858,17 +3398,7 @@
         </w:rPr>
         <w:t>3.1 用户界面</w:t>
       </w:r>
-    </w:p>
-    <w:p>
-      <w:pPr>
-        <w:pStyle w:val="20"/>
-      </w:pPr>
-      <w:r>
-        <w:rPr>
-          <w:rFonts w:ascii="宋体" w:hAnsi="宋体"/>
-        </w:rPr>
-        <w:t>系统提供网页端界面，使用者无需安装客户端即可通过浏览器访问。界面按使用者身份分为两类：个人贷款用户使用的前台界面，以及风控审核人员使用的后台界面，二者共用同一套注册与登录入口。前台界面围绕注册登录、实名认证、贷款申请、合同签订、进度查询和还款组织；后台界面围绕贷款人信息查询、待审核贷款处理、人工审批和审核记录查询组织。本节以文字说明各页面的入口、主要元素和操作结果，不给出原型图，实际开发成品在布局和控件样式上可能与本节描述略有出入。</w:t>
-      </w:r>
+      <w:bookmarkEnd w:id="12"/>
     </w:p>
     <w:p>
       <w:pPr>
@@ -1939,7 +3469,14 @@
         <w:rPr>
           <w:rFonts w:ascii="宋体" w:hAnsi="宋体"/>
         </w:rPr>
-        <w:t>入口：申请贷款。页面首先展示可申请的贷款产品及其额度范围、可选期限和利率或费用说明；用户选择产品后填写申请额度、贷款期限和借款用途等必要信息。填写过程中页面实时计算并展示预期贷款利息与还款节奏，包括还款方式、每期应还金额和还款日安排，便于用户判断还款压力。用户确认信息并完成必要的数据授权后提交申请，系统校验必填项、取值范围和申请资格，生成申请单号并将申请状态置为“待风控评估”。字段缺失或格式不正确时，页面定位到具体字段并阻止提交；同一用户存在未完成的同类申请时，页面提示已有申请及其状态，避免重复提交。</w:t>
+        <w:t>入口：申请贷款。页面首先展示可申请的贷款产品及其额度范围、可选期限和利率或费用说明；用户选择产品后填写申请额度、贷款期限和借款用途等必要信息。填写过程中页面实时计算并展示预期贷款利息与还款节奏，包括还款方式、每期应还金额和还</w:t>
+      </w:r>
+      <w:r>
+        <w:rPr>
+          <w:rFonts w:ascii="宋体" w:hAnsi="宋体"/>
+        </w:rPr>
+        <w:lastRenderedPageBreak/>
+        <w:t>款日安排，便于用户判断还款压力。用户确认信息并完成必要的数据授权后提交申请，系统校验必填项、取值范围和申请资格，生成申请单号并将申请状态置为“待风控评估”。字段缺失或格式不正确时，页面定位到具体字段并阻止提交；同一用户存在未完成的同类申请时，页面提示已有申请及其状态，避免重复提交。</w:t>
       </w:r>
     </w:p>
     <w:p>
@@ -2083,7 +3620,14 @@
         <w:rPr>
           <w:rFonts w:ascii="宋体" w:hAnsi="宋体"/>
         </w:rPr>
-        <w:t>入口：风控审核人员登录后—待审核贷款。页面展示待处理申请列表，并逐项呈现贷款信息（额度、期限、用途）、贷款人信息、数据来源摘要、信用评分、风险等级、规则命中原因和系统给出的处理建议。审核人员核对材料后选择批准、拒绝或退回补充资料，并填写人工意见和补充核验记录；必填意见为空或未查看风险解释时页面不允许提交。提交后系统生成审批结果、授信额度、期限和还款计划并更新申请状态，审批结论、审核人员和操作时间一并保存以便追溯。</w:t>
+        <w:t>入口：风控审核人员登录后—待审核贷款。页面展示待处理申请列表，并逐项呈现贷款信息（额度、期限、用途）、贷款人信息、数据来源摘要、信用评分、风险等级、规则命中原因和系统给出的处理建议。审核人员核对材料后选择批准、拒绝或退回补充资料，并填写人工意见和补充核验记录；必填意见为空或未查看风险解释时页面不允许</w:t>
+      </w:r>
+      <w:r>
+        <w:rPr>
+          <w:rFonts w:ascii="宋体" w:hAnsi="宋体"/>
+        </w:rPr>
+        <w:lastRenderedPageBreak/>
+        <w:t>提交。提交后系统生成审批结果、授信额度、期限和还款计划并更新申请状态，审批结论、审核人员和操作时间一并保存以便追溯。</w:t>
       </w:r>
     </w:p>
     <w:p>
@@ -2114,15 +3658,17 @@
       <w:pPr>
         <w:pStyle w:val="ReportHeading1"/>
         <w:rPr>
-          <w:rFonts w:ascii="宋体" w:hAnsi="宋体"/>
-        </w:rPr>
-      </w:pPr>
+          <w:rFonts w:ascii="宋体" w:hAnsi="宋体" w:hint="eastAsia"/>
+        </w:rPr>
+      </w:pPr>
+      <w:bookmarkStart w:id="13" w:name="_Toc242702098"/>
       <w:r>
         <w:rPr>
           <w:rFonts w:ascii="宋体" w:hAnsi="宋体" w:hint="eastAsia"/>
         </w:rPr>
         <w:t>4.系统用例分析</w:t>
       </w:r>
+      <w:bookmarkEnd w:id="13"/>
     </w:p>
     <w:p>
       <w:pPr>
@@ -2154,6 +3700,7 @@
         <w:ind w:firstLine="480"/>
         <w:jc w:val="left"/>
       </w:pPr>
+      <w:bookmarkStart w:id="14" w:name="_Toc242702099"/>
       <w:r>
         <w:rPr>
           <w:rFonts w:hint="eastAsia"/>
@@ -2167,6 +3714,7 @@
         </w:rPr>
         <w:t>贷款用户</w:t>
       </w:r>
+      <w:bookmarkEnd w:id="14"/>
     </w:p>
     <w:p>
       <w:pPr>
@@ -2183,7 +3731,7 @@
           <w:noProof/>
         </w:rPr>
         <w:drawing>
-          <wp:anchor distT="0" distB="0" distL="114300" distR="114300" simplePos="0" relativeHeight="251658240" behindDoc="0" locked="0" layoutInCell="1" allowOverlap="1" wp14:anchorId="75DFCAC1" wp14:editId="14CD03F5">
+          <wp:anchor distT="0" distB="0" distL="114300" distR="114300" simplePos="0" relativeHeight="251658240" behindDoc="0" locked="0" layoutInCell="1" allowOverlap="1" wp14:anchorId="0D5739B6" wp14:editId="664DC080">
             <wp:simplePos x="0" y="0"/>
             <wp:positionH relativeFrom="margin">
               <wp:align>center</wp:align>
@@ -2269,7 +3817,6 @@
         <w:rPr>
           <w:rFonts w:ascii="宋体" w:hAnsi="宋体"/>
         </w:rPr>
-        <w:lastRenderedPageBreak/>
         <w:t>用户在贷前环节先注册并提交身份信息，系统存储账户和身份信息；用户登录并验证身份后，身份验证成功则进入贷款申请界面、提交贷款申请并取得电子合同，随后可以查询贷款进度和申请状态；身份验证失败时系统返回失败提示，用户需要重新登录。</w:t>
       </w:r>
     </w:p>
@@ -2287,8 +3834,9 @@
           <w:rFonts w:hint="eastAsia"/>
           <w:noProof/>
         </w:rPr>
+        <w:lastRenderedPageBreak/>
         <w:drawing>
-          <wp:anchor distT="0" distB="0" distL="114300" distR="114300" simplePos="0" relativeHeight="251659264" behindDoc="0" locked="0" layoutInCell="1" allowOverlap="1" wp14:anchorId="6D785FF5" wp14:editId="55337079">
+          <wp:anchor distT="0" distB="0" distL="114300" distR="114300" simplePos="0" relativeHeight="251659264" behindDoc="0" locked="0" layoutInCell="1" allowOverlap="1" wp14:anchorId="4FDECFFB" wp14:editId="31DDB616">
             <wp:simplePos x="0" y="0"/>
             <wp:positionH relativeFrom="margin">
               <wp:align>center</wp:align>
@@ -2368,7 +3916,7 @@
         <w:pStyle w:val="20"/>
         <w:ind w:leftChars="0" w:left="0" w:firstLineChars="0" w:firstLine="0"/>
         <w:rPr>
-          <w:rFonts w:ascii="宋体" w:hAnsi="宋体"/>
+          <w:rFonts w:ascii="宋体" w:hAnsi="宋体" w:hint="eastAsia"/>
         </w:rPr>
       </w:pPr>
       <w:r>
@@ -2398,17 +3946,18 @@
         <w:ind w:firstLine="480"/>
         <w:jc w:val="left"/>
         <w:rPr>
-          <w:rFonts w:ascii="黑体" w:hAnsi="黑体"/>
+          <w:rFonts w:ascii="黑体" w:hAnsi="黑体" w:hint="eastAsia"/>
           <w:szCs w:val="24"/>
         </w:rPr>
       </w:pPr>
+      <w:bookmarkStart w:id="15" w:name="_Toc242702100"/>
       <w:r>
         <w:rPr>
           <w:rFonts w:ascii="宋体" w:hAnsi="宋体" w:hint="eastAsia"/>
           <w:noProof/>
         </w:rPr>
         <w:drawing>
-          <wp:anchor distT="0" distB="0" distL="114300" distR="114300" simplePos="0" relativeHeight="251660288" behindDoc="0" locked="0" layoutInCell="1" allowOverlap="1" wp14:anchorId="49E912DD" wp14:editId="0643F1F2">
+          <wp:anchor distT="0" distB="0" distL="114300" distR="114300" simplePos="0" relativeHeight="251660288" behindDoc="0" locked="0" layoutInCell="1" allowOverlap="1" wp14:anchorId="219F4508" wp14:editId="762811FB">
             <wp:simplePos x="0" y="0"/>
             <wp:positionH relativeFrom="margin">
               <wp:align>center</wp:align>
@@ -2470,12 +4019,13 @@
         </w:rPr>
         <w:t>4.2贷款审核员</w:t>
       </w:r>
+      <w:bookmarkEnd w:id="15"/>
     </w:p>
     <w:p>
       <w:pPr>
         <w:pStyle w:val="20"/>
         <w:rPr>
-          <w:rFonts w:ascii="宋体" w:hAnsi="宋体"/>
+          <w:rFonts w:ascii="宋体" w:hAnsi="宋体" w:hint="eastAsia"/>
         </w:rPr>
       </w:pPr>
       <w:r>
@@ -2491,13 +4041,15 @@
         <w:ind w:firstLine="480"/>
         <w:jc w:val="left"/>
       </w:pPr>
+      <w:bookmarkStart w:id="16" w:name="_Toc242702101"/>
       <w:r>
         <w:rPr>
           <w:rFonts w:hint="eastAsia"/>
           <w:noProof/>
         </w:rPr>
+        <w:lastRenderedPageBreak/>
         <w:drawing>
-          <wp:anchor distT="0" distB="0" distL="114300" distR="114300" simplePos="0" relativeHeight="251661312" behindDoc="0" locked="0" layoutInCell="1" allowOverlap="1" wp14:anchorId="3D00D65A" wp14:editId="54D2857A">
+          <wp:anchor distT="0" distB="0" distL="114300" distR="114300" simplePos="0" relativeHeight="251661312" behindDoc="0" locked="0" layoutInCell="1" allowOverlap="1" wp14:anchorId="7A46AE5C" wp14:editId="049BFA15">
             <wp:simplePos x="0" y="0"/>
             <wp:positionH relativeFrom="margin">
               <wp:align>center</wp:align>
@@ -2564,25 +4116,25 @@
         </w:rPr>
         <w:t>系统</w:t>
       </w:r>
+      <w:bookmarkEnd w:id="16"/>
     </w:p>
     <w:p>
       <w:pPr>
         <w:pStyle w:val="20"/>
-        <w:rPr>
-          <w:rFonts w:hint="eastAsia"/>
-        </w:rPr>
       </w:pPr>
     </w:p>
     <w:p>
       <w:pPr>
         <w:pStyle w:val="ReportHeading1"/>
       </w:pPr>
+      <w:bookmarkStart w:id="17" w:name="_Toc242702102"/>
       <w:r>
         <w:rPr>
           <w:rFonts w:ascii="宋体" w:hAnsi="宋体"/>
         </w:rPr>
         <w:t>5. 系统功能需求</w:t>
       </w:r>
+      <w:bookmarkEnd w:id="17"/>
     </w:p>
     <w:p>
       <w:pPr>
@@ -2590,6 +4142,7 @@
         <w:ind w:firstLine="482"/>
         <w:jc w:val="left"/>
       </w:pPr>
+      <w:bookmarkStart w:id="18" w:name="_Toc242702103"/>
       <w:r>
         <w:rPr>
           <w:rFonts w:ascii="宋体" w:eastAsia="宋体" w:hAnsi="宋体"/>
@@ -2597,6 +4150,7 @@
         </w:rPr>
         <w:t>5.1 用例描述</w:t>
       </w:r>
+      <w:bookmarkEnd w:id="18"/>
     </w:p>
     <w:p>
       <w:pPr>
@@ -5651,6 +7205,7 @@
         <w:ind w:firstLine="482"/>
         <w:jc w:val="left"/>
       </w:pPr>
+      <w:bookmarkStart w:id="19" w:name="_Toc242702104"/>
       <w:r>
         <w:rPr>
           <w:rFonts w:ascii="宋体" w:eastAsia="宋体" w:hAnsi="宋体"/>
@@ -5658,6 +7213,7 @@
         </w:rPr>
         <w:t>5.2 用例业务流程描述</w:t>
       </w:r>
+      <w:bookmarkEnd w:id="19"/>
     </w:p>
     <w:p>
       <w:pPr>
@@ -7186,7 +8742,7 @@
 </file>
 
 <file path=word/endnotes.xml><?xml version="1.0" encoding="utf-8"?>
-<w:endnotes xmlns:wpc="http://schemas.microsoft.com/office/word/2010/wordprocessingCanvas" xmlns:cx="http://schemas.microsoft.com/office/drawing/2014/chartex" xmlns:cx1="http://schemas.microsoft.com/office/drawing/2015/9/8/chartex" xmlns:cx2="http://schemas.microsoft.com/office/drawing/2015/10/21/chartex" xmlns:cx3="http://schemas.microsoft.com/office/drawing/2016/5/9/chartex" xmlns:cx4="http://schemas.microsoft.com/office/drawing/2016/5/10/chartex" xmlns:cx5="http://schemas.microsoft.com/office/drawing/2016/5/11/chartex" xmlns:cx6="http://schemas.microsoft.com/office/drawing/2016/5/12/chartex" xmlns:cx7="http://schemas.microsoft.com/office/drawing/2016/5/13/chartex" xmlns:cx8="http://schemas.microsoft.com/office/drawing/2016/5/14/chartex" xmlns:mc="http://schemas.openxmlformats.org/markup-compatibility/2006" xmlns:aink="http://schemas.microsoft.com/office/drawing/2016/ink" xmlns:am3d="http://schemas.microsoft.com/office/drawing/2017/model3d" xmlns:o="urn:schemas-microsoft-com:office:office" xmlns:oel="http://schemas.microsoft.com/office/2019/extlst" xmlns:r="http://schemas.openxmlformats.org/officeDocument/2006/relationships" xmlns:m="http://schemas.openxmlformats.org/officeDocument/2006/math" xmlns:v="urn:schemas-microsoft-com:vml" xmlns:wp14="http://schemas.microsoft.com/office/word/2010/wordprocessingDrawing" xmlns:wp="http://schemas.openxmlformats.org/drawingml/2006/wordprocessingDrawing" xmlns:w10="urn:schemas-microsoft-com:office:word" xmlns:w="http://schemas.openxmlformats.org/wordprocessingml/2006/main" xmlns:w14="http://schemas.microsoft.com/office/word/2010/wordml" xmlns:w15="http://schemas.microsoft.com/office/word/2012/wordml" xmlns:w16cex="http://schemas.microsoft.com/office/word/2018/wordml/cex" xmlns:w16cid="http://schemas.microsoft.com/office/word/2016/wordml/cid" xmlns:w16="http://schemas.microsoft.com/office/word/2018/wordml" xmlns:w16du="http://schemas.microsoft.com/office/word/2023/wordml/word16du" xmlns:w16sdtdh="http://schemas.microsoft.com/office/word/2020/wordml/sdtdatahash" xmlns:w16sdtfl="http://schemas.microsoft.com/office/word/2024/wordml/sdtformatlock" xmlns:w16se="http://schemas.microsoft.com/office/word/2015/wordml/symex" xmlns:wpg="http://schemas.microsoft.com/office/word/2010/wordprocessingGroup" xmlns:wpi="http://schemas.microsoft.com/office/word/2010/wordprocessingInk" xmlns:wne="http://schemas.microsoft.com/office/word/2006/wordml" xmlns:wps="http://schemas.microsoft.com/office/word/2010/wordprocessingShape" mc:Ignorable="w14 w15 w16se w16cid w16 w16cex w16sdtdh w16sdtfl w16du wp14">
+<w:endnotes xmlns:wpc="http://schemas.microsoft.com/office/word/2010/wordprocessingCanvas" xmlns:cx="http://schemas.microsoft.com/office/drawing/2014/chartex" xmlns:cx1="http://schemas.microsoft.com/office/drawing/2015/9/8/chartex" xmlns:cx2="http://schemas.microsoft.com/office/drawing/2015/10/21/chartex" xmlns:cx3="http://schemas.microsoft.com/office/drawing/2016/5/9/chartex" xmlns:cx4="http://schemas.microsoft.com/office/drawing/2016/5/10/chartex" xmlns:cx5="http://schemas.microsoft.com/office/drawing/2016/5/11/chartex" xmlns:cx6="http://schemas.microsoft.com/office/drawing/2016/5/12/chartex" xmlns:cx7="http://schemas.microsoft.com/office/drawing/2016/5/13/chartex" xmlns:cx8="http://schemas.microsoft.com/office/drawing/2016/5/14/chartex" xmlns:mc="http://schemas.openxmlformats.org/markup-compatibility/2006" xmlns:aink="http://schemas.microsoft.com/office/drawing/2016/ink" xmlns:am3d="http://schemas.microsoft.com/office/drawing/2017/model3d" xmlns:o="urn:schemas-microsoft-com:office:office" xmlns:oel="http://schemas.microsoft.com/office/2019/extlst" xmlns:r="http://schemas.openxmlformats.org/officeDocument/2006/relationships" xmlns:m="http://schemas.openxmlformats.org/officeDocument/2006/math" xmlns:v="urn:schemas-microsoft-com:vml" xmlns:wp14="http://schemas.microsoft.com/office/word/2010/wordprocessingDrawing" xmlns:wp="http://schemas.openxmlformats.org/drawingml/2006/wordprocessingDrawing" xmlns:w10="urn:schemas-microsoft-com:office:word" xmlns:w="http://schemas.openxmlformats.org/wordprocessingml/2006/main" xmlns:w14="http://schemas.microsoft.com/office/word/2010/wordml" xmlns:w15="http://schemas.microsoft.com/office/word/2012/wordml" xmlns:w16cex="http://schemas.microsoft.com/office/word/2018/wordml/cex" xmlns:w16cid="http://schemas.microsoft.com/office/word/2016/wordml/cid" xmlns:w16="http://schemas.microsoft.com/office/word/2018/wordml" xmlns:w16sdtdh="http://schemas.microsoft.com/office/word/2020/wordml/sdtdatahash" xmlns:w16se="http://schemas.microsoft.com/office/word/2015/wordml/symex" xmlns:wpg="http://schemas.microsoft.com/office/word/2010/wordprocessingGroup" xmlns:wpi="http://schemas.microsoft.com/office/word/2010/wordprocessingInk" xmlns:wne="http://schemas.microsoft.com/office/word/2006/wordml" xmlns:wps="http://schemas.microsoft.com/office/word/2010/wordprocessingShape" mc:Ignorable="w14 w15 w16se w16cid w16 w16cex w16sdtdh wp14">
   <w:endnote w:type="separator" w:id="-1">
     <w:p>
       <w:r>
@@ -7205,7 +8761,7 @@
 </file>
 
 <file path=word/footer1.xml><?xml version="1.0" encoding="utf-8"?>
-<w:ftr xmlns:wpc="http://schemas.microsoft.com/office/word/2010/wordprocessingCanvas" xmlns:cx="http://schemas.microsoft.com/office/drawing/2014/chartex" xmlns:cx1="http://schemas.microsoft.com/office/drawing/2015/9/8/chartex" xmlns:cx2="http://schemas.microsoft.com/office/drawing/2015/10/21/chartex" xmlns:cx3="http://schemas.microsoft.com/office/drawing/2016/5/9/chartex" xmlns:cx4="http://schemas.microsoft.com/office/drawing/2016/5/10/chartex" xmlns:cx5="http://schemas.microsoft.com/office/drawing/2016/5/11/chartex" xmlns:cx6="http://schemas.microsoft.com/office/drawing/2016/5/12/chartex" xmlns:cx7="http://schemas.microsoft.com/office/drawing/2016/5/13/chartex" xmlns:cx8="http://schemas.microsoft.com/office/drawing/2016/5/14/chartex" xmlns:mc="http://schemas.openxmlformats.org/markup-compatibility/2006" xmlns:aink="http://schemas.microsoft.com/office/drawing/2016/ink" xmlns:am3d="http://schemas.microsoft.com/office/drawing/2017/model3d" xmlns:o="urn:schemas-microsoft-com:office:office" xmlns:oel="http://schemas.microsoft.com/office/2019/extlst" xmlns:r="http://schemas.openxmlformats.org/officeDocument/2006/relationships" xmlns:m="http://schemas.openxmlformats.org/officeDocument/2006/math" xmlns:v="urn:schemas-microsoft-com:vml" xmlns:wp14="http://schemas.microsoft.com/office/word/2010/wordprocessingDrawing" xmlns:wp="http://schemas.openxmlformats.org/drawingml/2006/wordprocessingDrawing" xmlns:w10="urn:schemas-microsoft-com:office:word" xmlns:w="http://schemas.openxmlformats.org/wordprocessingml/2006/main" xmlns:w14="http://schemas.microsoft.com/office/word/2010/wordml" xmlns:w15="http://schemas.microsoft.com/office/word/2012/wordml" xmlns:w16cex="http://schemas.microsoft.com/office/word/2018/wordml/cex" xmlns:w16cid="http://schemas.microsoft.com/office/word/2016/wordml/cid" xmlns:w16="http://schemas.microsoft.com/office/word/2018/wordml" xmlns:w16du="http://schemas.microsoft.com/office/word/2023/wordml/word16du" xmlns:w16sdtdh="http://schemas.microsoft.com/office/word/2020/wordml/sdtdatahash" xmlns:w16sdtfl="http://schemas.microsoft.com/office/word/2024/wordml/sdtformatlock" xmlns:w16se="http://schemas.microsoft.com/office/word/2015/wordml/symex" xmlns:wpg="http://schemas.microsoft.com/office/word/2010/wordprocessingGroup" xmlns:wpi="http://schemas.microsoft.com/office/word/2010/wordprocessingInk" xmlns:wne="http://schemas.microsoft.com/office/word/2006/wordml" xmlns:wps="http://schemas.microsoft.com/office/word/2010/wordprocessingShape" mc:Ignorable="w14 w15 w16se w16cid w16 w16cex w16sdtdh w16sdtfl w16du wp14">
+<w:ftr xmlns:wpc="http://schemas.microsoft.com/office/word/2010/wordprocessingCanvas" xmlns:cx="http://schemas.microsoft.com/office/drawing/2014/chartex" xmlns:cx1="http://schemas.microsoft.com/office/drawing/2015/9/8/chartex" xmlns:cx2="http://schemas.microsoft.com/office/drawing/2015/10/21/chartex" xmlns:cx3="http://schemas.microsoft.com/office/drawing/2016/5/9/chartex" xmlns:cx4="http://schemas.microsoft.com/office/drawing/2016/5/10/chartex" xmlns:cx5="http://schemas.microsoft.com/office/drawing/2016/5/11/chartex" xmlns:cx6="http://schemas.microsoft.com/office/drawing/2016/5/12/chartex" xmlns:cx7="http://schemas.microsoft.com/office/drawing/2016/5/13/chartex" xmlns:cx8="http://schemas.microsoft.com/office/drawing/2016/5/14/chartex" xmlns:mc="http://schemas.openxmlformats.org/markup-compatibility/2006" xmlns:aink="http://schemas.microsoft.com/office/drawing/2016/ink" xmlns:am3d="http://schemas.microsoft.com/office/drawing/2017/model3d" xmlns:o="urn:schemas-microsoft-com:office:office" xmlns:oel="http://schemas.microsoft.com/office/2019/extlst" xmlns:r="http://schemas.openxmlformats.org/officeDocument/2006/relationships" xmlns:m="http://schemas.openxmlformats.org/officeDocument/2006/math" xmlns:v="urn:schemas-microsoft-com:vml" xmlns:wp14="http://schemas.microsoft.com/office/word/2010/wordprocessingDrawing" xmlns:wp="http://schemas.openxmlformats.org/drawingml/2006/wordprocessingDrawing" xmlns:w10="urn:schemas-microsoft-com:office:word" xmlns:w="http://schemas.openxmlformats.org/wordprocessingml/2006/main" xmlns:w14="http://schemas.microsoft.com/office/word/2010/wordml" xmlns:w15="http://schemas.microsoft.com/office/word/2012/wordml" xmlns:w16cex="http://schemas.microsoft.com/office/word/2018/wordml/cex" xmlns:w16cid="http://schemas.microsoft.com/office/word/2016/wordml/cid" xmlns:w16="http://schemas.microsoft.com/office/word/2018/wordml" xmlns:w16sdtdh="http://schemas.microsoft.com/office/word/2020/wordml/sdtdatahash" xmlns:w16se="http://schemas.microsoft.com/office/word/2015/wordml/symex" xmlns:wpg="http://schemas.microsoft.com/office/word/2010/wordprocessingGroup" xmlns:wpi="http://schemas.microsoft.com/office/word/2010/wordprocessingInk" xmlns:wne="http://schemas.microsoft.com/office/word/2006/wordml" xmlns:wps="http://schemas.microsoft.com/office/word/2010/wordprocessingShape" mc:Ignorable="w14 w15 w16se w16cid w16 w16cex w16sdtdh wp14">
   <w:p>
     <w:pPr>
       <w:pStyle w:val="af"/>
@@ -7216,7 +8772,7 @@
 </file>
 
 <file path=word/footer2.xml><?xml version="1.0" encoding="utf-8"?>
-<w:ftr xmlns:wpc="http://schemas.microsoft.com/office/word/2010/wordprocessingCanvas" xmlns:cx="http://schemas.microsoft.com/office/drawing/2014/chartex" xmlns:cx1="http://schemas.microsoft.com/office/drawing/2015/9/8/chartex" xmlns:cx2="http://schemas.microsoft.com/office/drawing/2015/10/21/chartex" xmlns:cx3="http://schemas.microsoft.com/office/drawing/2016/5/9/chartex" xmlns:cx4="http://schemas.microsoft.com/office/drawing/2016/5/10/chartex" xmlns:cx5="http://schemas.microsoft.com/office/drawing/2016/5/11/chartex" xmlns:cx6="http://schemas.microsoft.com/office/drawing/2016/5/12/chartex" xmlns:cx7="http://schemas.microsoft.com/office/drawing/2016/5/13/chartex" xmlns:cx8="http://schemas.microsoft.com/office/drawing/2016/5/14/chartex" xmlns:mc="http://schemas.openxmlformats.org/markup-compatibility/2006" xmlns:aink="http://schemas.microsoft.com/office/drawing/2016/ink" xmlns:am3d="http://schemas.microsoft.com/office/drawing/2017/model3d" xmlns:o="urn:schemas-microsoft-com:office:office" xmlns:oel="http://schemas.microsoft.com/office/2019/extlst" xmlns:r="http://schemas.openxmlformats.org/officeDocument/2006/relationships" xmlns:m="http://schemas.openxmlformats.org/officeDocument/2006/math" xmlns:v="urn:schemas-microsoft-com:vml" xmlns:wp14="http://schemas.microsoft.com/office/word/2010/wordprocessingDrawing" xmlns:wp="http://schemas.openxmlformats.org/drawingml/2006/wordprocessingDrawing" xmlns:w10="urn:schemas-microsoft-com:office:word" xmlns:w="http://schemas.openxmlformats.org/wordprocessingml/2006/main" xmlns:w14="http://schemas.microsoft.com/office/word/2010/wordml" xmlns:w15="http://schemas.microsoft.com/office/word/2012/wordml" xmlns:w16cex="http://schemas.microsoft.com/office/word/2018/wordml/cex" xmlns:w16cid="http://schemas.microsoft.com/office/word/2016/wordml/cid" xmlns:w16="http://schemas.microsoft.com/office/word/2018/wordml" xmlns:w16du="http://schemas.microsoft.com/office/word/2023/wordml/word16du" xmlns:w16sdtdh="http://schemas.microsoft.com/office/word/2020/wordml/sdtdatahash" xmlns:w16sdtfl="http://schemas.microsoft.com/office/word/2024/wordml/sdtformatlock" xmlns:w16se="http://schemas.microsoft.com/office/word/2015/wordml/symex" xmlns:wpg="http://schemas.microsoft.com/office/word/2010/wordprocessingGroup" xmlns:wpi="http://schemas.microsoft.com/office/word/2010/wordprocessingInk" xmlns:wne="http://schemas.microsoft.com/office/word/2006/wordml" xmlns:wps="http://schemas.microsoft.com/office/word/2010/wordprocessingShape" mc:Ignorable="w14 w15 w16se w16cid w16 w16cex w16sdtdh w16sdtfl w16du wp14">
+<w:ftr xmlns:wpc="http://schemas.microsoft.com/office/word/2010/wordprocessingCanvas" xmlns:cx="http://schemas.microsoft.com/office/drawing/2014/chartex" xmlns:cx1="http://schemas.microsoft.com/office/drawing/2015/9/8/chartex" xmlns:cx2="http://schemas.microsoft.com/office/drawing/2015/10/21/chartex" xmlns:cx3="http://schemas.microsoft.com/office/drawing/2016/5/9/chartex" xmlns:cx4="http://schemas.microsoft.com/office/drawing/2016/5/10/chartex" xmlns:cx5="http://schemas.microsoft.com/office/drawing/2016/5/11/chartex" xmlns:cx6="http://schemas.microsoft.com/office/drawing/2016/5/12/chartex" xmlns:cx7="http://schemas.microsoft.com/office/drawing/2016/5/13/chartex" xmlns:cx8="http://schemas.microsoft.com/office/drawing/2016/5/14/chartex" xmlns:mc="http://schemas.openxmlformats.org/markup-compatibility/2006" xmlns:aink="http://schemas.microsoft.com/office/drawing/2016/ink" xmlns:am3d="http://schemas.microsoft.com/office/drawing/2017/model3d" xmlns:o="urn:schemas-microsoft-com:office:office" xmlns:oel="http://schemas.microsoft.com/office/2019/extlst" xmlns:r="http://schemas.openxmlformats.org/officeDocument/2006/relationships" xmlns:m="http://schemas.openxmlformats.org/officeDocument/2006/math" xmlns:v="urn:schemas-microsoft-com:vml" xmlns:wp14="http://schemas.microsoft.com/office/word/2010/wordprocessingDrawing" xmlns:wp="http://schemas.openxmlformats.org/drawingml/2006/wordprocessingDrawing" xmlns:w10="urn:schemas-microsoft-com:office:word" xmlns:w="http://schemas.openxmlformats.org/wordprocessingml/2006/main" xmlns:w14="http://schemas.microsoft.com/office/word/2010/wordml" xmlns:w15="http://schemas.microsoft.com/office/word/2012/wordml" xmlns:w16cex="http://schemas.microsoft.com/office/word/2018/wordml/cex" xmlns:w16cid="http://schemas.microsoft.com/office/word/2016/wordml/cid" xmlns:w16="http://schemas.microsoft.com/office/word/2018/wordml" xmlns:w16sdtdh="http://schemas.microsoft.com/office/word/2020/wordml/sdtdatahash" xmlns:w16se="http://schemas.microsoft.com/office/word/2015/wordml/symex" xmlns:wpg="http://schemas.microsoft.com/office/word/2010/wordprocessingGroup" xmlns:wpi="http://schemas.microsoft.com/office/word/2010/wordprocessingInk" xmlns:wne="http://schemas.microsoft.com/office/word/2006/wordml" xmlns:wps="http://schemas.microsoft.com/office/word/2010/wordprocessingShape" mc:Ignorable="w14 w15 w16se w16cid w16 w16cex w16sdtdh wp14">
   <w:p>
     <w:pPr>
       <w:pStyle w:val="af"/>
@@ -7229,7 +8785,7 @@
       <mc:AlternateContent>
         <mc:Choice Requires="wps">
           <w:drawing>
-            <wp:anchor distT="0" distB="0" distL="114300" distR="114300" simplePos="0" relativeHeight="251662336" behindDoc="0" locked="0" layoutInCell="1" allowOverlap="1" wp14:anchorId="3B1F8A92" wp14:editId="4413C80C">
+            <wp:anchor distT="0" distB="0" distL="114300" distR="114300" simplePos="0" relativeHeight="251662336" behindDoc="0" locked="0" layoutInCell="1" allowOverlap="1" wp14:anchorId="4432B7ED" wp14:editId="68C6D62A">
               <wp:simplePos x="0" y="0"/>
               <wp:positionH relativeFrom="margin">
                 <wp:align>center</wp:align>
@@ -7324,7 +8880,7 @@
         </mc:Choice>
         <mc:Fallback>
           <w:pict>
-            <v:shapetype w14:anchorId="3B1F8A92" id="_x0000_t202" coordsize="21600,21600" o:spt="202" path="m,l,21600r21600,l21600,xe">
+            <v:shapetype w14:anchorId="4432B7ED" id="_x0000_t202" coordsize="21600,21600" o:spt="202" path="m,l,21600r21600,l21600,xe">
               <v:stroke joinstyle="miter"/>
               <v:path gradientshapeok="t" o:connecttype="rect"/>
             </v:shapetype>
@@ -7380,7 +8936,7 @@
 </file>
 
 <file path=word/footer3.xml><?xml version="1.0" encoding="utf-8"?>
-<w:ftr xmlns:wpc="http://schemas.microsoft.com/office/word/2010/wordprocessingCanvas" xmlns:cx="http://schemas.microsoft.com/office/drawing/2014/chartex" xmlns:cx1="http://schemas.microsoft.com/office/drawing/2015/9/8/chartex" xmlns:cx2="http://schemas.microsoft.com/office/drawing/2015/10/21/chartex" xmlns:cx3="http://schemas.microsoft.com/office/drawing/2016/5/9/chartex" xmlns:cx4="http://schemas.microsoft.com/office/drawing/2016/5/10/chartex" xmlns:cx5="http://schemas.microsoft.com/office/drawing/2016/5/11/chartex" xmlns:cx6="http://schemas.microsoft.com/office/drawing/2016/5/12/chartex" xmlns:cx7="http://schemas.microsoft.com/office/drawing/2016/5/13/chartex" xmlns:cx8="http://schemas.microsoft.com/office/drawing/2016/5/14/chartex" xmlns:mc="http://schemas.openxmlformats.org/markup-compatibility/2006" xmlns:aink="http://schemas.microsoft.com/office/drawing/2016/ink" xmlns:am3d="http://schemas.microsoft.com/office/drawing/2017/model3d" xmlns:o="urn:schemas-microsoft-com:office:office" xmlns:oel="http://schemas.microsoft.com/office/2019/extlst" xmlns:r="http://schemas.openxmlformats.org/officeDocument/2006/relationships" xmlns:m="http://schemas.openxmlformats.org/officeDocument/2006/math" xmlns:v="urn:schemas-microsoft-com:vml" xmlns:wp14="http://schemas.microsoft.com/office/word/2010/wordprocessingDrawing" xmlns:wp="http://schemas.openxmlformats.org/drawingml/2006/wordprocessingDrawing" xmlns:w10="urn:schemas-microsoft-com:office:word" xmlns:w="http://schemas.openxmlformats.org/wordprocessingml/2006/main" xmlns:w14="http://schemas.microsoft.com/office/word/2010/wordml" xmlns:w15="http://schemas.microsoft.com/office/word/2012/wordml" xmlns:w16cex="http://schemas.microsoft.com/office/word/2018/wordml/cex" xmlns:w16cid="http://schemas.microsoft.com/office/word/2016/wordml/cid" xmlns:w16="http://schemas.microsoft.com/office/word/2018/wordml" xmlns:w16du="http://schemas.microsoft.com/office/word/2023/wordml/word16du" xmlns:w16sdtdh="http://schemas.microsoft.com/office/word/2020/wordml/sdtdatahash" xmlns:w16sdtfl="http://schemas.microsoft.com/office/word/2024/wordml/sdtformatlock" xmlns:w16se="http://schemas.microsoft.com/office/word/2015/wordml/symex" xmlns:wpg="http://schemas.microsoft.com/office/word/2010/wordprocessingGroup" xmlns:wpi="http://schemas.microsoft.com/office/word/2010/wordprocessingInk" xmlns:wne="http://schemas.microsoft.com/office/word/2006/wordml" xmlns:wps="http://schemas.microsoft.com/office/word/2010/wordprocessingShape" mc:Ignorable="w14 w15 w16se w16cid w16 w16cex w16sdtdh w16sdtfl w16du wp14">
+<w:ftr xmlns:wpc="http://schemas.microsoft.com/office/word/2010/wordprocessingCanvas" xmlns:cx="http://schemas.microsoft.com/office/drawing/2014/chartex" xmlns:cx1="http://schemas.microsoft.com/office/drawing/2015/9/8/chartex" xmlns:cx2="http://schemas.microsoft.com/office/drawing/2015/10/21/chartex" xmlns:cx3="http://schemas.microsoft.com/office/drawing/2016/5/9/chartex" xmlns:cx4="http://schemas.microsoft.com/office/drawing/2016/5/10/chartex" xmlns:cx5="http://schemas.microsoft.com/office/drawing/2016/5/11/chartex" xmlns:cx6="http://schemas.microsoft.com/office/drawing/2016/5/12/chartex" xmlns:cx7="http://schemas.microsoft.com/office/drawing/2016/5/13/chartex" xmlns:cx8="http://schemas.microsoft.com/office/drawing/2016/5/14/chartex" xmlns:mc="http://schemas.openxmlformats.org/markup-compatibility/2006" xmlns:aink="http://schemas.microsoft.com/office/drawing/2016/ink" xmlns:am3d="http://schemas.microsoft.com/office/drawing/2017/model3d" xmlns:o="urn:schemas-microsoft-com:office:office" xmlns:oel="http://schemas.microsoft.com/office/2019/extlst" xmlns:r="http://schemas.openxmlformats.org/officeDocument/2006/relationships" xmlns:m="http://schemas.openxmlformats.org/officeDocument/2006/math" xmlns:v="urn:schemas-microsoft-com:vml" xmlns:wp14="http://schemas.microsoft.com/office/word/2010/wordprocessingDrawing" xmlns:wp="http://schemas.openxmlformats.org/drawingml/2006/wordprocessingDrawing" xmlns:w10="urn:schemas-microsoft-com:office:word" xmlns:w="http://schemas.openxmlformats.org/wordprocessingml/2006/main" xmlns:w14="http://schemas.microsoft.com/office/word/2010/wordml" xmlns:w15="http://schemas.microsoft.com/office/word/2012/wordml" xmlns:w16cex="http://schemas.microsoft.com/office/word/2018/wordml/cex" xmlns:w16cid="http://schemas.microsoft.com/office/word/2016/wordml/cid" xmlns:w16="http://schemas.microsoft.com/office/word/2018/wordml" xmlns:w16sdtdh="http://schemas.microsoft.com/office/word/2020/wordml/sdtdatahash" xmlns:w16se="http://schemas.microsoft.com/office/word/2015/wordml/symex" xmlns:wpg="http://schemas.microsoft.com/office/word/2010/wordprocessingGroup" xmlns:wpi="http://schemas.microsoft.com/office/word/2010/wordprocessingInk" xmlns:wne="http://schemas.microsoft.com/office/word/2006/wordml" xmlns:wps="http://schemas.microsoft.com/office/word/2010/wordprocessingShape" mc:Ignorable="w14 w15 w16se w16cid w16 w16cex w16sdtdh wp14">
   <w:p>
     <w:pPr>
       <w:pStyle w:val="af"/>
@@ -7391,7 +8947,7 @@
 </file>
 
 <file path=word/footnotes.xml><?xml version="1.0" encoding="utf-8"?>
-<w:footnotes xmlns:wpc="http://schemas.microsoft.com/office/word/2010/wordprocessingCanvas" xmlns:cx="http://schemas.microsoft.com/office/drawing/2014/chartex" xmlns:cx1="http://schemas.microsoft.com/office/drawing/2015/9/8/chartex" xmlns:cx2="http://schemas.microsoft.com/office/drawing/2015/10/21/chartex" xmlns:cx3="http://schemas.microsoft.com/office/drawing/2016/5/9/chartex" xmlns:cx4="http://schemas.microsoft.com/office/drawing/2016/5/10/chartex" xmlns:cx5="http://schemas.microsoft.com/office/drawing/2016/5/11/chartex" xmlns:cx6="http://schemas.microsoft.com/office/drawing/2016/5/12/chartex" xmlns:cx7="http://schemas.microsoft.com/office/drawing/2016/5/13/chartex" xmlns:cx8="http://schemas.microsoft.com/office/drawing/2016/5/14/chartex" xmlns:mc="http://schemas.openxmlformats.org/markup-compatibility/2006" xmlns:aink="http://schemas.microsoft.com/office/drawing/2016/ink" xmlns:am3d="http://schemas.microsoft.com/office/drawing/2017/model3d" xmlns:o="urn:schemas-microsoft-com:office:office" xmlns:oel="http://schemas.microsoft.com/office/2019/extlst" xmlns:r="http://schemas.openxmlformats.org/officeDocument/2006/relationships" xmlns:m="http://schemas.openxmlformats.org/officeDocument/2006/math" xmlns:v="urn:schemas-microsoft-com:vml" xmlns:wp14="http://schemas.microsoft.com/office/word/2010/wordprocessingDrawing" xmlns:wp="http://schemas.openxmlformats.org/drawingml/2006/wordprocessingDrawing" xmlns:w10="urn:schemas-microsoft-com:office:word" xmlns:w="http://schemas.openxmlformats.org/wordprocessingml/2006/main" xmlns:w14="http://schemas.microsoft.com/office/word/2010/wordml" xmlns:w15="http://schemas.microsoft.com/office/word/2012/wordml" xmlns:w16cex="http://schemas.microsoft.com/office/word/2018/wordml/cex" xmlns:w16cid="http://schemas.microsoft.com/office/word/2016/wordml/cid" xmlns:w16="http://schemas.microsoft.com/office/word/2018/wordml" xmlns:w16du="http://schemas.microsoft.com/office/word/2023/wordml/word16du" xmlns:w16sdtdh="http://schemas.microsoft.com/office/word/2020/wordml/sdtdatahash" xmlns:w16sdtfl="http://schemas.microsoft.com/office/word/2024/wordml/sdtformatlock" xmlns:w16se="http://schemas.microsoft.com/office/word/2015/wordml/symex" xmlns:wpg="http://schemas.microsoft.com/office/word/2010/wordprocessingGroup" xmlns:wpi="http://schemas.microsoft.com/office/word/2010/wordprocessingInk" xmlns:wne="http://schemas.microsoft.com/office/word/2006/wordml" xmlns:wps="http://schemas.microsoft.com/office/word/2010/wordprocessingShape" mc:Ignorable="w14 w15 w16se w16cid w16 w16cex w16sdtdh w16sdtfl w16du wp14">
+<w:footnotes xmlns:wpc="http://schemas.microsoft.com/office/word/2010/wordprocessingCanvas" xmlns:cx="http://schemas.microsoft.com/office/drawing/2014/chartex" xmlns:cx1="http://schemas.microsoft.com/office/drawing/2015/9/8/chartex" xmlns:cx2="http://schemas.microsoft.com/office/drawing/2015/10/21/chartex" xmlns:cx3="http://schemas.microsoft.com/office/drawing/2016/5/9/chartex" xmlns:cx4="http://schemas.microsoft.com/office/drawing/2016/5/10/chartex" xmlns:cx5="http://schemas.microsoft.com/office/drawing/2016/5/11/chartex" xmlns:cx6="http://schemas.microsoft.com/office/drawing/2016/5/12/chartex" xmlns:cx7="http://schemas.microsoft.com/office/drawing/2016/5/13/chartex" xmlns:cx8="http://schemas.microsoft.com/office/drawing/2016/5/14/chartex" xmlns:mc="http://schemas.openxmlformats.org/markup-compatibility/2006" xmlns:aink="http://schemas.microsoft.com/office/drawing/2016/ink" xmlns:am3d="http://schemas.microsoft.com/office/drawing/2017/model3d" xmlns:o="urn:schemas-microsoft-com:office:office" xmlns:oel="http://schemas.microsoft.com/office/2019/extlst" xmlns:r="http://schemas.openxmlformats.org/officeDocument/2006/relationships" xmlns:m="http://schemas.openxmlformats.org/officeDocument/2006/math" xmlns:v="urn:schemas-microsoft-com:vml" xmlns:wp14="http://schemas.microsoft.com/office/word/2010/wordprocessingDrawing" xmlns:wp="http://schemas.openxmlformats.org/drawingml/2006/wordprocessingDrawing" xmlns:w10="urn:schemas-microsoft-com:office:word" xmlns:w="http://schemas.openxmlformats.org/wordprocessingml/2006/main" xmlns:w14="http://schemas.microsoft.com/office/word/2010/wordml" xmlns:w15="http://schemas.microsoft.com/office/word/2012/wordml" xmlns:w16cex="http://schemas.microsoft.com/office/word/2018/wordml/cex" xmlns:w16cid="http://schemas.microsoft.com/office/word/2016/wordml/cid" xmlns:w16="http://schemas.microsoft.com/office/word/2018/wordml" xmlns:w16sdtdh="http://schemas.microsoft.com/office/word/2020/wordml/sdtdatahash" xmlns:w16se="http://schemas.microsoft.com/office/word/2015/wordml/symex" xmlns:wpg="http://schemas.microsoft.com/office/word/2010/wordprocessingGroup" xmlns:wpi="http://schemas.microsoft.com/office/word/2010/wordprocessingInk" xmlns:wne="http://schemas.microsoft.com/office/word/2006/wordml" xmlns:wps="http://schemas.microsoft.com/office/word/2010/wordprocessingShape" mc:Ignorable="w14 w15 w16se w16cid w16 w16cex w16sdtdh wp14">
   <w:footnote w:type="separator" w:id="-1">
     <w:p>
       <w:r>
@@ -7410,7 +8966,7 @@
 </file>
 
 <file path=word/header1.xml><?xml version="1.0" encoding="utf-8"?>
-<w:hdr xmlns:wpc="http://schemas.microsoft.com/office/word/2010/wordprocessingCanvas" xmlns:cx="http://schemas.microsoft.com/office/drawing/2014/chartex" xmlns:cx1="http://schemas.microsoft.com/office/drawing/2015/9/8/chartex" xmlns:cx2="http://schemas.microsoft.com/office/drawing/2015/10/21/chartex" xmlns:cx3="http://schemas.microsoft.com/office/drawing/2016/5/9/chartex" xmlns:cx4="http://schemas.microsoft.com/office/drawing/2016/5/10/chartex" xmlns:cx5="http://schemas.microsoft.com/office/drawing/2016/5/11/chartex" xmlns:cx6="http://schemas.microsoft.com/office/drawing/2016/5/12/chartex" xmlns:cx7="http://schemas.microsoft.com/office/drawing/2016/5/13/chartex" xmlns:cx8="http://schemas.microsoft.com/office/drawing/2016/5/14/chartex" xmlns:mc="http://schemas.openxmlformats.org/markup-compatibility/2006" xmlns:aink="http://schemas.microsoft.com/office/drawing/2016/ink" xmlns:am3d="http://schemas.microsoft.com/office/drawing/2017/model3d" xmlns:o="urn:schemas-microsoft-com:office:office" xmlns:oel="http://schemas.microsoft.com/office/2019/extlst" xmlns:r="http://schemas.openxmlformats.org/officeDocument/2006/relationships" xmlns:m="http://schemas.openxmlformats.org/officeDocument/2006/math" xmlns:v="urn:schemas-microsoft-com:vml" xmlns:wp14="http://schemas.microsoft.com/office/word/2010/wordprocessingDrawing" xmlns:wp="http://schemas.openxmlformats.org/drawingml/2006/wordprocessingDrawing" xmlns:w10="urn:schemas-microsoft-com:office:word" xmlns:w="http://schemas.openxmlformats.org/wordprocessingml/2006/main" xmlns:w14="http://schemas.microsoft.com/office/word/2010/wordml" xmlns:w15="http://schemas.microsoft.com/office/word/2012/wordml" xmlns:w16cex="http://schemas.microsoft.com/office/word/2018/wordml/cex" xmlns:w16cid="http://schemas.microsoft.com/office/word/2016/wordml/cid" xmlns:w16="http://schemas.microsoft.com/office/word/2018/wordml" xmlns:w16du="http://schemas.microsoft.com/office/word/2023/wordml/word16du" xmlns:w16sdtdh="http://schemas.microsoft.com/office/word/2020/wordml/sdtdatahash" xmlns:w16sdtfl="http://schemas.microsoft.com/office/word/2024/wordml/sdtformatlock" xmlns:w16se="http://schemas.microsoft.com/office/word/2015/wordml/symex" xmlns:wpg="http://schemas.microsoft.com/office/word/2010/wordprocessingGroup" xmlns:wpi="http://schemas.microsoft.com/office/word/2010/wordprocessingInk" xmlns:wne="http://schemas.microsoft.com/office/word/2006/wordml" xmlns:wps="http://schemas.microsoft.com/office/word/2010/wordprocessingShape" mc:Ignorable="w14 w15 w16se w16cid w16 w16cex w16sdtdh w16sdtfl w16du wp14">
+<w:hdr xmlns:wpc="http://schemas.microsoft.com/office/word/2010/wordprocessingCanvas" xmlns:cx="http://schemas.microsoft.com/office/drawing/2014/chartex" xmlns:cx1="http://schemas.microsoft.com/office/drawing/2015/9/8/chartex" xmlns:cx2="http://schemas.microsoft.com/office/drawing/2015/10/21/chartex" xmlns:cx3="http://schemas.microsoft.com/office/drawing/2016/5/9/chartex" xmlns:cx4="http://schemas.microsoft.com/office/drawing/2016/5/10/chartex" xmlns:cx5="http://schemas.microsoft.com/office/drawing/2016/5/11/chartex" xmlns:cx6="http://schemas.microsoft.com/office/drawing/2016/5/12/chartex" xmlns:cx7="http://schemas.microsoft.com/office/drawing/2016/5/13/chartex" xmlns:cx8="http://schemas.microsoft.com/office/drawing/2016/5/14/chartex" xmlns:mc="http://schemas.openxmlformats.org/markup-compatibility/2006" xmlns:aink="http://schemas.microsoft.com/office/drawing/2016/ink" xmlns:am3d="http://schemas.microsoft.com/office/drawing/2017/model3d" xmlns:o="urn:schemas-microsoft-com:office:office" xmlns:oel="http://schemas.microsoft.com/office/2019/extlst" xmlns:r="http://schemas.openxmlformats.org/officeDocument/2006/relationships" xmlns:m="http://schemas.openxmlformats.org/officeDocument/2006/math" xmlns:v="urn:schemas-microsoft-com:vml" xmlns:wp14="http://schemas.microsoft.com/office/word/2010/wordprocessingDrawing" xmlns:wp="http://schemas.openxmlformats.org/drawingml/2006/wordprocessingDrawing" xmlns:w10="urn:schemas-microsoft-com:office:word" xmlns:w="http://schemas.openxmlformats.org/wordprocessingml/2006/main" xmlns:w14="http://schemas.microsoft.com/office/word/2010/wordml" xmlns:w15="http://schemas.microsoft.com/office/word/2012/wordml" xmlns:w16cex="http://schemas.microsoft.com/office/word/2018/wordml/cex" xmlns:w16cid="http://schemas.microsoft.com/office/word/2016/wordml/cid" xmlns:w16="http://schemas.microsoft.com/office/word/2018/wordml" xmlns:w16sdtdh="http://schemas.microsoft.com/office/word/2020/wordml/sdtdatahash" xmlns:w16se="http://schemas.microsoft.com/office/word/2015/wordml/symex" xmlns:wpg="http://schemas.microsoft.com/office/word/2010/wordprocessingGroup" xmlns:wpi="http://schemas.microsoft.com/office/word/2010/wordprocessingInk" xmlns:wne="http://schemas.microsoft.com/office/word/2006/wordml" xmlns:wps="http://schemas.microsoft.com/office/word/2010/wordprocessingShape" mc:Ignorable="w14 w15 w16se w16cid w16 w16cex w16sdtdh wp14">
   <w:p>
     <w:pPr>
       <w:pStyle w:val="af1"/>
@@ -7421,7 +8977,7 @@
 </file>
 
 <file path=word/header2.xml><?xml version="1.0" encoding="utf-8"?>
-<w:hdr xmlns:wpc="http://schemas.microsoft.com/office/word/2010/wordprocessingCanvas" xmlns:cx="http://schemas.microsoft.com/office/drawing/2014/chartex" xmlns:cx1="http://schemas.microsoft.com/office/drawing/2015/9/8/chartex" xmlns:cx2="http://schemas.microsoft.com/office/drawing/2015/10/21/chartex" xmlns:cx3="http://schemas.microsoft.com/office/drawing/2016/5/9/chartex" xmlns:cx4="http://schemas.microsoft.com/office/drawing/2016/5/10/chartex" xmlns:cx5="http://schemas.microsoft.com/office/drawing/2016/5/11/chartex" xmlns:cx6="http://schemas.microsoft.com/office/drawing/2016/5/12/chartex" xmlns:cx7="http://schemas.microsoft.com/office/drawing/2016/5/13/chartex" xmlns:cx8="http://schemas.microsoft.com/office/drawing/2016/5/14/chartex" xmlns:mc="http://schemas.openxmlformats.org/markup-compatibility/2006" xmlns:aink="http://schemas.microsoft.com/office/drawing/2016/ink" xmlns:am3d="http://schemas.microsoft.com/office/drawing/2017/model3d" xmlns:o="urn:schemas-microsoft-com:office:office" xmlns:oel="http://schemas.microsoft.com/office/2019/extlst" xmlns:r="http://schemas.openxmlformats.org/officeDocument/2006/relationships" xmlns:m="http://schemas.openxmlformats.org/officeDocument/2006/math" xmlns:v="urn:schemas-microsoft-com:vml" xmlns:wp14="http://schemas.microsoft.com/office/word/2010/wordprocessingDrawing" xmlns:wp="http://schemas.openxmlformats.org/drawingml/2006/wordprocessingDrawing" xmlns:w10="urn:schemas-microsoft-com:office:word" xmlns:w="http://schemas.openxmlformats.org/wordprocessingml/2006/main" xmlns:w14="http://schemas.microsoft.com/office/word/2010/wordml" xmlns:w15="http://schemas.microsoft.com/office/word/2012/wordml" xmlns:w16cex="http://schemas.microsoft.com/office/word/2018/wordml/cex" xmlns:w16cid="http://schemas.microsoft.com/office/word/2016/wordml/cid" xmlns:w16="http://schemas.microsoft.com/office/word/2018/wordml" xmlns:w16du="http://schemas.microsoft.com/office/word/2023/wordml/word16du" xmlns:w16sdtdh="http://schemas.microsoft.com/office/word/2020/wordml/sdtdatahash" xmlns:w16sdtfl="http://schemas.microsoft.com/office/word/2024/wordml/sdtformatlock" xmlns:w16se="http://schemas.microsoft.com/office/word/2015/wordml/symex" xmlns:wpg="http://schemas.microsoft.com/office/word/2010/wordprocessingGroup" xmlns:wpi="http://schemas.microsoft.com/office/word/2010/wordprocessingInk" xmlns:wne="http://schemas.microsoft.com/office/word/2006/wordml" xmlns:wps="http://schemas.microsoft.com/office/word/2010/wordprocessingShape" mc:Ignorable="w14 w15 w16se w16cid w16 w16cex w16sdtdh w16sdtfl w16du wp14">
+<w:hdr xmlns:wpc="http://schemas.microsoft.com/office/word/2010/wordprocessingCanvas" xmlns:cx="http://schemas.microsoft.com/office/drawing/2014/chartex" xmlns:cx1="http://schemas.microsoft.com/office/drawing/2015/9/8/chartex" xmlns:cx2="http://schemas.microsoft.com/office/drawing/2015/10/21/chartex" xmlns:cx3="http://schemas.microsoft.com/office/drawing/2016/5/9/chartex" xmlns:cx4="http://schemas.microsoft.com/office/drawing/2016/5/10/chartex" xmlns:cx5="http://schemas.microsoft.com/office/drawing/2016/5/11/chartex" xmlns:cx6="http://schemas.microsoft.com/office/drawing/2016/5/12/chartex" xmlns:cx7="http://schemas.microsoft.com/office/drawing/2016/5/13/chartex" xmlns:cx8="http://schemas.microsoft.com/office/drawing/2016/5/14/chartex" xmlns:mc="http://schemas.openxmlformats.org/markup-compatibility/2006" xmlns:aink="http://schemas.microsoft.com/office/drawing/2016/ink" xmlns:am3d="http://schemas.microsoft.com/office/drawing/2017/model3d" xmlns:o="urn:schemas-microsoft-com:office:office" xmlns:oel="http://schemas.microsoft.com/office/2019/extlst" xmlns:r="http://schemas.openxmlformats.org/officeDocument/2006/relationships" xmlns:m="http://schemas.openxmlformats.org/officeDocument/2006/math" xmlns:v="urn:schemas-microsoft-com:vml" xmlns:wp14="http://schemas.microsoft.com/office/word/2010/wordprocessingDrawing" xmlns:wp="http://schemas.openxmlformats.org/drawingml/2006/wordprocessingDrawing" xmlns:w10="urn:schemas-microsoft-com:office:word" xmlns:w="http://schemas.openxmlformats.org/wordprocessingml/2006/main" xmlns:w14="http://schemas.microsoft.com/office/word/2010/wordml" xmlns:w15="http://schemas.microsoft.com/office/word/2012/wordml" xmlns:w16cex="http://schemas.microsoft.com/office/word/2018/wordml/cex" xmlns:w16cid="http://schemas.microsoft.com/office/word/2016/wordml/cid" xmlns:w16="http://schemas.microsoft.com/office/word/2018/wordml" xmlns:w16sdtdh="http://schemas.microsoft.com/office/word/2020/wordml/sdtdatahash" xmlns:w16se="http://schemas.microsoft.com/office/word/2015/wordml/symex" xmlns:wpg="http://schemas.microsoft.com/office/word/2010/wordprocessingGroup" xmlns:wpi="http://schemas.microsoft.com/office/word/2010/wordprocessingInk" xmlns:wne="http://schemas.microsoft.com/office/word/2006/wordml" xmlns:wps="http://schemas.microsoft.com/office/word/2010/wordprocessingShape" mc:Ignorable="w14 w15 w16se w16cid w16 w16cex w16sdtdh wp14">
   <w:p>
     <w:pPr>
       <w:pStyle w:val="af1"/>
@@ -7432,7 +8988,7 @@
 </file>
 
 <file path=word/header3.xml><?xml version="1.0" encoding="utf-8"?>
-<w:hdr xmlns:wpc="http://schemas.microsoft.com/office/word/2010/wordprocessingCanvas" xmlns:cx="http://schemas.microsoft.com/office/drawing/2014/chartex" xmlns:cx1="http://schemas.microsoft.com/office/drawing/2015/9/8/chartex" xmlns:cx2="http://schemas.microsoft.com/office/drawing/2015/10/21/chartex" xmlns:cx3="http://schemas.microsoft.com/office/drawing/2016/5/9/chartex" xmlns:cx4="http://schemas.microsoft.com/office/drawing/2016/5/10/chartex" xmlns:cx5="http://schemas.microsoft.com/office/drawing/2016/5/11/chartex" xmlns:cx6="http://schemas.microsoft.com/office/drawing/2016/5/12/chartex" xmlns:cx7="http://schemas.microsoft.com/office/drawing/2016/5/13/chartex" xmlns:cx8="http://schemas.microsoft.com/office/drawing/2016/5/14/chartex" xmlns:mc="http://schemas.openxmlformats.org/markup-compatibility/2006" xmlns:aink="http://schemas.microsoft.com/office/drawing/2016/ink" xmlns:am3d="http://schemas.microsoft.com/office/drawing/2017/model3d" xmlns:o="urn:schemas-microsoft-com:office:office" xmlns:oel="http://schemas.microsoft.com/office/2019/extlst" xmlns:r="http://schemas.openxmlformats.org/officeDocument/2006/relationships" xmlns:m="http://schemas.openxmlformats.org/officeDocument/2006/math" xmlns:v="urn:schemas-microsoft-com:vml" xmlns:wp14="http://schemas.microsoft.com/office/word/2010/wordprocessingDrawing" xmlns:wp="http://schemas.openxmlformats.org/drawingml/2006/wordprocessingDrawing" xmlns:w10="urn:schemas-microsoft-com:office:word" xmlns:w="http://schemas.openxmlformats.org/wordprocessingml/2006/main" xmlns:w14="http://schemas.microsoft.com/office/word/2010/wordml" xmlns:w15="http://schemas.microsoft.com/office/word/2012/wordml" xmlns:w16cex="http://schemas.microsoft.com/office/word/2018/wordml/cex" xmlns:w16cid="http://schemas.microsoft.com/office/word/2016/wordml/cid" xmlns:w16="http://schemas.microsoft.com/office/word/2018/wordml" xmlns:w16du="http://schemas.microsoft.com/office/word/2023/wordml/word16du" xmlns:w16sdtdh="http://schemas.microsoft.com/office/word/2020/wordml/sdtdatahash" xmlns:w16sdtfl="http://schemas.microsoft.com/office/word/2024/wordml/sdtformatlock" xmlns:w16se="http://schemas.microsoft.com/office/word/2015/wordml/symex" xmlns:wpg="http://schemas.microsoft.com/office/word/2010/wordprocessingGroup" xmlns:wpi="http://schemas.microsoft.com/office/word/2010/wordprocessingInk" xmlns:wne="http://schemas.microsoft.com/office/word/2006/wordml" xmlns:wps="http://schemas.microsoft.com/office/word/2010/wordprocessingShape" mc:Ignorable="w14 w15 w16se w16cid w16 w16cex w16sdtdh w16sdtfl w16du wp14">
+<w:hdr xmlns:wpc="http://schemas.microsoft.com/office/word/2010/wordprocessingCanvas" xmlns:cx="http://schemas.microsoft.com/office/drawing/2014/chartex" xmlns:cx1="http://schemas.microsoft.com/office/drawing/2015/9/8/chartex" xmlns:cx2="http://schemas.microsoft.com/office/drawing/2015/10/21/chartex" xmlns:cx3="http://schemas.microsoft.com/office/drawing/2016/5/9/chartex" xmlns:cx4="http://schemas.microsoft.com/office/drawing/2016/5/10/chartex" xmlns:cx5="http://schemas.microsoft.com/office/drawing/2016/5/11/chartex" xmlns:cx6="http://schemas.microsoft.com/office/drawing/2016/5/12/chartex" xmlns:cx7="http://schemas.microsoft.com/office/drawing/2016/5/13/chartex" xmlns:cx8="http://schemas.microsoft.com/office/drawing/2016/5/14/chartex" xmlns:mc="http://schemas.openxmlformats.org/markup-compatibility/2006" xmlns:aink="http://schemas.microsoft.com/office/drawing/2016/ink" xmlns:am3d="http://schemas.microsoft.com/office/drawing/2017/model3d" xmlns:o="urn:schemas-microsoft-com:office:office" xmlns:oel="http://schemas.microsoft.com/office/2019/extlst" xmlns:r="http://schemas.openxmlformats.org/officeDocument/2006/relationships" xmlns:m="http://schemas.openxmlformats.org/officeDocument/2006/math" xmlns:v="urn:schemas-microsoft-com:vml" xmlns:wp14="http://schemas.microsoft.com/office/word/2010/wordprocessingDrawing" xmlns:wp="http://schemas.openxmlformats.org/drawingml/2006/wordprocessingDrawing" xmlns:w10="urn:schemas-microsoft-com:office:word" xmlns:w="http://schemas.openxmlformats.org/wordprocessingml/2006/main" xmlns:w14="http://schemas.microsoft.com/office/word/2010/wordml" xmlns:w15="http://schemas.microsoft.com/office/word/2012/wordml" xmlns:w16cex="http://schemas.microsoft.com/office/word/2018/wordml/cex" xmlns:w16cid="http://schemas.microsoft.com/office/word/2016/wordml/cid" xmlns:w16="http://schemas.microsoft.com/office/word/2018/wordml" xmlns:w16sdtdh="http://schemas.microsoft.com/office/word/2020/wordml/sdtdatahash" xmlns:w16se="http://schemas.microsoft.com/office/word/2015/wordml/symex" xmlns:wpg="http://schemas.microsoft.com/office/word/2010/wordprocessingGroup" xmlns:wpi="http://schemas.microsoft.com/office/word/2010/wordprocessingInk" xmlns:wne="http://schemas.microsoft.com/office/word/2006/wordml" xmlns:wps="http://schemas.microsoft.com/office/word/2010/wordprocessingShape" mc:Ignorable="w14 w15 w16se w16cid w16 w16cex w16sdtdh wp14">
   <w:p>
     <w:pPr>
       <w:pStyle w:val="af1"/>
@@ -7443,7 +8999,7 @@
 </file>
 
 <file path=word/numbering.xml><?xml version="1.0" encoding="utf-8"?>
-<w:numbering xmlns:wpc="http://schemas.microsoft.com/office/word/2010/wordprocessingCanvas" xmlns:cx="http://schemas.microsoft.com/office/drawing/2014/chartex" xmlns:cx1="http://schemas.microsoft.com/office/drawing/2015/9/8/chartex" xmlns:cx2="http://schemas.microsoft.com/office/drawing/2015/10/21/chartex" xmlns:cx3="http://schemas.microsoft.com/office/drawing/2016/5/9/chartex" xmlns:cx4="http://schemas.microsoft.com/office/drawing/2016/5/10/chartex" xmlns:cx5="http://schemas.microsoft.com/office/drawing/2016/5/11/chartex" xmlns:cx6="http://schemas.microsoft.com/office/drawing/2016/5/12/chartex" xmlns:cx7="http://schemas.microsoft.com/office/drawing/2016/5/13/chartex" xmlns:cx8="http://schemas.microsoft.com/office/drawing/2016/5/14/chartex" xmlns:mc="http://schemas.openxmlformats.org/markup-compatibility/2006" xmlns:aink="http://schemas.microsoft.com/office/drawing/2016/ink" xmlns:am3d="http://schemas.microsoft.com/office/drawing/2017/model3d" xmlns:o="urn:schemas-microsoft-com:office:office" xmlns:oel="http://schemas.microsoft.com/office/2019/extlst" xmlns:r="http://schemas.openxmlformats.org/officeDocument/2006/relationships" xmlns:m="http://schemas.openxmlformats.org/officeDocument/2006/math" xmlns:v="urn:schemas-microsoft-com:vml" xmlns:wp14="http://schemas.microsoft.com/office/word/2010/wordprocessingDrawing" xmlns:wp="http://schemas.openxmlformats.org/drawingml/2006/wordprocessingDrawing" xmlns:w10="urn:schemas-microsoft-com:office:word" xmlns:w="http://schemas.openxmlformats.org/wordprocessingml/2006/main" xmlns:w14="http://schemas.microsoft.com/office/word/2010/wordml" xmlns:w15="http://schemas.microsoft.com/office/word/2012/wordml" xmlns:w16cex="http://schemas.microsoft.com/office/word/2018/wordml/cex" xmlns:w16cid="http://schemas.microsoft.com/office/word/2016/wordml/cid" xmlns:w16="http://schemas.microsoft.com/office/word/2018/wordml" xmlns:w16du="http://schemas.microsoft.com/office/word/2023/wordml/word16du" xmlns:w16sdtdh="http://schemas.microsoft.com/office/word/2020/wordml/sdtdatahash" xmlns:w16sdtfl="http://schemas.microsoft.com/office/word/2024/wordml/sdtformatlock" xmlns:w16se="http://schemas.microsoft.com/office/word/2015/wordml/symex" xmlns:wpg="http://schemas.microsoft.com/office/word/2010/wordprocessingGroup" xmlns:wpi="http://schemas.microsoft.com/office/word/2010/wordprocessingInk" xmlns:wne="http://schemas.microsoft.com/office/word/2006/wordml" xmlns:wps="http://schemas.microsoft.com/office/word/2010/wordprocessingShape" mc:Ignorable="w14 w15 w16se w16cid w16 w16cex w16sdtdh w16sdtfl w16du wp14">
+<w:numbering xmlns:wpc="http://schemas.microsoft.com/office/word/2010/wordprocessingCanvas" xmlns:cx="http://schemas.microsoft.com/office/drawing/2014/chartex" xmlns:cx1="http://schemas.microsoft.com/office/drawing/2015/9/8/chartex" xmlns:cx2="http://schemas.microsoft.com/office/drawing/2015/10/21/chartex" xmlns:cx3="http://schemas.microsoft.com/office/drawing/2016/5/9/chartex" xmlns:cx4="http://schemas.microsoft.com/office/drawing/2016/5/10/chartex" xmlns:cx5="http://schemas.microsoft.com/office/drawing/2016/5/11/chartex" xmlns:cx6="http://schemas.microsoft.com/office/drawing/2016/5/12/chartex" xmlns:cx7="http://schemas.microsoft.com/office/drawing/2016/5/13/chartex" xmlns:cx8="http://schemas.microsoft.com/office/drawing/2016/5/14/chartex" xmlns:mc="http://schemas.openxmlformats.org/markup-compatibility/2006" xmlns:aink="http://schemas.microsoft.com/office/drawing/2016/ink" xmlns:am3d="http://schemas.microsoft.com/office/drawing/2017/model3d" xmlns:o="urn:schemas-microsoft-com:office:office" xmlns:oel="http://schemas.microsoft.com/office/2019/extlst" xmlns:r="http://schemas.openxmlformats.org/officeDocument/2006/relationships" xmlns:m="http://schemas.openxmlformats.org/officeDocument/2006/math" xmlns:v="urn:schemas-microsoft-com:vml" xmlns:wp14="http://schemas.microsoft.com/office/word/2010/wordprocessingDrawing" xmlns:wp="http://schemas.openxmlformats.org/drawingml/2006/wordprocessingDrawing" xmlns:w10="urn:schemas-microsoft-com:office:word" xmlns:w="http://schemas.openxmlformats.org/wordprocessingml/2006/main" xmlns:w14="http://schemas.microsoft.com/office/word/2010/wordml" xmlns:w15="http://schemas.microsoft.com/office/word/2012/wordml" xmlns:w16cex="http://schemas.microsoft.com/office/word/2018/wordml/cex" xmlns:w16cid="http://schemas.microsoft.com/office/word/2016/wordml/cid" xmlns:w16="http://schemas.microsoft.com/office/word/2018/wordml" xmlns:w16sdtdh="http://schemas.microsoft.com/office/word/2020/wordml/sdtdatahash" xmlns:w16se="http://schemas.microsoft.com/office/word/2015/wordml/symex" xmlns:wpg="http://schemas.microsoft.com/office/word/2010/wordprocessingGroup" xmlns:wpi="http://schemas.microsoft.com/office/word/2010/wordprocessingInk" xmlns:wne="http://schemas.microsoft.com/office/word/2006/wordml" xmlns:wps="http://schemas.microsoft.com/office/word/2010/wordprocessingShape" mc:Ignorable="w14 w15 w16se w16cid w16 w16cex w16sdtdh wp14">
   <w:abstractNum w:abstractNumId="0" w15:restartNumberingAfterBreak="0">
     <w:nsid w:val="EC989CA2"/>
     <w:multiLevelType w:val="singleLevel"/>
@@ -10398,7 +11954,7 @@
 </file>
 
 <file path=word/styles.xml><?xml version="1.0" encoding="utf-8"?>
-<w:styles xmlns:mc="http://schemas.openxmlformats.org/markup-compatibility/2006" xmlns:r="http://schemas.openxmlformats.org/officeDocument/2006/relationships" xmlns:w="http://schemas.openxmlformats.org/wordprocessingml/2006/main" xmlns:w14="http://schemas.microsoft.com/office/word/2010/wordml" xmlns:w15="http://schemas.microsoft.com/office/word/2012/wordml" xmlns:w16cex="http://schemas.microsoft.com/office/word/2018/wordml/cex" xmlns:w16cid="http://schemas.microsoft.com/office/word/2016/wordml/cid" xmlns:w16="http://schemas.microsoft.com/office/word/2018/wordml" xmlns:w16du="http://schemas.microsoft.com/office/word/2023/wordml/word16du" xmlns:w16sdtdh="http://schemas.microsoft.com/office/word/2020/wordml/sdtdatahash" xmlns:w16sdtfl="http://schemas.microsoft.com/office/word/2024/wordml/sdtformatlock" xmlns:w16se="http://schemas.microsoft.com/office/word/2015/wordml/symex" mc:Ignorable="w14 w15 w16se w16cid w16 w16cex w16sdtdh w16sdtfl w16du">
+<w:styles xmlns:mc="http://schemas.openxmlformats.org/markup-compatibility/2006" xmlns:r="http://schemas.openxmlformats.org/officeDocument/2006/relationships" xmlns:w="http://schemas.openxmlformats.org/wordprocessingml/2006/main" xmlns:w14="http://schemas.microsoft.com/office/word/2010/wordml" xmlns:w15="http://schemas.microsoft.com/office/word/2012/wordml" xmlns:w16cex="http://schemas.microsoft.com/office/word/2018/wordml/cex" xmlns:w16cid="http://schemas.microsoft.com/office/word/2016/wordml/cid" xmlns:w16="http://schemas.microsoft.com/office/word/2018/wordml" xmlns:w16sdtdh="http://schemas.microsoft.com/office/word/2020/wordml/sdtdatahash" xmlns:w16se="http://schemas.microsoft.com/office/word/2015/wordml/symex" mc:Ignorable="w14 w15 w16se w16cid w16 w16cex w16sdtdh">
   <w:docDefaults>
     <w:rPrDefault>
       <w:rPr>
@@ -11005,6 +12561,7 @@
   <w:style w:type="character" w:default="1" w:styleId="a2">
     <w:name w:val="Default Paragraph Font"/>
     <w:uiPriority w:val="1"/>
+    <w:semiHidden/>
     <w:unhideWhenUsed/>
   </w:style>
   <w:style w:type="table" w:default="1" w:styleId="a3">

--- a/多数据源融合的互联网个人贷款风控系统软件需求分析报告.docx
+++ b/多数据源融合的互联网个人贷款风控系统软件需求分析报告.docx
@@ -36,7 +36,7 @@
         </w:rPr>
       </w:pPr>
       <w:r>
-        <w:fldChar w:fldCharType="begin"/>
+        <w:fldChar w:fldCharType="begin" w:dirty="true"/>
       </w:r>
       <w:r>
         <w:instrText xml:space="preserve"> TOC \o "1-2" \h \z \u </w:instrText>
@@ -244,26 +244,6 @@
             <w:b/>
             <w:noProof/>
           </w:rPr>
-          <w:t>1.2</w:t>
-        </w:r>
-        <w:r>
-          <w:rPr>
-            <w:rFonts w:asciiTheme="minorHAnsi" w:eastAsiaTheme="minorEastAsia" w:hAnsiTheme="minorHAnsi" w:cstheme="minorBidi" w:hint="eastAsia"/>
-            <w:smallCaps w:val="0"/>
-            <w:noProof/>
-            <w:sz w:val="22"/>
-            <w:szCs w:val="24"/>
-            <w14:ligatures w14:val="standardContextual"/>
-          </w:rPr>
-          <w:tab/>
-        </w:r>
-        <w:r>
-          <w:rPr>
-            <w:rStyle w:val="af9"/>
-            <w:rFonts w:ascii="宋体" w:hAnsi="宋体" w:hint="eastAsia"/>
-            <w:b/>
-            <w:noProof/>
-          </w:rPr>
           <w:t>1.2 项目风险</w:t>
         </w:r>
         <w:r>
@@ -361,26 +341,6 @@
             <w:b/>
             <w:noProof/>
           </w:rPr>
-          <w:t>1.3</w:t>
-        </w:r>
-        <w:r>
-          <w:rPr>
-            <w:rFonts w:asciiTheme="minorHAnsi" w:eastAsiaTheme="minorEastAsia" w:hAnsiTheme="minorHAnsi" w:cstheme="minorBidi" w:hint="eastAsia"/>
-            <w:smallCaps w:val="0"/>
-            <w:noProof/>
-            <w:sz w:val="22"/>
-            <w:szCs w:val="24"/>
-            <w14:ligatures w14:val="standardContextual"/>
-          </w:rPr>
-          <w:tab/>
-        </w:r>
-        <w:r>
-          <w:rPr>
-            <w:rStyle w:val="af9"/>
-            <w:rFonts w:ascii="宋体" w:hAnsi="宋体" w:hint="eastAsia"/>
-            <w:b/>
-            <w:noProof/>
-          </w:rPr>
           <w:t>1.3 文档约定</w:t>
         </w:r>
         <w:r>
@@ -471,26 +431,6 @@
         </w:rPr>
       </w:pPr>
       <w:hyperlink w:anchor="_Toc242702089" w:history="1">
-        <w:r>
-          <w:rPr>
-            <w:rStyle w:val="af9"/>
-            <w:rFonts w:ascii="宋体" w:hAnsi="宋体" w:hint="eastAsia"/>
-            <w:b/>
-            <w:noProof/>
-          </w:rPr>
-          <w:t>1.4</w:t>
-        </w:r>
-        <w:r>
-          <w:rPr>
-            <w:rFonts w:asciiTheme="minorHAnsi" w:eastAsiaTheme="minorEastAsia" w:hAnsiTheme="minorHAnsi" w:cstheme="minorBidi" w:hint="eastAsia"/>
-            <w:smallCaps w:val="0"/>
-            <w:noProof/>
-            <w:sz w:val="22"/>
-            <w:szCs w:val="24"/>
-            <w14:ligatures w14:val="standardContextual"/>
-          </w:rPr>
-          <w:tab/>
-        </w:r>
         <w:r>
           <w:rPr>
             <w:rStyle w:val="af9"/>
@@ -2120,10 +2060,6 @@
     <w:p>
       <w:pPr>
         <w:pStyle w:val="ReportHeading2"/>
-        <w:numPr>
-          <w:ilvl w:val="1"/>
-          <w:numId w:val="25"/>
-        </w:numPr>
         <w:ind w:firstLineChars="0"/>
         <w:jc w:val="left"/>
       </w:pPr>
@@ -2205,10 +2141,6 @@
     <w:p>
       <w:pPr>
         <w:pStyle w:val="ReportHeading2"/>
-        <w:numPr>
-          <w:ilvl w:val="1"/>
-          <w:numId w:val="25"/>
-        </w:numPr>
         <w:ind w:firstLineChars="0"/>
         <w:jc w:val="left"/>
       </w:pPr>
@@ -2298,10 +2230,6 @@
     <w:p>
       <w:pPr>
         <w:pStyle w:val="ReportHeading2"/>
-        <w:numPr>
-          <w:ilvl w:val="1"/>
-          <w:numId w:val="25"/>
-        </w:numPr>
         <w:ind w:firstLineChars="0"/>
         <w:jc w:val="left"/>
       </w:pPr>

--- a/多数据源融合的互联网个人贷款风控系统软件需求分析报告.docx
+++ b/多数据源融合的互联网个人贷款风控系统软件需求分析报告.docx
@@ -1,20 +1,22 @@
 
 <file path=word/document.xml><?xml version="1.0" encoding="utf-8"?>
-<w:document xmlns:wpc="http://schemas.microsoft.com/office/word/2010/wordprocessingCanvas" xmlns:cx="http://schemas.microsoft.com/office/drawing/2014/chartex" xmlns:cx1="http://schemas.microsoft.com/office/drawing/2015/9/8/chartex" xmlns:cx2="http://schemas.microsoft.com/office/drawing/2015/10/21/chartex" xmlns:cx3="http://schemas.microsoft.com/office/drawing/2016/5/9/chartex" xmlns:cx4="http://schemas.microsoft.com/office/drawing/2016/5/10/chartex" xmlns:cx5="http://schemas.microsoft.com/office/drawing/2016/5/11/chartex" xmlns:cx6="http://schemas.microsoft.com/office/drawing/2016/5/12/chartex" xmlns:cx7="http://schemas.microsoft.com/office/drawing/2016/5/13/chartex" xmlns:cx8="http://schemas.microsoft.com/office/drawing/2016/5/14/chartex" xmlns:mc="http://schemas.openxmlformats.org/markup-compatibility/2006" xmlns:aink="http://schemas.microsoft.com/office/drawing/2016/ink" xmlns:am3d="http://schemas.microsoft.com/office/drawing/2017/model3d" xmlns:o="urn:schemas-microsoft-com:office:office" xmlns:oel="http://schemas.microsoft.com/office/2019/extlst" xmlns:r="http://schemas.openxmlformats.org/officeDocument/2006/relationships" xmlns:m="http://schemas.openxmlformats.org/officeDocument/2006/math" xmlns:v="urn:schemas-microsoft-com:vml" xmlns:wp14="http://schemas.microsoft.com/office/word/2010/wordprocessingDrawing" xmlns:wp="http://schemas.openxmlformats.org/drawingml/2006/wordprocessingDrawing" xmlns:w10="urn:schemas-microsoft-com:office:word" xmlns:w="http://schemas.openxmlformats.org/wordprocessingml/2006/main" xmlns:w14="http://schemas.microsoft.com/office/word/2010/wordml" xmlns:w15="http://schemas.microsoft.com/office/word/2012/wordml" xmlns:w16cex="http://schemas.microsoft.com/office/word/2018/wordml/cex" xmlns:w16cid="http://schemas.microsoft.com/office/word/2016/wordml/cid" xmlns:w16="http://schemas.microsoft.com/office/word/2018/wordml" xmlns:w16sdtdh="http://schemas.microsoft.com/office/word/2020/wordml/sdtdatahash" xmlns:w16se="http://schemas.microsoft.com/office/word/2015/wordml/symex" xmlns:wpg="http://schemas.microsoft.com/office/word/2010/wordprocessingGroup" xmlns:wpi="http://schemas.microsoft.com/office/word/2010/wordprocessingInk" xmlns:wne="http://schemas.microsoft.com/office/word/2006/wordml" xmlns:wps="http://schemas.microsoft.com/office/word/2010/wordprocessingShape" mc:Ignorable="w14 w15 w16se w16cid w16 w16cex w16sdtdh wp14">
+<w:document xmlns:wpc="http://schemas.microsoft.com/office/word/2010/wordprocessingCanvas" xmlns:cx="http://schemas.microsoft.com/office/drawing/2014/chartex" xmlns:cx1="http://schemas.microsoft.com/office/drawing/2015/9/8/chartex" xmlns:cx2="http://schemas.microsoft.com/office/drawing/2015/10/21/chartex" xmlns:cx3="http://schemas.microsoft.com/office/drawing/2016/5/9/chartex" xmlns:cx4="http://schemas.microsoft.com/office/drawing/2016/5/10/chartex" xmlns:cx5="http://schemas.microsoft.com/office/drawing/2016/5/11/chartex" xmlns:cx6="http://schemas.microsoft.com/office/drawing/2016/5/12/chartex" xmlns:cx7="http://schemas.microsoft.com/office/drawing/2016/5/13/chartex" xmlns:cx8="http://schemas.microsoft.com/office/drawing/2016/5/14/chartex" xmlns:mc="http://schemas.openxmlformats.org/markup-compatibility/2006" xmlns:aink="http://schemas.microsoft.com/office/drawing/2016/ink" xmlns:am3d="http://schemas.microsoft.com/office/drawing/2017/model3d" xmlns:o="urn:schemas-microsoft-com:office:office" xmlns:oel="http://schemas.microsoft.com/office/2019/extlst" xmlns:r="http://schemas.openxmlformats.org/officeDocument/2006/relationships" xmlns:m="http://schemas.openxmlformats.org/officeDocument/2006/math" xmlns:v="urn:schemas-microsoft-com:vml" xmlns:wp14="http://schemas.microsoft.com/office/word/2010/wordprocessingDrawing" xmlns:wp="http://schemas.openxmlformats.org/drawingml/2006/wordprocessingDrawing" xmlns:w10="urn:schemas-microsoft-com:office:word" xmlns:w="http://schemas.openxmlformats.org/wordprocessingml/2006/main" xmlns:w14="http://schemas.microsoft.com/office/word/2010/wordml" xmlns:w15="http://schemas.microsoft.com/office/word/2012/wordml" xmlns:w16cex="http://schemas.microsoft.com/office/word/2018/wordml/cex" xmlns:w16cid="http://schemas.microsoft.com/office/word/2016/wordml/cid" xmlns:w16="http://schemas.microsoft.com/office/word/2018/wordml" xmlns:w16du="http://schemas.microsoft.com/office/word/2023/wordml/word16du" xmlns:w16sdtdh="http://schemas.microsoft.com/office/word/2020/wordml/sdtdatahash" xmlns:w16sdtfl="http://schemas.microsoft.com/office/word/2024/wordml/sdtformatlock" xmlns:w16se="http://schemas.microsoft.com/office/word/2015/wordml/symex" xmlns:wpg="http://schemas.microsoft.com/office/word/2010/wordprocessingGroup" xmlns:wpi="http://schemas.microsoft.com/office/word/2010/wordprocessingInk" xmlns:wne="http://schemas.microsoft.com/office/word/2006/wordml" xmlns:wps="http://schemas.microsoft.com/office/word/2010/wordprocessingShape" mc:Ignorable="w14 w15 w16se w16cid w16 w16cex w16sdtdh w16sdtfl w16du wp14">
   <w:body>
     <w:p>
       <w:pPr>
-        <w:pStyle w:val="TOC1"/>
-        <w:spacing w:before="480" w:after="440"/>
-        <w:ind w:firstLine="643"/>
-        <w:jc w:val="center"/>
-      </w:pPr>
-      <w:r>
-        <w:rPr>
-          <w:rFonts w:ascii="宋体" w:hAnsi="宋体"/>
-          <w:sz w:val="32"/>
-        </w:rPr>
-        <w:t>附录 A  软件需求分析报告文档</w:t>
+        <w:pStyle w:val="ReportTitle"/>
+        <w:rPr>
+          <w:rFonts w:hint="eastAsia"/>
+        </w:rPr>
+      </w:pPr>
+      <w:r>
+        <w:t>附录</w:t>
+      </w:r>
+      <w:r>
+        <w:t xml:space="preserve"> A  </w:t>
+      </w:r>
+      <w:r>
+        <w:t>软件需求分析报告文档</w:t>
       </w:r>
     </w:p>
     <w:p>
@@ -36,7 +38,7 @@
         </w:rPr>
       </w:pPr>
       <w:r>
-        <w:fldChar w:fldCharType="begin" w:dirty="true"/>
+        <w:fldChar w:fldCharType="begin"/>
       </w:r>
       <w:r>
         <w:instrText xml:space="preserve"> TOC \o "1-2" \h \z \u </w:instrText>
@@ -44,14 +46,20 @@
       <w:r>
         <w:fldChar w:fldCharType="separate"/>
       </w:r>
-      <w:hyperlink w:anchor="_Toc242702085" w:history="1">
+      <w:hyperlink w:anchor="_Toc242704341" w:history="1">
         <w:r>
           <w:rPr>
             <w:rStyle w:val="af9"/>
-            <w:rFonts w:ascii="宋体" w:hAnsi="宋体" w:hint="eastAsia"/>
-            <w:noProof/>
-          </w:rPr>
-          <w:t>1. 引言</w:t>
+            <w:noProof/>
+          </w:rPr>
+          <w:t xml:space="preserve">1. </w:t>
+        </w:r>
+        <w:r>
+          <w:rPr>
+            <w:rStyle w:val="af9"/>
+            <w:noProof/>
+          </w:rPr>
+          <w:t>引言</w:t>
         </w:r>
         <w:r>
           <w:rPr>
@@ -82,7 +90,7 @@
             <w:noProof/>
             <w:webHidden/>
           </w:rPr>
-          <w:instrText>PAGEREF _Toc242702085 \h</w:instrText>
+          <w:instrText>PAGEREF _Toc242704341 \h</w:instrText>
         </w:r>
         <w:r>
           <w:rPr>
@@ -101,6 +109,7 @@
         </w:r>
         <w:r>
           <w:rPr>
+            <w:rFonts w:hint="eastAsia"/>
             <w:noProof/>
             <w:webHidden/>
           </w:rPr>
@@ -139,15 +148,20 @@
           <w14:ligatures w14:val="standardContextual"/>
         </w:rPr>
       </w:pPr>
-      <w:hyperlink w:anchor="_Toc242702086" w:history="1">
+      <w:hyperlink w:anchor="_Toc242704342" w:history="1">
         <w:r>
           <w:rPr>
             <w:rStyle w:val="af9"/>
-            <w:rFonts w:ascii="宋体" w:hAnsi="宋体" w:hint="eastAsia"/>
-            <w:b/>
-            <w:noProof/>
-          </w:rPr>
-          <w:t>1.1 编写目的</w:t>
+            <w:noProof/>
+          </w:rPr>
+          <w:t xml:space="preserve">1.1 </w:t>
+        </w:r>
+        <w:r>
+          <w:rPr>
+            <w:rStyle w:val="af9"/>
+            <w:noProof/>
+          </w:rPr>
+          <w:t>编写目的</w:t>
         </w:r>
         <w:r>
           <w:rPr>
@@ -178,7 +192,7 @@
             <w:noProof/>
             <w:webHidden/>
           </w:rPr>
-          <w:instrText>PAGEREF _Toc242702086 \h</w:instrText>
+          <w:instrText>PAGEREF _Toc242704342 \h</w:instrText>
         </w:r>
         <w:r>
           <w:rPr>
@@ -197,6 +211,7 @@
         </w:r>
         <w:r>
           <w:rPr>
+            <w:rFonts w:hint="eastAsia"/>
             <w:noProof/>
             <w:webHidden/>
           </w:rPr>
@@ -223,7 +238,6 @@
       <w:pPr>
         <w:pStyle w:val="TOC2"/>
         <w:tabs>
-          <w:tab w:val="left" w:pos="1260"/>
           <w:tab w:val="right" w:leader="dot" w:pos="8299"/>
         </w:tabs>
         <w:ind w:firstLine="400"/>
@@ -236,15 +250,20 @@
           <w14:ligatures w14:val="standardContextual"/>
         </w:rPr>
       </w:pPr>
-      <w:hyperlink w:anchor="_Toc242702087" w:history="1">
+      <w:hyperlink w:anchor="_Toc242704343" w:history="1">
         <w:r>
           <w:rPr>
             <w:rStyle w:val="af9"/>
-            <w:rFonts w:ascii="宋体" w:hAnsi="宋体" w:hint="eastAsia"/>
-            <w:b/>
-            <w:noProof/>
-          </w:rPr>
-          <w:t>1.2 项目风险</w:t>
+            <w:noProof/>
+          </w:rPr>
+          <w:t xml:space="preserve">1.2 </w:t>
+        </w:r>
+        <w:r>
+          <w:rPr>
+            <w:rStyle w:val="af9"/>
+            <w:noProof/>
+          </w:rPr>
+          <w:t>项目风险</w:t>
         </w:r>
         <w:r>
           <w:rPr>
@@ -275,7 +294,7 @@
             <w:noProof/>
             <w:webHidden/>
           </w:rPr>
-          <w:instrText>PAGEREF _Toc242702087 \h</w:instrText>
+          <w:instrText>PAGEREF _Toc242704343 \h</w:instrText>
         </w:r>
         <w:r>
           <w:rPr>
@@ -294,6 +313,7 @@
         </w:r>
         <w:r>
           <w:rPr>
+            <w:rFonts w:hint="eastAsia"/>
             <w:noProof/>
             <w:webHidden/>
           </w:rPr>
@@ -320,7 +340,6 @@
       <w:pPr>
         <w:pStyle w:val="TOC2"/>
         <w:tabs>
-          <w:tab w:val="left" w:pos="1260"/>
           <w:tab w:val="right" w:leader="dot" w:pos="8299"/>
         </w:tabs>
         <w:ind w:firstLine="400"/>
@@ -333,15 +352,20 @@
           <w14:ligatures w14:val="standardContextual"/>
         </w:rPr>
       </w:pPr>
-      <w:hyperlink w:anchor="_Toc242702088" w:history="1">
+      <w:hyperlink w:anchor="_Toc242704344" w:history="1">
         <w:r>
           <w:rPr>
             <w:rStyle w:val="af9"/>
-            <w:rFonts w:ascii="宋体" w:hAnsi="宋体" w:hint="eastAsia"/>
-            <w:b/>
-            <w:noProof/>
-          </w:rPr>
-          <w:t>1.3 文档约定</w:t>
+            <w:noProof/>
+          </w:rPr>
+          <w:t xml:space="preserve">1.3 </w:t>
+        </w:r>
+        <w:r>
+          <w:rPr>
+            <w:rStyle w:val="af9"/>
+            <w:noProof/>
+          </w:rPr>
+          <w:t>文档约定</w:t>
         </w:r>
         <w:r>
           <w:rPr>
@@ -372,7 +396,7 @@
             <w:noProof/>
             <w:webHidden/>
           </w:rPr>
-          <w:instrText>PAGEREF _Toc242702088 \h</w:instrText>
+          <w:instrText>PAGEREF _Toc242704344 \h</w:instrText>
         </w:r>
         <w:r>
           <w:rPr>
@@ -391,6 +415,7 @@
         </w:r>
         <w:r>
           <w:rPr>
+            <w:rFonts w:hint="eastAsia"/>
             <w:noProof/>
             <w:webHidden/>
           </w:rPr>
@@ -417,7 +442,6 @@
       <w:pPr>
         <w:pStyle w:val="TOC2"/>
         <w:tabs>
-          <w:tab w:val="left" w:pos="1260"/>
           <w:tab w:val="right" w:leader="dot" w:pos="8299"/>
         </w:tabs>
         <w:ind w:firstLine="400"/>
@@ -430,15 +454,20 @@
           <w14:ligatures w14:val="standardContextual"/>
         </w:rPr>
       </w:pPr>
-      <w:hyperlink w:anchor="_Toc242702089" w:history="1">
+      <w:hyperlink w:anchor="_Toc242704345" w:history="1">
         <w:r>
           <w:rPr>
             <w:rStyle w:val="af9"/>
-            <w:rFonts w:ascii="宋体" w:hAnsi="宋体" w:hint="eastAsia"/>
-            <w:b/>
-            <w:noProof/>
-          </w:rPr>
-          <w:t>1.4 预期读者和阅读建议</w:t>
+            <w:noProof/>
+          </w:rPr>
+          <w:t xml:space="preserve">1.4 </w:t>
+        </w:r>
+        <w:r>
+          <w:rPr>
+            <w:rStyle w:val="af9"/>
+            <w:noProof/>
+          </w:rPr>
+          <w:t>预期读者和阅读建议</w:t>
         </w:r>
         <w:r>
           <w:rPr>
@@ -469,7 +498,7 @@
             <w:noProof/>
             <w:webHidden/>
           </w:rPr>
-          <w:instrText>PAGEREF _Toc242702089 \h</w:instrText>
+          <w:instrText>PAGEREF _Toc242704345 \h</w:instrText>
         </w:r>
         <w:r>
           <w:rPr>
@@ -488,6 +517,7 @@
         </w:r>
         <w:r>
           <w:rPr>
+            <w:rFonts w:hint="eastAsia"/>
             <w:noProof/>
             <w:webHidden/>
           </w:rPr>
@@ -526,15 +556,20 @@
           <w14:ligatures w14:val="standardContextual"/>
         </w:rPr>
       </w:pPr>
-      <w:hyperlink w:anchor="_Toc242702090" w:history="1">
+      <w:hyperlink w:anchor="_Toc242704346" w:history="1">
         <w:r>
           <w:rPr>
             <w:rStyle w:val="af9"/>
-            <w:rFonts w:ascii="宋体" w:hAnsi="宋体" w:hint="eastAsia"/>
-            <w:b/>
-            <w:noProof/>
-          </w:rPr>
-          <w:t>1.5 产品范围</w:t>
+            <w:noProof/>
+          </w:rPr>
+          <w:t xml:space="preserve">1.5 </w:t>
+        </w:r>
+        <w:r>
+          <w:rPr>
+            <w:rStyle w:val="af9"/>
+            <w:noProof/>
+          </w:rPr>
+          <w:t>产品范围</w:t>
         </w:r>
         <w:r>
           <w:rPr>
@@ -565,7 +600,7 @@
             <w:noProof/>
             <w:webHidden/>
           </w:rPr>
-          <w:instrText>PAGEREF _Toc242702090 \h</w:instrText>
+          <w:instrText>PAGEREF _Toc242704346 \h</w:instrText>
         </w:r>
         <w:r>
           <w:rPr>
@@ -584,6 +619,7 @@
         </w:r>
         <w:r>
           <w:rPr>
+            <w:rFonts w:hint="eastAsia"/>
             <w:noProof/>
             <w:webHidden/>
           </w:rPr>
@@ -622,15 +658,20 @@
           <w14:ligatures w14:val="standardContextual"/>
         </w:rPr>
       </w:pPr>
-      <w:hyperlink w:anchor="_Toc242702091" w:history="1">
+      <w:hyperlink w:anchor="_Toc242704347" w:history="1">
         <w:r>
           <w:rPr>
             <w:rStyle w:val="af9"/>
-            <w:rFonts w:ascii="宋体" w:hAnsi="宋体" w:hint="eastAsia"/>
-            <w:b/>
-            <w:noProof/>
-          </w:rPr>
-          <w:t>1.6 参考文献</w:t>
+            <w:noProof/>
+          </w:rPr>
+          <w:t xml:space="preserve">1.6 </w:t>
+        </w:r>
+        <w:r>
+          <w:rPr>
+            <w:rStyle w:val="af9"/>
+            <w:noProof/>
+          </w:rPr>
+          <w:t>参考文献</w:t>
         </w:r>
         <w:r>
           <w:rPr>
@@ -661,7 +702,7 @@
             <w:noProof/>
             <w:webHidden/>
           </w:rPr>
-          <w:instrText>PAGEREF _Toc242702091 \h</w:instrText>
+          <w:instrText>PAGEREF _Toc242704347 \h</w:instrText>
         </w:r>
         <w:r>
           <w:rPr>
@@ -680,6 +721,7 @@
         </w:r>
         <w:r>
           <w:rPr>
+            <w:rFonts w:hint="eastAsia"/>
             <w:noProof/>
             <w:webHidden/>
           </w:rPr>
@@ -720,14 +762,20 @@
           <w14:ligatures w14:val="standardContextual"/>
         </w:rPr>
       </w:pPr>
-      <w:hyperlink w:anchor="_Toc242702092" w:history="1">
+      <w:hyperlink w:anchor="_Toc242704348" w:history="1">
         <w:r>
           <w:rPr>
             <w:rStyle w:val="af9"/>
-            <w:rFonts w:ascii="宋体" w:hAnsi="宋体" w:hint="eastAsia"/>
-            <w:noProof/>
-          </w:rPr>
-          <w:t>2. 综合描述</w:t>
+            <w:noProof/>
+          </w:rPr>
+          <w:t xml:space="preserve">2. </w:t>
+        </w:r>
+        <w:r>
+          <w:rPr>
+            <w:rStyle w:val="af9"/>
+            <w:noProof/>
+          </w:rPr>
+          <w:t>综合描述</w:t>
         </w:r>
         <w:r>
           <w:rPr>
@@ -758,7 +806,7 @@
             <w:noProof/>
             <w:webHidden/>
           </w:rPr>
-          <w:instrText>PAGEREF _Toc242702092 \h</w:instrText>
+          <w:instrText>PAGEREF _Toc242704348 \h</w:instrText>
         </w:r>
         <w:r>
           <w:rPr>
@@ -777,6 +825,7 @@
         </w:r>
         <w:r>
           <w:rPr>
+            <w:rFonts w:hint="eastAsia"/>
             <w:noProof/>
             <w:webHidden/>
           </w:rPr>
@@ -815,15 +864,20 @@
           <w14:ligatures w14:val="standardContextual"/>
         </w:rPr>
       </w:pPr>
-      <w:hyperlink w:anchor="_Toc242702093" w:history="1">
+      <w:hyperlink w:anchor="_Toc242704349" w:history="1">
         <w:r>
           <w:rPr>
             <w:rStyle w:val="af9"/>
-            <w:rFonts w:ascii="宋体" w:hAnsi="宋体" w:hint="eastAsia"/>
-            <w:b/>
-            <w:noProof/>
-          </w:rPr>
-          <w:t>2.1 产品的功能</w:t>
+            <w:noProof/>
+          </w:rPr>
+          <w:t xml:space="preserve">2.1 </w:t>
+        </w:r>
+        <w:r>
+          <w:rPr>
+            <w:rStyle w:val="af9"/>
+            <w:noProof/>
+          </w:rPr>
+          <w:t>产品的功能</w:t>
         </w:r>
         <w:r>
           <w:rPr>
@@ -854,7 +908,7 @@
             <w:noProof/>
             <w:webHidden/>
           </w:rPr>
-          <w:instrText>PAGEREF _Toc242702093 \h</w:instrText>
+          <w:instrText>PAGEREF _Toc242704349 \h</w:instrText>
         </w:r>
         <w:r>
           <w:rPr>
@@ -873,6 +927,7 @@
         </w:r>
         <w:r>
           <w:rPr>
+            <w:rFonts w:hint="eastAsia"/>
             <w:noProof/>
             <w:webHidden/>
           </w:rPr>
@@ -911,15 +966,20 @@
           <w14:ligatures w14:val="standardContextual"/>
         </w:rPr>
       </w:pPr>
-      <w:hyperlink w:anchor="_Toc242702094" w:history="1">
+      <w:hyperlink w:anchor="_Toc242704350" w:history="1">
         <w:r>
           <w:rPr>
             <w:rStyle w:val="af9"/>
-            <w:rFonts w:ascii="宋体" w:hAnsi="宋体" w:hint="eastAsia"/>
-            <w:b/>
-            <w:noProof/>
-          </w:rPr>
-          <w:t>2.2 用户类和特性</w:t>
+            <w:noProof/>
+          </w:rPr>
+          <w:t xml:space="preserve">2.2 </w:t>
+        </w:r>
+        <w:r>
+          <w:rPr>
+            <w:rStyle w:val="af9"/>
+            <w:noProof/>
+          </w:rPr>
+          <w:t>用户类和特性</w:t>
         </w:r>
         <w:r>
           <w:rPr>
@@ -950,7 +1010,7 @@
             <w:noProof/>
             <w:webHidden/>
           </w:rPr>
-          <w:instrText>PAGEREF _Toc242702094 \h</w:instrText>
+          <w:instrText>PAGEREF _Toc242704350 \h</w:instrText>
         </w:r>
         <w:r>
           <w:rPr>
@@ -969,6 +1029,7 @@
         </w:r>
         <w:r>
           <w:rPr>
+            <w:rFonts w:hint="eastAsia"/>
             <w:noProof/>
             <w:webHidden/>
           </w:rPr>
@@ -1007,15 +1068,20 @@
           <w14:ligatures w14:val="standardContextual"/>
         </w:rPr>
       </w:pPr>
-      <w:hyperlink w:anchor="_Toc242702095" w:history="1">
+      <w:hyperlink w:anchor="_Toc242704351" w:history="1">
         <w:r>
           <w:rPr>
             <w:rStyle w:val="af9"/>
-            <w:rFonts w:ascii="宋体" w:hAnsi="宋体" w:hint="eastAsia"/>
-            <w:b/>
-            <w:noProof/>
-          </w:rPr>
-          <w:t>2.3 运行环境</w:t>
+            <w:noProof/>
+          </w:rPr>
+          <w:t xml:space="preserve">2.3 </w:t>
+        </w:r>
+        <w:r>
+          <w:rPr>
+            <w:rStyle w:val="af9"/>
+            <w:noProof/>
+          </w:rPr>
+          <w:t>运行环境</w:t>
         </w:r>
         <w:r>
           <w:rPr>
@@ -1046,7 +1112,7 @@
             <w:noProof/>
             <w:webHidden/>
           </w:rPr>
-          <w:instrText>PAGEREF _Toc242702095 \h</w:instrText>
+          <w:instrText>PAGEREF _Toc242704351 \h</w:instrText>
         </w:r>
         <w:r>
           <w:rPr>
@@ -1065,6 +1131,7 @@
         </w:r>
         <w:r>
           <w:rPr>
+            <w:rFonts w:hint="eastAsia"/>
             <w:noProof/>
             <w:webHidden/>
           </w:rPr>
@@ -1105,14 +1172,20 @@
           <w14:ligatures w14:val="standardContextual"/>
         </w:rPr>
       </w:pPr>
-      <w:hyperlink w:anchor="_Toc242702096" w:history="1">
+      <w:hyperlink w:anchor="_Toc242704352" w:history="1">
         <w:r>
           <w:rPr>
             <w:rStyle w:val="af9"/>
-            <w:rFonts w:ascii="宋体" w:hAnsi="宋体" w:hint="eastAsia"/>
-            <w:noProof/>
-          </w:rPr>
-          <w:t>3. 外部接口需求</w:t>
+            <w:noProof/>
+          </w:rPr>
+          <w:t xml:space="preserve">3. </w:t>
+        </w:r>
+        <w:r>
+          <w:rPr>
+            <w:rStyle w:val="af9"/>
+            <w:noProof/>
+          </w:rPr>
+          <w:t>外部接口需求</w:t>
         </w:r>
         <w:r>
           <w:rPr>
@@ -1143,7 +1216,7 @@
             <w:noProof/>
             <w:webHidden/>
           </w:rPr>
-          <w:instrText>PAGEREF _Toc242702096 \h</w:instrText>
+          <w:instrText>PAGEREF _Toc242704352 \h</w:instrText>
         </w:r>
         <w:r>
           <w:rPr>
@@ -1162,6 +1235,7 @@
         </w:r>
         <w:r>
           <w:rPr>
+            <w:rFonts w:hint="eastAsia"/>
             <w:noProof/>
             <w:webHidden/>
           </w:rPr>
@@ -1200,15 +1274,20 @@
           <w14:ligatures w14:val="standardContextual"/>
         </w:rPr>
       </w:pPr>
-      <w:hyperlink w:anchor="_Toc242702097" w:history="1">
+      <w:hyperlink w:anchor="_Toc242704353" w:history="1">
         <w:r>
           <w:rPr>
             <w:rStyle w:val="af9"/>
-            <w:rFonts w:ascii="宋体" w:hAnsi="宋体" w:hint="eastAsia"/>
-            <w:b/>
-            <w:noProof/>
-          </w:rPr>
-          <w:t>3.1 用户界面</w:t>
+            <w:noProof/>
+          </w:rPr>
+          <w:t xml:space="preserve">3.1 </w:t>
+        </w:r>
+        <w:r>
+          <w:rPr>
+            <w:rStyle w:val="af9"/>
+            <w:noProof/>
+          </w:rPr>
+          <w:t>用户界面</w:t>
         </w:r>
         <w:r>
           <w:rPr>
@@ -1239,7 +1318,7 @@
             <w:noProof/>
             <w:webHidden/>
           </w:rPr>
-          <w:instrText>PAGEREF _Toc242702097 \h</w:instrText>
+          <w:instrText>PAGEREF _Toc242704353 \h</w:instrText>
         </w:r>
         <w:r>
           <w:rPr>
@@ -1258,6 +1337,7 @@
         </w:r>
         <w:r>
           <w:rPr>
+            <w:rFonts w:hint="eastAsia"/>
             <w:noProof/>
             <w:webHidden/>
           </w:rPr>
@@ -1298,14 +1378,20 @@
           <w14:ligatures w14:val="standardContextual"/>
         </w:rPr>
       </w:pPr>
-      <w:hyperlink w:anchor="_Toc242702098" w:history="1">
+      <w:hyperlink w:anchor="_Toc242704354" w:history="1">
         <w:r>
           <w:rPr>
             <w:rStyle w:val="af9"/>
-            <w:rFonts w:ascii="宋体" w:hAnsi="宋体" w:hint="eastAsia"/>
-            <w:noProof/>
-          </w:rPr>
-          <w:t>4.系统用例分析</w:t>
+            <w:noProof/>
+          </w:rPr>
+          <w:t xml:space="preserve">4. </w:t>
+        </w:r>
+        <w:r>
+          <w:rPr>
+            <w:rStyle w:val="af9"/>
+            <w:noProof/>
+          </w:rPr>
+          <w:t>系统用例分析</w:t>
         </w:r>
         <w:r>
           <w:rPr>
@@ -1336,7 +1422,7 @@
             <w:noProof/>
             <w:webHidden/>
           </w:rPr>
-          <w:instrText>PAGEREF _Toc242702098 \h</w:instrText>
+          <w:instrText>PAGEREF _Toc242704354 \h</w:instrText>
         </w:r>
         <w:r>
           <w:rPr>
@@ -1355,6 +1441,7 @@
         </w:r>
         <w:r>
           <w:rPr>
+            <w:rFonts w:hint="eastAsia"/>
             <w:noProof/>
             <w:webHidden/>
           </w:rPr>
@@ -1393,23 +1480,28 @@
           <w14:ligatures w14:val="standardContextual"/>
         </w:rPr>
       </w:pPr>
-      <w:hyperlink w:anchor="_Toc242702099" w:history="1">
+      <w:hyperlink w:anchor="_Toc242704355" w:history="1">
         <w:r>
           <w:rPr>
             <w:rStyle w:val="af9"/>
+            <w:noProof/>
+          </w:rPr>
+          <w:t xml:space="preserve">4.1 </w:t>
+        </w:r>
+        <w:r>
+          <w:rPr>
+            <w:rStyle w:val="af9"/>
+            <w:noProof/>
+          </w:rPr>
+          <w:t>贷款用户</w:t>
+        </w:r>
+        <w:r>
+          <w:rPr>
             <w:rFonts w:hint="eastAsia"/>
             <w:noProof/>
-          </w:rPr>
-          <w:t>4.1</w:t>
-        </w:r>
-        <w:r>
-          <w:rPr>
-            <w:rStyle w:val="af9"/>
-            <w:rFonts w:ascii="宋体" w:hAnsi="宋体" w:hint="eastAsia"/>
-            <w:b/>
-            <w:noProof/>
-          </w:rPr>
-          <w:t>贷款用户</w:t>
+            <w:webHidden/>
+          </w:rPr>
+          <w:tab/>
         </w:r>
         <w:r>
           <w:rPr>
@@ -1417,7 +1509,7 @@
             <w:noProof/>
             <w:webHidden/>
           </w:rPr>
-          <w:tab/>
+          <w:fldChar w:fldCharType="begin"/>
         </w:r>
         <w:r>
           <w:rPr>
@@ -1425,7 +1517,14 @@
             <w:noProof/>
             <w:webHidden/>
           </w:rPr>
-          <w:fldChar w:fldCharType="begin"/>
+          <w:instrText xml:space="preserve"> </w:instrText>
+        </w:r>
+        <w:r>
+          <w:rPr>
+            <w:noProof/>
+            <w:webHidden/>
+          </w:rPr>
+          <w:instrText>PAGEREF _Toc242704355 \h</w:instrText>
         </w:r>
         <w:r>
           <w:rPr>
@@ -1437,28 +1536,14 @@
         </w:r>
         <w:r>
           <w:rPr>
-            <w:noProof/>
-            <w:webHidden/>
-          </w:rPr>
-          <w:instrText>PAGEREF _Toc242702099 \h</w:instrText>
-        </w:r>
-        <w:r>
-          <w:rPr>
             <w:rFonts w:hint="eastAsia"/>
             <w:noProof/>
             <w:webHidden/>
           </w:rPr>
-          <w:instrText xml:space="preserve"> </w:instrText>
         </w:r>
         <w:r>
           <w:rPr>
             <w:rFonts w:hint="eastAsia"/>
-            <w:noProof/>
-            <w:webHidden/>
-          </w:rPr>
-        </w:r>
-        <w:r>
-          <w:rPr>
             <w:noProof/>
             <w:webHidden/>
           </w:rPr>
@@ -1497,19 +1582,17 @@
           <w14:ligatures w14:val="standardContextual"/>
         </w:rPr>
       </w:pPr>
-      <w:hyperlink w:anchor="_Toc242702100" w:history="1">
+      <w:hyperlink w:anchor="_Toc242704356" w:history="1">
         <w:r>
           <w:rPr>
             <w:rStyle w:val="af9"/>
-            <w:rFonts w:ascii="黑体" w:hAnsi="黑体" w:hint="eastAsia"/>
-            <w:noProof/>
-          </w:rPr>
-          <w:t>4.2</w:t>
+            <w:noProof/>
+          </w:rPr>
+          <w:t xml:space="preserve">4.2 </w:t>
         </w:r>
         <w:r>
           <w:rPr>
             <w:rStyle w:val="af9"/>
-            <w:rFonts w:ascii="黑体" w:hAnsi="黑体" w:hint="eastAsia"/>
             <w:noProof/>
           </w:rPr>
           <w:t>贷款审核员</w:t>
@@ -1543,7 +1626,7 @@
             <w:noProof/>
             <w:webHidden/>
           </w:rPr>
-          <w:instrText>PAGEREF _Toc242702100 \h</w:instrText>
+          <w:instrText>PAGEREF _Toc242704356 \h</w:instrText>
         </w:r>
         <w:r>
           <w:rPr>
@@ -1562,6 +1645,7 @@
         </w:r>
         <w:r>
           <w:rPr>
+            <w:rFonts w:hint="eastAsia"/>
             <w:noProof/>
             <w:webHidden/>
           </w:rPr>
@@ -1572,7 +1656,7 @@
             <w:noProof/>
             <w:webHidden/>
           </w:rPr>
-          <w:t>9</w:t>
+          <w:t>8</w:t>
         </w:r>
         <w:r>
           <w:rPr>
@@ -1600,22 +1684,36 @@
           <w14:ligatures w14:val="standardContextual"/>
         </w:rPr>
       </w:pPr>
-      <w:hyperlink w:anchor="_Toc242702101" w:history="1">
+      <w:hyperlink w:anchor="_Toc242704357" w:history="1">
         <w:r>
           <w:rPr>
             <w:rStyle w:val="af9"/>
+            <w:noProof/>
+          </w:rPr>
+          <w:t xml:space="preserve">4.3 </w:t>
+        </w:r>
+        <w:r>
+          <w:rPr>
+            <w:rStyle w:val="af9"/>
+            <w:noProof/>
+          </w:rPr>
+          <w:t>系统</w:t>
+        </w:r>
+        <w:r>
+          <w:rPr>
             <w:rFonts w:hint="eastAsia"/>
             <w:noProof/>
-          </w:rPr>
-          <w:t>4.3</w:t>
-        </w:r>
-        <w:r>
-          <w:rPr>
-            <w:rStyle w:val="af9"/>
+            <w:webHidden/>
+          </w:rPr>
+          <w:tab/>
+        </w:r>
+        <w:r>
+          <w:rPr>
             <w:rFonts w:hint="eastAsia"/>
             <w:noProof/>
-          </w:rPr>
-          <w:t>系统</w:t>
+            <w:webHidden/>
+          </w:rPr>
+          <w:fldChar w:fldCharType="begin"/>
         </w:r>
         <w:r>
           <w:rPr>
@@ -1623,7 +1721,14 @@
             <w:noProof/>
             <w:webHidden/>
           </w:rPr>
-          <w:tab/>
+          <w:instrText xml:space="preserve"> </w:instrText>
+        </w:r>
+        <w:r>
+          <w:rPr>
+            <w:noProof/>
+            <w:webHidden/>
+          </w:rPr>
+          <w:instrText>PAGEREF _Toc242704357 \h</w:instrText>
         </w:r>
         <w:r>
           <w:rPr>
@@ -1631,7 +1736,7 @@
             <w:noProof/>
             <w:webHidden/>
           </w:rPr>
-          <w:fldChar w:fldCharType="begin"/>
+          <w:instrText xml:space="preserve"> </w:instrText>
         </w:r>
         <w:r>
           <w:rPr>
@@ -1639,14 +1744,6 @@
             <w:noProof/>
             <w:webHidden/>
           </w:rPr>
-          <w:instrText xml:space="preserve"> </w:instrText>
-        </w:r>
-        <w:r>
-          <w:rPr>
-            <w:noProof/>
-            <w:webHidden/>
-          </w:rPr>
-          <w:instrText>PAGEREF _Toc242702101 \h</w:instrText>
         </w:r>
         <w:r>
           <w:rPr>
@@ -1654,20 +1751,6 @@
             <w:noProof/>
             <w:webHidden/>
           </w:rPr>
-          <w:instrText xml:space="preserve"> </w:instrText>
-        </w:r>
-        <w:r>
-          <w:rPr>
-            <w:rFonts w:hint="eastAsia"/>
-            <w:noProof/>
-            <w:webHidden/>
-          </w:rPr>
-        </w:r>
-        <w:r>
-          <w:rPr>
-            <w:noProof/>
-            <w:webHidden/>
-          </w:rPr>
           <w:fldChar w:fldCharType="separate"/>
         </w:r>
         <w:r>
@@ -1675,7 +1758,7 @@
             <w:noProof/>
             <w:webHidden/>
           </w:rPr>
-          <w:t>10</w:t>
+          <w:t>9</w:t>
         </w:r>
         <w:r>
           <w:rPr>
@@ -1705,14 +1788,20 @@
           <w14:ligatures w14:val="standardContextual"/>
         </w:rPr>
       </w:pPr>
-      <w:hyperlink w:anchor="_Toc242702102" w:history="1">
+      <w:hyperlink w:anchor="_Toc242704358" w:history="1">
         <w:r>
           <w:rPr>
             <w:rStyle w:val="af9"/>
-            <w:rFonts w:ascii="宋体" w:hAnsi="宋体" w:hint="eastAsia"/>
-            <w:noProof/>
-          </w:rPr>
-          <w:t>5. 系统功能需求</w:t>
+            <w:noProof/>
+          </w:rPr>
+          <w:t xml:space="preserve">5. </w:t>
+        </w:r>
+        <w:r>
+          <w:rPr>
+            <w:rStyle w:val="af9"/>
+            <w:noProof/>
+          </w:rPr>
+          <w:t>系统功能需求</w:t>
         </w:r>
         <w:r>
           <w:rPr>
@@ -1743,7 +1832,7 @@
             <w:noProof/>
             <w:webHidden/>
           </w:rPr>
-          <w:instrText>PAGEREF _Toc242702102 \h</w:instrText>
+          <w:instrText>PAGEREF _Toc242704358 \h</w:instrText>
         </w:r>
         <w:r>
           <w:rPr>
@@ -1762,6 +1851,7 @@
         </w:r>
         <w:r>
           <w:rPr>
+            <w:rFonts w:hint="eastAsia"/>
             <w:noProof/>
             <w:webHidden/>
           </w:rPr>
@@ -1772,7 +1862,7 @@
             <w:noProof/>
             <w:webHidden/>
           </w:rPr>
-          <w:t>10</w:t>
+          <w:t>9</w:t>
         </w:r>
         <w:r>
           <w:rPr>
@@ -1800,15 +1890,20 @@
           <w14:ligatures w14:val="standardContextual"/>
         </w:rPr>
       </w:pPr>
-      <w:hyperlink w:anchor="_Toc242702103" w:history="1">
+      <w:hyperlink w:anchor="_Toc242704359" w:history="1">
         <w:r>
           <w:rPr>
             <w:rStyle w:val="af9"/>
-            <w:rFonts w:ascii="宋体" w:hAnsi="宋体" w:hint="eastAsia"/>
-            <w:b/>
-            <w:noProof/>
-          </w:rPr>
-          <w:t>5.1 用例描述</w:t>
+            <w:noProof/>
+          </w:rPr>
+          <w:t xml:space="preserve">5.1 </w:t>
+        </w:r>
+        <w:r>
+          <w:rPr>
+            <w:rStyle w:val="af9"/>
+            <w:noProof/>
+          </w:rPr>
+          <w:t>用例描述</w:t>
         </w:r>
         <w:r>
           <w:rPr>
@@ -1839,7 +1934,7 @@
             <w:noProof/>
             <w:webHidden/>
           </w:rPr>
-          <w:instrText>PAGEREF _Toc242702103 \h</w:instrText>
+          <w:instrText>PAGEREF _Toc242704359 \h</w:instrText>
         </w:r>
         <w:r>
           <w:rPr>
@@ -1858,6 +1953,7 @@
         </w:r>
         <w:r>
           <w:rPr>
+            <w:rFonts w:hint="eastAsia"/>
             <w:noProof/>
             <w:webHidden/>
           </w:rPr>
@@ -1868,7 +1964,7 @@
             <w:noProof/>
             <w:webHidden/>
           </w:rPr>
-          <w:t>10</w:t>
+          <w:t>9</w:t>
         </w:r>
         <w:r>
           <w:rPr>
@@ -1896,15 +1992,20 @@
           <w14:ligatures w14:val="standardContextual"/>
         </w:rPr>
       </w:pPr>
-      <w:hyperlink w:anchor="_Toc242702104" w:history="1">
+      <w:hyperlink w:anchor="_Toc242704360" w:history="1">
         <w:r>
           <w:rPr>
             <w:rStyle w:val="af9"/>
-            <w:rFonts w:ascii="宋体" w:hAnsi="宋体" w:hint="eastAsia"/>
-            <w:b/>
-            <w:noProof/>
-          </w:rPr>
-          <w:t>5.2 用例业务流程描述</w:t>
+            <w:noProof/>
+          </w:rPr>
+          <w:t xml:space="preserve">5.2 </w:t>
+        </w:r>
+        <w:r>
+          <w:rPr>
+            <w:rStyle w:val="af9"/>
+            <w:noProof/>
+          </w:rPr>
+          <w:t>用例业务流程描述</w:t>
         </w:r>
         <w:r>
           <w:rPr>
@@ -1935,7 +2036,7 @@
             <w:noProof/>
             <w:webHidden/>
           </w:rPr>
-          <w:instrText>PAGEREF _Toc242702104 \h</w:instrText>
+          <w:instrText>PAGEREF _Toc242704360 \h</w:instrText>
         </w:r>
         <w:r>
           <w:rPr>
@@ -1954,6 +2055,7 @@
         </w:r>
         <w:r>
           <w:rPr>
+            <w:rFonts w:hint="eastAsia"/>
             <w:noProof/>
             <w:webHidden/>
           </w:rPr>
@@ -1964,7 +2066,7 @@
             <w:noProof/>
             <w:webHidden/>
           </w:rPr>
-          <w:t>14</w:t>
+          <w:t>13</w:t>
         </w:r>
         <w:r>
           <w:rPr>
@@ -1998,13 +2100,13 @@
       <w:pPr>
         <w:pStyle w:val="ReportHeading1"/>
       </w:pPr>
-      <w:bookmarkStart w:id="0" w:name="_Toc242702085"/>
-      <w:r>
-        <w:rPr>
-          <w:rFonts w:ascii="宋体" w:hAnsi="宋体"/>
-        </w:rPr>
+      <w:bookmarkStart w:id="0" w:name="_Toc242704341"/>
+      <w:r>
         <w:lastRenderedPageBreak/>
-        <w:t>1. 引言</w:t>
+        <w:t xml:space="preserve">1. </w:t>
+      </w:r>
+      <w:r>
+        <w:t>引言</w:t>
       </w:r>
       <w:bookmarkEnd w:id="0"/>
     </w:p>
@@ -2022,16 +2124,14 @@
     <w:p>
       <w:pPr>
         <w:pStyle w:val="ReportHeading2"/>
-        <w:ind w:firstLine="482"/>
         <w:jc w:val="left"/>
       </w:pPr>
-      <w:bookmarkStart w:id="1" w:name="_Toc242702086"/>
-      <w:r>
-        <w:rPr>
-          <w:rFonts w:ascii="宋体" w:eastAsia="宋体" w:hAnsi="宋体"/>
-          <w:b/>
-        </w:rPr>
-        <w:t>1.1 编写目的</w:t>
+      <w:bookmarkStart w:id="1" w:name="_Toc242704342"/>
+      <w:r>
+        <w:t xml:space="preserve">1.1 </w:t>
+      </w:r>
+      <w:r>
+        <w:t>编写目的</w:t>
       </w:r>
       <w:bookmarkEnd w:id="1"/>
     </w:p>
@@ -2060,23 +2160,20 @@
     <w:p>
       <w:pPr>
         <w:pStyle w:val="ReportHeading2"/>
-        <w:ind w:firstLineChars="0"/>
         <w:jc w:val="left"/>
       </w:pPr>
-      <w:bookmarkStart w:id="2" w:name="_Toc242702087"/>
-      <w:r>
-        <w:rPr>
-          <w:rFonts w:ascii="宋体" w:eastAsia="宋体" w:hAnsi="宋体"/>
-          <w:b/>
-        </w:rPr>
-        <w:t>1.2 项目风险</w:t>
+      <w:bookmarkStart w:id="2" w:name="_Toc242704343"/>
+      <w:r>
+        <w:t xml:space="preserve">1.2 </w:t>
+      </w:r>
+      <w:r>
+        <w:t>项目风险</w:t>
       </w:r>
       <w:bookmarkEnd w:id="2"/>
     </w:p>
     <w:p>
       <w:pPr>
         <w:spacing w:after="40"/>
-        <w:ind w:left="924" w:firstLineChars="0" w:firstLine="336"/>
         <w:jc w:val="left"/>
       </w:pPr>
       <w:r>
@@ -2089,7 +2186,6 @@
     <w:p>
       <w:pPr>
         <w:spacing w:after="40"/>
-        <w:ind w:left="924" w:firstLineChars="0" w:firstLine="336"/>
         <w:jc w:val="left"/>
       </w:pPr>
       <w:r>
@@ -2102,7 +2198,6 @@
     <w:p>
       <w:pPr>
         <w:spacing w:after="40"/>
-        <w:ind w:left="924" w:firstLineChars="0" w:firstLine="336"/>
         <w:jc w:val="left"/>
       </w:pPr>
       <w:r>
@@ -2115,7 +2210,6 @@
     <w:p>
       <w:pPr>
         <w:spacing w:after="40"/>
-        <w:ind w:left="924" w:firstLineChars="0" w:firstLine="336"/>
         <w:jc w:val="left"/>
       </w:pPr>
       <w:r>
@@ -2128,29 +2222,38 @@
     <w:p>
       <w:pPr>
         <w:spacing w:after="40"/>
-        <w:ind w:left="924" w:firstLineChars="0" w:firstLine="336"/>
         <w:jc w:val="left"/>
       </w:pPr>
       <w:r>
         <w:rPr>
           <w:rFonts w:ascii="宋体" w:hAnsi="宋体"/>
         </w:rPr>
-        <w:t>进度与协同风险：移动端、Web 管理端、后端服务、数据库和模型服务之间存在接口依赖，应先确定数据字典和接口约定，再按最小可用闭环分阶段开发。</w:t>
+        <w:t>进度与协同风险：移动端、</w:t>
+      </w:r>
+      <w:r>
+        <w:rPr>
+          <w:rFonts w:ascii="宋体" w:hAnsi="宋体"/>
+        </w:rPr>
+        <w:t xml:space="preserve">Web </w:t>
+      </w:r>
+      <w:r>
+        <w:rPr>
+          <w:rFonts w:ascii="宋体" w:hAnsi="宋体"/>
+        </w:rPr>
+        <w:t>管理端、后端服务、数据库和模型服务之间存在接口依赖，应先确定数据字典和接口约定，再按最小可用闭环分阶段开发。</w:t>
       </w:r>
     </w:p>
     <w:p>
       <w:pPr>
         <w:pStyle w:val="ReportHeading2"/>
-        <w:ind w:firstLineChars="0"/>
         <w:jc w:val="left"/>
       </w:pPr>
-      <w:bookmarkStart w:id="3" w:name="_Toc242702088"/>
-      <w:r>
-        <w:rPr>
-          <w:rFonts w:ascii="宋体" w:eastAsia="宋体" w:hAnsi="宋体"/>
-          <w:b/>
-        </w:rPr>
-        <w:t>1.3 文档约定</w:t>
+      <w:bookmarkStart w:id="3" w:name="_Toc242704344"/>
+      <w:r>
+        <w:t xml:space="preserve">1.3 </w:t>
+      </w:r>
+      <w:r>
+        <w:t>文档约定</w:t>
       </w:r>
       <w:bookmarkEnd w:id="3"/>
     </w:p>
@@ -2158,7 +2261,6 @@
       <w:pPr>
         <w:pStyle w:val="afc"/>
         <w:spacing w:after="40"/>
-        <w:ind w:left="445" w:firstLineChars="0" w:firstLine="395"/>
         <w:jc w:val="left"/>
       </w:pPr>
       <w:r>
@@ -2171,7 +2273,6 @@
     <w:p>
       <w:pPr>
         <w:spacing w:after="40"/>
-        <w:ind w:left="420" w:firstLineChars="0"/>
         <w:jc w:val="left"/>
       </w:pPr>
       <w:r>
@@ -2184,62 +2285,207 @@
     <w:p>
       <w:pPr>
         <w:spacing w:after="40"/>
-        <w:ind w:left="420" w:firstLineChars="0"/>
         <w:jc w:val="left"/>
       </w:pPr>
       <w:r>
         <w:rPr>
           <w:rFonts w:ascii="宋体" w:hAnsi="宋体"/>
         </w:rPr>
-        <w:t>“系统应”表示必须满足的功能要求；“系统可”表示可根据实际部署条件选择的实现方式。</w:t>
+        <w:t>“</w:t>
+      </w:r>
+      <w:r>
+        <w:rPr>
+          <w:rFonts w:ascii="宋体" w:hAnsi="宋体"/>
+        </w:rPr>
+        <w:t>系统应</w:t>
+      </w:r>
+      <w:r>
+        <w:rPr>
+          <w:rFonts w:ascii="宋体" w:hAnsi="宋体"/>
+        </w:rPr>
+        <w:t>”</w:t>
+      </w:r>
+      <w:r>
+        <w:rPr>
+          <w:rFonts w:ascii="宋体" w:hAnsi="宋体"/>
+        </w:rPr>
+        <w:t>表示必须满足的功能要求；</w:t>
+      </w:r>
+      <w:r>
+        <w:rPr>
+          <w:rFonts w:ascii="宋体" w:hAnsi="宋体"/>
+        </w:rPr>
+        <w:t>“</w:t>
+      </w:r>
+      <w:r>
+        <w:rPr>
+          <w:rFonts w:ascii="宋体" w:hAnsi="宋体"/>
+        </w:rPr>
+        <w:t>系统可</w:t>
+      </w:r>
+      <w:r>
+        <w:rPr>
+          <w:rFonts w:ascii="宋体" w:hAnsi="宋体"/>
+        </w:rPr>
+        <w:t>”</w:t>
+      </w:r>
+      <w:r>
+        <w:rPr>
+          <w:rFonts w:ascii="宋体" w:hAnsi="宋体"/>
+        </w:rPr>
+        <w:t>表示可根据实际部署条件选择的实现方式。</w:t>
       </w:r>
     </w:p>
     <w:p>
       <w:pPr>
         <w:spacing w:after="40"/>
-        <w:ind w:left="420" w:firstLineChars="0"/>
         <w:jc w:val="left"/>
       </w:pPr>
       <w:r>
         <w:rPr>
           <w:rFonts w:ascii="宋体" w:hAnsi="宋体"/>
         </w:rPr>
-        <w:t>“用户”通常指个人贷款申请人；“业务人员”指负责贷款产品、申请处理和客</w:t>
+        <w:t>“</w:t>
       </w:r>
       <w:r>
         <w:rPr>
           <w:rFonts w:ascii="宋体" w:hAnsi="宋体"/>
         </w:rPr>
-        <w:lastRenderedPageBreak/>
-        <w:t>户服务的工作人员；“风控审核人员”指负责风险复核和策略执行的工作人员。</w:t>
+        <w:t>用户</w:t>
+      </w:r>
+      <w:r>
+        <w:rPr>
+          <w:rFonts w:ascii="宋体" w:hAnsi="宋体"/>
+        </w:rPr>
+        <w:t>”</w:t>
+      </w:r>
+      <w:r>
+        <w:rPr>
+          <w:rFonts w:ascii="宋体" w:hAnsi="宋体"/>
+        </w:rPr>
+        <w:t>通常指个人贷款申请人；</w:t>
+      </w:r>
+      <w:r>
+        <w:rPr>
+          <w:rFonts w:ascii="宋体" w:hAnsi="宋体"/>
+        </w:rPr>
+        <w:t>“</w:t>
+      </w:r>
+      <w:r>
+        <w:rPr>
+          <w:rFonts w:ascii="宋体" w:hAnsi="宋体"/>
+        </w:rPr>
+        <w:t>业务人员</w:t>
+      </w:r>
+      <w:r>
+        <w:rPr>
+          <w:rFonts w:ascii="宋体" w:hAnsi="宋体"/>
+        </w:rPr>
+        <w:t>”</w:t>
+      </w:r>
+      <w:r>
+        <w:rPr>
+          <w:rFonts w:ascii="宋体" w:hAnsi="宋体"/>
+        </w:rPr>
+        <w:t>指负责贷款产品、申请处理和客户服务的工作人员；</w:t>
+      </w:r>
+      <w:r>
+        <w:rPr>
+          <w:rFonts w:ascii="宋体" w:hAnsi="宋体"/>
+        </w:rPr>
+        <w:t>“</w:t>
+      </w:r>
+      <w:r>
+        <w:rPr>
+          <w:rFonts w:ascii="宋体" w:hAnsi="宋体"/>
+        </w:rPr>
+        <w:t>风控审核人员</w:t>
+      </w:r>
+      <w:r>
+        <w:rPr>
+          <w:rFonts w:ascii="宋体" w:hAnsi="宋体"/>
+        </w:rPr>
+        <w:t>”</w:t>
+      </w:r>
+      <w:r>
+        <w:rPr>
+          <w:rFonts w:ascii="宋体" w:hAnsi="宋体"/>
+        </w:rPr>
+        <w:t>指负责风险复核和策略执行的工作人员。</w:t>
       </w:r>
     </w:p>
     <w:p>
       <w:pPr>
         <w:spacing w:after="40"/>
-        <w:ind w:left="420" w:firstLineChars="0"/>
         <w:jc w:val="left"/>
       </w:pPr>
       <w:r>
         <w:rPr>
           <w:rFonts w:ascii="宋体" w:hAnsi="宋体"/>
         </w:rPr>
-        <w:t>表格中的“基本事件流”描述正常业务路径，“其他事件流”描述异常、补充或分支路径。</w:t>
+        <w:t>表格中的</w:t>
+      </w:r>
+      <w:r>
+        <w:rPr>
+          <w:rFonts w:ascii="宋体" w:hAnsi="宋体"/>
+        </w:rPr>
+        <w:t>“</w:t>
+      </w:r>
+      <w:r>
+        <w:rPr>
+          <w:rFonts w:ascii="宋体" w:hAnsi="宋体"/>
+        </w:rPr>
+        <w:t>基本事件流</w:t>
+      </w:r>
+      <w:r>
+        <w:rPr>
+          <w:rFonts w:ascii="宋体" w:hAnsi="宋体"/>
+        </w:rPr>
+        <w:t>”</w:t>
+      </w:r>
+      <w:r>
+        <w:rPr>
+          <w:rFonts w:ascii="宋体" w:hAnsi="宋体"/>
+        </w:rPr>
+        <w:t>描述正常业务路径，</w:t>
+      </w:r>
+      <w:r>
+        <w:rPr>
+          <w:rFonts w:ascii="宋体" w:hAnsi="宋体"/>
+        </w:rPr>
+        <w:t>“</w:t>
+      </w:r>
+      <w:r>
+        <w:rPr>
+          <w:rFonts w:ascii="宋体" w:hAnsi="宋体"/>
+        </w:rPr>
+        <w:t>其他事件流</w:t>
+      </w:r>
+      <w:r>
+        <w:rPr>
+          <w:rFonts w:ascii="宋体" w:hAnsi="宋体"/>
+        </w:rPr>
+        <w:t>”</w:t>
+      </w:r>
+      <w:r>
+        <w:rPr>
+          <w:rFonts w:ascii="宋体" w:hAnsi="宋体"/>
+        </w:rPr>
+        <w:t>描述异常、补充或分支路径。</w:t>
       </w:r>
     </w:p>
     <w:p>
       <w:pPr>
         <w:pStyle w:val="ReportHeading2"/>
-        <w:ind w:firstLineChars="0"/>
         <w:jc w:val="left"/>
       </w:pPr>
-      <w:bookmarkStart w:id="4" w:name="_Toc242702089"/>
-      <w:r>
-        <w:rPr>
-          <w:rFonts w:ascii="宋体" w:eastAsia="宋体" w:hAnsi="宋体"/>
-          <w:b/>
-        </w:rPr>
-        <w:t>1.4 预期读者和阅读建议</w:t>
+      <w:bookmarkStart w:id="4" w:name="_Toc242704345"/>
+      <w:r>
+        <w:lastRenderedPageBreak/>
+        <w:t xml:space="preserve">1.4 </w:t>
+      </w:r>
+      <w:r>
+        <w:t>预期读者和阅读建议</w:t>
       </w:r>
       <w:bookmarkEnd w:id="4"/>
     </w:p>
@@ -2247,7 +2493,6 @@
       <w:pPr>
         <w:pStyle w:val="afc"/>
         <w:spacing w:after="40"/>
-        <w:ind w:left="504" w:firstLineChars="0" w:firstLine="336"/>
         <w:jc w:val="left"/>
       </w:pPr>
       <w:r>
@@ -2260,7 +2505,6 @@
     <w:p>
       <w:pPr>
         <w:spacing w:after="40"/>
-        <w:ind w:left="420" w:firstLineChars="0"/>
         <w:jc w:val="left"/>
       </w:pPr>
       <w:r>
@@ -2273,7 +2517,6 @@
     <w:p>
       <w:pPr>
         <w:spacing w:after="40"/>
-        <w:ind w:left="420" w:firstLineChars="0"/>
         <w:jc w:val="left"/>
       </w:pPr>
       <w:r>
@@ -2286,7 +2529,6 @@
     <w:p>
       <w:pPr>
         <w:spacing w:after="40"/>
-        <w:ind w:left="420" w:firstLineChars="0"/>
         <w:jc w:val="left"/>
       </w:pPr>
       <w:r>
@@ -2299,7 +2541,6 @@
     <w:p>
       <w:pPr>
         <w:spacing w:after="40"/>
-        <w:ind w:left="420" w:firstLineChars="0"/>
         <w:jc w:val="left"/>
       </w:pPr>
       <w:r>
@@ -2312,16 +2553,14 @@
     <w:p>
       <w:pPr>
         <w:pStyle w:val="ReportHeading2"/>
-        <w:ind w:firstLine="482"/>
         <w:jc w:val="left"/>
       </w:pPr>
-      <w:bookmarkStart w:id="5" w:name="_Toc242702090"/>
-      <w:r>
-        <w:rPr>
-          <w:rFonts w:ascii="宋体" w:eastAsia="宋体" w:hAnsi="宋体"/>
-          <w:b/>
-        </w:rPr>
-        <w:t>1.5 产品范围</w:t>
+      <w:bookmarkStart w:id="5" w:name="_Toc242704346"/>
+      <w:r>
+        <w:t xml:space="preserve">1.5 </w:t>
+      </w:r>
+      <w:r>
+        <w:t>产品范围</w:t>
       </w:r>
       <w:bookmarkEnd w:id="5"/>
     </w:p>
@@ -2333,7 +2572,19 @@
         <w:rPr>
           <w:rFonts w:ascii="宋体" w:hAnsi="宋体"/>
         </w:rPr>
-        <w:t>本产品面向互联网个人贷款业务，提供移动端或用户端与 Web 管理端两类使用入口。用户端支持注册登录、实名认证、贷款产品浏览、贷款申请、资料补充、合同确认、还款查询和提醒查看；管理端支持贷款产品维护、申请审批、风险监控、人工复核、数据看板、参数配置和审计查询。</w:t>
+        <w:t>本产品面向互联网个人贷款业务，提供移动端或用户端与</w:t>
+      </w:r>
+      <w:r>
+        <w:rPr>
+          <w:rFonts w:ascii="宋体" w:hAnsi="宋体"/>
+        </w:rPr>
+        <w:t xml:space="preserve"> Web </w:t>
+      </w:r>
+      <w:r>
+        <w:rPr>
+          <w:rFonts w:ascii="宋体" w:hAnsi="宋体"/>
+        </w:rPr>
+        <w:t>管理端两类使用入口。用户端支持注册登录、实名认证、贷款产品浏览、贷款申请、资料补充、合同确认、还款查询和提醒查看；管理端支持贷款产品维护、申请审批、风险监控、人工复核、数据看板、参数配置和审计查询。</w:t>
       </w:r>
     </w:p>
     <w:p>
@@ -2350,23 +2601,20 @@
     <w:p>
       <w:pPr>
         <w:pStyle w:val="ReportHeading2"/>
-        <w:ind w:firstLine="482"/>
         <w:jc w:val="left"/>
       </w:pPr>
-      <w:bookmarkStart w:id="6" w:name="_Toc242702091"/>
-      <w:r>
-        <w:rPr>
-          <w:rFonts w:ascii="宋体" w:eastAsia="宋体" w:hAnsi="宋体"/>
-          <w:b/>
-        </w:rPr>
-        <w:t>1.6 参考文献</w:t>
+      <w:bookmarkStart w:id="6" w:name="_Toc242704347"/>
+      <w:r>
+        <w:t xml:space="preserve">1.6 </w:t>
+      </w:r>
+      <w:r>
+        <w:t>参考文献</w:t>
       </w:r>
       <w:bookmarkEnd w:id="6"/>
     </w:p>
     <w:p>
       <w:pPr>
         <w:spacing w:after="40"/>
-        <w:ind w:left="420" w:firstLineChars="0"/>
         <w:jc w:val="left"/>
       </w:pPr>
       <w:r>
@@ -2379,20 +2627,30 @@
     <w:p>
       <w:pPr>
         <w:spacing w:after="40"/>
-        <w:ind w:left="420" w:firstLineChars="0"/>
         <w:jc w:val="left"/>
       </w:pPr>
       <w:r>
         <w:rPr>
           <w:rFonts w:ascii="宋体" w:hAnsi="宋体"/>
         </w:rPr>
-        <w:t>《进阶式挑战性综合项目 I 教学大纲（互联网加金融方向）》</w:t>
+        <w:t>《进阶式挑战性综合项目</w:t>
+      </w:r>
+      <w:r>
+        <w:rPr>
+          <w:rFonts w:ascii="宋体" w:hAnsi="宋体"/>
+        </w:rPr>
+        <w:t xml:space="preserve"> I </w:t>
+      </w:r>
+      <w:r>
+        <w:rPr>
+          <w:rFonts w:ascii="宋体" w:hAnsi="宋体"/>
+        </w:rPr>
+        <w:t>教学大纲（互联网加金融方向）》</w:t>
       </w:r>
     </w:p>
     <w:p>
       <w:pPr>
         <w:spacing w:after="40"/>
-        <w:ind w:left="420" w:firstLineChars="0"/>
         <w:jc w:val="left"/>
       </w:pPr>
       <w:r>
@@ -2405,7 +2663,6 @@
     <w:p>
       <w:pPr>
         <w:spacing w:after="40"/>
-        <w:ind w:left="420" w:firstLineChars="0"/>
         <w:jc w:val="left"/>
       </w:pPr>
       <w:r>
@@ -2418,7 +2675,6 @@
     <w:p>
       <w:pPr>
         <w:spacing w:after="40"/>
-        <w:ind w:left="420" w:firstLineChars="0"/>
         <w:jc w:val="left"/>
       </w:pPr>
       <w:r>
@@ -2432,12 +2688,12 @@
       <w:pPr>
         <w:pStyle w:val="ReportHeading1"/>
       </w:pPr>
-      <w:bookmarkStart w:id="7" w:name="_Toc242702092"/>
-      <w:r>
-        <w:rPr>
-          <w:rFonts w:ascii="宋体" w:hAnsi="宋体"/>
-        </w:rPr>
-        <w:t>2. 综合描述</w:t>
+      <w:bookmarkStart w:id="7" w:name="_Toc242704348"/>
+      <w:r>
+        <w:t xml:space="preserve">2. </w:t>
+      </w:r>
+      <w:r>
+        <w:t>综合描述</w:t>
       </w:r>
       <w:bookmarkEnd w:id="7"/>
     </w:p>
@@ -2449,29 +2705,21 @@
         <w:rPr>
           <w:rFonts w:ascii="宋体" w:hAnsi="宋体"/>
         </w:rPr>
-        <w:t>本产品是面向互联网个人贷款业务的多端协同风控系统。系统由用户端、业务与风控管理端、后端业务服务、数据融合服务、模型服务和数据存储组成。用户在移动端或</w:t>
-      </w:r>
-      <w:r>
-        <w:rPr>
-          <w:rFonts w:ascii="宋体" w:hAnsi="宋体"/>
-        </w:rPr>
-        <w:lastRenderedPageBreak/>
-        <w:t>网页端提交贷款申请并完成授权，系统对申请信息和多类数据进行校验、清洗、标准化和融合，再依据评分模型与业务规则生成风险等级和处理建议。审批通过后，系统继续记录还款行为和风险信号，在贷中阶段发送提醒或生成人工复核任务。</w:t>
+        <w:t>本产品是面向互联网个人贷款业务的多端协同风控系统。系统由用户端、业务与风控管理端、后端业务服务、数据融合服务、模型服务和数据存储组成。用户在移动端或网页端提交贷款申请并完成授权，系统对申请信息和多类数据进行校验、清洗、标准化和融合，再依据评分模型与业务规则生成风险等级和处理建议。审批通过后，系统继续记录还款行为和风险信号，在贷中阶段发送提醒或生成人工复核任务。</w:t>
       </w:r>
     </w:p>
     <w:p>
       <w:pPr>
         <w:pStyle w:val="ReportHeading2"/>
-        <w:ind w:firstLine="482"/>
         <w:jc w:val="left"/>
       </w:pPr>
-      <w:bookmarkStart w:id="8" w:name="_Toc242702093"/>
-      <w:r>
-        <w:rPr>
-          <w:rFonts w:ascii="宋体" w:eastAsia="宋体" w:hAnsi="宋体"/>
-          <w:b/>
-        </w:rPr>
-        <w:t>2.1 产品的功能</w:t>
+      <w:bookmarkStart w:id="8" w:name="_Toc242704349"/>
+      <w:r>
+        <w:lastRenderedPageBreak/>
+        <w:t xml:space="preserve">2.1 </w:t>
+      </w:r>
+      <w:r>
+        <w:t>产品的功能</w:t>
       </w:r>
       <w:bookmarkEnd w:id="8"/>
     </w:p>
@@ -2490,6 +2738,7 @@
       <w:pPr>
         <w:pStyle w:val="a8"/>
         <w:keepNext/>
+        <w:ind w:firstLineChars="0" w:firstLine="0"/>
         <w:jc w:val="center"/>
         <w:rPr>
           <w:rFonts w:hint="eastAsia"/>
@@ -2500,7 +2749,21 @@
           <w:rFonts w:ascii="宋体" w:eastAsia="宋体" w:hAnsi="宋体"/>
           <w:sz w:val="21"/>
         </w:rPr>
-        <w:t>表2-1 产品功能表</w:t>
+        <w:t>表</w:t>
+      </w:r>
+      <w:r>
+        <w:rPr>
+          <w:rFonts w:ascii="宋体" w:eastAsia="宋体" w:hAnsi="宋体"/>
+          <w:sz w:val="21"/>
+        </w:rPr>
+        <w:t xml:space="preserve">2-1 </w:t>
+      </w:r>
+      <w:r>
+        <w:rPr>
+          <w:rFonts w:ascii="宋体" w:eastAsia="宋体" w:hAnsi="宋体"/>
+          <w:sz w:val="21"/>
+        </w:rPr>
+        <w:t>产品功能表</w:t>
       </w:r>
     </w:p>
     <w:tbl>
@@ -3118,16 +3381,14 @@
     <w:p>
       <w:pPr>
         <w:pStyle w:val="ReportHeading2"/>
-        <w:ind w:firstLine="482"/>
         <w:jc w:val="left"/>
       </w:pPr>
-      <w:bookmarkStart w:id="9" w:name="_Toc242702094"/>
-      <w:r>
-        <w:rPr>
-          <w:rFonts w:ascii="宋体" w:eastAsia="宋体" w:hAnsi="宋体"/>
-          <w:b/>
-        </w:rPr>
-        <w:t>2.2 用户类和特性</w:t>
+      <w:bookmarkStart w:id="9" w:name="_Toc242704350"/>
+      <w:r>
+        <w:t xml:space="preserve">2.2 </w:t>
+      </w:r>
+      <w:r>
+        <w:t>用户类和特性</w:t>
       </w:r>
       <w:bookmarkEnd w:id="9"/>
     </w:p>
@@ -3145,7 +3406,6 @@
     <w:p>
       <w:pPr>
         <w:spacing w:after="40"/>
-        <w:ind w:left="420" w:firstLineChars="0"/>
         <w:jc w:val="left"/>
       </w:pPr>
       <w:r>
@@ -3158,7 +3418,6 @@
     <w:p>
       <w:pPr>
         <w:spacing w:after="40"/>
-        <w:ind w:left="420" w:firstLineChars="0"/>
         <w:jc w:val="left"/>
       </w:pPr>
       <w:r>
@@ -3171,7 +3430,6 @@
     <w:p>
       <w:pPr>
         <w:spacing w:after="40"/>
-        <w:ind w:left="420" w:firstLineChars="0"/>
         <w:jc w:val="left"/>
       </w:pPr>
       <w:r>
@@ -3184,7 +3442,6 @@
     <w:p>
       <w:pPr>
         <w:spacing w:after="40"/>
-        <w:ind w:left="420" w:firstLineChars="0"/>
         <w:jc w:val="left"/>
       </w:pPr>
       <w:r>
@@ -3197,16 +3454,14 @@
     <w:p>
       <w:pPr>
         <w:pStyle w:val="ReportHeading2"/>
-        <w:ind w:firstLine="482"/>
         <w:jc w:val="left"/>
       </w:pPr>
-      <w:bookmarkStart w:id="10" w:name="_Toc242702095"/>
-      <w:r>
-        <w:rPr>
-          <w:rFonts w:ascii="宋体" w:eastAsia="宋体" w:hAnsi="宋体"/>
-          <w:b/>
-        </w:rPr>
-        <w:t>2.3 运行环境</w:t>
+      <w:bookmarkStart w:id="10" w:name="_Toc242704351"/>
+      <w:r>
+        <w:t xml:space="preserve">2.3 </w:t>
+      </w:r>
+      <w:r>
+        <w:t>运行环境</w:t>
       </w:r>
       <w:bookmarkEnd w:id="10"/>
     </w:p>
@@ -3218,22 +3473,55 @@
         <w:rPr>
           <w:rFonts w:ascii="宋体" w:hAnsi="宋体"/>
         </w:rPr>
-        <w:lastRenderedPageBreak/>
-        <w:t xml:space="preserve">用户端可运行在 Android 10 及以上移动设备、移动浏览器或基于 </w:t>
-      </w:r>
-      <w:proofErr w:type="spellStart"/>
+        <w:t>用户端可运行在</w:t>
+      </w:r>
       <w:r>
         <w:rPr>
           <w:rFonts w:ascii="宋体" w:hAnsi="宋体"/>
         </w:rPr>
-        <w:t>UniApp</w:t>
-      </w:r>
-      <w:proofErr w:type="spellEnd"/>
+        <w:t xml:space="preserve"> Android 10 </w:t>
+      </w:r>
       <w:r>
         <w:rPr>
           <w:rFonts w:ascii="宋体" w:hAnsi="宋体"/>
         </w:rPr>
-        <w:t xml:space="preserve"> 的跨平台客户端中；管理端运行在支持现代浏览器的桌面系统中。用户端和管理端均应通过 HTTPS 访问后端服务，必要时使用验证码、Token 和设备会话控制登录状态。</w:t>
+        <w:t>及以上移动设备、移动浏览器或基于</w:t>
+      </w:r>
+      <w:r>
+        <w:rPr>
+          <w:rFonts w:ascii="宋体" w:hAnsi="宋体"/>
+        </w:rPr>
+        <w:t xml:space="preserve"> UniApp </w:t>
+      </w:r>
+      <w:r>
+        <w:rPr>
+          <w:rFonts w:ascii="宋体" w:hAnsi="宋体"/>
+        </w:rPr>
+        <w:t>的跨平台客户端中；管理端运行在支持现代浏览器的桌面系统中。用户端和管理端均应通过</w:t>
+      </w:r>
+      <w:r>
+        <w:rPr>
+          <w:rFonts w:ascii="宋体" w:hAnsi="宋体"/>
+        </w:rPr>
+        <w:t xml:space="preserve"> HTTPS </w:t>
+      </w:r>
+      <w:r>
+        <w:rPr>
+          <w:rFonts w:ascii="宋体" w:hAnsi="宋体"/>
+        </w:rPr>
+        <w:t>访问后端服务，必要时使用验证码、</w:t>
+      </w:r>
+      <w:r>
+        <w:rPr>
+          <w:rFonts w:ascii="宋体" w:hAnsi="宋体"/>
+        </w:rPr>
+        <w:t xml:space="preserve">Token </w:t>
+      </w:r>
+      <w:r>
+        <w:rPr>
+          <w:rFonts w:ascii="宋体" w:hAnsi="宋体"/>
+        </w:rPr>
+        <w:t>和设备会话控制登录状态。</w:t>
       </w:r>
     </w:p>
     <w:p>
@@ -3244,35 +3532,110 @@
         <w:rPr>
           <w:rFonts w:ascii="宋体" w:hAnsi="宋体"/>
         </w:rPr>
-        <w:t xml:space="preserve">服务端采用前后端分离架构。前端可使用 Vue 及组件库构建管理端，移动端可使用 </w:t>
-      </w:r>
-      <w:proofErr w:type="spellStart"/>
+        <w:t>服务端采用前后端分离架构。前端可使用</w:t>
+      </w:r>
       <w:r>
         <w:rPr>
           <w:rFonts w:ascii="宋体" w:hAnsi="宋体"/>
         </w:rPr>
-        <w:t>UniApp</w:t>
-      </w:r>
-      <w:proofErr w:type="spellEnd"/>
+        <w:t xml:space="preserve"> Vue </w:t>
+      </w:r>
       <w:r>
         <w:rPr>
           <w:rFonts w:ascii="宋体" w:hAnsi="宋体"/>
         </w:rPr>
-        <w:t xml:space="preserve"> 或原生 Android 实现；后端可使用 Spring Boot、</w:t>
-      </w:r>
-      <w:proofErr w:type="spellStart"/>
+        <w:t>及组件库构建管理端，移动端可使用</w:t>
+      </w:r>
       <w:r>
         <w:rPr>
           <w:rFonts w:ascii="宋体" w:hAnsi="宋体"/>
         </w:rPr>
-        <w:t>Ktor</w:t>
-      </w:r>
-      <w:proofErr w:type="spellEnd"/>
+        <w:t xml:space="preserve"> </w:t>
+      </w:r>
       <w:r>
         <w:rPr>
           <w:rFonts w:ascii="宋体" w:hAnsi="宋体"/>
         </w:rPr>
-        <w:t xml:space="preserve"> 或同类服务框架提供 RESTful API；MySQL 用于存储用户、贷款、申请、审批、还款和审计等核心数据，Redis 用于缓存和验证码等短生命周期数据，文件或对象存储用于保存合同、附件和模型文件。</w:t>
+        <w:lastRenderedPageBreak/>
+        <w:t xml:space="preserve">UniApp </w:t>
+      </w:r>
+      <w:r>
+        <w:rPr>
+          <w:rFonts w:ascii="宋体" w:hAnsi="宋体"/>
+        </w:rPr>
+        <w:t>或原生</w:t>
+      </w:r>
+      <w:r>
+        <w:rPr>
+          <w:rFonts w:ascii="宋体" w:hAnsi="宋体"/>
+        </w:rPr>
+        <w:t xml:space="preserve"> Android </w:t>
+      </w:r>
+      <w:r>
+        <w:rPr>
+          <w:rFonts w:ascii="宋体" w:hAnsi="宋体"/>
+        </w:rPr>
+        <w:t>实现；后端可使用</w:t>
+      </w:r>
+      <w:r>
+        <w:rPr>
+          <w:rFonts w:ascii="宋体" w:hAnsi="宋体"/>
+        </w:rPr>
+        <w:t xml:space="preserve"> Spring Boot</w:t>
+      </w:r>
+      <w:r>
+        <w:rPr>
+          <w:rFonts w:ascii="宋体" w:hAnsi="宋体"/>
+        </w:rPr>
+        <w:t>、</w:t>
+      </w:r>
+      <w:r>
+        <w:rPr>
+          <w:rFonts w:ascii="宋体" w:hAnsi="宋体"/>
+        </w:rPr>
+        <w:t xml:space="preserve">Ktor </w:t>
+      </w:r>
+      <w:r>
+        <w:rPr>
+          <w:rFonts w:ascii="宋体" w:hAnsi="宋体"/>
+        </w:rPr>
+        <w:t>或同类服务框架提供</w:t>
+      </w:r>
+      <w:r>
+        <w:rPr>
+          <w:rFonts w:ascii="宋体" w:hAnsi="宋体"/>
+        </w:rPr>
+        <w:t xml:space="preserve"> RESTful API</w:t>
+      </w:r>
+      <w:r>
+        <w:rPr>
+          <w:rFonts w:ascii="宋体" w:hAnsi="宋体"/>
+        </w:rPr>
+        <w:t>；</w:t>
+      </w:r>
+      <w:r>
+        <w:rPr>
+          <w:rFonts w:ascii="宋体" w:hAnsi="宋体"/>
+        </w:rPr>
+        <w:t xml:space="preserve">MySQL </w:t>
+      </w:r>
+      <w:r>
+        <w:rPr>
+          <w:rFonts w:ascii="宋体" w:hAnsi="宋体"/>
+        </w:rPr>
+        <w:t>用于存储用户、贷款、申请、审批、还款和审计等核心数据，</w:t>
+      </w:r>
+      <w:r>
+        <w:rPr>
+          <w:rFonts w:ascii="宋体" w:hAnsi="宋体"/>
+        </w:rPr>
+        <w:t xml:space="preserve">Redis </w:t>
+      </w:r>
+      <w:r>
+        <w:rPr>
+          <w:rFonts w:ascii="宋体" w:hAnsi="宋体"/>
+        </w:rPr>
+        <w:t>用于缓存和验证码等短生命周期数据，文件或对象存储用于保存合同、附件和模型文件。</w:t>
       </w:r>
     </w:p>
     <w:p>
@@ -3293,12 +3656,12 @@
       <w:pPr>
         <w:pStyle w:val="ReportHeading1"/>
       </w:pPr>
-      <w:bookmarkStart w:id="11" w:name="_Toc242702096"/>
-      <w:r>
-        <w:rPr>
-          <w:rFonts w:ascii="宋体" w:hAnsi="宋体"/>
-        </w:rPr>
-        <w:t>3. 外部接口需求</w:t>
+      <w:bookmarkStart w:id="11" w:name="_Toc242704352"/>
+      <w:r>
+        <w:t xml:space="preserve">3. </w:t>
+      </w:r>
+      <w:r>
+        <w:t>外部接口需求</w:t>
       </w:r>
       <w:bookmarkEnd w:id="11"/>
     </w:p>
@@ -3310,21 +3673,31 @@
         <w:rPr>
           <w:rFonts w:ascii="宋体" w:hAnsi="宋体"/>
         </w:rPr>
-        <w:t>系统的外部接口分为两类：一类是面向使用者的用户界面接口，另一类是系统与外部系统或服务之间的数据与服务接口，包括实名认证服务、支付服务、短信或站内消息通知、第三方或公开信用数据源、文件或对象存储以及风控模型服务。本节描述用户界面接口，上述数据与服务接口的调用时机、输入输出和异常处理在 5.1 用例描述中结合相关用例说明。</w:t>
+        <w:t>系统的外部接口分为两类：一类是面向使用者的用户界面接口，另一类是系统与外部系统或服务之间的数据与服务接口，包括实名认证服务、支付服务、短信或站内消息通知、第三方或公开信用数据源、文件或对象存储以及风控模型服务。本节描述用户界面接口，上述数据与服务接口的调用时机、输入输出和异常处理在</w:t>
+      </w:r>
+      <w:r>
+        <w:rPr>
+          <w:rFonts w:ascii="宋体" w:hAnsi="宋体"/>
+        </w:rPr>
+        <w:t xml:space="preserve"> 5.1 </w:t>
+      </w:r>
+      <w:r>
+        <w:rPr>
+          <w:rFonts w:ascii="宋体" w:hAnsi="宋体"/>
+        </w:rPr>
+        <w:t>用例描述中结合相关用例说明。</w:t>
       </w:r>
     </w:p>
     <w:p>
       <w:pPr>
         <w:pStyle w:val="ReportHeading2"/>
-        <w:ind w:firstLineChars="0" w:firstLine="0"/>
-      </w:pPr>
-      <w:bookmarkStart w:id="12" w:name="_Toc242702097"/>
-      <w:r>
-        <w:rPr>
-          <w:rFonts w:ascii="宋体" w:eastAsia="宋体" w:hAnsi="宋体"/>
-          <w:b/>
-        </w:rPr>
-        <w:t>3.1 用户界面</w:t>
+      </w:pPr>
+      <w:bookmarkStart w:id="12" w:name="_Toc242704353"/>
+      <w:r>
+        <w:t xml:space="preserve">3.1 </w:t>
+      </w:r>
+      <w:r>
+        <w:t>用户界面</w:t>
       </w:r>
       <w:bookmarkEnd w:id="12"/>
     </w:p>
@@ -3333,12 +3706,10 @@
         <w:pStyle w:val="ReportHeading3"/>
       </w:pPr>
       <w:r>
-        <w:rPr>
-          <w:rFonts w:ascii="宋体" w:hAnsi="宋体"/>
-          <w:b/>
-          <w:sz w:val="22"/>
-        </w:rPr>
-        <w:t>3.1.1 注册与登录页</w:t>
+        <w:t xml:space="preserve">3.1.1 </w:t>
+      </w:r>
+      <w:r>
+        <w:t>注册与登录页</w:t>
       </w:r>
     </w:p>
     <w:p>
@@ -3357,12 +3728,10 @@
         <w:pStyle w:val="ReportHeading3"/>
       </w:pPr>
       <w:r>
-        <w:rPr>
-          <w:rFonts w:ascii="宋体" w:hAnsi="宋体"/>
-          <w:b/>
-          <w:sz w:val="22"/>
-        </w:rPr>
-        <w:t>3.1.2 实名认证页</w:t>
+        <w:t xml:space="preserve">3.1.2 </w:t>
+      </w:r>
+      <w:r>
+        <w:t>实名认证页</w:t>
       </w:r>
     </w:p>
     <w:p>
@@ -3373,7 +3742,19 @@
         <w:rPr>
           <w:rFonts w:ascii="宋体" w:hAnsi="宋体"/>
         </w:rPr>
-        <w:t>入口：个人中心—实名认证。页面提供真实姓名、身份证号、银行卡号等填写项，银行卡支持添加多张并指定默认卡。用户提交后，系统调用实名认证服务核验姓名与证件号码的一致性，并校验银行卡与本人身份的关系。认证通过后页面显示认证状态与认证时间，账户与身份信息完成绑定，此后贷款申请、合同签订和还款均在该实名账户下进行；认证未通过时页面说明失败原因，允许用户修改资料后重新提交。用户未完成实名认证时，贷款申请入口保持不可用，页面提示需要先完成实名认证。</w:t>
+        <w:t>入口：个人中心</w:t>
+      </w:r>
+      <w:r>
+        <w:rPr>
+          <w:rFonts w:ascii="宋体" w:hAnsi="宋体"/>
+        </w:rPr>
+        <w:t>—</w:t>
+      </w:r>
+      <w:r>
+        <w:rPr>
+          <w:rFonts w:ascii="宋体" w:hAnsi="宋体"/>
+        </w:rPr>
+        <w:t>实名认证。页面提供真实姓名、身份证号、银行卡号等填写项，银行卡支持添加多张并指定默认卡。用户提交后，系统调用实名认证服务核验姓名与证件号码的一致性，并校验银行卡与本人身份的关系。认证通过后页面显示认证状态与认证时间，账户与身份信息完成绑定，此后贷款申请、合同签订和还款均在该实名账户下进行；认证未通过时页面说明失败原因，允许用户修改资料后重新提交。用户未完成实名认证时，贷款申请入口保持不可用，页面提示需要先完成实名认证。</w:t>
       </w:r>
     </w:p>
     <w:p>
@@ -3381,12 +3762,10 @@
         <w:pStyle w:val="ReportHeading3"/>
       </w:pPr>
       <w:r>
-        <w:rPr>
-          <w:rFonts w:ascii="宋体" w:hAnsi="宋体"/>
-          <w:b/>
-          <w:sz w:val="22"/>
-        </w:rPr>
-        <w:t>3.1.3 贷款申请页</w:t>
+        <w:t xml:space="preserve">3.1.3 </w:t>
+      </w:r>
+      <w:r>
+        <w:t>贷款申请页</w:t>
       </w:r>
     </w:p>
     <w:p>
@@ -3397,14 +3776,31 @@
         <w:rPr>
           <w:rFonts w:ascii="宋体" w:hAnsi="宋体"/>
         </w:rPr>
-        <w:t>入口：申请贷款。页面首先展示可申请的贷款产品及其额度范围、可选期限和利率或费用说明；用户选择产品后填写申请额度、贷款期限和借款用途等必要信息。填写过程中页面实时计算并展示预期贷款利息与还款节奏，包括还款方式、每期应还金额和还</w:t>
+        <w:t>入口：申请贷款。页面首先展示可申请的贷款产品及其额度范围、可选期限和利率或费用说明；用户选择产品后填写申请额度、贷款期限和借款用途等必要信息。填写过程中页面实时计算并展示预期贷款利息与还款节奏，包括还款方式、每期应还金额和还款日安排，便于用户判断还款压力。用户确认信息并完成必要的数据授权后提交申请，系统校验必填项、取值范围和申请资格，生成申请单号并将申请状态置为</w:t>
       </w:r>
       <w:r>
         <w:rPr>
           <w:rFonts w:ascii="宋体" w:hAnsi="宋体"/>
         </w:rPr>
-        <w:lastRenderedPageBreak/>
-        <w:t>款日安排，便于用户判断还款压力。用户确认信息并完成必要的数据授权后提交申请，系统校验必填项、取值范围和申请资格，生成申请单号并将申请状态置为“待风控评估”。字段缺失或格式不正确时，页面定位到具体字段并阻止提交；同一用户存在未完成的同类申请时，页面提示已有申请及其状态，避免重复提交。</w:t>
+        <w:t>“</w:t>
+      </w:r>
+      <w:r>
+        <w:rPr>
+          <w:rFonts w:ascii="宋体" w:hAnsi="宋体"/>
+        </w:rPr>
+        <w:t>待风控评估</w:t>
+      </w:r>
+      <w:r>
+        <w:rPr>
+          <w:rFonts w:ascii="宋体" w:hAnsi="宋体"/>
+        </w:rPr>
+        <w:t>”</w:t>
+      </w:r>
+      <w:r>
+        <w:rPr>
+          <w:rFonts w:ascii="宋体" w:hAnsi="宋体"/>
+        </w:rPr>
+        <w:t>。字段缺失或格式不正确时，页面定位到具体字段并阻止提交；同一用户存在未完成的同类申请时，页面提示已有申请及其状态，避免重复提交。</w:t>
       </w:r>
     </w:p>
     <w:p>
@@ -3412,12 +3808,11 @@
         <w:pStyle w:val="ReportHeading3"/>
       </w:pPr>
       <w:r>
-        <w:rPr>
-          <w:rFonts w:ascii="宋体" w:hAnsi="宋体"/>
-          <w:b/>
-          <w:sz w:val="22"/>
-        </w:rPr>
-        <w:t>3.1.4 电子合同签订页</w:t>
+        <w:lastRenderedPageBreak/>
+        <w:t xml:space="preserve">3.1.4 </w:t>
+      </w:r>
+      <w:r>
+        <w:t>电子合同签订页</w:t>
       </w:r>
     </w:p>
     <w:p>
@@ -3428,7 +3823,19 @@
         <w:rPr>
           <w:rFonts w:ascii="宋体" w:hAnsi="宋体"/>
         </w:rPr>
-        <w:t>入口：我的贷款—待签订合同。页面以电子文本形式展示借款合同或协议全文，并提供关键条款摘要，包括授信额度、期限、利率或费用、还款方式、逾期处理和个人信息使用范围。用户阅读并确认后完成签字盖章手续，签字方式可采用页面手写签名或上传签名图片，具体实现方式在开发阶段确定。系统校验合同版本与审批结果一致后保存签署记录并进入放款环节；用户未完成签署时页面不允许进入放款流程，审批结果与合同内容不一致时页面给出提示并要求重新确认。</w:t>
+        <w:t>入口：我的贷款</w:t>
+      </w:r>
+      <w:r>
+        <w:rPr>
+          <w:rFonts w:ascii="宋体" w:hAnsi="宋体"/>
+        </w:rPr>
+        <w:t>—</w:t>
+      </w:r>
+      <w:r>
+        <w:rPr>
+          <w:rFonts w:ascii="宋体" w:hAnsi="宋体"/>
+        </w:rPr>
+        <w:t>待签订合同。页面以电子文本形式展示借款合同或协议全文，并提供关键条款摘要，包括授信额度、期限、利率或费用、还款方式、逾期处理和个人信息使用范围。用户阅读并确认后完成签字盖章手续，签字方式可采用页面手写签名或上传签名图片，具体实现方式在开发阶段确定。系统校验合同版本与审批结果一致后保存签署记录并进入放款环节；用户未完成签署时页面不允许进入放款流程，审批结果与合同内容不一致时页面给出提示并要求重新确认。</w:t>
       </w:r>
     </w:p>
     <w:p>
@@ -3436,12 +3843,10 @@
         <w:pStyle w:val="ReportHeading3"/>
       </w:pPr>
       <w:r>
-        <w:rPr>
-          <w:rFonts w:ascii="宋体" w:hAnsi="宋体"/>
-          <w:b/>
-          <w:sz w:val="22"/>
-        </w:rPr>
-        <w:t>3.1.5 贷款进度查询页</w:t>
+        <w:t xml:space="preserve">3.1.5 </w:t>
+      </w:r>
+      <w:r>
+        <w:t>贷款进度查询页</w:t>
       </w:r>
     </w:p>
     <w:p>
@@ -3460,12 +3865,10 @@
         <w:pStyle w:val="ReportHeading3"/>
       </w:pPr>
       <w:r>
-        <w:rPr>
-          <w:rFonts w:ascii="宋体" w:hAnsi="宋体"/>
-          <w:b/>
-          <w:sz w:val="22"/>
-        </w:rPr>
-        <w:t>3.1.6 还款与结清页</w:t>
+        <w:t xml:space="preserve">3.1.6 </w:t>
+      </w:r>
+      <w:r>
+        <w:t>还款与结清页</w:t>
       </w:r>
     </w:p>
     <w:p>
@@ -3476,7 +3879,19 @@
         <w:rPr>
           <w:rFonts w:ascii="宋体" w:hAnsi="宋体"/>
         </w:rPr>
-        <w:t>入口：我的贷款—还款。页面展示应还本金、利息、费用、还款日和已还金额，并按期列出账单与历史还款记录。用户选择当期账单或提前还款金额后提交支付，系统调用支付服务并返回结果：支付成功后页面更新账单状态和贷款余额；支付失败时页面说明失败原因并允许重试，且不将账单标记为已还。临近还款日时页面显示还款提醒。全部账单结清后页面显示结清状态，涉及抵押凭证或抵押物的按业务规则提示后续手续；提前还款按拓展功能处理，功能未上线前页面给出说明。</w:t>
+        <w:t>入口：我的贷款</w:t>
+      </w:r>
+      <w:r>
+        <w:rPr>
+          <w:rFonts w:ascii="宋体" w:hAnsi="宋体"/>
+        </w:rPr>
+        <w:t>—</w:t>
+      </w:r>
+      <w:r>
+        <w:rPr>
+          <w:rFonts w:ascii="宋体" w:hAnsi="宋体"/>
+        </w:rPr>
+        <w:t>还款。页面展示应还本金、利息、费用、还款日和已还金额，并按期列出账单与历史还款记录。用户选择当期账单或提前还款金额后提交支付，系统调用支付服务并返回结果：支付成功后页面更新账单状态和贷款余额；支付失败时页面说明失败原因并允许重试，且不将账单标记为已还。临近还款日时页面显示还款提醒。全部账单结清后页面显示结清状态，涉及抵押凭证或抵押物的按业务规则提示后续手续；提前还款按拓展功能处理，功能未上线前页面给出说明。</w:t>
       </w:r>
     </w:p>
     <w:p>
@@ -3484,12 +3899,10 @@
         <w:pStyle w:val="ReportHeading3"/>
       </w:pPr>
       <w:r>
-        <w:rPr>
-          <w:rFonts w:ascii="宋体" w:hAnsi="宋体"/>
-          <w:b/>
-          <w:sz w:val="22"/>
-        </w:rPr>
-        <w:t>3.1.7 帮助与贷款规则页</w:t>
+        <w:t xml:space="preserve">3.1.7 </w:t>
+      </w:r>
+      <w:r>
+        <w:t>帮助与贷款规则页</w:t>
       </w:r>
     </w:p>
     <w:p>
@@ -3508,12 +3921,10 @@
         <w:pStyle w:val="ReportHeading3"/>
       </w:pPr>
       <w:r>
-        <w:rPr>
-          <w:rFonts w:ascii="宋体" w:hAnsi="宋体"/>
-          <w:b/>
-          <w:sz w:val="22"/>
-        </w:rPr>
-        <w:t>3.1.8 贷款人信息查询页</w:t>
+        <w:t xml:space="preserve">3.1.8 </w:t>
+      </w:r>
+      <w:r>
+        <w:t>贷款人信息查询页</w:t>
       </w:r>
     </w:p>
     <w:p>
@@ -3524,7 +3935,19 @@
         <w:rPr>
           <w:rFonts w:ascii="宋体" w:hAnsi="宋体"/>
         </w:rPr>
-        <w:t>入口：风控审核人员登录后—贷款人查询。页面支持按姓名或身份证号检索贷款人，检索结果列出匹配的贷款人及其业务进度。选中某个贷款人后，页面呈现其基本资料、实名认证结果、申请资料、多数据源融合后的数据来源摘要、风控模型的评估结果和当前所处的业务环节。身份证号、银行卡号等敏感字段默认以掩码显示，风控审核人员按权限查看完整信息，查看行为记入审计日志。查询条件为空或未匹配到记录时，页面给出相应提示。</w:t>
+        <w:t>入口：风控审核人员登录后</w:t>
+      </w:r>
+      <w:r>
+        <w:rPr>
+          <w:rFonts w:ascii="宋体" w:hAnsi="宋体"/>
+        </w:rPr>
+        <w:t>—</w:t>
+      </w:r>
+      <w:r>
+        <w:rPr>
+          <w:rFonts w:ascii="宋体" w:hAnsi="宋体"/>
+        </w:rPr>
+        <w:t>贷款人查询。页面支持按姓名或身份证号检索贷款人，检索结果列出匹配的贷款人及其业务进度。选中某个贷款人后，页面呈现其基本资料、实名认证结果、申请资料、多数据源融合后的数据来源摘要、风控模型的评估结果和当前所处的业务环节。身份证号、银行卡号等敏感字段默认以掩码显示，风控审核人员按权限查看完整信息，查看行为记入审计日志。查询条件为空或未匹配到记录时，页面给出相应提示。</w:t>
       </w:r>
     </w:p>
     <w:p>
@@ -3532,12 +3955,10 @@
         <w:pStyle w:val="ReportHeading3"/>
       </w:pPr>
       <w:r>
-        <w:rPr>
-          <w:rFonts w:ascii="宋体" w:hAnsi="宋体"/>
-          <w:b/>
-          <w:sz w:val="22"/>
-        </w:rPr>
-        <w:t>3.1.9 待审核贷款与人工审批页</w:t>
+        <w:t xml:space="preserve">3.1.9 </w:t>
+      </w:r>
+      <w:r>
+        <w:t>待审核贷款与人工审批页</w:t>
       </w:r>
     </w:p>
     <w:p>
@@ -3548,14 +3969,19 @@
         <w:rPr>
           <w:rFonts w:ascii="宋体" w:hAnsi="宋体"/>
         </w:rPr>
-        <w:t>入口：风控审核人员登录后—待审核贷款。页面展示待处理申请列表，并逐项呈现贷款信息（额度、期限、用途）、贷款人信息、数据来源摘要、信用评分、风险等级、规则命中原因和系统给出的处理建议。审核人员核对材料后选择批准、拒绝或退回补充资料，并填写人工意见和补充核验记录；必填意见为空或未查看风险解释时页面不允许</w:t>
+        <w:t>入口：风控审核人员登录后</w:t>
       </w:r>
       <w:r>
         <w:rPr>
           <w:rFonts w:ascii="宋体" w:hAnsi="宋体"/>
         </w:rPr>
-        <w:lastRenderedPageBreak/>
-        <w:t>提交。提交后系统生成审批结果、授信额度、期限和还款计划并更新申请状态，审批结论、审核人员和操作时间一并保存以便追溯。</w:t>
+        <w:t>—</w:t>
+      </w:r>
+      <w:r>
+        <w:rPr>
+          <w:rFonts w:ascii="宋体" w:hAnsi="宋体"/>
+        </w:rPr>
+        <w:t>待审核贷款。页面展示待处理申请列表，并逐项呈现贷款信息（额度、期限、用途）、贷款人信息、数据来源摘要、信用评分、风险等级、规则命中原因和系统给出的处理建议。审核人员核对材料后选择批准、拒绝或退回补充资料，并填写人工意见和补充核验记录；必填意见为空或未查看风险解释时页面不允许提交。提交后系统生成审批结果、授信额度、期限和还款计划并更新申请状态，审批结论、审核人员和操作时间一并保存以便追溯。</w:t>
       </w:r>
     </w:p>
     <w:p>
@@ -3563,12 +3989,11 @@
         <w:pStyle w:val="ReportHeading3"/>
       </w:pPr>
       <w:r>
-        <w:rPr>
-          <w:rFonts w:ascii="宋体" w:hAnsi="宋体"/>
-          <w:b/>
-          <w:sz w:val="22"/>
-        </w:rPr>
-        <w:t>3.1.10 审核记录查询页</w:t>
+        <w:lastRenderedPageBreak/>
+        <w:t xml:space="preserve">3.1.10 </w:t>
+      </w:r>
+      <w:r>
+        <w:t>审核记录查询页</w:t>
       </w:r>
     </w:p>
     <w:p>
@@ -3579,7 +4004,19 @@
         <w:rPr>
           <w:rFonts w:ascii="宋体" w:hAnsi="宋体"/>
         </w:rPr>
-        <w:t>入口：风控审核人员登录后—审核记录。页面支持按时间范围、审核人员和审批结论等条件查询已处理的申请，列表展示申请单号、贷款人、申请额度、风险等级、审批结论、人工意见和处理时间。审核人员可进一步查看单笔申请的完整操作链路，包括各环节的处理人、处理时间和状态变化，用于复核、统计和审计；查询结果支持导出，导出操作同样记入审计日志。</w:t>
+        <w:t>入口：风控审核人员登录后</w:t>
+      </w:r>
+      <w:r>
+        <w:rPr>
+          <w:rFonts w:ascii="宋体" w:hAnsi="宋体"/>
+        </w:rPr>
+        <w:t>—</w:t>
+      </w:r>
+      <w:r>
+        <w:rPr>
+          <w:rFonts w:ascii="宋体" w:hAnsi="宋体"/>
+        </w:rPr>
+        <w:t>审核记录。页面支持按时间范围、审核人员和审批结论等条件查询已处理的申请，列表展示申请单号、贷款人、申请额度、风险等级、审批结论、人工意见和处理时间。审核人员可进一步查看单笔申请的完整操作链路，包括各环节的处理人、处理时间和状态变化，用于复核、统计和审计；查询结果支持导出，导出操作同样记入审计日志。</w:t>
       </w:r>
     </w:p>
     <w:p>
@@ -3589,26 +4026,19 @@
           <w:rFonts w:ascii="宋体" w:hAnsi="宋体" w:hint="eastAsia"/>
         </w:rPr>
       </w:pPr>
-      <w:bookmarkStart w:id="13" w:name="_Toc242702098"/>
-      <w:r>
-        <w:rPr>
-          <w:rFonts w:ascii="宋体" w:hAnsi="宋体" w:hint="eastAsia"/>
-        </w:rPr>
-        <w:t>4.系统用例分析</w:t>
+      <w:bookmarkStart w:id="13" w:name="_Toc242704354"/>
+      <w:r>
+        <w:t xml:space="preserve">4. </w:t>
+      </w:r>
+      <w:r>
+        <w:t>系统用例分析</w:t>
       </w:r>
       <w:bookmarkEnd w:id="13"/>
     </w:p>
     <w:p>
       <w:pPr>
         <w:pStyle w:val="20"/>
-        <w:ind w:leftChars="0" w:left="0" w:firstLineChars="0" w:firstLine="0"/>
-      </w:pPr>
-      <w:r>
-        <w:rPr>
-          <w:rFonts w:ascii="宋体" w:hAnsi="宋体"/>
-        </w:rPr>
-        <w:tab/>
-      </w:r>
+      </w:pPr>
       <w:r>
         <w:rPr>
           <w:rFonts w:ascii="宋体" w:hAnsi="宋体" w:hint="eastAsia"/>
@@ -3625,37 +4055,23 @@
     <w:p>
       <w:pPr>
         <w:pStyle w:val="ReportHeading2"/>
-        <w:ind w:firstLine="480"/>
         <w:jc w:val="left"/>
       </w:pPr>
-      <w:bookmarkStart w:id="14" w:name="_Toc242702099"/>
-      <w:r>
-        <w:rPr>
-          <w:rFonts w:hint="eastAsia"/>
-        </w:rPr>
-        <w:t>4.1</w:t>
-      </w:r>
-      <w:r>
-        <w:rPr>
-          <w:rFonts w:ascii="宋体" w:eastAsia="宋体" w:hAnsi="宋体" w:hint="eastAsia"/>
-          <w:b/>
-        </w:rPr>
+      <w:bookmarkStart w:id="14" w:name="_Toc242704355"/>
+      <w:r>
+        <w:t xml:space="preserve">4.1 </w:t>
+      </w:r>
+      <w:r>
         <w:t>贷款用户</w:t>
       </w:r>
       <w:bookmarkEnd w:id="14"/>
     </w:p>
     <w:p>
       <w:pPr>
-        <w:pStyle w:val="20"/>
-        <w:ind w:leftChars="0" w:left="0" w:firstLineChars="0" w:firstLine="0"/>
-        <w:rPr>
-          <w:b/>
-          <w:bCs/>
-        </w:rPr>
-      </w:pPr>
-      <w:r>
-        <w:rPr>
-          <w:rFonts w:hint="eastAsia"/>
+        <w:pStyle w:val="ReportHeading3"/>
+      </w:pPr>
+      <w:r>
+        <w:rPr>
           <w:noProof/>
         </w:rPr>
         <w:drawing>
@@ -3682,10 +4098,10 @@
                     <pic:cNvPicPr/>
                   </pic:nvPicPr>
                   <pic:blipFill>
-                    <a:blip r:embed="rId8">
+                    <a:blip r:embed="rId9">
                       <a:extLst>
                         <a:ext uri="{96DAC541-7B7A-43D3-8B79-37D633B846F1}">
-                          <asvg:svgBlip xmlns:asvg="http://schemas.microsoft.com/office/drawing/2016/SVG/main" r:embed="rId9"/>
+                          <asvg:svgBlip xmlns:asvg="http://schemas.microsoft.com/office/drawing/2016/SVG/main" r:embed="rId10"/>
                         </a:ext>
                       </a:extLst>
                     </a:blip>
@@ -3715,25 +4131,9 @@
         </w:drawing>
       </w:r>
       <w:r>
-        <w:tab/>
-      </w:r>
-      <w:r>
-        <w:tab/>
-      </w:r>
-      <w:r>
-        <w:rPr>
-          <w:rFonts w:hint="eastAsia"/>
-          <w:b/>
-          <w:bCs/>
-        </w:rPr>
-        <w:t>4.1.1</w:t>
-      </w:r>
-      <w:r>
-        <w:rPr>
-          <w:rFonts w:hint="eastAsia"/>
-          <w:b/>
-          <w:bCs/>
-        </w:rPr>
+        <w:t xml:space="preserve">4.1.1 </w:t>
+      </w:r>
+      <w:r>
         <w:t>贷前</w:t>
       </w:r>
     </w:p>
@@ -3750,16 +4150,10 @@
     </w:p>
     <w:p>
       <w:pPr>
-        <w:pStyle w:val="20"/>
-        <w:ind w:leftChars="0" w:left="0" w:firstLineChars="0" w:firstLine="0"/>
-        <w:rPr>
-          <w:b/>
-          <w:bCs/>
-        </w:rPr>
-      </w:pPr>
-      <w:r>
-        <w:rPr>
-          <w:rFonts w:hint="eastAsia"/>
+        <w:pStyle w:val="ReportHeading3"/>
+      </w:pPr>
+      <w:r>
+        <w:rPr>
           <w:noProof/>
         </w:rPr>
         <w:lastRenderedPageBreak/>
@@ -3787,10 +4181,10 @@
                     <pic:cNvPicPr/>
                   </pic:nvPicPr>
                   <pic:blipFill>
-                    <a:blip r:embed="rId10">
+                    <a:blip r:embed="rId11">
                       <a:extLst>
                         <a:ext uri="{96DAC541-7B7A-43D3-8B79-37D633B846F1}">
-                          <asvg:svgBlip xmlns:asvg="http://schemas.microsoft.com/office/drawing/2016/SVG/main" r:embed="rId11"/>
+                          <asvg:svgBlip xmlns:asvg="http://schemas.microsoft.com/office/drawing/2016/SVG/main" r:embed="rId12"/>
                         </a:ext>
                       </a:extLst>
                     </a:blip>
@@ -3820,29 +4214,15 @@
         </w:drawing>
       </w:r>
       <w:r>
-        <w:tab/>
-      </w:r>
-      <w:r>
-        <w:rPr>
-          <w:rFonts w:hint="eastAsia"/>
-          <w:b/>
-          <w:bCs/>
-        </w:rPr>
-        <w:t>4.1.2</w:t>
-      </w:r>
-      <w:r>
-        <w:rPr>
-          <w:rFonts w:hint="eastAsia"/>
-          <w:b/>
-          <w:bCs/>
-        </w:rPr>
+        <w:t xml:space="preserve">4.1.2 </w:t>
+      </w:r>
+      <w:r>
         <w:t>贷中</w:t>
       </w:r>
     </w:p>
     <w:p>
       <w:pPr>
         <w:pStyle w:val="20"/>
-        <w:ind w:leftChars="0" w:left="0" w:firstLineChars="0" w:firstLine="0"/>
         <w:rPr>
           <w:rFonts w:ascii="宋体" w:hAnsi="宋体" w:hint="eastAsia"/>
         </w:rPr>
@@ -3856,8 +4236,6 @@
       <w:r>
         <w:rPr>
           <w:rFonts w:ascii="宋体" w:hAnsi="宋体"/>
-          <w:b/>
-          <w:bCs/>
         </w:rPr>
         <w:t>可</w:t>
       </w:r>
@@ -3871,17 +4249,15 @@
     <w:p>
       <w:pPr>
         <w:pStyle w:val="ReportHeading2"/>
-        <w:ind w:firstLine="480"/>
         <w:jc w:val="left"/>
         <w:rPr>
           <w:rFonts w:ascii="黑体" w:hAnsi="黑体" w:hint="eastAsia"/>
           <w:szCs w:val="24"/>
         </w:rPr>
       </w:pPr>
-      <w:bookmarkStart w:id="15" w:name="_Toc242702100"/>
-      <w:r>
-        <w:rPr>
-          <w:rFonts w:ascii="宋体" w:hAnsi="宋体" w:hint="eastAsia"/>
+      <w:bookmarkStart w:id="15" w:name="_Toc242704356"/>
+      <w:r>
+        <w:rPr>
           <w:noProof/>
         </w:rPr>
         <w:drawing>
@@ -3908,10 +4284,10 @@
                     <pic:cNvPicPr/>
                   </pic:nvPicPr>
                   <pic:blipFill>
-                    <a:blip r:embed="rId12">
+                    <a:blip r:embed="rId13">
                       <a:extLst>
                         <a:ext uri="{96DAC541-7B7A-43D3-8B79-37D633B846F1}">
-                          <asvg:svgBlip xmlns:asvg="http://schemas.microsoft.com/office/drawing/2016/SVG/main" r:embed="rId13"/>
+                          <asvg:svgBlip xmlns:asvg="http://schemas.microsoft.com/office/drawing/2016/SVG/main" r:embed="rId14"/>
                         </a:ext>
                       </a:extLst>
                     </a:blip>
@@ -3941,11 +4317,10 @@
         </w:drawing>
       </w:r>
       <w:r>
-        <w:rPr>
-          <w:rFonts w:ascii="黑体" w:hAnsi="黑体" w:hint="eastAsia"/>
-          <w:szCs w:val="24"/>
-        </w:rPr>
-        <w:t>4.2贷款审核员</w:t>
+        <w:t xml:space="preserve">4.2 </w:t>
+      </w:r>
+      <w:r>
+        <w:t>贷款审核员</w:t>
       </w:r>
       <w:bookmarkEnd w:id="15"/>
     </w:p>
@@ -3960,22 +4335,26 @@
         <w:rPr>
           <w:rFonts w:ascii="宋体" w:hAnsi="宋体"/>
         </w:rPr>
-        <w:t>管理端用户在审核与管理环节查询贷款人信息和业务进度，系统调用风控模型完成风险评估并保存评估结果，管理员查看贷款人信息和风险评估结果后提交人工批审结果，系统更新申请状态并保存批审记录。</w:t>
+        <w:t>管理端用户在审核与管理环节查询贷款人信息和业务进度，系统调用风控模型完成风险评估并保存评估结果，管理员查看贷款人信息和风险评估结果后提交人工批审结果，系统更</w:t>
+      </w:r>
+      <w:r>
+        <w:rPr>
+          <w:rFonts w:ascii="宋体" w:hAnsi="宋体"/>
+        </w:rPr>
+        <w:lastRenderedPageBreak/>
+        <w:t>新申请状态并保存批审记录。</w:t>
       </w:r>
     </w:p>
     <w:p>
       <w:pPr>
         <w:pStyle w:val="ReportHeading2"/>
-        <w:ind w:firstLine="480"/>
         <w:jc w:val="left"/>
       </w:pPr>
-      <w:bookmarkStart w:id="16" w:name="_Toc242702101"/>
-      <w:r>
-        <w:rPr>
-          <w:rFonts w:hint="eastAsia"/>
+      <w:bookmarkStart w:id="16" w:name="_Toc242704357"/>
+      <w:r>
+        <w:rPr>
           <w:noProof/>
         </w:rPr>
-        <w:lastRenderedPageBreak/>
         <w:drawing>
           <wp:anchor distT="0" distB="0" distL="114300" distR="114300" simplePos="0" relativeHeight="251661312" behindDoc="0" locked="0" layoutInCell="1" allowOverlap="1" wp14:anchorId="7A46AE5C" wp14:editId="049BFA15">
             <wp:simplePos x="0" y="0"/>
@@ -4000,10 +4379,10 @@
                     <pic:cNvPicPr/>
                   </pic:nvPicPr>
                   <pic:blipFill>
-                    <a:blip r:embed="rId14">
+                    <a:blip r:embed="rId15">
                       <a:extLst>
                         <a:ext uri="{96DAC541-7B7A-43D3-8B79-37D633B846F1}">
-                          <asvg:svgBlip xmlns:asvg="http://schemas.microsoft.com/office/drawing/2016/SVG/main" r:embed="rId15"/>
+                          <asvg:svgBlip xmlns:asvg="http://schemas.microsoft.com/office/drawing/2016/SVG/main" r:embed="rId16"/>
                         </a:ext>
                       </a:extLst>
                     </a:blip>
@@ -4033,15 +4412,9 @@
         </w:drawing>
       </w:r>
       <w:r>
-        <w:rPr>
-          <w:rFonts w:hint="eastAsia"/>
-        </w:rPr>
-        <w:t>4.3</w:t>
-      </w:r>
-      <w:r>
-        <w:rPr>
-          <w:rFonts w:hint="eastAsia"/>
-        </w:rPr>
+        <w:t xml:space="preserve">4.3 </w:t>
+      </w:r>
+      <w:r>
         <w:t>系统</w:t>
       </w:r>
       <w:bookmarkEnd w:id="16"/>
@@ -4055,28 +4428,26 @@
       <w:pPr>
         <w:pStyle w:val="ReportHeading1"/>
       </w:pPr>
-      <w:bookmarkStart w:id="17" w:name="_Toc242702102"/>
-      <w:r>
-        <w:rPr>
-          <w:rFonts w:ascii="宋体" w:hAnsi="宋体"/>
-        </w:rPr>
-        <w:t>5. 系统功能需求</w:t>
+      <w:bookmarkStart w:id="17" w:name="_Toc242704358"/>
+      <w:r>
+        <w:t xml:space="preserve">5. </w:t>
+      </w:r>
+      <w:r>
+        <w:t>系统功能需求</w:t>
       </w:r>
       <w:bookmarkEnd w:id="17"/>
     </w:p>
     <w:p>
       <w:pPr>
         <w:pStyle w:val="ReportHeading2"/>
-        <w:ind w:firstLine="482"/>
         <w:jc w:val="left"/>
       </w:pPr>
-      <w:bookmarkStart w:id="18" w:name="_Toc242702103"/>
-      <w:r>
-        <w:rPr>
-          <w:rFonts w:ascii="宋体" w:eastAsia="宋体" w:hAnsi="宋体"/>
-          <w:b/>
-        </w:rPr>
-        <w:t>5.1 用例描述</w:t>
+      <w:bookmarkStart w:id="18" w:name="_Toc242704359"/>
+      <w:r>
+        <w:t xml:space="preserve">5.1 </w:t>
+      </w:r>
+      <w:r>
+        <w:t>用例描述</w:t>
       </w:r>
       <w:bookmarkEnd w:id="18"/>
     </w:p>
@@ -4095,6 +4466,7 @@
       <w:pPr>
         <w:pStyle w:val="a8"/>
         <w:keepNext/>
+        <w:ind w:firstLineChars="0" w:firstLine="0"/>
         <w:jc w:val="center"/>
         <w:rPr>
           <w:rFonts w:hint="eastAsia"/>
@@ -4105,7 +4477,21 @@
           <w:rFonts w:ascii="宋体" w:eastAsia="宋体" w:hAnsi="宋体"/>
           <w:sz w:val="21"/>
         </w:rPr>
-        <w:t>表5-1 用户注册与实名认证用例描述表</w:t>
+        <w:t>表</w:t>
+      </w:r>
+      <w:r>
+        <w:rPr>
+          <w:rFonts w:ascii="宋体" w:eastAsia="宋体" w:hAnsi="宋体"/>
+          <w:sz w:val="21"/>
+        </w:rPr>
+        <w:t xml:space="preserve">5-1 </w:t>
+      </w:r>
+      <w:r>
+        <w:rPr>
+          <w:rFonts w:ascii="宋体" w:eastAsia="宋体" w:hAnsi="宋体"/>
+          <w:sz w:val="21"/>
+        </w:rPr>
+        <w:t>用户注册与实名认证用例描述表</w:t>
       </w:r>
     </w:p>
     <w:tbl>
@@ -4391,7 +4777,14 @@
                 <w:rFonts w:ascii="宋体" w:hAnsi="宋体"/>
                 <w:sz w:val="20"/>
               </w:rPr>
-              <w:t>1. 用户进入注册页面并填写手机号或其他登录标识。</w:t>
+              <w:t xml:space="preserve">1. </w:t>
+            </w:r>
+            <w:r>
+              <w:rPr>
+                <w:rFonts w:ascii="宋体" w:hAnsi="宋体"/>
+                <w:sz w:val="20"/>
+              </w:rPr>
+              <w:t>用户进入注册页面并填写手机号或其他登录标识。</w:t>
             </w:r>
             <w:r>
               <w:rPr>
@@ -4399,7 +4792,14 @@
                 <w:sz w:val="20"/>
               </w:rPr>
               <w:br/>
-              <w:t>2. 系统发送验证码，用户完成验证码校验并设置登录密码。</w:t>
+              <w:t xml:space="preserve">2. </w:t>
+            </w:r>
+            <w:r>
+              <w:rPr>
+                <w:rFonts w:ascii="宋体" w:hAnsi="宋体"/>
+                <w:sz w:val="20"/>
+              </w:rPr>
+              <w:t>系统发送验证码，用户完成验证码校验并设置登录密码。</w:t>
             </w:r>
             <w:r>
               <w:rPr>
@@ -4407,7 +4807,14 @@
                 <w:sz w:val="20"/>
               </w:rPr>
               <w:br/>
-              <w:t>3. 用户填写姓名、证件类型和证件号码，阅读数据使用说明。</w:t>
+              <w:t xml:space="preserve">3. </w:t>
+            </w:r>
+            <w:r>
+              <w:rPr>
+                <w:rFonts w:ascii="宋体" w:hAnsi="宋体"/>
+                <w:sz w:val="20"/>
+              </w:rPr>
+              <w:t>用户填写姓名、证件类型和证件号码，阅读数据使用说明。</w:t>
             </w:r>
             <w:r>
               <w:rPr>
@@ -4415,7 +4822,14 @@
                 <w:sz w:val="20"/>
               </w:rPr>
               <w:br/>
-              <w:t>4. 用户同意必要的数据处理条款并提交认证。</w:t>
+              <w:t xml:space="preserve">4. </w:t>
+            </w:r>
+            <w:r>
+              <w:rPr>
+                <w:rFonts w:ascii="宋体" w:hAnsi="宋体"/>
+                <w:sz w:val="20"/>
+              </w:rPr>
+              <w:t>用户同意必要的数据处理条款并提交认证。</w:t>
             </w:r>
             <w:r>
               <w:rPr>
@@ -4423,7 +4837,14 @@
                 <w:sz w:val="20"/>
               </w:rPr>
               <w:br/>
-              <w:t>5. 系统调用实名认证服务进行核验，保存认证状态和认证时间。</w:t>
+              <w:t xml:space="preserve">5. </w:t>
+            </w:r>
+            <w:r>
+              <w:rPr>
+                <w:rFonts w:ascii="宋体" w:hAnsi="宋体"/>
+                <w:sz w:val="20"/>
+              </w:rPr>
+              <w:t>系统调用实名认证服务进行核验，保存认证状态和认证时间。</w:t>
             </w:r>
             <w:r>
               <w:rPr>
@@ -4431,7 +4852,14 @@
                 <w:sz w:val="20"/>
               </w:rPr>
               <w:br/>
-              <w:t>6. 认证通过后，系统建立用户档案并进入用户首页。</w:t>
+              <w:t xml:space="preserve">6. </w:t>
+            </w:r>
+            <w:r>
+              <w:rPr>
+                <w:rFonts w:ascii="宋体" w:hAnsi="宋体"/>
+                <w:sz w:val="20"/>
+              </w:rPr>
+              <w:t>认证通过后，系统建立用户档案并进入用户首页。</w:t>
             </w:r>
           </w:p>
         </w:tc>
@@ -4501,7 +4929,14 @@
                 <w:rFonts w:ascii="宋体" w:hAnsi="宋体"/>
                 <w:sz w:val="20"/>
               </w:rPr>
-              <w:t>1. 验证码错误或过期时，系统提示重新获取验证码。</w:t>
+              <w:t xml:space="preserve">1. </w:t>
+            </w:r>
+            <w:r>
+              <w:rPr>
+                <w:rFonts w:ascii="宋体" w:hAnsi="宋体"/>
+                <w:sz w:val="20"/>
+              </w:rPr>
+              <w:t>验证码错误或过期时，系统提示重新获取验证码。</w:t>
             </w:r>
             <w:r>
               <w:rPr>
@@ -4509,7 +4944,20 @@
                 <w:sz w:val="20"/>
               </w:rPr>
               <w:br/>
-              <w:t>2. 实名认证失败时，系统说明失败原因并允许用户修改资料后重试。</w:t>
+            </w:r>
+            <w:r>
+              <w:rPr>
+                <w:rFonts w:ascii="宋体" w:hAnsi="宋体"/>
+                <w:sz w:val="20"/>
+              </w:rPr>
+              <w:t xml:space="preserve">2. </w:t>
+            </w:r>
+            <w:r>
+              <w:rPr>
+                <w:rFonts w:ascii="宋体" w:hAnsi="宋体"/>
+                <w:sz w:val="20"/>
+              </w:rPr>
+              <w:t>实名认证失败时，系统说明失败原因并允许用户修改资料后重试。</w:t>
             </w:r>
             <w:r>
               <w:rPr>
@@ -4517,7 +4965,14 @@
                 <w:sz w:val="20"/>
               </w:rPr>
               <w:br/>
-              <w:t>3. 用户不同意必要授权时，系统不得继续要求授权范围之外的数据，并提示无法进入需要认证的业务环节。</w:t>
+              <w:t xml:space="preserve">3. </w:t>
+            </w:r>
+            <w:r>
+              <w:rPr>
+                <w:rFonts w:ascii="宋体" w:hAnsi="宋体"/>
+                <w:sz w:val="20"/>
+              </w:rPr>
+              <w:t>用户不同意必要授权时，系统不得继续要求授权范围之外的数据，并提示无法进入需要认证的业务环节。</w:t>
             </w:r>
           </w:p>
         </w:tc>
@@ -4596,6 +5051,7 @@
       <w:pPr>
         <w:pStyle w:val="a8"/>
         <w:keepNext/>
+        <w:ind w:firstLineChars="0" w:firstLine="0"/>
         <w:jc w:val="center"/>
         <w:rPr>
           <w:rFonts w:hint="eastAsia"/>
@@ -4606,7 +5062,21 @@
           <w:rFonts w:ascii="宋体" w:eastAsia="宋体" w:hAnsi="宋体"/>
           <w:sz w:val="21"/>
         </w:rPr>
-        <w:t>表5-2 贷款申请与资料提交用例描述表</w:t>
+        <w:t>表</w:t>
+      </w:r>
+      <w:r>
+        <w:rPr>
+          <w:rFonts w:ascii="宋体" w:eastAsia="宋体" w:hAnsi="宋体"/>
+          <w:sz w:val="21"/>
+        </w:rPr>
+        <w:t xml:space="preserve">5-2 </w:t>
+      </w:r>
+      <w:r>
+        <w:rPr>
+          <w:rFonts w:ascii="宋体" w:eastAsia="宋体" w:hAnsi="宋体"/>
+          <w:sz w:val="21"/>
+        </w:rPr>
+        <w:t>贷款申请与资料提交用例描述表</w:t>
       </w:r>
     </w:p>
     <w:tbl>
@@ -4892,7 +5362,14 @@
                 <w:rFonts w:ascii="宋体" w:hAnsi="宋体"/>
                 <w:sz w:val="20"/>
               </w:rPr>
-              <w:t>1. 用户浏览贷款产品的额度、期限、利率或费用说明。</w:t>
+              <w:t xml:space="preserve">1. </w:t>
+            </w:r>
+            <w:r>
+              <w:rPr>
+                <w:rFonts w:ascii="宋体" w:hAnsi="宋体"/>
+                <w:sz w:val="20"/>
+              </w:rPr>
+              <w:t>用户浏览贷款产品的额度、期限、利率或费用说明。</w:t>
             </w:r>
             <w:r>
               <w:rPr>
@@ -4900,7 +5377,14 @@
                 <w:sz w:val="20"/>
               </w:rPr>
               <w:br/>
-              <w:t>2. 用户选择产品并填写借款金额、期限、用途、收入、职业、住房和联系人等必要信息。</w:t>
+              <w:t xml:space="preserve">2. </w:t>
+            </w:r>
+            <w:r>
+              <w:rPr>
+                <w:rFonts w:ascii="宋体" w:hAnsi="宋体"/>
+                <w:sz w:val="20"/>
+              </w:rPr>
+              <w:t>用户选择产品并填写借款金额、期限、用途、收入、职业、住房和联系人等必要信息。</w:t>
             </w:r>
             <w:r>
               <w:rPr>
@@ -4908,7 +5392,14 @@
                 <w:sz w:val="20"/>
               </w:rPr>
               <w:br/>
-              <w:t>3. 系统校验字段格式、取值范围、必填项和申请资格。</w:t>
+              <w:t xml:space="preserve">3. </w:t>
+            </w:r>
+            <w:r>
+              <w:rPr>
+                <w:rFonts w:ascii="宋体" w:hAnsi="宋体"/>
+                <w:sz w:val="20"/>
+              </w:rPr>
+              <w:t>系统校验字段格式、取值范围、必填项和申请资格。</w:t>
             </w:r>
             <w:r>
               <w:rPr>
@@ -4916,7 +5407,14 @@
                 <w:sz w:val="20"/>
               </w:rPr>
               <w:br/>
-              <w:t>4. 系统展示本次申请需要采集的数据类别及用途，用户分别确认必要授权。</w:t>
+              <w:t xml:space="preserve">4. </w:t>
+            </w:r>
+            <w:r>
+              <w:rPr>
+                <w:rFonts w:ascii="宋体" w:hAnsi="宋体"/>
+                <w:sz w:val="20"/>
+              </w:rPr>
+              <w:t>系统展示本次申请需要采集的数据类别及用途，用户分别确认必要授权。</w:t>
             </w:r>
             <w:r>
               <w:rPr>
@@ -4924,7 +5422,14 @@
                 <w:sz w:val="20"/>
               </w:rPr>
               <w:br/>
-              <w:t>5. 用户上传所需附件并提交申请。</w:t>
+              <w:t xml:space="preserve">5. </w:t>
+            </w:r>
+            <w:r>
+              <w:rPr>
+                <w:rFonts w:ascii="宋体" w:hAnsi="宋体"/>
+                <w:sz w:val="20"/>
+              </w:rPr>
+              <w:t>用户上传所需附件并提交申请。</w:t>
             </w:r>
             <w:r>
               <w:rPr>
@@ -4932,7 +5437,14 @@
                 <w:sz w:val="20"/>
               </w:rPr>
               <w:br/>
-              <w:t>6. 系统生成申请单号，保存申请快照、授权记录和附件索引。</w:t>
+              <w:t xml:space="preserve">6. </w:t>
+            </w:r>
+            <w:r>
+              <w:rPr>
+                <w:rFonts w:ascii="宋体" w:hAnsi="宋体"/>
+                <w:sz w:val="20"/>
+              </w:rPr>
+              <w:t>系统生成申请单号，保存申请快照、授权记录和附件索引。</w:t>
             </w:r>
             <w:r>
               <w:rPr>
@@ -4940,7 +5452,42 @@
                 <w:sz w:val="20"/>
               </w:rPr>
               <w:br/>
-              <w:t>7. 系统将申请状态置为“待风控评估”，向用户返回提交结果。</w:t>
+              <w:t xml:space="preserve">7. </w:t>
+            </w:r>
+            <w:r>
+              <w:rPr>
+                <w:rFonts w:ascii="宋体" w:hAnsi="宋体"/>
+                <w:sz w:val="20"/>
+              </w:rPr>
+              <w:t>系统将申请状态置为</w:t>
+            </w:r>
+            <w:r>
+              <w:rPr>
+                <w:rFonts w:ascii="宋体" w:hAnsi="宋体"/>
+                <w:sz w:val="20"/>
+              </w:rPr>
+              <w:t>“</w:t>
+            </w:r>
+            <w:r>
+              <w:rPr>
+                <w:rFonts w:ascii="宋体" w:hAnsi="宋体"/>
+                <w:sz w:val="20"/>
+              </w:rPr>
+              <w:t>待风控评估</w:t>
+            </w:r>
+            <w:r>
+              <w:rPr>
+                <w:rFonts w:ascii="宋体" w:hAnsi="宋体"/>
+                <w:sz w:val="20"/>
+              </w:rPr>
+              <w:t>”</w:t>
+            </w:r>
+            <w:r>
+              <w:rPr>
+                <w:rFonts w:ascii="宋体" w:hAnsi="宋体"/>
+                <w:sz w:val="20"/>
+              </w:rPr>
+              <w:t>，向用户返回提交结果。</w:t>
             </w:r>
           </w:p>
         </w:tc>
@@ -5009,7 +5556,14 @@
                 <w:rFonts w:ascii="宋体" w:hAnsi="宋体"/>
                 <w:sz w:val="20"/>
               </w:rPr>
-              <w:t>1. 必填字段缺失或格式不正确时，系统定位到具体字段并拒绝提交。</w:t>
+              <w:t xml:space="preserve">1. </w:t>
+            </w:r>
+            <w:r>
+              <w:rPr>
+                <w:rFonts w:ascii="宋体" w:hAnsi="宋体"/>
+                <w:sz w:val="20"/>
+              </w:rPr>
+              <w:t>必填字段缺失或格式不正确时，系统定位到具体字段并拒绝提交。</w:t>
             </w:r>
             <w:r>
               <w:rPr>
@@ -5017,7 +5571,14 @@
                 <w:sz w:val="20"/>
               </w:rPr>
               <w:br/>
-              <w:t>2. 附件类型或大小不符合要求时，系统提示重新上传。</w:t>
+              <w:t xml:space="preserve">2. </w:t>
+            </w:r>
+            <w:r>
+              <w:rPr>
+                <w:rFonts w:ascii="宋体" w:hAnsi="宋体"/>
+                <w:sz w:val="20"/>
+              </w:rPr>
+              <w:t>附件类型或大小不符合要求时，系统提示重新上传。</w:t>
             </w:r>
             <w:r>
               <w:rPr>
@@ -5025,7 +5586,14 @@
                 <w:sz w:val="20"/>
               </w:rPr>
               <w:br/>
-              <w:t>3. 用户中途退出时，系统可以保存草稿，但未完成必要授权的草稿不得进入风险评估。</w:t>
+              <w:t xml:space="preserve">3. </w:t>
+            </w:r>
+            <w:r>
+              <w:rPr>
+                <w:rFonts w:ascii="宋体" w:hAnsi="宋体"/>
+                <w:sz w:val="20"/>
+              </w:rPr>
+              <w:t>用户中途退出时，系统可以保存草稿，但未完成必要授权的草稿不得进入风险评估。</w:t>
             </w:r>
             <w:r>
               <w:rPr>
@@ -5033,7 +5601,14 @@
                 <w:sz w:val="20"/>
               </w:rPr>
               <w:br/>
-              <w:t>4. 同一用户存在未完成的同类申请时，系统提示申请状态，避免重复提交。</w:t>
+              <w:t xml:space="preserve">4. </w:t>
+            </w:r>
+            <w:r>
+              <w:rPr>
+                <w:rFonts w:ascii="宋体" w:hAnsi="宋体"/>
+                <w:sz w:val="20"/>
+              </w:rPr>
+              <w:t>同一用户存在未完成的同类申请时，系统提示申请状态，避免重复提交。</w:t>
             </w:r>
           </w:p>
         </w:tc>
@@ -5112,6 +5687,7 @@
       <w:pPr>
         <w:pStyle w:val="a8"/>
         <w:keepNext/>
+        <w:ind w:firstLineChars="0" w:firstLine="0"/>
         <w:jc w:val="center"/>
         <w:rPr>
           <w:rFonts w:hint="eastAsia"/>
@@ -5122,7 +5698,21 @@
           <w:rFonts w:ascii="宋体" w:eastAsia="宋体" w:hAnsi="宋体"/>
           <w:sz w:val="21"/>
         </w:rPr>
-        <w:t>表5-3 多数据源融合与风险评估用例描述表</w:t>
+        <w:t>表</w:t>
+      </w:r>
+      <w:r>
+        <w:rPr>
+          <w:rFonts w:ascii="宋体" w:eastAsia="宋体" w:hAnsi="宋体"/>
+          <w:sz w:val="21"/>
+        </w:rPr>
+        <w:t xml:space="preserve">5-3 </w:t>
+      </w:r>
+      <w:r>
+        <w:rPr>
+          <w:rFonts w:ascii="宋体" w:eastAsia="宋体" w:hAnsi="宋体"/>
+          <w:sz w:val="21"/>
+        </w:rPr>
+        <w:t>多数据源融合与风险评估用例描述表</w:t>
       </w:r>
     </w:p>
     <w:tbl>
@@ -5409,7 +5999,14 @@
                 <w:rFonts w:ascii="宋体" w:hAnsi="宋体"/>
                 <w:sz w:val="20"/>
               </w:rPr>
-              <w:t>1. 系统根据用户标识和申请单号读取本次评估所需的数据范围。</w:t>
+              <w:t xml:space="preserve">1. </w:t>
+            </w:r>
+            <w:r>
+              <w:rPr>
+                <w:rFonts w:ascii="宋体" w:hAnsi="宋体"/>
+                <w:sz w:val="20"/>
+              </w:rPr>
+              <w:t>系统根据用户标识和申请单号读取本次评估所需的数据范围。</w:t>
             </w:r>
             <w:r>
               <w:rPr>
@@ -5417,7 +6014,28 @@
                 <w:sz w:val="20"/>
               </w:rPr>
               <w:br/>
-              <w:t>2. 系统采集用户填报、内部历史申请与还款记录，以及经授权的设备、IP、位置和行为数据。</w:t>
+              <w:t xml:space="preserve">2. </w:t>
+            </w:r>
+            <w:r>
+              <w:rPr>
+                <w:rFonts w:ascii="宋体" w:hAnsi="宋体"/>
+                <w:sz w:val="20"/>
+              </w:rPr>
+              <w:t>系统采集用户填报、内部历史申请与还款记录，以及经授权的设备、</w:t>
+            </w:r>
+            <w:r>
+              <w:rPr>
+                <w:rFonts w:ascii="宋体" w:hAnsi="宋体"/>
+                <w:sz w:val="20"/>
+              </w:rPr>
+              <w:t>IP</w:t>
+            </w:r>
+            <w:r>
+              <w:rPr>
+                <w:rFonts w:ascii="宋体" w:hAnsi="宋体"/>
+                <w:sz w:val="20"/>
+              </w:rPr>
+              <w:t>、位置和行为数据。</w:t>
             </w:r>
             <w:r>
               <w:rPr>
@@ -5425,7 +6043,14 @@
                 <w:sz w:val="20"/>
               </w:rPr>
               <w:br/>
-              <w:t>3. 系统对各数据源执行字段映射、格式校验、去重、缺失值处理、异常值识别和来源记录。</w:t>
+              <w:t xml:space="preserve">3. </w:t>
+            </w:r>
+            <w:r>
+              <w:rPr>
+                <w:rFonts w:ascii="宋体" w:hAnsi="宋体"/>
+                <w:sz w:val="20"/>
+              </w:rPr>
+              <w:t>系统对各数据源执行字段映射、格式校验、去重、缺失值处理、异常值识别和来源记录。</w:t>
             </w:r>
             <w:r>
               <w:rPr>
@@ -5433,7 +6058,20 @@
                 <w:sz w:val="20"/>
               </w:rPr>
               <w:br/>
-              <w:t>4. 系统按照数据来源可信度、更新时间和业务场景融合同类字段，并生成数据质量评分。</w:t>
+            </w:r>
+            <w:r>
+              <w:rPr>
+                <w:rFonts w:ascii="宋体" w:hAnsi="宋体"/>
+                <w:sz w:val="20"/>
+              </w:rPr>
+              <w:t xml:space="preserve">4. </w:t>
+            </w:r>
+            <w:r>
+              <w:rPr>
+                <w:rFonts w:ascii="宋体" w:hAnsi="宋体"/>
+                <w:sz w:val="20"/>
+              </w:rPr>
+              <w:t>系统按照数据来源可信度、更新时间和业务场景融合同类字段，并生成数据质量评分。</w:t>
             </w:r>
             <w:r>
               <w:rPr>
@@ -5441,7 +6079,14 @@
                 <w:sz w:val="20"/>
               </w:rPr>
               <w:br/>
-              <w:t>5. 系统调用当前模型计算信用评分、风险概率或风险等级。</w:t>
+              <w:t xml:space="preserve">5. </w:t>
+            </w:r>
+            <w:r>
+              <w:rPr>
+                <w:rFonts w:ascii="宋体" w:hAnsi="宋体"/>
+                <w:sz w:val="20"/>
+              </w:rPr>
+              <w:t>系统调用当前模型计算信用评分、风险概率或风险等级。</w:t>
             </w:r>
             <w:r>
               <w:rPr>
@@ -5449,7 +6094,14 @@
                 <w:sz w:val="20"/>
               </w:rPr>
               <w:br/>
-              <w:t>6. 规则引擎检查逾期、设备共用、登录异常、联系方式变化等明确风险规则。</w:t>
+              <w:t xml:space="preserve">6. </w:t>
+            </w:r>
+            <w:r>
+              <w:rPr>
+                <w:rFonts w:ascii="宋体" w:hAnsi="宋体"/>
+                <w:sz w:val="20"/>
+              </w:rPr>
+              <w:t>规则引擎检查逾期、设备共用、登录异常、联系方式变化等明确风险规则。</w:t>
             </w:r>
             <w:r>
               <w:rPr>
@@ -5457,7 +6109,14 @@
                 <w:sz w:val="20"/>
               </w:rPr>
               <w:br/>
-              <w:t>7. 系统保存模型版本、规则版本、特征摘要、命中原因和评估结果，向审批流程返回处理建议。</w:t>
+              <w:t xml:space="preserve">7. </w:t>
+            </w:r>
+            <w:r>
+              <w:rPr>
+                <w:rFonts w:ascii="宋体" w:hAnsi="宋体"/>
+                <w:sz w:val="20"/>
+              </w:rPr>
+              <w:t>系统保存模型版本、规则版本、特征摘要、命中原因和评估结果，向审批流程返回处理建议。</w:t>
             </w:r>
           </w:p>
         </w:tc>
@@ -5526,7 +6185,14 @@
                 <w:rFonts w:ascii="宋体" w:hAnsi="宋体"/>
                 <w:sz w:val="20"/>
               </w:rPr>
-              <w:t>1. 某一数据源不可用时，系统记录失败原因并按策略使用可用数据继续评估或转人工复核。</w:t>
+              <w:t xml:space="preserve">1. </w:t>
+            </w:r>
+            <w:r>
+              <w:rPr>
+                <w:rFonts w:ascii="宋体" w:hAnsi="宋体"/>
+                <w:sz w:val="20"/>
+              </w:rPr>
+              <w:t>某一数据源不可用时，系统记录失败原因并按策略使用可用数据继续评估或转人工复核。</w:t>
             </w:r>
             <w:r>
               <w:rPr>
@@ -5534,7 +6200,14 @@
                 <w:sz w:val="20"/>
               </w:rPr>
               <w:br/>
-              <w:t>2. 数据来源冲突或质量评分低于阈值时，系统不得静默覆盖，应标记冲突字段并生成复核任务。</w:t>
+              <w:t xml:space="preserve">2. </w:t>
+            </w:r>
+            <w:r>
+              <w:rPr>
+                <w:rFonts w:ascii="宋体" w:hAnsi="宋体"/>
+                <w:sz w:val="20"/>
+              </w:rPr>
+              <w:t>数据来源冲突或质量评分低于阈值时，系统不得静默覆盖，应标记冲突字段并生成复核任务。</w:t>
             </w:r>
             <w:r>
               <w:rPr>
@@ -5542,7 +6215,14 @@
                 <w:sz w:val="20"/>
               </w:rPr>
               <w:br/>
-              <w:t>3. 模型服务超时或异常时，系统保留申请状态，禁止生成未经模型确认的自动拒绝结果。</w:t>
+              <w:t xml:space="preserve">3. </w:t>
+            </w:r>
+            <w:r>
+              <w:rPr>
+                <w:rFonts w:ascii="宋体" w:hAnsi="宋体"/>
+                <w:sz w:val="20"/>
+              </w:rPr>
+              <w:t>模型服务超时或异常时，系统保留申请状态，禁止生成未经模型确认的自动拒绝结果。</w:t>
             </w:r>
           </w:p>
         </w:tc>
@@ -5621,6 +6301,7 @@
       <w:pPr>
         <w:pStyle w:val="a8"/>
         <w:keepNext/>
+        <w:ind w:firstLineChars="0" w:firstLine="0"/>
         <w:jc w:val="center"/>
         <w:rPr>
           <w:rFonts w:hint="eastAsia"/>
@@ -5631,7 +6312,21 @@
           <w:rFonts w:ascii="宋体" w:eastAsia="宋体" w:hAnsi="宋体"/>
           <w:sz w:val="21"/>
         </w:rPr>
-        <w:t>表5-4 申请审核与放款用例描述表</w:t>
+        <w:t>表</w:t>
+      </w:r>
+      <w:r>
+        <w:rPr>
+          <w:rFonts w:ascii="宋体" w:eastAsia="宋体" w:hAnsi="宋体"/>
+          <w:sz w:val="21"/>
+        </w:rPr>
+        <w:t xml:space="preserve">5-4 </w:t>
+      </w:r>
+      <w:r>
+        <w:rPr>
+          <w:rFonts w:ascii="宋体" w:eastAsia="宋体" w:hAnsi="宋体"/>
+          <w:sz w:val="21"/>
+        </w:rPr>
+        <w:t>申请审核与放款用例描述表</w:t>
       </w:r>
     </w:p>
     <w:tbl>
@@ -5917,7 +6612,14 @@
                 <w:rFonts w:ascii="宋体" w:hAnsi="宋体"/>
                 <w:sz w:val="20"/>
               </w:rPr>
-              <w:t>1. 审核人员查看申请基本资料、数据来源摘要、风险评分和规则命中原因。</w:t>
+              <w:t xml:space="preserve">1. </w:t>
+            </w:r>
+            <w:r>
+              <w:rPr>
+                <w:rFonts w:ascii="宋体" w:hAnsi="宋体"/>
+                <w:sz w:val="20"/>
+              </w:rPr>
+              <w:t>审核人员查看申请基本资料、数据来源摘要、风险评分和规则命中原因。</w:t>
             </w:r>
             <w:r>
               <w:rPr>
@@ -5925,7 +6627,14 @@
                 <w:sz w:val="20"/>
               </w:rPr>
               <w:br/>
-              <w:t>2. 审核人员检查申请材料和系统生成的风险解释。</w:t>
+              <w:t xml:space="preserve">2. </w:t>
+            </w:r>
+            <w:r>
+              <w:rPr>
+                <w:rFonts w:ascii="宋体" w:hAnsi="宋体"/>
+                <w:sz w:val="20"/>
+              </w:rPr>
+              <w:t>审核人员检查申请材料和系统生成的风险解释。</w:t>
             </w:r>
             <w:r>
               <w:rPr>
@@ -5933,7 +6642,14 @@
                 <w:sz w:val="20"/>
               </w:rPr>
               <w:br/>
-              <w:t>3. 对于中风险或数据冲突申请，审核人员补充核验记录并选择通过、拒绝或退回补充资料。</w:t>
+              <w:t xml:space="preserve">3. </w:t>
+            </w:r>
+            <w:r>
+              <w:rPr>
+                <w:rFonts w:ascii="宋体" w:hAnsi="宋体"/>
+                <w:sz w:val="20"/>
+              </w:rPr>
+              <w:t>对于中风险或数据冲突申请，审核人员补充核验记录并选择通过、拒绝或退回补充资料。</w:t>
             </w:r>
             <w:r>
               <w:rPr>
@@ -5941,7 +6657,14 @@
                 <w:sz w:val="20"/>
               </w:rPr>
               <w:br/>
-              <w:t>4. 审核通过后，系统生成审批结果、授信额度、期限和还款计划。</w:t>
+              <w:t xml:space="preserve">4. </w:t>
+            </w:r>
+            <w:r>
+              <w:rPr>
+                <w:rFonts w:ascii="宋体" w:hAnsi="宋体"/>
+                <w:sz w:val="20"/>
+              </w:rPr>
+              <w:t>审核通过后，系统生成审批结果、授信额度、期限和还款计划。</w:t>
             </w:r>
             <w:r>
               <w:rPr>
@@ -5949,7 +6672,14 @@
                 <w:sz w:val="20"/>
               </w:rPr>
               <w:br/>
-              <w:t>5. 用户确认合同或借款协议，系统校验合同版本和关键条款。</w:t>
+              <w:t xml:space="preserve">5. </w:t>
+            </w:r>
+            <w:r>
+              <w:rPr>
+                <w:rFonts w:ascii="宋体" w:hAnsi="宋体"/>
+                <w:sz w:val="20"/>
+              </w:rPr>
+              <w:t>用户确认合同或借款协议，系统校验合同版本和关键条款。</w:t>
             </w:r>
             <w:r>
               <w:rPr>
@@ -5957,7 +6687,14 @@
                 <w:sz w:val="20"/>
               </w:rPr>
               <w:br/>
-              <w:t>6. 系统向放款服务提交放款请求，保存请求结果和交易流水。</w:t>
+              <w:t xml:space="preserve">6. </w:t>
+            </w:r>
+            <w:r>
+              <w:rPr>
+                <w:rFonts w:ascii="宋体" w:hAnsi="宋体"/>
+                <w:sz w:val="20"/>
+              </w:rPr>
+              <w:t>系统向放款服务提交放款请求，保存请求结果和交易流水。</w:t>
             </w:r>
             <w:r>
               <w:rPr>
@@ -5965,7 +6702,42 @@
                 <w:sz w:val="20"/>
               </w:rPr>
               <w:br/>
-              <w:t>7. 放款成功后，系统将申请状态变更为“还款中”，并生成首期还款日期。</w:t>
+              <w:t xml:space="preserve">7. </w:t>
+            </w:r>
+            <w:r>
+              <w:rPr>
+                <w:rFonts w:ascii="宋体" w:hAnsi="宋体"/>
+                <w:sz w:val="20"/>
+              </w:rPr>
+              <w:t>放款成功后，系统将申请状态变更为</w:t>
+            </w:r>
+            <w:r>
+              <w:rPr>
+                <w:rFonts w:ascii="宋体" w:hAnsi="宋体"/>
+                <w:sz w:val="20"/>
+              </w:rPr>
+              <w:t>“</w:t>
+            </w:r>
+            <w:r>
+              <w:rPr>
+                <w:rFonts w:ascii="宋体" w:hAnsi="宋体"/>
+                <w:sz w:val="20"/>
+              </w:rPr>
+              <w:t>还款中</w:t>
+            </w:r>
+            <w:r>
+              <w:rPr>
+                <w:rFonts w:ascii="宋体" w:hAnsi="宋体"/>
+                <w:sz w:val="20"/>
+              </w:rPr>
+              <w:t>”</w:t>
+            </w:r>
+            <w:r>
+              <w:rPr>
+                <w:rFonts w:ascii="宋体" w:hAnsi="宋体"/>
+                <w:sz w:val="20"/>
+              </w:rPr>
+              <w:t>，并生成首期还款日期。</w:t>
             </w:r>
           </w:p>
         </w:tc>
@@ -6035,7 +6807,14 @@
                 <w:rFonts w:ascii="宋体" w:hAnsi="宋体"/>
                 <w:sz w:val="20"/>
               </w:rPr>
-              <w:t>1. 材料不足时，审核人员退回申请并填写补充项，用户补充后重新进入评估或复核流程。</w:t>
+              <w:t xml:space="preserve">1. </w:t>
+            </w:r>
+            <w:r>
+              <w:rPr>
+                <w:rFonts w:ascii="宋体" w:hAnsi="宋体"/>
+                <w:sz w:val="20"/>
+              </w:rPr>
+              <w:t>材料不足时，审核人员退回申请并填写补充项，用户补充后重新进入评估或复核流程。</w:t>
             </w:r>
             <w:r>
               <w:rPr>
@@ -6043,7 +6822,14 @@
                 <w:sz w:val="20"/>
               </w:rPr>
               <w:br/>
-              <w:t>2. 审批拒绝时，系统保存拒绝原因和主要影响因素，并向用户展示合适的结果说明。</w:t>
+              <w:t xml:space="preserve">2. </w:t>
+            </w:r>
+            <w:r>
+              <w:rPr>
+                <w:rFonts w:ascii="宋体" w:hAnsi="宋体"/>
+                <w:sz w:val="20"/>
+              </w:rPr>
+              <w:t>审批拒绝时，系统保存拒绝原因和主要影响因素，并向用户展示合适的结果说明。</w:t>
             </w:r>
             <w:r>
               <w:rPr>
@@ -6051,7 +6837,14 @@
                 <w:sz w:val="20"/>
               </w:rPr>
               <w:br/>
-              <w:t>3. 放款服务返回失败时，系统保持审批记录不变，记录失败原因并进入人工处理队列。</w:t>
+              <w:t xml:space="preserve">3. </w:t>
+            </w:r>
+            <w:r>
+              <w:rPr>
+                <w:rFonts w:ascii="宋体" w:hAnsi="宋体"/>
+                <w:sz w:val="20"/>
+              </w:rPr>
+              <w:t>放款服务返回失败时，系统保持审批记录不变，记录失败原因并进入人工处理队列。</w:t>
             </w:r>
           </w:p>
         </w:tc>
@@ -6130,6 +6923,7 @@
       <w:pPr>
         <w:pStyle w:val="a8"/>
         <w:keepNext/>
+        <w:ind w:firstLineChars="0" w:firstLine="0"/>
         <w:jc w:val="center"/>
         <w:rPr>
           <w:rFonts w:hint="eastAsia"/>
@@ -6140,7 +6934,21 @@
           <w:rFonts w:ascii="宋体" w:eastAsia="宋体" w:hAnsi="宋体"/>
           <w:sz w:val="21"/>
         </w:rPr>
-        <w:t>表5-5 还款与贷中监测用例描述表</w:t>
+        <w:t>表</w:t>
+      </w:r>
+      <w:r>
+        <w:rPr>
+          <w:rFonts w:ascii="宋体" w:eastAsia="宋体" w:hAnsi="宋体"/>
+          <w:sz w:val="21"/>
+        </w:rPr>
+        <w:t xml:space="preserve">5-5 </w:t>
+      </w:r>
+      <w:r>
+        <w:rPr>
+          <w:rFonts w:ascii="宋体" w:eastAsia="宋体" w:hAnsi="宋体"/>
+          <w:sz w:val="21"/>
+        </w:rPr>
+        <w:t>还款与贷中监测用例描述表</w:t>
       </w:r>
     </w:p>
     <w:tbl>
@@ -6426,7 +7234,14 @@
                 <w:rFonts w:ascii="宋体" w:hAnsi="宋体"/>
                 <w:sz w:val="20"/>
               </w:rPr>
-              <w:t>1. 用户进入还款页面查看应还本金、利息、费用、还款日和已还金额。</w:t>
+              <w:t xml:space="preserve">1. </w:t>
+            </w:r>
+            <w:r>
+              <w:rPr>
+                <w:rFonts w:ascii="宋体" w:hAnsi="宋体"/>
+                <w:sz w:val="20"/>
+              </w:rPr>
+              <w:t>用户进入还款页面查看应还本金、利息、费用、还款日和已还金额。</w:t>
             </w:r>
             <w:r>
               <w:rPr>
@@ -6434,7 +7249,14 @@
                 <w:sz w:val="20"/>
               </w:rPr>
               <w:br/>
-              <w:t>2. 用户选择当期账单或提前还款金额并提交支付。</w:t>
+              <w:t xml:space="preserve">2. </w:t>
+            </w:r>
+            <w:r>
+              <w:rPr>
+                <w:rFonts w:ascii="宋体" w:hAnsi="宋体"/>
+                <w:sz w:val="20"/>
+              </w:rPr>
+              <w:t>用户选择当期账单或提前还款金额并提交支付。</w:t>
             </w:r>
             <w:r>
               <w:rPr>
@@ -6442,7 +7264,14 @@
                 <w:sz w:val="20"/>
               </w:rPr>
               <w:br/>
-              <w:t>3. 系统调用支付服务，接收支付结果并更新还款流水。</w:t>
+              <w:t xml:space="preserve">3. </w:t>
+            </w:r>
+            <w:r>
+              <w:rPr>
+                <w:rFonts w:ascii="宋体" w:hAnsi="宋体"/>
+                <w:sz w:val="20"/>
+              </w:rPr>
+              <w:t>系统调用支付服务，接收支付结果并更新还款流水。</w:t>
             </w:r>
             <w:r>
               <w:rPr>
@@ -6450,7 +7279,14 @@
                 <w:sz w:val="20"/>
               </w:rPr>
               <w:br/>
-              <w:t>4. 系统根据还款结果更新账单状态和贷款余额。</w:t>
+              <w:t xml:space="preserve">4. </w:t>
+            </w:r>
+            <w:r>
+              <w:rPr>
+                <w:rFonts w:ascii="宋体" w:hAnsi="宋体"/>
+                <w:sz w:val="20"/>
+              </w:rPr>
+              <w:t>系统根据还款结果更新账单状态和贷款余额。</w:t>
             </w:r>
             <w:r>
               <w:rPr>
@@ -6458,7 +7294,14 @@
                 <w:sz w:val="20"/>
               </w:rPr>
               <w:br/>
-              <w:t>5. 监测任务按时间窗口分析逾期、长期不活跃、联系方式变更、登录地点或设备异常等风险信号。</w:t>
+              <w:t xml:space="preserve">5. </w:t>
+            </w:r>
+            <w:r>
+              <w:rPr>
+                <w:rFonts w:ascii="宋体" w:hAnsi="宋体"/>
+                <w:sz w:val="20"/>
+              </w:rPr>
+              <w:t>监测任务按时间窗口分析逾期、长期不活跃、联系方式变更、登录地点或设备异常等风险信号。</w:t>
             </w:r>
             <w:r>
               <w:rPr>
@@ -6466,7 +7309,14 @@
                 <w:sz w:val="20"/>
               </w:rPr>
               <w:br/>
-              <w:t>6. 系统根据模型评分和规则命中结果调整风险等级，必要时生成风险提示或人工复核任务。</w:t>
+              <w:t xml:space="preserve">6. </w:t>
+            </w:r>
+            <w:r>
+              <w:rPr>
+                <w:rFonts w:ascii="宋体" w:hAnsi="宋体"/>
+                <w:sz w:val="20"/>
+              </w:rPr>
+              <w:t>系统根据模型评分和规则命中结果调整风险等级，必要时生成风险提示或人工复核任务。</w:t>
             </w:r>
           </w:p>
         </w:tc>
@@ -6535,7 +7385,14 @@
                 <w:rFonts w:ascii="宋体" w:hAnsi="宋体"/>
                 <w:sz w:val="20"/>
               </w:rPr>
-              <w:t>1. 支付失败时，系统不更新为已还款状态，向用户提示失败原因并允许重试。</w:t>
+              <w:t xml:space="preserve">1. </w:t>
+            </w:r>
+            <w:r>
+              <w:rPr>
+                <w:rFonts w:ascii="宋体" w:hAnsi="宋体"/>
+                <w:sz w:val="20"/>
+              </w:rPr>
+              <w:t>支付失败时，系统不更新为已还款状态，向用户提示失败原因并允许重试。</w:t>
             </w:r>
             <w:r>
               <w:rPr>
@@ -6543,7 +7400,14 @@
                 <w:sz w:val="20"/>
               </w:rPr>
               <w:br/>
-              <w:t>2. 用户在还款日前未完成还款时，系统按提醒策略发送通知。</w:t>
+              <w:t xml:space="preserve">2. </w:t>
+            </w:r>
+            <w:r>
+              <w:rPr>
+                <w:rFonts w:ascii="宋体" w:hAnsi="宋体"/>
+                <w:sz w:val="20"/>
+              </w:rPr>
+              <w:t>用户在还款日前未完成还款时，系统按提醒策略发送通知。</w:t>
             </w:r>
             <w:r>
               <w:rPr>
@@ -6551,7 +7415,14 @@
                 <w:sz w:val="20"/>
               </w:rPr>
               <w:br/>
-              <w:t>3. 监测发现高风险信号时，系统通知风控审核人员，并限制未经授权的自动化处置。</w:t>
+              <w:t xml:space="preserve">3. </w:t>
+            </w:r>
+            <w:r>
+              <w:rPr>
+                <w:rFonts w:ascii="宋体" w:hAnsi="宋体"/>
+                <w:sz w:val="20"/>
+              </w:rPr>
+              <w:t>监测发现高风险信号时，系统通知风控审核人员，并限制未经授权的自动化处置。</w:t>
             </w:r>
           </w:p>
         </w:tc>
@@ -6630,6 +7501,7 @@
       <w:pPr>
         <w:pStyle w:val="a8"/>
         <w:keepNext/>
+        <w:ind w:firstLineChars="0" w:firstLine="0"/>
         <w:jc w:val="center"/>
         <w:rPr>
           <w:rFonts w:hint="eastAsia"/>
@@ -6640,7 +7512,21 @@
           <w:rFonts w:ascii="宋体" w:eastAsia="宋体" w:hAnsi="宋体"/>
           <w:sz w:val="21"/>
         </w:rPr>
-        <w:t>表5-6 系统管理与审计用例描述表</w:t>
+        <w:t>表</w:t>
+      </w:r>
+      <w:r>
+        <w:rPr>
+          <w:rFonts w:ascii="宋体" w:eastAsia="宋体" w:hAnsi="宋体"/>
+          <w:sz w:val="21"/>
+        </w:rPr>
+        <w:t xml:space="preserve">5-6 </w:t>
+      </w:r>
+      <w:r>
+        <w:rPr>
+          <w:rFonts w:ascii="宋体" w:eastAsia="宋体" w:hAnsi="宋体"/>
+          <w:sz w:val="21"/>
+        </w:rPr>
+        <w:t>系统管理与审计用例描述表</w:t>
       </w:r>
     </w:p>
     <w:tbl>
@@ -6927,7 +7813,14 @@
                 <w:rFonts w:ascii="宋体" w:hAnsi="宋体"/>
                 <w:sz w:val="20"/>
               </w:rPr>
-              <w:t>1. 管理员维护贷款产品、申请字段和业务参数。</w:t>
+              <w:t xml:space="preserve">1. </w:t>
+            </w:r>
+            <w:r>
+              <w:rPr>
+                <w:rFonts w:ascii="宋体" w:hAnsi="宋体"/>
+                <w:sz w:val="20"/>
+              </w:rPr>
+              <w:t>管理员维护贷款产品、申请字段和业务参数。</w:t>
             </w:r>
             <w:r>
               <w:rPr>
@@ -6935,7 +7828,14 @@
                 <w:sz w:val="20"/>
               </w:rPr>
               <w:br/>
-              <w:t>2. 管理员配置数据源开关、字段映射、质量规则和接口状态。</w:t>
+              <w:t xml:space="preserve">2. </w:t>
+            </w:r>
+            <w:r>
+              <w:rPr>
+                <w:rFonts w:ascii="宋体" w:hAnsi="宋体"/>
+                <w:sz w:val="20"/>
+              </w:rPr>
+              <w:t>管理员配置数据源开关、字段映射、质量规则和接口状态。</w:t>
             </w:r>
             <w:r>
               <w:rPr>
@@ -6943,7 +7843,14 @@
                 <w:sz w:val="20"/>
               </w:rPr>
               <w:br/>
-              <w:t>3. 风控人员上传或选择模型版本，配置风险阈值和规则集，并提交发布审批。</w:t>
+              <w:t xml:space="preserve">3. </w:t>
+            </w:r>
+            <w:r>
+              <w:rPr>
+                <w:rFonts w:ascii="宋体" w:hAnsi="宋体"/>
+                <w:sz w:val="20"/>
+              </w:rPr>
+              <w:t>风控人员上传或选择模型版本，配置风险阈值和规则集，并提交发布审批。</w:t>
             </w:r>
             <w:r>
               <w:rPr>
@@ -6951,7 +7858,14 @@
                 <w:sz w:val="20"/>
               </w:rPr>
               <w:br/>
-              <w:t>4. 系统检查配置完整性和权限，发布后记录版本号、生效时间和发布人。</w:t>
+              <w:t xml:space="preserve">4. </w:t>
+            </w:r>
+            <w:r>
+              <w:rPr>
+                <w:rFonts w:ascii="宋体" w:hAnsi="宋体"/>
+                <w:sz w:val="20"/>
+              </w:rPr>
+              <w:t>系统检查配置完整性和权限，发布后记录版本号、生效时间和发布人。</w:t>
             </w:r>
             <w:r>
               <w:rPr>
@@ -6959,7 +7873,14 @@
                 <w:sz w:val="20"/>
               </w:rPr>
               <w:br/>
-              <w:t>5. 管理员查询用户、申请、审批、模型、通知和异常日志。</w:t>
+              <w:t xml:space="preserve">5. </w:t>
+            </w:r>
+            <w:r>
+              <w:rPr>
+                <w:rFonts w:ascii="宋体" w:hAnsi="宋体"/>
+                <w:sz w:val="20"/>
+              </w:rPr>
+              <w:t>管理员查询用户、申请、审批、模型、通知和异常日志。</w:t>
             </w:r>
             <w:r>
               <w:rPr>
@@ -6967,7 +7888,14 @@
                 <w:sz w:val="20"/>
               </w:rPr>
               <w:br/>
-              <w:t>6. 审计人员根据申请单号或用户标识导出操作链路和关键数据变更记录。</w:t>
+              <w:t xml:space="preserve">6. </w:t>
+            </w:r>
+            <w:r>
+              <w:rPr>
+                <w:rFonts w:ascii="宋体" w:hAnsi="宋体"/>
+                <w:sz w:val="20"/>
+              </w:rPr>
+              <w:t>审计人员根据申请单号或用户标识导出操作链路和关键数据变更记录。</w:t>
             </w:r>
           </w:p>
         </w:tc>
@@ -7036,7 +7964,14 @@
                 <w:rFonts w:ascii="宋体" w:hAnsi="宋体"/>
                 <w:sz w:val="20"/>
               </w:rPr>
-              <w:t>1. 配置缺少必要字段或阈值范围非法时，系统拒绝保存并提示具体原因。</w:t>
+              <w:t xml:space="preserve">1. </w:t>
+            </w:r>
+            <w:r>
+              <w:rPr>
+                <w:rFonts w:ascii="宋体" w:hAnsi="宋体"/>
+                <w:sz w:val="20"/>
+              </w:rPr>
+              <w:t>配置缺少必要字段或阈值范围非法时，系统拒绝保存并提示具体原因。</w:t>
             </w:r>
             <w:r>
               <w:rPr>
@@ -7044,7 +7979,14 @@
                 <w:sz w:val="20"/>
               </w:rPr>
               <w:br/>
-              <w:t>2. 未经授权的人员尝试调整模型或阈值时，系统拒绝操作并记录越权事件。</w:t>
+              <w:t xml:space="preserve">2. </w:t>
+            </w:r>
+            <w:r>
+              <w:rPr>
+                <w:rFonts w:ascii="宋体" w:hAnsi="宋体"/>
+                <w:sz w:val="20"/>
+              </w:rPr>
+              <w:t>未经授权的人员尝试调整模型或阈值时，系统拒绝操作并记录越权事件。</w:t>
             </w:r>
             <w:r>
               <w:rPr>
@@ -7052,7 +7994,14 @@
                 <w:sz w:val="20"/>
               </w:rPr>
               <w:br/>
-              <w:t>3. 关键数据出现摘要不一致时，系统提示数据可能被修改，并将事件提交给审计人员。</w:t>
+              <w:t xml:space="preserve">3. </w:t>
+            </w:r>
+            <w:r>
+              <w:rPr>
+                <w:rFonts w:ascii="宋体" w:hAnsi="宋体"/>
+                <w:sz w:val="20"/>
+              </w:rPr>
+              <w:t>关键数据出现摘要不一致时，系统提示数据可能被修改，并将事件提交给审计人员。</w:t>
             </w:r>
           </w:p>
         </w:tc>
@@ -7121,7 +8070,21 @@
                 <w:rFonts w:ascii="宋体" w:hAnsi="宋体"/>
                 <w:sz w:val="20"/>
               </w:rPr>
-              <w:t>系统保存配置变更前后内容、操作人、时间、IP、审批依据和版本状态，支持按条件查询和追溯。</w:t>
+              <w:t>系统保存配置变更前后内容、操作人、时间、</w:t>
+            </w:r>
+            <w:r>
+              <w:rPr>
+                <w:rFonts w:ascii="宋体" w:hAnsi="宋体"/>
+                <w:sz w:val="20"/>
+              </w:rPr>
+              <w:t>IP</w:t>
+            </w:r>
+            <w:r>
+              <w:rPr>
+                <w:rFonts w:ascii="宋体" w:hAnsi="宋体"/>
+                <w:sz w:val="20"/>
+              </w:rPr>
+              <w:t>、审批依据和版本状态，支持按条件查询和追溯。</w:t>
             </w:r>
           </w:p>
         </w:tc>
@@ -7130,16 +8093,14 @@
     <w:p>
       <w:pPr>
         <w:pStyle w:val="ReportHeading2"/>
-        <w:ind w:firstLine="482"/>
         <w:jc w:val="left"/>
       </w:pPr>
-      <w:bookmarkStart w:id="19" w:name="_Toc242702104"/>
-      <w:r>
-        <w:rPr>
-          <w:rFonts w:ascii="宋体" w:eastAsia="宋体" w:hAnsi="宋体"/>
-          <w:b/>
-        </w:rPr>
-        <w:t>5.2 用例业务流程描述</w:t>
+      <w:bookmarkStart w:id="19" w:name="_Toc242704360"/>
+      <w:r>
+        <w:t xml:space="preserve">5.2 </w:t>
+      </w:r>
+      <w:r>
+        <w:t>用例业务流程描述</w:t>
       </w:r>
       <w:bookmarkEnd w:id="19"/>
     </w:p>
@@ -7160,12 +8121,10 @@
         <w:jc w:val="left"/>
       </w:pPr>
       <w:r>
-        <w:rPr>
-          <w:rFonts w:ascii="宋体" w:hAnsi="宋体"/>
-          <w:b/>
-          <w:sz w:val="22"/>
-        </w:rPr>
-        <w:t>5.2.1 贷前申请与审批流程</w:t>
+        <w:t xml:space="preserve">5.2.1 </w:t>
+      </w:r>
+      <w:r>
+        <w:t>贷前申请与审批流程</w:t>
       </w:r>
     </w:p>
     <w:p>
@@ -7183,6 +8142,7 @@
       <w:pPr>
         <w:pStyle w:val="a8"/>
         <w:keepNext/>
+        <w:ind w:firstLineChars="0" w:firstLine="0"/>
         <w:jc w:val="center"/>
         <w:rPr>
           <w:rFonts w:hint="eastAsia"/>
@@ -7193,7 +8153,21 @@
           <w:rFonts w:ascii="宋体" w:eastAsia="宋体" w:hAnsi="宋体"/>
           <w:sz w:val="21"/>
         </w:rPr>
-        <w:t>表5-7 贷前申请与审批业务流程表</w:t>
+        <w:t>表</w:t>
+      </w:r>
+      <w:r>
+        <w:rPr>
+          <w:rFonts w:ascii="宋体" w:eastAsia="宋体" w:hAnsi="宋体"/>
+          <w:sz w:val="21"/>
+        </w:rPr>
+        <w:t xml:space="preserve">5-7 </w:t>
+      </w:r>
+      <w:r>
+        <w:rPr>
+          <w:rFonts w:ascii="宋体" w:eastAsia="宋体" w:hAnsi="宋体"/>
+          <w:sz w:val="21"/>
+        </w:rPr>
+        <w:t>贷前申请与审批业务流程表</w:t>
       </w:r>
     </w:p>
     <w:tbl>
@@ -7433,6 +8407,10 @@
             <w:pPr>
               <w:ind w:firstLine="400"/>
               <w:jc w:val="left"/>
+              <w:rPr>
+                <w:rFonts w:ascii="宋体" w:hAnsi="宋体" w:hint="eastAsia"/>
+                <w:sz w:val="20"/>
+              </w:rPr>
             </w:pPr>
             <w:r>
               <w:rPr>
@@ -7442,6 +8420,11 @@
               <w:t>登录标识、身份资料、必要授权</w:t>
             </w:r>
           </w:p>
+          <w:p/>
+          <w:p/>
+          <w:p/>
+          <w:p/>
+          <w:p/>
         </w:tc>
         <w:tc>
           <w:tcPr>
@@ -7507,6 +8490,7 @@
                 <w:rFonts w:ascii="宋体" w:hAnsi="宋体"/>
                 <w:sz w:val="20"/>
               </w:rPr>
+              <w:lastRenderedPageBreak/>
               <w:t>申请提交</w:t>
             </w:r>
           </w:p>
@@ -7563,6 +8547,10 @@
             <w:pPr>
               <w:ind w:firstLine="400"/>
               <w:jc w:val="left"/>
+              <w:rPr>
+                <w:rFonts w:ascii="宋体" w:hAnsi="宋体" w:hint="eastAsia"/>
+                <w:sz w:val="20"/>
+              </w:rPr>
             </w:pPr>
             <w:r>
               <w:rPr>
@@ -7572,6 +8560,8 @@
               <w:t>产品选择、申请表、附件</w:t>
             </w:r>
           </w:p>
+          <w:p/>
+          <w:p/>
         </w:tc>
         <w:tc>
           <w:tcPr>
@@ -7637,7 +8627,6 @@
                 <w:rFonts w:ascii="宋体" w:hAnsi="宋体"/>
                 <w:sz w:val="20"/>
               </w:rPr>
-              <w:lastRenderedPageBreak/>
               <w:t>数据融合</w:t>
             </w:r>
           </w:p>
@@ -8003,12 +8992,10 @@
         <w:jc w:val="left"/>
       </w:pPr>
       <w:r>
-        <w:rPr>
-          <w:rFonts w:ascii="宋体" w:hAnsi="宋体"/>
-          <w:b/>
-          <w:sz w:val="22"/>
-        </w:rPr>
-        <w:t>5.2.2 贷中监测与提醒流程</w:t>
+        <w:t xml:space="preserve">5.2.2 </w:t>
+      </w:r>
+      <w:r>
+        <w:t>贷中监测与提醒流程</w:t>
       </w:r>
     </w:p>
     <w:p>
@@ -8026,6 +9013,7 @@
       <w:pPr>
         <w:pStyle w:val="a8"/>
         <w:keepNext/>
+        <w:ind w:firstLineChars="0" w:firstLine="0"/>
         <w:jc w:val="center"/>
         <w:rPr>
           <w:rFonts w:hint="eastAsia"/>
@@ -8036,7 +9024,21 @@
           <w:rFonts w:ascii="宋体" w:eastAsia="宋体" w:hAnsi="宋体"/>
           <w:sz w:val="21"/>
         </w:rPr>
-        <w:t>表5-8 贷中监测与提醒业务流程表</w:t>
+        <w:t>表</w:t>
+      </w:r>
+      <w:r>
+        <w:rPr>
+          <w:rFonts w:ascii="宋体" w:eastAsia="宋体" w:hAnsi="宋体"/>
+          <w:sz w:val="21"/>
+        </w:rPr>
+        <w:t xml:space="preserve">5-8 </w:t>
+      </w:r>
+      <w:r>
+        <w:rPr>
+          <w:rFonts w:ascii="宋体" w:eastAsia="宋体" w:hAnsi="宋体"/>
+          <w:sz w:val="21"/>
+        </w:rPr>
+        <w:t>贷中监测与提醒业务流程表</w:t>
       </w:r>
     </w:p>
     <w:tbl>
@@ -8653,16 +9655,17 @@
     </w:tbl>
     <w:p/>
     <w:sectPr>
-      <w:headerReference w:type="even" r:id="rId16"/>
-      <w:headerReference w:type="default" r:id="rId17"/>
-      <w:footerReference w:type="even" r:id="rId18"/>
-      <w:footerReference w:type="default" r:id="rId19"/>
-      <w:headerReference w:type="first" r:id="rId20"/>
-      <w:footerReference w:type="first" r:id="rId21"/>
+      <w:headerReference w:type="even" r:id="rId17"/>
+      <w:headerReference w:type="default" r:id="rId18"/>
+      <w:footerReference w:type="even" r:id="rId19"/>
+      <w:footerReference w:type="default" r:id="rId20"/>
+      <w:headerReference w:type="first" r:id="rId21"/>
+      <w:footerReference w:type="first" r:id="rId22"/>
       <w:pgSz w:w="11909" w:h="16834"/>
       <w:pgMar w:top="1440" w:right="1800" w:bottom="1440" w:left="1800" w:header="850" w:footer="994" w:gutter="0"/>
       <w:pgNumType w:start="1"/>
       <w:cols w:space="720"/>
+      <w:titlePg/>
       <w:docGrid w:type="lines" w:linePitch="312"/>
     </w:sectPr>
   </w:body>
@@ -8670,7 +9673,7 @@
 </file>
 
 <file path=word/endnotes.xml><?xml version="1.0" encoding="utf-8"?>
-<w:endnotes xmlns:wpc="http://schemas.microsoft.com/office/word/2010/wordprocessingCanvas" xmlns:cx="http://schemas.microsoft.com/office/drawing/2014/chartex" xmlns:cx1="http://schemas.microsoft.com/office/drawing/2015/9/8/chartex" xmlns:cx2="http://schemas.microsoft.com/office/drawing/2015/10/21/chartex" xmlns:cx3="http://schemas.microsoft.com/office/drawing/2016/5/9/chartex" xmlns:cx4="http://schemas.microsoft.com/office/drawing/2016/5/10/chartex" xmlns:cx5="http://schemas.microsoft.com/office/drawing/2016/5/11/chartex" xmlns:cx6="http://schemas.microsoft.com/office/drawing/2016/5/12/chartex" xmlns:cx7="http://schemas.microsoft.com/office/drawing/2016/5/13/chartex" xmlns:cx8="http://schemas.microsoft.com/office/drawing/2016/5/14/chartex" xmlns:mc="http://schemas.openxmlformats.org/markup-compatibility/2006" xmlns:aink="http://schemas.microsoft.com/office/drawing/2016/ink" xmlns:am3d="http://schemas.microsoft.com/office/drawing/2017/model3d" xmlns:o="urn:schemas-microsoft-com:office:office" xmlns:oel="http://schemas.microsoft.com/office/2019/extlst" xmlns:r="http://schemas.openxmlformats.org/officeDocument/2006/relationships" xmlns:m="http://schemas.openxmlformats.org/officeDocument/2006/math" xmlns:v="urn:schemas-microsoft-com:vml" xmlns:wp14="http://schemas.microsoft.com/office/word/2010/wordprocessingDrawing" xmlns:wp="http://schemas.openxmlformats.org/drawingml/2006/wordprocessingDrawing" xmlns:w10="urn:schemas-microsoft-com:office:word" xmlns:w="http://schemas.openxmlformats.org/wordprocessingml/2006/main" xmlns:w14="http://schemas.microsoft.com/office/word/2010/wordml" xmlns:w15="http://schemas.microsoft.com/office/word/2012/wordml" xmlns:w16cex="http://schemas.microsoft.com/office/word/2018/wordml/cex" xmlns:w16cid="http://schemas.microsoft.com/office/word/2016/wordml/cid" xmlns:w16="http://schemas.microsoft.com/office/word/2018/wordml" xmlns:w16sdtdh="http://schemas.microsoft.com/office/word/2020/wordml/sdtdatahash" xmlns:w16se="http://schemas.microsoft.com/office/word/2015/wordml/symex" xmlns:wpg="http://schemas.microsoft.com/office/word/2010/wordprocessingGroup" xmlns:wpi="http://schemas.microsoft.com/office/word/2010/wordprocessingInk" xmlns:wne="http://schemas.microsoft.com/office/word/2006/wordml" xmlns:wps="http://schemas.microsoft.com/office/word/2010/wordprocessingShape" mc:Ignorable="w14 w15 w16se w16cid w16 w16cex w16sdtdh wp14">
+<w:endnotes xmlns:wpc="http://schemas.microsoft.com/office/word/2010/wordprocessingCanvas" xmlns:cx="http://schemas.microsoft.com/office/drawing/2014/chartex" xmlns:cx1="http://schemas.microsoft.com/office/drawing/2015/9/8/chartex" xmlns:cx2="http://schemas.microsoft.com/office/drawing/2015/10/21/chartex" xmlns:cx3="http://schemas.microsoft.com/office/drawing/2016/5/9/chartex" xmlns:cx4="http://schemas.microsoft.com/office/drawing/2016/5/10/chartex" xmlns:cx5="http://schemas.microsoft.com/office/drawing/2016/5/11/chartex" xmlns:cx6="http://schemas.microsoft.com/office/drawing/2016/5/12/chartex" xmlns:cx7="http://schemas.microsoft.com/office/drawing/2016/5/13/chartex" xmlns:cx8="http://schemas.microsoft.com/office/drawing/2016/5/14/chartex" xmlns:mc="http://schemas.openxmlformats.org/markup-compatibility/2006" xmlns:aink="http://schemas.microsoft.com/office/drawing/2016/ink" xmlns:am3d="http://schemas.microsoft.com/office/drawing/2017/model3d" xmlns:o="urn:schemas-microsoft-com:office:office" xmlns:oel="http://schemas.microsoft.com/office/2019/extlst" xmlns:r="http://schemas.openxmlformats.org/officeDocument/2006/relationships" xmlns:m="http://schemas.openxmlformats.org/officeDocument/2006/math" xmlns:v="urn:schemas-microsoft-com:vml" xmlns:wp14="http://schemas.microsoft.com/office/word/2010/wordprocessingDrawing" xmlns:wp="http://schemas.openxmlformats.org/drawingml/2006/wordprocessingDrawing" xmlns:w10="urn:schemas-microsoft-com:office:word" xmlns:w="http://schemas.openxmlformats.org/wordprocessingml/2006/main" xmlns:w14="http://schemas.microsoft.com/office/word/2010/wordml" xmlns:w15="http://schemas.microsoft.com/office/word/2012/wordml" xmlns:w16cex="http://schemas.microsoft.com/office/word/2018/wordml/cex" xmlns:w16cid="http://schemas.microsoft.com/office/word/2016/wordml/cid" xmlns:w16="http://schemas.microsoft.com/office/word/2018/wordml" xmlns:w16du="http://schemas.microsoft.com/office/word/2023/wordml/word16du" xmlns:w16sdtdh="http://schemas.microsoft.com/office/word/2020/wordml/sdtdatahash" xmlns:w16sdtfl="http://schemas.microsoft.com/office/word/2024/wordml/sdtformatlock" xmlns:w16se="http://schemas.microsoft.com/office/word/2015/wordml/symex" xmlns:wpg="http://schemas.microsoft.com/office/word/2010/wordprocessingGroup" xmlns:wpi="http://schemas.microsoft.com/office/word/2010/wordprocessingInk" xmlns:wne="http://schemas.microsoft.com/office/word/2006/wordml" xmlns:wps="http://schemas.microsoft.com/office/word/2010/wordprocessingShape" mc:Ignorable="w14 w15 w16se w16cid w16 w16cex w16sdtdh w16sdtfl w16du wp14">
   <w:endnote w:type="separator" w:id="-1">
     <w:p>
       <w:r>
@@ -8689,7 +9692,7 @@
 </file>
 
 <file path=word/footer1.xml><?xml version="1.0" encoding="utf-8"?>
-<w:ftr xmlns:wpc="http://schemas.microsoft.com/office/word/2010/wordprocessingCanvas" xmlns:cx="http://schemas.microsoft.com/office/drawing/2014/chartex" xmlns:cx1="http://schemas.microsoft.com/office/drawing/2015/9/8/chartex" xmlns:cx2="http://schemas.microsoft.com/office/drawing/2015/10/21/chartex" xmlns:cx3="http://schemas.microsoft.com/office/drawing/2016/5/9/chartex" xmlns:cx4="http://schemas.microsoft.com/office/drawing/2016/5/10/chartex" xmlns:cx5="http://schemas.microsoft.com/office/drawing/2016/5/11/chartex" xmlns:cx6="http://schemas.microsoft.com/office/drawing/2016/5/12/chartex" xmlns:cx7="http://schemas.microsoft.com/office/drawing/2016/5/13/chartex" xmlns:cx8="http://schemas.microsoft.com/office/drawing/2016/5/14/chartex" xmlns:mc="http://schemas.openxmlformats.org/markup-compatibility/2006" xmlns:aink="http://schemas.microsoft.com/office/drawing/2016/ink" xmlns:am3d="http://schemas.microsoft.com/office/drawing/2017/model3d" xmlns:o="urn:schemas-microsoft-com:office:office" xmlns:oel="http://schemas.microsoft.com/office/2019/extlst" xmlns:r="http://schemas.openxmlformats.org/officeDocument/2006/relationships" xmlns:m="http://schemas.openxmlformats.org/officeDocument/2006/math" xmlns:v="urn:schemas-microsoft-com:vml" xmlns:wp14="http://schemas.microsoft.com/office/word/2010/wordprocessingDrawing" xmlns:wp="http://schemas.openxmlformats.org/drawingml/2006/wordprocessingDrawing" xmlns:w10="urn:schemas-microsoft-com:office:word" xmlns:w="http://schemas.openxmlformats.org/wordprocessingml/2006/main" xmlns:w14="http://schemas.microsoft.com/office/word/2010/wordml" xmlns:w15="http://schemas.microsoft.com/office/word/2012/wordml" xmlns:w16cex="http://schemas.microsoft.com/office/word/2018/wordml/cex" xmlns:w16cid="http://schemas.microsoft.com/office/word/2016/wordml/cid" xmlns:w16="http://schemas.microsoft.com/office/word/2018/wordml" xmlns:w16sdtdh="http://schemas.microsoft.com/office/word/2020/wordml/sdtdatahash" xmlns:w16se="http://schemas.microsoft.com/office/word/2015/wordml/symex" xmlns:wpg="http://schemas.microsoft.com/office/word/2010/wordprocessingGroup" xmlns:wpi="http://schemas.microsoft.com/office/word/2010/wordprocessingInk" xmlns:wne="http://schemas.microsoft.com/office/word/2006/wordml" xmlns:wps="http://schemas.microsoft.com/office/word/2010/wordprocessingShape" mc:Ignorable="w14 w15 w16se w16cid w16 w16cex w16sdtdh wp14">
+<w:ftr xmlns:wpc="http://schemas.microsoft.com/office/word/2010/wordprocessingCanvas" xmlns:cx="http://schemas.microsoft.com/office/drawing/2014/chartex" xmlns:cx1="http://schemas.microsoft.com/office/drawing/2015/9/8/chartex" xmlns:cx2="http://schemas.microsoft.com/office/drawing/2015/10/21/chartex" xmlns:cx3="http://schemas.microsoft.com/office/drawing/2016/5/9/chartex" xmlns:cx4="http://schemas.microsoft.com/office/drawing/2016/5/10/chartex" xmlns:cx5="http://schemas.microsoft.com/office/drawing/2016/5/11/chartex" xmlns:cx6="http://schemas.microsoft.com/office/drawing/2016/5/12/chartex" xmlns:cx7="http://schemas.microsoft.com/office/drawing/2016/5/13/chartex" xmlns:cx8="http://schemas.microsoft.com/office/drawing/2016/5/14/chartex" xmlns:mc="http://schemas.openxmlformats.org/markup-compatibility/2006" xmlns:aink="http://schemas.microsoft.com/office/drawing/2016/ink" xmlns:am3d="http://schemas.microsoft.com/office/drawing/2017/model3d" xmlns:o="urn:schemas-microsoft-com:office:office" xmlns:oel="http://schemas.microsoft.com/office/2019/extlst" xmlns:r="http://schemas.openxmlformats.org/officeDocument/2006/relationships" xmlns:m="http://schemas.openxmlformats.org/officeDocument/2006/math" xmlns:v="urn:schemas-microsoft-com:vml" xmlns:wp14="http://schemas.microsoft.com/office/word/2010/wordprocessingDrawing" xmlns:wp="http://schemas.openxmlformats.org/drawingml/2006/wordprocessingDrawing" xmlns:w10="urn:schemas-microsoft-com:office:word" xmlns:w="http://schemas.openxmlformats.org/wordprocessingml/2006/main" xmlns:w14="http://schemas.microsoft.com/office/word/2010/wordml" xmlns:w15="http://schemas.microsoft.com/office/word/2012/wordml" xmlns:w16cex="http://schemas.microsoft.com/office/word/2018/wordml/cex" xmlns:w16cid="http://schemas.microsoft.com/office/word/2016/wordml/cid" xmlns:w16="http://schemas.microsoft.com/office/word/2018/wordml" xmlns:w16du="http://schemas.microsoft.com/office/word/2023/wordml/word16du" xmlns:w16sdtdh="http://schemas.microsoft.com/office/word/2020/wordml/sdtdatahash" xmlns:w16sdtfl="http://schemas.microsoft.com/office/word/2024/wordml/sdtformatlock" xmlns:w16se="http://schemas.microsoft.com/office/word/2015/wordml/symex" xmlns:wpg="http://schemas.microsoft.com/office/word/2010/wordprocessingGroup" xmlns:wpi="http://schemas.microsoft.com/office/word/2010/wordprocessingInk" xmlns:wne="http://schemas.microsoft.com/office/word/2006/wordml" xmlns:wps="http://schemas.microsoft.com/office/word/2010/wordprocessingShape" mc:Ignorable="w14 w15 w16se w16cid w16 w16cex w16sdtdh w16sdtfl w16du wp14">
   <w:p>
     <w:pPr>
       <w:pStyle w:val="af"/>
@@ -8700,171 +9703,36 @@
 </file>
 
 <file path=word/footer2.xml><?xml version="1.0" encoding="utf-8"?>
-<w:ftr xmlns:wpc="http://schemas.microsoft.com/office/word/2010/wordprocessingCanvas" xmlns:cx="http://schemas.microsoft.com/office/drawing/2014/chartex" xmlns:cx1="http://schemas.microsoft.com/office/drawing/2015/9/8/chartex" xmlns:cx2="http://schemas.microsoft.com/office/drawing/2015/10/21/chartex" xmlns:cx3="http://schemas.microsoft.com/office/drawing/2016/5/9/chartex" xmlns:cx4="http://schemas.microsoft.com/office/drawing/2016/5/10/chartex" xmlns:cx5="http://schemas.microsoft.com/office/drawing/2016/5/11/chartex" xmlns:cx6="http://schemas.microsoft.com/office/drawing/2016/5/12/chartex" xmlns:cx7="http://schemas.microsoft.com/office/drawing/2016/5/13/chartex" xmlns:cx8="http://schemas.microsoft.com/office/drawing/2016/5/14/chartex" xmlns:mc="http://schemas.openxmlformats.org/markup-compatibility/2006" xmlns:aink="http://schemas.microsoft.com/office/drawing/2016/ink" xmlns:am3d="http://schemas.microsoft.com/office/drawing/2017/model3d" xmlns:o="urn:schemas-microsoft-com:office:office" xmlns:oel="http://schemas.microsoft.com/office/2019/extlst" xmlns:r="http://schemas.openxmlformats.org/officeDocument/2006/relationships" xmlns:m="http://schemas.openxmlformats.org/officeDocument/2006/math" xmlns:v="urn:schemas-microsoft-com:vml" xmlns:wp14="http://schemas.microsoft.com/office/word/2010/wordprocessingDrawing" xmlns:wp="http://schemas.openxmlformats.org/drawingml/2006/wordprocessingDrawing" xmlns:w10="urn:schemas-microsoft-com:office:word" xmlns:w="http://schemas.openxmlformats.org/wordprocessingml/2006/main" xmlns:w14="http://schemas.microsoft.com/office/word/2010/wordml" xmlns:w15="http://schemas.microsoft.com/office/word/2012/wordml" xmlns:w16cex="http://schemas.microsoft.com/office/word/2018/wordml/cex" xmlns:w16cid="http://schemas.microsoft.com/office/word/2016/wordml/cid" xmlns:w16="http://schemas.microsoft.com/office/word/2018/wordml" xmlns:w16sdtdh="http://schemas.microsoft.com/office/word/2020/wordml/sdtdatahash" xmlns:w16se="http://schemas.microsoft.com/office/word/2015/wordml/symex" xmlns:wpg="http://schemas.microsoft.com/office/word/2010/wordprocessingGroup" xmlns:wpi="http://schemas.microsoft.com/office/word/2010/wordprocessingInk" xmlns:wne="http://schemas.microsoft.com/office/word/2006/wordml" xmlns:wps="http://schemas.microsoft.com/office/word/2010/wordprocessingShape" mc:Ignorable="w14 w15 w16se w16cid w16 w16cex w16sdtdh wp14">
+<w:ftr xmlns:wpc="http://schemas.microsoft.com/office/word/2010/wordprocessingCanvas" xmlns:cx="http://schemas.microsoft.com/office/drawing/2014/chartex" xmlns:cx1="http://schemas.microsoft.com/office/drawing/2015/9/8/chartex" xmlns:cx2="http://schemas.microsoft.com/office/drawing/2015/10/21/chartex" xmlns:cx3="http://schemas.microsoft.com/office/drawing/2016/5/9/chartex" xmlns:cx4="http://schemas.microsoft.com/office/drawing/2016/5/10/chartex" xmlns:cx5="http://schemas.microsoft.com/office/drawing/2016/5/11/chartex" xmlns:cx6="http://schemas.microsoft.com/office/drawing/2016/5/12/chartex" xmlns:cx7="http://schemas.microsoft.com/office/drawing/2016/5/13/chartex" xmlns:cx8="http://schemas.microsoft.com/office/drawing/2016/5/14/chartex" xmlns:mc="http://schemas.openxmlformats.org/markup-compatibility/2006" xmlns:aink="http://schemas.microsoft.com/office/drawing/2016/ink" xmlns:am3d="http://schemas.microsoft.com/office/drawing/2017/model3d" xmlns:o="urn:schemas-microsoft-com:office:office" xmlns:oel="http://schemas.microsoft.com/office/2019/extlst" xmlns:r="http://schemas.openxmlformats.org/officeDocument/2006/relationships" xmlns:m="http://schemas.openxmlformats.org/officeDocument/2006/math" xmlns:v="urn:schemas-microsoft-com:vml" xmlns:wp14="http://schemas.microsoft.com/office/word/2010/wordprocessingDrawing" xmlns:wp="http://schemas.openxmlformats.org/drawingml/2006/wordprocessingDrawing" xmlns:w10="urn:schemas-microsoft-com:office:word" xmlns:w="http://schemas.openxmlformats.org/wordprocessingml/2006/main" xmlns:w14="http://schemas.microsoft.com/office/word/2010/wordml" xmlns:w15="http://schemas.microsoft.com/office/word/2012/wordml" xmlns:w16cex="http://schemas.microsoft.com/office/word/2018/wordml/cex" xmlns:w16cid="http://schemas.microsoft.com/office/word/2016/wordml/cid" xmlns:w16="http://schemas.microsoft.com/office/word/2018/wordml" xmlns:w16du="http://schemas.microsoft.com/office/word/2023/wordml/word16du" xmlns:w16sdtdh="http://schemas.microsoft.com/office/word/2020/wordml/sdtdatahash" xmlns:w16sdtfl="http://schemas.microsoft.com/office/word/2024/wordml/sdtformatlock" xmlns:w16se="http://schemas.microsoft.com/office/word/2015/wordml/symex" xmlns:wpg="http://schemas.microsoft.com/office/word/2010/wordprocessingGroup" xmlns:wpi="http://schemas.microsoft.com/office/word/2010/wordprocessingInk" xmlns:wne="http://schemas.microsoft.com/office/word/2006/wordml" xmlns:wps="http://schemas.microsoft.com/office/word/2010/wordprocessingShape" mc:Ignorable="w14 w15 w16se w16cid w16 w16cex w16sdtdh w16sdtfl w16du wp14">
   <w:p>
     <w:pPr>
       <w:pStyle w:val="af"/>
       <w:ind w:firstLine="360"/>
     </w:pPr>
     <w:r>
-      <w:rPr>
-        <w:noProof/>
-      </w:rPr>
-      <mc:AlternateContent>
-        <mc:Choice Requires="wps">
-          <w:drawing>
-            <wp:anchor distT="0" distB="0" distL="114300" distR="114300" simplePos="0" relativeHeight="251662336" behindDoc="0" locked="0" layoutInCell="1" allowOverlap="1" wp14:anchorId="4432B7ED" wp14:editId="68C6D62A">
-              <wp:simplePos x="0" y="0"/>
-              <wp:positionH relativeFrom="margin">
-                <wp:align>center</wp:align>
-              </wp:positionH>
-              <wp:positionV relativeFrom="paragraph">
-                <wp:posOffset>0</wp:posOffset>
-              </wp:positionV>
-              <wp:extent cx="1828800" cy="1828800"/>
-              <wp:effectExtent l="0" t="0" r="0" b="0"/>
-              <wp:wrapNone/>
-              <wp:docPr id="25" name="文本框 25"/>
-              <wp:cNvGraphicFramePr/>
-              <a:graphic xmlns:a="http://schemas.openxmlformats.org/drawingml/2006/main">
-                <a:graphicData uri="http://schemas.microsoft.com/office/word/2010/wordprocessingShape">
-                  <wps:wsp>
-                    <wps:cNvSpPr txBox="1"/>
-                    <wps:spPr>
-                      <a:xfrm>
-                        <a:off x="0" y="0"/>
-                        <a:ext cx="1828800" cy="1828800"/>
-                      </a:xfrm>
-                      <a:prstGeom prst="rect">
-                        <a:avLst/>
-                      </a:prstGeom>
-                      <a:noFill/>
-                      <a:ln w="6350">
-                        <a:noFill/>
-                      </a:ln>
-                    </wps:spPr>
-                    <wps:style>
-                      <a:lnRef idx="0">
-                        <a:schemeClr val="accent1"/>
-                      </a:lnRef>
-                      <a:fillRef idx="0">
-                        <a:schemeClr val="accent1"/>
-                      </a:fillRef>
-                      <a:effectRef idx="0">
-                        <a:schemeClr val="accent1"/>
-                      </a:effectRef>
-                      <a:fontRef idx="minor">
-                        <a:schemeClr val="dk1"/>
-                      </a:fontRef>
-                    </wps:style>
-                    <wps:txbx>
-                      <w:txbxContent>
-                        <w:p>
-                          <w:pPr>
-                            <w:pStyle w:val="af"/>
-                            <w:ind w:firstLine="360"/>
-                          </w:pPr>
-                          <w:r>
-                            <w:rPr>
-                              <w:rFonts w:hint="eastAsia"/>
-                            </w:rPr>
-                            <w:fldChar w:fldCharType="begin"/>
-                          </w:r>
-                          <w:r>
-                            <w:rPr>
-                              <w:rFonts w:hint="eastAsia"/>
-                            </w:rPr>
-                            <w:instrText xml:space="preserve"> PAGE  \* MERGEFORMAT </w:instrText>
-                          </w:r>
-                          <w:r>
-                            <w:rPr>
-                              <w:rFonts w:hint="eastAsia"/>
-                            </w:rPr>
-                            <w:fldChar w:fldCharType="separate"/>
-                          </w:r>
-                          <w:r>
-                            <w:rPr>
-                              <w:rFonts w:hint="eastAsia"/>
-                            </w:rPr>
-                            <w:t>1</w:t>
-                          </w:r>
-                          <w:r>
-                            <w:rPr>
-                              <w:rFonts w:hint="eastAsia"/>
-                            </w:rPr>
-                            <w:fldChar w:fldCharType="end"/>
-                          </w:r>
-                        </w:p>
-                      </w:txbxContent>
-                    </wps:txbx>
-                    <wps:bodyPr rot="0" spcFirstLastPara="0" vertOverflow="overflow" horzOverflow="overflow" vert="horz" wrap="none" lIns="0" tIns="0" rIns="0" bIns="0" numCol="1" spcCol="0" rtlCol="0" fromWordArt="0" anchor="t" anchorCtr="0" forceAA="0" compatLnSpc="1">
-                      <a:spAutoFit/>
-                    </wps:bodyPr>
-                  </wps:wsp>
-                </a:graphicData>
-              </a:graphic>
-            </wp:anchor>
-          </w:drawing>
-        </mc:Choice>
-        <mc:Fallback>
-          <w:pict>
-            <v:shapetype w14:anchorId="4432B7ED" id="_x0000_t202" coordsize="21600,21600" o:spt="202" path="m,l,21600r21600,l21600,xe">
-              <v:stroke joinstyle="miter"/>
-              <v:path gradientshapeok="t" o:connecttype="rect"/>
-            </v:shapetype>
-            <v:shape id="文本框 25" o:spid="_x0000_s1026" type="#_x0000_t202" style="position:absolute;left:0;text-align:left;margin-left:0;margin-top:0;width:2in;height:2in;z-index:251662336;visibility:visible;mso-wrap-style:none;mso-wrap-distance-left:9pt;mso-wrap-distance-top:0;mso-wrap-distance-right:9pt;mso-wrap-distance-bottom:0;mso-position-horizontal:center;mso-position-horizontal-relative:margin;mso-position-vertical:absolute;mso-position-vertical-relative:text;v-text-anchor:top" o:gfxdata="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" filled="f" stroked="f" strokeweight=".5pt">
-              <v:textbox style="mso-fit-shape-to-text:t" inset="0,0,0,0">
-                <w:txbxContent>
-                  <w:p>
-                    <w:pPr>
-                      <w:pStyle w:val="af"/>
-                      <w:ind w:firstLine="360"/>
-                    </w:pPr>
-                    <w:r>
-                      <w:rPr>
-                        <w:rFonts w:hint="eastAsia"/>
-                      </w:rPr>
-                      <w:fldChar w:fldCharType="begin"/>
-                    </w:r>
-                    <w:r>
-                      <w:rPr>
-                        <w:rFonts w:hint="eastAsia"/>
-                      </w:rPr>
-                      <w:instrText xml:space="preserve"> PAGE  \* MERGEFORMAT </w:instrText>
-                    </w:r>
-                    <w:r>
-                      <w:rPr>
-                        <w:rFonts w:hint="eastAsia"/>
-                      </w:rPr>
-                      <w:fldChar w:fldCharType="separate"/>
-                    </w:r>
-                    <w:r>
-                      <w:rPr>
-                        <w:rFonts w:hint="eastAsia"/>
-                      </w:rPr>
-                      <w:t>1</w:t>
-                    </w:r>
-                    <w:r>
-                      <w:rPr>
-                        <w:rFonts w:hint="eastAsia"/>
-                      </w:rPr>
-                      <w:fldChar w:fldCharType="end"/>
-                    </w:r>
-                  </w:p>
-                </w:txbxContent>
-              </v:textbox>
-              <w10:wrap anchorx="margin"/>
-            </v:shape>
-          </w:pict>
-        </mc:Fallback>
-      </mc:AlternateContent>
+      <w:tab/>
+    </w:r>
+    <w:r>
+      <w:fldChar w:fldCharType="begin"/>
+    </w:r>
+    <w:r>
+      <w:instrText xml:space="preserve"> PAGE </w:instrText>
+    </w:r>
+    <w:r>
+      <w:fldChar w:fldCharType="separate"/>
+    </w:r>
+    <w:r>
+      <w:t>2</w:t>
+    </w:r>
+    <w:r>
+      <w:fldChar w:fldCharType="end"/>
     </w:r>
   </w:p>
 </w:ftr>
 </file>
 
 <file path=word/footer3.xml><?xml version="1.0" encoding="utf-8"?>
-<w:ftr xmlns:wpc="http://schemas.microsoft.com/office/word/2010/wordprocessingCanvas" xmlns:cx="http://schemas.microsoft.com/office/drawing/2014/chartex" xmlns:cx1="http://schemas.microsoft.com/office/drawing/2015/9/8/chartex" xmlns:cx2="http://schemas.microsoft.com/office/drawing/2015/10/21/chartex" xmlns:cx3="http://schemas.microsoft.com/office/drawing/2016/5/9/chartex" xmlns:cx4="http://schemas.microsoft.com/office/drawing/2016/5/10/chartex" xmlns:cx5="http://schemas.microsoft.com/office/drawing/2016/5/11/chartex" xmlns:cx6="http://schemas.microsoft.com/office/drawing/2016/5/12/chartex" xmlns:cx7="http://schemas.microsoft.com/office/drawing/2016/5/13/chartex" xmlns:cx8="http://schemas.microsoft.com/office/drawing/2016/5/14/chartex" xmlns:mc="http://schemas.openxmlformats.org/markup-compatibility/2006" xmlns:aink="http://schemas.microsoft.com/office/drawing/2016/ink" xmlns:am3d="http://schemas.microsoft.com/office/drawing/2017/model3d" xmlns:o="urn:schemas-microsoft-com:office:office" xmlns:oel="http://schemas.microsoft.com/office/2019/extlst" xmlns:r="http://schemas.openxmlformats.org/officeDocument/2006/relationships" xmlns:m="http://schemas.openxmlformats.org/officeDocument/2006/math" xmlns:v="urn:schemas-microsoft-com:vml" xmlns:wp14="http://schemas.microsoft.com/office/word/2010/wordprocessingDrawing" xmlns:wp="http://schemas.openxmlformats.org/drawingml/2006/wordprocessingDrawing" xmlns:w10="urn:schemas-microsoft-com:office:word" xmlns:w="http://schemas.openxmlformats.org/wordprocessingml/2006/main" xmlns:w14="http://schemas.microsoft.com/office/word/2010/wordml" xmlns:w15="http://schemas.microsoft.com/office/word/2012/wordml" xmlns:w16cex="http://schemas.microsoft.com/office/word/2018/wordml/cex" xmlns:w16cid="http://schemas.microsoft.com/office/word/2016/wordml/cid" xmlns:w16="http://schemas.microsoft.com/office/word/2018/wordml" xmlns:w16sdtdh="http://schemas.microsoft.com/office/word/2020/wordml/sdtdatahash" xmlns:w16se="http://schemas.microsoft.com/office/word/2015/wordml/symex" xmlns:wpg="http://schemas.microsoft.com/office/word/2010/wordprocessingGroup" xmlns:wpi="http://schemas.microsoft.com/office/word/2010/wordprocessingInk" xmlns:wne="http://schemas.microsoft.com/office/word/2006/wordml" xmlns:wps="http://schemas.microsoft.com/office/word/2010/wordprocessingShape" mc:Ignorable="w14 w15 w16se w16cid w16 w16cex w16sdtdh wp14">
+<w:ftr xmlns:wpc="http://schemas.microsoft.com/office/word/2010/wordprocessingCanvas" xmlns:cx="http://schemas.microsoft.com/office/drawing/2014/chartex" xmlns:cx1="http://schemas.microsoft.com/office/drawing/2015/9/8/chartex" xmlns:cx2="http://schemas.microsoft.com/office/drawing/2015/10/21/chartex" xmlns:cx3="http://schemas.microsoft.com/office/drawing/2016/5/9/chartex" xmlns:cx4="http://schemas.microsoft.com/office/drawing/2016/5/10/chartex" xmlns:cx5="http://schemas.microsoft.com/office/drawing/2016/5/11/chartex" xmlns:cx6="http://schemas.microsoft.com/office/drawing/2016/5/12/chartex" xmlns:cx7="http://schemas.microsoft.com/office/drawing/2016/5/13/chartex" xmlns:cx8="http://schemas.microsoft.com/office/drawing/2016/5/14/chartex" xmlns:mc="http://schemas.openxmlformats.org/markup-compatibility/2006" xmlns:aink="http://schemas.microsoft.com/office/drawing/2016/ink" xmlns:am3d="http://schemas.microsoft.com/office/drawing/2017/model3d" xmlns:o="urn:schemas-microsoft-com:office:office" xmlns:oel="http://schemas.microsoft.com/office/2019/extlst" xmlns:r="http://schemas.openxmlformats.org/officeDocument/2006/relationships" xmlns:m="http://schemas.openxmlformats.org/officeDocument/2006/math" xmlns:v="urn:schemas-microsoft-com:vml" xmlns:wp14="http://schemas.microsoft.com/office/word/2010/wordprocessingDrawing" xmlns:wp="http://schemas.openxmlformats.org/drawingml/2006/wordprocessingDrawing" xmlns:w10="urn:schemas-microsoft-com:office:word" xmlns:w="http://schemas.openxmlformats.org/wordprocessingml/2006/main" xmlns:w14="http://schemas.microsoft.com/office/word/2010/wordml" xmlns:w15="http://schemas.microsoft.com/office/word/2012/wordml" xmlns:w16cex="http://schemas.microsoft.com/office/word/2018/wordml/cex" xmlns:w16cid="http://schemas.microsoft.com/office/word/2016/wordml/cid" xmlns:w16="http://schemas.microsoft.com/office/word/2018/wordml" xmlns:w16du="http://schemas.microsoft.com/office/word/2023/wordml/word16du" xmlns:w16sdtdh="http://schemas.microsoft.com/office/word/2020/wordml/sdtdatahash" xmlns:w16sdtfl="http://schemas.microsoft.com/office/word/2024/wordml/sdtformatlock" xmlns:w16se="http://schemas.microsoft.com/office/word/2015/wordml/symex" xmlns:wpg="http://schemas.microsoft.com/office/word/2010/wordprocessingGroup" xmlns:wpi="http://schemas.microsoft.com/office/word/2010/wordprocessingInk" xmlns:wne="http://schemas.microsoft.com/office/word/2006/wordml" xmlns:wps="http://schemas.microsoft.com/office/word/2010/wordprocessingShape" mc:Ignorable="w14 w15 w16se w16cid w16 w16cex w16sdtdh w16sdtfl w16du wp14">
   <w:p>
     <w:pPr>
       <w:pStyle w:val="af"/>
@@ -8875,7 +9743,7 @@
 </file>
 
 <file path=word/footnotes.xml><?xml version="1.0" encoding="utf-8"?>
-<w:footnotes xmlns:wpc="http://schemas.microsoft.com/office/word/2010/wordprocessingCanvas" xmlns:cx="http://schemas.microsoft.com/office/drawing/2014/chartex" xmlns:cx1="http://schemas.microsoft.com/office/drawing/2015/9/8/chartex" xmlns:cx2="http://schemas.microsoft.com/office/drawing/2015/10/21/chartex" xmlns:cx3="http://schemas.microsoft.com/office/drawing/2016/5/9/chartex" xmlns:cx4="http://schemas.microsoft.com/office/drawing/2016/5/10/chartex" xmlns:cx5="http://schemas.microsoft.com/office/drawing/2016/5/11/chartex" xmlns:cx6="http://schemas.microsoft.com/office/drawing/2016/5/12/chartex" xmlns:cx7="http://schemas.microsoft.com/office/drawing/2016/5/13/chartex" xmlns:cx8="http://schemas.microsoft.com/office/drawing/2016/5/14/chartex" xmlns:mc="http://schemas.openxmlformats.org/markup-compatibility/2006" xmlns:aink="http://schemas.microsoft.com/office/drawing/2016/ink" xmlns:am3d="http://schemas.microsoft.com/office/drawing/2017/model3d" xmlns:o="urn:schemas-microsoft-com:office:office" xmlns:oel="http://schemas.microsoft.com/office/2019/extlst" xmlns:r="http://schemas.openxmlformats.org/officeDocument/2006/relationships" xmlns:m="http://schemas.openxmlformats.org/officeDocument/2006/math" xmlns:v="urn:schemas-microsoft-com:vml" xmlns:wp14="http://schemas.microsoft.com/office/word/2010/wordprocessingDrawing" xmlns:wp="http://schemas.openxmlformats.org/drawingml/2006/wordprocessingDrawing" xmlns:w10="urn:schemas-microsoft-com:office:word" xmlns:w="http://schemas.openxmlformats.org/wordprocessingml/2006/main" xmlns:w14="http://schemas.microsoft.com/office/word/2010/wordml" xmlns:w15="http://schemas.microsoft.com/office/word/2012/wordml" xmlns:w16cex="http://schemas.microsoft.com/office/word/2018/wordml/cex" xmlns:w16cid="http://schemas.microsoft.com/office/word/2016/wordml/cid" xmlns:w16="http://schemas.microsoft.com/office/word/2018/wordml" xmlns:w16sdtdh="http://schemas.microsoft.com/office/word/2020/wordml/sdtdatahash" xmlns:w16se="http://schemas.microsoft.com/office/word/2015/wordml/symex" xmlns:wpg="http://schemas.microsoft.com/office/word/2010/wordprocessingGroup" xmlns:wpi="http://schemas.microsoft.com/office/word/2010/wordprocessingInk" xmlns:wne="http://schemas.microsoft.com/office/word/2006/wordml" xmlns:wps="http://schemas.microsoft.com/office/word/2010/wordprocessingShape" mc:Ignorable="w14 w15 w16se w16cid w16 w16cex w16sdtdh wp14">
+<w:footnotes xmlns:wpc="http://schemas.microsoft.com/office/word/2010/wordprocessingCanvas" xmlns:cx="http://schemas.microsoft.com/office/drawing/2014/chartex" xmlns:cx1="http://schemas.microsoft.com/office/drawing/2015/9/8/chartex" xmlns:cx2="http://schemas.microsoft.com/office/drawing/2015/10/21/chartex" xmlns:cx3="http://schemas.microsoft.com/office/drawing/2016/5/9/chartex" xmlns:cx4="http://schemas.microsoft.com/office/drawing/2016/5/10/chartex" xmlns:cx5="http://schemas.microsoft.com/office/drawing/2016/5/11/chartex" xmlns:cx6="http://schemas.microsoft.com/office/drawing/2016/5/12/chartex" xmlns:cx7="http://schemas.microsoft.com/office/drawing/2016/5/13/chartex" xmlns:cx8="http://schemas.microsoft.com/office/drawing/2016/5/14/chartex" xmlns:mc="http://schemas.openxmlformats.org/markup-compatibility/2006" xmlns:aink="http://schemas.microsoft.com/office/drawing/2016/ink" xmlns:am3d="http://schemas.microsoft.com/office/drawing/2017/model3d" xmlns:o="urn:schemas-microsoft-com:office:office" xmlns:oel="http://schemas.microsoft.com/office/2019/extlst" xmlns:r="http://schemas.openxmlformats.org/officeDocument/2006/relationships" xmlns:m="http://schemas.openxmlformats.org/officeDocument/2006/math" xmlns:v="urn:schemas-microsoft-com:vml" xmlns:wp14="http://schemas.microsoft.com/office/word/2010/wordprocessingDrawing" xmlns:wp="http://schemas.openxmlformats.org/drawingml/2006/wordprocessingDrawing" xmlns:w10="urn:schemas-microsoft-com:office:word" xmlns:w="http://schemas.openxmlformats.org/wordprocessingml/2006/main" xmlns:w14="http://schemas.microsoft.com/office/word/2010/wordml" xmlns:w15="http://schemas.microsoft.com/office/word/2012/wordml" xmlns:w16cex="http://schemas.microsoft.com/office/word/2018/wordml/cex" xmlns:w16cid="http://schemas.microsoft.com/office/word/2016/wordml/cid" xmlns:w16="http://schemas.microsoft.com/office/word/2018/wordml" xmlns:w16du="http://schemas.microsoft.com/office/word/2023/wordml/word16du" xmlns:w16sdtdh="http://schemas.microsoft.com/office/word/2020/wordml/sdtdatahash" xmlns:w16sdtfl="http://schemas.microsoft.com/office/word/2024/wordml/sdtformatlock" xmlns:w16se="http://schemas.microsoft.com/office/word/2015/wordml/symex" xmlns:wpg="http://schemas.microsoft.com/office/word/2010/wordprocessingGroup" xmlns:wpi="http://schemas.microsoft.com/office/word/2010/wordprocessingInk" xmlns:wne="http://schemas.microsoft.com/office/word/2006/wordml" xmlns:wps="http://schemas.microsoft.com/office/word/2010/wordprocessingShape" mc:Ignorable="w14 w15 w16se w16cid w16 w16cex w16sdtdh w16sdtfl w16du wp14">
   <w:footnote w:type="separator" w:id="-1">
     <w:p>
       <w:r>
@@ -8894,7 +9762,7 @@
 </file>
 
 <file path=word/header1.xml><?xml version="1.0" encoding="utf-8"?>
-<w:hdr xmlns:wpc="http://schemas.microsoft.com/office/word/2010/wordprocessingCanvas" xmlns:cx="http://schemas.microsoft.com/office/drawing/2014/chartex" xmlns:cx1="http://schemas.microsoft.com/office/drawing/2015/9/8/chartex" xmlns:cx2="http://schemas.microsoft.com/office/drawing/2015/10/21/chartex" xmlns:cx3="http://schemas.microsoft.com/office/drawing/2016/5/9/chartex" xmlns:cx4="http://schemas.microsoft.com/office/drawing/2016/5/10/chartex" xmlns:cx5="http://schemas.microsoft.com/office/drawing/2016/5/11/chartex" xmlns:cx6="http://schemas.microsoft.com/office/drawing/2016/5/12/chartex" xmlns:cx7="http://schemas.microsoft.com/office/drawing/2016/5/13/chartex" xmlns:cx8="http://schemas.microsoft.com/office/drawing/2016/5/14/chartex" xmlns:mc="http://schemas.openxmlformats.org/markup-compatibility/2006" xmlns:aink="http://schemas.microsoft.com/office/drawing/2016/ink" xmlns:am3d="http://schemas.microsoft.com/office/drawing/2017/model3d" xmlns:o="urn:schemas-microsoft-com:office:office" xmlns:oel="http://schemas.microsoft.com/office/2019/extlst" xmlns:r="http://schemas.openxmlformats.org/officeDocument/2006/relationships" xmlns:m="http://schemas.openxmlformats.org/officeDocument/2006/math" xmlns:v="urn:schemas-microsoft-com:vml" xmlns:wp14="http://schemas.microsoft.com/office/word/2010/wordprocessingDrawing" xmlns:wp="http://schemas.openxmlformats.org/drawingml/2006/wordprocessingDrawing" xmlns:w10="urn:schemas-microsoft-com:office:word" xmlns:w="http://schemas.openxmlformats.org/wordprocessingml/2006/main" xmlns:w14="http://schemas.microsoft.com/office/word/2010/wordml" xmlns:w15="http://schemas.microsoft.com/office/word/2012/wordml" xmlns:w16cex="http://schemas.microsoft.com/office/word/2018/wordml/cex" xmlns:w16cid="http://schemas.microsoft.com/office/word/2016/wordml/cid" xmlns:w16="http://schemas.microsoft.com/office/word/2018/wordml" xmlns:w16sdtdh="http://schemas.microsoft.com/office/word/2020/wordml/sdtdatahash" xmlns:w16se="http://schemas.microsoft.com/office/word/2015/wordml/symex" xmlns:wpg="http://schemas.microsoft.com/office/word/2010/wordprocessingGroup" xmlns:wpi="http://schemas.microsoft.com/office/word/2010/wordprocessingInk" xmlns:wne="http://schemas.microsoft.com/office/word/2006/wordml" xmlns:wps="http://schemas.microsoft.com/office/word/2010/wordprocessingShape" mc:Ignorable="w14 w15 w16se w16cid w16 w16cex w16sdtdh wp14">
+<w:hdr xmlns:wpc="http://schemas.microsoft.com/office/word/2010/wordprocessingCanvas" xmlns:cx="http://schemas.microsoft.com/office/drawing/2014/chartex" xmlns:cx1="http://schemas.microsoft.com/office/drawing/2015/9/8/chartex" xmlns:cx2="http://schemas.microsoft.com/office/drawing/2015/10/21/chartex" xmlns:cx3="http://schemas.microsoft.com/office/drawing/2016/5/9/chartex" xmlns:cx4="http://schemas.microsoft.com/office/drawing/2016/5/10/chartex" xmlns:cx5="http://schemas.microsoft.com/office/drawing/2016/5/11/chartex" xmlns:cx6="http://schemas.microsoft.com/office/drawing/2016/5/12/chartex" xmlns:cx7="http://schemas.microsoft.com/office/drawing/2016/5/13/chartex" xmlns:cx8="http://schemas.microsoft.com/office/drawing/2016/5/14/chartex" xmlns:mc="http://schemas.openxmlformats.org/markup-compatibility/2006" xmlns:aink="http://schemas.microsoft.com/office/drawing/2016/ink" xmlns:am3d="http://schemas.microsoft.com/office/drawing/2017/model3d" xmlns:o="urn:schemas-microsoft-com:office:office" xmlns:oel="http://schemas.microsoft.com/office/2019/extlst" xmlns:r="http://schemas.openxmlformats.org/officeDocument/2006/relationships" xmlns:m="http://schemas.openxmlformats.org/officeDocument/2006/math" xmlns:v="urn:schemas-microsoft-com:vml" xmlns:wp14="http://schemas.microsoft.com/office/word/2010/wordprocessingDrawing" xmlns:wp="http://schemas.openxmlformats.org/drawingml/2006/wordprocessingDrawing" xmlns:w10="urn:schemas-microsoft-com:office:word" xmlns:w="http://schemas.openxmlformats.org/wordprocessingml/2006/main" xmlns:w14="http://schemas.microsoft.com/office/word/2010/wordml" xmlns:w15="http://schemas.microsoft.com/office/word/2012/wordml" xmlns:w16cex="http://schemas.microsoft.com/office/word/2018/wordml/cex" xmlns:w16cid="http://schemas.microsoft.com/office/word/2016/wordml/cid" xmlns:w16="http://schemas.microsoft.com/office/word/2018/wordml" xmlns:w16du="http://schemas.microsoft.com/office/word/2023/wordml/word16du" xmlns:w16sdtdh="http://schemas.microsoft.com/office/word/2020/wordml/sdtdatahash" xmlns:w16sdtfl="http://schemas.microsoft.com/office/word/2024/wordml/sdtformatlock" xmlns:w16se="http://schemas.microsoft.com/office/word/2015/wordml/symex" xmlns:wpg="http://schemas.microsoft.com/office/word/2010/wordprocessingGroup" xmlns:wpi="http://schemas.microsoft.com/office/word/2010/wordprocessingInk" xmlns:wne="http://schemas.microsoft.com/office/word/2006/wordml" xmlns:wps="http://schemas.microsoft.com/office/word/2010/wordprocessingShape" mc:Ignorable="w14 w15 w16se w16cid w16 w16cex w16sdtdh w16sdtfl w16du wp14">
   <w:p>
     <w:pPr>
       <w:pStyle w:val="af1"/>
@@ -8905,7 +9773,7 @@
 </file>
 
 <file path=word/header2.xml><?xml version="1.0" encoding="utf-8"?>
-<w:hdr xmlns:wpc="http://schemas.microsoft.com/office/word/2010/wordprocessingCanvas" xmlns:cx="http://schemas.microsoft.com/office/drawing/2014/chartex" xmlns:cx1="http://schemas.microsoft.com/office/drawing/2015/9/8/chartex" xmlns:cx2="http://schemas.microsoft.com/office/drawing/2015/10/21/chartex" xmlns:cx3="http://schemas.microsoft.com/office/drawing/2016/5/9/chartex" xmlns:cx4="http://schemas.microsoft.com/office/drawing/2016/5/10/chartex" xmlns:cx5="http://schemas.microsoft.com/office/drawing/2016/5/11/chartex" xmlns:cx6="http://schemas.microsoft.com/office/drawing/2016/5/12/chartex" xmlns:cx7="http://schemas.microsoft.com/office/drawing/2016/5/13/chartex" xmlns:cx8="http://schemas.microsoft.com/office/drawing/2016/5/14/chartex" xmlns:mc="http://schemas.openxmlformats.org/markup-compatibility/2006" xmlns:aink="http://schemas.microsoft.com/office/drawing/2016/ink" xmlns:am3d="http://schemas.microsoft.com/office/drawing/2017/model3d" xmlns:o="urn:schemas-microsoft-com:office:office" xmlns:oel="http://schemas.microsoft.com/office/2019/extlst" xmlns:r="http://schemas.openxmlformats.org/officeDocument/2006/relationships" xmlns:m="http://schemas.openxmlformats.org/officeDocument/2006/math" xmlns:v="urn:schemas-microsoft-com:vml" xmlns:wp14="http://schemas.microsoft.com/office/word/2010/wordprocessingDrawing" xmlns:wp="http://schemas.openxmlformats.org/drawingml/2006/wordprocessingDrawing" xmlns:w10="urn:schemas-microsoft-com:office:word" xmlns:w="http://schemas.openxmlformats.org/wordprocessingml/2006/main" xmlns:w14="http://schemas.microsoft.com/office/word/2010/wordml" xmlns:w15="http://schemas.microsoft.com/office/word/2012/wordml" xmlns:w16cex="http://schemas.microsoft.com/office/word/2018/wordml/cex" xmlns:w16cid="http://schemas.microsoft.com/office/word/2016/wordml/cid" xmlns:w16="http://schemas.microsoft.com/office/word/2018/wordml" xmlns:w16sdtdh="http://schemas.microsoft.com/office/word/2020/wordml/sdtdatahash" xmlns:w16se="http://schemas.microsoft.com/office/word/2015/wordml/symex" xmlns:wpg="http://schemas.microsoft.com/office/word/2010/wordprocessingGroup" xmlns:wpi="http://schemas.microsoft.com/office/word/2010/wordprocessingInk" xmlns:wne="http://schemas.microsoft.com/office/word/2006/wordml" xmlns:wps="http://schemas.microsoft.com/office/word/2010/wordprocessingShape" mc:Ignorable="w14 w15 w16se w16cid w16 w16cex w16sdtdh wp14">
+<w:hdr xmlns:wpc="http://schemas.microsoft.com/office/word/2010/wordprocessingCanvas" xmlns:cx="http://schemas.microsoft.com/office/drawing/2014/chartex" xmlns:cx1="http://schemas.microsoft.com/office/drawing/2015/9/8/chartex" xmlns:cx2="http://schemas.microsoft.com/office/drawing/2015/10/21/chartex" xmlns:cx3="http://schemas.microsoft.com/office/drawing/2016/5/9/chartex" xmlns:cx4="http://schemas.microsoft.com/office/drawing/2016/5/10/chartex" xmlns:cx5="http://schemas.microsoft.com/office/drawing/2016/5/11/chartex" xmlns:cx6="http://schemas.microsoft.com/office/drawing/2016/5/12/chartex" xmlns:cx7="http://schemas.microsoft.com/office/drawing/2016/5/13/chartex" xmlns:cx8="http://schemas.microsoft.com/office/drawing/2016/5/14/chartex" xmlns:mc="http://schemas.openxmlformats.org/markup-compatibility/2006" xmlns:aink="http://schemas.microsoft.com/office/drawing/2016/ink" xmlns:am3d="http://schemas.microsoft.com/office/drawing/2017/model3d" xmlns:o="urn:schemas-microsoft-com:office:office" xmlns:oel="http://schemas.microsoft.com/office/2019/extlst" xmlns:r="http://schemas.openxmlformats.org/officeDocument/2006/relationships" xmlns:m="http://schemas.openxmlformats.org/officeDocument/2006/math" xmlns:v="urn:schemas-microsoft-com:vml" xmlns:wp14="http://schemas.microsoft.com/office/word/2010/wordprocessingDrawing" xmlns:wp="http://schemas.openxmlformats.org/drawingml/2006/wordprocessingDrawing" xmlns:w10="urn:schemas-microsoft-com:office:word" xmlns:w="http://schemas.openxmlformats.org/wordprocessingml/2006/main" xmlns:w14="http://schemas.microsoft.com/office/word/2010/wordml" xmlns:w15="http://schemas.microsoft.com/office/word/2012/wordml" xmlns:w16cex="http://schemas.microsoft.com/office/word/2018/wordml/cex" xmlns:w16cid="http://schemas.microsoft.com/office/word/2016/wordml/cid" xmlns:w16="http://schemas.microsoft.com/office/word/2018/wordml" xmlns:w16du="http://schemas.microsoft.com/office/word/2023/wordml/word16du" xmlns:w16sdtdh="http://schemas.microsoft.com/office/word/2020/wordml/sdtdatahash" xmlns:w16sdtfl="http://schemas.microsoft.com/office/word/2024/wordml/sdtformatlock" xmlns:w16se="http://schemas.microsoft.com/office/word/2015/wordml/symex" xmlns:wpg="http://schemas.microsoft.com/office/word/2010/wordprocessingGroup" xmlns:wpi="http://schemas.microsoft.com/office/word/2010/wordprocessingInk" xmlns:wne="http://schemas.microsoft.com/office/word/2006/wordml" xmlns:wps="http://schemas.microsoft.com/office/word/2010/wordprocessingShape" mc:Ignorable="w14 w15 w16se w16cid w16 w16cex w16sdtdh w16sdtfl w16du wp14">
   <w:p>
     <w:pPr>
       <w:pStyle w:val="af1"/>
@@ -8916,7 +9784,7 @@
 </file>
 
 <file path=word/header3.xml><?xml version="1.0" encoding="utf-8"?>
-<w:hdr xmlns:wpc="http://schemas.microsoft.com/office/word/2010/wordprocessingCanvas" xmlns:cx="http://schemas.microsoft.com/office/drawing/2014/chartex" xmlns:cx1="http://schemas.microsoft.com/office/drawing/2015/9/8/chartex" xmlns:cx2="http://schemas.microsoft.com/office/drawing/2015/10/21/chartex" xmlns:cx3="http://schemas.microsoft.com/office/drawing/2016/5/9/chartex" xmlns:cx4="http://schemas.microsoft.com/office/drawing/2016/5/10/chartex" xmlns:cx5="http://schemas.microsoft.com/office/drawing/2016/5/11/chartex" xmlns:cx6="http://schemas.microsoft.com/office/drawing/2016/5/12/chartex" xmlns:cx7="http://schemas.microsoft.com/office/drawing/2016/5/13/chartex" xmlns:cx8="http://schemas.microsoft.com/office/drawing/2016/5/14/chartex" xmlns:mc="http://schemas.openxmlformats.org/markup-compatibility/2006" xmlns:aink="http://schemas.microsoft.com/office/drawing/2016/ink" xmlns:am3d="http://schemas.microsoft.com/office/drawing/2017/model3d" xmlns:o="urn:schemas-microsoft-com:office:office" xmlns:oel="http://schemas.microsoft.com/office/2019/extlst" xmlns:r="http://schemas.openxmlformats.org/officeDocument/2006/relationships" xmlns:m="http://schemas.openxmlformats.org/officeDocument/2006/math" xmlns:v="urn:schemas-microsoft-com:vml" xmlns:wp14="http://schemas.microsoft.com/office/word/2010/wordprocessingDrawing" xmlns:wp="http://schemas.openxmlformats.org/drawingml/2006/wordprocessingDrawing" xmlns:w10="urn:schemas-microsoft-com:office:word" xmlns:w="http://schemas.openxmlformats.org/wordprocessingml/2006/main" xmlns:w14="http://schemas.microsoft.com/office/word/2010/wordml" xmlns:w15="http://schemas.microsoft.com/office/word/2012/wordml" xmlns:w16cex="http://schemas.microsoft.com/office/word/2018/wordml/cex" xmlns:w16cid="http://schemas.microsoft.com/office/word/2016/wordml/cid" xmlns:w16="http://schemas.microsoft.com/office/word/2018/wordml" xmlns:w16sdtdh="http://schemas.microsoft.com/office/word/2020/wordml/sdtdatahash" xmlns:w16se="http://schemas.microsoft.com/office/word/2015/wordml/symex" xmlns:wpg="http://schemas.microsoft.com/office/word/2010/wordprocessingGroup" xmlns:wpi="http://schemas.microsoft.com/office/word/2010/wordprocessingInk" xmlns:wne="http://schemas.microsoft.com/office/word/2006/wordml" xmlns:wps="http://schemas.microsoft.com/office/word/2010/wordprocessingShape" mc:Ignorable="w14 w15 w16se w16cid w16 w16cex w16sdtdh wp14">
+<w:hdr xmlns:wpc="http://schemas.microsoft.com/office/word/2010/wordprocessingCanvas" xmlns:cx="http://schemas.microsoft.com/office/drawing/2014/chartex" xmlns:cx1="http://schemas.microsoft.com/office/drawing/2015/9/8/chartex" xmlns:cx2="http://schemas.microsoft.com/office/drawing/2015/10/21/chartex" xmlns:cx3="http://schemas.microsoft.com/office/drawing/2016/5/9/chartex" xmlns:cx4="http://schemas.microsoft.com/office/drawing/2016/5/10/chartex" xmlns:cx5="http://schemas.microsoft.com/office/drawing/2016/5/11/chartex" xmlns:cx6="http://schemas.microsoft.com/office/drawing/2016/5/12/chartex" xmlns:cx7="http://schemas.microsoft.com/office/drawing/2016/5/13/chartex" xmlns:cx8="http://schemas.microsoft.com/office/drawing/2016/5/14/chartex" xmlns:mc="http://schemas.openxmlformats.org/markup-compatibility/2006" xmlns:aink="http://schemas.microsoft.com/office/drawing/2016/ink" xmlns:am3d="http://schemas.microsoft.com/office/drawing/2017/model3d" xmlns:o="urn:schemas-microsoft-com:office:office" xmlns:oel="http://schemas.microsoft.com/office/2019/extlst" xmlns:r="http://schemas.openxmlformats.org/officeDocument/2006/relationships" xmlns:m="http://schemas.openxmlformats.org/officeDocument/2006/math" xmlns:v="urn:schemas-microsoft-com:vml" xmlns:wp14="http://schemas.microsoft.com/office/word/2010/wordprocessingDrawing" xmlns:wp="http://schemas.openxmlformats.org/drawingml/2006/wordprocessingDrawing" xmlns:w10="urn:schemas-microsoft-com:office:word" xmlns:w="http://schemas.openxmlformats.org/wordprocessingml/2006/main" xmlns:w14="http://schemas.microsoft.com/office/word/2010/wordml" xmlns:w15="http://schemas.microsoft.com/office/word/2012/wordml" xmlns:w16cex="http://schemas.microsoft.com/office/word/2018/wordml/cex" xmlns:w16cid="http://schemas.microsoft.com/office/word/2016/wordml/cid" xmlns:w16="http://schemas.microsoft.com/office/word/2018/wordml" xmlns:w16du="http://schemas.microsoft.com/office/word/2023/wordml/word16du" xmlns:w16sdtdh="http://schemas.microsoft.com/office/word/2020/wordml/sdtdatahash" xmlns:w16sdtfl="http://schemas.microsoft.com/office/word/2024/wordml/sdtformatlock" xmlns:w16se="http://schemas.microsoft.com/office/word/2015/wordml/symex" xmlns:wpg="http://schemas.microsoft.com/office/word/2010/wordprocessingGroup" xmlns:wpi="http://schemas.microsoft.com/office/word/2010/wordprocessingInk" xmlns:wne="http://schemas.microsoft.com/office/word/2006/wordml" xmlns:wps="http://schemas.microsoft.com/office/word/2010/wordprocessingShape" mc:Ignorable="w14 w15 w16se w16cid w16 w16cex w16sdtdh w16sdtfl w16du wp14">
   <w:p>
     <w:pPr>
       <w:pStyle w:val="af1"/>
@@ -8927,7 +9795,7 @@
 </file>
 
 <file path=word/numbering.xml><?xml version="1.0" encoding="utf-8"?>
-<w:numbering xmlns:wpc="http://schemas.microsoft.com/office/word/2010/wordprocessingCanvas" xmlns:cx="http://schemas.microsoft.com/office/drawing/2014/chartex" xmlns:cx1="http://schemas.microsoft.com/office/drawing/2015/9/8/chartex" xmlns:cx2="http://schemas.microsoft.com/office/drawing/2015/10/21/chartex" xmlns:cx3="http://schemas.microsoft.com/office/drawing/2016/5/9/chartex" xmlns:cx4="http://schemas.microsoft.com/office/drawing/2016/5/10/chartex" xmlns:cx5="http://schemas.microsoft.com/office/drawing/2016/5/11/chartex" xmlns:cx6="http://schemas.microsoft.com/office/drawing/2016/5/12/chartex" xmlns:cx7="http://schemas.microsoft.com/office/drawing/2016/5/13/chartex" xmlns:cx8="http://schemas.microsoft.com/office/drawing/2016/5/14/chartex" xmlns:mc="http://schemas.openxmlformats.org/markup-compatibility/2006" xmlns:aink="http://schemas.microsoft.com/office/drawing/2016/ink" xmlns:am3d="http://schemas.microsoft.com/office/drawing/2017/model3d" xmlns:o="urn:schemas-microsoft-com:office:office" xmlns:oel="http://schemas.microsoft.com/office/2019/extlst" xmlns:r="http://schemas.openxmlformats.org/officeDocument/2006/relationships" xmlns:m="http://schemas.openxmlformats.org/officeDocument/2006/math" xmlns:v="urn:schemas-microsoft-com:vml" xmlns:wp14="http://schemas.microsoft.com/office/word/2010/wordprocessingDrawing" xmlns:wp="http://schemas.openxmlformats.org/drawingml/2006/wordprocessingDrawing" xmlns:w10="urn:schemas-microsoft-com:office:word" xmlns:w="http://schemas.openxmlformats.org/wordprocessingml/2006/main" xmlns:w14="http://schemas.microsoft.com/office/word/2010/wordml" xmlns:w15="http://schemas.microsoft.com/office/word/2012/wordml" xmlns:w16cex="http://schemas.microsoft.com/office/word/2018/wordml/cex" xmlns:w16cid="http://schemas.microsoft.com/office/word/2016/wordml/cid" xmlns:w16="http://schemas.microsoft.com/office/word/2018/wordml" xmlns:w16sdtdh="http://schemas.microsoft.com/office/word/2020/wordml/sdtdatahash" xmlns:w16se="http://schemas.microsoft.com/office/word/2015/wordml/symex" xmlns:wpg="http://schemas.microsoft.com/office/word/2010/wordprocessingGroup" xmlns:wpi="http://schemas.microsoft.com/office/word/2010/wordprocessingInk" xmlns:wne="http://schemas.microsoft.com/office/word/2006/wordml" xmlns:wps="http://schemas.microsoft.com/office/word/2010/wordprocessingShape" mc:Ignorable="w14 w15 w16se w16cid w16 w16cex w16sdtdh wp14">
+<w:numbering xmlns:wpc="http://schemas.microsoft.com/office/word/2010/wordprocessingCanvas" xmlns:cx="http://schemas.microsoft.com/office/drawing/2014/chartex" xmlns:cx1="http://schemas.microsoft.com/office/drawing/2015/9/8/chartex" xmlns:cx2="http://schemas.microsoft.com/office/drawing/2015/10/21/chartex" xmlns:cx3="http://schemas.microsoft.com/office/drawing/2016/5/9/chartex" xmlns:cx4="http://schemas.microsoft.com/office/drawing/2016/5/10/chartex" xmlns:cx5="http://schemas.microsoft.com/office/drawing/2016/5/11/chartex" xmlns:cx6="http://schemas.microsoft.com/office/drawing/2016/5/12/chartex" xmlns:cx7="http://schemas.microsoft.com/office/drawing/2016/5/13/chartex" xmlns:cx8="http://schemas.microsoft.com/office/drawing/2016/5/14/chartex" xmlns:mc="http://schemas.openxmlformats.org/markup-compatibility/2006" xmlns:aink="http://schemas.microsoft.com/office/drawing/2016/ink" xmlns:am3d="http://schemas.microsoft.com/office/drawing/2017/model3d" xmlns:o="urn:schemas-microsoft-com:office:office" xmlns:oel="http://schemas.microsoft.com/office/2019/extlst" xmlns:r="http://schemas.openxmlformats.org/officeDocument/2006/relationships" xmlns:m="http://schemas.openxmlformats.org/officeDocument/2006/math" xmlns:v="urn:schemas-microsoft-com:vml" xmlns:wp14="http://schemas.microsoft.com/office/word/2010/wordprocessingDrawing" xmlns:wp="http://schemas.openxmlformats.org/drawingml/2006/wordprocessingDrawing" xmlns:w10="urn:schemas-microsoft-com:office:word" xmlns:w="http://schemas.openxmlformats.org/wordprocessingml/2006/main" xmlns:w14="http://schemas.microsoft.com/office/word/2010/wordml" xmlns:w15="http://schemas.microsoft.com/office/word/2012/wordml" xmlns:w16cex="http://schemas.microsoft.com/office/word/2018/wordml/cex" xmlns:w16cid="http://schemas.microsoft.com/office/word/2016/wordml/cid" xmlns:w16="http://schemas.microsoft.com/office/word/2018/wordml" xmlns:w16du="http://schemas.microsoft.com/office/word/2023/wordml/word16du" xmlns:w16sdtdh="http://schemas.microsoft.com/office/word/2020/wordml/sdtdatahash" xmlns:w16sdtfl="http://schemas.microsoft.com/office/word/2024/wordml/sdtformatlock" xmlns:w16se="http://schemas.microsoft.com/office/word/2015/wordml/symex" xmlns:wpg="http://schemas.microsoft.com/office/word/2010/wordprocessingGroup" xmlns:wpi="http://schemas.microsoft.com/office/word/2010/wordprocessingInk" xmlns:wne="http://schemas.microsoft.com/office/word/2006/wordml" xmlns:wps="http://schemas.microsoft.com/office/word/2010/wordprocessingShape" mc:Ignorable="w14 w15 w16se w16cid w16 w16cex w16sdtdh w16sdtfl w16du wp14">
   <w:abstractNum w:abstractNumId="0" w15:restartNumberingAfterBreak="0">
     <w:nsid w:val="EC989CA2"/>
     <w:multiLevelType w:val="singleLevel"/>
@@ -11882,7 +12750,7 @@
 </file>
 
 <file path=word/styles.xml><?xml version="1.0" encoding="utf-8"?>
-<w:styles xmlns:mc="http://schemas.openxmlformats.org/markup-compatibility/2006" xmlns:r="http://schemas.openxmlformats.org/officeDocument/2006/relationships" xmlns:w="http://schemas.openxmlformats.org/wordprocessingml/2006/main" xmlns:w14="http://schemas.microsoft.com/office/word/2010/wordml" xmlns:w15="http://schemas.microsoft.com/office/word/2012/wordml" xmlns:w16cex="http://schemas.microsoft.com/office/word/2018/wordml/cex" xmlns:w16cid="http://schemas.microsoft.com/office/word/2016/wordml/cid" xmlns:w16="http://schemas.microsoft.com/office/word/2018/wordml" xmlns:w16sdtdh="http://schemas.microsoft.com/office/word/2020/wordml/sdtdatahash" xmlns:w16se="http://schemas.microsoft.com/office/word/2015/wordml/symex" mc:Ignorable="w14 w15 w16se w16cid w16 w16cex w16sdtdh">
+<w:styles xmlns:mc="http://schemas.openxmlformats.org/markup-compatibility/2006" xmlns:r="http://schemas.openxmlformats.org/officeDocument/2006/relationships" xmlns:w="http://schemas.openxmlformats.org/wordprocessingml/2006/main" xmlns:w14="http://schemas.microsoft.com/office/word/2010/wordml" xmlns:w15="http://schemas.microsoft.com/office/word/2012/wordml" xmlns:w16cex="http://schemas.microsoft.com/office/word/2018/wordml/cex" xmlns:w16cid="http://schemas.microsoft.com/office/word/2016/wordml/cid" xmlns:w16="http://schemas.microsoft.com/office/word/2018/wordml" xmlns:w16du="http://schemas.microsoft.com/office/word/2023/wordml/word16du" xmlns:w16sdtdh="http://schemas.microsoft.com/office/word/2020/wordml/sdtdatahash" xmlns:w16sdtfl="http://schemas.microsoft.com/office/word/2024/wordml/sdtformatlock" xmlns:w16se="http://schemas.microsoft.com/office/word/2015/wordml/symex" mc:Ignorable="w14 w15 w16se w16cid w16 w16cex w16sdtdh w16sdtfl w16du">
   <w:docDefaults>
     <w:rPrDefault>
       <w:rPr>
@@ -12518,6 +13386,9 @@
     <w:basedOn w:val="a5"/>
     <w:link w:val="22"/>
     <w:qFormat/>
+    <w:pPr>
+      <w:ind w:leftChars="0" w:left="0"/>
+    </w:pPr>
   </w:style>
   <w:style w:type="paragraph" w:styleId="a5">
     <w:name w:val="Body Text Indent"/>
@@ -13285,8 +14156,10 @@
       <w:outlineLvl w:val="0"/>
     </w:pPr>
     <w:rPr>
+      <w:rFonts w:ascii="Arial" w:eastAsia="黑体" w:hAnsi="Arial"/>
       <w:b/>
       <w:bCs/>
+      <w:color w:val="000000"/>
       <w:kern w:val="44"/>
       <w:sz w:val="28"/>
       <w:szCs w:val="44"/>
@@ -13297,10 +14170,14 @@
     <w:basedOn w:val="a0"/>
     <w:pPr>
       <w:spacing w:before="260" w:after="260" w:line="415" w:lineRule="auto"/>
+      <w:ind w:firstLineChars="0" w:firstLine="0"/>
       <w:outlineLvl w:val="1"/>
     </w:pPr>
     <w:rPr>
       <w:rFonts w:ascii="Arial" w:eastAsia="黑体" w:hAnsi="Arial"/>
+      <w:b/>
+      <w:bCs/>
+      <w:color w:val="000000"/>
       <w:sz w:val="24"/>
       <w:szCs w:val="32"/>
     </w:rPr>
@@ -13311,11 +14188,29 @@
     <w:pPr>
       <w:keepNext/>
       <w:keepLines/>
+      <w:spacing w:before="160" w:after="100"/>
       <w:ind w:firstLineChars="0" w:firstLine="0"/>
       <w:outlineLvl w:val="2"/>
     </w:pPr>
     <w:rPr>
+      <w:rFonts w:ascii="Arial" w:eastAsia="黑体" w:hAnsi="Arial"/>
+      <w:b/>
       <w:bCs/>
+      <w:color w:val="000000"/>
+      <w:szCs w:val="32"/>
+    </w:rPr>
+  </w:style>
+  <w:style w:type="paragraph" w:customStyle="1" w:styleId="ReportTitle">
+    <w:name w:val="Report Title"/>
+    <w:basedOn w:val="a0"/>
+    <w:pPr>
+      <w:spacing w:before="480" w:after="440"/>
+      <w:ind w:firstLineChars="0" w:firstLine="0"/>
+      <w:jc w:val="center"/>
+    </w:pPr>
+    <w:rPr>
+      <w:rFonts w:ascii="宋体" w:hAnsi="宋体"/>
+      <w:sz w:val="32"/>
       <w:szCs w:val="32"/>
     </w:rPr>
   </w:style>
@@ -13579,6 +14474,10 @@
 </file>
 
 <file path=customXml/item1.xml><?xml version="1.0" encoding="utf-8"?>
+<b:Sources xmlns:b="http://schemas.openxmlformats.org/officeDocument/2006/bibliography" xmlns="http://schemas.openxmlformats.org/officeDocument/2006/bibliography" SelectedStyle="\APASixthEditionOfficeOnline.xsl" StyleName="APA" Version="6"/>
+</file>
+
+<file path=customXml/item2.xml><?xml version="1.0" encoding="utf-8"?>
 <s:customData xmlns="http://www.wps.cn/officeDocument/2013/wpsCustomData" xmlns:s="http://www.wps.cn/officeDocument/2013/wpsCustomData">
   <customSectProps>
     <customSectPr/>
@@ -13592,6 +14491,14 @@
 </file>
 
 <file path=customXml/itemProps1.xml><?xml version="1.0" encoding="utf-8"?>
+<ds:datastoreItem xmlns:ds="http://schemas.openxmlformats.org/officeDocument/2006/customXml" ds:itemID="{13CB8D0D-7C6C-45FC-9596-5BD9A00FAACA}">
+  <ds:schemaRefs>
+    <ds:schemaRef ds:uri="http://schemas.openxmlformats.org/officeDocument/2006/bibliography"/>
+  </ds:schemaRefs>
+</ds:datastoreItem>
+</file>
+
+<file path=customXml/itemProps2.xml><?xml version="1.0" encoding="utf-8"?>
 <ds:datastoreItem xmlns:ds="http://schemas.openxmlformats.org/officeDocument/2006/customXml" ds:itemID="{B1977F7D-205B-4081-913C-38D41E755F92}">
   <ds:schemaRefs>
     <ds:schemaRef ds:uri="http://www.wps.cn/officeDocument/2013/wpsCustomData"/>

--- a/多数据源融合的互联网个人贷款风控系统软件需求分析报告.docx
+++ b/多数据源融合的互联网个人贷款风控系统软件需求分析报告.docx
@@ -4128,30 +4128,6 @@
     </w:p>
     <w:p>
       <w:pPr>
-        <w:pStyle w:val="ReportHeading2"/>
-      </w:pPr>
-      <w:bookmarkStart w:id="21" w:name="_Toc243062269"/>
-      <w:r>
-        <w:t xml:space="preserve">5.2 </w:t>
-      </w:r>
-      <w:r>
-        <w:t>用例业务流程描述</w:t>
-      </w:r>
-      <w:bookmarkEnd w:id="21"/>
-    </w:p>
-    <w:p>
-      <w:pPr>
-        <w:pStyle w:val="20"/>
-        <w:rPr>
-          <w:rFonts w:ascii="宋体" w:hAnsi="宋体" w:hint="eastAsia"/>
-        </w:rPr>
-      </w:pPr>
-      <w:r>
-        <w:t>系统的主业务流程从用户注册和实名认证开始，经过贷款申请、数据授权、多数据源融合、风险评估、人工或自动审批、放款和还款，最终进入贷中监测和还款提醒。各环节通过用户标识、申请单号和贷款合同号关联，任何状态变化都应写入业务记录和审计日志。</w:t>
-      </w:r>
-    </w:p>
-    <w:p>
-      <w:pPr>
         <w:pStyle w:val="a8"/>
         <w:keepNext/>
         <w:ind w:firstLine="400"/>
@@ -4577,7 +4553,6 @@
         </w:rPr>
       </w:pPr>
       <w:r>
-        <w:lastRenderedPageBreak/>
         <w:t xml:space="preserve">UC-02 </w:t>
       </w:r>
       <w:r>
@@ -4734,6 +4709,7 @@
               <w:rPr>
                 <w:rFonts w:hint="eastAsia"/>
               </w:rPr>
+              <w:lastRenderedPageBreak/>
               <w:t>范围</w:t>
             </w:r>
           </w:p>
@@ -5276,9 +5252,6 @@
             </w:r>
             <w:r>
               <w:br/>
-            </w:r>
-            <w:r>
-              <w:lastRenderedPageBreak/>
               <w:t xml:space="preserve">4. </w:t>
             </w:r>
             <w:r>
@@ -5795,6 +5768,7 @@
         </w:rPr>
       </w:pPr>
       <w:r>
+        <w:lastRenderedPageBreak/>
         <w:t xml:space="preserve">UC-05 </w:t>
       </w:r>
       <w:r>
@@ -6399,7 +6373,6 @@
               <w:rPr>
                 <w:rFonts w:hint="eastAsia"/>
               </w:rPr>
-              <w:lastRenderedPageBreak/>
               <w:t>前置条件</w:t>
             </w:r>
           </w:p>
@@ -6530,7 +6503,11 @@
               <w:t xml:space="preserve">3. </w:t>
             </w:r>
             <w:r>
-              <w:t>页面展示审批结论、授信额度、期限与还款计划。</w:t>
+              <w:t>页面展示审批结论、授信额度、期限与还款</w:t>
+            </w:r>
+            <w:r>
+              <w:lastRenderedPageBreak/>
+              <w:t>计划。</w:t>
             </w:r>
           </w:p>
         </w:tc>
@@ -7119,7 +7096,6 @@
               <w:rPr>
                 <w:rFonts w:hint="eastAsia"/>
               </w:rPr>
-              <w:lastRenderedPageBreak/>
               <w:t>主要执行者</w:t>
             </w:r>
           </w:p>
@@ -7246,6 +7222,7 @@
               <w:rPr>
                 <w:rFonts w:hint="eastAsia"/>
               </w:rPr>
+              <w:lastRenderedPageBreak/>
               <w:t>前置条件</w:t>
             </w:r>
           </w:p>
@@ -7772,11 +7749,7 @@
               <w:t xml:space="preserve">5. </w:t>
             </w:r>
             <w:r>
-              <w:t>审核人员核对材料后选择人工审批结果（批</w:t>
-            </w:r>
-            <w:r>
-              <w:lastRenderedPageBreak/>
-              <w:t>准或拒绝），并填写人工意见。</w:t>
+              <w:t>审核人员核对材料后选择人工审批结果（批准或拒绝），并填写人工意见。</w:t>
             </w:r>
             <w:r>
               <w:br/>
@@ -8247,26 +8220,57 @@
     </w:tbl>
     <w:p>
       <w:pPr>
-        <w:pStyle w:val="20"/>
-      </w:pPr>
+        <w:pStyle w:val="ReportHeading2"/>
+      </w:pPr>
+      <w:bookmarkStart w:id="21" w:name="_Toc243062269"/>
+      <w:r>
+        <w:t xml:space="preserve">5.2 </w:t>
+      </w:r>
+      <w:r>
+        <w:t>用例业务流程描述</w:t>
+      </w:r>
+      <w:bookmarkEnd w:id="21"/>
     </w:p>
     <w:p>
       <w:pPr>
-        <w:pStyle w:val="ReportHeading3"/>
-      </w:pPr>
-      <w:r>
-        <w:t xml:space="preserve">5.2.1 </w:t>
-      </w:r>
-      <w:r>
-        <w:t>贷前申请与审批流程</w:t>
+        <w:pStyle w:val="20"/>
+        <w:rPr>
+          <w:rFonts w:ascii="宋体" w:hAnsi="宋体" w:hint="eastAsia"/>
+        </w:rPr>
+      </w:pPr>
+      <w:r>
+        <w:t>系统的主业务流程从用户注册和实名认证开始，经过贷款申请、数据授权、多数据源融合、风险评估、人工或自动审批、放款和还款，最终进入贷中监测和还款提醒。各环节通过用户标识、申请单号和贷款合同号关联，任何状态变化都应写入业务记录和审计日志。</w:t>
       </w:r>
     </w:p>
     <w:p>
       <w:pPr>
+        <w:pStyle w:val="ReportHeading3"/>
+        <w:rPr>
+          <w:rFonts w:hint="eastAsia"/>
+        </w:rPr>
+      </w:pPr>
+    </w:p>
+    <w:p>
+      <w:pPr>
+        <w:pStyle w:val="ReportHeading3"/>
+      </w:pPr>
+      <w:r>
+        <w:t xml:space="preserve">5.2.1 </w:t>
+      </w:r>
+      <w:r>
+        <w:t>贷前申请与审批流程</w:t>
+      </w:r>
+    </w:p>
+    <w:p>
+      <w:pPr>
         <w:pStyle w:val="20"/>
       </w:pPr>
       <w:r>
-        <w:t>第一步，用户登录并完成实名认证，系统建立用户档案和授权记录。第二步，用户选择贷款产品并填写申请资料，系统进行格式、范围、必填项和申请资格校验。第三步，系统在用户授权范围内采集多类数据，对数据进行清洗、标准化、去重、缺失处理和质量评分。第四步，系统调用评分模型和规则引擎生成信用评分、风险等级、规则命中原因及处理建议。第五步，低风险申请进入自动审批或快速审核，中风险申请进入人工复核，高风险申请进入拒绝或补充核验流程。第六步，审批通过后，用户确认合同，系统提交放款请求并生成还款计划。</w:t>
+        <w:t>第一步，用户登录并完成实名认证，系统建立用户档案和授权记录。第二步，用户选择贷款产品并填写申请资料，系统进行格式、范围、必填项和申请资格校验。第三步，系统在用户授权范围内采集多类数据，对数据进行清洗、标准化、去重、缺失处理和质量评分。第四步，系统调用评分模型和规则引擎生成信用评分、风险等级、规则命中原因及处理建议。第五步，低风险申请进入自动审批或快速审核，中风险申请进入人工复核，高风险申请进入拒绝或补充核验流程。第六步，审批通过后，用户确认合同，系统提交放款请求并生成还款</w:t>
+      </w:r>
+      <w:r>
+        <w:lastRenderedPageBreak/>
+        <w:t>计划。</w:t>
       </w:r>
     </w:p>
     <w:p>
@@ -8280,7 +8284,6 @@
         </w:rPr>
       </w:pPr>
       <w:r>
-        <w:lastRenderedPageBreak/>
         <w:t>表</w:t>
       </w:r>
       <w:r>
@@ -9332,6 +9335,7 @@
           </w:tcPr>
           <w:p>
             <w:r>
+              <w:lastRenderedPageBreak/>
               <w:t>消息提醒</w:t>
             </w:r>
           </w:p>
@@ -9407,7 +9411,6 @@
           </w:tcPr>
           <w:p>
             <w:r>
-              <w:lastRenderedPageBreak/>
               <w:t>人工处理</w:t>
             </w:r>
           </w:p>
@@ -14281,10 +14284,6 @@
 </file>
 
 <file path=customXml/item1.xml><?xml version="1.0" encoding="utf-8"?>
-<b:Sources xmlns:b="http://schemas.openxmlformats.org/officeDocument/2006/bibliography" xmlns="http://schemas.openxmlformats.org/officeDocument/2006/bibliography" SelectedStyle="\APASixthEditionOfficeOnline.xsl" StyleName="APA" Version="6"/>
-</file>
-
-<file path=customXml/item2.xml><?xml version="1.0" encoding="utf-8"?>
 <s:customData xmlns="http://www.wps.cn/officeDocument/2013/wpsCustomData" xmlns:s="http://www.wps.cn/officeDocument/2013/wpsCustomData">
   <customSectProps>
     <customSectPr/>
@@ -14297,18 +14296,22 @@
 </s:customData>
 </file>
 
+<file path=customXml/item2.xml><?xml version="1.0" encoding="utf-8"?>
+<b:Sources xmlns:b="http://schemas.openxmlformats.org/officeDocument/2006/bibliography" xmlns="http://schemas.openxmlformats.org/officeDocument/2006/bibliography" SelectedStyle="\APASixthEditionOfficeOnline.xsl" StyleName="APA" Version="6"/>
+</file>
+
 <file path=customXml/itemProps1.xml><?xml version="1.0" encoding="utf-8"?>
+<ds:datastoreItem xmlns:ds="http://schemas.openxmlformats.org/officeDocument/2006/customXml" ds:itemID="{B1977F7D-205B-4081-913C-38D41E755F92}">
+  <ds:schemaRefs>
+    <ds:schemaRef ds:uri="http://www.wps.cn/officeDocument/2013/wpsCustomData"/>
+  </ds:schemaRefs>
+</ds:datastoreItem>
+</file>
+
+<file path=customXml/itemProps2.xml><?xml version="1.0" encoding="utf-8"?>
 <ds:datastoreItem xmlns:ds="http://schemas.openxmlformats.org/officeDocument/2006/customXml" ds:itemID="{13CB8D0D-7C6C-45FC-9596-5BD9A00FAACA}">
   <ds:schemaRefs>
     <ds:schemaRef ds:uri="http://schemas.openxmlformats.org/officeDocument/2006/bibliography"/>
   </ds:schemaRefs>
 </ds:datastoreItem>
-</file>
-
-<file path=customXml/itemProps2.xml><?xml version="1.0" encoding="utf-8"?>
-<ds:datastoreItem xmlns:ds="http://schemas.openxmlformats.org/officeDocument/2006/customXml" ds:itemID="{B1977F7D-205B-4081-913C-38D41E755F92}">
-  <ds:schemaRefs>
-    <ds:schemaRef ds:uri="http://www.wps.cn/officeDocument/2013/wpsCustomData"/>
-  </ds:schemaRefs>
-</ds:datastoreItem>
 </file>
--- a/多数据源融合的互联网个人贷款风控系统软件需求分析报告.docx
+++ b/多数据源融合的互联网个人贷款风控系统软件需求分析报告.docx
@@ -10,8 +10,13 @@
         </w:rPr>
       </w:pPr>
       <w:r>
-        <w:t>附录 A  软件需求分析报告文档</w:t>
-      </w:r>
+        <w:t xml:space="preserve">附录 </w:t>
+      </w:r>
+      <w:proofErr w:type="gramStart"/>
+      <w:r>
+        <w:t>A  软件需求分析报告文档</w:t>
+      </w:r>
+      <w:proofErr w:type="gramEnd"/>
     </w:p>
     <w:p>
       <w:pPr>
@@ -40,7 +45,7 @@
       <w:r>
         <w:fldChar w:fldCharType="separate"/>
       </w:r>
-      <w:hyperlink w:anchor="_Toc243062248" w:history="1">
+      <w:hyperlink w:anchor="_Toc243068364" w:history="1">
         <w:r>
           <w:rPr>
             <w:rStyle w:val="af9"/>
@@ -84,7 +89,7 @@
             <w:noProof/>
             <w:webHidden/>
           </w:rPr>
-          <w:instrText>PAGEREF _Toc243062248 \h</w:instrText>
+          <w:instrText>PAGEREF _Toc243068364 \h</w:instrText>
         </w:r>
         <w:r>
           <w:rPr>
@@ -142,7 +147,7 @@
           <w14:ligatures w14:val="standardContextual"/>
         </w:rPr>
       </w:pPr>
-      <w:hyperlink w:anchor="_Toc243062249" w:history="1">
+      <w:hyperlink w:anchor="_Toc243068365" w:history="1">
         <w:r>
           <w:rPr>
             <w:rStyle w:val="af9"/>
@@ -186,7 +191,7 @@
             <w:noProof/>
             <w:webHidden/>
           </w:rPr>
-          <w:instrText>PAGEREF _Toc243062249 \h</w:instrText>
+          <w:instrText>PAGEREF _Toc243068365 \h</w:instrText>
         </w:r>
         <w:r>
           <w:rPr>
@@ -244,7 +249,7 @@
           <w14:ligatures w14:val="standardContextual"/>
         </w:rPr>
       </w:pPr>
-      <w:hyperlink w:anchor="_Toc243062250" w:history="1">
+      <w:hyperlink w:anchor="_Toc243068366" w:history="1">
         <w:r>
           <w:rPr>
             <w:rStyle w:val="af9"/>
@@ -288,7 +293,7 @@
             <w:noProof/>
             <w:webHidden/>
           </w:rPr>
-          <w:instrText>PAGEREF _Toc243062250 \h</w:instrText>
+          <w:instrText>PAGEREF _Toc243068366 \h</w:instrText>
         </w:r>
         <w:r>
           <w:rPr>
@@ -346,7 +351,7 @@
           <w14:ligatures w14:val="standardContextual"/>
         </w:rPr>
       </w:pPr>
-      <w:hyperlink w:anchor="_Toc243062251" w:history="1">
+      <w:hyperlink w:anchor="_Toc243068367" w:history="1">
         <w:r>
           <w:rPr>
             <w:rStyle w:val="af9"/>
@@ -390,7 +395,7 @@
             <w:noProof/>
             <w:webHidden/>
           </w:rPr>
-          <w:instrText>PAGEREF _Toc243062251 \h</w:instrText>
+          <w:instrText>PAGEREF _Toc243068367 \h</w:instrText>
         </w:r>
         <w:r>
           <w:rPr>
@@ -448,7 +453,7 @@
           <w14:ligatures w14:val="standardContextual"/>
         </w:rPr>
       </w:pPr>
-      <w:hyperlink w:anchor="_Toc243062252" w:history="1">
+      <w:hyperlink w:anchor="_Toc243068368" w:history="1">
         <w:r>
           <w:rPr>
             <w:rStyle w:val="af9"/>
@@ -492,7 +497,7 @@
             <w:noProof/>
             <w:webHidden/>
           </w:rPr>
-          <w:instrText>PAGEREF _Toc243062252 \h</w:instrText>
+          <w:instrText>PAGEREF _Toc243068368 \h</w:instrText>
         </w:r>
         <w:r>
           <w:rPr>
@@ -550,7 +555,7 @@
           <w14:ligatures w14:val="standardContextual"/>
         </w:rPr>
       </w:pPr>
-      <w:hyperlink w:anchor="_Toc243062253" w:history="1">
+      <w:hyperlink w:anchor="_Toc243068369" w:history="1">
         <w:r>
           <w:rPr>
             <w:rStyle w:val="af9"/>
@@ -594,7 +599,7 @@
             <w:noProof/>
             <w:webHidden/>
           </w:rPr>
-          <w:instrText>PAGEREF _Toc243062253 \h</w:instrText>
+          <w:instrText>PAGEREF _Toc243068369 \h</w:instrText>
         </w:r>
         <w:r>
           <w:rPr>
@@ -652,7 +657,7 @@
           <w14:ligatures w14:val="standardContextual"/>
         </w:rPr>
       </w:pPr>
-      <w:hyperlink w:anchor="_Toc243062254" w:history="1">
+      <w:hyperlink w:anchor="_Toc243068370" w:history="1">
         <w:r>
           <w:rPr>
             <w:rStyle w:val="af9"/>
@@ -696,7 +701,7 @@
             <w:noProof/>
             <w:webHidden/>
           </w:rPr>
-          <w:instrText>PAGEREF _Toc243062254 \h</w:instrText>
+          <w:instrText>PAGEREF _Toc243068370 \h</w:instrText>
         </w:r>
         <w:r>
           <w:rPr>
@@ -756,7 +761,7 @@
           <w14:ligatures w14:val="standardContextual"/>
         </w:rPr>
       </w:pPr>
-      <w:hyperlink w:anchor="_Toc243062255" w:history="1">
+      <w:hyperlink w:anchor="_Toc243068371" w:history="1">
         <w:r>
           <w:rPr>
             <w:rStyle w:val="af9"/>
@@ -800,7 +805,7 @@
             <w:noProof/>
             <w:webHidden/>
           </w:rPr>
-          <w:instrText>PAGEREF _Toc243062255 \h</w:instrText>
+          <w:instrText>PAGEREF _Toc243068371 \h</w:instrText>
         </w:r>
         <w:r>
           <w:rPr>
@@ -858,7 +863,7 @@
           <w14:ligatures w14:val="standardContextual"/>
         </w:rPr>
       </w:pPr>
-      <w:hyperlink w:anchor="_Toc243062256" w:history="1">
+      <w:hyperlink w:anchor="_Toc243068372" w:history="1">
         <w:r>
           <w:rPr>
             <w:rStyle w:val="af9"/>
@@ -902,7 +907,7 @@
             <w:noProof/>
             <w:webHidden/>
           </w:rPr>
-          <w:instrText>PAGEREF _Toc243062256 \h</w:instrText>
+          <w:instrText>PAGEREF _Toc243068372 \h</w:instrText>
         </w:r>
         <w:r>
           <w:rPr>
@@ -960,7 +965,7 @@
           <w14:ligatures w14:val="standardContextual"/>
         </w:rPr>
       </w:pPr>
-      <w:hyperlink w:anchor="_Toc243062257" w:history="1">
+      <w:hyperlink w:anchor="_Toc243068373" w:history="1">
         <w:r>
           <w:rPr>
             <w:rStyle w:val="af9"/>
@@ -1004,7 +1009,7 @@
             <w:noProof/>
             <w:webHidden/>
           </w:rPr>
-          <w:instrText>PAGEREF _Toc243062257 \h</w:instrText>
+          <w:instrText>PAGEREF _Toc243068373 \h</w:instrText>
         </w:r>
         <w:r>
           <w:rPr>
@@ -1062,7 +1067,7 @@
           <w14:ligatures w14:val="standardContextual"/>
         </w:rPr>
       </w:pPr>
-      <w:hyperlink w:anchor="_Toc243062258" w:history="1">
+      <w:hyperlink w:anchor="_Toc243068374" w:history="1">
         <w:r>
           <w:rPr>
             <w:rStyle w:val="af9"/>
@@ -1106,7 +1111,7 @@
             <w:noProof/>
             <w:webHidden/>
           </w:rPr>
-          <w:instrText>PAGEREF _Toc243062258 \h</w:instrText>
+          <w:instrText>PAGEREF _Toc243068374 \h</w:instrText>
         </w:r>
         <w:r>
           <w:rPr>
@@ -1166,7 +1171,7 @@
           <w14:ligatures w14:val="standardContextual"/>
         </w:rPr>
       </w:pPr>
-      <w:hyperlink w:anchor="_Toc243062259" w:history="1">
+      <w:hyperlink w:anchor="_Toc243068375" w:history="1">
         <w:r>
           <w:rPr>
             <w:rStyle w:val="af9"/>
@@ -1210,7 +1215,7 @@
             <w:noProof/>
             <w:webHidden/>
           </w:rPr>
-          <w:instrText>PAGEREF _Toc243062259 \h</w:instrText>
+          <w:instrText>PAGEREF _Toc243068375 \h</w:instrText>
         </w:r>
         <w:r>
           <w:rPr>
@@ -1268,7 +1273,7 @@
           <w14:ligatures w14:val="standardContextual"/>
         </w:rPr>
       </w:pPr>
-      <w:hyperlink w:anchor="_Toc243062260" w:history="1">
+      <w:hyperlink w:anchor="_Toc243068376" w:history="1">
         <w:r>
           <w:rPr>
             <w:rStyle w:val="af9"/>
@@ -1312,7 +1317,7 @@
             <w:noProof/>
             <w:webHidden/>
           </w:rPr>
-          <w:instrText>PAGEREF _Toc243062260 \h</w:instrText>
+          <w:instrText>PAGEREF _Toc243068376 \h</w:instrText>
         </w:r>
         <w:r>
           <w:rPr>
@@ -1372,7 +1377,7 @@
           <w14:ligatures w14:val="standardContextual"/>
         </w:rPr>
       </w:pPr>
-      <w:hyperlink w:anchor="_Toc243062261" w:history="1">
+      <w:hyperlink w:anchor="_Toc243068377" w:history="1">
         <w:r>
           <w:rPr>
             <w:rStyle w:val="af9"/>
@@ -1416,7 +1421,7 @@
             <w:noProof/>
             <w:webHidden/>
           </w:rPr>
-          <w:instrText>PAGEREF _Toc243062261 \h</w:instrText>
+          <w:instrText>PAGEREF _Toc243068377 \h</w:instrText>
         </w:r>
         <w:r>
           <w:rPr>
@@ -1474,7 +1479,7 @@
           <w14:ligatures w14:val="standardContextual"/>
         </w:rPr>
       </w:pPr>
-      <w:hyperlink w:anchor="_Toc243062262" w:history="1">
+      <w:hyperlink w:anchor="_Toc243068378" w:history="1">
         <w:r>
           <w:rPr>
             <w:rStyle w:val="af9"/>
@@ -1518,7 +1523,7 @@
             <w:noProof/>
             <w:webHidden/>
           </w:rPr>
-          <w:instrText>PAGEREF _Toc243062262 \h</w:instrText>
+          <w:instrText>PAGEREF _Toc243068378 \h</w:instrText>
         </w:r>
         <w:r>
           <w:rPr>
@@ -1576,7 +1581,7 @@
           <w14:ligatures w14:val="standardContextual"/>
         </w:rPr>
       </w:pPr>
-      <w:hyperlink w:anchor="_Toc243062263" w:history="1">
+      <w:hyperlink w:anchor="_Toc243068379" w:history="1">
         <w:r>
           <w:rPr>
             <w:rStyle w:val="af9"/>
@@ -1620,7 +1625,7 @@
             <w:noProof/>
             <w:webHidden/>
           </w:rPr>
-          <w:instrText>PAGEREF _Toc243062263 \h</w:instrText>
+          <w:instrText>PAGEREF _Toc243068379 \h</w:instrText>
         </w:r>
         <w:r>
           <w:rPr>
@@ -1678,7 +1683,7 @@
           <w14:ligatures w14:val="standardContextual"/>
         </w:rPr>
       </w:pPr>
-      <w:hyperlink w:anchor="_Toc243062264" w:history="1">
+      <w:hyperlink w:anchor="_Toc243068380" w:history="1">
         <w:r>
           <w:rPr>
             <w:rStyle w:val="af9"/>
@@ -1722,7 +1727,7 @@
             <w:noProof/>
             <w:webHidden/>
           </w:rPr>
-          <w:instrText>PAGEREF _Toc243062264 \h</w:instrText>
+          <w:instrText>PAGEREF _Toc243068380 \h</w:instrText>
         </w:r>
         <w:r>
           <w:rPr>
@@ -1780,7 +1785,21 @@
           <w14:ligatures w14:val="standardContextual"/>
         </w:rPr>
       </w:pPr>
-      <w:hyperlink w:anchor="_Toc243062265" w:history="1">
+      <w:hyperlink w:anchor="_Toc243068381" w:history="1">
+        <w:r>
+          <w:rPr>
+            <w:rStyle w:val="af9"/>
+            <w:noProof/>
+          </w:rPr>
+          <w:t xml:space="preserve">4.4 </w:t>
+        </w:r>
+        <w:r>
+          <w:rPr>
+            <w:rStyle w:val="af9"/>
+            <w:noProof/>
+          </w:rPr>
+          <w:t>系统</w:t>
+        </w:r>
         <w:r>
           <w:rPr>
             <w:rFonts w:hint="eastAsia"/>
@@ -1810,109 +1829,7 @@
             <w:noProof/>
             <w:webHidden/>
           </w:rPr>
-          <w:instrText>PAGEREF _Toc243062265 \h</w:instrText>
-        </w:r>
-        <w:r>
-          <w:rPr>
-            <w:rFonts w:hint="eastAsia"/>
-            <w:noProof/>
-            <w:webHidden/>
-          </w:rPr>
-          <w:instrText xml:space="preserve"> </w:instrText>
-        </w:r>
-        <w:r>
-          <w:rPr>
-            <w:rFonts w:hint="eastAsia"/>
-            <w:noProof/>
-            <w:webHidden/>
-          </w:rPr>
-        </w:r>
-        <w:r>
-          <w:rPr>
-            <w:rFonts w:hint="eastAsia"/>
-            <w:noProof/>
-            <w:webHidden/>
-          </w:rPr>
-          <w:fldChar w:fldCharType="separate"/>
-        </w:r>
-        <w:r>
-          <w:rPr>
-            <w:noProof/>
-            <w:webHidden/>
-          </w:rPr>
-          <w:t>9</w:t>
-        </w:r>
-        <w:r>
-          <w:rPr>
-            <w:rFonts w:hint="eastAsia"/>
-            <w:noProof/>
-            <w:webHidden/>
-          </w:rPr>
-          <w:fldChar w:fldCharType="end"/>
-        </w:r>
-      </w:hyperlink>
-    </w:p>
-    <w:p>
-      <w:pPr>
-        <w:pStyle w:val="TOC2"/>
-        <w:tabs>
-          <w:tab w:val="right" w:leader="dot" w:pos="8296"/>
-        </w:tabs>
-        <w:ind w:firstLine="400"/>
-        <w:rPr>
-          <w:rFonts w:asciiTheme="minorHAnsi" w:eastAsiaTheme="minorEastAsia" w:hAnsiTheme="minorHAnsi" w:cstheme="minorBidi" w:hint="eastAsia"/>
-          <w:smallCaps w:val="0"/>
-          <w:noProof/>
-          <w:sz w:val="22"/>
-          <w:szCs w:val="24"/>
-          <w14:ligatures w14:val="standardContextual"/>
-        </w:rPr>
-      </w:pPr>
-      <w:hyperlink w:anchor="_Toc243062266" w:history="1">
-        <w:r>
-          <w:rPr>
-            <w:rStyle w:val="af9"/>
-            <w:noProof/>
-          </w:rPr>
-          <w:t xml:space="preserve">4.4 </w:t>
-        </w:r>
-        <w:r>
-          <w:rPr>
-            <w:rStyle w:val="af9"/>
-            <w:noProof/>
-          </w:rPr>
-          <w:t>系统</w:t>
-        </w:r>
-        <w:r>
-          <w:rPr>
-            <w:rFonts w:hint="eastAsia"/>
-            <w:noProof/>
-            <w:webHidden/>
-          </w:rPr>
-          <w:tab/>
-        </w:r>
-        <w:r>
-          <w:rPr>
-            <w:rFonts w:hint="eastAsia"/>
-            <w:noProof/>
-            <w:webHidden/>
-          </w:rPr>
-          <w:fldChar w:fldCharType="begin"/>
-        </w:r>
-        <w:r>
-          <w:rPr>
-            <w:rFonts w:hint="eastAsia"/>
-            <w:noProof/>
-            <w:webHidden/>
-          </w:rPr>
-          <w:instrText xml:space="preserve"> </w:instrText>
-        </w:r>
-        <w:r>
-          <w:rPr>
-            <w:noProof/>
-            <w:webHidden/>
-          </w:rPr>
-          <w:instrText>PAGEREF _Toc243062266 \h</w:instrText>
+          <w:instrText>PAGEREF _Toc243068381 \h</w:instrText>
         </w:r>
         <w:r>
           <w:rPr>
@@ -1972,7 +1889,7 @@
           <w14:ligatures w14:val="standardContextual"/>
         </w:rPr>
       </w:pPr>
-      <w:hyperlink w:anchor="_Toc243062267" w:history="1">
+      <w:hyperlink w:anchor="_Toc243068382" w:history="1">
         <w:r>
           <w:rPr>
             <w:rStyle w:val="af9"/>
@@ -2016,7 +1933,7 @@
             <w:noProof/>
             <w:webHidden/>
           </w:rPr>
-          <w:instrText>PAGEREF _Toc243062267 \h</w:instrText>
+          <w:instrText>PAGEREF _Toc243068382 \h</w:instrText>
         </w:r>
         <w:r>
           <w:rPr>
@@ -2074,7 +1991,7 @@
           <w14:ligatures w14:val="standardContextual"/>
         </w:rPr>
       </w:pPr>
-      <w:hyperlink w:anchor="_Toc243062268" w:history="1">
+      <w:hyperlink w:anchor="_Toc243068383" w:history="1">
         <w:r>
           <w:rPr>
             <w:rStyle w:val="af9"/>
@@ -2118,7 +2035,7 @@
             <w:noProof/>
             <w:webHidden/>
           </w:rPr>
-          <w:instrText>PAGEREF _Toc243062268 \h</w:instrText>
+          <w:instrText>PAGEREF _Toc243068383 \h</w:instrText>
         </w:r>
         <w:r>
           <w:rPr>
@@ -2176,7 +2093,7 @@
           <w14:ligatures w14:val="standardContextual"/>
         </w:rPr>
       </w:pPr>
-      <w:hyperlink w:anchor="_Toc243062269" w:history="1">
+      <w:hyperlink w:anchor="_Toc243068384" w:history="1">
         <w:r>
           <w:rPr>
             <w:rStyle w:val="af9"/>
@@ -2220,7 +2137,7 @@
             <w:noProof/>
             <w:webHidden/>
           </w:rPr>
-          <w:instrText>PAGEREF _Toc243062269 \h</w:instrText>
+          <w:instrText>PAGEREF _Toc243068384 \h</w:instrText>
         </w:r>
         <w:r>
           <w:rPr>
@@ -2250,7 +2167,7 @@
             <w:noProof/>
             <w:webHidden/>
           </w:rPr>
-          <w:t>10</w:t>
+          <w:t>16</w:t>
         </w:r>
         <w:r>
           <w:rPr>
@@ -2284,7 +2201,7 @@
       <w:pPr>
         <w:pStyle w:val="ReportHeading1"/>
       </w:pPr>
-      <w:bookmarkStart w:id="0" w:name="_Toc243062248"/>
+      <w:bookmarkStart w:id="0" w:name="_Toc243068364"/>
       <w:r>
         <w:lastRenderedPageBreak/>
         <w:t xml:space="preserve">1. </w:t>
@@ -2306,7 +2223,7 @@
       <w:pPr>
         <w:pStyle w:val="ReportHeading2"/>
       </w:pPr>
-      <w:bookmarkStart w:id="1" w:name="_Toc243062249"/>
+      <w:bookmarkStart w:id="1" w:name="_Toc243068365"/>
       <w:r>
         <w:t xml:space="preserve">1.1 </w:t>
       </w:r>
@@ -2335,7 +2252,7 @@
       <w:pPr>
         <w:pStyle w:val="ReportHeading2"/>
       </w:pPr>
-      <w:bookmarkStart w:id="2" w:name="_Toc243062250"/>
+      <w:bookmarkStart w:id="2" w:name="_Toc243068366"/>
       <w:r>
         <w:t xml:space="preserve">1.2 </w:t>
       </w:r>
@@ -2379,7 +2296,7 @@
       <w:pPr>
         <w:pStyle w:val="ReportHeading2"/>
       </w:pPr>
-      <w:bookmarkStart w:id="3" w:name="_Toc243062251"/>
+      <w:bookmarkStart w:id="3" w:name="_Toc243068367"/>
       <w:r>
         <w:t xml:space="preserve">1.3 </w:t>
       </w:r>
@@ -2498,9 +2415,8 @@
       <w:pPr>
         <w:pStyle w:val="ReportHeading2"/>
       </w:pPr>
-      <w:bookmarkStart w:id="4" w:name="_Toc243062252"/>
-      <w:r>
-        <w:lastRenderedPageBreak/>
+      <w:bookmarkStart w:id="4" w:name="_Toc243068368"/>
+      <w:r>
         <w:t xml:space="preserve">1.4 </w:t>
       </w:r>
       <w:r>
@@ -2540,7 +2456,7 @@
       <w:pPr>
         <w:pStyle w:val="ReportHeading2"/>
       </w:pPr>
-      <w:bookmarkStart w:id="5" w:name="_Toc243062253"/>
+      <w:bookmarkStart w:id="5" w:name="_Toc243068369"/>
       <w:r>
         <w:t xml:space="preserve">1.5 </w:t>
       </w:r>
@@ -2575,7 +2491,7 @@
       <w:pPr>
         <w:pStyle w:val="ReportHeading2"/>
       </w:pPr>
-      <w:bookmarkStart w:id="6" w:name="_Toc243062254"/>
+      <w:bookmarkStart w:id="6" w:name="_Toc243068370"/>
       <w:r>
         <w:t xml:space="preserve">1.6 </w:t>
       </w:r>
@@ -2619,7 +2535,7 @@
       <w:pPr>
         <w:pStyle w:val="ReportHeading1"/>
       </w:pPr>
-      <w:bookmarkStart w:id="7" w:name="_Toc243062255"/>
+      <w:bookmarkStart w:id="7" w:name="_Toc243068371"/>
       <w:r>
         <w:t xml:space="preserve">2. </w:t>
       </w:r>
@@ -2640,9 +2556,8 @@
       <w:pPr>
         <w:pStyle w:val="ReportHeading2"/>
       </w:pPr>
-      <w:bookmarkStart w:id="8" w:name="_Toc243062256"/>
-      <w:r>
-        <w:lastRenderedPageBreak/>
+      <w:bookmarkStart w:id="8" w:name="_Toc243068372"/>
+      <w:r>
         <w:t xml:space="preserve">2.1 </w:t>
       </w:r>
       <w:r>
@@ -2681,15 +2596,15 @@
     <w:tbl>
       <w:tblPr>
         <w:tblStyle w:val="af4"/>
-        <w:tblW w:w="0" w:type="auto"/>
+        <w:tblW w:w="8306" w:type="dxa"/>
         <w:jc w:val="center"/>
         <w:tblLayout w:type="fixed"/>
         <w:tblLook w:val="04A0" w:firstRow="1" w:lastRow="0" w:firstColumn="1" w:lastColumn="0" w:noHBand="0" w:noVBand="1"/>
       </w:tblPr>
       <w:tblGrid>
-        <w:gridCol w:w="2736"/>
-        <w:gridCol w:w="2736"/>
-        <w:gridCol w:w="2736"/>
+        <w:gridCol w:w="2769"/>
+        <w:gridCol w:w="2769"/>
+        <w:gridCol w:w="2768"/>
       </w:tblGrid>
       <w:tr>
         <w:trPr>
@@ -2699,7 +2614,7 @@
         </w:trPr>
         <w:tc>
           <w:tcPr>
-            <w:tcW w:w="2736" w:type="dxa"/>
+            <w:tcW w:w="2769" w:type="dxa"/>
             <w:tcBorders>
               <w:top w:val="single" w:sz="4" w:space="0" w:color="D9D9D9"/>
               <w:left w:val="single" w:sz="4" w:space="0" w:color="D9D9D9"/>
@@ -2728,7 +2643,7 @@
         </w:tc>
         <w:tc>
           <w:tcPr>
-            <w:tcW w:w="2736" w:type="dxa"/>
+            <w:tcW w:w="2769" w:type="dxa"/>
             <w:tcBorders>
               <w:top w:val="single" w:sz="4" w:space="0" w:color="D9D9D9"/>
               <w:left w:val="single" w:sz="4" w:space="0" w:color="D9D9D9"/>
@@ -2757,7 +2672,7 @@
         </w:tc>
         <w:tc>
           <w:tcPr>
-            <w:tcW w:w="2736" w:type="dxa"/>
+            <w:tcW w:w="2768" w:type="dxa"/>
             <w:tcBorders>
               <w:top w:val="single" w:sz="4" w:space="0" w:color="D9D9D9"/>
               <w:left w:val="single" w:sz="4" w:space="0" w:color="D9D9D9"/>
@@ -2792,7 +2707,7 @@
         </w:trPr>
         <w:tc>
           <w:tcPr>
-            <w:tcW w:w="2736" w:type="dxa"/>
+            <w:tcW w:w="2769" w:type="dxa"/>
             <w:tcBorders>
               <w:top w:val="single" w:sz="4" w:space="0" w:color="D9D9D9"/>
               <w:left w:val="single" w:sz="4" w:space="0" w:color="D9D9D9"/>
@@ -2815,7 +2730,7 @@
         </w:tc>
         <w:tc>
           <w:tcPr>
-            <w:tcW w:w="2736" w:type="dxa"/>
+            <w:tcW w:w="2769" w:type="dxa"/>
             <w:tcBorders>
               <w:top w:val="single" w:sz="4" w:space="0" w:color="D9D9D9"/>
               <w:left w:val="single" w:sz="4" w:space="0" w:color="D9D9D9"/>
@@ -2838,7 +2753,7 @@
         </w:tc>
         <w:tc>
           <w:tcPr>
-            <w:tcW w:w="2736" w:type="dxa"/>
+            <w:tcW w:w="2768" w:type="dxa"/>
             <w:tcBorders>
               <w:top w:val="single" w:sz="4" w:space="0" w:color="D9D9D9"/>
               <w:left w:val="single" w:sz="4" w:space="0" w:color="D9D9D9"/>
@@ -2867,7 +2782,7 @@
         </w:trPr>
         <w:tc>
           <w:tcPr>
-            <w:tcW w:w="2736" w:type="dxa"/>
+            <w:tcW w:w="2769" w:type="dxa"/>
             <w:tcBorders>
               <w:top w:val="single" w:sz="4" w:space="0" w:color="D9D9D9"/>
               <w:left w:val="single" w:sz="4" w:space="0" w:color="D9D9D9"/>
@@ -2890,7 +2805,7 @@
         </w:tc>
         <w:tc>
           <w:tcPr>
-            <w:tcW w:w="2736" w:type="dxa"/>
+            <w:tcW w:w="2769" w:type="dxa"/>
             <w:tcBorders>
               <w:top w:val="single" w:sz="4" w:space="0" w:color="D9D9D9"/>
               <w:left w:val="single" w:sz="4" w:space="0" w:color="D9D9D9"/>
@@ -2913,7 +2828,7 @@
         </w:tc>
         <w:tc>
           <w:tcPr>
-            <w:tcW w:w="2736" w:type="dxa"/>
+            <w:tcW w:w="2768" w:type="dxa"/>
             <w:tcBorders>
               <w:top w:val="single" w:sz="4" w:space="0" w:color="D9D9D9"/>
               <w:left w:val="single" w:sz="4" w:space="0" w:color="D9D9D9"/>
@@ -2942,7 +2857,7 @@
         </w:trPr>
         <w:tc>
           <w:tcPr>
-            <w:tcW w:w="2736" w:type="dxa"/>
+            <w:tcW w:w="2769" w:type="dxa"/>
             <w:tcBorders>
               <w:top w:val="single" w:sz="4" w:space="0" w:color="D9D9D9"/>
               <w:left w:val="single" w:sz="4" w:space="0" w:color="D9D9D9"/>
@@ -2965,7 +2880,7 @@
         </w:tc>
         <w:tc>
           <w:tcPr>
-            <w:tcW w:w="2736" w:type="dxa"/>
+            <w:tcW w:w="2769" w:type="dxa"/>
             <w:tcBorders>
               <w:top w:val="single" w:sz="4" w:space="0" w:color="D9D9D9"/>
               <w:left w:val="single" w:sz="4" w:space="0" w:color="D9D9D9"/>
@@ -2988,7 +2903,7 @@
         </w:tc>
         <w:tc>
           <w:tcPr>
-            <w:tcW w:w="2736" w:type="dxa"/>
+            <w:tcW w:w="2768" w:type="dxa"/>
             <w:tcBorders>
               <w:top w:val="single" w:sz="4" w:space="0" w:color="D9D9D9"/>
               <w:left w:val="single" w:sz="4" w:space="0" w:color="D9D9D9"/>
@@ -3017,7 +2932,7 @@
         </w:trPr>
         <w:tc>
           <w:tcPr>
-            <w:tcW w:w="2736" w:type="dxa"/>
+            <w:tcW w:w="2769" w:type="dxa"/>
             <w:tcBorders>
               <w:top w:val="single" w:sz="4" w:space="0" w:color="D9D9D9"/>
               <w:left w:val="single" w:sz="4" w:space="0" w:color="D9D9D9"/>
@@ -3040,7 +2955,7 @@
         </w:tc>
         <w:tc>
           <w:tcPr>
-            <w:tcW w:w="2736" w:type="dxa"/>
+            <w:tcW w:w="2769" w:type="dxa"/>
             <w:tcBorders>
               <w:top w:val="single" w:sz="4" w:space="0" w:color="D9D9D9"/>
               <w:left w:val="single" w:sz="4" w:space="0" w:color="D9D9D9"/>
@@ -3063,7 +2978,7 @@
         </w:tc>
         <w:tc>
           <w:tcPr>
-            <w:tcW w:w="2736" w:type="dxa"/>
+            <w:tcW w:w="2768" w:type="dxa"/>
             <w:tcBorders>
               <w:top w:val="single" w:sz="4" w:space="0" w:color="D9D9D9"/>
               <w:left w:val="single" w:sz="4" w:space="0" w:color="D9D9D9"/>
@@ -3092,7 +3007,7 @@
         </w:trPr>
         <w:tc>
           <w:tcPr>
-            <w:tcW w:w="2736" w:type="dxa"/>
+            <w:tcW w:w="2769" w:type="dxa"/>
             <w:tcBorders>
               <w:top w:val="single" w:sz="4" w:space="0" w:color="D9D9D9"/>
               <w:left w:val="single" w:sz="4" w:space="0" w:color="D9D9D9"/>
@@ -3115,7 +3030,7 @@
         </w:tc>
         <w:tc>
           <w:tcPr>
-            <w:tcW w:w="2736" w:type="dxa"/>
+            <w:tcW w:w="2769" w:type="dxa"/>
             <w:tcBorders>
               <w:top w:val="single" w:sz="4" w:space="0" w:color="D9D9D9"/>
               <w:left w:val="single" w:sz="4" w:space="0" w:color="D9D9D9"/>
@@ -3138,7 +3053,7 @@
         </w:tc>
         <w:tc>
           <w:tcPr>
-            <w:tcW w:w="2736" w:type="dxa"/>
+            <w:tcW w:w="2768" w:type="dxa"/>
             <w:tcBorders>
               <w:top w:val="single" w:sz="4" w:space="0" w:color="D9D9D9"/>
               <w:left w:val="single" w:sz="4" w:space="0" w:color="D9D9D9"/>
@@ -3165,7 +3080,7 @@
       <w:pPr>
         <w:pStyle w:val="ReportHeading2"/>
       </w:pPr>
-      <w:bookmarkStart w:id="9" w:name="_Toc243062257"/>
+      <w:bookmarkStart w:id="9" w:name="_Toc243068373"/>
       <w:r>
         <w:t xml:space="preserve">2.2 </w:t>
       </w:r>
@@ -3206,7 +3121,7 @@
       <w:pPr>
         <w:pStyle w:val="ReportHeading2"/>
       </w:pPr>
-      <w:bookmarkStart w:id="10" w:name="_Toc243062258"/>
+      <w:bookmarkStart w:id="10" w:name="_Toc243068374"/>
       <w:r>
         <w:t xml:space="preserve">2.3 </w:t>
       </w:r>
@@ -3229,7 +3144,15 @@
         <w:t>及以上移动设备、移动浏览器或基于</w:t>
       </w:r>
       <w:r>
-        <w:t xml:space="preserve"> UniApp </w:t>
+        <w:t xml:space="preserve"> </w:t>
+      </w:r>
+      <w:proofErr w:type="spellStart"/>
+      <w:r>
+        <w:t>UniApp</w:t>
+      </w:r>
+      <w:proofErr w:type="spellEnd"/>
+      <w:r>
+        <w:t xml:space="preserve"> </w:t>
       </w:r>
       <w:r>
         <w:t>的跨平台客户端中；管理端运行在支持现代浏览器的桌面系统中。用户端和管理端均应通过</w:t>
@@ -3263,9 +3186,13 @@
       <w:r>
         <w:t xml:space="preserve"> </w:t>
       </w:r>
-      <w:r>
-        <w:lastRenderedPageBreak/>
-        <w:t xml:space="preserve">UniApp </w:t>
+      <w:proofErr w:type="spellStart"/>
+      <w:r>
+        <w:t>UniApp</w:t>
+      </w:r>
+      <w:proofErr w:type="spellEnd"/>
+      <w:r>
+        <w:t xml:space="preserve"> </w:t>
       </w:r>
       <w:r>
         <w:t>或原生</w:t>
@@ -3282,8 +3209,13 @@
       <w:r>
         <w:t>、</w:t>
       </w:r>
-      <w:r>
-        <w:t xml:space="preserve">Ktor </w:t>
+      <w:proofErr w:type="spellStart"/>
+      <w:r>
+        <w:t>Ktor</w:t>
+      </w:r>
+      <w:proofErr w:type="spellEnd"/>
+      <w:r>
+        <w:t xml:space="preserve"> </w:t>
       </w:r>
       <w:r>
         <w:t>或同类服务框架提供</w:t>
@@ -3322,7 +3254,7 @@
       <w:pPr>
         <w:pStyle w:val="ReportHeading1"/>
       </w:pPr>
-      <w:bookmarkStart w:id="11" w:name="_Toc243062259"/>
+      <w:bookmarkStart w:id="11" w:name="_Toc243068375"/>
       <w:r>
         <w:t xml:space="preserve">3. </w:t>
       </w:r>
@@ -3349,7 +3281,7 @@
       <w:pPr>
         <w:pStyle w:val="ReportHeading2"/>
       </w:pPr>
-      <w:bookmarkStart w:id="12" w:name="_Toc243062260"/>
+      <w:bookmarkStart w:id="12" w:name="_Toc243068376"/>
       <w:r>
         <w:t xml:space="preserve">3.1 </w:t>
       </w:r>
@@ -3455,11 +3387,7 @@
         <w:t>—</w:t>
       </w:r>
       <w:r>
-        <w:t>待签订合同。页面以电子文本形式展示借款合同或协议全文，并提供关键条款摘要，包括授信额度、期限、利率或费用、还款方式、逾期处理和个人信息使用范</w:t>
-      </w:r>
-      <w:r>
-        <w:lastRenderedPageBreak/>
-        <w:t>围。用户阅读并确认后完成签字盖章手续，签字方式可采用页面手写签名或上传签名图片，具体实现方式在开发阶段确定。系统校验合同版本与审批结果一致后保存签署记录并进入放款环节；用户未完成签署时页面不允许进入放款流程，审批结果与合同内容不一致时页面给出提示并要求重新确认。</w:t>
+        <w:t>待签订合同。页面以电子文本形式展示借款合同或协议全文，并提供关键条款摘要，包括授信额度、期限、利率或费用、还款方式、逾期处理和个人信息使用范围。用户阅读并确认后完成签字盖章手续，签字方式可采用页面手写签名或上传签名图片，具体实现方式在开发阶段确定。系统校验合同版本与审批结果一致后保存签署记录并进入放款环节；用户未完成签署时页面不允许进入放款流程，审批结果与合同内容不一致时页面给出提示并要求重新确认。</w:t>
       </w:r>
     </w:p>
     <w:p>
@@ -3607,9 +3535,8 @@
           <w:rFonts w:ascii="宋体" w:hAnsi="宋体" w:hint="eastAsia"/>
         </w:rPr>
       </w:pPr>
-      <w:bookmarkStart w:id="13" w:name="_Toc243062261"/>
-      <w:r>
-        <w:lastRenderedPageBreak/>
+      <w:bookmarkStart w:id="13" w:name="_Toc243068377"/>
+      <w:r>
         <w:t xml:space="preserve">4. </w:t>
       </w:r>
       <w:r>
@@ -3637,7 +3564,7 @@
       <w:pPr>
         <w:pStyle w:val="ReportHeading2"/>
       </w:pPr>
-      <w:bookmarkStart w:id="14" w:name="_Toc243062262"/>
+      <w:bookmarkStart w:id="14" w:name="_Toc243068378"/>
       <w:r>
         <w:rPr>
           <w:rFonts w:hint="eastAsia"/>
@@ -3731,12 +3658,11 @@
       <w:pPr>
         <w:pStyle w:val="ReportHeading2"/>
       </w:pPr>
-      <w:bookmarkStart w:id="15" w:name="_Toc243062263"/>
+      <w:bookmarkStart w:id="15" w:name="_Toc243068379"/>
       <w:r>
         <w:rPr>
           <w:rFonts w:hint="eastAsia"/>
         </w:rPr>
-        <w:lastRenderedPageBreak/>
         <w:t xml:space="preserve">4.2 </w:t>
       </w:r>
       <w:r>
@@ -3908,9 +3834,8 @@
       <w:pPr>
         <w:pStyle w:val="ReportHeading2"/>
       </w:pPr>
-      <w:bookmarkStart w:id="16" w:name="_Toc243062264"/>
-      <w:r>
-        <w:lastRenderedPageBreak/>
+      <w:bookmarkStart w:id="16" w:name="_Toc243068380"/>
+      <w:r>
         <w:t>4.</w:t>
       </w:r>
       <w:r>
@@ -3930,12 +3855,12 @@
     <w:p>
       <w:pPr>
         <w:pStyle w:val="ReportHeading2"/>
+        <w:outlineLvl w:val="9"/>
         <w:rPr>
           <w:rFonts w:ascii="黑体" w:hAnsi="黑体" w:hint="eastAsia"/>
           <w:szCs w:val="24"/>
         </w:rPr>
       </w:pPr>
-      <w:bookmarkStart w:id="17" w:name="_Toc243062265"/>
       <w:r>
         <w:rPr>
           <w:rFonts w:hint="eastAsia"/>
@@ -3991,7 +3916,6 @@
           </wp:anchor>
         </w:drawing>
       </w:r>
-      <w:bookmarkEnd w:id="17"/>
     </w:p>
     <w:p>
       <w:pPr>
@@ -4008,7 +3932,7 @@
       <w:pPr>
         <w:pStyle w:val="ReportHeading2"/>
       </w:pPr>
-      <w:bookmarkStart w:id="18" w:name="_Toc243062266"/>
+      <w:bookmarkStart w:id="17" w:name="_Toc243068381"/>
       <w:r>
         <w:rPr>
           <w:noProof/>
@@ -4084,39 +4008,38 @@
       <w:r>
         <w:t>系统</w:t>
       </w:r>
+      <w:bookmarkEnd w:id="17"/>
+    </w:p>
+    <w:p>
+      <w:pPr>
+        <w:pStyle w:val="20"/>
+      </w:pPr>
+    </w:p>
+    <w:p>
+      <w:pPr>
+        <w:pStyle w:val="ReportHeading1"/>
+      </w:pPr>
+      <w:bookmarkStart w:id="18" w:name="_Toc243068382"/>
+      <w:r>
+        <w:t xml:space="preserve">5. </w:t>
+      </w:r>
+      <w:r>
+        <w:t>系统功能需求</w:t>
+      </w:r>
       <w:bookmarkEnd w:id="18"/>
     </w:p>
     <w:p>
       <w:pPr>
-        <w:pStyle w:val="20"/>
-      </w:pPr>
-    </w:p>
-    <w:p>
-      <w:pPr>
-        <w:pStyle w:val="ReportHeading1"/>
-      </w:pPr>
-      <w:bookmarkStart w:id="19" w:name="_Toc243062267"/>
-      <w:r>
-        <w:lastRenderedPageBreak/>
-        <w:t xml:space="preserve">5. </w:t>
-      </w:r>
-      <w:r>
-        <w:t>系统功能需求</w:t>
+        <w:pStyle w:val="ReportHeading2"/>
+      </w:pPr>
+      <w:bookmarkStart w:id="19" w:name="_Toc243068383"/>
+      <w:r>
+        <w:t xml:space="preserve">5.1 </w:t>
+      </w:r>
+      <w:r>
+        <w:t>用例描述</w:t>
       </w:r>
       <w:bookmarkEnd w:id="19"/>
-    </w:p>
-    <w:p>
-      <w:pPr>
-        <w:pStyle w:val="ReportHeading2"/>
-      </w:pPr>
-      <w:bookmarkStart w:id="20" w:name="_Toc243062268"/>
-      <w:r>
-        <w:t xml:space="preserve">5.1 </w:t>
-      </w:r>
-      <w:r>
-        <w:t>用例描述</w:t>
-      </w:r>
-      <w:bookmarkEnd w:id="20"/>
     </w:p>
     <w:p>
       <w:pPr>
@@ -4152,12 +4075,13 @@
     <w:tbl>
       <w:tblPr>
         <w:tblStyle w:val="af4"/>
-        <w:tblW w:w="8822" w:type="dxa"/>
+        <w:tblW w:w="8306" w:type="dxa"/>
+        <w:tblLayout w:type="fixed"/>
         <w:tblLook w:val="04A0" w:firstRow="1" w:lastRow="0" w:firstColumn="1" w:lastColumn="0" w:noHBand="0" w:noVBand="1"/>
       </w:tblPr>
       <w:tblGrid>
-        <w:gridCol w:w="4410"/>
-        <w:gridCol w:w="4412"/>
+        <w:gridCol w:w="4152"/>
+        <w:gridCol w:w="4154"/>
       </w:tblGrid>
       <w:tr>
         <w:trPr>
@@ -4165,7 +4089,7 @@
         </w:trPr>
         <w:tc>
           <w:tcPr>
-            <w:tcW w:w="4410" w:type="dxa"/>
+            <w:tcW w:w="4152" w:type="dxa"/>
           </w:tcPr>
           <w:p>
             <w:pPr>
@@ -4182,7 +4106,7 @@
         </w:tc>
         <w:tc>
           <w:tcPr>
-            <w:tcW w:w="4412" w:type="dxa"/>
+            <w:tcW w:w="4154" w:type="dxa"/>
           </w:tcPr>
           <w:p>
             <w:pPr>
@@ -4216,7 +4140,7 @@
         </w:trPr>
         <w:tc>
           <w:tcPr>
-            <w:tcW w:w="4410" w:type="dxa"/>
+            <w:tcW w:w="4152" w:type="dxa"/>
           </w:tcPr>
           <w:p>
             <w:pPr>
@@ -4233,7 +4157,7 @@
         </w:tc>
         <w:tc>
           <w:tcPr>
-            <w:tcW w:w="4412" w:type="dxa"/>
+            <w:tcW w:w="4154" w:type="dxa"/>
           </w:tcPr>
           <w:p>
             <w:pPr>
@@ -4252,7 +4176,7 @@
         </w:trPr>
         <w:tc>
           <w:tcPr>
-            <w:tcW w:w="4410" w:type="dxa"/>
+            <w:tcW w:w="4152" w:type="dxa"/>
           </w:tcPr>
           <w:p>
             <w:pPr>
@@ -4269,7 +4193,7 @@
         </w:tc>
         <w:tc>
           <w:tcPr>
-            <w:tcW w:w="4412" w:type="dxa"/>
+            <w:tcW w:w="4154" w:type="dxa"/>
           </w:tcPr>
           <w:p>
             <w:pPr>
@@ -4288,7 +4212,7 @@
         </w:trPr>
         <w:tc>
           <w:tcPr>
-            <w:tcW w:w="4410" w:type="dxa"/>
+            <w:tcW w:w="4152" w:type="dxa"/>
           </w:tcPr>
           <w:p>
             <w:pPr>
@@ -4305,7 +4229,7 @@
         </w:tc>
         <w:tc>
           <w:tcPr>
-            <w:tcW w:w="4412" w:type="dxa"/>
+            <w:tcW w:w="4154" w:type="dxa"/>
           </w:tcPr>
           <w:p>
             <w:pPr>
@@ -4324,7 +4248,7 @@
         </w:trPr>
         <w:tc>
           <w:tcPr>
-            <w:tcW w:w="4410" w:type="dxa"/>
+            <w:tcW w:w="4152" w:type="dxa"/>
             <w:tcBorders>
               <w:bottom w:val="single" w:sz="4" w:space="0" w:color="auto"/>
             </w:tcBorders>
@@ -4344,7 +4268,7 @@
         </w:tc>
         <w:tc>
           <w:tcPr>
-            <w:tcW w:w="4412" w:type="dxa"/>
+            <w:tcW w:w="4154" w:type="dxa"/>
             <w:tcBorders>
               <w:bottom w:val="single" w:sz="4" w:space="0" w:color="auto"/>
             </w:tcBorders>
@@ -4372,7 +4296,7 @@
         </w:trPr>
         <w:tc>
           <w:tcPr>
-            <w:tcW w:w="4410" w:type="dxa"/>
+            <w:tcW w:w="4152" w:type="dxa"/>
             <w:vMerge w:val="restart"/>
             <w:tcBorders>
               <w:top w:val="nil"/>
@@ -4394,7 +4318,7 @@
         </w:tc>
         <w:tc>
           <w:tcPr>
-            <w:tcW w:w="4412" w:type="dxa"/>
+            <w:tcW w:w="4154" w:type="dxa"/>
             <w:tcBorders>
               <w:top w:val="single" w:sz="4" w:space="0" w:color="auto"/>
               <w:left w:val="single" w:sz="4" w:space="0" w:color="auto"/>
@@ -4484,7 +4408,7 @@
         </w:tc>
         <w:tc>
           <w:tcPr>
-            <w:tcW w:w="4412" w:type="dxa"/>
+            <w:tcW w:w="4154" w:type="dxa"/>
             <w:tcBorders>
               <w:top w:val="single" w:sz="4" w:space="0" w:color="auto"/>
               <w:left w:val="single" w:sz="4" w:space="0" w:color="auto"/>
@@ -4562,12 +4486,13 @@
     <w:tbl>
       <w:tblPr>
         <w:tblStyle w:val="af4"/>
-        <w:tblW w:w="8822" w:type="dxa"/>
+        <w:tblW w:w="8306" w:type="dxa"/>
+        <w:tblLayout w:type="fixed"/>
         <w:tblLook w:val="04A0" w:firstRow="1" w:lastRow="0" w:firstColumn="1" w:lastColumn="0" w:noHBand="0" w:noVBand="1"/>
       </w:tblPr>
       <w:tblGrid>
-        <w:gridCol w:w="4410"/>
-        <w:gridCol w:w="4412"/>
+        <w:gridCol w:w="4152"/>
+        <w:gridCol w:w="4154"/>
       </w:tblGrid>
       <w:tr>
         <w:trPr>
@@ -4575,7 +4500,7 @@
         </w:trPr>
         <w:tc>
           <w:tcPr>
-            <w:tcW w:w="4410" w:type="dxa"/>
+            <w:tcW w:w="4152" w:type="dxa"/>
           </w:tcPr>
           <w:p>
             <w:pPr>
@@ -4592,7 +4517,7 @@
         </w:tc>
         <w:tc>
           <w:tcPr>
-            <w:tcW w:w="4412" w:type="dxa"/>
+            <w:tcW w:w="4154" w:type="dxa"/>
           </w:tcPr>
           <w:p>
             <w:pPr>
@@ -4626,7 +4551,7 @@
         </w:trPr>
         <w:tc>
           <w:tcPr>
-            <w:tcW w:w="4410" w:type="dxa"/>
+            <w:tcW w:w="4152" w:type="dxa"/>
           </w:tcPr>
           <w:p>
             <w:pPr>
@@ -4643,7 +4568,7 @@
         </w:tc>
         <w:tc>
           <w:tcPr>
-            <w:tcW w:w="4412" w:type="dxa"/>
+            <w:tcW w:w="4154" w:type="dxa"/>
           </w:tcPr>
           <w:p>
             <w:pPr>
@@ -4662,7 +4587,7 @@
         </w:trPr>
         <w:tc>
           <w:tcPr>
-            <w:tcW w:w="4410" w:type="dxa"/>
+            <w:tcW w:w="4152" w:type="dxa"/>
           </w:tcPr>
           <w:p>
             <w:pPr>
@@ -4679,7 +4604,7 @@
         </w:tc>
         <w:tc>
           <w:tcPr>
-            <w:tcW w:w="4412" w:type="dxa"/>
+            <w:tcW w:w="4154" w:type="dxa"/>
           </w:tcPr>
           <w:p>
             <w:pPr>
@@ -4698,7 +4623,7 @@
         </w:trPr>
         <w:tc>
           <w:tcPr>
-            <w:tcW w:w="4410" w:type="dxa"/>
+            <w:tcW w:w="4152" w:type="dxa"/>
           </w:tcPr>
           <w:p>
             <w:pPr>
@@ -4709,14 +4634,13 @@
               <w:rPr>
                 <w:rFonts w:hint="eastAsia"/>
               </w:rPr>
-              <w:lastRenderedPageBreak/>
               <w:t>范围</w:t>
             </w:r>
           </w:p>
         </w:tc>
         <w:tc>
           <w:tcPr>
-            <w:tcW w:w="4412" w:type="dxa"/>
+            <w:tcW w:w="4154" w:type="dxa"/>
           </w:tcPr>
           <w:p>
             <w:pPr>
@@ -4735,7 +4659,7 @@
         </w:trPr>
         <w:tc>
           <w:tcPr>
-            <w:tcW w:w="4410" w:type="dxa"/>
+            <w:tcW w:w="4152" w:type="dxa"/>
             <w:tcBorders>
               <w:bottom w:val="single" w:sz="4" w:space="0" w:color="auto"/>
             </w:tcBorders>
@@ -4755,7 +4679,7 @@
         </w:tc>
         <w:tc>
           <w:tcPr>
-            <w:tcW w:w="4412" w:type="dxa"/>
+            <w:tcW w:w="4154" w:type="dxa"/>
             <w:tcBorders>
               <w:bottom w:val="single" w:sz="4" w:space="0" w:color="auto"/>
             </w:tcBorders>
@@ -4777,7 +4701,7 @@
         </w:trPr>
         <w:tc>
           <w:tcPr>
-            <w:tcW w:w="4410" w:type="dxa"/>
+            <w:tcW w:w="4152" w:type="dxa"/>
             <w:vMerge w:val="restart"/>
             <w:tcBorders>
               <w:top w:val="nil"/>
@@ -4799,7 +4723,7 @@
         </w:tc>
         <w:tc>
           <w:tcPr>
-            <w:tcW w:w="4412" w:type="dxa"/>
+            <w:tcW w:w="4154" w:type="dxa"/>
             <w:tcBorders>
               <w:top w:val="single" w:sz="4" w:space="0" w:color="auto"/>
               <w:left w:val="single" w:sz="4" w:space="0" w:color="auto"/>
@@ -4889,7 +4813,7 @@
         </w:tc>
         <w:tc>
           <w:tcPr>
-            <w:tcW w:w="4412" w:type="dxa"/>
+            <w:tcW w:w="4154" w:type="dxa"/>
             <w:tcBorders>
               <w:top w:val="single" w:sz="4" w:space="0" w:color="auto"/>
               <w:left w:val="single" w:sz="4" w:space="0" w:color="auto"/>
@@ -4960,12 +4884,13 @@
     <w:tbl>
       <w:tblPr>
         <w:tblStyle w:val="af4"/>
-        <w:tblW w:w="8822" w:type="dxa"/>
+        <w:tblW w:w="8306" w:type="dxa"/>
+        <w:tblLayout w:type="fixed"/>
         <w:tblLook w:val="04A0" w:firstRow="1" w:lastRow="0" w:firstColumn="1" w:lastColumn="0" w:noHBand="0" w:noVBand="1"/>
       </w:tblPr>
       <w:tblGrid>
-        <w:gridCol w:w="4410"/>
-        <w:gridCol w:w="4412"/>
+        <w:gridCol w:w="4152"/>
+        <w:gridCol w:w="4154"/>
       </w:tblGrid>
       <w:tr>
         <w:trPr>
@@ -4973,7 +4898,7 @@
         </w:trPr>
         <w:tc>
           <w:tcPr>
-            <w:tcW w:w="4410" w:type="dxa"/>
+            <w:tcW w:w="4152" w:type="dxa"/>
           </w:tcPr>
           <w:p>
             <w:pPr>
@@ -4990,7 +4915,7 @@
         </w:tc>
         <w:tc>
           <w:tcPr>
-            <w:tcW w:w="4412" w:type="dxa"/>
+            <w:tcW w:w="4154" w:type="dxa"/>
           </w:tcPr>
           <w:p>
             <w:pPr>
@@ -5024,7 +4949,7 @@
         </w:trPr>
         <w:tc>
           <w:tcPr>
-            <w:tcW w:w="4410" w:type="dxa"/>
+            <w:tcW w:w="4152" w:type="dxa"/>
           </w:tcPr>
           <w:p>
             <w:pPr>
@@ -5041,7 +4966,7 @@
         </w:tc>
         <w:tc>
           <w:tcPr>
-            <w:tcW w:w="4412" w:type="dxa"/>
+            <w:tcW w:w="4154" w:type="dxa"/>
           </w:tcPr>
           <w:p>
             <w:pPr>
@@ -5069,7 +4994,7 @@
         </w:trPr>
         <w:tc>
           <w:tcPr>
-            <w:tcW w:w="4410" w:type="dxa"/>
+            <w:tcW w:w="4152" w:type="dxa"/>
           </w:tcPr>
           <w:p>
             <w:pPr>
@@ -5086,7 +5011,7 @@
         </w:tc>
         <w:tc>
           <w:tcPr>
-            <w:tcW w:w="4412" w:type="dxa"/>
+            <w:tcW w:w="4154" w:type="dxa"/>
           </w:tcPr>
           <w:p>
             <w:pPr>
@@ -5105,7 +5030,7 @@
         </w:trPr>
         <w:tc>
           <w:tcPr>
-            <w:tcW w:w="4410" w:type="dxa"/>
+            <w:tcW w:w="4152" w:type="dxa"/>
           </w:tcPr>
           <w:p>
             <w:pPr>
@@ -5122,7 +5047,7 @@
         </w:tc>
         <w:tc>
           <w:tcPr>
-            <w:tcW w:w="4412" w:type="dxa"/>
+            <w:tcW w:w="4154" w:type="dxa"/>
           </w:tcPr>
           <w:p>
             <w:pPr>
@@ -5141,7 +5066,7 @@
         </w:trPr>
         <w:tc>
           <w:tcPr>
-            <w:tcW w:w="4410" w:type="dxa"/>
+            <w:tcW w:w="4152" w:type="dxa"/>
             <w:tcBorders>
               <w:bottom w:val="single" w:sz="4" w:space="0" w:color="auto"/>
             </w:tcBorders>
@@ -5161,7 +5086,7 @@
         </w:tc>
         <w:tc>
           <w:tcPr>
-            <w:tcW w:w="4412" w:type="dxa"/>
+            <w:tcW w:w="4154" w:type="dxa"/>
             <w:tcBorders>
               <w:bottom w:val="single" w:sz="4" w:space="0" w:color="auto"/>
             </w:tcBorders>
@@ -5183,7 +5108,7 @@
         </w:trPr>
         <w:tc>
           <w:tcPr>
-            <w:tcW w:w="4410" w:type="dxa"/>
+            <w:tcW w:w="4152" w:type="dxa"/>
             <w:vMerge w:val="restart"/>
             <w:tcBorders>
               <w:top w:val="nil"/>
@@ -5205,7 +5130,7 @@
         </w:tc>
         <w:tc>
           <w:tcPr>
-            <w:tcW w:w="4412" w:type="dxa"/>
+            <w:tcW w:w="4154" w:type="dxa"/>
             <w:tcBorders>
               <w:top w:val="single" w:sz="4" w:space="0" w:color="auto"/>
               <w:left w:val="single" w:sz="4" w:space="0" w:color="auto"/>
@@ -5302,7 +5227,7 @@
         </w:tc>
         <w:tc>
           <w:tcPr>
-            <w:tcW w:w="4412" w:type="dxa"/>
+            <w:tcW w:w="4154" w:type="dxa"/>
             <w:tcBorders>
               <w:top w:val="single" w:sz="4" w:space="0" w:color="auto"/>
               <w:left w:val="single" w:sz="4" w:space="0" w:color="auto"/>
@@ -5377,12 +5302,13 @@
     <w:tbl>
       <w:tblPr>
         <w:tblStyle w:val="af4"/>
-        <w:tblW w:w="8822" w:type="dxa"/>
+        <w:tblW w:w="8306" w:type="dxa"/>
+        <w:tblLayout w:type="fixed"/>
         <w:tblLook w:val="04A0" w:firstRow="1" w:lastRow="0" w:firstColumn="1" w:lastColumn="0" w:noHBand="0" w:noVBand="1"/>
       </w:tblPr>
       <w:tblGrid>
-        <w:gridCol w:w="4410"/>
-        <w:gridCol w:w="4412"/>
+        <w:gridCol w:w="4152"/>
+        <w:gridCol w:w="4154"/>
       </w:tblGrid>
       <w:tr>
         <w:trPr>
@@ -5390,7 +5316,7 @@
         </w:trPr>
         <w:tc>
           <w:tcPr>
-            <w:tcW w:w="4410" w:type="dxa"/>
+            <w:tcW w:w="4152" w:type="dxa"/>
           </w:tcPr>
           <w:p>
             <w:pPr>
@@ -5407,7 +5333,7 @@
         </w:tc>
         <w:tc>
           <w:tcPr>
-            <w:tcW w:w="4412" w:type="dxa"/>
+            <w:tcW w:w="4154" w:type="dxa"/>
           </w:tcPr>
           <w:p>
             <w:pPr>
@@ -5434,7 +5360,7 @@
         </w:trPr>
         <w:tc>
           <w:tcPr>
-            <w:tcW w:w="4410" w:type="dxa"/>
+            <w:tcW w:w="4152" w:type="dxa"/>
           </w:tcPr>
           <w:p>
             <w:pPr>
@@ -5451,7 +5377,7 @@
         </w:tc>
         <w:tc>
           <w:tcPr>
-            <w:tcW w:w="4412" w:type="dxa"/>
+            <w:tcW w:w="4154" w:type="dxa"/>
           </w:tcPr>
           <w:p>
             <w:pPr>
@@ -5470,7 +5396,7 @@
         </w:trPr>
         <w:tc>
           <w:tcPr>
-            <w:tcW w:w="4410" w:type="dxa"/>
+            <w:tcW w:w="4152" w:type="dxa"/>
           </w:tcPr>
           <w:p>
             <w:pPr>
@@ -5487,7 +5413,7 @@
         </w:tc>
         <w:tc>
           <w:tcPr>
-            <w:tcW w:w="4412" w:type="dxa"/>
+            <w:tcW w:w="4154" w:type="dxa"/>
           </w:tcPr>
           <w:p>
             <w:pPr>
@@ -5506,7 +5432,7 @@
         </w:trPr>
         <w:tc>
           <w:tcPr>
-            <w:tcW w:w="4410" w:type="dxa"/>
+            <w:tcW w:w="4152" w:type="dxa"/>
           </w:tcPr>
           <w:p>
             <w:pPr>
@@ -5523,7 +5449,7 @@
         </w:tc>
         <w:tc>
           <w:tcPr>
-            <w:tcW w:w="4412" w:type="dxa"/>
+            <w:tcW w:w="4154" w:type="dxa"/>
           </w:tcPr>
           <w:p>
             <w:pPr>
@@ -5550,7 +5476,7 @@
         </w:trPr>
         <w:tc>
           <w:tcPr>
-            <w:tcW w:w="4410" w:type="dxa"/>
+            <w:tcW w:w="4152" w:type="dxa"/>
             <w:tcBorders>
               <w:bottom w:val="single" w:sz="4" w:space="0" w:color="auto"/>
             </w:tcBorders>
@@ -5570,7 +5496,7 @@
         </w:tc>
         <w:tc>
           <w:tcPr>
-            <w:tcW w:w="4412" w:type="dxa"/>
+            <w:tcW w:w="4154" w:type="dxa"/>
             <w:tcBorders>
               <w:bottom w:val="single" w:sz="4" w:space="0" w:color="auto"/>
             </w:tcBorders>
@@ -5592,7 +5518,7 @@
         </w:trPr>
         <w:tc>
           <w:tcPr>
-            <w:tcW w:w="4410" w:type="dxa"/>
+            <w:tcW w:w="4152" w:type="dxa"/>
             <w:vMerge w:val="restart"/>
             <w:tcBorders>
               <w:top w:val="nil"/>
@@ -5614,7 +5540,7 @@
         </w:tc>
         <w:tc>
           <w:tcPr>
-            <w:tcW w:w="4412" w:type="dxa"/>
+            <w:tcW w:w="4154" w:type="dxa"/>
             <w:tcBorders>
               <w:top w:val="single" w:sz="4" w:space="0" w:color="auto"/>
               <w:left w:val="single" w:sz="4" w:space="0" w:color="auto"/>
@@ -5711,7 +5637,7 @@
         </w:tc>
         <w:tc>
           <w:tcPr>
-            <w:tcW w:w="4412" w:type="dxa"/>
+            <w:tcW w:w="4154" w:type="dxa"/>
             <w:tcBorders>
               <w:top w:val="single" w:sz="4" w:space="0" w:color="auto"/>
               <w:left w:val="single" w:sz="4" w:space="0" w:color="auto"/>
@@ -5768,7 +5694,6 @@
         </w:rPr>
       </w:pPr>
       <w:r>
-        <w:lastRenderedPageBreak/>
         <w:t xml:space="preserve">UC-05 </w:t>
       </w:r>
       <w:r>
@@ -5778,12 +5703,13 @@
     <w:tbl>
       <w:tblPr>
         <w:tblStyle w:val="af4"/>
-        <w:tblW w:w="8822" w:type="dxa"/>
+        <w:tblW w:w="8306" w:type="dxa"/>
+        <w:tblLayout w:type="fixed"/>
         <w:tblLook w:val="04A0" w:firstRow="1" w:lastRow="0" w:firstColumn="1" w:lastColumn="0" w:noHBand="0" w:noVBand="1"/>
       </w:tblPr>
       <w:tblGrid>
-        <w:gridCol w:w="4410"/>
-        <w:gridCol w:w="4412"/>
+        <w:gridCol w:w="4152"/>
+        <w:gridCol w:w="4154"/>
       </w:tblGrid>
       <w:tr>
         <w:trPr>
@@ -5791,7 +5717,7 @@
         </w:trPr>
         <w:tc>
           <w:tcPr>
-            <w:tcW w:w="4410" w:type="dxa"/>
+            <w:tcW w:w="4152" w:type="dxa"/>
           </w:tcPr>
           <w:p>
             <w:pPr>
@@ -5808,7 +5734,7 @@
         </w:tc>
         <w:tc>
           <w:tcPr>
-            <w:tcW w:w="4412" w:type="dxa"/>
+            <w:tcW w:w="4154" w:type="dxa"/>
           </w:tcPr>
           <w:p>
             <w:pPr>
@@ -5842,7 +5768,7 @@
         </w:trPr>
         <w:tc>
           <w:tcPr>
-            <w:tcW w:w="4410" w:type="dxa"/>
+            <w:tcW w:w="4152" w:type="dxa"/>
           </w:tcPr>
           <w:p>
             <w:pPr>
@@ -5859,7 +5785,7 @@
         </w:tc>
         <w:tc>
           <w:tcPr>
-            <w:tcW w:w="4412" w:type="dxa"/>
+            <w:tcW w:w="4154" w:type="dxa"/>
           </w:tcPr>
           <w:p>
             <w:pPr>
@@ -5878,7 +5804,7 @@
         </w:trPr>
         <w:tc>
           <w:tcPr>
-            <w:tcW w:w="4410" w:type="dxa"/>
+            <w:tcW w:w="4152" w:type="dxa"/>
           </w:tcPr>
           <w:p>
             <w:pPr>
@@ -5895,7 +5821,7 @@
         </w:tc>
         <w:tc>
           <w:tcPr>
-            <w:tcW w:w="4412" w:type="dxa"/>
+            <w:tcW w:w="4154" w:type="dxa"/>
             <w:tcBorders>
               <w:bottom w:val="single" w:sz="4" w:space="0" w:color="auto"/>
             </w:tcBorders>
@@ -5917,7 +5843,7 @@
         </w:trPr>
         <w:tc>
           <w:tcPr>
-            <w:tcW w:w="4410" w:type="dxa"/>
+            <w:tcW w:w="4152" w:type="dxa"/>
           </w:tcPr>
           <w:p>
             <w:pPr>
@@ -5937,7 +5863,7 @@
         </w:tc>
         <w:tc>
           <w:tcPr>
-            <w:tcW w:w="4412" w:type="dxa"/>
+            <w:tcW w:w="4154" w:type="dxa"/>
             <w:tcBorders>
               <w:bottom w:val="single" w:sz="4" w:space="0" w:color="auto"/>
             </w:tcBorders>
@@ -5965,7 +5891,7 @@
         </w:trPr>
         <w:tc>
           <w:tcPr>
-            <w:tcW w:w="4410" w:type="dxa"/>
+            <w:tcW w:w="4152" w:type="dxa"/>
             <w:tcBorders>
               <w:bottom w:val="single" w:sz="4" w:space="0" w:color="auto"/>
             </w:tcBorders>
@@ -5985,7 +5911,7 @@
         </w:tc>
         <w:tc>
           <w:tcPr>
-            <w:tcW w:w="4412" w:type="dxa"/>
+            <w:tcW w:w="4154" w:type="dxa"/>
             <w:tcBorders>
               <w:top w:val="single" w:sz="4" w:space="0" w:color="auto"/>
               <w:bottom w:val="single" w:sz="4" w:space="0" w:color="auto"/>
@@ -6008,7 +5934,7 @@
         </w:trPr>
         <w:tc>
           <w:tcPr>
-            <w:tcW w:w="4410" w:type="dxa"/>
+            <w:tcW w:w="4152" w:type="dxa"/>
             <w:vMerge w:val="restart"/>
             <w:tcBorders>
               <w:top w:val="nil"/>
@@ -6030,7 +5956,7 @@
         </w:tc>
         <w:tc>
           <w:tcPr>
-            <w:tcW w:w="4412" w:type="dxa"/>
+            <w:tcW w:w="4154" w:type="dxa"/>
             <w:tcBorders>
               <w:top w:val="single" w:sz="4" w:space="0" w:color="auto"/>
               <w:left w:val="single" w:sz="4" w:space="0" w:color="auto"/>
@@ -6113,7 +6039,7 @@
         </w:tc>
         <w:tc>
           <w:tcPr>
-            <w:tcW w:w="4412" w:type="dxa"/>
+            <w:tcW w:w="4154" w:type="dxa"/>
             <w:tcBorders>
               <w:top w:val="single" w:sz="4" w:space="0" w:color="auto"/>
               <w:left w:val="single" w:sz="4" w:space="0" w:color="auto"/>
@@ -6172,12 +6098,13 @@
     <w:tbl>
       <w:tblPr>
         <w:tblStyle w:val="af4"/>
-        <w:tblW w:w="8822" w:type="dxa"/>
+        <w:tblW w:w="8306" w:type="dxa"/>
+        <w:tblLayout w:type="fixed"/>
         <w:tblLook w:val="04A0" w:firstRow="1" w:lastRow="0" w:firstColumn="1" w:lastColumn="0" w:noHBand="0" w:noVBand="1"/>
       </w:tblPr>
       <w:tblGrid>
-        <w:gridCol w:w="4410"/>
-        <w:gridCol w:w="4412"/>
+        <w:gridCol w:w="4152"/>
+        <w:gridCol w:w="4154"/>
       </w:tblGrid>
       <w:tr>
         <w:trPr>
@@ -6185,7 +6112,7 @@
         </w:trPr>
         <w:tc>
           <w:tcPr>
-            <w:tcW w:w="4410" w:type="dxa"/>
+            <w:tcW w:w="4152" w:type="dxa"/>
           </w:tcPr>
           <w:p>
             <w:pPr>
@@ -6202,7 +6129,7 @@
         </w:tc>
         <w:tc>
           <w:tcPr>
-            <w:tcW w:w="4412" w:type="dxa"/>
+            <w:tcW w:w="4154" w:type="dxa"/>
           </w:tcPr>
           <w:p>
             <w:pPr>
@@ -6236,7 +6163,7 @@
         </w:trPr>
         <w:tc>
           <w:tcPr>
-            <w:tcW w:w="4410" w:type="dxa"/>
+            <w:tcW w:w="4152" w:type="dxa"/>
           </w:tcPr>
           <w:p>
             <w:pPr>
@@ -6253,7 +6180,7 @@
         </w:tc>
         <w:tc>
           <w:tcPr>
-            <w:tcW w:w="4412" w:type="dxa"/>
+            <w:tcW w:w="4154" w:type="dxa"/>
           </w:tcPr>
           <w:p>
             <w:pPr>
@@ -6272,7 +6199,7 @@
         </w:trPr>
         <w:tc>
           <w:tcPr>
-            <w:tcW w:w="4410" w:type="dxa"/>
+            <w:tcW w:w="4152" w:type="dxa"/>
           </w:tcPr>
           <w:p>
             <w:pPr>
@@ -6289,7 +6216,7 @@
         </w:tc>
         <w:tc>
           <w:tcPr>
-            <w:tcW w:w="4412" w:type="dxa"/>
+            <w:tcW w:w="4154" w:type="dxa"/>
             <w:tcBorders>
               <w:bottom w:val="single" w:sz="4" w:space="0" w:color="auto"/>
             </w:tcBorders>
@@ -6311,7 +6238,7 @@
         </w:trPr>
         <w:tc>
           <w:tcPr>
-            <w:tcW w:w="4410" w:type="dxa"/>
+            <w:tcW w:w="4152" w:type="dxa"/>
           </w:tcPr>
           <w:p>
             <w:pPr>
@@ -6331,7 +6258,7 @@
         </w:tc>
         <w:tc>
           <w:tcPr>
-            <w:tcW w:w="4412" w:type="dxa"/>
+            <w:tcW w:w="4154" w:type="dxa"/>
             <w:tcBorders>
               <w:bottom w:val="single" w:sz="4" w:space="0" w:color="auto"/>
             </w:tcBorders>
@@ -6359,7 +6286,7 @@
         </w:trPr>
         <w:tc>
           <w:tcPr>
-            <w:tcW w:w="4410" w:type="dxa"/>
+            <w:tcW w:w="4152" w:type="dxa"/>
             <w:tcBorders>
               <w:bottom w:val="single" w:sz="4" w:space="0" w:color="auto"/>
             </w:tcBorders>
@@ -6379,7 +6306,7 @@
         </w:tc>
         <w:tc>
           <w:tcPr>
-            <w:tcW w:w="4412" w:type="dxa"/>
+            <w:tcW w:w="4154" w:type="dxa"/>
             <w:tcBorders>
               <w:top w:val="single" w:sz="4" w:space="0" w:color="auto"/>
               <w:bottom w:val="single" w:sz="4" w:space="0" w:color="auto"/>
@@ -6402,7 +6329,7 @@
         </w:trPr>
         <w:tc>
           <w:tcPr>
-            <w:tcW w:w="4410" w:type="dxa"/>
+            <w:tcW w:w="4152" w:type="dxa"/>
             <w:vMerge w:val="restart"/>
             <w:tcBorders>
               <w:top w:val="nil"/>
@@ -6424,7 +6351,7 @@
         </w:tc>
         <w:tc>
           <w:tcPr>
-            <w:tcW w:w="4412" w:type="dxa"/>
+            <w:tcW w:w="4154" w:type="dxa"/>
             <w:tcBorders>
               <w:top w:val="single" w:sz="4" w:space="0" w:color="auto"/>
               <w:left w:val="single" w:sz="4" w:space="0" w:color="auto"/>
@@ -6503,11 +6430,7 @@
               <w:t xml:space="preserve">3. </w:t>
             </w:r>
             <w:r>
-              <w:t>页面展示审批结论、授信额度、期限与还款</w:t>
-            </w:r>
-            <w:r>
-              <w:lastRenderedPageBreak/>
-              <w:t>计划。</w:t>
+              <w:t>页面展示审批结论、授信额度、期限与还款计划。</w:t>
             </w:r>
           </w:p>
         </w:tc>
@@ -6533,7 +6456,7 @@
         </w:tc>
         <w:tc>
           <w:tcPr>
-            <w:tcW w:w="4412" w:type="dxa"/>
+            <w:tcW w:w="4154" w:type="dxa"/>
             <w:tcBorders>
               <w:top w:val="single" w:sz="4" w:space="0" w:color="auto"/>
               <w:left w:val="single" w:sz="4" w:space="0" w:color="auto"/>
@@ -6594,12 +6517,13 @@
     <w:tbl>
       <w:tblPr>
         <w:tblStyle w:val="af4"/>
-        <w:tblW w:w="8822" w:type="dxa"/>
+        <w:tblW w:w="8306" w:type="dxa"/>
+        <w:tblLayout w:type="fixed"/>
         <w:tblLook w:val="04A0" w:firstRow="1" w:lastRow="0" w:firstColumn="1" w:lastColumn="0" w:noHBand="0" w:noVBand="1"/>
       </w:tblPr>
       <w:tblGrid>
-        <w:gridCol w:w="4410"/>
-        <w:gridCol w:w="4412"/>
+        <w:gridCol w:w="4152"/>
+        <w:gridCol w:w="4154"/>
       </w:tblGrid>
       <w:tr>
         <w:trPr>
@@ -6607,7 +6531,7 @@
         </w:trPr>
         <w:tc>
           <w:tcPr>
-            <w:tcW w:w="4410" w:type="dxa"/>
+            <w:tcW w:w="4152" w:type="dxa"/>
           </w:tcPr>
           <w:p>
             <w:pPr>
@@ -6624,7 +6548,7 @@
         </w:tc>
         <w:tc>
           <w:tcPr>
-            <w:tcW w:w="4412" w:type="dxa"/>
+            <w:tcW w:w="4154" w:type="dxa"/>
           </w:tcPr>
           <w:p>
             <w:pPr>
@@ -6658,7 +6582,7 @@
         </w:trPr>
         <w:tc>
           <w:tcPr>
-            <w:tcW w:w="4410" w:type="dxa"/>
+            <w:tcW w:w="4152" w:type="dxa"/>
           </w:tcPr>
           <w:p>
             <w:pPr>
@@ -6675,7 +6599,7 @@
         </w:tc>
         <w:tc>
           <w:tcPr>
-            <w:tcW w:w="4412" w:type="dxa"/>
+            <w:tcW w:w="4154" w:type="dxa"/>
           </w:tcPr>
           <w:p>
             <w:pPr>
@@ -6703,7 +6627,7 @@
         </w:trPr>
         <w:tc>
           <w:tcPr>
-            <w:tcW w:w="4410" w:type="dxa"/>
+            <w:tcW w:w="4152" w:type="dxa"/>
           </w:tcPr>
           <w:p>
             <w:pPr>
@@ -6720,7 +6644,7 @@
         </w:tc>
         <w:tc>
           <w:tcPr>
-            <w:tcW w:w="4412" w:type="dxa"/>
+            <w:tcW w:w="4154" w:type="dxa"/>
             <w:tcBorders>
               <w:bottom w:val="single" w:sz="4" w:space="0" w:color="auto"/>
             </w:tcBorders>
@@ -6742,7 +6666,7 @@
         </w:trPr>
         <w:tc>
           <w:tcPr>
-            <w:tcW w:w="4410" w:type="dxa"/>
+            <w:tcW w:w="4152" w:type="dxa"/>
           </w:tcPr>
           <w:p>
             <w:pPr>
@@ -6762,7 +6686,7 @@
         </w:tc>
         <w:tc>
           <w:tcPr>
-            <w:tcW w:w="4412" w:type="dxa"/>
+            <w:tcW w:w="4154" w:type="dxa"/>
             <w:tcBorders>
               <w:bottom w:val="single" w:sz="4" w:space="0" w:color="auto"/>
             </w:tcBorders>
@@ -6790,7 +6714,7 @@
         </w:trPr>
         <w:tc>
           <w:tcPr>
-            <w:tcW w:w="4410" w:type="dxa"/>
+            <w:tcW w:w="4152" w:type="dxa"/>
             <w:tcBorders>
               <w:bottom w:val="single" w:sz="4" w:space="0" w:color="auto"/>
             </w:tcBorders>
@@ -6810,7 +6734,7 @@
         </w:tc>
         <w:tc>
           <w:tcPr>
-            <w:tcW w:w="4412" w:type="dxa"/>
+            <w:tcW w:w="4154" w:type="dxa"/>
             <w:tcBorders>
               <w:top w:val="single" w:sz="4" w:space="0" w:color="auto"/>
               <w:bottom w:val="single" w:sz="4" w:space="0" w:color="auto"/>
@@ -6833,7 +6757,7 @@
         </w:trPr>
         <w:tc>
           <w:tcPr>
-            <w:tcW w:w="4410" w:type="dxa"/>
+            <w:tcW w:w="4152" w:type="dxa"/>
             <w:vMerge w:val="restart"/>
             <w:tcBorders>
               <w:top w:val="nil"/>
@@ -6855,7 +6779,7 @@
         </w:tc>
         <w:tc>
           <w:tcPr>
-            <w:tcW w:w="4412" w:type="dxa"/>
+            <w:tcW w:w="4154" w:type="dxa"/>
             <w:tcBorders>
               <w:top w:val="single" w:sz="4" w:space="0" w:color="auto"/>
               <w:left w:val="single" w:sz="4" w:space="0" w:color="auto"/>
@@ -6938,7 +6862,7 @@
         </w:tc>
         <w:tc>
           <w:tcPr>
-            <w:tcW w:w="4412" w:type="dxa"/>
+            <w:tcW w:w="4154" w:type="dxa"/>
             <w:tcBorders>
               <w:top w:val="single" w:sz="4" w:space="0" w:color="auto"/>
               <w:left w:val="single" w:sz="4" w:space="0" w:color="auto"/>
@@ -6994,6 +6918,12 @@
         <w:rPr>
           <w:rFonts w:hint="eastAsia"/>
         </w:rPr>
+        <w:t>0</w:t>
+      </w:r>
+      <w:r>
+        <w:rPr>
+          <w:rFonts w:hint="eastAsia"/>
+        </w:rPr>
         <w:t>9</w:t>
       </w:r>
       <w:r>
@@ -7006,12 +6936,13 @@
     <w:tbl>
       <w:tblPr>
         <w:tblStyle w:val="af4"/>
-        <w:tblW w:w="8822" w:type="dxa"/>
+        <w:tblW w:w="8306" w:type="dxa"/>
+        <w:tblLayout w:type="fixed"/>
         <w:tblLook w:val="04A0" w:firstRow="1" w:lastRow="0" w:firstColumn="1" w:lastColumn="0" w:noHBand="0" w:noVBand="1"/>
       </w:tblPr>
       <w:tblGrid>
-        <w:gridCol w:w="4410"/>
-        <w:gridCol w:w="4412"/>
+        <w:gridCol w:w="4152"/>
+        <w:gridCol w:w="4154"/>
       </w:tblGrid>
       <w:tr>
         <w:trPr>
@@ -7019,7 +6950,7 @@
         </w:trPr>
         <w:tc>
           <w:tcPr>
-            <w:tcW w:w="4410" w:type="dxa"/>
+            <w:tcW w:w="4152" w:type="dxa"/>
           </w:tcPr>
           <w:p>
             <w:pPr>
@@ -7036,7 +6967,7 @@
         </w:tc>
         <w:tc>
           <w:tcPr>
-            <w:tcW w:w="4412" w:type="dxa"/>
+            <w:tcW w:w="4154" w:type="dxa"/>
           </w:tcPr>
           <w:p>
             <w:pPr>
@@ -7053,6 +6984,14 @@
                 <w:bCs/>
               </w:rPr>
               <w:t>UC-</w:t>
+            </w:r>
+            <w:r>
+              <w:rPr>
+                <w:rFonts w:hint="eastAsia"/>
+                <w:b/>
+                <w:bCs/>
+              </w:rPr>
+              <w:t>0</w:t>
             </w:r>
             <w:r>
               <w:rPr>
@@ -7085,7 +7024,7 @@
         </w:trPr>
         <w:tc>
           <w:tcPr>
-            <w:tcW w:w="4410" w:type="dxa"/>
+            <w:tcW w:w="4152" w:type="dxa"/>
           </w:tcPr>
           <w:p>
             <w:pPr>
@@ -7102,7 +7041,7 @@
         </w:tc>
         <w:tc>
           <w:tcPr>
-            <w:tcW w:w="4412" w:type="dxa"/>
+            <w:tcW w:w="4154" w:type="dxa"/>
           </w:tcPr>
           <w:p>
             <w:pPr>
@@ -7121,7 +7060,7 @@
         </w:trPr>
         <w:tc>
           <w:tcPr>
-            <w:tcW w:w="4410" w:type="dxa"/>
+            <w:tcW w:w="4152" w:type="dxa"/>
           </w:tcPr>
           <w:p>
             <w:pPr>
@@ -7138,7 +7077,7 @@
         </w:tc>
         <w:tc>
           <w:tcPr>
-            <w:tcW w:w="4412" w:type="dxa"/>
+            <w:tcW w:w="4154" w:type="dxa"/>
             <w:tcBorders>
               <w:bottom w:val="single" w:sz="4" w:space="0" w:color="auto"/>
             </w:tcBorders>
@@ -7160,7 +7099,7 @@
         </w:trPr>
         <w:tc>
           <w:tcPr>
-            <w:tcW w:w="4410" w:type="dxa"/>
+            <w:tcW w:w="4152" w:type="dxa"/>
           </w:tcPr>
           <w:p>
             <w:pPr>
@@ -7180,7 +7119,7 @@
         </w:tc>
         <w:tc>
           <w:tcPr>
-            <w:tcW w:w="4412" w:type="dxa"/>
+            <w:tcW w:w="4154" w:type="dxa"/>
             <w:tcBorders>
               <w:bottom w:val="single" w:sz="4" w:space="0" w:color="auto"/>
             </w:tcBorders>
@@ -7208,7 +7147,7 @@
         </w:trPr>
         <w:tc>
           <w:tcPr>
-            <w:tcW w:w="4410" w:type="dxa"/>
+            <w:tcW w:w="4152" w:type="dxa"/>
             <w:tcBorders>
               <w:bottom w:val="single" w:sz="4" w:space="0" w:color="auto"/>
             </w:tcBorders>
@@ -7222,14 +7161,13 @@
               <w:rPr>
                 <w:rFonts w:hint="eastAsia"/>
               </w:rPr>
-              <w:lastRenderedPageBreak/>
               <w:t>前置条件</w:t>
             </w:r>
           </w:p>
         </w:tc>
         <w:tc>
           <w:tcPr>
-            <w:tcW w:w="4412" w:type="dxa"/>
+            <w:tcW w:w="4154" w:type="dxa"/>
             <w:tcBorders>
               <w:top w:val="single" w:sz="4" w:space="0" w:color="auto"/>
               <w:bottom w:val="single" w:sz="4" w:space="0" w:color="auto"/>
@@ -7252,7 +7190,7 @@
         </w:trPr>
         <w:tc>
           <w:tcPr>
-            <w:tcW w:w="4410" w:type="dxa"/>
+            <w:tcW w:w="4152" w:type="dxa"/>
             <w:vMerge w:val="restart"/>
             <w:tcBorders>
               <w:top w:val="nil"/>
@@ -7274,7 +7212,7 @@
         </w:tc>
         <w:tc>
           <w:tcPr>
-            <w:tcW w:w="4412" w:type="dxa"/>
+            <w:tcW w:w="4154" w:type="dxa"/>
             <w:tcBorders>
               <w:top w:val="single" w:sz="4" w:space="0" w:color="auto"/>
               <w:left w:val="single" w:sz="4" w:space="0" w:color="auto"/>
@@ -7357,7 +7295,7 @@
         </w:tc>
         <w:tc>
           <w:tcPr>
-            <w:tcW w:w="4412" w:type="dxa"/>
+            <w:tcW w:w="4154" w:type="dxa"/>
             <w:tcBorders>
               <w:top w:val="single" w:sz="4" w:space="0" w:color="auto"/>
               <w:left w:val="single" w:sz="4" w:space="0" w:color="auto"/>
@@ -7425,12 +7363,13 @@
     <w:tbl>
       <w:tblPr>
         <w:tblStyle w:val="af4"/>
-        <w:tblW w:w="8822" w:type="dxa"/>
+        <w:tblW w:w="8306" w:type="dxa"/>
+        <w:tblLayout w:type="fixed"/>
         <w:tblLook w:val="04A0" w:firstRow="1" w:lastRow="0" w:firstColumn="1" w:lastColumn="0" w:noHBand="0" w:noVBand="1"/>
       </w:tblPr>
       <w:tblGrid>
-        <w:gridCol w:w="4410"/>
-        <w:gridCol w:w="4412"/>
+        <w:gridCol w:w="4152"/>
+        <w:gridCol w:w="4154"/>
       </w:tblGrid>
       <w:tr>
         <w:trPr>
@@ -7438,7 +7377,7 @@
         </w:trPr>
         <w:tc>
           <w:tcPr>
-            <w:tcW w:w="4410" w:type="dxa"/>
+            <w:tcW w:w="4152" w:type="dxa"/>
           </w:tcPr>
           <w:p>
             <w:pPr>
@@ -7455,7 +7394,7 @@
         </w:tc>
         <w:tc>
           <w:tcPr>
-            <w:tcW w:w="4412" w:type="dxa"/>
+            <w:tcW w:w="4154" w:type="dxa"/>
           </w:tcPr>
           <w:p>
             <w:pPr>
@@ -7504,7 +7443,7 @@
         </w:trPr>
         <w:tc>
           <w:tcPr>
-            <w:tcW w:w="4410" w:type="dxa"/>
+            <w:tcW w:w="4152" w:type="dxa"/>
           </w:tcPr>
           <w:p>
             <w:pPr>
@@ -7521,7 +7460,7 @@
         </w:tc>
         <w:tc>
           <w:tcPr>
-            <w:tcW w:w="4412" w:type="dxa"/>
+            <w:tcW w:w="4154" w:type="dxa"/>
           </w:tcPr>
           <w:p>
             <w:pPr>
@@ -7540,7 +7479,7 @@
         </w:trPr>
         <w:tc>
           <w:tcPr>
-            <w:tcW w:w="4410" w:type="dxa"/>
+            <w:tcW w:w="4152" w:type="dxa"/>
           </w:tcPr>
           <w:p>
             <w:pPr>
@@ -7557,7 +7496,7 @@
         </w:tc>
         <w:tc>
           <w:tcPr>
-            <w:tcW w:w="4412" w:type="dxa"/>
+            <w:tcW w:w="4154" w:type="dxa"/>
             <w:tcBorders>
               <w:bottom w:val="single" w:sz="4" w:space="0" w:color="auto"/>
             </w:tcBorders>
@@ -7579,7 +7518,7 @@
         </w:trPr>
         <w:tc>
           <w:tcPr>
-            <w:tcW w:w="4410" w:type="dxa"/>
+            <w:tcW w:w="4152" w:type="dxa"/>
           </w:tcPr>
           <w:p>
             <w:pPr>
@@ -7599,7 +7538,7 @@
         </w:tc>
         <w:tc>
           <w:tcPr>
-            <w:tcW w:w="4412" w:type="dxa"/>
+            <w:tcW w:w="4154" w:type="dxa"/>
             <w:tcBorders>
               <w:bottom w:val="single" w:sz="4" w:space="0" w:color="auto"/>
             </w:tcBorders>
@@ -7627,7 +7566,7 @@
         </w:trPr>
         <w:tc>
           <w:tcPr>
-            <w:tcW w:w="4410" w:type="dxa"/>
+            <w:tcW w:w="4152" w:type="dxa"/>
             <w:tcBorders>
               <w:bottom w:val="single" w:sz="4" w:space="0" w:color="auto"/>
             </w:tcBorders>
@@ -7647,7 +7586,7 @@
         </w:tc>
         <w:tc>
           <w:tcPr>
-            <w:tcW w:w="4412" w:type="dxa"/>
+            <w:tcW w:w="4154" w:type="dxa"/>
             <w:tcBorders>
               <w:top w:val="single" w:sz="4" w:space="0" w:color="auto"/>
               <w:bottom w:val="single" w:sz="4" w:space="0" w:color="auto"/>
@@ -7670,7 +7609,7 @@
         </w:trPr>
         <w:tc>
           <w:tcPr>
-            <w:tcW w:w="4410" w:type="dxa"/>
+            <w:tcW w:w="4152" w:type="dxa"/>
             <w:vMerge w:val="restart"/>
             <w:tcBorders>
               <w:top w:val="nil"/>
@@ -7692,7 +7631,7 @@
         </w:tc>
         <w:tc>
           <w:tcPr>
-            <w:tcW w:w="4412" w:type="dxa"/>
+            <w:tcW w:w="4154" w:type="dxa"/>
             <w:tcBorders>
               <w:top w:val="single" w:sz="4" w:space="0" w:color="auto"/>
               <w:left w:val="single" w:sz="4" w:space="0" w:color="auto"/>
@@ -7789,7 +7728,7 @@
         </w:tc>
         <w:tc>
           <w:tcPr>
-            <w:tcW w:w="4412" w:type="dxa"/>
+            <w:tcW w:w="4154" w:type="dxa"/>
             <w:tcBorders>
               <w:top w:val="single" w:sz="4" w:space="0" w:color="auto"/>
               <w:left w:val="single" w:sz="4" w:space="0" w:color="auto"/>
@@ -7852,12 +7791,13 @@
     <w:tbl>
       <w:tblPr>
         <w:tblStyle w:val="af4"/>
-        <w:tblW w:w="8822" w:type="dxa"/>
+        <w:tblW w:w="8306" w:type="dxa"/>
+        <w:tblLayout w:type="fixed"/>
         <w:tblLook w:val="04A0" w:firstRow="1" w:lastRow="0" w:firstColumn="1" w:lastColumn="0" w:noHBand="0" w:noVBand="1"/>
       </w:tblPr>
       <w:tblGrid>
-        <w:gridCol w:w="4410"/>
-        <w:gridCol w:w="4412"/>
+        <w:gridCol w:w="4152"/>
+        <w:gridCol w:w="4154"/>
       </w:tblGrid>
       <w:tr>
         <w:trPr>
@@ -7865,7 +7805,7 @@
         </w:trPr>
         <w:tc>
           <w:tcPr>
-            <w:tcW w:w="4410" w:type="dxa"/>
+            <w:tcW w:w="4152" w:type="dxa"/>
           </w:tcPr>
           <w:p>
             <w:pPr>
@@ -7882,13 +7822,14 @@
         </w:tc>
         <w:tc>
           <w:tcPr>
-            <w:tcW w:w="4412" w:type="dxa"/>
+            <w:tcW w:w="4154" w:type="dxa"/>
           </w:tcPr>
           <w:p>
             <w:pPr>
               <w:pStyle w:val="20"/>
               <w:ind w:firstLineChars="0" w:firstLine="0"/>
               <w:rPr>
+                <w:rFonts w:hint="eastAsia"/>
                 <w:b/>
                 <w:bCs/>
               </w:rPr>
@@ -7906,21 +7847,15 @@
                 <w:b/>
                 <w:bCs/>
               </w:rPr>
-              <w:t>0</w:t>
+              <w:t xml:space="preserve">1 </w:t>
             </w:r>
             <w:r>
               <w:rPr>
+                <w:rFonts w:hint="eastAsia"/>
                 <w:b/>
                 <w:bCs/>
               </w:rPr>
-              <w:t xml:space="preserve"> </w:t>
-            </w:r>
-            <w:r>
-              <w:rPr>
-                <w:b/>
-                <w:bCs/>
-              </w:rPr>
-              <w:t>待审核贷款人工审批</w:t>
+              <w:t>查询审核记录</w:t>
             </w:r>
           </w:p>
         </w:tc>
@@ -7931,7 +7866,7 @@
         </w:trPr>
         <w:tc>
           <w:tcPr>
-            <w:tcW w:w="4410" w:type="dxa"/>
+            <w:tcW w:w="4152" w:type="dxa"/>
           </w:tcPr>
           <w:p>
             <w:pPr>
@@ -7948,7 +7883,7 @@
         </w:tc>
         <w:tc>
           <w:tcPr>
-            <w:tcW w:w="4412" w:type="dxa"/>
+            <w:tcW w:w="4154" w:type="dxa"/>
           </w:tcPr>
           <w:p>
             <w:pPr>
@@ -7967,7 +7902,7 @@
         </w:trPr>
         <w:tc>
           <w:tcPr>
-            <w:tcW w:w="4410" w:type="dxa"/>
+            <w:tcW w:w="4152" w:type="dxa"/>
           </w:tcPr>
           <w:p>
             <w:pPr>
@@ -7984,7 +7919,7 @@
         </w:tc>
         <w:tc>
           <w:tcPr>
-            <w:tcW w:w="4412" w:type="dxa"/>
+            <w:tcW w:w="4154" w:type="dxa"/>
             <w:tcBorders>
               <w:bottom w:val="single" w:sz="4" w:space="0" w:color="auto"/>
             </w:tcBorders>
@@ -8006,7 +7941,7 @@
         </w:trPr>
         <w:tc>
           <w:tcPr>
-            <w:tcW w:w="4410" w:type="dxa"/>
+            <w:tcW w:w="4152" w:type="dxa"/>
           </w:tcPr>
           <w:p>
             <w:pPr>
@@ -8026,7 +7961,7 @@
         </w:tc>
         <w:tc>
           <w:tcPr>
-            <w:tcW w:w="4412" w:type="dxa"/>
+            <w:tcW w:w="4154" w:type="dxa"/>
             <w:tcBorders>
               <w:bottom w:val="single" w:sz="4" w:space="0" w:color="auto"/>
             </w:tcBorders>
@@ -8054,7 +7989,7 @@
         </w:trPr>
         <w:tc>
           <w:tcPr>
-            <w:tcW w:w="4410" w:type="dxa"/>
+            <w:tcW w:w="4152" w:type="dxa"/>
             <w:tcBorders>
               <w:bottom w:val="single" w:sz="4" w:space="0" w:color="auto"/>
             </w:tcBorders>
@@ -8074,7 +8009,7 @@
         </w:tc>
         <w:tc>
           <w:tcPr>
-            <w:tcW w:w="4412" w:type="dxa"/>
+            <w:tcW w:w="4154" w:type="dxa"/>
             <w:tcBorders>
               <w:top w:val="single" w:sz="4" w:space="0" w:color="auto"/>
               <w:bottom w:val="single" w:sz="4" w:space="0" w:color="auto"/>
@@ -8097,7 +8032,7 @@
         </w:trPr>
         <w:tc>
           <w:tcPr>
-            <w:tcW w:w="4410" w:type="dxa"/>
+            <w:tcW w:w="4152" w:type="dxa"/>
             <w:vMerge w:val="restart"/>
             <w:tcBorders>
               <w:top w:val="nil"/>
@@ -8119,7 +8054,7 @@
         </w:tc>
         <w:tc>
           <w:tcPr>
-            <w:tcW w:w="4412" w:type="dxa"/>
+            <w:tcW w:w="4154" w:type="dxa"/>
             <w:tcBorders>
               <w:top w:val="single" w:sz="4" w:space="0" w:color="auto"/>
               <w:left w:val="single" w:sz="4" w:space="0" w:color="auto"/>
@@ -8188,7 +8123,7 @@
         </w:tc>
         <w:tc>
           <w:tcPr>
-            <w:tcW w:w="4412" w:type="dxa"/>
+            <w:tcW w:w="4154" w:type="dxa"/>
             <w:tcBorders>
               <w:top w:val="single" w:sz="4" w:space="0" w:color="auto"/>
               <w:left w:val="single" w:sz="4" w:space="0" w:color="auto"/>
@@ -8222,14 +8157,14 @@
       <w:pPr>
         <w:pStyle w:val="ReportHeading2"/>
       </w:pPr>
-      <w:bookmarkStart w:id="21" w:name="_Toc243062269"/>
+      <w:bookmarkStart w:id="20" w:name="_Toc243068384"/>
       <w:r>
         <w:t xml:space="preserve">5.2 </w:t>
       </w:r>
       <w:r>
         <w:t>用例业务流程描述</w:t>
       </w:r>
-      <w:bookmarkEnd w:id="21"/>
+      <w:bookmarkEnd w:id="20"/>
     </w:p>
     <w:p>
       <w:pPr>
@@ -8249,28 +8184,22 @@
           <w:rFonts w:hint="eastAsia"/>
         </w:rPr>
       </w:pPr>
+      <w:r>
+        <w:t xml:space="preserve">5.2.1 </w:t>
+      </w:r>
+      <w:r>
+        <w:t>贷前申请与审批流程</w:t>
+      </w:r>
+      <w:r>
+        <w:br/>
+      </w:r>
     </w:p>
     <w:p>
       <w:pPr>
-        <w:pStyle w:val="ReportHeading3"/>
-      </w:pPr>
-      <w:r>
-        <w:t xml:space="preserve">5.2.1 </w:t>
-      </w:r>
-      <w:r>
-        <w:t>贷前申请与审批流程</w:t>
-      </w:r>
-    </w:p>
-    <w:p>
-      <w:pPr>
         <w:pStyle w:val="20"/>
       </w:pPr>
       <w:r>
-        <w:t>第一步，用户登录并完成实名认证，系统建立用户档案和授权记录。第二步，用户选择贷款产品并填写申请资料，系统进行格式、范围、必填项和申请资格校验。第三步，系统在用户授权范围内采集多类数据，对数据进行清洗、标准化、去重、缺失处理和质量评分。第四步，系统调用评分模型和规则引擎生成信用评分、风险等级、规则命中原因及处理建议。第五步，低风险申请进入自动审批或快速审核，中风险申请进入人工复核，高风险申请进入拒绝或补充核验流程。第六步，审批通过后，用户确认合同，系统提交放款请求并生成还款</w:t>
-      </w:r>
-      <w:r>
-        <w:lastRenderedPageBreak/>
-        <w:t>计划。</w:t>
+        <w:t>第一步，用户登录并完成实名认证，系统建立用户档案和授权记录。第二步，用户选择贷款产品并填写申请资料，系统进行格式、范围、必填项和申请资格校验。第三步，系统在用户授权范围内采集多类数据，对数据进行清洗、标准化、去重、缺失处理和质量评分。第四步，系统调用评分模型和规则引擎生成信用评分、风险等级、规则命中原因及处理建议。第五步，低风险申请进入自动审批或快速审核，中风险申请进入人工复核，高风险申请进入拒绝或补充核验流程。第六步，审批通过后，用户确认合同，系统提交放款请求并生成还款计划。</w:t>
       </w:r>
     </w:p>
     <w:p>
@@ -8296,16 +8225,16 @@
     <w:tbl>
       <w:tblPr>
         <w:tblStyle w:val="af4"/>
-        <w:tblW w:w="0" w:type="auto"/>
+        <w:tblW w:w="8306" w:type="dxa"/>
         <w:jc w:val="center"/>
         <w:tblLayout w:type="fixed"/>
         <w:tblLook w:val="04A0" w:firstRow="1" w:lastRow="0" w:firstColumn="1" w:lastColumn="0" w:noHBand="0" w:noVBand="1"/>
       </w:tblPr>
       <w:tblGrid>
-        <w:gridCol w:w="1800"/>
-        <w:gridCol w:w="2232"/>
-        <w:gridCol w:w="2664"/>
-        <w:gridCol w:w="1800"/>
+        <w:gridCol w:w="1760"/>
+        <w:gridCol w:w="2182"/>
+        <w:gridCol w:w="2604"/>
+        <w:gridCol w:w="1760"/>
       </w:tblGrid>
       <w:tr>
         <w:trPr>
@@ -8315,7 +8244,7 @@
         </w:trPr>
         <w:tc>
           <w:tcPr>
-            <w:tcW w:w="1800" w:type="dxa"/>
+            <w:tcW w:w="1760" w:type="dxa"/>
             <w:tcBorders>
               <w:top w:val="single" w:sz="4" w:space="0" w:color="D9D9D9"/>
               <w:left w:val="single" w:sz="4" w:space="0" w:color="D9D9D9"/>
@@ -8344,7 +8273,7 @@
         </w:tc>
         <w:tc>
           <w:tcPr>
-            <w:tcW w:w="2232" w:type="dxa"/>
+            <w:tcW w:w="2182" w:type="dxa"/>
             <w:tcBorders>
               <w:top w:val="single" w:sz="4" w:space="0" w:color="D9D9D9"/>
               <w:left w:val="single" w:sz="4" w:space="0" w:color="D9D9D9"/>
@@ -8373,7 +8302,7 @@
         </w:tc>
         <w:tc>
           <w:tcPr>
-            <w:tcW w:w="2664" w:type="dxa"/>
+            <w:tcW w:w="2604" w:type="dxa"/>
             <w:tcBorders>
               <w:top w:val="single" w:sz="4" w:space="0" w:color="D9D9D9"/>
               <w:left w:val="single" w:sz="4" w:space="0" w:color="D9D9D9"/>
@@ -8402,7 +8331,7 @@
         </w:tc>
         <w:tc>
           <w:tcPr>
-            <w:tcW w:w="1800" w:type="dxa"/>
+            <w:tcW w:w="1760" w:type="dxa"/>
             <w:tcBorders>
               <w:top w:val="single" w:sz="4" w:space="0" w:color="D9D9D9"/>
               <w:left w:val="single" w:sz="4" w:space="0" w:color="D9D9D9"/>
@@ -8437,7 +8366,7 @@
         </w:trPr>
         <w:tc>
           <w:tcPr>
-            <w:tcW w:w="1800" w:type="dxa"/>
+            <w:tcW w:w="1760" w:type="dxa"/>
             <w:tcBorders>
               <w:top w:val="single" w:sz="4" w:space="0" w:color="D9D9D9"/>
               <w:left w:val="single" w:sz="4" w:space="0" w:color="D9D9D9"/>
@@ -8460,7 +8389,7 @@
         </w:tc>
         <w:tc>
           <w:tcPr>
-            <w:tcW w:w="2232" w:type="dxa"/>
+            <w:tcW w:w="2182" w:type="dxa"/>
             <w:tcBorders>
               <w:top w:val="single" w:sz="4" w:space="0" w:color="D9D9D9"/>
               <w:left w:val="single" w:sz="4" w:space="0" w:color="D9D9D9"/>
@@ -8483,7 +8412,7 @@
         </w:tc>
         <w:tc>
           <w:tcPr>
-            <w:tcW w:w="2664" w:type="dxa"/>
+            <w:tcW w:w="2604" w:type="dxa"/>
             <w:tcBorders>
               <w:top w:val="single" w:sz="4" w:space="0" w:color="D9D9D9"/>
               <w:left w:val="single" w:sz="4" w:space="0" w:color="D9D9D9"/>
@@ -8517,7 +8446,7 @@
         </w:tc>
         <w:tc>
           <w:tcPr>
-            <w:tcW w:w="1800" w:type="dxa"/>
+            <w:tcW w:w="1760" w:type="dxa"/>
             <w:tcBorders>
               <w:top w:val="single" w:sz="4" w:space="0" w:color="D9D9D9"/>
               <w:left w:val="single" w:sz="4" w:space="0" w:color="D9D9D9"/>
@@ -8546,7 +8475,7 @@
         </w:trPr>
         <w:tc>
           <w:tcPr>
-            <w:tcW w:w="1800" w:type="dxa"/>
+            <w:tcW w:w="1760" w:type="dxa"/>
             <w:tcBorders>
               <w:top w:val="single" w:sz="4" w:space="0" w:color="D9D9D9"/>
               <w:left w:val="single" w:sz="4" w:space="0" w:color="D9D9D9"/>
@@ -8569,7 +8498,7 @@
         </w:tc>
         <w:tc>
           <w:tcPr>
-            <w:tcW w:w="2232" w:type="dxa"/>
+            <w:tcW w:w="2182" w:type="dxa"/>
             <w:tcBorders>
               <w:top w:val="single" w:sz="4" w:space="0" w:color="D9D9D9"/>
               <w:left w:val="single" w:sz="4" w:space="0" w:color="D9D9D9"/>
@@ -8592,7 +8521,7 @@
         </w:tc>
         <w:tc>
           <w:tcPr>
-            <w:tcW w:w="2664" w:type="dxa"/>
+            <w:tcW w:w="2604" w:type="dxa"/>
             <w:tcBorders>
               <w:top w:val="single" w:sz="4" w:space="0" w:color="D9D9D9"/>
               <w:left w:val="single" w:sz="4" w:space="0" w:color="D9D9D9"/>
@@ -8623,7 +8552,7 @@
         </w:tc>
         <w:tc>
           <w:tcPr>
-            <w:tcW w:w="1800" w:type="dxa"/>
+            <w:tcW w:w="1760" w:type="dxa"/>
             <w:tcBorders>
               <w:top w:val="single" w:sz="4" w:space="0" w:color="D9D9D9"/>
               <w:left w:val="single" w:sz="4" w:space="0" w:color="D9D9D9"/>
@@ -8652,7 +8581,7 @@
         </w:trPr>
         <w:tc>
           <w:tcPr>
-            <w:tcW w:w="1800" w:type="dxa"/>
+            <w:tcW w:w="1760" w:type="dxa"/>
             <w:tcBorders>
               <w:top w:val="single" w:sz="4" w:space="0" w:color="D9D9D9"/>
               <w:left w:val="single" w:sz="4" w:space="0" w:color="D9D9D9"/>
@@ -8675,7 +8604,7 @@
         </w:tc>
         <w:tc>
           <w:tcPr>
-            <w:tcW w:w="2232" w:type="dxa"/>
+            <w:tcW w:w="2182" w:type="dxa"/>
             <w:tcBorders>
               <w:top w:val="single" w:sz="4" w:space="0" w:color="D9D9D9"/>
               <w:left w:val="single" w:sz="4" w:space="0" w:color="D9D9D9"/>
@@ -8698,7 +8627,7 @@
         </w:tc>
         <w:tc>
           <w:tcPr>
-            <w:tcW w:w="2664" w:type="dxa"/>
+            <w:tcW w:w="2604" w:type="dxa"/>
             <w:tcBorders>
               <w:top w:val="single" w:sz="4" w:space="0" w:color="D9D9D9"/>
               <w:left w:val="single" w:sz="4" w:space="0" w:color="D9D9D9"/>
@@ -8721,7 +8650,7 @@
         </w:tc>
         <w:tc>
           <w:tcPr>
-            <w:tcW w:w="1800" w:type="dxa"/>
+            <w:tcW w:w="1760" w:type="dxa"/>
             <w:tcBorders>
               <w:top w:val="single" w:sz="4" w:space="0" w:color="D9D9D9"/>
               <w:left w:val="single" w:sz="4" w:space="0" w:color="D9D9D9"/>
@@ -8750,7 +8679,7 @@
         </w:trPr>
         <w:tc>
           <w:tcPr>
-            <w:tcW w:w="1800" w:type="dxa"/>
+            <w:tcW w:w="1760" w:type="dxa"/>
             <w:tcBorders>
               <w:top w:val="single" w:sz="4" w:space="0" w:color="D9D9D9"/>
               <w:left w:val="single" w:sz="4" w:space="0" w:color="D9D9D9"/>
@@ -8773,7 +8702,7 @@
         </w:tc>
         <w:tc>
           <w:tcPr>
-            <w:tcW w:w="2232" w:type="dxa"/>
+            <w:tcW w:w="2182" w:type="dxa"/>
             <w:tcBorders>
               <w:top w:val="single" w:sz="4" w:space="0" w:color="D9D9D9"/>
               <w:left w:val="single" w:sz="4" w:space="0" w:color="D9D9D9"/>
@@ -8796,7 +8725,7 @@
         </w:tc>
         <w:tc>
           <w:tcPr>
-            <w:tcW w:w="2664" w:type="dxa"/>
+            <w:tcW w:w="2604" w:type="dxa"/>
             <w:tcBorders>
               <w:top w:val="single" w:sz="4" w:space="0" w:color="D9D9D9"/>
               <w:left w:val="single" w:sz="4" w:space="0" w:color="D9D9D9"/>
@@ -8819,7 +8748,7 @@
         </w:tc>
         <w:tc>
           <w:tcPr>
-            <w:tcW w:w="1800" w:type="dxa"/>
+            <w:tcW w:w="1760" w:type="dxa"/>
             <w:tcBorders>
               <w:top w:val="single" w:sz="4" w:space="0" w:color="D9D9D9"/>
               <w:left w:val="single" w:sz="4" w:space="0" w:color="D9D9D9"/>
@@ -8848,7 +8777,7 @@
         </w:trPr>
         <w:tc>
           <w:tcPr>
-            <w:tcW w:w="1800" w:type="dxa"/>
+            <w:tcW w:w="1760" w:type="dxa"/>
             <w:tcBorders>
               <w:top w:val="single" w:sz="4" w:space="0" w:color="D9D9D9"/>
               <w:left w:val="single" w:sz="4" w:space="0" w:color="D9D9D9"/>
@@ -8871,7 +8800,7 @@
         </w:tc>
         <w:tc>
           <w:tcPr>
-            <w:tcW w:w="2232" w:type="dxa"/>
+            <w:tcW w:w="2182" w:type="dxa"/>
             <w:tcBorders>
               <w:top w:val="single" w:sz="4" w:space="0" w:color="D9D9D9"/>
               <w:left w:val="single" w:sz="4" w:space="0" w:color="D9D9D9"/>
@@ -8894,7 +8823,7 @@
         </w:tc>
         <w:tc>
           <w:tcPr>
-            <w:tcW w:w="2664" w:type="dxa"/>
+            <w:tcW w:w="2604" w:type="dxa"/>
             <w:tcBorders>
               <w:top w:val="single" w:sz="4" w:space="0" w:color="D9D9D9"/>
               <w:left w:val="single" w:sz="4" w:space="0" w:color="D9D9D9"/>
@@ -8917,7 +8846,7 @@
         </w:tc>
         <w:tc>
           <w:tcPr>
-            <w:tcW w:w="1800" w:type="dxa"/>
+            <w:tcW w:w="1760" w:type="dxa"/>
             <w:tcBorders>
               <w:top w:val="single" w:sz="4" w:space="0" w:color="D9D9D9"/>
               <w:left w:val="single" w:sz="4" w:space="0" w:color="D9D9D9"/>
@@ -8982,15 +8911,15 @@
     <w:tbl>
       <w:tblPr>
         <w:tblStyle w:val="af4"/>
-        <w:tblW w:w="0" w:type="auto"/>
+        <w:tblW w:w="8306" w:type="dxa"/>
         <w:jc w:val="center"/>
         <w:tblLayout w:type="fixed"/>
         <w:tblLook w:val="04A0" w:firstRow="1" w:lastRow="0" w:firstColumn="1" w:lastColumn="0" w:noHBand="0" w:noVBand="1"/>
       </w:tblPr>
       <w:tblGrid>
-        <w:gridCol w:w="1800"/>
-        <w:gridCol w:w="4680"/>
-        <w:gridCol w:w="2016"/>
+        <w:gridCol w:w="1760"/>
+        <w:gridCol w:w="4575"/>
+        <w:gridCol w:w="1971"/>
       </w:tblGrid>
       <w:tr>
         <w:trPr>
@@ -9000,7 +8929,7 @@
         </w:trPr>
         <w:tc>
           <w:tcPr>
-            <w:tcW w:w="1800" w:type="dxa"/>
+            <w:tcW w:w="1760" w:type="dxa"/>
             <w:tcBorders>
               <w:top w:val="single" w:sz="4" w:space="0" w:color="D9D9D9"/>
               <w:left w:val="single" w:sz="4" w:space="0" w:color="D9D9D9"/>
@@ -9029,7 +8958,7 @@
         </w:tc>
         <w:tc>
           <w:tcPr>
-            <w:tcW w:w="4680" w:type="dxa"/>
+            <w:tcW w:w="4575" w:type="dxa"/>
             <w:tcBorders>
               <w:top w:val="single" w:sz="4" w:space="0" w:color="D9D9D9"/>
               <w:left w:val="single" w:sz="4" w:space="0" w:color="D9D9D9"/>
@@ -9058,7 +8987,7 @@
         </w:tc>
         <w:tc>
           <w:tcPr>
-            <w:tcW w:w="2016" w:type="dxa"/>
+            <w:tcW w:w="1971" w:type="dxa"/>
             <w:tcBorders>
               <w:top w:val="single" w:sz="4" w:space="0" w:color="D9D9D9"/>
               <w:left w:val="single" w:sz="4" w:space="0" w:color="D9D9D9"/>
@@ -9093,7 +9022,7 @@
         </w:trPr>
         <w:tc>
           <w:tcPr>
-            <w:tcW w:w="1800" w:type="dxa"/>
+            <w:tcW w:w="1760" w:type="dxa"/>
             <w:tcBorders>
               <w:top w:val="single" w:sz="4" w:space="0" w:color="D9D9D9"/>
               <w:left w:val="single" w:sz="4" w:space="0" w:color="D9D9D9"/>
@@ -9116,7 +9045,7 @@
         </w:tc>
         <w:tc>
           <w:tcPr>
-            <w:tcW w:w="4680" w:type="dxa"/>
+            <w:tcW w:w="4575" w:type="dxa"/>
             <w:tcBorders>
               <w:top w:val="single" w:sz="4" w:space="0" w:color="D9D9D9"/>
               <w:left w:val="single" w:sz="4" w:space="0" w:color="D9D9D9"/>
@@ -9139,7 +9068,7 @@
         </w:tc>
         <w:tc>
           <w:tcPr>
-            <w:tcW w:w="2016" w:type="dxa"/>
+            <w:tcW w:w="1971" w:type="dxa"/>
             <w:tcBorders>
               <w:top w:val="single" w:sz="4" w:space="0" w:color="D9D9D9"/>
               <w:left w:val="single" w:sz="4" w:space="0" w:color="D9D9D9"/>
@@ -9168,7 +9097,7 @@
         </w:trPr>
         <w:tc>
           <w:tcPr>
-            <w:tcW w:w="1800" w:type="dxa"/>
+            <w:tcW w:w="1760" w:type="dxa"/>
             <w:tcBorders>
               <w:top w:val="single" w:sz="4" w:space="0" w:color="D9D9D9"/>
               <w:left w:val="single" w:sz="4" w:space="0" w:color="D9D9D9"/>
@@ -9191,7 +9120,7 @@
         </w:tc>
         <w:tc>
           <w:tcPr>
-            <w:tcW w:w="4680" w:type="dxa"/>
+            <w:tcW w:w="4575" w:type="dxa"/>
             <w:tcBorders>
               <w:top w:val="single" w:sz="4" w:space="0" w:color="D9D9D9"/>
               <w:left w:val="single" w:sz="4" w:space="0" w:color="D9D9D9"/>
@@ -9214,7 +9143,7 @@
         </w:tc>
         <w:tc>
           <w:tcPr>
-            <w:tcW w:w="2016" w:type="dxa"/>
+            <w:tcW w:w="1971" w:type="dxa"/>
             <w:tcBorders>
               <w:top w:val="single" w:sz="4" w:space="0" w:color="D9D9D9"/>
               <w:left w:val="single" w:sz="4" w:space="0" w:color="D9D9D9"/>
@@ -9243,7 +9172,7 @@
         </w:trPr>
         <w:tc>
           <w:tcPr>
-            <w:tcW w:w="1800" w:type="dxa"/>
+            <w:tcW w:w="1760" w:type="dxa"/>
             <w:tcBorders>
               <w:top w:val="single" w:sz="4" w:space="0" w:color="D9D9D9"/>
               <w:left w:val="single" w:sz="4" w:space="0" w:color="D9D9D9"/>
@@ -9266,7 +9195,7 @@
         </w:tc>
         <w:tc>
           <w:tcPr>
-            <w:tcW w:w="4680" w:type="dxa"/>
+            <w:tcW w:w="4575" w:type="dxa"/>
             <w:tcBorders>
               <w:top w:val="single" w:sz="4" w:space="0" w:color="D9D9D9"/>
               <w:left w:val="single" w:sz="4" w:space="0" w:color="D9D9D9"/>
@@ -9289,7 +9218,7 @@
         </w:tc>
         <w:tc>
           <w:tcPr>
-            <w:tcW w:w="2016" w:type="dxa"/>
+            <w:tcW w:w="1971" w:type="dxa"/>
             <w:tcBorders>
               <w:top w:val="single" w:sz="4" w:space="0" w:color="D9D9D9"/>
               <w:left w:val="single" w:sz="4" w:space="0" w:color="D9D9D9"/>
@@ -9318,7 +9247,7 @@
         </w:trPr>
         <w:tc>
           <w:tcPr>
-            <w:tcW w:w="1800" w:type="dxa"/>
+            <w:tcW w:w="1760" w:type="dxa"/>
             <w:tcBorders>
               <w:top w:val="single" w:sz="4" w:space="0" w:color="D9D9D9"/>
               <w:left w:val="single" w:sz="4" w:space="0" w:color="D9D9D9"/>
@@ -9335,14 +9264,13 @@
           </w:tcPr>
           <w:p>
             <w:r>
-              <w:lastRenderedPageBreak/>
               <w:t>消息提醒</w:t>
             </w:r>
           </w:p>
         </w:tc>
         <w:tc>
           <w:tcPr>
-            <w:tcW w:w="4680" w:type="dxa"/>
+            <w:tcW w:w="4575" w:type="dxa"/>
             <w:tcBorders>
               <w:top w:val="single" w:sz="4" w:space="0" w:color="D9D9D9"/>
               <w:left w:val="single" w:sz="4" w:space="0" w:color="D9D9D9"/>
@@ -9365,7 +9293,7 @@
         </w:tc>
         <w:tc>
           <w:tcPr>
-            <w:tcW w:w="2016" w:type="dxa"/>
+            <w:tcW w:w="1971" w:type="dxa"/>
             <w:tcBorders>
               <w:top w:val="single" w:sz="4" w:space="0" w:color="D9D9D9"/>
               <w:left w:val="single" w:sz="4" w:space="0" w:color="D9D9D9"/>
@@ -9394,7 +9322,7 @@
         </w:trPr>
         <w:tc>
           <w:tcPr>
-            <w:tcW w:w="1800" w:type="dxa"/>
+            <w:tcW w:w="1760" w:type="dxa"/>
             <w:tcBorders>
               <w:top w:val="single" w:sz="4" w:space="0" w:color="D9D9D9"/>
               <w:left w:val="single" w:sz="4" w:space="0" w:color="D9D9D9"/>
@@ -9417,7 +9345,7 @@
         </w:tc>
         <w:tc>
           <w:tcPr>
-            <w:tcW w:w="4680" w:type="dxa"/>
+            <w:tcW w:w="4575" w:type="dxa"/>
             <w:tcBorders>
               <w:top w:val="single" w:sz="4" w:space="0" w:color="D9D9D9"/>
               <w:left w:val="single" w:sz="4" w:space="0" w:color="D9D9D9"/>
@@ -9440,7 +9368,7 @@
         </w:tc>
         <w:tc>
           <w:tcPr>
-            <w:tcW w:w="2016" w:type="dxa"/>
+            <w:tcW w:w="1971" w:type="dxa"/>
             <w:tcBorders>
               <w:top w:val="single" w:sz="4" w:space="0" w:color="D9D9D9"/>
               <w:left w:val="single" w:sz="4" w:space="0" w:color="D9D9D9"/>
@@ -14284,6 +14212,10 @@
 </file>
 
 <file path=customXml/item1.xml><?xml version="1.0" encoding="utf-8"?>
+<b:Sources xmlns:b="http://schemas.openxmlformats.org/officeDocument/2006/bibliography" xmlns="http://schemas.openxmlformats.org/officeDocument/2006/bibliography" SelectedStyle="\APASixthEditionOfficeOnline.xsl" StyleName="APA" Version="6"/>
+</file>
+
+<file path=customXml/item2.xml><?xml version="1.0" encoding="utf-8"?>
 <s:customData xmlns="http://www.wps.cn/officeDocument/2013/wpsCustomData" xmlns:s="http://www.wps.cn/officeDocument/2013/wpsCustomData">
   <customSectProps>
     <customSectPr/>
@@ -14296,22 +14228,18 @@
 </s:customData>
 </file>
 
-<file path=customXml/item2.xml><?xml version="1.0" encoding="utf-8"?>
-<b:Sources xmlns:b="http://schemas.openxmlformats.org/officeDocument/2006/bibliography" xmlns="http://schemas.openxmlformats.org/officeDocument/2006/bibliography" SelectedStyle="\APASixthEditionOfficeOnline.xsl" StyleName="APA" Version="6"/>
+<file path=customXml/itemProps1.xml><?xml version="1.0" encoding="utf-8"?>
+<ds:datastoreItem xmlns:ds="http://schemas.openxmlformats.org/officeDocument/2006/customXml" ds:itemID="{13CB8D0D-7C6C-45FC-9596-5BD9A00FAACA}">
+  <ds:schemaRefs>
+    <ds:schemaRef ds:uri="http://schemas.openxmlformats.org/officeDocument/2006/bibliography"/>
+  </ds:schemaRefs>
+</ds:datastoreItem>
 </file>
 
-<file path=customXml/itemProps1.xml><?xml version="1.0" encoding="utf-8"?>
+<file path=customXml/itemProps2.xml><?xml version="1.0" encoding="utf-8"?>
 <ds:datastoreItem xmlns:ds="http://schemas.openxmlformats.org/officeDocument/2006/customXml" ds:itemID="{B1977F7D-205B-4081-913C-38D41E755F92}">
   <ds:schemaRefs>
     <ds:schemaRef ds:uri="http://www.wps.cn/officeDocument/2013/wpsCustomData"/>
   </ds:schemaRefs>
 </ds:datastoreItem>
-</file>
-
-<file path=customXml/itemProps2.xml><?xml version="1.0" encoding="utf-8"?>
-<ds:datastoreItem xmlns:ds="http://schemas.openxmlformats.org/officeDocument/2006/customXml" ds:itemID="{13CB8D0D-7C6C-45FC-9596-5BD9A00FAACA}">
-  <ds:schemaRefs>
-    <ds:schemaRef ds:uri="http://schemas.openxmlformats.org/officeDocument/2006/bibliography"/>
-  </ds:schemaRefs>
-</ds:datastoreItem>
 </file>
--- a/多数据源融合的互联网个人贷款风控系统软件需求分析报告.docx
+++ b/多数据源融合的互联网个人贷款风控系统软件需求分析报告.docx
@@ -1,6 +1,6 @@
 
 <file path=word/document.xml><?xml version="1.0" encoding="utf-8"?>
-<w:document xmlns:wpc="http://schemas.microsoft.com/office/word/2010/wordprocessingCanvas" xmlns:cx="http://schemas.microsoft.com/office/drawing/2014/chartex" xmlns:cx1="http://schemas.microsoft.com/office/drawing/2015/9/8/chartex" xmlns:cx2="http://schemas.microsoft.com/office/drawing/2015/10/21/chartex" xmlns:cx3="http://schemas.microsoft.com/office/drawing/2016/5/9/chartex" xmlns:cx4="http://schemas.microsoft.com/office/drawing/2016/5/10/chartex" xmlns:cx5="http://schemas.microsoft.com/office/drawing/2016/5/11/chartex" xmlns:cx6="http://schemas.microsoft.com/office/drawing/2016/5/12/chartex" xmlns:cx7="http://schemas.microsoft.com/office/drawing/2016/5/13/chartex" xmlns:cx8="http://schemas.microsoft.com/office/drawing/2016/5/14/chartex" xmlns:mc="http://schemas.openxmlformats.org/markup-compatibility/2006" xmlns:aink="http://schemas.microsoft.com/office/drawing/2016/ink" xmlns:am3d="http://schemas.microsoft.com/office/drawing/2017/model3d" xmlns:o="urn:schemas-microsoft-com:office:office" xmlns:oel="http://schemas.microsoft.com/office/2019/extlst" xmlns:r="http://schemas.openxmlformats.org/officeDocument/2006/relationships" xmlns:m="http://schemas.openxmlformats.org/officeDocument/2006/math" xmlns:v="urn:schemas-microsoft-com:vml" xmlns:wp14="http://schemas.microsoft.com/office/word/2010/wordprocessingDrawing" xmlns:wp="http://schemas.openxmlformats.org/drawingml/2006/wordprocessingDrawing" xmlns:w10="urn:schemas-microsoft-com:office:word" xmlns:w="http://schemas.openxmlformats.org/wordprocessingml/2006/main" xmlns:w14="http://schemas.microsoft.com/office/word/2010/wordml" xmlns:w15="http://schemas.microsoft.com/office/word/2012/wordml" xmlns:w16cex="http://schemas.microsoft.com/office/word/2018/wordml/cex" xmlns:w16cid="http://schemas.microsoft.com/office/word/2016/wordml/cid" xmlns:w16="http://schemas.microsoft.com/office/word/2018/wordml" xmlns:w16du="http://schemas.microsoft.com/office/word/2023/wordml/word16du" xmlns:w16sdtdh="http://schemas.microsoft.com/office/word/2020/wordml/sdtdatahash" xmlns:w16sdtfl="http://schemas.microsoft.com/office/word/2024/wordml/sdtformatlock" xmlns:w16se="http://schemas.microsoft.com/office/word/2015/wordml/symex" xmlns:wpg="http://schemas.microsoft.com/office/word/2010/wordprocessingGroup" xmlns:wpi="http://schemas.microsoft.com/office/word/2010/wordprocessingInk" xmlns:wne="http://schemas.microsoft.com/office/word/2006/wordml" xmlns:wps="http://schemas.microsoft.com/office/word/2010/wordprocessingShape" mc:Ignorable="w14 w15 w16se w16cid w16 w16cex w16sdtdh w16sdtfl w16du wp14">
+<w:document xmlns:wpc="http://schemas.microsoft.com/office/word/2010/wordprocessingCanvas" xmlns:cx="http://schemas.microsoft.com/office/drawing/2014/chartex" xmlns:cx1="http://schemas.microsoft.com/office/drawing/2015/9/8/chartex" xmlns:cx2="http://schemas.microsoft.com/office/drawing/2015/10/21/chartex" xmlns:cx3="http://schemas.microsoft.com/office/drawing/2016/5/9/chartex" xmlns:cx4="http://schemas.microsoft.com/office/drawing/2016/5/10/chartex" xmlns:cx5="http://schemas.microsoft.com/office/drawing/2016/5/11/chartex" xmlns:cx6="http://schemas.microsoft.com/office/drawing/2016/5/12/chartex" xmlns:cx7="http://schemas.microsoft.com/office/drawing/2016/5/13/chartex" xmlns:cx8="http://schemas.microsoft.com/office/drawing/2016/5/14/chartex" xmlns:mc="http://schemas.openxmlformats.org/markup-compatibility/2006" xmlns:aink="http://schemas.microsoft.com/office/drawing/2016/ink" xmlns:am3d="http://schemas.microsoft.com/office/drawing/2017/model3d" xmlns:o="urn:schemas-microsoft-com:office:office" xmlns:oel="http://schemas.microsoft.com/office/2019/extlst" xmlns:r="http://schemas.openxmlformats.org/officeDocument/2006/relationships" xmlns:m="http://schemas.openxmlformats.org/officeDocument/2006/math" xmlns:v="urn:schemas-microsoft-com:vml" xmlns:wp14="http://schemas.microsoft.com/office/word/2010/wordprocessingDrawing" xmlns:wp="http://schemas.openxmlformats.org/drawingml/2006/wordprocessingDrawing" xmlns:w10="urn:schemas-microsoft-com:office:word" xmlns:w="http://schemas.openxmlformats.org/wordprocessingml/2006/main" xmlns:w14="http://schemas.microsoft.com/office/word/2010/wordml" xmlns:w15="http://schemas.microsoft.com/office/word/2012/wordml" xmlns:w16cex="http://schemas.microsoft.com/office/word/2018/wordml/cex" xmlns:w16cid="http://schemas.microsoft.com/office/word/2016/wordml/cid" xmlns:w16="http://schemas.microsoft.com/office/word/2018/wordml" xmlns:w16sdtdh="http://schemas.microsoft.com/office/word/2020/wordml/sdtdatahash" xmlns:w16se="http://schemas.microsoft.com/office/word/2015/wordml/symex" xmlns:wpg="http://schemas.microsoft.com/office/word/2010/wordprocessingGroup" xmlns:wpi="http://schemas.microsoft.com/office/word/2010/wordprocessingInk" xmlns:wne="http://schemas.microsoft.com/office/word/2006/wordml" xmlns:wps="http://schemas.microsoft.com/office/word/2010/wordprocessingShape" mc:Ignorable="w14 w15 w16se w16cid w16 w16cex w16sdtdh wp14">
   <w:body>
     <w:p>
       <w:pPr>
@@ -10,13 +10,8 @@
         </w:rPr>
       </w:pPr>
       <w:r>
-        <w:t xml:space="preserve">附录 </w:t>
-      </w:r>
-      <w:proofErr w:type="gramStart"/>
-      <w:r>
-        <w:t>A  软件需求分析报告文档</w:t>
-      </w:r>
-      <w:proofErr w:type="gramEnd"/>
+        <w:t>附录 A  软件需求分析报告文档</w:t>
+      </w:r>
     </w:p>
     <w:p>
       <w:pPr>
@@ -45,10 +40,11 @@
       <w:r>
         <w:fldChar w:fldCharType="separate"/>
       </w:r>
-      <w:hyperlink w:anchor="_Toc243068364" w:history="1">
+      <w:hyperlink w:anchor="_Toc243072607" w:history="1">
         <w:r>
           <w:rPr>
             <w:rStyle w:val="af9"/>
+            <w:rFonts w:hint="eastAsia"/>
             <w:noProof/>
           </w:rPr>
           <w:t xml:space="preserve">1. </w:t>
@@ -56,6 +52,7 @@
         <w:r>
           <w:rPr>
             <w:rStyle w:val="af9"/>
+            <w:rFonts w:hint="eastAsia"/>
             <w:noProof/>
           </w:rPr>
           <w:t>引言</w:t>
@@ -89,7 +86,7 @@
             <w:noProof/>
             <w:webHidden/>
           </w:rPr>
-          <w:instrText>PAGEREF _Toc243068364 \h</w:instrText>
+          <w:instrText>PAGEREF _Toc243072607 \h</w:instrText>
         </w:r>
         <w:r>
           <w:rPr>
@@ -108,7 +105,6 @@
         </w:r>
         <w:r>
           <w:rPr>
-            <w:rFonts w:hint="eastAsia"/>
             <w:noProof/>
             <w:webHidden/>
           </w:rPr>
@@ -147,10 +143,11 @@
           <w14:ligatures w14:val="standardContextual"/>
         </w:rPr>
       </w:pPr>
-      <w:hyperlink w:anchor="_Toc243068365" w:history="1">
+      <w:hyperlink w:anchor="_Toc243072608" w:history="1">
         <w:r>
           <w:rPr>
             <w:rStyle w:val="af9"/>
+            <w:rFonts w:hint="eastAsia"/>
             <w:noProof/>
           </w:rPr>
           <w:t xml:space="preserve">1.1 </w:t>
@@ -158,6 +155,7 @@
         <w:r>
           <w:rPr>
             <w:rStyle w:val="af9"/>
+            <w:rFonts w:hint="eastAsia"/>
             <w:noProof/>
           </w:rPr>
           <w:t>编写目的</w:t>
@@ -191,7 +189,7 @@
             <w:noProof/>
             <w:webHidden/>
           </w:rPr>
-          <w:instrText>PAGEREF _Toc243068365 \h</w:instrText>
+          <w:instrText>PAGEREF _Toc243072608 \h</w:instrText>
         </w:r>
         <w:r>
           <w:rPr>
@@ -210,7 +208,6 @@
         </w:r>
         <w:r>
           <w:rPr>
-            <w:rFonts w:hint="eastAsia"/>
             <w:noProof/>
             <w:webHidden/>
           </w:rPr>
@@ -249,10 +246,11 @@
           <w14:ligatures w14:val="standardContextual"/>
         </w:rPr>
       </w:pPr>
-      <w:hyperlink w:anchor="_Toc243068366" w:history="1">
+      <w:hyperlink w:anchor="_Toc243072609" w:history="1">
         <w:r>
           <w:rPr>
             <w:rStyle w:val="af9"/>
+            <w:rFonts w:hint="eastAsia"/>
             <w:noProof/>
           </w:rPr>
           <w:t xml:space="preserve">1.2 </w:t>
@@ -260,6 +258,7 @@
         <w:r>
           <w:rPr>
             <w:rStyle w:val="af9"/>
+            <w:rFonts w:hint="eastAsia"/>
             <w:noProof/>
           </w:rPr>
           <w:t>项目风险</w:t>
@@ -293,7 +292,7 @@
             <w:noProof/>
             <w:webHidden/>
           </w:rPr>
-          <w:instrText>PAGEREF _Toc243068366 \h</w:instrText>
+          <w:instrText>PAGEREF _Toc243072609 \h</w:instrText>
         </w:r>
         <w:r>
           <w:rPr>
@@ -312,7 +311,6 @@
         </w:r>
         <w:r>
           <w:rPr>
-            <w:rFonts w:hint="eastAsia"/>
             <w:noProof/>
             <w:webHidden/>
           </w:rPr>
@@ -351,10 +349,11 @@
           <w14:ligatures w14:val="standardContextual"/>
         </w:rPr>
       </w:pPr>
-      <w:hyperlink w:anchor="_Toc243068367" w:history="1">
+      <w:hyperlink w:anchor="_Toc243072610" w:history="1">
         <w:r>
           <w:rPr>
             <w:rStyle w:val="af9"/>
+            <w:rFonts w:hint="eastAsia"/>
             <w:noProof/>
           </w:rPr>
           <w:t xml:space="preserve">1.3 </w:t>
@@ -362,6 +361,7 @@
         <w:r>
           <w:rPr>
             <w:rStyle w:val="af9"/>
+            <w:rFonts w:hint="eastAsia"/>
             <w:noProof/>
           </w:rPr>
           <w:t>文档约定</w:t>
@@ -395,7 +395,7 @@
             <w:noProof/>
             <w:webHidden/>
           </w:rPr>
-          <w:instrText>PAGEREF _Toc243068367 \h</w:instrText>
+          <w:instrText>PAGEREF _Toc243072610 \h</w:instrText>
         </w:r>
         <w:r>
           <w:rPr>
@@ -414,7 +414,6 @@
         </w:r>
         <w:r>
           <w:rPr>
-            <w:rFonts w:hint="eastAsia"/>
             <w:noProof/>
             <w:webHidden/>
           </w:rPr>
@@ -453,10 +452,11 @@
           <w14:ligatures w14:val="standardContextual"/>
         </w:rPr>
       </w:pPr>
-      <w:hyperlink w:anchor="_Toc243068368" w:history="1">
+      <w:hyperlink w:anchor="_Toc243072611" w:history="1">
         <w:r>
           <w:rPr>
             <w:rStyle w:val="af9"/>
+            <w:rFonts w:hint="eastAsia"/>
             <w:noProof/>
           </w:rPr>
           <w:t xml:space="preserve">1.4 </w:t>
@@ -464,6 +464,7 @@
         <w:r>
           <w:rPr>
             <w:rStyle w:val="af9"/>
+            <w:rFonts w:hint="eastAsia"/>
             <w:noProof/>
           </w:rPr>
           <w:t>预期读者和阅读建议</w:t>
@@ -497,7 +498,7 @@
             <w:noProof/>
             <w:webHidden/>
           </w:rPr>
-          <w:instrText>PAGEREF _Toc243068368 \h</w:instrText>
+          <w:instrText>PAGEREF _Toc243072611 \h</w:instrText>
         </w:r>
         <w:r>
           <w:rPr>
@@ -516,7 +517,6 @@
         </w:r>
         <w:r>
           <w:rPr>
-            <w:rFonts w:hint="eastAsia"/>
             <w:noProof/>
             <w:webHidden/>
           </w:rPr>
@@ -555,10 +555,11 @@
           <w14:ligatures w14:val="standardContextual"/>
         </w:rPr>
       </w:pPr>
-      <w:hyperlink w:anchor="_Toc243068369" w:history="1">
+      <w:hyperlink w:anchor="_Toc243072612" w:history="1">
         <w:r>
           <w:rPr>
             <w:rStyle w:val="af9"/>
+            <w:rFonts w:hint="eastAsia"/>
             <w:noProof/>
           </w:rPr>
           <w:t xml:space="preserve">1.5 </w:t>
@@ -566,6 +567,7 @@
         <w:r>
           <w:rPr>
             <w:rStyle w:val="af9"/>
+            <w:rFonts w:hint="eastAsia"/>
             <w:noProof/>
           </w:rPr>
           <w:t>产品范围</w:t>
@@ -599,7 +601,7 @@
             <w:noProof/>
             <w:webHidden/>
           </w:rPr>
-          <w:instrText>PAGEREF _Toc243068369 \h</w:instrText>
+          <w:instrText>PAGEREF _Toc243072612 \h</w:instrText>
         </w:r>
         <w:r>
           <w:rPr>
@@ -618,7 +620,6 @@
         </w:r>
         <w:r>
           <w:rPr>
-            <w:rFonts w:hint="eastAsia"/>
             <w:noProof/>
             <w:webHidden/>
           </w:rPr>
@@ -657,10 +658,11 @@
           <w14:ligatures w14:val="standardContextual"/>
         </w:rPr>
       </w:pPr>
-      <w:hyperlink w:anchor="_Toc243068370" w:history="1">
+      <w:hyperlink w:anchor="_Toc243072613" w:history="1">
         <w:r>
           <w:rPr>
             <w:rStyle w:val="af9"/>
+            <w:rFonts w:hint="eastAsia"/>
             <w:noProof/>
           </w:rPr>
           <w:t xml:space="preserve">1.6 </w:t>
@@ -668,6 +670,7 @@
         <w:r>
           <w:rPr>
             <w:rStyle w:val="af9"/>
+            <w:rFonts w:hint="eastAsia"/>
             <w:noProof/>
           </w:rPr>
           <w:t>参考文献</w:t>
@@ -701,7 +704,7 @@
             <w:noProof/>
             <w:webHidden/>
           </w:rPr>
-          <w:instrText>PAGEREF _Toc243068370 \h</w:instrText>
+          <w:instrText>PAGEREF _Toc243072613 \h</w:instrText>
         </w:r>
         <w:r>
           <w:rPr>
@@ -720,7 +723,6 @@
         </w:r>
         <w:r>
           <w:rPr>
-            <w:rFonts w:hint="eastAsia"/>
             <w:noProof/>
             <w:webHidden/>
           </w:rPr>
@@ -761,10 +763,11 @@
           <w14:ligatures w14:val="standardContextual"/>
         </w:rPr>
       </w:pPr>
-      <w:hyperlink w:anchor="_Toc243068371" w:history="1">
+      <w:hyperlink w:anchor="_Toc243072614" w:history="1">
         <w:r>
           <w:rPr>
             <w:rStyle w:val="af9"/>
+            <w:rFonts w:hint="eastAsia"/>
             <w:noProof/>
           </w:rPr>
           <w:t xml:space="preserve">2. </w:t>
@@ -772,6 +775,7 @@
         <w:r>
           <w:rPr>
             <w:rStyle w:val="af9"/>
+            <w:rFonts w:hint="eastAsia"/>
             <w:noProof/>
           </w:rPr>
           <w:t>综合描述</w:t>
@@ -805,7 +809,7 @@
             <w:noProof/>
             <w:webHidden/>
           </w:rPr>
-          <w:instrText>PAGEREF _Toc243068371 \h</w:instrText>
+          <w:instrText>PAGEREF _Toc243072614 \h</w:instrText>
         </w:r>
         <w:r>
           <w:rPr>
@@ -824,7 +828,6 @@
         </w:r>
         <w:r>
           <w:rPr>
-            <w:rFonts w:hint="eastAsia"/>
             <w:noProof/>
             <w:webHidden/>
           </w:rPr>
@@ -863,10 +866,11 @@
           <w14:ligatures w14:val="standardContextual"/>
         </w:rPr>
       </w:pPr>
-      <w:hyperlink w:anchor="_Toc243068372" w:history="1">
+      <w:hyperlink w:anchor="_Toc243072615" w:history="1">
         <w:r>
           <w:rPr>
             <w:rStyle w:val="af9"/>
+            <w:rFonts w:hint="eastAsia"/>
             <w:noProof/>
           </w:rPr>
           <w:t xml:space="preserve">2.1 </w:t>
@@ -874,6 +878,7 @@
         <w:r>
           <w:rPr>
             <w:rStyle w:val="af9"/>
+            <w:rFonts w:hint="eastAsia"/>
             <w:noProof/>
           </w:rPr>
           <w:t>产品的功能</w:t>
@@ -907,7 +912,7 @@
             <w:noProof/>
             <w:webHidden/>
           </w:rPr>
-          <w:instrText>PAGEREF _Toc243068372 \h</w:instrText>
+          <w:instrText>PAGEREF _Toc243072615 \h</w:instrText>
         </w:r>
         <w:r>
           <w:rPr>
@@ -926,7 +931,6 @@
         </w:r>
         <w:r>
           <w:rPr>
-            <w:rFonts w:hint="eastAsia"/>
             <w:noProof/>
             <w:webHidden/>
           </w:rPr>
@@ -965,10 +969,11 @@
           <w14:ligatures w14:val="standardContextual"/>
         </w:rPr>
       </w:pPr>
-      <w:hyperlink w:anchor="_Toc243068373" w:history="1">
+      <w:hyperlink w:anchor="_Toc243072616" w:history="1">
         <w:r>
           <w:rPr>
             <w:rStyle w:val="af9"/>
+            <w:rFonts w:hint="eastAsia"/>
             <w:noProof/>
           </w:rPr>
           <w:t xml:space="preserve">2.2 </w:t>
@@ -976,6 +981,7 @@
         <w:r>
           <w:rPr>
             <w:rStyle w:val="af9"/>
+            <w:rFonts w:hint="eastAsia"/>
             <w:noProof/>
           </w:rPr>
           <w:t>用户类和特性</w:t>
@@ -1009,7 +1015,7 @@
             <w:noProof/>
             <w:webHidden/>
           </w:rPr>
-          <w:instrText>PAGEREF _Toc243068373 \h</w:instrText>
+          <w:instrText>PAGEREF _Toc243072616 \h</w:instrText>
         </w:r>
         <w:r>
           <w:rPr>
@@ -1028,7 +1034,6 @@
         </w:r>
         <w:r>
           <w:rPr>
-            <w:rFonts w:hint="eastAsia"/>
             <w:noProof/>
             <w:webHidden/>
           </w:rPr>
@@ -1067,10 +1072,11 @@
           <w14:ligatures w14:val="standardContextual"/>
         </w:rPr>
       </w:pPr>
-      <w:hyperlink w:anchor="_Toc243068374" w:history="1">
+      <w:hyperlink w:anchor="_Toc243072617" w:history="1">
         <w:r>
           <w:rPr>
             <w:rStyle w:val="af9"/>
+            <w:rFonts w:hint="eastAsia"/>
             <w:noProof/>
           </w:rPr>
           <w:t xml:space="preserve">2.3 </w:t>
@@ -1078,6 +1084,7 @@
         <w:r>
           <w:rPr>
             <w:rStyle w:val="af9"/>
+            <w:rFonts w:hint="eastAsia"/>
             <w:noProof/>
           </w:rPr>
           <w:t>运行环境</w:t>
@@ -1111,7 +1118,7 @@
             <w:noProof/>
             <w:webHidden/>
           </w:rPr>
-          <w:instrText>PAGEREF _Toc243068374 \h</w:instrText>
+          <w:instrText>PAGEREF _Toc243072617 \h</w:instrText>
         </w:r>
         <w:r>
           <w:rPr>
@@ -1130,7 +1137,6 @@
         </w:r>
         <w:r>
           <w:rPr>
-            <w:rFonts w:hint="eastAsia"/>
             <w:noProof/>
             <w:webHidden/>
           </w:rPr>
@@ -1171,10 +1177,11 @@
           <w14:ligatures w14:val="standardContextual"/>
         </w:rPr>
       </w:pPr>
-      <w:hyperlink w:anchor="_Toc243068375" w:history="1">
+      <w:hyperlink w:anchor="_Toc243072618" w:history="1">
         <w:r>
           <w:rPr>
             <w:rStyle w:val="af9"/>
+            <w:rFonts w:hint="eastAsia"/>
             <w:noProof/>
           </w:rPr>
           <w:t xml:space="preserve">3. </w:t>
@@ -1182,6 +1189,7 @@
         <w:r>
           <w:rPr>
             <w:rStyle w:val="af9"/>
+            <w:rFonts w:hint="eastAsia"/>
             <w:noProof/>
           </w:rPr>
           <w:t>外部接口需求</w:t>
@@ -1215,7 +1223,7 @@
             <w:noProof/>
             <w:webHidden/>
           </w:rPr>
-          <w:instrText>PAGEREF _Toc243068375 \h</w:instrText>
+          <w:instrText>PAGEREF _Toc243072618 \h</w:instrText>
         </w:r>
         <w:r>
           <w:rPr>
@@ -1234,7 +1242,6 @@
         </w:r>
         <w:r>
           <w:rPr>
-            <w:rFonts w:hint="eastAsia"/>
             <w:noProof/>
             <w:webHidden/>
           </w:rPr>
@@ -1273,10 +1280,11 @@
           <w14:ligatures w14:val="standardContextual"/>
         </w:rPr>
       </w:pPr>
-      <w:hyperlink w:anchor="_Toc243068376" w:history="1">
+      <w:hyperlink w:anchor="_Toc243072619" w:history="1">
         <w:r>
           <w:rPr>
             <w:rStyle w:val="af9"/>
+            <w:rFonts w:hint="eastAsia"/>
             <w:noProof/>
           </w:rPr>
           <w:t xml:space="preserve">3.1 </w:t>
@@ -1284,6 +1292,7 @@
         <w:r>
           <w:rPr>
             <w:rStyle w:val="af9"/>
+            <w:rFonts w:hint="eastAsia"/>
             <w:noProof/>
           </w:rPr>
           <w:t>用户界面</w:t>
@@ -1317,7 +1326,7 @@
             <w:noProof/>
             <w:webHidden/>
           </w:rPr>
-          <w:instrText>PAGEREF _Toc243068376 \h</w:instrText>
+          <w:instrText>PAGEREF _Toc243072619 \h</w:instrText>
         </w:r>
         <w:r>
           <w:rPr>
@@ -1336,7 +1345,6 @@
         </w:r>
         <w:r>
           <w:rPr>
-            <w:rFonts w:hint="eastAsia"/>
             <w:noProof/>
             <w:webHidden/>
           </w:rPr>
@@ -1377,10 +1385,11 @@
           <w14:ligatures w14:val="standardContextual"/>
         </w:rPr>
       </w:pPr>
-      <w:hyperlink w:anchor="_Toc243068377" w:history="1">
+      <w:hyperlink w:anchor="_Toc243072620" w:history="1">
         <w:r>
           <w:rPr>
             <w:rStyle w:val="af9"/>
+            <w:rFonts w:hint="eastAsia"/>
             <w:noProof/>
           </w:rPr>
           <w:t xml:space="preserve">4. </w:t>
@@ -1388,6 +1397,7 @@
         <w:r>
           <w:rPr>
             <w:rStyle w:val="af9"/>
+            <w:rFonts w:hint="eastAsia"/>
             <w:noProof/>
           </w:rPr>
           <w:t>系统用例分析</w:t>
@@ -1421,7 +1431,7 @@
             <w:noProof/>
             <w:webHidden/>
           </w:rPr>
-          <w:instrText>PAGEREF _Toc243068377 \h</w:instrText>
+          <w:instrText>PAGEREF _Toc243072620 \h</w:instrText>
         </w:r>
         <w:r>
           <w:rPr>
@@ -1440,7 +1450,6 @@
         </w:r>
         <w:r>
           <w:rPr>
-            <w:rFonts w:hint="eastAsia"/>
             <w:noProof/>
             <w:webHidden/>
           </w:rPr>
@@ -1451,7 +1460,7 @@
             <w:noProof/>
             <w:webHidden/>
           </w:rPr>
-          <w:t>7</w:t>
+          <w:t>10</w:t>
         </w:r>
         <w:r>
           <w:rPr>
@@ -1479,10 +1488,11 @@
           <w14:ligatures w14:val="standardContextual"/>
         </w:rPr>
       </w:pPr>
-      <w:hyperlink w:anchor="_Toc243068378" w:history="1">
+      <w:hyperlink w:anchor="_Toc243072621" w:history="1">
         <w:r>
           <w:rPr>
             <w:rStyle w:val="af9"/>
+            <w:rFonts w:hint="eastAsia"/>
             <w:noProof/>
           </w:rPr>
           <w:t xml:space="preserve">4.1 </w:t>
@@ -1490,6 +1500,7 @@
         <w:r>
           <w:rPr>
             <w:rStyle w:val="af9"/>
+            <w:rFonts w:hint="eastAsia"/>
             <w:noProof/>
           </w:rPr>
           <w:t>公共用例</w:t>
@@ -1523,7 +1534,7 @@
             <w:noProof/>
             <w:webHidden/>
           </w:rPr>
-          <w:instrText>PAGEREF _Toc243068378 \h</w:instrText>
+          <w:instrText>PAGEREF _Toc243072621 \h</w:instrText>
         </w:r>
         <w:r>
           <w:rPr>
@@ -1542,7 +1553,6 @@
         </w:r>
         <w:r>
           <w:rPr>
-            <w:rFonts w:hint="eastAsia"/>
             <w:noProof/>
             <w:webHidden/>
           </w:rPr>
@@ -1553,7 +1563,7 @@
             <w:noProof/>
             <w:webHidden/>
           </w:rPr>
-          <w:t>7</w:t>
+          <w:t>10</w:t>
         </w:r>
         <w:r>
           <w:rPr>
@@ -1581,10 +1591,11 @@
           <w14:ligatures w14:val="standardContextual"/>
         </w:rPr>
       </w:pPr>
-      <w:hyperlink w:anchor="_Toc243068379" w:history="1">
+      <w:hyperlink w:anchor="_Toc243072622" w:history="1">
         <w:r>
           <w:rPr>
             <w:rStyle w:val="af9"/>
+            <w:rFonts w:hint="eastAsia"/>
             <w:noProof/>
           </w:rPr>
           <w:t xml:space="preserve">4.2 </w:t>
@@ -1592,6 +1603,7 @@
         <w:r>
           <w:rPr>
             <w:rStyle w:val="af9"/>
+            <w:rFonts w:hint="eastAsia"/>
             <w:noProof/>
           </w:rPr>
           <w:t>贷款人</w:t>
@@ -1625,7 +1637,7 @@
             <w:noProof/>
             <w:webHidden/>
           </w:rPr>
-          <w:instrText>PAGEREF _Toc243068379 \h</w:instrText>
+          <w:instrText>PAGEREF _Toc243072622 \h</w:instrText>
         </w:r>
         <w:r>
           <w:rPr>
@@ -1644,7 +1656,6 @@
         </w:r>
         <w:r>
           <w:rPr>
-            <w:rFonts w:hint="eastAsia"/>
             <w:noProof/>
             <w:webHidden/>
           </w:rPr>
@@ -1655,7 +1666,7 @@
             <w:noProof/>
             <w:webHidden/>
           </w:rPr>
-          <w:t>8</w:t>
+          <w:t>11</w:t>
         </w:r>
         <w:r>
           <w:rPr>
@@ -1683,10 +1694,11 @@
           <w14:ligatures w14:val="standardContextual"/>
         </w:rPr>
       </w:pPr>
-      <w:hyperlink w:anchor="_Toc243068380" w:history="1">
+      <w:hyperlink w:anchor="_Toc243072623" w:history="1">
         <w:r>
           <w:rPr>
             <w:rStyle w:val="af9"/>
+            <w:rFonts w:hint="eastAsia"/>
             <w:noProof/>
           </w:rPr>
           <w:t xml:space="preserve">4.3 </w:t>
@@ -1694,6 +1706,7 @@
         <w:r>
           <w:rPr>
             <w:rStyle w:val="af9"/>
+            <w:rFonts w:hint="eastAsia"/>
             <w:noProof/>
           </w:rPr>
           <w:t>贷款审核员</w:t>
@@ -1727,7 +1740,7 @@
             <w:noProof/>
             <w:webHidden/>
           </w:rPr>
-          <w:instrText>PAGEREF _Toc243068380 \h</w:instrText>
+          <w:instrText>PAGEREF _Toc243072623 \h</w:instrText>
         </w:r>
         <w:r>
           <w:rPr>
@@ -1746,7 +1759,6 @@
         </w:r>
         <w:r>
           <w:rPr>
-            <w:rFonts w:hint="eastAsia"/>
             <w:noProof/>
             <w:webHidden/>
           </w:rPr>
@@ -1757,7 +1769,7 @@
             <w:noProof/>
             <w:webHidden/>
           </w:rPr>
-          <w:t>9</w:t>
+          <w:t>12</w:t>
         </w:r>
         <w:r>
           <w:rPr>
@@ -1785,10 +1797,11 @@
           <w14:ligatures w14:val="standardContextual"/>
         </w:rPr>
       </w:pPr>
-      <w:hyperlink w:anchor="_Toc243068381" w:history="1">
+      <w:hyperlink w:anchor="_Toc243072624" w:history="1">
         <w:r>
           <w:rPr>
             <w:rStyle w:val="af9"/>
+            <w:rFonts w:hint="eastAsia"/>
             <w:noProof/>
           </w:rPr>
           <w:t xml:space="preserve">4.4 </w:t>
@@ -1796,6 +1809,7 @@
         <w:r>
           <w:rPr>
             <w:rStyle w:val="af9"/>
+            <w:rFonts w:hint="eastAsia"/>
             <w:noProof/>
           </w:rPr>
           <w:t>系统</w:t>
@@ -1829,7 +1843,7 @@
             <w:noProof/>
             <w:webHidden/>
           </w:rPr>
-          <w:instrText>PAGEREF _Toc243068381 \h</w:instrText>
+          <w:instrText>PAGEREF _Toc243072624 \h</w:instrText>
         </w:r>
         <w:r>
           <w:rPr>
@@ -1848,7 +1862,6 @@
         </w:r>
         <w:r>
           <w:rPr>
-            <w:rFonts w:hint="eastAsia"/>
             <w:noProof/>
             <w:webHidden/>
           </w:rPr>
@@ -1859,7 +1872,7 @@
             <w:noProof/>
             <w:webHidden/>
           </w:rPr>
-          <w:t>9</w:t>
+          <w:t>12</w:t>
         </w:r>
         <w:r>
           <w:rPr>
@@ -1889,10 +1902,11 @@
           <w14:ligatures w14:val="standardContextual"/>
         </w:rPr>
       </w:pPr>
-      <w:hyperlink w:anchor="_Toc243068382" w:history="1">
+      <w:hyperlink w:anchor="_Toc243072625" w:history="1">
         <w:r>
           <w:rPr>
             <w:rStyle w:val="af9"/>
+            <w:rFonts w:hint="eastAsia"/>
             <w:noProof/>
           </w:rPr>
           <w:t xml:space="preserve">5. </w:t>
@@ -1900,6 +1914,7 @@
         <w:r>
           <w:rPr>
             <w:rStyle w:val="af9"/>
+            <w:rFonts w:hint="eastAsia"/>
             <w:noProof/>
           </w:rPr>
           <w:t>系统功能需求</w:t>
@@ -1933,7 +1948,7 @@
             <w:noProof/>
             <w:webHidden/>
           </w:rPr>
-          <w:instrText>PAGEREF _Toc243068382 \h</w:instrText>
+          <w:instrText>PAGEREF _Toc243072625 \h</w:instrText>
         </w:r>
         <w:r>
           <w:rPr>
@@ -1952,7 +1967,6 @@
         </w:r>
         <w:r>
           <w:rPr>
-            <w:rFonts w:hint="eastAsia"/>
             <w:noProof/>
             <w:webHidden/>
           </w:rPr>
@@ -1963,7 +1977,7 @@
             <w:noProof/>
             <w:webHidden/>
           </w:rPr>
-          <w:t>10</w:t>
+          <w:t>13</w:t>
         </w:r>
         <w:r>
           <w:rPr>
@@ -1991,10 +2005,11 @@
           <w14:ligatures w14:val="standardContextual"/>
         </w:rPr>
       </w:pPr>
-      <w:hyperlink w:anchor="_Toc243068383" w:history="1">
+      <w:hyperlink w:anchor="_Toc243072626" w:history="1">
         <w:r>
           <w:rPr>
             <w:rStyle w:val="af9"/>
+            <w:rFonts w:hint="eastAsia"/>
             <w:noProof/>
           </w:rPr>
           <w:t xml:space="preserve">5.1 </w:t>
@@ -2002,6 +2017,7 @@
         <w:r>
           <w:rPr>
             <w:rStyle w:val="af9"/>
+            <w:rFonts w:hint="eastAsia"/>
             <w:noProof/>
           </w:rPr>
           <w:t>用例描述</w:t>
@@ -2035,7 +2051,7 @@
             <w:noProof/>
             <w:webHidden/>
           </w:rPr>
-          <w:instrText>PAGEREF _Toc243068383 \h</w:instrText>
+          <w:instrText>PAGEREF _Toc243072626 \h</w:instrText>
         </w:r>
         <w:r>
           <w:rPr>
@@ -2054,7 +2070,6 @@
         </w:r>
         <w:r>
           <w:rPr>
-            <w:rFonts w:hint="eastAsia"/>
             <w:noProof/>
             <w:webHidden/>
           </w:rPr>
@@ -2065,7 +2080,7 @@
             <w:noProof/>
             <w:webHidden/>
           </w:rPr>
-          <w:t>10</w:t>
+          <w:t>13</w:t>
         </w:r>
         <w:r>
           <w:rPr>
@@ -2093,10 +2108,11 @@
           <w14:ligatures w14:val="standardContextual"/>
         </w:rPr>
       </w:pPr>
-      <w:hyperlink w:anchor="_Toc243068384" w:history="1">
+      <w:hyperlink w:anchor="_Toc243072627" w:history="1">
         <w:r>
           <w:rPr>
             <w:rStyle w:val="af9"/>
+            <w:rFonts w:hint="eastAsia"/>
             <w:noProof/>
           </w:rPr>
           <w:t xml:space="preserve">5.2 </w:t>
@@ -2104,6 +2120,7 @@
         <w:r>
           <w:rPr>
             <w:rStyle w:val="af9"/>
+            <w:rFonts w:hint="eastAsia"/>
             <w:noProof/>
           </w:rPr>
           <w:t>用例业务流程描述</w:t>
@@ -2137,7 +2154,7 @@
             <w:noProof/>
             <w:webHidden/>
           </w:rPr>
-          <w:instrText>PAGEREF _Toc243068384 \h</w:instrText>
+          <w:instrText>PAGEREF _Toc243072627 \h</w:instrText>
         </w:r>
         <w:r>
           <w:rPr>
@@ -2156,7 +2173,6 @@
         </w:r>
         <w:r>
           <w:rPr>
-            <w:rFonts w:hint="eastAsia"/>
             <w:noProof/>
             <w:webHidden/>
           </w:rPr>
@@ -2167,7 +2183,7 @@
             <w:noProof/>
             <w:webHidden/>
           </w:rPr>
-          <w:t>16</w:t>
+          <w:t>19</w:t>
         </w:r>
         <w:r>
           <w:rPr>
@@ -2201,7 +2217,7 @@
       <w:pPr>
         <w:pStyle w:val="ReportHeading1"/>
       </w:pPr>
-      <w:bookmarkStart w:id="0" w:name="_Toc243068364"/>
+      <w:bookmarkStart w:id="0" w:name="_Toc243072607"/>
       <w:r>
         <w:lastRenderedPageBreak/>
         <w:t xml:space="preserve">1. </w:t>
@@ -2223,7 +2239,7 @@
       <w:pPr>
         <w:pStyle w:val="ReportHeading2"/>
       </w:pPr>
-      <w:bookmarkStart w:id="1" w:name="_Toc243068365"/>
+      <w:bookmarkStart w:id="1" w:name="_Toc243072608"/>
       <w:r>
         <w:t xml:space="preserve">1.1 </w:t>
       </w:r>
@@ -2252,7 +2268,7 @@
       <w:pPr>
         <w:pStyle w:val="ReportHeading2"/>
       </w:pPr>
-      <w:bookmarkStart w:id="2" w:name="_Toc243068366"/>
+      <w:bookmarkStart w:id="2" w:name="_Toc243072609"/>
       <w:r>
         <w:t xml:space="preserve">1.2 </w:t>
       </w:r>
@@ -2296,7 +2312,7 @@
       <w:pPr>
         <w:pStyle w:val="ReportHeading2"/>
       </w:pPr>
-      <w:bookmarkStart w:id="3" w:name="_Toc243068367"/>
+      <w:bookmarkStart w:id="3" w:name="_Toc243072610"/>
       <w:r>
         <w:t xml:space="preserve">1.3 </w:t>
       </w:r>
@@ -2415,8 +2431,9 @@
       <w:pPr>
         <w:pStyle w:val="ReportHeading2"/>
       </w:pPr>
-      <w:bookmarkStart w:id="4" w:name="_Toc243068368"/>
-      <w:r>
+      <w:bookmarkStart w:id="4" w:name="_Toc243072611"/>
+      <w:r>
+        <w:lastRenderedPageBreak/>
         <w:t xml:space="preserve">1.4 </w:t>
       </w:r>
       <w:r>
@@ -2456,7 +2473,7 @@
       <w:pPr>
         <w:pStyle w:val="ReportHeading2"/>
       </w:pPr>
-      <w:bookmarkStart w:id="5" w:name="_Toc243068369"/>
+      <w:bookmarkStart w:id="5" w:name="_Toc243072612"/>
       <w:r>
         <w:t xml:space="preserve">1.5 </w:t>
       </w:r>
@@ -2491,7 +2508,7 @@
       <w:pPr>
         <w:pStyle w:val="ReportHeading2"/>
       </w:pPr>
-      <w:bookmarkStart w:id="6" w:name="_Toc243068370"/>
+      <w:bookmarkStart w:id="6" w:name="_Toc243072613"/>
       <w:r>
         <w:t xml:space="preserve">1.6 </w:t>
       </w:r>
@@ -2535,7 +2552,7 @@
       <w:pPr>
         <w:pStyle w:val="ReportHeading1"/>
       </w:pPr>
-      <w:bookmarkStart w:id="7" w:name="_Toc243068371"/>
+      <w:bookmarkStart w:id="7" w:name="_Toc243072614"/>
       <w:r>
         <w:t xml:space="preserve">2. </w:t>
       </w:r>
@@ -2556,8 +2573,9 @@
       <w:pPr>
         <w:pStyle w:val="ReportHeading2"/>
       </w:pPr>
-      <w:bookmarkStart w:id="8" w:name="_Toc243068372"/>
-      <w:r>
+      <w:bookmarkStart w:id="8" w:name="_Toc243072615"/>
+      <w:r>
+        <w:lastRenderedPageBreak/>
         <w:t xml:space="preserve">2.1 </w:t>
       </w:r>
       <w:r>
@@ -3080,7 +3098,7 @@
       <w:pPr>
         <w:pStyle w:val="ReportHeading2"/>
       </w:pPr>
-      <w:bookmarkStart w:id="9" w:name="_Toc243068373"/>
+      <w:bookmarkStart w:id="9" w:name="_Toc243072616"/>
       <w:r>
         <w:t xml:space="preserve">2.2 </w:t>
       </w:r>
@@ -3121,7 +3139,7 @@
       <w:pPr>
         <w:pStyle w:val="ReportHeading2"/>
       </w:pPr>
-      <w:bookmarkStart w:id="10" w:name="_Toc243068374"/>
+      <w:bookmarkStart w:id="10" w:name="_Toc243072617"/>
       <w:r>
         <w:t xml:space="preserve">2.3 </w:t>
       </w:r>
@@ -3188,6 +3206,7 @@
       </w:r>
       <w:proofErr w:type="spellStart"/>
       <w:r>
+        <w:lastRenderedPageBreak/>
         <w:t>UniApp</w:t>
       </w:r>
       <w:proofErr w:type="spellEnd"/>
@@ -3254,7 +3273,7 @@
       <w:pPr>
         <w:pStyle w:val="ReportHeading1"/>
       </w:pPr>
-      <w:bookmarkStart w:id="11" w:name="_Toc243068375"/>
+      <w:bookmarkStart w:id="11" w:name="_Toc243072618"/>
       <w:r>
         <w:t xml:space="preserve">3. </w:t>
       </w:r>
@@ -3281,17 +3300,72 @@
       <w:pPr>
         <w:pStyle w:val="ReportHeading2"/>
       </w:pPr>
-      <w:bookmarkStart w:id="12" w:name="_Toc243068376"/>
-      <w:r>
+      <w:bookmarkStart w:id="12" w:name="_Toc243072619"/>
+      <w:r>
+        <w:rPr>
+          <w:rFonts w:hint="eastAsia"/>
+          <w:noProof/>
+        </w:rPr>
         <w:t xml:space="preserve">3.1 </w:t>
       </w:r>
       <w:r>
+        <w:rPr>
+          <w:rFonts w:hint="eastAsia"/>
+          <w:noProof/>
+        </w:rPr>
         <w:t>用户界面</w:t>
       </w:r>
       <w:bookmarkEnd w:id="12"/>
     </w:p>
     <w:p>
       <w:pPr>
+        <w:pStyle w:val="20"/>
+      </w:pPr>
+      <w:r>
+        <w:rPr>
+          <w:rFonts w:hint="eastAsia"/>
+        </w:rPr>
+        <w:t>系统提供网页端和</w:t>
+      </w:r>
+      <w:r>
+        <w:rPr>
+          <w:rFonts w:hint="eastAsia"/>
+        </w:rPr>
+        <w:t xml:space="preserve"> APP </w:t>
+      </w:r>
+      <w:r>
+        <w:rPr>
+          <w:rFonts w:hint="eastAsia"/>
+        </w:rPr>
+        <w:t>端两类客户端界面。贷款人通过网页端或</w:t>
+      </w:r>
+      <w:r>
+        <w:rPr>
+          <w:rFonts w:hint="eastAsia"/>
+        </w:rPr>
+        <w:t xml:space="preserve"> APP </w:t>
+      </w:r>
+      <w:r>
+        <w:rPr>
+          <w:rFonts w:hint="eastAsia"/>
+        </w:rPr>
+        <w:t>完成注册登录、实名认证、贷款申请、合同确认、进度查询和还款等操作；风控审核人员通过网页端完成申请复核、人工审批、风险监控、数据看板和审计查询等操作。两类客户端共用同一套账号体系和业务数据，页面按功能一一对应，差异主要在入口方式、导航形式和部分交互控件上：网页端通过浏览器访问，采用顶部导航或左侧菜单；</w:t>
+      </w:r>
+      <w:r>
+        <w:rPr>
+          <w:rFonts w:hint="eastAsia"/>
+        </w:rPr>
+        <w:t xml:space="preserve">APP </w:t>
+      </w:r>
+      <w:r>
+        <w:rPr>
+          <w:rFonts w:hint="eastAsia"/>
+        </w:rPr>
+        <w:t>端通过移动端应用访问，采用底部导航和卡片式列表。本节按页面逐项以文字说明入口、界面元素、异常分支和后置条件，不给出原型图，实际开发成品在布局和控件样式上可能与本节描述略有出入。</w:t>
+      </w:r>
+    </w:p>
+    <w:p>
+      <w:pPr>
         <w:pStyle w:val="ReportHeading3"/>
       </w:pPr>
       <w:r>
@@ -3304,9 +3378,263 @@
     <w:p>
       <w:pPr>
         <w:pStyle w:val="20"/>
-      </w:pPr>
-      <w:r>
-        <w:t>入口：浏览器访问平台首页。页面提供注册与登录两项操作。注册时用户填写手机号、昵称和账号密码，系统校验手机号格式与密码强度，并发送验证码完成校验；注册成功后账号与手机号绑定，作为后续实名认证和贷款业务的账户基础。登录时页面提供【贷款人登录】和【审核员登录】两个入口，系统按账号身份进入对应界面：个人贷款用户进入前台首页，风控审核人员进入后台首页。手机号未注册、密码错误或验证码失效时，页面给出对应提示；同一账号连续多次登录失败时，系统在短时间内限制其登录尝试。</w:t>
+        <w:ind w:firstLine="422"/>
+      </w:pPr>
+      <w:r>
+        <w:rPr>
+          <w:rFonts w:hint="eastAsia"/>
+          <w:b/>
+          <w:bCs/>
+        </w:rPr>
+        <w:t>入口：</w:t>
+      </w:r>
+      <w:r>
+        <w:rPr>
+          <w:rFonts w:hint="eastAsia"/>
+        </w:rPr>
+        <w:t xml:space="preserve">APP </w:t>
+      </w:r>
+      <w:r>
+        <w:rPr>
+          <w:rFonts w:hint="eastAsia"/>
+        </w:rPr>
+        <w:t>端为</w:t>
+      </w:r>
+      <w:r>
+        <w:rPr>
+          <w:rFonts w:hint="eastAsia"/>
+        </w:rPr>
+        <w:t xml:space="preserve"> APP </w:t>
+      </w:r>
+      <w:r>
+        <w:rPr>
+          <w:rFonts w:hint="eastAsia"/>
+        </w:rPr>
+        <w:t>启动页、退出登录后；网页端为浏览器访问平台首页。</w:t>
+      </w:r>
+    </w:p>
+    <w:p>
+      <w:pPr>
+        <w:pStyle w:val="20"/>
+        <w:ind w:firstLine="422"/>
+        <w:rPr>
+          <w:b/>
+          <w:bCs/>
+        </w:rPr>
+      </w:pPr>
+      <w:r>
+        <w:rPr>
+          <w:rFonts w:hint="eastAsia"/>
+          <w:b/>
+          <w:bCs/>
+        </w:rPr>
+        <w:t>界面元素：</w:t>
+      </w:r>
+    </w:p>
+    <w:p>
+      <w:pPr>
+        <w:pStyle w:val="20"/>
+      </w:pPr>
+      <w:r>
+        <w:rPr>
+          <w:rFonts w:hint="eastAsia"/>
+        </w:rPr>
+        <w:t>顶部产品标识与名称（网页端为页面顶部标识与标题）；</w:t>
+      </w:r>
+    </w:p>
+    <w:p>
+      <w:pPr>
+        <w:pStyle w:val="20"/>
+      </w:pPr>
+      <w:r>
+        <w:rPr>
+          <w:rFonts w:hint="eastAsia"/>
+        </w:rPr>
+        <w:t>手机号或账号输入框、验证码输入框、获取验证码按钮、密码输入框、登录按钮、注册入口：输入手机号后点击“获取验证码”，系统发送验证码并开始倒计时，输入验证码和密码后点击“登录”，系统校验账号状态和验证码；验证码错误或过期时，提示重新获取。登录成功后保存</w:t>
+      </w:r>
+      <w:r>
+        <w:rPr>
+          <w:rFonts w:hint="eastAsia"/>
+        </w:rPr>
+        <w:t xml:space="preserve"> Token </w:t>
+      </w:r>
+      <w:r>
+        <w:rPr>
+          <w:rFonts w:hint="eastAsia"/>
+        </w:rPr>
+        <w:t>和会话信息，进入用户首页；</w:t>
+      </w:r>
+    </w:p>
+    <w:p>
+      <w:pPr>
+        <w:pStyle w:val="20"/>
+        <w:ind w:firstLine="422"/>
+      </w:pPr>
+      <w:r>
+        <w:rPr>
+          <w:rFonts w:hint="eastAsia"/>
+          <w:b/>
+          <w:bCs/>
+        </w:rPr>
+        <w:t>身份选择入口：</w:t>
+      </w:r>
+      <w:r>
+        <w:rPr>
+          <w:rFonts w:hint="eastAsia"/>
+        </w:rPr>
+        <w:t>网页</w:t>
+      </w:r>
+      <w:proofErr w:type="gramStart"/>
+      <w:r>
+        <w:rPr>
+          <w:rFonts w:hint="eastAsia"/>
+        </w:rPr>
+        <w:t>端提供</w:t>
+      </w:r>
+      <w:proofErr w:type="gramEnd"/>
+      <w:r>
+        <w:rPr>
+          <w:rFonts w:hint="eastAsia"/>
+        </w:rPr>
+        <w:t>【贷款人登录】和【审核员登录】两个入口，系统按账号身份进入对应界面，贷款人进入前台首页，</w:t>
+      </w:r>
+      <w:proofErr w:type="gramStart"/>
+      <w:r>
+        <w:rPr>
+          <w:rFonts w:hint="eastAsia"/>
+        </w:rPr>
+        <w:t>风控审核</w:t>
+      </w:r>
+      <w:proofErr w:type="gramEnd"/>
+      <w:r>
+        <w:rPr>
+          <w:rFonts w:hint="eastAsia"/>
+        </w:rPr>
+        <w:t>人员进入后台工作台；</w:t>
+      </w:r>
+    </w:p>
+    <w:p>
+      <w:pPr>
+        <w:pStyle w:val="20"/>
+        <w:ind w:firstLine="422"/>
+      </w:pPr>
+      <w:r>
+        <w:rPr>
+          <w:rFonts w:hint="eastAsia"/>
+          <w:b/>
+          <w:bCs/>
+        </w:rPr>
+        <w:t>用户协议与隐私</w:t>
+      </w:r>
+      <w:proofErr w:type="gramStart"/>
+      <w:r>
+        <w:rPr>
+          <w:rFonts w:hint="eastAsia"/>
+          <w:b/>
+          <w:bCs/>
+        </w:rPr>
+        <w:t>政策勾选框</w:t>
+      </w:r>
+      <w:proofErr w:type="gramEnd"/>
+      <w:r>
+        <w:rPr>
+          <w:rFonts w:hint="eastAsia"/>
+          <w:b/>
+          <w:bCs/>
+        </w:rPr>
+        <w:t>：</w:t>
+      </w:r>
+      <w:r>
+        <w:rPr>
+          <w:rFonts w:hint="eastAsia"/>
+        </w:rPr>
+        <w:t>未</w:t>
+      </w:r>
+      <w:proofErr w:type="gramStart"/>
+      <w:r>
+        <w:rPr>
+          <w:rFonts w:hint="eastAsia"/>
+        </w:rPr>
+        <w:t>勾选用户</w:t>
+      </w:r>
+      <w:proofErr w:type="gramEnd"/>
+      <w:r>
+        <w:rPr>
+          <w:rFonts w:hint="eastAsia"/>
+        </w:rPr>
+        <w:t>协议与隐私政策时，登录按钮</w:t>
+      </w:r>
+      <w:proofErr w:type="gramStart"/>
+      <w:r>
+        <w:rPr>
+          <w:rFonts w:hint="eastAsia"/>
+        </w:rPr>
+        <w:t>不可用且</w:t>
+      </w:r>
+      <w:proofErr w:type="gramEnd"/>
+      <w:r>
+        <w:rPr>
+          <w:rFonts w:hint="eastAsia"/>
+        </w:rPr>
+        <w:t>弹出提示；</w:t>
+      </w:r>
+    </w:p>
+    <w:p>
+      <w:pPr>
+        <w:pStyle w:val="20"/>
+        <w:ind w:firstLine="422"/>
+        <w:rPr>
+          <w:b/>
+          <w:bCs/>
+        </w:rPr>
+      </w:pPr>
+      <w:r>
+        <w:rPr>
+          <w:rFonts w:hint="eastAsia"/>
+          <w:b/>
+          <w:bCs/>
+        </w:rPr>
+        <w:t>客服与帮助入口。</w:t>
+      </w:r>
+    </w:p>
+    <w:p>
+      <w:pPr>
+        <w:pStyle w:val="20"/>
+        <w:ind w:firstLine="422"/>
+      </w:pPr>
+      <w:r>
+        <w:rPr>
+          <w:rFonts w:hint="eastAsia"/>
+          <w:b/>
+          <w:bCs/>
+        </w:rPr>
+        <w:t>另：</w:t>
+      </w:r>
+      <w:r>
+        <w:rPr>
+          <w:rFonts w:hint="eastAsia"/>
+        </w:rPr>
+        <w:t>账号不存在时，引导用户注册；手机号未注册、密码错误时给出对应提示；同一账号连续多次登录失败时，系统在短时间内限制其登录尝试。</w:t>
+      </w:r>
+    </w:p>
+    <w:p>
+      <w:pPr>
+        <w:pStyle w:val="20"/>
+        <w:ind w:firstLine="422"/>
+      </w:pPr>
+      <w:r>
+        <w:rPr>
+          <w:rFonts w:hint="eastAsia"/>
+          <w:b/>
+          <w:bCs/>
+        </w:rPr>
+        <w:t>后置条件：</w:t>
+      </w:r>
+      <w:r>
+        <w:rPr>
+          <w:rFonts w:hint="eastAsia"/>
+        </w:rPr>
+        <w:t>系统保存登录状态与会话信息，用户进入对应身份的首屏页面。</w:t>
       </w:r>
     </w:p>
     <w:p>
@@ -3314,6 +3642,7 @@
         <w:pStyle w:val="ReportHeading3"/>
       </w:pPr>
       <w:r>
+        <w:lastRenderedPageBreak/>
         <w:t xml:space="preserve">3.1.2 </w:t>
       </w:r>
       <w:r>
@@ -3323,15 +3652,185 @@
     <w:p>
       <w:pPr>
         <w:pStyle w:val="20"/>
-      </w:pPr>
-      <w:r>
-        <w:t>入口：个人中心</w:t>
-      </w:r>
-      <w:r>
-        <w:t>—</w:t>
-      </w:r>
-      <w:r>
-        <w:t>实名认证。页面提供真实姓名、身份证号、银行卡号等填写项，银行卡支持添加多张并指定默认卡。用户提交后，系统调用实名认证服务核验姓名与证件号码的一致性，并校验银行卡与本人身份的关系。认证通过后页面显示认证状态与认证时间，账户与身份信息完成绑定，此后贷款申请、合同签订和还款均在该实名账户下进行；认证未通过时页面说明失败原因，允许用户修改资料后重新提交。用户未完成实名认证时，贷款申请入口保持不可用，页面提示需要先完成实名认证。</w:t>
+        <w:ind w:firstLine="422"/>
+      </w:pPr>
+      <w:r>
+        <w:rPr>
+          <w:rFonts w:hint="eastAsia"/>
+          <w:b/>
+          <w:bCs/>
+        </w:rPr>
+        <w:t>入口：</w:t>
+      </w:r>
+      <w:r>
+        <w:rPr>
+          <w:rFonts w:hint="eastAsia"/>
+        </w:rPr>
+        <w:t>首次登录后、首页提示、我的—实名认证。</w:t>
+      </w:r>
+    </w:p>
+    <w:p>
+      <w:pPr>
+        <w:pStyle w:val="20"/>
+        <w:ind w:firstLine="422"/>
+        <w:rPr>
+          <w:b/>
+          <w:bCs/>
+        </w:rPr>
+      </w:pPr>
+      <w:r>
+        <w:rPr>
+          <w:rFonts w:hint="eastAsia"/>
+          <w:b/>
+          <w:bCs/>
+        </w:rPr>
+        <w:t>界面元素：</w:t>
+      </w:r>
+    </w:p>
+    <w:p>
+      <w:pPr>
+        <w:pStyle w:val="20"/>
+      </w:pPr>
+      <w:r>
+        <w:rPr>
+          <w:rFonts w:hint="eastAsia"/>
+        </w:rPr>
+        <w:t>姓名、证件类型、证件号码输入项、身份证正反面拍照或相册上传区域：用户填写身份信息，拍摄或选择身份证照片；网页</w:t>
+      </w:r>
+      <w:proofErr w:type="gramStart"/>
+      <w:r>
+        <w:rPr>
+          <w:rFonts w:hint="eastAsia"/>
+        </w:rPr>
+        <w:t>端支持</w:t>
+      </w:r>
+      <w:proofErr w:type="gramEnd"/>
+      <w:r>
+        <w:rPr>
+          <w:rFonts w:hint="eastAsia"/>
+        </w:rPr>
+        <w:t>从本地选择证件照片上传；</w:t>
+      </w:r>
+    </w:p>
+    <w:p>
+      <w:pPr>
+        <w:pStyle w:val="20"/>
+      </w:pPr>
+      <w:r>
+        <w:rPr>
+          <w:rFonts w:hint="eastAsia"/>
+        </w:rPr>
+        <w:t>人脸识别或活体检测按钮：点击“开始人脸识别”，调用摄像头完成活体检测；网页端在具备摄像头的设备上提供相同能力，不具备时可转人工核验；</w:t>
+      </w:r>
+    </w:p>
+    <w:p>
+      <w:pPr>
+        <w:pStyle w:val="20"/>
+      </w:pPr>
+      <w:r>
+        <w:rPr>
+          <w:rFonts w:hint="eastAsia"/>
+        </w:rPr>
+        <w:t>数据使用说明与必要授权勾选项、“同意并提交”按钮：阅读数据使用说明后勾选同意并提交。系统调用实名认证服务核验姓名与证件号码的一致性，保存认证状态和认证时间；认证失败时说明原因，允许修改资料后重试；</w:t>
+      </w:r>
+    </w:p>
+    <w:p>
+      <w:pPr>
+        <w:pStyle w:val="20"/>
+        <w:ind w:firstLine="422"/>
+      </w:pPr>
+      <w:r>
+        <w:rPr>
+          <w:rFonts w:hint="eastAsia"/>
+          <w:b/>
+          <w:bCs/>
+        </w:rPr>
+        <w:t>银行卡信息：</w:t>
+      </w:r>
+      <w:r>
+        <w:rPr>
+          <w:rFonts w:hint="eastAsia"/>
+        </w:rPr>
+        <w:t>支持添加多张银行卡并指定默认卡，用于后续放款与还款；</w:t>
+      </w:r>
+    </w:p>
+    <w:p>
+      <w:pPr>
+        <w:pStyle w:val="20"/>
+      </w:pPr>
+      <w:r>
+        <w:rPr>
+          <w:rFonts w:hint="eastAsia"/>
+        </w:rPr>
+        <w:t>认证失败原因与对应解决方式：证件照片模糊或反光时，提示重新上传；人脸识别失败时，允许重试或转人工核验；用户不同意必要授权时，无法进入贷款申请环节。</w:t>
+      </w:r>
+    </w:p>
+    <w:p>
+      <w:pPr>
+        <w:pStyle w:val="20"/>
+        <w:ind w:firstLine="422"/>
+      </w:pPr>
+      <w:r>
+        <w:rPr>
+          <w:rFonts w:hint="eastAsia"/>
+          <w:b/>
+          <w:bCs/>
+        </w:rPr>
+        <w:t>另：</w:t>
+      </w:r>
+      <w:r>
+        <w:rPr>
+          <w:rFonts w:hint="eastAsia"/>
+        </w:rPr>
+        <w:t>用户未完</w:t>
+      </w:r>
+      <w:proofErr w:type="gramStart"/>
+      <w:r>
+        <w:rPr>
+          <w:rFonts w:hint="eastAsia"/>
+        </w:rPr>
+        <w:t>成实名</w:t>
+      </w:r>
+      <w:proofErr w:type="gramEnd"/>
+      <w:r>
+        <w:rPr>
+          <w:rFonts w:hint="eastAsia"/>
+        </w:rPr>
+        <w:t>认证时，贷款申请入口保持</w:t>
+      </w:r>
+      <w:proofErr w:type="gramStart"/>
+      <w:r>
+        <w:rPr>
+          <w:rFonts w:hint="eastAsia"/>
+        </w:rPr>
+        <w:t>不</w:t>
+      </w:r>
+      <w:proofErr w:type="gramEnd"/>
+      <w:r>
+        <w:rPr>
+          <w:rFonts w:hint="eastAsia"/>
+        </w:rPr>
+        <w:t>可用，并提示需要先完成实名认证。</w:t>
+      </w:r>
+    </w:p>
+    <w:p>
+      <w:pPr>
+        <w:pStyle w:val="20"/>
+        <w:ind w:firstLine="422"/>
+      </w:pPr>
+      <w:r>
+        <w:rPr>
+          <w:rFonts w:hint="eastAsia"/>
+          <w:b/>
+          <w:bCs/>
+        </w:rPr>
+        <w:t>后置条件：</w:t>
+      </w:r>
+      <w:r>
+        <w:rPr>
+          <w:rFonts w:hint="eastAsia"/>
+        </w:rPr>
+        <w:t>系统保存用户基本资料、认证结果、授权记录和操作日志。</w:t>
       </w:r>
     </w:p>
     <w:p>
@@ -3348,21 +3847,333 @@
     <w:p>
       <w:pPr>
         <w:pStyle w:val="20"/>
-      </w:pPr>
-      <w:r>
-        <w:t>入口：申请贷款。页面首先展示可申请的贷款产品及其额度范围、可选期限和利率或费用说明；用户选择产品后填写申请额度、贷款期限和借款用途等必要信息。填写过程中页面实时计算并展示预期贷款利息与还款节奏，包括还款方式、每期应还金额和还款日安排，便于用户判断还款压力。用户确认信息并完成必要的数据授权后提交申请，系统校验必填项、取值范围和申请资格，生成申请单号并将申请状态置为</w:t>
-      </w:r>
-      <w:r>
-        <w:t>“</w:t>
-      </w:r>
-      <w:r>
-        <w:t>待风控评估</w:t>
-      </w:r>
-      <w:r>
-        <w:t>”</w:t>
-      </w:r>
-      <w:r>
-        <w:t>。字段缺失或格式不正确时，页面定位到具体字段并阻止提交；同一用户存在未完成的同类申请时，页面提示已有申请及其状态，避免重复提交。</w:t>
+        <w:ind w:firstLine="422"/>
+      </w:pPr>
+      <w:r>
+        <w:rPr>
+          <w:rFonts w:hint="eastAsia"/>
+          <w:b/>
+          <w:bCs/>
+        </w:rPr>
+        <w:t>入口：</w:t>
+      </w:r>
+      <w:r>
+        <w:rPr>
+          <w:rFonts w:hint="eastAsia"/>
+        </w:rPr>
+        <w:t xml:space="preserve">APP </w:t>
+      </w:r>
+      <w:r>
+        <w:rPr>
+          <w:rFonts w:hint="eastAsia"/>
+        </w:rPr>
+        <w:t>端为底部导航“首页”或产品卡片“立即申请”；网页端为登录后的首页或“申请贷款”入口。</w:t>
+      </w:r>
+    </w:p>
+    <w:p>
+      <w:pPr>
+        <w:pStyle w:val="20"/>
+        <w:ind w:firstLine="422"/>
+        <w:rPr>
+          <w:b/>
+          <w:bCs/>
+        </w:rPr>
+      </w:pPr>
+      <w:r>
+        <w:rPr>
+          <w:rFonts w:hint="eastAsia"/>
+          <w:b/>
+          <w:bCs/>
+        </w:rPr>
+        <w:t>界面元素：</w:t>
+      </w:r>
+    </w:p>
+    <w:p>
+      <w:pPr>
+        <w:pStyle w:val="20"/>
+      </w:pPr>
+      <w:r>
+        <w:rPr>
+          <w:rFonts w:hint="eastAsia"/>
+        </w:rPr>
+        <w:t>首页与产品浏览：顶部消息图标，点击进入消息提醒页；可借额度</w:t>
+      </w:r>
+      <w:proofErr w:type="gramStart"/>
+      <w:r>
+        <w:rPr>
+          <w:rFonts w:hint="eastAsia"/>
+        </w:rPr>
+        <w:t>或预授信</w:t>
+      </w:r>
+      <w:proofErr w:type="gramEnd"/>
+      <w:r>
+        <w:rPr>
+          <w:rFonts w:hint="eastAsia"/>
+        </w:rPr>
+        <w:t>额度卡片；贷款产品卡片列表（产品名称、额度范围、期限、利率的简要描述及详情），上下滑动或翻页浏览，点击产品卡片进入产品详情页，详情</w:t>
+      </w:r>
+      <w:proofErr w:type="gramStart"/>
+      <w:r>
+        <w:rPr>
+          <w:rFonts w:hint="eastAsia"/>
+        </w:rPr>
+        <w:t>页展示</w:t>
+      </w:r>
+      <w:proofErr w:type="gramEnd"/>
+      <w:r>
+        <w:rPr>
+          <w:rFonts w:hint="eastAsia"/>
+        </w:rPr>
+        <w:t>额度范围、可选期限、利率或费用说明和申请条件，并提供“立即申请”入口；</w:t>
+      </w:r>
+    </w:p>
+    <w:p>
+      <w:pPr>
+        <w:pStyle w:val="20"/>
+        <w:ind w:firstLine="422"/>
+      </w:pPr>
+      <w:r>
+        <w:rPr>
+          <w:rFonts w:hint="eastAsia"/>
+          <w:b/>
+          <w:bCs/>
+        </w:rPr>
+        <w:t>借款金额输入框及滑块：</w:t>
+      </w:r>
+      <w:r>
+        <w:rPr>
+          <w:rFonts w:hint="eastAsia"/>
+        </w:rPr>
+        <w:t>用户输入或拖动设置申请金额，页面提示额度上下限；</w:t>
+      </w:r>
+    </w:p>
+    <w:p>
+      <w:pPr>
+        <w:pStyle w:val="20"/>
+        <w:ind w:firstLine="422"/>
+      </w:pPr>
+      <w:r>
+        <w:rPr>
+          <w:rFonts w:hint="eastAsia"/>
+          <w:b/>
+          <w:bCs/>
+        </w:rPr>
+        <w:t>借款申报表——包括借款用途、借款期限和必要信息输入项：</w:t>
+      </w:r>
+      <w:r>
+        <w:rPr>
+          <w:rFonts w:hint="eastAsia"/>
+        </w:rPr>
+        <w:t>用户选择借款金额和期限，填写用途、收入、职业、住房、联系人等信息，包含</w:t>
+      </w:r>
+      <w:proofErr w:type="gramStart"/>
+      <w:r>
+        <w:rPr>
+          <w:rFonts w:hint="eastAsia"/>
+        </w:rPr>
+        <w:t>必填项标记</w:t>
+      </w:r>
+      <w:proofErr w:type="gramEnd"/>
+      <w:r>
+        <w:rPr>
+          <w:rFonts w:hint="eastAsia"/>
+        </w:rPr>
+        <w:t>与字段错误提示；系统实时校验字段格式、取值范围和必填项，点击“下一步”进入数据授权与资料上传；</w:t>
+      </w:r>
+    </w:p>
+    <w:p>
+      <w:pPr>
+        <w:pStyle w:val="20"/>
+        <w:ind w:firstLine="422"/>
+      </w:pPr>
+      <w:r>
+        <w:rPr>
+          <w:rFonts w:hint="eastAsia"/>
+          <w:b/>
+          <w:bCs/>
+        </w:rPr>
+        <w:t>预期利息与还款节奏展示：</w:t>
+      </w:r>
+      <w:r>
+        <w:rPr>
+          <w:rFonts w:hint="eastAsia"/>
+        </w:rPr>
+        <w:t>页面实时计算并展示还款方式、每期应</w:t>
+      </w:r>
+      <w:proofErr w:type="gramStart"/>
+      <w:r>
+        <w:rPr>
+          <w:rFonts w:hint="eastAsia"/>
+        </w:rPr>
+        <w:t>还金额</w:t>
+      </w:r>
+      <w:proofErr w:type="gramEnd"/>
+      <w:r>
+        <w:rPr>
+          <w:rFonts w:hint="eastAsia"/>
+        </w:rPr>
+        <w:t>和还款日安排，便于用户判断还款压力；</w:t>
+      </w:r>
+    </w:p>
+    <w:p>
+      <w:pPr>
+        <w:pStyle w:val="20"/>
+        <w:ind w:firstLine="422"/>
+      </w:pPr>
+      <w:r>
+        <w:rPr>
+          <w:rFonts w:hint="eastAsia"/>
+          <w:b/>
+          <w:bCs/>
+        </w:rPr>
+        <w:t>数据授权：</w:t>
+      </w:r>
+      <w:r>
+        <w:rPr>
+          <w:rFonts w:hint="eastAsia"/>
+        </w:rPr>
+        <w:t>授权类别列表——身份信息、联系方式、设备信息、位置或网络行为、内部业务数据、第三方或公开信用数据等，以及每类授权对应的用途说明、勾选开关或确认按钮，用户逐项阅读数据类别和用途，分别确认必要授权；</w:t>
+      </w:r>
+    </w:p>
+    <w:p>
+      <w:pPr>
+        <w:pStyle w:val="20"/>
+        <w:ind w:firstLine="422"/>
+      </w:pPr>
+      <w:r>
+        <w:rPr>
+          <w:rFonts w:hint="eastAsia"/>
+          <w:b/>
+          <w:bCs/>
+        </w:rPr>
+        <w:t>附件上传区域（收入证明、工作证明、其他补充材料）：</w:t>
+      </w:r>
+      <w:r>
+        <w:rPr>
+          <w:rFonts w:hint="eastAsia"/>
+        </w:rPr>
+        <w:t>点击“</w:t>
+      </w:r>
+      <w:r>
+        <w:rPr>
+          <w:rFonts w:hint="eastAsia"/>
+        </w:rPr>
+        <w:t>+</w:t>
+      </w:r>
+      <w:r>
+        <w:rPr>
+          <w:rFonts w:hint="eastAsia"/>
+        </w:rPr>
+        <w:t>”上传附件，支持拍照、</w:t>
+      </w:r>
+      <w:r>
+        <w:rPr>
+          <w:rFonts w:hint="eastAsia"/>
+        </w:rPr>
+        <w:t>相册、文件选择；附件类型或大小不符合要求时，提示重新上传；</w:t>
+      </w:r>
+    </w:p>
+    <w:p>
+      <w:pPr>
+        <w:pStyle w:val="20"/>
+        <w:ind w:firstLine="422"/>
+      </w:pPr>
+      <w:r>
+        <w:rPr>
+          <w:rFonts w:hint="eastAsia"/>
+          <w:b/>
+          <w:bCs/>
+        </w:rPr>
+        <w:t>“同意并提交”按钮、授权撤回说明与隐私政策入口：</w:t>
+      </w:r>
+      <w:r>
+        <w:rPr>
+          <w:rFonts w:hint="eastAsia"/>
+        </w:rPr>
+        <w:t>点击后系统生成申请单号、保存申请快照、授权记录和附件索引；</w:t>
+      </w:r>
+    </w:p>
+    <w:p>
+      <w:pPr>
+        <w:pStyle w:val="20"/>
+        <w:ind w:firstLine="422"/>
+      </w:pPr>
+      <w:r>
+        <w:rPr>
+          <w:rFonts w:hint="eastAsia"/>
+          <w:b/>
+          <w:bCs/>
+        </w:rPr>
+        <w:t>底部导航快捷入口——我的申请、还款计划、客服咨询、个人中心（网页端对应顶部或</w:t>
+      </w:r>
+      <w:r>
+        <w:rPr>
+          <w:rFonts w:hint="eastAsia"/>
+          <w:b/>
+          <w:bCs/>
+        </w:rPr>
+        <w:lastRenderedPageBreak/>
+        <w:t>左侧导航的同名入口）</w:t>
+      </w:r>
+      <w:r>
+        <w:rPr>
+          <w:rFonts w:hint="eastAsia"/>
+        </w:rPr>
+        <w:t>：点击“我的申请”查看进行中申请状态，用户存在未完成同类申请时，提示先查看进度，避免重复提交；点击“还款计划”查看本月应还资金、已还资金及总体还款安排；点击“个人中心”查询个人信息以及条款。</w:t>
+      </w:r>
+    </w:p>
+    <w:p>
+      <w:pPr>
+        <w:pStyle w:val="20"/>
+        <w:ind w:firstLine="422"/>
+      </w:pPr>
+      <w:r>
+        <w:rPr>
+          <w:rFonts w:hint="eastAsia"/>
+          <w:b/>
+          <w:bCs/>
+        </w:rPr>
+        <w:t>另：</w:t>
+      </w:r>
+      <w:r>
+        <w:rPr>
+          <w:rFonts w:hint="eastAsia"/>
+        </w:rPr>
+        <w:t>用户未实名时，点击申请先跳转实名认证；字段缺失或格式不正确时，页面定位到具体字段并阻止进入下一步；未完成必要授权时，系统不得继续要求授权范围之外的数据，并提示无法进入评估；用户拒绝必要授权时，允许返回申请</w:t>
+      </w:r>
+      <w:proofErr w:type="gramStart"/>
+      <w:r>
+        <w:rPr>
+          <w:rFonts w:hint="eastAsia"/>
+        </w:rPr>
+        <w:t>页修改</w:t>
+      </w:r>
+      <w:proofErr w:type="gramEnd"/>
+      <w:r>
+        <w:rPr>
+          <w:rFonts w:hint="eastAsia"/>
+        </w:rPr>
+        <w:t>产品或不再继续申请；用户中途退出时可以保存草稿，但未完成必要授权的草稿不得进入风险评估。</w:t>
+      </w:r>
+    </w:p>
+    <w:p>
+      <w:pPr>
+        <w:pStyle w:val="20"/>
+        <w:ind w:firstLine="422"/>
+      </w:pPr>
+      <w:r>
+        <w:rPr>
+          <w:rFonts w:hint="eastAsia"/>
+          <w:b/>
+          <w:bCs/>
+        </w:rPr>
+        <w:t>后置条件：</w:t>
+      </w:r>
+      <w:r>
+        <w:rPr>
+          <w:rFonts w:hint="eastAsia"/>
+        </w:rPr>
+        <w:t>系统形成申请草稿或待授权申请记录，申请状态置为“待风控评估”并进入数据采集与融合流程。</w:t>
       </w:r>
     </w:p>
     <w:p>
@@ -3379,15 +4190,189 @@
     <w:p>
       <w:pPr>
         <w:pStyle w:val="20"/>
-      </w:pPr>
-      <w:r>
-        <w:t>入口：我的贷款</w:t>
-      </w:r>
-      <w:r>
-        <w:t>—</w:t>
-      </w:r>
-      <w:r>
-        <w:t>待签订合同。页面以电子文本形式展示借款合同或协议全文，并提供关键条款摘要，包括授信额度、期限、利率或费用、还款方式、逾期处理和个人信息使用范围。用户阅读并确认后完成签字盖章手续，签字方式可采用页面手写签名或上传签名图片，具体实现方式在开发阶段确定。系统校验合同版本与审批结果一致后保存签署记录并进入放款环节；用户未完成签署时页面不允许进入放款流程，审批结果与合同内容不一致时页面给出提示并要求重新确认。</w:t>
+        <w:ind w:firstLine="422"/>
+      </w:pPr>
+      <w:r>
+        <w:rPr>
+          <w:rFonts w:hint="eastAsia"/>
+          <w:b/>
+          <w:bCs/>
+        </w:rPr>
+        <w:t>入口：</w:t>
+      </w:r>
+      <w:r>
+        <w:rPr>
+          <w:rFonts w:hint="eastAsia"/>
+        </w:rPr>
+        <w:t>申请进度页—审批通过、消息通知。</w:t>
+      </w:r>
+    </w:p>
+    <w:p>
+      <w:pPr>
+        <w:pStyle w:val="20"/>
+        <w:ind w:firstLine="422"/>
+        <w:rPr>
+          <w:b/>
+          <w:bCs/>
+        </w:rPr>
+      </w:pPr>
+      <w:r>
+        <w:rPr>
+          <w:rFonts w:hint="eastAsia"/>
+          <w:b/>
+          <w:bCs/>
+        </w:rPr>
+        <w:t>界面元素：</w:t>
+      </w:r>
+    </w:p>
+    <w:p>
+      <w:pPr>
+        <w:pStyle w:val="20"/>
+        <w:ind w:firstLine="422"/>
+      </w:pPr>
+      <w:r>
+        <w:rPr>
+          <w:rFonts w:hint="eastAsia"/>
+          <w:b/>
+          <w:bCs/>
+        </w:rPr>
+        <w:t>授信额度、期限、利率或费用说明：</w:t>
+      </w:r>
+      <w:r>
+        <w:rPr>
+          <w:rFonts w:hint="eastAsia"/>
+        </w:rPr>
+        <w:t>用户查看审批结果和</w:t>
+      </w:r>
+      <w:proofErr w:type="gramStart"/>
+      <w:r>
+        <w:rPr>
+          <w:rFonts w:hint="eastAsia"/>
+        </w:rPr>
+        <w:t>授信条</w:t>
+      </w:r>
+      <w:proofErr w:type="gramEnd"/>
+      <w:r>
+        <w:rPr>
+          <w:rFonts w:hint="eastAsia"/>
+        </w:rPr>
+        <w:t>件；</w:t>
+      </w:r>
+    </w:p>
+    <w:p>
+      <w:pPr>
+        <w:pStyle w:val="20"/>
+        <w:ind w:firstLine="422"/>
+      </w:pPr>
+      <w:r>
+        <w:rPr>
+          <w:rFonts w:hint="eastAsia"/>
+          <w:b/>
+          <w:bCs/>
+        </w:rPr>
+        <w:t>还款计划预览：</w:t>
+      </w:r>
+      <w:r>
+        <w:rPr>
+          <w:rFonts w:hint="eastAsia"/>
+        </w:rPr>
+        <w:t>用户查看还款计划；</w:t>
+      </w:r>
+    </w:p>
+    <w:p>
+      <w:pPr>
+        <w:pStyle w:val="20"/>
+      </w:pPr>
+      <w:r>
+        <w:rPr>
+          <w:rFonts w:hint="eastAsia"/>
+        </w:rPr>
+        <w:t>合同列表、查看合同、确认合同按钮：点击“查看合同”阅读借款协议和关键条款，勾选同意后，通过电子签名或验证码确认合同；网页端支持页面手写签名或上传签名图片，具体实现方式在开发阶段确定；</w:t>
+      </w:r>
+    </w:p>
+    <w:p>
+      <w:pPr>
+        <w:pStyle w:val="20"/>
+      </w:pPr>
+      <w:r>
+        <w:rPr>
+          <w:rFonts w:hint="eastAsia"/>
+        </w:rPr>
+        <w:t>电子签名或验证码确认区域；</w:t>
+      </w:r>
+    </w:p>
+    <w:p>
+      <w:pPr>
+        <w:pStyle w:val="20"/>
+        <w:ind w:firstLine="422"/>
+      </w:pPr>
+      <w:r>
+        <w:rPr>
+          <w:rFonts w:hint="eastAsia"/>
+          <w:b/>
+          <w:bCs/>
+        </w:rPr>
+        <w:t>拒绝原因展示区域、退回补充资料提示：</w:t>
+      </w:r>
+      <w:r>
+        <w:rPr>
+          <w:rFonts w:hint="eastAsia"/>
+        </w:rPr>
+        <w:t>审批拒绝时，展示拒绝原因和主要影响因素；退回补充资料时，展示需要补充的项目；签约成功后，系统向放款服务提交放款请求。</w:t>
+      </w:r>
+    </w:p>
+    <w:p>
+      <w:pPr>
+        <w:pStyle w:val="20"/>
+        <w:ind w:firstLine="422"/>
+      </w:pPr>
+      <w:r>
+        <w:rPr>
+          <w:rFonts w:hint="eastAsia"/>
+          <w:b/>
+          <w:bCs/>
+        </w:rPr>
+        <w:t>另：</w:t>
+      </w:r>
+      <w:r>
+        <w:rPr>
+          <w:rFonts w:hint="eastAsia"/>
+        </w:rPr>
+        <w:t>合同版本与审批结果不一致时，要求用户重新确认；用户未完</w:t>
+      </w:r>
+      <w:proofErr w:type="gramStart"/>
+      <w:r>
+        <w:rPr>
+          <w:rFonts w:hint="eastAsia"/>
+        </w:rPr>
+        <w:t>成签署</w:t>
+      </w:r>
+      <w:proofErr w:type="gramEnd"/>
+      <w:r>
+        <w:rPr>
+          <w:rFonts w:hint="eastAsia"/>
+        </w:rPr>
+        <w:t>时，不允许进入放款流程；放款服务返回失败时，保持审批记录不变，记录失败原因并进入人工处理队列。</w:t>
+      </w:r>
+    </w:p>
+    <w:p>
+      <w:pPr>
+        <w:pStyle w:val="20"/>
+        <w:ind w:firstLine="422"/>
+      </w:pPr>
+      <w:r>
+        <w:rPr>
+          <w:rFonts w:hint="eastAsia"/>
+          <w:b/>
+          <w:bCs/>
+        </w:rPr>
+        <w:t>后置条件：</w:t>
+      </w:r>
+      <w:r>
+        <w:rPr>
+          <w:rFonts w:hint="eastAsia"/>
+        </w:rPr>
+        <w:t>系统保存审批人、审批时间、合同版本、签名记录和放款结果。</w:t>
       </w:r>
     </w:p>
     <w:p>
@@ -3404,9 +4389,197 @@
     <w:p>
       <w:pPr>
         <w:pStyle w:val="20"/>
-      </w:pPr>
-      <w:r>
-        <w:t>入口：我的贷款。页面按环节展示当前申请的处理进度，包括提交身份认证资料、提交贷款申请、身份资料核验与评估、签订贷款合同、贷款发放、贷中和贷款完成，并标注各环节的完成时间与处理结果。用户可以查看审批结论、授信额度、期限和还款计划。环节状态变化时页面同步更新；审批未通过时页面展示结论和主要影响因素；材料不足被退回时，页面列出需要补充的项目和重新提交入口。</w:t>
+        <w:ind w:firstLine="422"/>
+      </w:pPr>
+      <w:r>
+        <w:rPr>
+          <w:rFonts w:hint="eastAsia"/>
+          <w:b/>
+          <w:bCs/>
+        </w:rPr>
+        <w:t>入口：</w:t>
+      </w:r>
+      <w:r>
+        <w:rPr>
+          <w:rFonts w:hint="eastAsia"/>
+        </w:rPr>
+        <w:t>提交申请后自动进入、首页—申请进度；顶部消息图标进入消息提醒页。</w:t>
+      </w:r>
+    </w:p>
+    <w:p>
+      <w:pPr>
+        <w:pStyle w:val="20"/>
+        <w:ind w:firstLine="422"/>
+        <w:rPr>
+          <w:b/>
+          <w:bCs/>
+        </w:rPr>
+      </w:pPr>
+      <w:r>
+        <w:rPr>
+          <w:rFonts w:hint="eastAsia"/>
+          <w:b/>
+          <w:bCs/>
+        </w:rPr>
+        <w:t>界面元素：</w:t>
+      </w:r>
+    </w:p>
+    <w:p>
+      <w:pPr>
+        <w:pStyle w:val="20"/>
+      </w:pPr>
+      <w:r>
+        <w:rPr>
+          <w:rFonts w:hint="eastAsia"/>
+        </w:rPr>
+        <w:t>申请单号、产品名称、申请金额；</w:t>
+      </w:r>
+    </w:p>
+    <w:p>
+      <w:pPr>
+        <w:pStyle w:val="20"/>
+      </w:pPr>
+      <w:r>
+        <w:rPr>
+          <w:rFonts w:hint="eastAsia"/>
+        </w:rPr>
+        <w:t>状态时间轴——已提交、数据采集中、风控评估中、人工复核、审批通过或拒绝、待签约、放款中、还款中：用户查看当前申请状态和处理进度；</w:t>
+      </w:r>
+    </w:p>
+    <w:p>
+      <w:pPr>
+        <w:pStyle w:val="20"/>
+      </w:pPr>
+      <w:r>
+        <w:rPr>
+          <w:rFonts w:hint="eastAsia"/>
+        </w:rPr>
+        <w:t>风险评估说明——当前阶段、预计处理时间、是否需要补充资料；</w:t>
+      </w:r>
+    </w:p>
+    <w:p>
+      <w:pPr>
+        <w:pStyle w:val="20"/>
+      </w:pPr>
+      <w:r>
+        <w:rPr>
+          <w:rFonts w:hint="eastAsia"/>
+        </w:rPr>
+        <w:t>补充资料按钮、联系客服按钮、刷新按钮：点击“补充资料”上传审核人员要求的材料，点击“联系客服”进入客服咨询，下拉刷新或点击刷新按钮更新状态；</w:t>
+      </w:r>
+    </w:p>
+    <w:p>
+      <w:pPr>
+        <w:pStyle w:val="20"/>
+      </w:pPr>
+      <w:r>
+        <w:rPr>
+          <w:rFonts w:hint="eastAsia"/>
+        </w:rPr>
+        <w:t>审批结论与主要影响因素、退回补充资料清单：审批未通过时展示结论和主要影响因素，材料不足被退回时列出需要补充的项目和重新提交入口；</w:t>
+      </w:r>
+    </w:p>
+    <w:p>
+      <w:pPr>
+        <w:pStyle w:val="20"/>
+        <w:ind w:firstLine="422"/>
+      </w:pPr>
+      <w:r>
+        <w:rPr>
+          <w:rFonts w:hint="eastAsia"/>
+          <w:b/>
+          <w:bCs/>
+        </w:rPr>
+        <w:t>消息提醒：</w:t>
+      </w:r>
+      <w:r>
+        <w:rPr>
+          <w:rFonts w:hint="eastAsia"/>
+        </w:rPr>
+        <w:t>消息列表（标题、摘要、时间、未读标记），支持标记已读、全部已读；消息详情</w:t>
+      </w:r>
+      <w:proofErr w:type="gramStart"/>
+      <w:r>
+        <w:rPr>
+          <w:rFonts w:hint="eastAsia"/>
+        </w:rPr>
+        <w:t>页提供</w:t>
+      </w:r>
+      <w:proofErr w:type="gramEnd"/>
+      <w:r>
+        <w:rPr>
+          <w:rFonts w:hint="eastAsia"/>
+        </w:rPr>
+        <w:t>跳转按钮，点击消息可跳转到申请进度、还款首页、合同页等；消息类型包括申请状态变化、审批结果、还款提醒和账户安全提示。</w:t>
+      </w:r>
+    </w:p>
+    <w:p>
+      <w:pPr>
+        <w:pStyle w:val="20"/>
+        <w:ind w:firstLine="422"/>
+      </w:pPr>
+      <w:r>
+        <w:rPr>
+          <w:rFonts w:hint="eastAsia"/>
+          <w:b/>
+          <w:bCs/>
+        </w:rPr>
+        <w:lastRenderedPageBreak/>
+        <w:t>另：</w:t>
+      </w:r>
+      <w:r>
+        <w:rPr>
+          <w:rFonts w:hint="eastAsia"/>
+        </w:rPr>
+        <w:t>审批结果生成后，通过消息和页面状态同步通知用户；某一数据源</w:t>
+      </w:r>
+      <w:proofErr w:type="gramStart"/>
+      <w:r>
+        <w:rPr>
+          <w:rFonts w:hint="eastAsia"/>
+        </w:rPr>
+        <w:t>不</w:t>
+      </w:r>
+      <w:proofErr w:type="gramEnd"/>
+      <w:r>
+        <w:rPr>
+          <w:rFonts w:hint="eastAsia"/>
+        </w:rPr>
+        <w:t>可用时，系统记录失败原因，按策略继续评估或转人工复核；数据来源冲突或质量评分低于阈值时，系统标记冲突字段并生成复核任务；模型服务异常时，保留申请状态，不生成未经模型确认的自动拒绝结果；通知权限未开启时，引导用户开启系统通知；消息发送失败时，记录失败原因并按策略重试；高风险信号提醒时，</w:t>
+      </w:r>
+      <w:proofErr w:type="gramStart"/>
+      <w:r>
+        <w:rPr>
+          <w:rFonts w:hint="eastAsia"/>
+        </w:rPr>
+        <w:t>仅通知风控</w:t>
+      </w:r>
+      <w:proofErr w:type="gramEnd"/>
+      <w:r>
+        <w:rPr>
+          <w:rFonts w:hint="eastAsia"/>
+        </w:rPr>
+        <w:t>审核人员，不向用户展示未经授权的自动化处置信息。</w:t>
+      </w:r>
+    </w:p>
+    <w:p>
+      <w:pPr>
+        <w:pStyle w:val="20"/>
+        <w:ind w:firstLine="422"/>
+      </w:pPr>
+      <w:r>
+        <w:rPr>
+          <w:rFonts w:hint="eastAsia"/>
+          <w:b/>
+          <w:bCs/>
+        </w:rPr>
+        <w:t>后置条件：</w:t>
+      </w:r>
+      <w:r>
+        <w:rPr>
+          <w:rFonts w:hint="eastAsia"/>
+        </w:rPr>
+        <w:t>用户可查询申请进度，系统保存风险评估记录、状态变化、消息已读状态和跳转记录。</w:t>
       </w:r>
     </w:p>
     <w:p>
@@ -3423,15 +4596,198 @@
     <w:p>
       <w:pPr>
         <w:pStyle w:val="20"/>
-      </w:pPr>
-      <w:r>
-        <w:t>入口：我的贷款</w:t>
-      </w:r>
-      <w:r>
-        <w:t>—</w:t>
-      </w:r>
-      <w:r>
-        <w:t>还款。页面展示应还本金、利息、费用、还款日和已还金额，并按期列出账单与历史还款记录。用户选择当期账单或提前还款金额后提交支付，系统调用支付服务并返回结果：支付成功后页面更新账单状态和贷款余额；支付失败时页面说明失败原因并允许重试，且不将账单标记为已还。临近还款日时页面显示还款提醒。全部账单结清后页面显示结清状态，涉及抵押凭证或抵押物的按业务规则提示后续手续；提前还款按拓展功能处理，功能未上线前页面给出说明。</w:t>
+        <w:ind w:firstLine="422"/>
+      </w:pPr>
+      <w:r>
+        <w:rPr>
+          <w:rFonts w:hint="eastAsia"/>
+          <w:b/>
+          <w:bCs/>
+        </w:rPr>
+        <w:t>入口：</w:t>
+      </w:r>
+      <w:r>
+        <w:rPr>
+          <w:rFonts w:hint="eastAsia"/>
+        </w:rPr>
+        <w:t xml:space="preserve">APP </w:t>
+      </w:r>
+      <w:r>
+        <w:rPr>
+          <w:rFonts w:hint="eastAsia"/>
+        </w:rPr>
+        <w:t>端为底部导航“还款计划”；网页端为“我的贷款—还款”。</w:t>
+      </w:r>
+    </w:p>
+    <w:p>
+      <w:pPr>
+        <w:pStyle w:val="20"/>
+        <w:ind w:firstLine="422"/>
+        <w:rPr>
+          <w:b/>
+          <w:bCs/>
+        </w:rPr>
+      </w:pPr>
+      <w:r>
+        <w:rPr>
+          <w:rFonts w:hint="eastAsia"/>
+          <w:b/>
+          <w:bCs/>
+        </w:rPr>
+        <w:t>界面元素：</w:t>
+      </w:r>
+    </w:p>
+    <w:p>
+      <w:pPr>
+        <w:pStyle w:val="20"/>
+      </w:pPr>
+      <w:r>
+        <w:rPr>
+          <w:rFonts w:hint="eastAsia"/>
+        </w:rPr>
+        <w:t>还款首页：当前应还总额、本期应还金额、还款日、剩余期数、贷款余额、本期账单卡片（应还本金、利息、费用、状态）；“立即还款”“提前还款”按钮；还款记录入口、账单明细入口；逾期提示区域，逾期时显示逾期天数和提醒信息；</w:t>
+      </w:r>
+    </w:p>
+    <w:p>
+      <w:pPr>
+        <w:pStyle w:val="20"/>
+        <w:ind w:firstLine="422"/>
+      </w:pPr>
+      <w:r>
+        <w:rPr>
+          <w:rFonts w:hint="eastAsia"/>
+          <w:b/>
+          <w:bCs/>
+        </w:rPr>
+        <w:t>还款支付页：</w:t>
+      </w:r>
+      <w:r>
+        <w:rPr>
+          <w:rFonts w:hint="eastAsia"/>
+        </w:rPr>
+        <w:t>还款金额、还款期数、费用说明、支付方式选择，用户选择支付方式并确认还款金额；确认支付按钮、取消按钮，用户取消支付时返回还款</w:t>
+      </w:r>
+      <w:proofErr w:type="gramStart"/>
+      <w:r>
+        <w:rPr>
+          <w:rFonts w:hint="eastAsia"/>
+        </w:rPr>
+        <w:t>首页且</w:t>
+      </w:r>
+      <w:proofErr w:type="gramEnd"/>
+      <w:r>
+        <w:rPr>
+          <w:rFonts w:hint="eastAsia"/>
+        </w:rPr>
+        <w:t>不更新账单状态；支付结果</w:t>
+      </w:r>
+      <w:proofErr w:type="gramStart"/>
+      <w:r>
+        <w:rPr>
+          <w:rFonts w:hint="eastAsia"/>
+        </w:rPr>
+        <w:t>页提供</w:t>
+      </w:r>
+      <w:proofErr w:type="gramEnd"/>
+      <w:r>
+        <w:rPr>
+          <w:rFonts w:hint="eastAsia"/>
+        </w:rPr>
+        <w:t>成功或失败提示和返回还款首页按钮，支付成功后系统更新还款流水、账单状态和贷款余额，支付失败时提示失败原因并允许重试，支付超时或结果未知时系统查询支付状态，避免重复扣款；</w:t>
+      </w:r>
+    </w:p>
+    <w:p>
+      <w:pPr>
+        <w:pStyle w:val="20"/>
+        <w:ind w:firstLine="422"/>
+      </w:pPr>
+      <w:r>
+        <w:rPr>
+          <w:rFonts w:hint="eastAsia"/>
+          <w:b/>
+          <w:bCs/>
+        </w:rPr>
+        <w:t>账单明细与还款记录页：</w:t>
+      </w:r>
+      <w:r>
+        <w:rPr>
+          <w:rFonts w:hint="eastAsia"/>
+        </w:rPr>
+        <w:t>按日期或期数分组的账单列表，下拉刷新获取最新状态；每条记录显示期数、应还本金、利息、费用、状态、金额，点击某条记录进入账单详情；支持按全部、待还、已还、逾期筛选；账单详情页和结清证明查看入口，已结清贷款可查看或申请结清证明；</w:t>
+      </w:r>
+    </w:p>
+    <w:p>
+      <w:pPr>
+        <w:pStyle w:val="20"/>
+        <w:ind w:firstLine="422"/>
+      </w:pPr>
+      <w:r>
+        <w:rPr>
+          <w:rFonts w:hint="eastAsia"/>
+          <w:b/>
+          <w:bCs/>
+        </w:rPr>
+        <w:t>提前还款试算页：</w:t>
+      </w:r>
+      <w:r>
+        <w:rPr>
+          <w:rFonts w:hint="eastAsia"/>
+        </w:rPr>
+        <w:t>查看提前还款金额和费用。</w:t>
+      </w:r>
+    </w:p>
+    <w:p>
+      <w:pPr>
+        <w:pStyle w:val="20"/>
+        <w:ind w:firstLine="422"/>
+      </w:pPr>
+      <w:r>
+        <w:rPr>
+          <w:rFonts w:hint="eastAsia"/>
+          <w:b/>
+          <w:bCs/>
+        </w:rPr>
+        <w:t>另：</w:t>
+      </w:r>
+      <w:r>
+        <w:rPr>
+          <w:rFonts w:hint="eastAsia"/>
+        </w:rPr>
+        <w:t>还款日前未完成还款时，按提醒策略发送通知；账单状态与支付流水不一致时，提示稍后刷新或联系客服；历史记录较多时，</w:t>
+      </w:r>
+      <w:proofErr w:type="gramStart"/>
+      <w:r>
+        <w:rPr>
+          <w:rFonts w:hint="eastAsia"/>
+        </w:rPr>
+        <w:t>支持分</w:t>
+      </w:r>
+      <w:proofErr w:type="gramEnd"/>
+      <w:r>
+        <w:rPr>
+          <w:rFonts w:hint="eastAsia"/>
+        </w:rPr>
+        <w:t>页加载；提前还款按拓展功能处理，功能未上线前页面给出说明。</w:t>
+      </w:r>
+    </w:p>
+    <w:p>
+      <w:pPr>
+        <w:pStyle w:val="20"/>
+        <w:ind w:firstLine="422"/>
+      </w:pPr>
+      <w:r>
+        <w:rPr>
+          <w:rFonts w:hint="eastAsia"/>
+          <w:b/>
+          <w:bCs/>
+        </w:rPr>
+        <w:t>后置条件：</w:t>
+      </w:r>
+      <w:r>
+        <w:rPr>
+          <w:rFonts w:hint="eastAsia"/>
+        </w:rPr>
+        <w:t>还款记录、账单状态和贷款余额保持一致，用户可查询历史还款记录和账单状态。</w:t>
       </w:r>
     </w:p>
     <w:p>
@@ -3448,9 +4804,194 @@
     <w:p>
       <w:pPr>
         <w:pStyle w:val="20"/>
-      </w:pPr>
-      <w:r>
-        <w:t>入口：帮助中心。页面提供在线人工客服或智能客服入口，并展示平台热线电话，用户可就申请进度、还款和账户问题发起咨询。页面同时提供《用户须知》和《平台贷款规则》等文档的在线查阅，内容说明申请条件、费用计收方式、还款规则、逾期处理办法和个人信息使用方式。咨询会话与常见问题解答在同一页面展示，用户可以查看历史提问和答复记录。</w:t>
+        <w:ind w:firstLine="422"/>
+      </w:pPr>
+      <w:r>
+        <w:rPr>
+          <w:rFonts w:hint="eastAsia"/>
+          <w:b/>
+          <w:bCs/>
+        </w:rPr>
+        <w:t>入口：</w:t>
+      </w:r>
+      <w:r>
+        <w:rPr>
+          <w:rFonts w:hint="eastAsia"/>
+        </w:rPr>
+        <w:t xml:space="preserve">APP </w:t>
+      </w:r>
+      <w:r>
+        <w:rPr>
+          <w:rFonts w:hint="eastAsia"/>
+        </w:rPr>
+        <w:t>端为底部导航“个人中心”或首页“客服咨询”；网页端为顶部导航“帮助中心”。</w:t>
+      </w:r>
+    </w:p>
+    <w:p>
+      <w:pPr>
+        <w:pStyle w:val="20"/>
+        <w:ind w:firstLine="422"/>
+        <w:rPr>
+          <w:b/>
+          <w:bCs/>
+        </w:rPr>
+      </w:pPr>
+      <w:r>
+        <w:rPr>
+          <w:rFonts w:hint="eastAsia"/>
+          <w:b/>
+          <w:bCs/>
+        </w:rPr>
+        <w:t>界面元素：</w:t>
+      </w:r>
+    </w:p>
+    <w:p>
+      <w:pPr>
+        <w:pStyle w:val="20"/>
+        <w:ind w:firstLine="422"/>
+      </w:pPr>
+      <w:r>
+        <w:rPr>
+          <w:rFonts w:hint="eastAsia"/>
+          <w:b/>
+          <w:bCs/>
+        </w:rPr>
+        <w:t>个人资料与账户：</w:t>
+      </w:r>
+      <w:r>
+        <w:rPr>
+          <w:rFonts w:hint="eastAsia"/>
+        </w:rPr>
+        <w:t>头像、昵称或姓名、实名状态，用户查看和修改个人资料、查看实名认证状态和授权记录；修改手机号等关键信息时，需要重新验证；</w:t>
+      </w:r>
+    </w:p>
+    <w:p>
+      <w:pPr>
+        <w:pStyle w:val="20"/>
+        <w:ind w:firstLine="422"/>
+      </w:pPr>
+      <w:r>
+        <w:rPr>
+          <w:rFonts w:hint="eastAsia"/>
+          <w:b/>
+          <w:bCs/>
+        </w:rPr>
+        <w:t>银行卡管理、合同管理、授权管理、隐私设置：</w:t>
+      </w:r>
+      <w:r>
+        <w:rPr>
+          <w:rFonts w:hint="eastAsia"/>
+        </w:rPr>
+        <w:t>管理绑定银行卡，查看合同和还款相关文件，撤回非必要授权或查看授权说明；</w:t>
+      </w:r>
+    </w:p>
+    <w:p>
+      <w:pPr>
+        <w:pStyle w:val="20"/>
+        <w:ind w:firstLine="422"/>
+      </w:pPr>
+      <w:r>
+        <w:rPr>
+          <w:rFonts w:hint="eastAsia"/>
+          <w:b/>
+          <w:bCs/>
+        </w:rPr>
+        <w:t>客服咨询、帮助中心：</w:t>
+      </w:r>
+      <w:r>
+        <w:rPr>
+          <w:rFonts w:hint="eastAsia"/>
+        </w:rPr>
+        <w:t>提供在线人工或智能客服入口，并展示平台热线电话，用户可就申请进度、还款和账户问题发起咨询；</w:t>
+      </w:r>
+    </w:p>
+    <w:p>
+      <w:pPr>
+        <w:pStyle w:val="20"/>
+        <w:ind w:firstLine="422"/>
+      </w:pPr>
+      <w:r>
+        <w:rPr>
+          <w:rFonts w:hint="eastAsia"/>
+          <w:b/>
+          <w:bCs/>
+        </w:rPr>
+        <w:lastRenderedPageBreak/>
+        <w:t>帮助与规则：</w:t>
+      </w:r>
+      <w:r>
+        <w:rPr>
+          <w:rFonts w:hint="eastAsia"/>
+        </w:rPr>
+        <w:t>《用户须知》和《平台贷款规则》等文档在线查阅，说明申请条件、费用计收方式、还款规则、逾期处理办法和个人信息使用方式；</w:t>
+      </w:r>
+    </w:p>
+    <w:p>
+      <w:pPr>
+        <w:pStyle w:val="20"/>
+        <w:ind w:firstLine="422"/>
+      </w:pPr>
+      <w:r>
+        <w:rPr>
+          <w:rFonts w:hint="eastAsia"/>
+          <w:b/>
+          <w:bCs/>
+        </w:rPr>
+        <w:t>退出登录：</w:t>
+      </w:r>
+      <w:r>
+        <w:rPr>
+          <w:rFonts w:hint="eastAsia"/>
+        </w:rPr>
+        <w:t>退出登录并清除本地会话。</w:t>
+      </w:r>
+    </w:p>
+    <w:p>
+      <w:pPr>
+        <w:pStyle w:val="20"/>
+        <w:ind w:firstLine="422"/>
+      </w:pPr>
+      <w:r>
+        <w:rPr>
+          <w:rFonts w:hint="eastAsia"/>
+          <w:b/>
+          <w:bCs/>
+        </w:rPr>
+        <w:t>另：</w:t>
+      </w:r>
+      <w:proofErr w:type="gramStart"/>
+      <w:r>
+        <w:rPr>
+          <w:rFonts w:hint="eastAsia"/>
+        </w:rPr>
+        <w:t>风控审核</w:t>
+      </w:r>
+      <w:proofErr w:type="gramEnd"/>
+      <w:r>
+        <w:rPr>
+          <w:rFonts w:hint="eastAsia"/>
+        </w:rPr>
+        <w:t>人员登录时显示“进入工作台”入口；用户撤回必要授权时，提示可能影响贷款申请或贷中服务。</w:t>
+      </w:r>
+    </w:p>
+    <w:p>
+      <w:pPr>
+        <w:pStyle w:val="20"/>
+        <w:ind w:firstLine="422"/>
+      </w:pPr>
+      <w:r>
+        <w:rPr>
+          <w:rFonts w:hint="eastAsia"/>
+          <w:b/>
+          <w:bCs/>
+        </w:rPr>
+        <w:t>后置条件：</w:t>
+      </w:r>
+      <w:r>
+        <w:rPr>
+          <w:rFonts w:hint="eastAsia"/>
+        </w:rPr>
+        <w:t>用户资料、授权状态和登录状态更新。</w:t>
       </w:r>
     </w:p>
     <w:p>
@@ -3467,15 +5008,179 @@
     <w:p>
       <w:pPr>
         <w:pStyle w:val="20"/>
-      </w:pPr>
-      <w:r>
-        <w:t>入口：风控审核人员登录后</w:t>
-      </w:r>
-      <w:r>
-        <w:t>—</w:t>
-      </w:r>
-      <w:r>
-        <w:t>贷款人查询。页面支持按姓名或身份证号检索贷款人，检索结果列出匹配的贷款人及其业务进度。选中某个贷款人后，页面呈现其基本资料、实名认证结果、申请资料、多数据源融合后的数据来源摘要、风控模型的评估结果和当前所处的业务环节。身份证号、银行卡号等敏感字段默认以掩码显示，风控审核人员按权限查看完整信息，查看行为记入审计日志。查询条件为空或未匹配到记录时，页面给出相应提示。</w:t>
+        <w:ind w:firstLine="422"/>
+      </w:pPr>
+      <w:r>
+        <w:rPr>
+          <w:rFonts w:hint="eastAsia"/>
+          <w:b/>
+          <w:bCs/>
+        </w:rPr>
+        <w:t>入口：</w:t>
+      </w:r>
+      <w:proofErr w:type="gramStart"/>
+      <w:r>
+        <w:rPr>
+          <w:rFonts w:hint="eastAsia"/>
+        </w:rPr>
+        <w:t>风控审核</w:t>
+      </w:r>
+      <w:proofErr w:type="gramEnd"/>
+      <w:r>
+        <w:rPr>
+          <w:rFonts w:hint="eastAsia"/>
+        </w:rPr>
+        <w:t>人员登录后进入工作台、个人主页—进入工作台。</w:t>
+      </w:r>
+    </w:p>
+    <w:p>
+      <w:pPr>
+        <w:pStyle w:val="20"/>
+        <w:ind w:firstLine="422"/>
+        <w:rPr>
+          <w:b/>
+          <w:bCs/>
+        </w:rPr>
+      </w:pPr>
+      <w:r>
+        <w:rPr>
+          <w:rFonts w:hint="eastAsia"/>
+          <w:b/>
+          <w:bCs/>
+        </w:rPr>
+        <w:t>界面元素：</w:t>
+      </w:r>
+    </w:p>
+    <w:p>
+      <w:pPr>
+        <w:pStyle w:val="20"/>
+      </w:pPr>
+      <w:r>
+        <w:rPr>
+          <w:rFonts w:hint="eastAsia"/>
+        </w:rPr>
+        <w:t>待办任务列表（待复核申请、风险预警、逾期提醒）：点击任务</w:t>
+      </w:r>
+      <w:proofErr w:type="gramStart"/>
+      <w:r>
+        <w:rPr>
+          <w:rFonts w:hint="eastAsia"/>
+        </w:rPr>
+        <w:t>进入风控审核</w:t>
+      </w:r>
+      <w:proofErr w:type="gramEnd"/>
+      <w:r>
+        <w:rPr>
+          <w:rFonts w:hint="eastAsia"/>
+        </w:rPr>
+        <w:t>详情页；任务</w:t>
+      </w:r>
+      <w:proofErr w:type="gramStart"/>
+      <w:r>
+        <w:rPr>
+          <w:rFonts w:hint="eastAsia"/>
+        </w:rPr>
+        <w:t>超时未</w:t>
+      </w:r>
+      <w:proofErr w:type="gramEnd"/>
+      <w:r>
+        <w:rPr>
+          <w:rFonts w:hint="eastAsia"/>
+        </w:rPr>
+        <w:t>处理时，发送提醒或升级处理；数据源异常导致评估失败时，任务标记为“需人工复核”；</w:t>
+      </w:r>
+    </w:p>
+    <w:p>
+      <w:pPr>
+        <w:pStyle w:val="20"/>
+      </w:pPr>
+      <w:r>
+        <w:rPr>
+          <w:rFonts w:hint="eastAsia"/>
+        </w:rPr>
+        <w:t>每条任务显示申请单号、用户标识、风险等级、评分、规则命中、提交时间；</w:t>
+      </w:r>
+    </w:p>
+    <w:p>
+      <w:pPr>
+        <w:pStyle w:val="20"/>
+      </w:pPr>
+      <w:r>
+        <w:rPr>
+          <w:rFonts w:hint="eastAsia"/>
+        </w:rPr>
+        <w:t>筛选条件（风险等级、申请状态、时间范围）：支持按风险等级、时间、状态筛选任务；</w:t>
+      </w:r>
+    </w:p>
+    <w:p>
+      <w:pPr>
+        <w:pStyle w:val="20"/>
+      </w:pPr>
+      <w:r>
+        <w:rPr>
+          <w:rFonts w:hint="eastAsia"/>
+        </w:rPr>
+        <w:t>底部导航（任务、监控、数据看板、审计查询、我的），网页端对应顶部或左侧导航：查看风险监控和贷中监测提醒，进入数据看板和审计查询页面；</w:t>
+      </w:r>
+    </w:p>
+    <w:p>
+      <w:pPr>
+        <w:pStyle w:val="20"/>
+        <w:ind w:firstLine="422"/>
+      </w:pPr>
+      <w:r>
+        <w:rPr>
+          <w:rFonts w:hint="eastAsia"/>
+          <w:b/>
+          <w:bCs/>
+        </w:rPr>
+        <w:t>贷款人信息查询：</w:t>
+      </w:r>
+      <w:r>
+        <w:rPr>
+          <w:rFonts w:hint="eastAsia"/>
+        </w:rPr>
+        <w:t>支持按姓名或身份证号检索贷款人，查看其基本资料、实名认证结果、业务进度和风控模型评估结果；身份证号、银行卡号等敏感字段默认以掩码显示，按权限查看完整信息并记录审计日志。</w:t>
+      </w:r>
+    </w:p>
+    <w:p>
+      <w:pPr>
+        <w:pStyle w:val="20"/>
+        <w:ind w:firstLine="422"/>
+      </w:pPr>
+      <w:r>
+        <w:rPr>
+          <w:rFonts w:hint="eastAsia"/>
+          <w:b/>
+          <w:bCs/>
+        </w:rPr>
+        <w:t>另：</w:t>
+      </w:r>
+      <w:r>
+        <w:rPr>
+          <w:rFonts w:hint="eastAsia"/>
+        </w:rPr>
+        <w:t>越权访问时，系统拒绝操作并记录越权事件；查询条件为空或未匹配到记录时，页面给出相应提示。</w:t>
+      </w:r>
+    </w:p>
+    <w:p>
+      <w:pPr>
+        <w:pStyle w:val="20"/>
+        <w:ind w:firstLine="422"/>
+      </w:pPr>
+      <w:r>
+        <w:rPr>
+          <w:rFonts w:hint="eastAsia"/>
+          <w:b/>
+          <w:bCs/>
+        </w:rPr>
+        <w:t>后置条件：</w:t>
+      </w:r>
+      <w:r>
+        <w:rPr>
+          <w:rFonts w:hint="eastAsia"/>
+        </w:rPr>
+        <w:t>任务状态、处理人、处理时间保存。</w:t>
       </w:r>
     </w:p>
     <w:p>
@@ -3492,15 +5197,143 @@
     <w:p>
       <w:pPr>
         <w:pStyle w:val="20"/>
-      </w:pPr>
-      <w:r>
-        <w:t>入口：风控审核人员登录后</w:t>
-      </w:r>
-      <w:r>
-        <w:t>—</w:t>
-      </w:r>
-      <w:r>
-        <w:t>待审核贷款。页面展示待处理申请列表，并逐项呈现贷款信息（额度、期限、用途）、贷款人信息、数据来源摘要、信用评分、风险等级、规则命中原因和系统给出的处理建议。审核人员核对材料后选择批准、拒绝或退回补充资料，并填写人工意见和补充核验记录；必填意见为空或未查看风险解释时页面不允许提交。提交后系统生成审批结果、授信额度、期限和还款计划并更新申请状态，审批结论、审核人员和操作时间一并保存以便追溯。</w:t>
+        <w:ind w:firstLine="422"/>
+      </w:pPr>
+      <w:r>
+        <w:rPr>
+          <w:rFonts w:hint="eastAsia"/>
+          <w:b/>
+          <w:bCs/>
+        </w:rPr>
+        <w:t>入口：</w:t>
+      </w:r>
+      <w:proofErr w:type="gramStart"/>
+      <w:r>
+        <w:rPr>
+          <w:rFonts w:hint="eastAsia"/>
+        </w:rPr>
+        <w:t>风控审核</w:t>
+      </w:r>
+      <w:proofErr w:type="gramEnd"/>
+      <w:r>
+        <w:rPr>
+          <w:rFonts w:hint="eastAsia"/>
+        </w:rPr>
+        <w:t>工作台—待办任务。</w:t>
+      </w:r>
+    </w:p>
+    <w:p>
+      <w:pPr>
+        <w:pStyle w:val="20"/>
+        <w:ind w:firstLine="422"/>
+        <w:rPr>
+          <w:b/>
+          <w:bCs/>
+        </w:rPr>
+      </w:pPr>
+      <w:r>
+        <w:rPr>
+          <w:rFonts w:hint="eastAsia"/>
+          <w:b/>
+          <w:bCs/>
+        </w:rPr>
+        <w:t>界面元素：</w:t>
+      </w:r>
+    </w:p>
+    <w:p>
+      <w:pPr>
+        <w:pStyle w:val="20"/>
+      </w:pPr>
+      <w:r>
+        <w:rPr>
+          <w:rFonts w:hint="eastAsia"/>
+        </w:rPr>
+        <w:t>申请基本资料、申请单号、用户标识：审核人员查看申请资料、数据来源、风险评分和规则命中原因；</w:t>
+      </w:r>
+    </w:p>
+    <w:p>
+      <w:pPr>
+        <w:pStyle w:val="20"/>
+      </w:pPr>
+      <w:r>
+        <w:rPr>
+          <w:rFonts w:hint="eastAsia"/>
+        </w:rPr>
+        <w:t>数据来源摘要——用户填报、移动端授权、内部业务、第三方或公开数据；</w:t>
+      </w:r>
+    </w:p>
+    <w:p>
+      <w:pPr>
+        <w:pStyle w:val="20"/>
+      </w:pPr>
+      <w:r>
+        <w:rPr>
+          <w:rFonts w:hint="eastAsia"/>
+        </w:rPr>
+        <w:t>数据质量评分、冲突字段标记：对于中风险或数据冲突申请，补充核验记录；</w:t>
+      </w:r>
+    </w:p>
+    <w:p>
+      <w:pPr>
+        <w:pStyle w:val="20"/>
+      </w:pPr>
+      <w:r>
+        <w:rPr>
+          <w:rFonts w:hint="eastAsia"/>
+        </w:rPr>
+        <w:t>风险评分、风险等级、规则命中原因、模型版本、规则版本；</w:t>
+      </w:r>
+    </w:p>
+    <w:p>
+      <w:pPr>
+        <w:pStyle w:val="20"/>
+      </w:pPr>
+      <w:r>
+        <w:rPr>
+          <w:rFonts w:hint="eastAsia"/>
+        </w:rPr>
+        <w:t>“通过”“拒绝”“退回补充资料”按钮、人工复核记录、审批意见输入框：选择“通过”后，系统生成审批结果、授信额度、期限和还款计划；选择“拒绝”时，填写拒绝原因和主要影响因素；选择“退回补充资料”或材料不足时，退回申请并通知用户补充，填写需要用户补充的项目；模型服务异常时，不允许生成未经模型确认的自动拒绝结果。</w:t>
+      </w:r>
+    </w:p>
+    <w:p>
+      <w:pPr>
+        <w:pStyle w:val="20"/>
+        <w:ind w:firstLine="422"/>
+      </w:pPr>
+      <w:r>
+        <w:rPr>
+          <w:rFonts w:hint="eastAsia"/>
+          <w:b/>
+          <w:bCs/>
+        </w:rPr>
+        <w:t>另：</w:t>
+      </w:r>
+      <w:r>
+        <w:rPr>
+          <w:rFonts w:hint="eastAsia"/>
+        </w:rPr>
+        <w:t>高风险申请进入拒绝或补充核验流程；必填审批意见为空或未查看风险解释时，页面不允许提交；关键数据摘要不一致时，提示数据可能被修改，并提交审计人员。</w:t>
+      </w:r>
+    </w:p>
+    <w:p>
+      <w:pPr>
+        <w:pStyle w:val="20"/>
+        <w:ind w:firstLine="422"/>
+      </w:pPr>
+      <w:r>
+        <w:rPr>
+          <w:rFonts w:hint="eastAsia"/>
+          <w:b/>
+          <w:bCs/>
+        </w:rPr>
+        <w:lastRenderedPageBreak/>
+        <w:t>后置条件：</w:t>
+      </w:r>
+      <w:r>
+        <w:rPr>
+          <w:rFonts w:hint="eastAsia"/>
+        </w:rPr>
+        <w:t>系统保存审批人、审批时间、审批意见、模型和规则版本及状态变化。</w:t>
       </w:r>
     </w:p>
     <w:p>
@@ -3517,15 +5350,177 @@
     <w:p>
       <w:pPr>
         <w:pStyle w:val="20"/>
-      </w:pPr>
-      <w:r>
-        <w:t>入口：风控审核人员登录后</w:t>
-      </w:r>
-      <w:r>
-        <w:t>—</w:t>
-      </w:r>
-      <w:r>
-        <w:t>审核记录。页面支持按时间范围、审核人员和审批结论等条件查询已处理的申请，列表展示申请单号、贷款人、申请额度、风险等级、审批结论、人工意见和处理时间。审核人员可进一步查看单笔申请的完整操作链路，包括各环节的处理人、处理时间和状态变化，用于复核、统计和审计；查询结果支持导出，导出操作同样记入审计日志。</w:t>
+        <w:ind w:firstLine="422"/>
+      </w:pPr>
+      <w:r>
+        <w:rPr>
+          <w:rFonts w:hint="eastAsia"/>
+          <w:b/>
+          <w:bCs/>
+        </w:rPr>
+        <w:t>入口：</w:t>
+      </w:r>
+      <w:proofErr w:type="gramStart"/>
+      <w:r>
+        <w:rPr>
+          <w:rFonts w:hint="eastAsia"/>
+        </w:rPr>
+        <w:t>风控审核</w:t>
+      </w:r>
+      <w:proofErr w:type="gramEnd"/>
+      <w:r>
+        <w:rPr>
+          <w:rFonts w:hint="eastAsia"/>
+        </w:rPr>
+        <w:t>工作台—审核记录、数据看板、审计检查。</w:t>
+      </w:r>
+    </w:p>
+    <w:p>
+      <w:pPr>
+        <w:pStyle w:val="20"/>
+        <w:ind w:firstLine="422"/>
+        <w:rPr>
+          <w:b/>
+          <w:bCs/>
+        </w:rPr>
+      </w:pPr>
+      <w:r>
+        <w:rPr>
+          <w:rFonts w:hint="eastAsia"/>
+          <w:b/>
+          <w:bCs/>
+        </w:rPr>
+        <w:t>界面元素：</w:t>
+      </w:r>
+    </w:p>
+    <w:p>
+      <w:pPr>
+        <w:pStyle w:val="20"/>
+      </w:pPr>
+      <w:r>
+        <w:rPr>
+          <w:rFonts w:hint="eastAsia"/>
+        </w:rPr>
+        <w:t>审核记录查询：按时间范围、审核人员和审批结论等条件查询已处理的申请，列表展示申请单号、贷款人、申请额度、风险等级、审批结论、人工意见和处理时间；可查看单笔申请的完整操作链路，查询结果支持导出；</w:t>
+      </w:r>
+    </w:p>
+    <w:p>
+      <w:pPr>
+        <w:pStyle w:val="20"/>
+        <w:ind w:firstLine="422"/>
+      </w:pPr>
+      <w:r>
+        <w:rPr>
+          <w:rFonts w:hint="eastAsia"/>
+          <w:b/>
+          <w:bCs/>
+        </w:rPr>
+        <w:t>数据看板：</w:t>
+      </w:r>
+      <w:r>
+        <w:rPr>
+          <w:rFonts w:hint="eastAsia"/>
+        </w:rPr>
+        <w:t>指标卡（申请量、通过率、拒绝率、逾期率、风险分布）和图表（风险等级趋势、数据源质量、贷中监测预警），管理员</w:t>
+      </w:r>
+      <w:proofErr w:type="gramStart"/>
+      <w:r>
+        <w:rPr>
+          <w:rFonts w:hint="eastAsia"/>
+        </w:rPr>
+        <w:t>或风控人员</w:t>
+      </w:r>
+      <w:proofErr w:type="gramEnd"/>
+      <w:r>
+        <w:rPr>
+          <w:rFonts w:hint="eastAsia"/>
+        </w:rPr>
+        <w:t>查看关键业务指标和风险趋势；</w:t>
+      </w:r>
+    </w:p>
+    <w:p>
+      <w:pPr>
+        <w:pStyle w:val="20"/>
+        <w:ind w:firstLine="422"/>
+      </w:pPr>
+      <w:r>
+        <w:rPr>
+          <w:rFonts w:hint="eastAsia"/>
+          <w:b/>
+          <w:bCs/>
+        </w:rPr>
+        <w:t>日志查询——申请单号、用户标识、操作链路、关键数据变更记录：</w:t>
+      </w:r>
+      <w:r>
+        <w:rPr>
+          <w:rFonts w:hint="eastAsia"/>
+        </w:rPr>
+        <w:t>审计人员按申请单号或用户标识查询操作链路，以及查看配置变更、模型发布、审批记录和异常日志；</w:t>
+      </w:r>
+    </w:p>
+    <w:p>
+      <w:pPr>
+        <w:pStyle w:val="20"/>
+      </w:pPr>
+      <w:r>
+        <w:rPr>
+          <w:rFonts w:hint="eastAsia"/>
+        </w:rPr>
+        <w:t>筛选条件（时间、操作类型、风险等级）和详情查看入口。</w:t>
+      </w:r>
+    </w:p>
+    <w:p>
+      <w:pPr>
+        <w:pStyle w:val="20"/>
+        <w:ind w:firstLine="422"/>
+      </w:pPr>
+      <w:r>
+        <w:rPr>
+          <w:rFonts w:hint="eastAsia"/>
+          <w:b/>
+          <w:bCs/>
+        </w:rPr>
+        <w:t>另：</w:t>
+      </w:r>
+      <w:r>
+        <w:rPr>
+          <w:rFonts w:hint="eastAsia"/>
+        </w:rPr>
+        <w:t xml:space="preserve">APP </w:t>
+      </w:r>
+      <w:proofErr w:type="gramStart"/>
+      <w:r>
+        <w:rPr>
+          <w:rFonts w:hint="eastAsia"/>
+        </w:rPr>
+        <w:t>端可选择</w:t>
+      </w:r>
+      <w:proofErr w:type="gramEnd"/>
+      <w:r>
+        <w:rPr>
+          <w:rFonts w:hint="eastAsia"/>
+        </w:rPr>
+        <w:t>将查询结果发送到邮箱或生成摘要报告，不展开复杂桌面表格；关键数据摘要不一致时，系统提示数据可能被修改，并将事件提交审计人员；未经授权人员尝试查看敏感日志时，系统拒绝并记录越权事件。</w:t>
+      </w:r>
+    </w:p>
+    <w:p>
+      <w:pPr>
+        <w:pStyle w:val="20"/>
+        <w:ind w:firstLine="422"/>
+      </w:pPr>
+      <w:r>
+        <w:rPr>
+          <w:rFonts w:hint="eastAsia"/>
+          <w:b/>
+          <w:bCs/>
+        </w:rPr>
+        <w:t>后置条件：</w:t>
+      </w:r>
+      <w:r>
+        <w:rPr>
+          <w:rFonts w:hint="eastAsia"/>
+        </w:rPr>
+        <w:t>系统保存查询记录、审计日志和版本状态，支持追溯。</w:t>
       </w:r>
     </w:p>
     <w:p>
@@ -3535,7 +5530,7 @@
           <w:rFonts w:ascii="宋体" w:hAnsi="宋体" w:hint="eastAsia"/>
         </w:rPr>
       </w:pPr>
-      <w:bookmarkStart w:id="13" w:name="_Toc243068377"/>
+      <w:bookmarkStart w:id="13" w:name="_Toc243072620"/>
       <w:r>
         <w:t xml:space="preserve">4. </w:t>
       </w:r>
@@ -3564,14 +5559,14 @@
       <w:pPr>
         <w:pStyle w:val="ReportHeading2"/>
       </w:pPr>
-      <w:bookmarkStart w:id="14" w:name="_Toc243068378"/>
+      <w:bookmarkStart w:id="14" w:name="_Toc243072621"/>
       <w:r>
         <w:rPr>
           <w:rFonts w:hint="eastAsia"/>
           <w:noProof/>
         </w:rPr>
         <w:drawing>
-          <wp:anchor distT="0" distB="0" distL="114300" distR="114300" simplePos="0" relativeHeight="251658240" behindDoc="0" locked="0" layoutInCell="1" allowOverlap="1" wp14:anchorId="0333CF68" wp14:editId="04FD30D4">
+          <wp:anchor distT="0" distB="0" distL="114300" distR="114300" simplePos="0" relativeHeight="251658240" behindDoc="0" locked="0" layoutInCell="1" allowOverlap="1" wp14:anchorId="7AA18EAE" wp14:editId="22EBAEE3">
             <wp:simplePos x="0" y="0"/>
             <wp:positionH relativeFrom="margin">
               <wp:align>left</wp:align>
@@ -3658,11 +5653,12 @@
       <w:pPr>
         <w:pStyle w:val="ReportHeading2"/>
       </w:pPr>
-      <w:bookmarkStart w:id="15" w:name="_Toc243068379"/>
-      <w:r>
-        <w:rPr>
-          <w:rFonts w:hint="eastAsia"/>
-        </w:rPr>
+      <w:bookmarkStart w:id="15" w:name="_Toc243072622"/>
+      <w:r>
+        <w:rPr>
+          <w:rFonts w:hint="eastAsia"/>
+        </w:rPr>
+        <w:lastRenderedPageBreak/>
         <w:t xml:space="preserve">4.2 </w:t>
       </w:r>
       <w:r>
@@ -3692,7 +5688,7 @@
           <w:noProof/>
         </w:rPr>
         <w:drawing>
-          <wp:anchor distT="0" distB="0" distL="114300" distR="114300" simplePos="0" relativeHeight="251659264" behindDoc="0" locked="0" layoutInCell="1" allowOverlap="1" wp14:anchorId="0A051E50" wp14:editId="23828AB6">
+          <wp:anchor distT="0" distB="0" distL="114300" distR="114300" simplePos="0" relativeHeight="251659264" behindDoc="0" locked="0" layoutInCell="1" allowOverlap="1" wp14:anchorId="46A0EFBD" wp14:editId="271A051F">
             <wp:simplePos x="0" y="0"/>
             <wp:positionH relativeFrom="column">
               <wp:posOffset>2540</wp:posOffset>
@@ -3769,7 +5765,7 @@
           <w:noProof/>
         </w:rPr>
         <w:drawing>
-          <wp:anchor distT="0" distB="0" distL="114300" distR="114300" simplePos="0" relativeHeight="251660288" behindDoc="0" locked="0" layoutInCell="1" allowOverlap="1" wp14:anchorId="22EF6A21" wp14:editId="13070F2C">
+          <wp:anchor distT="0" distB="0" distL="114300" distR="114300" simplePos="0" relativeHeight="251660288" behindDoc="0" locked="0" layoutInCell="1" allowOverlap="1" wp14:anchorId="2C433979" wp14:editId="2A00AE2D">
             <wp:simplePos x="0" y="0"/>
             <wp:positionH relativeFrom="column">
               <wp:posOffset>2540</wp:posOffset>
@@ -3834,8 +5830,9 @@
       <w:pPr>
         <w:pStyle w:val="ReportHeading2"/>
       </w:pPr>
-      <w:bookmarkStart w:id="16" w:name="_Toc243068380"/>
-      <w:r>
+      <w:bookmarkStart w:id="16" w:name="_Toc243072623"/>
+      <w:r>
+        <w:lastRenderedPageBreak/>
         <w:t>4.</w:t>
       </w:r>
       <w:r>
@@ -3867,7 +5864,7 @@
           <w:noProof/>
         </w:rPr>
         <w:drawing>
-          <wp:anchor distT="0" distB="0" distL="114300" distR="114300" simplePos="0" relativeHeight="251661312" behindDoc="0" locked="0" layoutInCell="1" allowOverlap="1" wp14:anchorId="0E28C7D8" wp14:editId="3B4F1A6A">
+          <wp:anchor distT="0" distB="0" distL="114300" distR="114300" simplePos="0" relativeHeight="251661312" behindDoc="0" locked="0" layoutInCell="1" allowOverlap="1" wp14:anchorId="7726B84E" wp14:editId="23797EE0">
             <wp:simplePos x="0" y="0"/>
             <wp:positionH relativeFrom="column">
               <wp:posOffset>2969</wp:posOffset>
@@ -3932,13 +5929,13 @@
       <w:pPr>
         <w:pStyle w:val="ReportHeading2"/>
       </w:pPr>
-      <w:bookmarkStart w:id="17" w:name="_Toc243068381"/>
+      <w:bookmarkStart w:id="17" w:name="_Toc243072624"/>
       <w:r>
         <w:rPr>
           <w:noProof/>
         </w:rPr>
         <w:drawing>
-          <wp:anchor distT="0" distB="0" distL="114300" distR="114300" simplePos="0" relativeHeight="251662336" behindDoc="0" locked="0" layoutInCell="1" allowOverlap="1" wp14:anchorId="489C8361" wp14:editId="5B344DAF">
+          <wp:anchor distT="0" distB="0" distL="114300" distR="114300" simplePos="0" relativeHeight="251662336" behindDoc="0" locked="0" layoutInCell="1" allowOverlap="1" wp14:anchorId="070518A4" wp14:editId="698F0712">
             <wp:simplePos x="0" y="0"/>
             <wp:positionH relativeFrom="margin">
               <wp:align>center</wp:align>
@@ -4019,8 +6016,9 @@
       <w:pPr>
         <w:pStyle w:val="ReportHeading1"/>
       </w:pPr>
-      <w:bookmarkStart w:id="18" w:name="_Toc243068382"/>
-      <w:r>
+      <w:bookmarkStart w:id="18" w:name="_Toc243072625"/>
+      <w:r>
+        <w:lastRenderedPageBreak/>
         <w:t xml:space="preserve">5. </w:t>
       </w:r>
       <w:r>
@@ -4032,7 +6030,7 @@
       <w:pPr>
         <w:pStyle w:val="ReportHeading2"/>
       </w:pPr>
-      <w:bookmarkStart w:id="19" w:name="_Toc243068383"/>
+      <w:bookmarkStart w:id="19" w:name="_Toc243072626"/>
       <w:r>
         <w:t xml:space="preserve">5.1 </w:t>
       </w:r>
@@ -4634,6 +6632,7 @@
               <w:rPr>
                 <w:rFonts w:hint="eastAsia"/>
               </w:rPr>
+              <w:lastRenderedPageBreak/>
               <w:t>范围</w:t>
             </w:r>
           </w:p>
@@ -5194,7 +7193,11 @@
               <w:t xml:space="preserve">6. </w:t>
             </w:r>
             <w:r>
-              <w:t>系统保存认证状态、认证时间与授权记录。</w:t>
+              <w:t>系统保存认证状态、认证时间与授权记</w:t>
+            </w:r>
+            <w:r>
+              <w:lastRenderedPageBreak/>
+              <w:t>录。</w:t>
             </w:r>
             <w:r>
               <w:br/>
@@ -6300,6 +8303,7 @@
               <w:rPr>
                 <w:rFonts w:hint="eastAsia"/>
               </w:rPr>
+              <w:lastRenderedPageBreak/>
               <w:t>前置条件</w:t>
             </w:r>
           </w:p>
@@ -7035,6 +9039,7 @@
               <w:rPr>
                 <w:rFonts w:hint="eastAsia"/>
               </w:rPr>
+              <w:lastRenderedPageBreak/>
               <w:t>主要执行者</w:t>
             </w:r>
           </w:p>
@@ -7685,6 +9690,9 @@
             </w:r>
             <w:r>
               <w:br/>
+            </w:r>
+            <w:r>
+              <w:lastRenderedPageBreak/>
               <w:t xml:space="preserve">5. </w:t>
             </w:r>
             <w:r>
@@ -7829,7 +9837,6 @@
               <w:pStyle w:val="20"/>
               <w:ind w:firstLineChars="0" w:firstLine="0"/>
               <w:rPr>
-                <w:rFonts w:hint="eastAsia"/>
                 <w:b/>
                 <w:bCs/>
               </w:rPr>
@@ -8157,7 +10164,7 @@
       <w:pPr>
         <w:pStyle w:val="ReportHeading2"/>
       </w:pPr>
-      <w:bookmarkStart w:id="20" w:name="_Toc243068384"/>
+      <w:bookmarkStart w:id="20" w:name="_Toc243072627"/>
       <w:r>
         <w:t xml:space="preserve">5.2 </w:t>
       </w:r>
@@ -8180,11 +10187,9 @@
     <w:p>
       <w:pPr>
         <w:pStyle w:val="ReportHeading3"/>
-        <w:rPr>
-          <w:rFonts w:hint="eastAsia"/>
-        </w:rPr>
-      </w:pPr>
-      <w:r>
+      </w:pPr>
+      <w:r>
+        <w:lastRenderedPageBreak/>
         <w:t xml:space="preserve">5.2.1 </w:t>
       </w:r>
       <w:r>
@@ -8899,6 +10904,7 @@
         </w:rPr>
       </w:pPr>
       <w:r>
+        <w:lastRenderedPageBreak/>
         <w:t>表</w:t>
       </w:r>
       <w:r>
@@ -9410,7 +11416,7 @@
 </file>
 
 <file path=word/endnotes.xml><?xml version="1.0" encoding="utf-8"?>
-<w:endnotes xmlns:wpc="http://schemas.microsoft.com/office/word/2010/wordprocessingCanvas" xmlns:cx="http://schemas.microsoft.com/office/drawing/2014/chartex" xmlns:cx1="http://schemas.microsoft.com/office/drawing/2015/9/8/chartex" xmlns:cx2="http://schemas.microsoft.com/office/drawing/2015/10/21/chartex" xmlns:cx3="http://schemas.microsoft.com/office/drawing/2016/5/9/chartex" xmlns:cx4="http://schemas.microsoft.com/office/drawing/2016/5/10/chartex" xmlns:cx5="http://schemas.microsoft.com/office/drawing/2016/5/11/chartex" xmlns:cx6="http://schemas.microsoft.com/office/drawing/2016/5/12/chartex" xmlns:cx7="http://schemas.microsoft.com/office/drawing/2016/5/13/chartex" xmlns:cx8="http://schemas.microsoft.com/office/drawing/2016/5/14/chartex" xmlns:mc="http://schemas.openxmlformats.org/markup-compatibility/2006" xmlns:aink="http://schemas.microsoft.com/office/drawing/2016/ink" xmlns:am3d="http://schemas.microsoft.com/office/drawing/2017/model3d" xmlns:o="urn:schemas-microsoft-com:office:office" xmlns:oel="http://schemas.microsoft.com/office/2019/extlst" xmlns:r="http://schemas.openxmlformats.org/officeDocument/2006/relationships" xmlns:m="http://schemas.openxmlformats.org/officeDocument/2006/math" xmlns:v="urn:schemas-microsoft-com:vml" xmlns:wp14="http://schemas.microsoft.com/office/word/2010/wordprocessingDrawing" xmlns:wp="http://schemas.openxmlformats.org/drawingml/2006/wordprocessingDrawing" xmlns:w10="urn:schemas-microsoft-com:office:word" xmlns:w="http://schemas.openxmlformats.org/wordprocessingml/2006/main" xmlns:w14="http://schemas.microsoft.com/office/word/2010/wordml" xmlns:w15="http://schemas.microsoft.com/office/word/2012/wordml" xmlns:w16cex="http://schemas.microsoft.com/office/word/2018/wordml/cex" xmlns:w16cid="http://schemas.microsoft.com/office/word/2016/wordml/cid" xmlns:w16="http://schemas.microsoft.com/office/word/2018/wordml" xmlns:w16du="http://schemas.microsoft.com/office/word/2023/wordml/word16du" xmlns:w16sdtdh="http://schemas.microsoft.com/office/word/2020/wordml/sdtdatahash" xmlns:w16sdtfl="http://schemas.microsoft.com/office/word/2024/wordml/sdtformatlock" xmlns:w16se="http://schemas.microsoft.com/office/word/2015/wordml/symex" xmlns:wpg="http://schemas.microsoft.com/office/word/2010/wordprocessingGroup" xmlns:wpi="http://schemas.microsoft.com/office/word/2010/wordprocessingInk" xmlns:wne="http://schemas.microsoft.com/office/word/2006/wordml" xmlns:wps="http://schemas.microsoft.com/office/word/2010/wordprocessingShape" mc:Ignorable="w14 w15 w16se w16cid w16 w16cex w16sdtdh w16sdtfl w16du wp14">
+<w:endnotes xmlns:wpc="http://schemas.microsoft.com/office/word/2010/wordprocessingCanvas" xmlns:cx="http://schemas.microsoft.com/office/drawing/2014/chartex" xmlns:cx1="http://schemas.microsoft.com/office/drawing/2015/9/8/chartex" xmlns:cx2="http://schemas.microsoft.com/office/drawing/2015/10/21/chartex" xmlns:cx3="http://schemas.microsoft.com/office/drawing/2016/5/9/chartex" xmlns:cx4="http://schemas.microsoft.com/office/drawing/2016/5/10/chartex" xmlns:cx5="http://schemas.microsoft.com/office/drawing/2016/5/11/chartex" xmlns:cx6="http://schemas.microsoft.com/office/drawing/2016/5/12/chartex" xmlns:cx7="http://schemas.microsoft.com/office/drawing/2016/5/13/chartex" xmlns:cx8="http://schemas.microsoft.com/office/drawing/2016/5/14/chartex" xmlns:mc="http://schemas.openxmlformats.org/markup-compatibility/2006" xmlns:aink="http://schemas.microsoft.com/office/drawing/2016/ink" xmlns:am3d="http://schemas.microsoft.com/office/drawing/2017/model3d" xmlns:o="urn:schemas-microsoft-com:office:office" xmlns:oel="http://schemas.microsoft.com/office/2019/extlst" xmlns:r="http://schemas.openxmlformats.org/officeDocument/2006/relationships" xmlns:m="http://schemas.openxmlformats.org/officeDocument/2006/math" xmlns:v="urn:schemas-microsoft-com:vml" xmlns:wp14="http://schemas.microsoft.com/office/word/2010/wordprocessingDrawing" xmlns:wp="http://schemas.openxmlformats.org/drawingml/2006/wordprocessingDrawing" xmlns:w10="urn:schemas-microsoft-com:office:word" xmlns:w="http://schemas.openxmlformats.org/wordprocessingml/2006/main" xmlns:w14="http://schemas.microsoft.com/office/word/2010/wordml" xmlns:w15="http://schemas.microsoft.com/office/word/2012/wordml" xmlns:w16cex="http://schemas.microsoft.com/office/word/2018/wordml/cex" xmlns:w16cid="http://schemas.microsoft.com/office/word/2016/wordml/cid" xmlns:w16="http://schemas.microsoft.com/office/word/2018/wordml" xmlns:w16sdtdh="http://schemas.microsoft.com/office/word/2020/wordml/sdtdatahash" xmlns:w16se="http://schemas.microsoft.com/office/word/2015/wordml/symex" xmlns:wpg="http://schemas.microsoft.com/office/word/2010/wordprocessingGroup" xmlns:wpi="http://schemas.microsoft.com/office/word/2010/wordprocessingInk" xmlns:wne="http://schemas.microsoft.com/office/word/2006/wordml" xmlns:wps="http://schemas.microsoft.com/office/word/2010/wordprocessingShape" mc:Ignorable="w14 w15 w16se w16cid w16 w16cex w16sdtdh wp14">
   <w:endnote w:type="separator" w:id="-1">
     <w:p>
       <w:r>
@@ -9429,7 +11435,7 @@
 </file>
 
 <file path=word/footer1.xml><?xml version="1.0" encoding="utf-8"?>
-<w:ftr xmlns:wpc="http://schemas.microsoft.com/office/word/2010/wordprocessingCanvas" xmlns:cx="http://schemas.microsoft.com/office/drawing/2014/chartex" xmlns:cx1="http://schemas.microsoft.com/office/drawing/2015/9/8/chartex" xmlns:cx2="http://schemas.microsoft.com/office/drawing/2015/10/21/chartex" xmlns:cx3="http://schemas.microsoft.com/office/drawing/2016/5/9/chartex" xmlns:cx4="http://schemas.microsoft.com/office/drawing/2016/5/10/chartex" xmlns:cx5="http://schemas.microsoft.com/office/drawing/2016/5/11/chartex" xmlns:cx6="http://schemas.microsoft.com/office/drawing/2016/5/12/chartex" xmlns:cx7="http://schemas.microsoft.com/office/drawing/2016/5/13/chartex" xmlns:cx8="http://schemas.microsoft.com/office/drawing/2016/5/14/chartex" xmlns:mc="http://schemas.openxmlformats.org/markup-compatibility/2006" xmlns:aink="http://schemas.microsoft.com/office/drawing/2016/ink" xmlns:am3d="http://schemas.microsoft.com/office/drawing/2017/model3d" xmlns:o="urn:schemas-microsoft-com:office:office" xmlns:oel="http://schemas.microsoft.com/office/2019/extlst" xmlns:r="http://schemas.openxmlformats.org/officeDocument/2006/relationships" xmlns:m="http://schemas.openxmlformats.org/officeDocument/2006/math" xmlns:v="urn:schemas-microsoft-com:vml" xmlns:wp14="http://schemas.microsoft.com/office/word/2010/wordprocessingDrawing" xmlns:wp="http://schemas.openxmlformats.org/drawingml/2006/wordprocessingDrawing" xmlns:w10="urn:schemas-microsoft-com:office:word" xmlns:w="http://schemas.openxmlformats.org/wordprocessingml/2006/main" xmlns:w14="http://schemas.microsoft.com/office/word/2010/wordml" xmlns:w15="http://schemas.microsoft.com/office/word/2012/wordml" xmlns:w16cex="http://schemas.microsoft.com/office/word/2018/wordml/cex" xmlns:w16cid="http://schemas.microsoft.com/office/word/2016/wordml/cid" xmlns:w16="http://schemas.microsoft.com/office/word/2018/wordml" xmlns:w16du="http://schemas.microsoft.com/office/word/2023/wordml/word16du" xmlns:w16sdtdh="http://schemas.microsoft.com/office/word/2020/wordml/sdtdatahash" xmlns:w16sdtfl="http://schemas.microsoft.com/office/word/2024/wordml/sdtformatlock" xmlns:w16se="http://schemas.microsoft.com/office/word/2015/wordml/symex" xmlns:wpg="http://schemas.microsoft.com/office/word/2010/wordprocessingGroup" xmlns:wpi="http://schemas.microsoft.com/office/word/2010/wordprocessingInk" xmlns:wne="http://schemas.microsoft.com/office/word/2006/wordml" xmlns:wps="http://schemas.microsoft.com/office/word/2010/wordprocessingShape" mc:Ignorable="w14 w15 w16se w16cid w16 w16cex w16sdtdh w16sdtfl w16du wp14">
+<w:ftr xmlns:wpc="http://schemas.microsoft.com/office/word/2010/wordprocessingCanvas" xmlns:cx="http://schemas.microsoft.com/office/drawing/2014/chartex" xmlns:cx1="http://schemas.microsoft.com/office/drawing/2015/9/8/chartex" xmlns:cx2="http://schemas.microsoft.com/office/drawing/2015/10/21/chartex" xmlns:cx3="http://schemas.microsoft.com/office/drawing/2016/5/9/chartex" xmlns:cx4="http://schemas.microsoft.com/office/drawing/2016/5/10/chartex" xmlns:cx5="http://schemas.microsoft.com/office/drawing/2016/5/11/chartex" xmlns:cx6="http://schemas.microsoft.com/office/drawing/2016/5/12/chartex" xmlns:cx7="http://schemas.microsoft.com/office/drawing/2016/5/13/chartex" xmlns:cx8="http://schemas.microsoft.com/office/drawing/2016/5/14/chartex" xmlns:mc="http://schemas.openxmlformats.org/markup-compatibility/2006" xmlns:aink="http://schemas.microsoft.com/office/drawing/2016/ink" xmlns:am3d="http://schemas.microsoft.com/office/drawing/2017/model3d" xmlns:o="urn:schemas-microsoft-com:office:office" xmlns:oel="http://schemas.microsoft.com/office/2019/extlst" xmlns:r="http://schemas.openxmlformats.org/officeDocument/2006/relationships" xmlns:m="http://schemas.openxmlformats.org/officeDocument/2006/math" xmlns:v="urn:schemas-microsoft-com:vml" xmlns:wp14="http://schemas.microsoft.com/office/word/2010/wordprocessingDrawing" xmlns:wp="http://schemas.openxmlformats.org/drawingml/2006/wordprocessingDrawing" xmlns:w10="urn:schemas-microsoft-com:office:word" xmlns:w="http://schemas.openxmlformats.org/wordprocessingml/2006/main" xmlns:w14="http://schemas.microsoft.com/office/word/2010/wordml" xmlns:w15="http://schemas.microsoft.com/office/word/2012/wordml" xmlns:w16cex="http://schemas.microsoft.com/office/word/2018/wordml/cex" xmlns:w16cid="http://schemas.microsoft.com/office/word/2016/wordml/cid" xmlns:w16="http://schemas.microsoft.com/office/word/2018/wordml" xmlns:w16sdtdh="http://schemas.microsoft.com/office/word/2020/wordml/sdtdatahash" xmlns:w16se="http://schemas.microsoft.com/office/word/2015/wordml/symex" xmlns:wpg="http://schemas.microsoft.com/office/word/2010/wordprocessingGroup" xmlns:wpi="http://schemas.microsoft.com/office/word/2010/wordprocessingInk" xmlns:wne="http://schemas.microsoft.com/office/word/2006/wordml" xmlns:wps="http://schemas.microsoft.com/office/word/2010/wordprocessingShape" mc:Ignorable="w14 w15 w16se w16cid w16 w16cex w16sdtdh wp14">
   <w:p>
     <w:pPr>
       <w:pStyle w:val="af"/>
@@ -9440,7 +11446,7 @@
 </file>
 
 <file path=word/footer2.xml><?xml version="1.0" encoding="utf-8"?>
-<w:ftr xmlns:wpc="http://schemas.microsoft.com/office/word/2010/wordprocessingCanvas" xmlns:cx="http://schemas.microsoft.com/office/drawing/2014/chartex" xmlns:cx1="http://schemas.microsoft.com/office/drawing/2015/9/8/chartex" xmlns:cx2="http://schemas.microsoft.com/office/drawing/2015/10/21/chartex" xmlns:cx3="http://schemas.microsoft.com/office/drawing/2016/5/9/chartex" xmlns:cx4="http://schemas.microsoft.com/office/drawing/2016/5/10/chartex" xmlns:cx5="http://schemas.microsoft.com/office/drawing/2016/5/11/chartex" xmlns:cx6="http://schemas.microsoft.com/office/drawing/2016/5/12/chartex" xmlns:cx7="http://schemas.microsoft.com/office/drawing/2016/5/13/chartex" xmlns:cx8="http://schemas.microsoft.com/office/drawing/2016/5/14/chartex" xmlns:mc="http://schemas.openxmlformats.org/markup-compatibility/2006" xmlns:aink="http://schemas.microsoft.com/office/drawing/2016/ink" xmlns:am3d="http://schemas.microsoft.com/office/drawing/2017/model3d" xmlns:o="urn:schemas-microsoft-com:office:office" xmlns:oel="http://schemas.microsoft.com/office/2019/extlst" xmlns:r="http://schemas.openxmlformats.org/officeDocument/2006/relationships" xmlns:m="http://schemas.openxmlformats.org/officeDocument/2006/math" xmlns:v="urn:schemas-microsoft-com:vml" xmlns:wp14="http://schemas.microsoft.com/office/word/2010/wordprocessingDrawing" xmlns:wp="http://schemas.openxmlformats.org/drawingml/2006/wordprocessingDrawing" xmlns:w10="urn:schemas-microsoft-com:office:word" xmlns:w="http://schemas.openxmlformats.org/wordprocessingml/2006/main" xmlns:w14="http://schemas.microsoft.com/office/word/2010/wordml" xmlns:w15="http://schemas.microsoft.com/office/word/2012/wordml" xmlns:w16cex="http://schemas.microsoft.com/office/word/2018/wordml/cex" xmlns:w16cid="http://schemas.microsoft.com/office/word/2016/wordml/cid" xmlns:w16="http://schemas.microsoft.com/office/word/2018/wordml" xmlns:w16du="http://schemas.microsoft.com/office/word/2023/wordml/word16du" xmlns:w16sdtdh="http://schemas.microsoft.com/office/word/2020/wordml/sdtdatahash" xmlns:w16sdtfl="http://schemas.microsoft.com/office/word/2024/wordml/sdtformatlock" xmlns:w16se="http://schemas.microsoft.com/office/word/2015/wordml/symex" xmlns:wpg="http://schemas.microsoft.com/office/word/2010/wordprocessingGroup" xmlns:wpi="http://schemas.microsoft.com/office/word/2010/wordprocessingInk" xmlns:wne="http://schemas.microsoft.com/office/word/2006/wordml" xmlns:wps="http://schemas.microsoft.com/office/word/2010/wordprocessingShape" mc:Ignorable="w14 w15 w16se w16cid w16 w16cex w16sdtdh w16sdtfl w16du wp14">
+<w:ftr xmlns:wpc="http://schemas.microsoft.com/office/word/2010/wordprocessingCanvas" xmlns:cx="http://schemas.microsoft.com/office/drawing/2014/chartex" xmlns:cx1="http://schemas.microsoft.com/office/drawing/2015/9/8/chartex" xmlns:cx2="http://schemas.microsoft.com/office/drawing/2015/10/21/chartex" xmlns:cx3="http://schemas.microsoft.com/office/drawing/2016/5/9/chartex" xmlns:cx4="http://schemas.microsoft.com/office/drawing/2016/5/10/chartex" xmlns:cx5="http://schemas.microsoft.com/office/drawing/2016/5/11/chartex" xmlns:cx6="http://schemas.microsoft.com/office/drawing/2016/5/12/chartex" xmlns:cx7="http://schemas.microsoft.com/office/drawing/2016/5/13/chartex" xmlns:cx8="http://schemas.microsoft.com/office/drawing/2016/5/14/chartex" xmlns:mc="http://schemas.openxmlformats.org/markup-compatibility/2006" xmlns:aink="http://schemas.microsoft.com/office/drawing/2016/ink" xmlns:am3d="http://schemas.microsoft.com/office/drawing/2017/model3d" xmlns:o="urn:schemas-microsoft-com:office:office" xmlns:oel="http://schemas.microsoft.com/office/2019/extlst" xmlns:r="http://schemas.openxmlformats.org/officeDocument/2006/relationships" xmlns:m="http://schemas.openxmlformats.org/officeDocument/2006/math" xmlns:v="urn:schemas-microsoft-com:vml" xmlns:wp14="http://schemas.microsoft.com/office/word/2010/wordprocessingDrawing" xmlns:wp="http://schemas.openxmlformats.org/drawingml/2006/wordprocessingDrawing" xmlns:w10="urn:schemas-microsoft-com:office:word" xmlns:w="http://schemas.openxmlformats.org/wordprocessingml/2006/main" xmlns:w14="http://schemas.microsoft.com/office/word/2010/wordml" xmlns:w15="http://schemas.microsoft.com/office/word/2012/wordml" xmlns:w16cex="http://schemas.microsoft.com/office/word/2018/wordml/cex" xmlns:w16cid="http://schemas.microsoft.com/office/word/2016/wordml/cid" xmlns:w16="http://schemas.microsoft.com/office/word/2018/wordml" xmlns:w16sdtdh="http://schemas.microsoft.com/office/word/2020/wordml/sdtdatahash" xmlns:w16se="http://schemas.microsoft.com/office/word/2015/wordml/symex" xmlns:wpg="http://schemas.microsoft.com/office/word/2010/wordprocessingGroup" xmlns:wpi="http://schemas.microsoft.com/office/word/2010/wordprocessingInk" xmlns:wne="http://schemas.microsoft.com/office/word/2006/wordml" xmlns:wps="http://schemas.microsoft.com/office/word/2010/wordprocessingShape" mc:Ignorable="w14 w15 w16se w16cid w16 w16cex w16sdtdh wp14">
   <w:p>
     <w:pPr>
       <w:pStyle w:val="af"/>
@@ -9469,7 +11475,7 @@
 </file>
 
 <file path=word/footer3.xml><?xml version="1.0" encoding="utf-8"?>
-<w:ftr xmlns:wpc="http://schemas.microsoft.com/office/word/2010/wordprocessingCanvas" xmlns:cx="http://schemas.microsoft.com/office/drawing/2014/chartex" xmlns:cx1="http://schemas.microsoft.com/office/drawing/2015/9/8/chartex" xmlns:cx2="http://schemas.microsoft.com/office/drawing/2015/10/21/chartex" xmlns:cx3="http://schemas.microsoft.com/office/drawing/2016/5/9/chartex" xmlns:cx4="http://schemas.microsoft.com/office/drawing/2016/5/10/chartex" xmlns:cx5="http://schemas.microsoft.com/office/drawing/2016/5/11/chartex" xmlns:cx6="http://schemas.microsoft.com/office/drawing/2016/5/12/chartex" xmlns:cx7="http://schemas.microsoft.com/office/drawing/2016/5/13/chartex" xmlns:cx8="http://schemas.microsoft.com/office/drawing/2016/5/14/chartex" xmlns:mc="http://schemas.openxmlformats.org/markup-compatibility/2006" xmlns:aink="http://schemas.microsoft.com/office/drawing/2016/ink" xmlns:am3d="http://schemas.microsoft.com/office/drawing/2017/model3d" xmlns:o="urn:schemas-microsoft-com:office:office" xmlns:oel="http://schemas.microsoft.com/office/2019/extlst" xmlns:r="http://schemas.openxmlformats.org/officeDocument/2006/relationships" xmlns:m="http://schemas.openxmlformats.org/officeDocument/2006/math" xmlns:v="urn:schemas-microsoft-com:vml" xmlns:wp14="http://schemas.microsoft.com/office/word/2010/wordprocessingDrawing" xmlns:wp="http://schemas.openxmlformats.org/drawingml/2006/wordprocessingDrawing" xmlns:w10="urn:schemas-microsoft-com:office:word" xmlns:w="http://schemas.openxmlformats.org/wordprocessingml/2006/main" xmlns:w14="http://schemas.microsoft.com/office/word/2010/wordml" xmlns:w15="http://schemas.microsoft.com/office/word/2012/wordml" xmlns:w16cex="http://schemas.microsoft.com/office/word/2018/wordml/cex" xmlns:w16cid="http://schemas.microsoft.com/office/word/2016/wordml/cid" xmlns:w16="http://schemas.microsoft.com/office/word/2018/wordml" xmlns:w16du="http://schemas.microsoft.com/office/word/2023/wordml/word16du" xmlns:w16sdtdh="http://schemas.microsoft.com/office/word/2020/wordml/sdtdatahash" xmlns:w16sdtfl="http://schemas.microsoft.com/office/word/2024/wordml/sdtformatlock" xmlns:w16se="http://schemas.microsoft.com/office/word/2015/wordml/symex" xmlns:wpg="http://schemas.microsoft.com/office/word/2010/wordprocessingGroup" xmlns:wpi="http://schemas.microsoft.com/office/word/2010/wordprocessingInk" xmlns:wne="http://schemas.microsoft.com/office/word/2006/wordml" xmlns:wps="http://schemas.microsoft.com/office/word/2010/wordprocessingShape" mc:Ignorable="w14 w15 w16se w16cid w16 w16cex w16sdtdh w16sdtfl w16du wp14">
+<w:ftr xmlns:wpc="http://schemas.microsoft.com/office/word/2010/wordprocessingCanvas" xmlns:cx="http://schemas.microsoft.com/office/drawing/2014/chartex" xmlns:cx1="http://schemas.microsoft.com/office/drawing/2015/9/8/chartex" xmlns:cx2="http://schemas.microsoft.com/office/drawing/2015/10/21/chartex" xmlns:cx3="http://schemas.microsoft.com/office/drawing/2016/5/9/chartex" xmlns:cx4="http://schemas.microsoft.com/office/drawing/2016/5/10/chartex" xmlns:cx5="http://schemas.microsoft.com/office/drawing/2016/5/11/chartex" xmlns:cx6="http://schemas.microsoft.com/office/drawing/2016/5/12/chartex" xmlns:cx7="http://schemas.microsoft.com/office/drawing/2016/5/13/chartex" xmlns:cx8="http://schemas.microsoft.com/office/drawing/2016/5/14/chartex" xmlns:mc="http://schemas.openxmlformats.org/markup-compatibility/2006" xmlns:aink="http://schemas.microsoft.com/office/drawing/2016/ink" xmlns:am3d="http://schemas.microsoft.com/office/drawing/2017/model3d" xmlns:o="urn:schemas-microsoft-com:office:office" xmlns:oel="http://schemas.microsoft.com/office/2019/extlst" xmlns:r="http://schemas.openxmlformats.org/officeDocument/2006/relationships" xmlns:m="http://schemas.openxmlformats.org/officeDocument/2006/math" xmlns:v="urn:schemas-microsoft-com:vml" xmlns:wp14="http://schemas.microsoft.com/office/word/2010/wordprocessingDrawing" xmlns:wp="http://schemas.openxmlformats.org/drawingml/2006/wordprocessingDrawing" xmlns:w10="urn:schemas-microsoft-com:office:word" xmlns:w="http://schemas.openxmlformats.org/wordprocessingml/2006/main" xmlns:w14="http://schemas.microsoft.com/office/word/2010/wordml" xmlns:w15="http://schemas.microsoft.com/office/word/2012/wordml" xmlns:w16cex="http://schemas.microsoft.com/office/word/2018/wordml/cex" xmlns:w16cid="http://schemas.microsoft.com/office/word/2016/wordml/cid" xmlns:w16="http://schemas.microsoft.com/office/word/2018/wordml" xmlns:w16sdtdh="http://schemas.microsoft.com/office/word/2020/wordml/sdtdatahash" xmlns:w16se="http://schemas.microsoft.com/office/word/2015/wordml/symex" xmlns:wpg="http://schemas.microsoft.com/office/word/2010/wordprocessingGroup" xmlns:wpi="http://schemas.microsoft.com/office/word/2010/wordprocessingInk" xmlns:wne="http://schemas.microsoft.com/office/word/2006/wordml" xmlns:wps="http://schemas.microsoft.com/office/word/2010/wordprocessingShape" mc:Ignorable="w14 w15 w16se w16cid w16 w16cex w16sdtdh wp14">
   <w:p>
     <w:pPr>
       <w:pStyle w:val="af"/>
@@ -9480,7 +11486,7 @@
 </file>
 
 <file path=word/footnotes.xml><?xml version="1.0" encoding="utf-8"?>
-<w:footnotes xmlns:wpc="http://schemas.microsoft.com/office/word/2010/wordprocessingCanvas" xmlns:cx="http://schemas.microsoft.com/office/drawing/2014/chartex" xmlns:cx1="http://schemas.microsoft.com/office/drawing/2015/9/8/chartex" xmlns:cx2="http://schemas.microsoft.com/office/drawing/2015/10/21/chartex" xmlns:cx3="http://schemas.microsoft.com/office/drawing/2016/5/9/chartex" xmlns:cx4="http://schemas.microsoft.com/office/drawing/2016/5/10/chartex" xmlns:cx5="http://schemas.microsoft.com/office/drawing/2016/5/11/chartex" xmlns:cx6="http://schemas.microsoft.com/office/drawing/2016/5/12/chartex" xmlns:cx7="http://schemas.microsoft.com/office/drawing/2016/5/13/chartex" xmlns:cx8="http://schemas.microsoft.com/office/drawing/2016/5/14/chartex" xmlns:mc="http://schemas.openxmlformats.org/markup-compatibility/2006" xmlns:aink="http://schemas.microsoft.com/office/drawing/2016/ink" xmlns:am3d="http://schemas.microsoft.com/office/drawing/2017/model3d" xmlns:o="urn:schemas-microsoft-com:office:office" xmlns:oel="http://schemas.microsoft.com/office/2019/extlst" xmlns:r="http://schemas.openxmlformats.org/officeDocument/2006/relationships" xmlns:m="http://schemas.openxmlformats.org/officeDocument/2006/math" xmlns:v="urn:schemas-microsoft-com:vml" xmlns:wp14="http://schemas.microsoft.com/office/word/2010/wordprocessingDrawing" xmlns:wp="http://schemas.openxmlformats.org/drawingml/2006/wordprocessingDrawing" xmlns:w10="urn:schemas-microsoft-com:office:word" xmlns:w="http://schemas.openxmlformats.org/wordprocessingml/2006/main" xmlns:w14="http://schemas.microsoft.com/office/word/2010/wordml" xmlns:w15="http://schemas.microsoft.com/office/word/2012/wordml" xmlns:w16cex="http://schemas.microsoft.com/office/word/2018/wordml/cex" xmlns:w16cid="http://schemas.microsoft.com/office/word/2016/wordml/cid" xmlns:w16="http://schemas.microsoft.com/office/word/2018/wordml" xmlns:w16du="http://schemas.microsoft.com/office/word/2023/wordml/word16du" xmlns:w16sdtdh="http://schemas.microsoft.com/office/word/2020/wordml/sdtdatahash" xmlns:w16sdtfl="http://schemas.microsoft.com/office/word/2024/wordml/sdtformatlock" xmlns:w16se="http://schemas.microsoft.com/office/word/2015/wordml/symex" xmlns:wpg="http://schemas.microsoft.com/office/word/2010/wordprocessingGroup" xmlns:wpi="http://schemas.microsoft.com/office/word/2010/wordprocessingInk" xmlns:wne="http://schemas.microsoft.com/office/word/2006/wordml" xmlns:wps="http://schemas.microsoft.com/office/word/2010/wordprocessingShape" mc:Ignorable="w14 w15 w16se w16cid w16 w16cex w16sdtdh w16sdtfl w16du wp14">
+<w:footnotes xmlns:wpc="http://schemas.microsoft.com/office/word/2010/wordprocessingCanvas" xmlns:cx="http://schemas.microsoft.com/office/drawing/2014/chartex" xmlns:cx1="http://schemas.microsoft.com/office/drawing/2015/9/8/chartex" xmlns:cx2="http://schemas.microsoft.com/office/drawing/2015/10/21/chartex" xmlns:cx3="http://schemas.microsoft.com/office/drawing/2016/5/9/chartex" xmlns:cx4="http://schemas.microsoft.com/office/drawing/2016/5/10/chartex" xmlns:cx5="http://schemas.microsoft.com/office/drawing/2016/5/11/chartex" xmlns:cx6="http://schemas.microsoft.com/office/drawing/2016/5/12/chartex" xmlns:cx7="http://schemas.microsoft.com/office/drawing/2016/5/13/chartex" xmlns:cx8="http://schemas.microsoft.com/office/drawing/2016/5/14/chartex" xmlns:mc="http://schemas.openxmlformats.org/markup-compatibility/2006" xmlns:aink="http://schemas.microsoft.com/office/drawing/2016/ink" xmlns:am3d="http://schemas.microsoft.com/office/drawing/2017/model3d" xmlns:o="urn:schemas-microsoft-com:office:office" xmlns:oel="http://schemas.microsoft.com/office/2019/extlst" xmlns:r="http://schemas.openxmlformats.org/officeDocument/2006/relationships" xmlns:m="http://schemas.openxmlformats.org/officeDocument/2006/math" xmlns:v="urn:schemas-microsoft-com:vml" xmlns:wp14="http://schemas.microsoft.com/office/word/2010/wordprocessingDrawing" xmlns:wp="http://schemas.openxmlformats.org/drawingml/2006/wordprocessingDrawing" xmlns:w10="urn:schemas-microsoft-com:office:word" xmlns:w="http://schemas.openxmlformats.org/wordprocessingml/2006/main" xmlns:w14="http://schemas.microsoft.com/office/word/2010/wordml" xmlns:w15="http://schemas.microsoft.com/office/word/2012/wordml" xmlns:w16cex="http://schemas.microsoft.com/office/word/2018/wordml/cex" xmlns:w16cid="http://schemas.microsoft.com/office/word/2016/wordml/cid" xmlns:w16="http://schemas.microsoft.com/office/word/2018/wordml" xmlns:w16sdtdh="http://schemas.microsoft.com/office/word/2020/wordml/sdtdatahash" xmlns:w16se="http://schemas.microsoft.com/office/word/2015/wordml/symex" xmlns:wpg="http://schemas.microsoft.com/office/word/2010/wordprocessingGroup" xmlns:wpi="http://schemas.microsoft.com/office/word/2010/wordprocessingInk" xmlns:wne="http://schemas.microsoft.com/office/word/2006/wordml" xmlns:wps="http://schemas.microsoft.com/office/word/2010/wordprocessingShape" mc:Ignorable="w14 w15 w16se w16cid w16 w16cex w16sdtdh wp14">
   <w:footnote w:type="separator" w:id="-1">
     <w:p>
       <w:r>
@@ -9499,7 +11505,7 @@
 </file>
 
 <file path=word/header1.xml><?xml version="1.0" encoding="utf-8"?>
-<w:hdr xmlns:wpc="http://schemas.microsoft.com/office/word/2010/wordprocessingCanvas" xmlns:cx="http://schemas.microsoft.com/office/drawing/2014/chartex" xmlns:cx1="http://schemas.microsoft.com/office/drawing/2015/9/8/chartex" xmlns:cx2="http://schemas.microsoft.com/office/drawing/2015/10/21/chartex" xmlns:cx3="http://schemas.microsoft.com/office/drawing/2016/5/9/chartex" xmlns:cx4="http://schemas.microsoft.com/office/drawing/2016/5/10/chartex" xmlns:cx5="http://schemas.microsoft.com/office/drawing/2016/5/11/chartex" xmlns:cx6="http://schemas.microsoft.com/office/drawing/2016/5/12/chartex" xmlns:cx7="http://schemas.microsoft.com/office/drawing/2016/5/13/chartex" xmlns:cx8="http://schemas.microsoft.com/office/drawing/2016/5/14/chartex" xmlns:mc="http://schemas.openxmlformats.org/markup-compatibility/2006" xmlns:aink="http://schemas.microsoft.com/office/drawing/2016/ink" xmlns:am3d="http://schemas.microsoft.com/office/drawing/2017/model3d" xmlns:o="urn:schemas-microsoft-com:office:office" xmlns:oel="http://schemas.microsoft.com/office/2019/extlst" xmlns:r="http://schemas.openxmlformats.org/officeDocument/2006/relationships" xmlns:m="http://schemas.openxmlformats.org/officeDocument/2006/math" xmlns:v="urn:schemas-microsoft-com:vml" xmlns:wp14="http://schemas.microsoft.com/office/word/2010/wordprocessingDrawing" xmlns:wp="http://schemas.openxmlformats.org/drawingml/2006/wordprocessingDrawing" xmlns:w10="urn:schemas-microsoft-com:office:word" xmlns:w="http://schemas.openxmlformats.org/wordprocessingml/2006/main" xmlns:w14="http://schemas.microsoft.com/office/word/2010/wordml" xmlns:w15="http://schemas.microsoft.com/office/word/2012/wordml" xmlns:w16cex="http://schemas.microsoft.com/office/word/2018/wordml/cex" xmlns:w16cid="http://schemas.microsoft.com/office/word/2016/wordml/cid" xmlns:w16="http://schemas.microsoft.com/office/word/2018/wordml" xmlns:w16du="http://schemas.microsoft.com/office/word/2023/wordml/word16du" xmlns:w16sdtdh="http://schemas.microsoft.com/office/word/2020/wordml/sdtdatahash" xmlns:w16sdtfl="http://schemas.microsoft.com/office/word/2024/wordml/sdtformatlock" xmlns:w16se="http://schemas.microsoft.com/office/word/2015/wordml/symex" xmlns:wpg="http://schemas.microsoft.com/office/word/2010/wordprocessingGroup" xmlns:wpi="http://schemas.microsoft.com/office/word/2010/wordprocessingInk" xmlns:wne="http://schemas.microsoft.com/office/word/2006/wordml" xmlns:wps="http://schemas.microsoft.com/office/word/2010/wordprocessingShape" mc:Ignorable="w14 w15 w16se w16cid w16 w16cex w16sdtdh w16sdtfl w16du wp14">
+<w:hdr xmlns:wpc="http://schemas.microsoft.com/office/word/2010/wordprocessingCanvas" xmlns:cx="http://schemas.microsoft.com/office/drawing/2014/chartex" xmlns:cx1="http://schemas.microsoft.com/office/drawing/2015/9/8/chartex" xmlns:cx2="http://schemas.microsoft.com/office/drawing/2015/10/21/chartex" xmlns:cx3="http://schemas.microsoft.com/office/drawing/2016/5/9/chartex" xmlns:cx4="http://schemas.microsoft.com/office/drawing/2016/5/10/chartex" xmlns:cx5="http://schemas.microsoft.com/office/drawing/2016/5/11/chartex" xmlns:cx6="http://schemas.microsoft.com/office/drawing/2016/5/12/chartex" xmlns:cx7="http://schemas.microsoft.com/office/drawing/2016/5/13/chartex" xmlns:cx8="http://schemas.microsoft.com/office/drawing/2016/5/14/chartex" xmlns:mc="http://schemas.openxmlformats.org/markup-compatibility/2006" xmlns:aink="http://schemas.microsoft.com/office/drawing/2016/ink" xmlns:am3d="http://schemas.microsoft.com/office/drawing/2017/model3d" xmlns:o="urn:schemas-microsoft-com:office:office" xmlns:oel="http://schemas.microsoft.com/office/2019/extlst" xmlns:r="http://schemas.openxmlformats.org/officeDocument/2006/relationships" xmlns:m="http://schemas.openxmlformats.org/officeDocument/2006/math" xmlns:v="urn:schemas-microsoft-com:vml" xmlns:wp14="http://schemas.microsoft.com/office/word/2010/wordprocessingDrawing" xmlns:wp="http://schemas.openxmlformats.org/drawingml/2006/wordprocessingDrawing" xmlns:w10="urn:schemas-microsoft-com:office:word" xmlns:w="http://schemas.openxmlformats.org/wordprocessingml/2006/main" xmlns:w14="http://schemas.microsoft.com/office/word/2010/wordml" xmlns:w15="http://schemas.microsoft.com/office/word/2012/wordml" xmlns:w16cex="http://schemas.microsoft.com/office/word/2018/wordml/cex" xmlns:w16cid="http://schemas.microsoft.com/office/word/2016/wordml/cid" xmlns:w16="http://schemas.microsoft.com/office/word/2018/wordml" xmlns:w16sdtdh="http://schemas.microsoft.com/office/word/2020/wordml/sdtdatahash" xmlns:w16se="http://schemas.microsoft.com/office/word/2015/wordml/symex" xmlns:wpg="http://schemas.microsoft.com/office/word/2010/wordprocessingGroup" xmlns:wpi="http://schemas.microsoft.com/office/word/2010/wordprocessingInk" xmlns:wne="http://schemas.microsoft.com/office/word/2006/wordml" xmlns:wps="http://schemas.microsoft.com/office/word/2010/wordprocessingShape" mc:Ignorable="w14 w15 w16se w16cid w16 w16cex w16sdtdh wp14">
   <w:p>
     <w:pPr>
       <w:pStyle w:val="af1"/>
@@ -9510,7 +11516,7 @@
 </file>
 
 <file path=word/header2.xml><?xml version="1.0" encoding="utf-8"?>
-<w:hdr xmlns:wpc="http://schemas.microsoft.com/office/word/2010/wordprocessingCanvas" xmlns:cx="http://schemas.microsoft.com/office/drawing/2014/chartex" xmlns:cx1="http://schemas.microsoft.com/office/drawing/2015/9/8/chartex" xmlns:cx2="http://schemas.microsoft.com/office/drawing/2015/10/21/chartex" xmlns:cx3="http://schemas.microsoft.com/office/drawing/2016/5/9/chartex" xmlns:cx4="http://schemas.microsoft.com/office/drawing/2016/5/10/chartex" xmlns:cx5="http://schemas.microsoft.com/office/drawing/2016/5/11/chartex" xmlns:cx6="http://schemas.microsoft.com/office/drawing/2016/5/12/chartex" xmlns:cx7="http://schemas.microsoft.com/office/drawing/2016/5/13/chartex" xmlns:cx8="http://schemas.microsoft.com/office/drawing/2016/5/14/chartex" xmlns:mc="http://schemas.openxmlformats.org/markup-compatibility/2006" xmlns:aink="http://schemas.microsoft.com/office/drawing/2016/ink" xmlns:am3d="http://schemas.microsoft.com/office/drawing/2017/model3d" xmlns:o="urn:schemas-microsoft-com:office:office" xmlns:oel="http://schemas.microsoft.com/office/2019/extlst" xmlns:r="http://schemas.openxmlformats.org/officeDocument/2006/relationships" xmlns:m="http://schemas.openxmlformats.org/officeDocument/2006/math" xmlns:v="urn:schemas-microsoft-com:vml" xmlns:wp14="http://schemas.microsoft.com/office/word/2010/wordprocessingDrawing" xmlns:wp="http://schemas.openxmlformats.org/drawingml/2006/wordprocessingDrawing" xmlns:w10="urn:schemas-microsoft-com:office:word" xmlns:w="http://schemas.openxmlformats.org/wordprocessingml/2006/main" xmlns:w14="http://schemas.microsoft.com/office/word/2010/wordml" xmlns:w15="http://schemas.microsoft.com/office/word/2012/wordml" xmlns:w16cex="http://schemas.microsoft.com/office/word/2018/wordml/cex" xmlns:w16cid="http://schemas.microsoft.com/office/word/2016/wordml/cid" xmlns:w16="http://schemas.microsoft.com/office/word/2018/wordml" xmlns:w16du="http://schemas.microsoft.com/office/word/2023/wordml/word16du" xmlns:w16sdtdh="http://schemas.microsoft.com/office/word/2020/wordml/sdtdatahash" xmlns:w16sdtfl="http://schemas.microsoft.com/office/word/2024/wordml/sdtformatlock" xmlns:w16se="http://schemas.microsoft.com/office/word/2015/wordml/symex" xmlns:wpg="http://schemas.microsoft.com/office/word/2010/wordprocessingGroup" xmlns:wpi="http://schemas.microsoft.com/office/word/2010/wordprocessingInk" xmlns:wne="http://schemas.microsoft.com/office/word/2006/wordml" xmlns:wps="http://schemas.microsoft.com/office/word/2010/wordprocessingShape" mc:Ignorable="w14 w15 w16se w16cid w16 w16cex w16sdtdh w16sdtfl w16du wp14">
+<w:hdr xmlns:wpc="http://schemas.microsoft.com/office/word/2010/wordprocessingCanvas" xmlns:cx="http://schemas.microsoft.com/office/drawing/2014/chartex" xmlns:cx1="http://schemas.microsoft.com/office/drawing/2015/9/8/chartex" xmlns:cx2="http://schemas.microsoft.com/office/drawing/2015/10/21/chartex" xmlns:cx3="http://schemas.microsoft.com/office/drawing/2016/5/9/chartex" xmlns:cx4="http://schemas.microsoft.com/office/drawing/2016/5/10/chartex" xmlns:cx5="http://schemas.microsoft.com/office/drawing/2016/5/11/chartex" xmlns:cx6="http://schemas.microsoft.com/office/drawing/2016/5/12/chartex" xmlns:cx7="http://schemas.microsoft.com/office/drawing/2016/5/13/chartex" xmlns:cx8="http://schemas.microsoft.com/office/drawing/2016/5/14/chartex" xmlns:mc="http://schemas.openxmlformats.org/markup-compatibility/2006" xmlns:aink="http://schemas.microsoft.com/office/drawing/2016/ink" xmlns:am3d="http://schemas.microsoft.com/office/drawing/2017/model3d" xmlns:o="urn:schemas-microsoft-com:office:office" xmlns:oel="http://schemas.microsoft.com/office/2019/extlst" xmlns:r="http://schemas.openxmlformats.org/officeDocument/2006/relationships" xmlns:m="http://schemas.openxmlformats.org/officeDocument/2006/math" xmlns:v="urn:schemas-microsoft-com:vml" xmlns:wp14="http://schemas.microsoft.com/office/word/2010/wordprocessingDrawing" xmlns:wp="http://schemas.openxmlformats.org/drawingml/2006/wordprocessingDrawing" xmlns:w10="urn:schemas-microsoft-com:office:word" xmlns:w="http://schemas.openxmlformats.org/wordprocessingml/2006/main" xmlns:w14="http://schemas.microsoft.com/office/word/2010/wordml" xmlns:w15="http://schemas.microsoft.com/office/word/2012/wordml" xmlns:w16cex="http://schemas.microsoft.com/office/word/2018/wordml/cex" xmlns:w16cid="http://schemas.microsoft.com/office/word/2016/wordml/cid" xmlns:w16="http://schemas.microsoft.com/office/word/2018/wordml" xmlns:w16sdtdh="http://schemas.microsoft.com/office/word/2020/wordml/sdtdatahash" xmlns:w16se="http://schemas.microsoft.com/office/word/2015/wordml/symex" xmlns:wpg="http://schemas.microsoft.com/office/word/2010/wordprocessingGroup" xmlns:wpi="http://schemas.microsoft.com/office/word/2010/wordprocessingInk" xmlns:wne="http://schemas.microsoft.com/office/word/2006/wordml" xmlns:wps="http://schemas.microsoft.com/office/word/2010/wordprocessingShape" mc:Ignorable="w14 w15 w16se w16cid w16 w16cex w16sdtdh wp14">
   <w:p>
     <w:pPr>
       <w:pStyle w:val="af1"/>
@@ -9521,7 +11527,7 @@
 </file>
 
 <file path=word/header3.xml><?xml version="1.0" encoding="utf-8"?>
-<w:hdr xmlns:wpc="http://schemas.microsoft.com/office/word/2010/wordprocessingCanvas" xmlns:cx="http://schemas.microsoft.com/office/drawing/2014/chartex" xmlns:cx1="http://schemas.microsoft.com/office/drawing/2015/9/8/chartex" xmlns:cx2="http://schemas.microsoft.com/office/drawing/2015/10/21/chartex" xmlns:cx3="http://schemas.microsoft.com/office/drawing/2016/5/9/chartex" xmlns:cx4="http://schemas.microsoft.com/office/drawing/2016/5/10/chartex" xmlns:cx5="http://schemas.microsoft.com/office/drawing/2016/5/11/chartex" xmlns:cx6="http://schemas.microsoft.com/office/drawing/2016/5/12/chartex" xmlns:cx7="http://schemas.microsoft.com/office/drawing/2016/5/13/chartex" xmlns:cx8="http://schemas.microsoft.com/office/drawing/2016/5/14/chartex" xmlns:mc="http://schemas.openxmlformats.org/markup-compatibility/2006" xmlns:aink="http://schemas.microsoft.com/office/drawing/2016/ink" xmlns:am3d="http://schemas.microsoft.com/office/drawing/2017/model3d" xmlns:o="urn:schemas-microsoft-com:office:office" xmlns:oel="http://schemas.microsoft.com/office/2019/extlst" xmlns:r="http://schemas.openxmlformats.org/officeDocument/2006/relationships" xmlns:m="http://schemas.openxmlformats.org/officeDocument/2006/math" xmlns:v="urn:schemas-microsoft-com:vml" xmlns:wp14="http://schemas.microsoft.com/office/word/2010/wordprocessingDrawing" xmlns:wp="http://schemas.openxmlformats.org/drawingml/2006/wordprocessingDrawing" xmlns:w10="urn:schemas-microsoft-com:office:word" xmlns:w="http://schemas.openxmlformats.org/wordprocessingml/2006/main" xmlns:w14="http://schemas.microsoft.com/office/word/2010/wordml" xmlns:w15="http://schemas.microsoft.com/office/word/2012/wordml" xmlns:w16cex="http://schemas.microsoft.com/office/word/2018/wordml/cex" xmlns:w16cid="http://schemas.microsoft.com/office/word/2016/wordml/cid" xmlns:w16="http://schemas.microsoft.com/office/word/2018/wordml" xmlns:w16du="http://schemas.microsoft.com/office/word/2023/wordml/word16du" xmlns:w16sdtdh="http://schemas.microsoft.com/office/word/2020/wordml/sdtdatahash" xmlns:w16sdtfl="http://schemas.microsoft.com/office/word/2024/wordml/sdtformatlock" xmlns:w16se="http://schemas.microsoft.com/office/word/2015/wordml/symex" xmlns:wpg="http://schemas.microsoft.com/office/word/2010/wordprocessingGroup" xmlns:wpi="http://schemas.microsoft.com/office/word/2010/wordprocessingInk" xmlns:wne="http://schemas.microsoft.com/office/word/2006/wordml" xmlns:wps="http://schemas.microsoft.com/office/word/2010/wordprocessingShape" mc:Ignorable="w14 w15 w16se w16cid w16 w16cex w16sdtdh w16sdtfl w16du wp14">
+<w:hdr xmlns:wpc="http://schemas.microsoft.com/office/word/2010/wordprocessingCanvas" xmlns:cx="http://schemas.microsoft.com/office/drawing/2014/chartex" xmlns:cx1="http://schemas.microsoft.com/office/drawing/2015/9/8/chartex" xmlns:cx2="http://schemas.microsoft.com/office/drawing/2015/10/21/chartex" xmlns:cx3="http://schemas.microsoft.com/office/drawing/2016/5/9/chartex" xmlns:cx4="http://schemas.microsoft.com/office/drawing/2016/5/10/chartex" xmlns:cx5="http://schemas.microsoft.com/office/drawing/2016/5/11/chartex" xmlns:cx6="http://schemas.microsoft.com/office/drawing/2016/5/12/chartex" xmlns:cx7="http://schemas.microsoft.com/office/drawing/2016/5/13/chartex" xmlns:cx8="http://schemas.microsoft.com/office/drawing/2016/5/14/chartex" xmlns:mc="http://schemas.openxmlformats.org/markup-compatibility/2006" xmlns:aink="http://schemas.microsoft.com/office/drawing/2016/ink" xmlns:am3d="http://schemas.microsoft.com/office/drawing/2017/model3d" xmlns:o="urn:schemas-microsoft-com:office:office" xmlns:oel="http://schemas.microsoft.com/office/2019/extlst" xmlns:r="http://schemas.openxmlformats.org/officeDocument/2006/relationships" xmlns:m="http://schemas.openxmlformats.org/officeDocument/2006/math" xmlns:v="urn:schemas-microsoft-com:vml" xmlns:wp14="http://schemas.microsoft.com/office/word/2010/wordprocessingDrawing" xmlns:wp="http://schemas.openxmlformats.org/drawingml/2006/wordprocessingDrawing" xmlns:w10="urn:schemas-microsoft-com:office:word" xmlns:w="http://schemas.openxmlformats.org/wordprocessingml/2006/main" xmlns:w14="http://schemas.microsoft.com/office/word/2010/wordml" xmlns:w15="http://schemas.microsoft.com/office/word/2012/wordml" xmlns:w16cex="http://schemas.microsoft.com/office/word/2018/wordml/cex" xmlns:w16cid="http://schemas.microsoft.com/office/word/2016/wordml/cid" xmlns:w16="http://schemas.microsoft.com/office/word/2018/wordml" xmlns:w16sdtdh="http://schemas.microsoft.com/office/word/2020/wordml/sdtdatahash" xmlns:w16se="http://schemas.microsoft.com/office/word/2015/wordml/symex" xmlns:wpg="http://schemas.microsoft.com/office/word/2010/wordprocessingGroup" xmlns:wpi="http://schemas.microsoft.com/office/word/2010/wordprocessingInk" xmlns:wne="http://schemas.microsoft.com/office/word/2006/wordml" xmlns:wps="http://schemas.microsoft.com/office/word/2010/wordprocessingShape" mc:Ignorable="w14 w15 w16se w16cid w16 w16cex w16sdtdh wp14">
   <w:p>
     <w:pPr>
       <w:pStyle w:val="af1"/>
@@ -9532,7 +11538,7 @@
 </file>
 
 <file path=word/numbering.xml><?xml version="1.0" encoding="utf-8"?>
-<w:numbering xmlns:wpc="http://schemas.microsoft.com/office/word/2010/wordprocessingCanvas" xmlns:cx="http://schemas.microsoft.com/office/drawing/2014/chartex" xmlns:cx1="http://schemas.microsoft.com/office/drawing/2015/9/8/chartex" xmlns:cx2="http://schemas.microsoft.com/office/drawing/2015/10/21/chartex" xmlns:cx3="http://schemas.microsoft.com/office/drawing/2016/5/9/chartex" xmlns:cx4="http://schemas.microsoft.com/office/drawing/2016/5/10/chartex" xmlns:cx5="http://schemas.microsoft.com/office/drawing/2016/5/11/chartex" xmlns:cx6="http://schemas.microsoft.com/office/drawing/2016/5/12/chartex" xmlns:cx7="http://schemas.microsoft.com/office/drawing/2016/5/13/chartex" xmlns:cx8="http://schemas.microsoft.com/office/drawing/2016/5/14/chartex" xmlns:mc="http://schemas.openxmlformats.org/markup-compatibility/2006" xmlns:aink="http://schemas.microsoft.com/office/drawing/2016/ink" xmlns:am3d="http://schemas.microsoft.com/office/drawing/2017/model3d" xmlns:o="urn:schemas-microsoft-com:office:office" xmlns:oel="http://schemas.microsoft.com/office/2019/extlst" xmlns:r="http://schemas.openxmlformats.org/officeDocument/2006/relationships" xmlns:m="http://schemas.openxmlformats.org/officeDocument/2006/math" xmlns:v="urn:schemas-microsoft-com:vml" xmlns:wp14="http://schemas.microsoft.com/office/word/2010/wordprocessingDrawing" xmlns:wp="http://schemas.openxmlformats.org/drawingml/2006/wordprocessingDrawing" xmlns:w10="urn:schemas-microsoft-com:office:word" xmlns:w="http://schemas.openxmlformats.org/wordprocessingml/2006/main" xmlns:w14="http://schemas.microsoft.com/office/word/2010/wordml" xmlns:w15="http://schemas.microsoft.com/office/word/2012/wordml" xmlns:w16cex="http://schemas.microsoft.com/office/word/2018/wordml/cex" xmlns:w16cid="http://schemas.microsoft.com/office/word/2016/wordml/cid" xmlns:w16="http://schemas.microsoft.com/office/word/2018/wordml" xmlns:w16du="http://schemas.microsoft.com/office/word/2023/wordml/word16du" xmlns:w16sdtdh="http://schemas.microsoft.com/office/word/2020/wordml/sdtdatahash" xmlns:w16sdtfl="http://schemas.microsoft.com/office/word/2024/wordml/sdtformatlock" xmlns:w16se="http://schemas.microsoft.com/office/word/2015/wordml/symex" xmlns:wpg="http://schemas.microsoft.com/office/word/2010/wordprocessingGroup" xmlns:wpi="http://schemas.microsoft.com/office/word/2010/wordprocessingInk" xmlns:wne="http://schemas.microsoft.com/office/word/2006/wordml" xmlns:wps="http://schemas.microsoft.com/office/word/2010/wordprocessingShape" mc:Ignorable="w14 w15 w16se w16cid w16 w16cex w16sdtdh w16sdtfl w16du wp14">
+<w:numbering xmlns:wpc="http://schemas.microsoft.com/office/word/2010/wordprocessingCanvas" xmlns:cx="http://schemas.microsoft.com/office/drawing/2014/chartex" xmlns:cx1="http://schemas.microsoft.com/office/drawing/2015/9/8/chartex" xmlns:cx2="http://schemas.microsoft.com/office/drawing/2015/10/21/chartex" xmlns:cx3="http://schemas.microsoft.com/office/drawing/2016/5/9/chartex" xmlns:cx4="http://schemas.microsoft.com/office/drawing/2016/5/10/chartex" xmlns:cx5="http://schemas.microsoft.com/office/drawing/2016/5/11/chartex" xmlns:cx6="http://schemas.microsoft.com/office/drawing/2016/5/12/chartex" xmlns:cx7="http://schemas.microsoft.com/office/drawing/2016/5/13/chartex" xmlns:cx8="http://schemas.microsoft.com/office/drawing/2016/5/14/chartex" xmlns:mc="http://schemas.openxmlformats.org/markup-compatibility/2006" xmlns:aink="http://schemas.microsoft.com/office/drawing/2016/ink" xmlns:am3d="http://schemas.microsoft.com/office/drawing/2017/model3d" xmlns:o="urn:schemas-microsoft-com:office:office" xmlns:oel="http://schemas.microsoft.com/office/2019/extlst" xmlns:r="http://schemas.openxmlformats.org/officeDocument/2006/relationships" xmlns:m="http://schemas.openxmlformats.org/officeDocument/2006/math" xmlns:v="urn:schemas-microsoft-com:vml" xmlns:wp14="http://schemas.microsoft.com/office/word/2010/wordprocessingDrawing" xmlns:wp="http://schemas.openxmlformats.org/drawingml/2006/wordprocessingDrawing" xmlns:w10="urn:schemas-microsoft-com:office:word" xmlns:w="http://schemas.openxmlformats.org/wordprocessingml/2006/main" xmlns:w14="http://schemas.microsoft.com/office/word/2010/wordml" xmlns:w15="http://schemas.microsoft.com/office/word/2012/wordml" xmlns:w16cex="http://schemas.microsoft.com/office/word/2018/wordml/cex" xmlns:w16cid="http://schemas.microsoft.com/office/word/2016/wordml/cid" xmlns:w16="http://schemas.microsoft.com/office/word/2018/wordml" xmlns:w16sdtdh="http://schemas.microsoft.com/office/word/2020/wordml/sdtdatahash" xmlns:w16se="http://schemas.microsoft.com/office/word/2015/wordml/symex" xmlns:wpg="http://schemas.microsoft.com/office/word/2010/wordprocessingGroup" xmlns:wpi="http://schemas.microsoft.com/office/word/2010/wordprocessingInk" xmlns:wne="http://schemas.microsoft.com/office/word/2006/wordml" xmlns:wps="http://schemas.microsoft.com/office/word/2010/wordprocessingShape" mc:Ignorable="w14 w15 w16se w16cid w16 w16cex w16sdtdh wp14">
   <w:abstractNum w:abstractNumId="0" w15:restartNumberingAfterBreak="0">
     <w:nsid w:val="EC989CA2"/>
     <w:multiLevelType w:val="singleLevel"/>
@@ -12487,7 +14493,7 @@
 </file>
 
 <file path=word/styles.xml><?xml version="1.0" encoding="utf-8"?>
-<w:styles xmlns:mc="http://schemas.openxmlformats.org/markup-compatibility/2006" xmlns:r="http://schemas.openxmlformats.org/officeDocument/2006/relationships" xmlns:w="http://schemas.openxmlformats.org/wordprocessingml/2006/main" xmlns:w14="http://schemas.microsoft.com/office/word/2010/wordml" xmlns:w15="http://schemas.microsoft.com/office/word/2012/wordml" xmlns:w16cex="http://schemas.microsoft.com/office/word/2018/wordml/cex" xmlns:w16cid="http://schemas.microsoft.com/office/word/2016/wordml/cid" xmlns:w16="http://schemas.microsoft.com/office/word/2018/wordml" xmlns:w16du="http://schemas.microsoft.com/office/word/2023/wordml/word16du" xmlns:w16sdtdh="http://schemas.microsoft.com/office/word/2020/wordml/sdtdatahash" xmlns:w16sdtfl="http://schemas.microsoft.com/office/word/2024/wordml/sdtformatlock" xmlns:w16se="http://schemas.microsoft.com/office/word/2015/wordml/symex" mc:Ignorable="w14 w15 w16se w16cid w16 w16cex w16sdtdh w16sdtfl w16du">
+<w:styles xmlns:mc="http://schemas.openxmlformats.org/markup-compatibility/2006" xmlns:r="http://schemas.openxmlformats.org/officeDocument/2006/relationships" xmlns:w="http://schemas.openxmlformats.org/wordprocessingml/2006/main" xmlns:w14="http://schemas.microsoft.com/office/word/2010/wordml" xmlns:w15="http://schemas.microsoft.com/office/word/2012/wordml" xmlns:w16cex="http://schemas.microsoft.com/office/word/2018/wordml/cex" xmlns:w16cid="http://schemas.microsoft.com/office/word/2016/wordml/cid" xmlns:w16="http://schemas.microsoft.com/office/word/2018/wordml" xmlns:w16sdtdh="http://schemas.microsoft.com/office/word/2020/wordml/sdtdatahash" xmlns:w16se="http://schemas.microsoft.com/office/word/2015/wordml/symex" mc:Ignorable="w14 w15 w16se w16cid w16 w16cex w16sdtdh">
   <w:docDefaults>
     <w:rPrDefault>
       <w:rPr>
@@ -14212,10 +16218,6 @@
 </file>
 
 <file path=customXml/item1.xml><?xml version="1.0" encoding="utf-8"?>
-<b:Sources xmlns:b="http://schemas.openxmlformats.org/officeDocument/2006/bibliography" xmlns="http://schemas.openxmlformats.org/officeDocument/2006/bibliography" SelectedStyle="\APASixthEditionOfficeOnline.xsl" StyleName="APA" Version="6"/>
-</file>
-
-<file path=customXml/item2.xml><?xml version="1.0" encoding="utf-8"?>
 <s:customData xmlns="http://www.wps.cn/officeDocument/2013/wpsCustomData" xmlns:s="http://www.wps.cn/officeDocument/2013/wpsCustomData">
   <customSectProps>
     <customSectPr/>
@@ -14228,18 +16230,22 @@
 </s:customData>
 </file>
 
+<file path=customXml/item2.xml><?xml version="1.0" encoding="utf-8"?>
+<b:Sources xmlns:b="http://schemas.openxmlformats.org/officeDocument/2006/bibliography" xmlns="http://schemas.openxmlformats.org/officeDocument/2006/bibliography" SelectedStyle="\APASixthEditionOfficeOnline.xsl" StyleName="APA" Version="6"/>
+</file>
+
 <file path=customXml/itemProps1.xml><?xml version="1.0" encoding="utf-8"?>
+<ds:datastoreItem xmlns:ds="http://schemas.openxmlformats.org/officeDocument/2006/customXml" ds:itemID="{B1977F7D-205B-4081-913C-38D41E755F92}">
+  <ds:schemaRefs>
+    <ds:schemaRef ds:uri="http://www.wps.cn/officeDocument/2013/wpsCustomData"/>
+  </ds:schemaRefs>
+</ds:datastoreItem>
+</file>
+
+<file path=customXml/itemProps2.xml><?xml version="1.0" encoding="utf-8"?>
 <ds:datastoreItem xmlns:ds="http://schemas.openxmlformats.org/officeDocument/2006/customXml" ds:itemID="{13CB8D0D-7C6C-45FC-9596-5BD9A00FAACA}">
   <ds:schemaRefs>
     <ds:schemaRef ds:uri="http://schemas.openxmlformats.org/officeDocument/2006/bibliography"/>
   </ds:schemaRefs>
 </ds:datastoreItem>
-</file>
-
-<file path=customXml/itemProps2.xml><?xml version="1.0" encoding="utf-8"?>
-<ds:datastoreItem xmlns:ds="http://schemas.openxmlformats.org/officeDocument/2006/customXml" ds:itemID="{B1977F7D-205B-4081-913C-38D41E755F92}">
-  <ds:schemaRefs>
-    <ds:schemaRef ds:uri="http://www.wps.cn/officeDocument/2013/wpsCustomData"/>
-  </ds:schemaRefs>
-</ds:datastoreItem>
 </file>
--- a/多数据源融合的互联网个人贷款风控系统软件需求分析报告.docx
+++ b/多数据源融合的互联网个人贷款风控系统软件需求分析报告.docx
@@ -1,6 +1,6 @@
 
 <file path=word/document.xml><?xml version="1.0" encoding="utf-8"?>
-<w:document xmlns:wpc="http://schemas.microsoft.com/office/word/2010/wordprocessingCanvas" xmlns:cx="http://schemas.microsoft.com/office/drawing/2014/chartex" xmlns:cx1="http://schemas.microsoft.com/office/drawing/2015/9/8/chartex" xmlns:cx2="http://schemas.microsoft.com/office/drawing/2015/10/21/chartex" xmlns:cx3="http://schemas.microsoft.com/office/drawing/2016/5/9/chartex" xmlns:cx4="http://schemas.microsoft.com/office/drawing/2016/5/10/chartex" xmlns:cx5="http://schemas.microsoft.com/office/drawing/2016/5/11/chartex" xmlns:cx6="http://schemas.microsoft.com/office/drawing/2016/5/12/chartex" xmlns:cx7="http://schemas.microsoft.com/office/drawing/2016/5/13/chartex" xmlns:cx8="http://schemas.microsoft.com/office/drawing/2016/5/14/chartex" xmlns:mc="http://schemas.openxmlformats.org/markup-compatibility/2006" xmlns:aink="http://schemas.microsoft.com/office/drawing/2016/ink" xmlns:am3d="http://schemas.microsoft.com/office/drawing/2017/model3d" xmlns:o="urn:schemas-microsoft-com:office:office" xmlns:oel="http://schemas.microsoft.com/office/2019/extlst" xmlns:r="http://schemas.openxmlformats.org/officeDocument/2006/relationships" xmlns:m="http://schemas.openxmlformats.org/officeDocument/2006/math" xmlns:v="urn:schemas-microsoft-com:vml" xmlns:wp14="http://schemas.microsoft.com/office/word/2010/wordprocessingDrawing" xmlns:wp="http://schemas.openxmlformats.org/drawingml/2006/wordprocessingDrawing" xmlns:w10="urn:schemas-microsoft-com:office:word" xmlns:w="http://schemas.openxmlformats.org/wordprocessingml/2006/main" xmlns:w14="http://schemas.microsoft.com/office/word/2010/wordml" xmlns:w15="http://schemas.microsoft.com/office/word/2012/wordml" xmlns:w16cex="http://schemas.microsoft.com/office/word/2018/wordml/cex" xmlns:w16cid="http://schemas.microsoft.com/office/word/2016/wordml/cid" xmlns:w16="http://schemas.microsoft.com/office/word/2018/wordml" xmlns:w16sdtdh="http://schemas.microsoft.com/office/word/2020/wordml/sdtdatahash" xmlns:w16se="http://schemas.microsoft.com/office/word/2015/wordml/symex" xmlns:wpg="http://schemas.microsoft.com/office/word/2010/wordprocessingGroup" xmlns:wpi="http://schemas.microsoft.com/office/word/2010/wordprocessingInk" xmlns:wne="http://schemas.microsoft.com/office/word/2006/wordml" xmlns:wps="http://schemas.microsoft.com/office/word/2010/wordprocessingShape" mc:Ignorable="w14 w15 w16se w16cid w16 w16cex w16sdtdh wp14">
+<w:document xmlns:wpc="http://schemas.microsoft.com/office/word/2010/wordprocessingCanvas" xmlns:cx="http://schemas.microsoft.com/office/drawing/2014/chartex" xmlns:cx1="http://schemas.microsoft.com/office/drawing/2015/9/8/chartex" xmlns:cx2="http://schemas.microsoft.com/office/drawing/2015/10/21/chartex" xmlns:cx3="http://schemas.microsoft.com/office/drawing/2016/5/9/chartex" xmlns:cx4="http://schemas.microsoft.com/office/drawing/2016/5/10/chartex" xmlns:cx5="http://schemas.microsoft.com/office/drawing/2016/5/11/chartex" xmlns:cx6="http://schemas.microsoft.com/office/drawing/2016/5/12/chartex" xmlns:cx7="http://schemas.microsoft.com/office/drawing/2016/5/13/chartex" xmlns:cx8="http://schemas.microsoft.com/office/drawing/2016/5/14/chartex" xmlns:mc="http://schemas.openxmlformats.org/markup-compatibility/2006" xmlns:aink="http://schemas.microsoft.com/office/drawing/2016/ink" xmlns:am3d="http://schemas.microsoft.com/office/drawing/2017/model3d" xmlns:o="urn:schemas-microsoft-com:office:office" xmlns:oel="http://schemas.microsoft.com/office/2019/extlst" xmlns:r="http://schemas.openxmlformats.org/officeDocument/2006/relationships" xmlns:m="http://schemas.openxmlformats.org/officeDocument/2006/math" xmlns:v="urn:schemas-microsoft-com:vml" xmlns:wp14="http://schemas.microsoft.com/office/word/2010/wordprocessingDrawing" xmlns:wp="http://schemas.openxmlformats.org/drawingml/2006/wordprocessingDrawing" xmlns:w10="urn:schemas-microsoft-com:office:word" xmlns:w="http://schemas.openxmlformats.org/wordprocessingml/2006/main" xmlns:w14="http://schemas.microsoft.com/office/word/2010/wordml" xmlns:w15="http://schemas.microsoft.com/office/word/2012/wordml" xmlns:w16cex="http://schemas.microsoft.com/office/word/2018/wordml/cex" xmlns:w16cid="http://schemas.microsoft.com/office/word/2016/wordml/cid" xmlns:w16="http://schemas.microsoft.com/office/word/2018/wordml" xmlns:w16du="http://schemas.microsoft.com/office/word/2023/wordml/word16du" xmlns:w16sdtdh="http://schemas.microsoft.com/office/word/2020/wordml/sdtdatahash" xmlns:w16sdtfl="http://schemas.microsoft.com/office/word/2024/wordml/sdtformatlock" xmlns:w16se="http://schemas.microsoft.com/office/word/2015/wordml/symex" xmlns:wpg="http://schemas.microsoft.com/office/word/2010/wordprocessingGroup" xmlns:wpi="http://schemas.microsoft.com/office/word/2010/wordprocessingInk" xmlns:wne="http://schemas.microsoft.com/office/word/2006/wordml" xmlns:wps="http://schemas.microsoft.com/office/word/2010/wordprocessingShape" mc:Ignorable="w14 w15 w16se w16cid w16 w16cex w16sdtdh w16sdtfl w16du wp14">
   <w:body>
     <w:p>
       <w:pPr>
@@ -10,8 +10,13 @@
         </w:rPr>
       </w:pPr>
       <w:r>
-        <w:t>附录 A  软件需求分析报告文档</w:t>
-      </w:r>
+        <w:t xml:space="preserve">附录 </w:t>
+      </w:r>
+      <w:proofErr w:type="gramStart"/>
+      <w:r>
+        <w:t>A  软件需求分析报告文档</w:t>
+      </w:r>
+      <w:proofErr w:type="gramEnd"/>
     </w:p>
     <w:p>
       <w:pPr>
@@ -40,22 +45,36 @@
       <w:r>
         <w:fldChar w:fldCharType="separate"/>
       </w:r>
-      <w:hyperlink w:anchor="_Toc243072607" w:history="1">
+      <w:hyperlink w:anchor="_Toc243920372" w:history="1">
         <w:r>
           <w:rPr>
             <w:rStyle w:val="af9"/>
+            <w:noProof/>
+          </w:rPr>
+          <w:t xml:space="preserve">1. </w:t>
+        </w:r>
+        <w:r>
+          <w:rPr>
+            <w:rStyle w:val="af9"/>
+            <w:noProof/>
+          </w:rPr>
+          <w:t>引言</w:t>
+        </w:r>
+        <w:r>
+          <w:rPr>
             <w:rFonts w:hint="eastAsia"/>
             <w:noProof/>
-          </w:rPr>
-          <w:t xml:space="preserve">1. </w:t>
-        </w:r>
-        <w:r>
-          <w:rPr>
-            <w:rStyle w:val="af9"/>
+            <w:webHidden/>
+          </w:rPr>
+          <w:tab/>
+        </w:r>
+        <w:r>
+          <w:rPr>
             <w:rFonts w:hint="eastAsia"/>
             <w:noProof/>
-          </w:rPr>
-          <w:t>引言</w:t>
+            <w:webHidden/>
+          </w:rPr>
+          <w:fldChar w:fldCharType="begin"/>
         </w:r>
         <w:r>
           <w:rPr>
@@ -63,7 +82,14 @@
             <w:noProof/>
             <w:webHidden/>
           </w:rPr>
-          <w:tab/>
+          <w:instrText xml:space="preserve"> </w:instrText>
+        </w:r>
+        <w:r>
+          <w:rPr>
+            <w:noProof/>
+            <w:webHidden/>
+          </w:rPr>
+          <w:instrText>PAGEREF _Toc243920372 \h</w:instrText>
         </w:r>
         <w:r>
           <w:rPr>
@@ -71,7 +97,7 @@
             <w:noProof/>
             <w:webHidden/>
           </w:rPr>
-          <w:fldChar w:fldCharType="begin"/>
+          <w:instrText xml:space="preserve"> </w:instrText>
         </w:r>
         <w:r>
           <w:rPr>
@@ -79,32 +105,10 @@
             <w:noProof/>
             <w:webHidden/>
           </w:rPr>
-          <w:instrText xml:space="preserve"> </w:instrText>
-        </w:r>
-        <w:r>
-          <w:rPr>
-            <w:noProof/>
-            <w:webHidden/>
-          </w:rPr>
-          <w:instrText>PAGEREF _Toc243072607 \h</w:instrText>
         </w:r>
         <w:r>
           <w:rPr>
             <w:rFonts w:hint="eastAsia"/>
-            <w:noProof/>
-            <w:webHidden/>
-          </w:rPr>
-          <w:instrText xml:space="preserve"> </w:instrText>
-        </w:r>
-        <w:r>
-          <w:rPr>
-            <w:rFonts w:hint="eastAsia"/>
-            <w:noProof/>
-            <w:webHidden/>
-          </w:rPr>
-        </w:r>
-        <w:r>
-          <w:rPr>
             <w:noProof/>
             <w:webHidden/>
           </w:rPr>
@@ -143,22 +147,36 @@
           <w14:ligatures w14:val="standardContextual"/>
         </w:rPr>
       </w:pPr>
-      <w:hyperlink w:anchor="_Toc243072608" w:history="1">
+      <w:hyperlink w:anchor="_Toc243920373" w:history="1">
         <w:r>
           <w:rPr>
             <w:rStyle w:val="af9"/>
+            <w:noProof/>
+          </w:rPr>
+          <w:t xml:space="preserve">1.1 </w:t>
+        </w:r>
+        <w:r>
+          <w:rPr>
+            <w:rStyle w:val="af9"/>
+            <w:noProof/>
+          </w:rPr>
+          <w:t>编写目的</w:t>
+        </w:r>
+        <w:r>
+          <w:rPr>
             <w:rFonts w:hint="eastAsia"/>
             <w:noProof/>
-          </w:rPr>
-          <w:t xml:space="preserve">1.1 </w:t>
-        </w:r>
-        <w:r>
-          <w:rPr>
-            <w:rStyle w:val="af9"/>
+            <w:webHidden/>
+          </w:rPr>
+          <w:tab/>
+        </w:r>
+        <w:r>
+          <w:rPr>
             <w:rFonts w:hint="eastAsia"/>
             <w:noProof/>
-          </w:rPr>
-          <w:t>编写目的</w:t>
+            <w:webHidden/>
+          </w:rPr>
+          <w:fldChar w:fldCharType="begin"/>
         </w:r>
         <w:r>
           <w:rPr>
@@ -166,7 +184,14 @@
             <w:noProof/>
             <w:webHidden/>
           </w:rPr>
-          <w:tab/>
+          <w:instrText xml:space="preserve"> </w:instrText>
+        </w:r>
+        <w:r>
+          <w:rPr>
+            <w:noProof/>
+            <w:webHidden/>
+          </w:rPr>
+          <w:instrText>PAGEREF _Toc243920373 \h</w:instrText>
         </w:r>
         <w:r>
           <w:rPr>
@@ -174,7 +199,7 @@
             <w:noProof/>
             <w:webHidden/>
           </w:rPr>
-          <w:fldChar w:fldCharType="begin"/>
+          <w:instrText xml:space="preserve"> </w:instrText>
         </w:r>
         <w:r>
           <w:rPr>
@@ -182,32 +207,10 @@
             <w:noProof/>
             <w:webHidden/>
           </w:rPr>
-          <w:instrText xml:space="preserve"> </w:instrText>
-        </w:r>
-        <w:r>
-          <w:rPr>
-            <w:noProof/>
-            <w:webHidden/>
-          </w:rPr>
-          <w:instrText>PAGEREF _Toc243072608 \h</w:instrText>
         </w:r>
         <w:r>
           <w:rPr>
             <w:rFonts w:hint="eastAsia"/>
-            <w:noProof/>
-            <w:webHidden/>
-          </w:rPr>
-          <w:instrText xml:space="preserve"> </w:instrText>
-        </w:r>
-        <w:r>
-          <w:rPr>
-            <w:rFonts w:hint="eastAsia"/>
-            <w:noProof/>
-            <w:webHidden/>
-          </w:rPr>
-        </w:r>
-        <w:r>
-          <w:rPr>
             <w:noProof/>
             <w:webHidden/>
           </w:rPr>
@@ -246,22 +249,36 @@
           <w14:ligatures w14:val="standardContextual"/>
         </w:rPr>
       </w:pPr>
-      <w:hyperlink w:anchor="_Toc243072609" w:history="1">
+      <w:hyperlink w:anchor="_Toc243920374" w:history="1">
         <w:r>
           <w:rPr>
             <w:rStyle w:val="af9"/>
+            <w:noProof/>
+          </w:rPr>
+          <w:t xml:space="preserve">1.2 </w:t>
+        </w:r>
+        <w:r>
+          <w:rPr>
+            <w:rStyle w:val="af9"/>
+            <w:noProof/>
+          </w:rPr>
+          <w:t>项目风险</w:t>
+        </w:r>
+        <w:r>
+          <w:rPr>
             <w:rFonts w:hint="eastAsia"/>
             <w:noProof/>
-          </w:rPr>
-          <w:t xml:space="preserve">1.2 </w:t>
-        </w:r>
-        <w:r>
-          <w:rPr>
-            <w:rStyle w:val="af9"/>
+            <w:webHidden/>
+          </w:rPr>
+          <w:tab/>
+        </w:r>
+        <w:r>
+          <w:rPr>
             <w:rFonts w:hint="eastAsia"/>
             <w:noProof/>
-          </w:rPr>
-          <w:t>项目风险</w:t>
+            <w:webHidden/>
+          </w:rPr>
+          <w:fldChar w:fldCharType="begin"/>
         </w:r>
         <w:r>
           <w:rPr>
@@ -269,7 +286,14 @@
             <w:noProof/>
             <w:webHidden/>
           </w:rPr>
-          <w:tab/>
+          <w:instrText xml:space="preserve"> </w:instrText>
+        </w:r>
+        <w:r>
+          <w:rPr>
+            <w:noProof/>
+            <w:webHidden/>
+          </w:rPr>
+          <w:instrText>PAGEREF _Toc243920374 \h</w:instrText>
         </w:r>
         <w:r>
           <w:rPr>
@@ -277,7 +301,7 @@
             <w:noProof/>
             <w:webHidden/>
           </w:rPr>
-          <w:fldChar w:fldCharType="begin"/>
+          <w:instrText xml:space="preserve"> </w:instrText>
         </w:r>
         <w:r>
           <w:rPr>
@@ -285,32 +309,10 @@
             <w:noProof/>
             <w:webHidden/>
           </w:rPr>
-          <w:instrText xml:space="preserve"> </w:instrText>
-        </w:r>
-        <w:r>
-          <w:rPr>
-            <w:noProof/>
-            <w:webHidden/>
-          </w:rPr>
-          <w:instrText>PAGEREF _Toc243072609 \h</w:instrText>
         </w:r>
         <w:r>
           <w:rPr>
             <w:rFonts w:hint="eastAsia"/>
-            <w:noProof/>
-            <w:webHidden/>
-          </w:rPr>
-          <w:instrText xml:space="preserve"> </w:instrText>
-        </w:r>
-        <w:r>
-          <w:rPr>
-            <w:rFonts w:hint="eastAsia"/>
-            <w:noProof/>
-            <w:webHidden/>
-          </w:rPr>
-        </w:r>
-        <w:r>
-          <w:rPr>
             <w:noProof/>
             <w:webHidden/>
           </w:rPr>
@@ -349,22 +351,36 @@
           <w14:ligatures w14:val="standardContextual"/>
         </w:rPr>
       </w:pPr>
-      <w:hyperlink w:anchor="_Toc243072610" w:history="1">
+      <w:hyperlink w:anchor="_Toc243920375" w:history="1">
         <w:r>
           <w:rPr>
             <w:rStyle w:val="af9"/>
+            <w:noProof/>
+          </w:rPr>
+          <w:t xml:space="preserve">1.3 </w:t>
+        </w:r>
+        <w:r>
+          <w:rPr>
+            <w:rStyle w:val="af9"/>
+            <w:noProof/>
+          </w:rPr>
+          <w:t>文档约定</w:t>
+        </w:r>
+        <w:r>
+          <w:rPr>
             <w:rFonts w:hint="eastAsia"/>
             <w:noProof/>
-          </w:rPr>
-          <w:t xml:space="preserve">1.3 </w:t>
-        </w:r>
-        <w:r>
-          <w:rPr>
-            <w:rStyle w:val="af9"/>
+            <w:webHidden/>
+          </w:rPr>
+          <w:tab/>
+        </w:r>
+        <w:r>
+          <w:rPr>
             <w:rFonts w:hint="eastAsia"/>
             <w:noProof/>
-          </w:rPr>
-          <w:t>文档约定</w:t>
+            <w:webHidden/>
+          </w:rPr>
+          <w:fldChar w:fldCharType="begin"/>
         </w:r>
         <w:r>
           <w:rPr>
@@ -372,7 +388,14 @@
             <w:noProof/>
             <w:webHidden/>
           </w:rPr>
-          <w:tab/>
+          <w:instrText xml:space="preserve"> </w:instrText>
+        </w:r>
+        <w:r>
+          <w:rPr>
+            <w:noProof/>
+            <w:webHidden/>
+          </w:rPr>
+          <w:instrText>PAGEREF _Toc243920375 \h</w:instrText>
         </w:r>
         <w:r>
           <w:rPr>
@@ -380,7 +403,7 @@
             <w:noProof/>
             <w:webHidden/>
           </w:rPr>
-          <w:fldChar w:fldCharType="begin"/>
+          <w:instrText xml:space="preserve"> </w:instrText>
         </w:r>
         <w:r>
           <w:rPr>
@@ -388,32 +411,10 @@
             <w:noProof/>
             <w:webHidden/>
           </w:rPr>
-          <w:instrText xml:space="preserve"> </w:instrText>
-        </w:r>
-        <w:r>
-          <w:rPr>
-            <w:noProof/>
-            <w:webHidden/>
-          </w:rPr>
-          <w:instrText>PAGEREF _Toc243072610 \h</w:instrText>
         </w:r>
         <w:r>
           <w:rPr>
             <w:rFonts w:hint="eastAsia"/>
-            <w:noProof/>
-            <w:webHidden/>
-          </w:rPr>
-          <w:instrText xml:space="preserve"> </w:instrText>
-        </w:r>
-        <w:r>
-          <w:rPr>
-            <w:rFonts w:hint="eastAsia"/>
-            <w:noProof/>
-            <w:webHidden/>
-          </w:rPr>
-        </w:r>
-        <w:r>
-          <w:rPr>
             <w:noProof/>
             <w:webHidden/>
           </w:rPr>
@@ -452,22 +453,36 @@
           <w14:ligatures w14:val="standardContextual"/>
         </w:rPr>
       </w:pPr>
-      <w:hyperlink w:anchor="_Toc243072611" w:history="1">
+      <w:hyperlink w:anchor="_Toc243920376" w:history="1">
         <w:r>
           <w:rPr>
             <w:rStyle w:val="af9"/>
+            <w:noProof/>
+          </w:rPr>
+          <w:t xml:space="preserve">1.4 </w:t>
+        </w:r>
+        <w:r>
+          <w:rPr>
+            <w:rStyle w:val="af9"/>
+            <w:noProof/>
+          </w:rPr>
+          <w:t>预期读者和阅读建议</w:t>
+        </w:r>
+        <w:r>
+          <w:rPr>
             <w:rFonts w:hint="eastAsia"/>
             <w:noProof/>
-          </w:rPr>
-          <w:t xml:space="preserve">1.4 </w:t>
-        </w:r>
-        <w:r>
-          <w:rPr>
-            <w:rStyle w:val="af9"/>
+            <w:webHidden/>
+          </w:rPr>
+          <w:tab/>
+        </w:r>
+        <w:r>
+          <w:rPr>
             <w:rFonts w:hint="eastAsia"/>
             <w:noProof/>
-          </w:rPr>
-          <w:t>预期读者和阅读建议</w:t>
+            <w:webHidden/>
+          </w:rPr>
+          <w:fldChar w:fldCharType="begin"/>
         </w:r>
         <w:r>
           <w:rPr>
@@ -475,7 +490,14 @@
             <w:noProof/>
             <w:webHidden/>
           </w:rPr>
-          <w:tab/>
+          <w:instrText xml:space="preserve"> </w:instrText>
+        </w:r>
+        <w:r>
+          <w:rPr>
+            <w:noProof/>
+            <w:webHidden/>
+          </w:rPr>
+          <w:instrText>PAGEREF _Toc243920376 \h</w:instrText>
         </w:r>
         <w:r>
           <w:rPr>
@@ -483,7 +505,7 @@
             <w:noProof/>
             <w:webHidden/>
           </w:rPr>
-          <w:fldChar w:fldCharType="begin"/>
+          <w:instrText xml:space="preserve"> </w:instrText>
         </w:r>
         <w:r>
           <w:rPr>
@@ -491,32 +513,10 @@
             <w:noProof/>
             <w:webHidden/>
           </w:rPr>
-          <w:instrText xml:space="preserve"> </w:instrText>
-        </w:r>
-        <w:r>
-          <w:rPr>
-            <w:noProof/>
-            <w:webHidden/>
-          </w:rPr>
-          <w:instrText>PAGEREF _Toc243072611 \h</w:instrText>
         </w:r>
         <w:r>
           <w:rPr>
             <w:rFonts w:hint="eastAsia"/>
-            <w:noProof/>
-            <w:webHidden/>
-          </w:rPr>
-          <w:instrText xml:space="preserve"> </w:instrText>
-        </w:r>
-        <w:r>
-          <w:rPr>
-            <w:rFonts w:hint="eastAsia"/>
-            <w:noProof/>
-            <w:webHidden/>
-          </w:rPr>
-        </w:r>
-        <w:r>
-          <w:rPr>
             <w:noProof/>
             <w:webHidden/>
           </w:rPr>
@@ -555,22 +555,36 @@
           <w14:ligatures w14:val="standardContextual"/>
         </w:rPr>
       </w:pPr>
-      <w:hyperlink w:anchor="_Toc243072612" w:history="1">
+      <w:hyperlink w:anchor="_Toc243920377" w:history="1">
         <w:r>
           <w:rPr>
             <w:rStyle w:val="af9"/>
+            <w:noProof/>
+          </w:rPr>
+          <w:t xml:space="preserve">1.5 </w:t>
+        </w:r>
+        <w:r>
+          <w:rPr>
+            <w:rStyle w:val="af9"/>
+            <w:noProof/>
+          </w:rPr>
+          <w:t>产品范围</w:t>
+        </w:r>
+        <w:r>
+          <w:rPr>
             <w:rFonts w:hint="eastAsia"/>
             <w:noProof/>
-          </w:rPr>
-          <w:t xml:space="preserve">1.5 </w:t>
-        </w:r>
-        <w:r>
-          <w:rPr>
-            <w:rStyle w:val="af9"/>
+            <w:webHidden/>
+          </w:rPr>
+          <w:tab/>
+        </w:r>
+        <w:r>
+          <w:rPr>
             <w:rFonts w:hint="eastAsia"/>
             <w:noProof/>
-          </w:rPr>
-          <w:t>产品范围</w:t>
+            <w:webHidden/>
+          </w:rPr>
+          <w:fldChar w:fldCharType="begin"/>
         </w:r>
         <w:r>
           <w:rPr>
@@ -578,7 +592,14 @@
             <w:noProof/>
             <w:webHidden/>
           </w:rPr>
-          <w:tab/>
+          <w:instrText xml:space="preserve"> </w:instrText>
+        </w:r>
+        <w:r>
+          <w:rPr>
+            <w:noProof/>
+            <w:webHidden/>
+          </w:rPr>
+          <w:instrText>PAGEREF _Toc243920377 \h</w:instrText>
         </w:r>
         <w:r>
           <w:rPr>
@@ -586,7 +607,7 @@
             <w:noProof/>
             <w:webHidden/>
           </w:rPr>
-          <w:fldChar w:fldCharType="begin"/>
+          <w:instrText xml:space="preserve"> </w:instrText>
         </w:r>
         <w:r>
           <w:rPr>
@@ -594,32 +615,10 @@
             <w:noProof/>
             <w:webHidden/>
           </w:rPr>
-          <w:instrText xml:space="preserve"> </w:instrText>
-        </w:r>
-        <w:r>
-          <w:rPr>
-            <w:noProof/>
-            <w:webHidden/>
-          </w:rPr>
-          <w:instrText>PAGEREF _Toc243072612 \h</w:instrText>
         </w:r>
         <w:r>
           <w:rPr>
             <w:rFonts w:hint="eastAsia"/>
-            <w:noProof/>
-            <w:webHidden/>
-          </w:rPr>
-          <w:instrText xml:space="preserve"> </w:instrText>
-        </w:r>
-        <w:r>
-          <w:rPr>
-            <w:rFonts w:hint="eastAsia"/>
-            <w:noProof/>
-            <w:webHidden/>
-          </w:rPr>
-        </w:r>
-        <w:r>
-          <w:rPr>
             <w:noProof/>
             <w:webHidden/>
           </w:rPr>
@@ -658,22 +657,36 @@
           <w14:ligatures w14:val="standardContextual"/>
         </w:rPr>
       </w:pPr>
-      <w:hyperlink w:anchor="_Toc243072613" w:history="1">
+      <w:hyperlink w:anchor="_Toc243920378" w:history="1">
         <w:r>
           <w:rPr>
             <w:rStyle w:val="af9"/>
+            <w:noProof/>
+          </w:rPr>
+          <w:t xml:space="preserve">1.6 </w:t>
+        </w:r>
+        <w:r>
+          <w:rPr>
+            <w:rStyle w:val="af9"/>
+            <w:noProof/>
+          </w:rPr>
+          <w:t>参考文献</w:t>
+        </w:r>
+        <w:r>
+          <w:rPr>
             <w:rFonts w:hint="eastAsia"/>
             <w:noProof/>
-          </w:rPr>
-          <w:t xml:space="preserve">1.6 </w:t>
-        </w:r>
-        <w:r>
-          <w:rPr>
-            <w:rStyle w:val="af9"/>
+            <w:webHidden/>
+          </w:rPr>
+          <w:tab/>
+        </w:r>
+        <w:r>
+          <w:rPr>
             <w:rFonts w:hint="eastAsia"/>
             <w:noProof/>
-          </w:rPr>
-          <w:t>参考文献</w:t>
+            <w:webHidden/>
+          </w:rPr>
+          <w:fldChar w:fldCharType="begin"/>
         </w:r>
         <w:r>
           <w:rPr>
@@ -681,7 +694,14 @@
             <w:noProof/>
             <w:webHidden/>
           </w:rPr>
-          <w:tab/>
+          <w:instrText xml:space="preserve"> </w:instrText>
+        </w:r>
+        <w:r>
+          <w:rPr>
+            <w:noProof/>
+            <w:webHidden/>
+          </w:rPr>
+          <w:instrText>PAGEREF _Toc243920378 \h</w:instrText>
         </w:r>
         <w:r>
           <w:rPr>
@@ -689,7 +709,7 @@
             <w:noProof/>
             <w:webHidden/>
           </w:rPr>
-          <w:fldChar w:fldCharType="begin"/>
+          <w:instrText xml:space="preserve"> </w:instrText>
         </w:r>
         <w:r>
           <w:rPr>
@@ -697,32 +717,10 @@
             <w:noProof/>
             <w:webHidden/>
           </w:rPr>
-          <w:instrText xml:space="preserve"> </w:instrText>
-        </w:r>
-        <w:r>
-          <w:rPr>
-            <w:noProof/>
-            <w:webHidden/>
-          </w:rPr>
-          <w:instrText>PAGEREF _Toc243072613 \h</w:instrText>
         </w:r>
         <w:r>
           <w:rPr>
             <w:rFonts w:hint="eastAsia"/>
-            <w:noProof/>
-            <w:webHidden/>
-          </w:rPr>
-          <w:instrText xml:space="preserve"> </w:instrText>
-        </w:r>
-        <w:r>
-          <w:rPr>
-            <w:rFonts w:hint="eastAsia"/>
-            <w:noProof/>
-            <w:webHidden/>
-          </w:rPr>
-        </w:r>
-        <w:r>
-          <w:rPr>
             <w:noProof/>
             <w:webHidden/>
           </w:rPr>
@@ -763,22 +761,36 @@
           <w14:ligatures w14:val="standardContextual"/>
         </w:rPr>
       </w:pPr>
-      <w:hyperlink w:anchor="_Toc243072614" w:history="1">
+      <w:hyperlink w:anchor="_Toc243920379" w:history="1">
         <w:r>
           <w:rPr>
             <w:rStyle w:val="af9"/>
+            <w:noProof/>
+          </w:rPr>
+          <w:t xml:space="preserve">2. </w:t>
+        </w:r>
+        <w:r>
+          <w:rPr>
+            <w:rStyle w:val="af9"/>
+            <w:noProof/>
+          </w:rPr>
+          <w:t>综合描述</w:t>
+        </w:r>
+        <w:r>
+          <w:rPr>
             <w:rFonts w:hint="eastAsia"/>
             <w:noProof/>
-          </w:rPr>
-          <w:t xml:space="preserve">2. </w:t>
-        </w:r>
-        <w:r>
-          <w:rPr>
-            <w:rStyle w:val="af9"/>
+            <w:webHidden/>
+          </w:rPr>
+          <w:tab/>
+        </w:r>
+        <w:r>
+          <w:rPr>
             <w:rFonts w:hint="eastAsia"/>
             <w:noProof/>
-          </w:rPr>
-          <w:t>综合描述</w:t>
+            <w:webHidden/>
+          </w:rPr>
+          <w:fldChar w:fldCharType="begin"/>
         </w:r>
         <w:r>
           <w:rPr>
@@ -786,7 +798,14 @@
             <w:noProof/>
             <w:webHidden/>
           </w:rPr>
-          <w:tab/>
+          <w:instrText xml:space="preserve"> </w:instrText>
+        </w:r>
+        <w:r>
+          <w:rPr>
+            <w:noProof/>
+            <w:webHidden/>
+          </w:rPr>
+          <w:instrText>PAGEREF _Toc243920379 \h</w:instrText>
         </w:r>
         <w:r>
           <w:rPr>
@@ -794,7 +813,7 @@
             <w:noProof/>
             <w:webHidden/>
           </w:rPr>
-          <w:fldChar w:fldCharType="begin"/>
+          <w:instrText xml:space="preserve"> </w:instrText>
         </w:r>
         <w:r>
           <w:rPr>
@@ -802,32 +821,10 @@
             <w:noProof/>
             <w:webHidden/>
           </w:rPr>
-          <w:instrText xml:space="preserve"> </w:instrText>
-        </w:r>
-        <w:r>
-          <w:rPr>
-            <w:noProof/>
-            <w:webHidden/>
-          </w:rPr>
-          <w:instrText>PAGEREF _Toc243072614 \h</w:instrText>
         </w:r>
         <w:r>
           <w:rPr>
             <w:rFonts w:hint="eastAsia"/>
-            <w:noProof/>
-            <w:webHidden/>
-          </w:rPr>
-          <w:instrText xml:space="preserve"> </w:instrText>
-        </w:r>
-        <w:r>
-          <w:rPr>
-            <w:rFonts w:hint="eastAsia"/>
-            <w:noProof/>
-            <w:webHidden/>
-          </w:rPr>
-        </w:r>
-        <w:r>
-          <w:rPr>
             <w:noProof/>
             <w:webHidden/>
           </w:rPr>
@@ -866,22 +863,36 @@
           <w14:ligatures w14:val="standardContextual"/>
         </w:rPr>
       </w:pPr>
-      <w:hyperlink w:anchor="_Toc243072615" w:history="1">
+      <w:hyperlink w:anchor="_Toc243920380" w:history="1">
         <w:r>
           <w:rPr>
             <w:rStyle w:val="af9"/>
+            <w:noProof/>
+          </w:rPr>
+          <w:t xml:space="preserve">2.1 </w:t>
+        </w:r>
+        <w:r>
+          <w:rPr>
+            <w:rStyle w:val="af9"/>
+            <w:noProof/>
+          </w:rPr>
+          <w:t>产品的功能</w:t>
+        </w:r>
+        <w:r>
+          <w:rPr>
             <w:rFonts w:hint="eastAsia"/>
             <w:noProof/>
-          </w:rPr>
-          <w:t xml:space="preserve">2.1 </w:t>
-        </w:r>
-        <w:r>
-          <w:rPr>
-            <w:rStyle w:val="af9"/>
+            <w:webHidden/>
+          </w:rPr>
+          <w:tab/>
+        </w:r>
+        <w:r>
+          <w:rPr>
             <w:rFonts w:hint="eastAsia"/>
             <w:noProof/>
-          </w:rPr>
-          <w:t>产品的功能</w:t>
+            <w:webHidden/>
+          </w:rPr>
+          <w:fldChar w:fldCharType="begin"/>
         </w:r>
         <w:r>
           <w:rPr>
@@ -889,7 +900,14 @@
             <w:noProof/>
             <w:webHidden/>
           </w:rPr>
-          <w:tab/>
+          <w:instrText xml:space="preserve"> </w:instrText>
+        </w:r>
+        <w:r>
+          <w:rPr>
+            <w:noProof/>
+            <w:webHidden/>
+          </w:rPr>
+          <w:instrText>PAGEREF _Toc243920380 \h</w:instrText>
         </w:r>
         <w:r>
           <w:rPr>
@@ -897,7 +915,7 @@
             <w:noProof/>
             <w:webHidden/>
           </w:rPr>
-          <w:fldChar w:fldCharType="begin"/>
+          <w:instrText xml:space="preserve"> </w:instrText>
         </w:r>
         <w:r>
           <w:rPr>
@@ -905,32 +923,10 @@
             <w:noProof/>
             <w:webHidden/>
           </w:rPr>
-          <w:instrText xml:space="preserve"> </w:instrText>
-        </w:r>
-        <w:r>
-          <w:rPr>
-            <w:noProof/>
-            <w:webHidden/>
-          </w:rPr>
-          <w:instrText>PAGEREF _Toc243072615 \h</w:instrText>
         </w:r>
         <w:r>
           <w:rPr>
             <w:rFonts w:hint="eastAsia"/>
-            <w:noProof/>
-            <w:webHidden/>
-          </w:rPr>
-          <w:instrText xml:space="preserve"> </w:instrText>
-        </w:r>
-        <w:r>
-          <w:rPr>
-            <w:rFonts w:hint="eastAsia"/>
-            <w:noProof/>
-            <w:webHidden/>
-          </w:rPr>
-        </w:r>
-        <w:r>
-          <w:rPr>
             <w:noProof/>
             <w:webHidden/>
           </w:rPr>
@@ -969,22 +965,36 @@
           <w14:ligatures w14:val="standardContextual"/>
         </w:rPr>
       </w:pPr>
-      <w:hyperlink w:anchor="_Toc243072616" w:history="1">
+      <w:hyperlink w:anchor="_Toc243920381" w:history="1">
         <w:r>
           <w:rPr>
             <w:rStyle w:val="af9"/>
+            <w:noProof/>
+          </w:rPr>
+          <w:t xml:space="preserve">2.2 </w:t>
+        </w:r>
+        <w:r>
+          <w:rPr>
+            <w:rStyle w:val="af9"/>
+            <w:noProof/>
+          </w:rPr>
+          <w:t>用户类和特性</w:t>
+        </w:r>
+        <w:r>
+          <w:rPr>
             <w:rFonts w:hint="eastAsia"/>
             <w:noProof/>
-          </w:rPr>
-          <w:t xml:space="preserve">2.2 </w:t>
-        </w:r>
-        <w:r>
-          <w:rPr>
-            <w:rStyle w:val="af9"/>
+            <w:webHidden/>
+          </w:rPr>
+          <w:tab/>
+        </w:r>
+        <w:r>
+          <w:rPr>
             <w:rFonts w:hint="eastAsia"/>
             <w:noProof/>
-          </w:rPr>
-          <w:t>用户类和特性</w:t>
+            <w:webHidden/>
+          </w:rPr>
+          <w:fldChar w:fldCharType="begin"/>
         </w:r>
         <w:r>
           <w:rPr>
@@ -992,7 +1002,14 @@
             <w:noProof/>
             <w:webHidden/>
           </w:rPr>
-          <w:tab/>
+          <w:instrText xml:space="preserve"> </w:instrText>
+        </w:r>
+        <w:r>
+          <w:rPr>
+            <w:noProof/>
+            <w:webHidden/>
+          </w:rPr>
+          <w:instrText>PAGEREF _Toc243920381 \h</w:instrText>
         </w:r>
         <w:r>
           <w:rPr>
@@ -1000,7 +1017,7 @@
             <w:noProof/>
             <w:webHidden/>
           </w:rPr>
-          <w:fldChar w:fldCharType="begin"/>
+          <w:instrText xml:space="preserve"> </w:instrText>
         </w:r>
         <w:r>
           <w:rPr>
@@ -1008,32 +1025,10 @@
             <w:noProof/>
             <w:webHidden/>
           </w:rPr>
-          <w:instrText xml:space="preserve"> </w:instrText>
-        </w:r>
-        <w:r>
-          <w:rPr>
-            <w:noProof/>
-            <w:webHidden/>
-          </w:rPr>
-          <w:instrText>PAGEREF _Toc243072616 \h</w:instrText>
         </w:r>
         <w:r>
           <w:rPr>
             <w:rFonts w:hint="eastAsia"/>
-            <w:noProof/>
-            <w:webHidden/>
-          </w:rPr>
-          <w:instrText xml:space="preserve"> </w:instrText>
-        </w:r>
-        <w:r>
-          <w:rPr>
-            <w:rFonts w:hint="eastAsia"/>
-            <w:noProof/>
-            <w:webHidden/>
-          </w:rPr>
-        </w:r>
-        <w:r>
-          <w:rPr>
             <w:noProof/>
             <w:webHidden/>
           </w:rPr>
@@ -1072,22 +1067,36 @@
           <w14:ligatures w14:val="standardContextual"/>
         </w:rPr>
       </w:pPr>
-      <w:hyperlink w:anchor="_Toc243072617" w:history="1">
+      <w:hyperlink w:anchor="_Toc243920382" w:history="1">
         <w:r>
           <w:rPr>
             <w:rStyle w:val="af9"/>
+            <w:noProof/>
+          </w:rPr>
+          <w:t xml:space="preserve">2.3 </w:t>
+        </w:r>
+        <w:r>
+          <w:rPr>
+            <w:rStyle w:val="af9"/>
+            <w:noProof/>
+          </w:rPr>
+          <w:t>运行环境</w:t>
+        </w:r>
+        <w:r>
+          <w:rPr>
             <w:rFonts w:hint="eastAsia"/>
             <w:noProof/>
-          </w:rPr>
-          <w:t xml:space="preserve">2.3 </w:t>
-        </w:r>
-        <w:r>
-          <w:rPr>
-            <w:rStyle w:val="af9"/>
+            <w:webHidden/>
+          </w:rPr>
+          <w:tab/>
+        </w:r>
+        <w:r>
+          <w:rPr>
             <w:rFonts w:hint="eastAsia"/>
             <w:noProof/>
-          </w:rPr>
-          <w:t>运行环境</w:t>
+            <w:webHidden/>
+          </w:rPr>
+          <w:fldChar w:fldCharType="begin"/>
         </w:r>
         <w:r>
           <w:rPr>
@@ -1095,7 +1104,14 @@
             <w:noProof/>
             <w:webHidden/>
           </w:rPr>
-          <w:tab/>
+          <w:instrText xml:space="preserve"> </w:instrText>
+        </w:r>
+        <w:r>
+          <w:rPr>
+            <w:noProof/>
+            <w:webHidden/>
+          </w:rPr>
+          <w:instrText>PAGEREF _Toc243920382 \h</w:instrText>
         </w:r>
         <w:r>
           <w:rPr>
@@ -1103,7 +1119,7 @@
             <w:noProof/>
             <w:webHidden/>
           </w:rPr>
-          <w:fldChar w:fldCharType="begin"/>
+          <w:instrText xml:space="preserve"> </w:instrText>
         </w:r>
         <w:r>
           <w:rPr>
@@ -1111,32 +1127,10 @@
             <w:noProof/>
             <w:webHidden/>
           </w:rPr>
-          <w:instrText xml:space="preserve"> </w:instrText>
-        </w:r>
-        <w:r>
-          <w:rPr>
-            <w:noProof/>
-            <w:webHidden/>
-          </w:rPr>
-          <w:instrText>PAGEREF _Toc243072617 \h</w:instrText>
         </w:r>
         <w:r>
           <w:rPr>
             <w:rFonts w:hint="eastAsia"/>
-            <w:noProof/>
-            <w:webHidden/>
-          </w:rPr>
-          <w:instrText xml:space="preserve"> </w:instrText>
-        </w:r>
-        <w:r>
-          <w:rPr>
-            <w:rFonts w:hint="eastAsia"/>
-            <w:noProof/>
-            <w:webHidden/>
-          </w:rPr>
-        </w:r>
-        <w:r>
-          <w:rPr>
             <w:noProof/>
             <w:webHidden/>
           </w:rPr>
@@ -1177,22 +1171,36 @@
           <w14:ligatures w14:val="standardContextual"/>
         </w:rPr>
       </w:pPr>
-      <w:hyperlink w:anchor="_Toc243072618" w:history="1">
+      <w:hyperlink w:anchor="_Toc243920383" w:history="1">
         <w:r>
           <w:rPr>
             <w:rStyle w:val="af9"/>
+            <w:noProof/>
+          </w:rPr>
+          <w:t xml:space="preserve">3. </w:t>
+        </w:r>
+        <w:r>
+          <w:rPr>
+            <w:rStyle w:val="af9"/>
+            <w:noProof/>
+          </w:rPr>
+          <w:t>外部接口需求</w:t>
+        </w:r>
+        <w:r>
+          <w:rPr>
             <w:rFonts w:hint="eastAsia"/>
             <w:noProof/>
-          </w:rPr>
-          <w:t xml:space="preserve">3. </w:t>
-        </w:r>
-        <w:r>
-          <w:rPr>
-            <w:rStyle w:val="af9"/>
+            <w:webHidden/>
+          </w:rPr>
+          <w:tab/>
+        </w:r>
+        <w:r>
+          <w:rPr>
             <w:rFonts w:hint="eastAsia"/>
             <w:noProof/>
-          </w:rPr>
-          <w:t>外部接口需求</w:t>
+            <w:webHidden/>
+          </w:rPr>
+          <w:fldChar w:fldCharType="begin"/>
         </w:r>
         <w:r>
           <w:rPr>
@@ -1200,7 +1208,14 @@
             <w:noProof/>
             <w:webHidden/>
           </w:rPr>
-          <w:tab/>
+          <w:instrText xml:space="preserve"> </w:instrText>
+        </w:r>
+        <w:r>
+          <w:rPr>
+            <w:noProof/>
+            <w:webHidden/>
+          </w:rPr>
+          <w:instrText>PAGEREF _Toc243920383 \h</w:instrText>
         </w:r>
         <w:r>
           <w:rPr>
@@ -1208,7 +1223,7 @@
             <w:noProof/>
             <w:webHidden/>
           </w:rPr>
-          <w:fldChar w:fldCharType="begin"/>
+          <w:instrText xml:space="preserve"> </w:instrText>
         </w:r>
         <w:r>
           <w:rPr>
@@ -1216,32 +1231,10 @@
             <w:noProof/>
             <w:webHidden/>
           </w:rPr>
-          <w:instrText xml:space="preserve"> </w:instrText>
-        </w:r>
-        <w:r>
-          <w:rPr>
-            <w:noProof/>
-            <w:webHidden/>
-          </w:rPr>
-          <w:instrText>PAGEREF _Toc243072618 \h</w:instrText>
         </w:r>
         <w:r>
           <w:rPr>
             <w:rFonts w:hint="eastAsia"/>
-            <w:noProof/>
-            <w:webHidden/>
-          </w:rPr>
-          <w:instrText xml:space="preserve"> </w:instrText>
-        </w:r>
-        <w:r>
-          <w:rPr>
-            <w:rFonts w:hint="eastAsia"/>
-            <w:noProof/>
-            <w:webHidden/>
-          </w:rPr>
-        </w:r>
-        <w:r>
-          <w:rPr>
             <w:noProof/>
             <w:webHidden/>
           </w:rPr>
@@ -1280,22 +1273,130 @@
           <w14:ligatures w14:val="standardContextual"/>
         </w:rPr>
       </w:pPr>
-      <w:hyperlink w:anchor="_Toc243072619" w:history="1">
+      <w:hyperlink w:anchor="_Toc243920384" w:history="1">
         <w:r>
           <w:rPr>
             <w:rStyle w:val="af9"/>
+            <w:noProof/>
+          </w:rPr>
+          <w:t xml:space="preserve">3.1 </w:t>
+        </w:r>
+        <w:r>
+          <w:rPr>
+            <w:rStyle w:val="af9"/>
+            <w:noProof/>
+          </w:rPr>
+          <w:t>用户界面</w:t>
+        </w:r>
+        <w:r>
+          <w:rPr>
             <w:rFonts w:hint="eastAsia"/>
             <w:noProof/>
-          </w:rPr>
-          <w:t xml:space="preserve">3.1 </w:t>
-        </w:r>
+            <w:webHidden/>
+          </w:rPr>
+          <w:tab/>
+        </w:r>
+        <w:r>
+          <w:rPr>
+            <w:rFonts w:hint="eastAsia"/>
+            <w:noProof/>
+            <w:webHidden/>
+          </w:rPr>
+          <w:fldChar w:fldCharType="begin"/>
+        </w:r>
+        <w:r>
+          <w:rPr>
+            <w:rFonts w:hint="eastAsia"/>
+            <w:noProof/>
+            <w:webHidden/>
+          </w:rPr>
+          <w:instrText xml:space="preserve"> </w:instrText>
+        </w:r>
+        <w:r>
+          <w:rPr>
+            <w:noProof/>
+            <w:webHidden/>
+          </w:rPr>
+          <w:instrText>PAGEREF _Toc243920384 \h</w:instrText>
+        </w:r>
+        <w:r>
+          <w:rPr>
+            <w:rFonts w:hint="eastAsia"/>
+            <w:noProof/>
+            <w:webHidden/>
+          </w:rPr>
+          <w:instrText xml:space="preserve"> </w:instrText>
+        </w:r>
+        <w:r>
+          <w:rPr>
+            <w:rFonts w:hint="eastAsia"/>
+            <w:noProof/>
+            <w:webHidden/>
+          </w:rPr>
+        </w:r>
+        <w:r>
+          <w:rPr>
+            <w:rFonts w:hint="eastAsia"/>
+            <w:noProof/>
+            <w:webHidden/>
+          </w:rPr>
+          <w:fldChar w:fldCharType="separate"/>
+        </w:r>
+        <w:r>
+          <w:rPr>
+            <w:noProof/>
+            <w:webHidden/>
+          </w:rPr>
+          <w:t>5</w:t>
+        </w:r>
+        <w:r>
+          <w:rPr>
+            <w:rFonts w:hint="eastAsia"/>
+            <w:noProof/>
+            <w:webHidden/>
+          </w:rPr>
+          <w:fldChar w:fldCharType="end"/>
+        </w:r>
+      </w:hyperlink>
+    </w:p>
+    <w:p>
+      <w:pPr>
+        <w:pStyle w:val="TOC2"/>
+        <w:tabs>
+          <w:tab w:val="right" w:leader="dot" w:pos="8296"/>
+        </w:tabs>
+        <w:ind w:firstLine="400"/>
+        <w:rPr>
+          <w:rFonts w:asciiTheme="minorHAnsi" w:eastAsiaTheme="minorEastAsia" w:hAnsiTheme="minorHAnsi" w:cstheme="minorBidi" w:hint="eastAsia"/>
+          <w:smallCaps w:val="0"/>
+          <w:noProof/>
+          <w:sz w:val="22"/>
+          <w:szCs w:val="24"/>
+          <w14:ligatures w14:val="standardContextual"/>
+        </w:rPr>
+      </w:pPr>
+      <w:hyperlink w:anchor="_Toc243920385" w:history="1">
         <w:r>
           <w:rPr>
             <w:rStyle w:val="af9"/>
+            <w:noProof/>
+          </w:rPr>
+          <w:t xml:space="preserve">3.2 </w:t>
+        </w:r>
+        <w:r>
+          <w:rPr>
+            <w:rStyle w:val="af9"/>
+            <w:noProof/>
+          </w:rPr>
+          <w:t>硬件接口</w:t>
+        </w:r>
+        <w:r>
+          <w:rPr>
             <w:rFonts w:hint="eastAsia"/>
             <w:noProof/>
-          </w:rPr>
-          <w:t>用户界面</w:t>
+            <w:webHidden/>
+          </w:rPr>
+          <w:tab/>
         </w:r>
         <w:r>
           <w:rPr>
@@ -1303,6 +1404,100 @@
             <w:noProof/>
             <w:webHidden/>
           </w:rPr>
+          <w:fldChar w:fldCharType="begin"/>
+        </w:r>
+        <w:r>
+          <w:rPr>
+            <w:rFonts w:hint="eastAsia"/>
+            <w:noProof/>
+            <w:webHidden/>
+          </w:rPr>
+          <w:instrText xml:space="preserve"> </w:instrText>
+        </w:r>
+        <w:r>
+          <w:rPr>
+            <w:noProof/>
+            <w:webHidden/>
+          </w:rPr>
+          <w:instrText>PAGEREF _Toc243920385 \h</w:instrText>
+        </w:r>
+        <w:r>
+          <w:rPr>
+            <w:rFonts w:hint="eastAsia"/>
+            <w:noProof/>
+            <w:webHidden/>
+          </w:rPr>
+          <w:instrText xml:space="preserve"> </w:instrText>
+        </w:r>
+        <w:r>
+          <w:rPr>
+            <w:rFonts w:hint="eastAsia"/>
+            <w:noProof/>
+            <w:webHidden/>
+          </w:rPr>
+        </w:r>
+        <w:r>
+          <w:rPr>
+            <w:rFonts w:hint="eastAsia"/>
+            <w:noProof/>
+            <w:webHidden/>
+          </w:rPr>
+          <w:fldChar w:fldCharType="separate"/>
+        </w:r>
+        <w:r>
+          <w:rPr>
+            <w:noProof/>
+            <w:webHidden/>
+          </w:rPr>
+          <w:t>10</w:t>
+        </w:r>
+        <w:r>
+          <w:rPr>
+            <w:rFonts w:hint="eastAsia"/>
+            <w:noProof/>
+            <w:webHidden/>
+          </w:rPr>
+          <w:fldChar w:fldCharType="end"/>
+        </w:r>
+      </w:hyperlink>
+    </w:p>
+    <w:p>
+      <w:pPr>
+        <w:pStyle w:val="TOC2"/>
+        <w:tabs>
+          <w:tab w:val="right" w:leader="dot" w:pos="8296"/>
+        </w:tabs>
+        <w:ind w:firstLine="400"/>
+        <w:rPr>
+          <w:rFonts w:asciiTheme="minorHAnsi" w:eastAsiaTheme="minorEastAsia" w:hAnsiTheme="minorHAnsi" w:cstheme="minorBidi" w:hint="eastAsia"/>
+          <w:smallCaps w:val="0"/>
+          <w:noProof/>
+          <w:sz w:val="22"/>
+          <w:szCs w:val="24"/>
+          <w14:ligatures w14:val="standardContextual"/>
+        </w:rPr>
+      </w:pPr>
+      <w:hyperlink w:anchor="_Toc243920386" w:history="1">
+        <w:r>
+          <w:rPr>
+            <w:rStyle w:val="af9"/>
+            <w:noProof/>
+          </w:rPr>
+          <w:t xml:space="preserve">3.3 </w:t>
+        </w:r>
+        <w:r>
+          <w:rPr>
+            <w:rStyle w:val="af9"/>
+            <w:noProof/>
+          </w:rPr>
+          <w:t>软件接口</w:t>
+        </w:r>
+        <w:r>
+          <w:rPr>
+            <w:rFonts w:hint="eastAsia"/>
+            <w:noProof/>
+            <w:webHidden/>
+          </w:rPr>
           <w:tab/>
         </w:r>
         <w:r>
@@ -1326,7 +1521,7 @@
             <w:noProof/>
             <w:webHidden/>
           </w:rPr>
-          <w:instrText>PAGEREF _Toc243072619 \h</w:instrText>
+          <w:instrText>PAGEREF _Toc243920386 \h</w:instrText>
         </w:r>
         <w:r>
           <w:rPr>
@@ -1345,6 +1540,7 @@
         </w:r>
         <w:r>
           <w:rPr>
+            <w:rFonts w:hint="eastAsia"/>
             <w:noProof/>
             <w:webHidden/>
           </w:rPr>
@@ -1355,7 +1551,7 @@
             <w:noProof/>
             <w:webHidden/>
           </w:rPr>
-          <w:t>5</w:t>
+          <w:t>11</w:t>
         </w:r>
         <w:r>
           <w:rPr>
@@ -1385,22 +1581,36 @@
           <w14:ligatures w14:val="standardContextual"/>
         </w:rPr>
       </w:pPr>
-      <w:hyperlink w:anchor="_Toc243072620" w:history="1">
+      <w:hyperlink w:anchor="_Toc243920387" w:history="1">
         <w:r>
           <w:rPr>
             <w:rStyle w:val="af9"/>
+            <w:noProof/>
+          </w:rPr>
+          <w:t xml:space="preserve">4. </w:t>
+        </w:r>
+        <w:r>
+          <w:rPr>
+            <w:rStyle w:val="af9"/>
+            <w:noProof/>
+          </w:rPr>
+          <w:t>系统用例分析</w:t>
+        </w:r>
+        <w:r>
+          <w:rPr>
             <w:rFonts w:hint="eastAsia"/>
             <w:noProof/>
-          </w:rPr>
-          <w:t xml:space="preserve">4. </w:t>
-        </w:r>
-        <w:r>
-          <w:rPr>
-            <w:rStyle w:val="af9"/>
+            <w:webHidden/>
+          </w:rPr>
+          <w:tab/>
+        </w:r>
+        <w:r>
+          <w:rPr>
             <w:rFonts w:hint="eastAsia"/>
             <w:noProof/>
-          </w:rPr>
-          <w:t>系统用例分析</w:t>
+            <w:webHidden/>
+          </w:rPr>
+          <w:fldChar w:fldCharType="begin"/>
         </w:r>
         <w:r>
           <w:rPr>
@@ -1408,7 +1618,14 @@
             <w:noProof/>
             <w:webHidden/>
           </w:rPr>
-          <w:tab/>
+          <w:instrText xml:space="preserve"> </w:instrText>
+        </w:r>
+        <w:r>
+          <w:rPr>
+            <w:noProof/>
+            <w:webHidden/>
+          </w:rPr>
+          <w:instrText>PAGEREF _Toc243920387 \h</w:instrText>
         </w:r>
         <w:r>
           <w:rPr>
@@ -1416,7 +1633,7 @@
             <w:noProof/>
             <w:webHidden/>
           </w:rPr>
-          <w:fldChar w:fldCharType="begin"/>
+          <w:instrText xml:space="preserve"> </w:instrText>
         </w:r>
         <w:r>
           <w:rPr>
@@ -1424,14 +1641,6 @@
             <w:noProof/>
             <w:webHidden/>
           </w:rPr>
-          <w:instrText xml:space="preserve"> </w:instrText>
-        </w:r>
-        <w:r>
-          <w:rPr>
-            <w:noProof/>
-            <w:webHidden/>
-          </w:rPr>
-          <w:instrText>PAGEREF _Toc243072620 \h</w:instrText>
         </w:r>
         <w:r>
           <w:rPr>
@@ -1439,20 +1648,6 @@
             <w:noProof/>
             <w:webHidden/>
           </w:rPr>
-          <w:instrText xml:space="preserve"> </w:instrText>
-        </w:r>
-        <w:r>
-          <w:rPr>
-            <w:rFonts w:hint="eastAsia"/>
-            <w:noProof/>
-            <w:webHidden/>
-          </w:rPr>
-        </w:r>
-        <w:r>
-          <w:rPr>
-            <w:noProof/>
-            <w:webHidden/>
-          </w:rPr>
           <w:fldChar w:fldCharType="separate"/>
         </w:r>
         <w:r>
@@ -1460,7 +1655,7 @@
             <w:noProof/>
             <w:webHidden/>
           </w:rPr>
-          <w:t>10</w:t>
+          <w:t>12</w:t>
         </w:r>
         <w:r>
           <w:rPr>
@@ -1488,22 +1683,36 @@
           <w14:ligatures w14:val="standardContextual"/>
         </w:rPr>
       </w:pPr>
-      <w:hyperlink w:anchor="_Toc243072621" w:history="1">
+      <w:hyperlink w:anchor="_Toc243920388" w:history="1">
         <w:r>
           <w:rPr>
             <w:rStyle w:val="af9"/>
+            <w:noProof/>
+          </w:rPr>
+          <w:t xml:space="preserve">4.1 </w:t>
+        </w:r>
+        <w:r>
+          <w:rPr>
+            <w:rStyle w:val="af9"/>
+            <w:noProof/>
+          </w:rPr>
+          <w:t>公共用例</w:t>
+        </w:r>
+        <w:r>
+          <w:rPr>
             <w:rFonts w:hint="eastAsia"/>
             <w:noProof/>
-          </w:rPr>
-          <w:t xml:space="preserve">4.1 </w:t>
-        </w:r>
-        <w:r>
-          <w:rPr>
-            <w:rStyle w:val="af9"/>
+            <w:webHidden/>
+          </w:rPr>
+          <w:tab/>
+        </w:r>
+        <w:r>
+          <w:rPr>
             <w:rFonts w:hint="eastAsia"/>
             <w:noProof/>
-          </w:rPr>
-          <w:t>公共用例</w:t>
+            <w:webHidden/>
+          </w:rPr>
+          <w:fldChar w:fldCharType="begin"/>
         </w:r>
         <w:r>
           <w:rPr>
@@ -1511,7 +1720,14 @@
             <w:noProof/>
             <w:webHidden/>
           </w:rPr>
-          <w:tab/>
+          <w:instrText xml:space="preserve"> </w:instrText>
+        </w:r>
+        <w:r>
+          <w:rPr>
+            <w:noProof/>
+            <w:webHidden/>
+          </w:rPr>
+          <w:instrText>PAGEREF _Toc243920388 \h</w:instrText>
         </w:r>
         <w:r>
           <w:rPr>
@@ -1519,7 +1735,7 @@
             <w:noProof/>
             <w:webHidden/>
           </w:rPr>
-          <w:fldChar w:fldCharType="begin"/>
+          <w:instrText xml:space="preserve"> </w:instrText>
         </w:r>
         <w:r>
           <w:rPr>
@@ -1527,14 +1743,6 @@
             <w:noProof/>
             <w:webHidden/>
           </w:rPr>
-          <w:instrText xml:space="preserve"> </w:instrText>
-        </w:r>
-        <w:r>
-          <w:rPr>
-            <w:noProof/>
-            <w:webHidden/>
-          </w:rPr>
-          <w:instrText>PAGEREF _Toc243072621 \h</w:instrText>
         </w:r>
         <w:r>
           <w:rPr>
@@ -1542,20 +1750,6 @@
             <w:noProof/>
             <w:webHidden/>
           </w:rPr>
-          <w:instrText xml:space="preserve"> </w:instrText>
-        </w:r>
-        <w:r>
-          <w:rPr>
-            <w:rFonts w:hint="eastAsia"/>
-            <w:noProof/>
-            <w:webHidden/>
-          </w:rPr>
-        </w:r>
-        <w:r>
-          <w:rPr>
-            <w:noProof/>
-            <w:webHidden/>
-          </w:rPr>
           <w:fldChar w:fldCharType="separate"/>
         </w:r>
         <w:r>
@@ -1563,7 +1757,7 @@
             <w:noProof/>
             <w:webHidden/>
           </w:rPr>
-          <w:t>10</w:t>
+          <w:t>13</w:t>
         </w:r>
         <w:r>
           <w:rPr>
@@ -1591,22 +1785,36 @@
           <w14:ligatures w14:val="standardContextual"/>
         </w:rPr>
       </w:pPr>
-      <w:hyperlink w:anchor="_Toc243072622" w:history="1">
+      <w:hyperlink w:anchor="_Toc243920389" w:history="1">
         <w:r>
           <w:rPr>
             <w:rStyle w:val="af9"/>
+            <w:noProof/>
+          </w:rPr>
+          <w:t xml:space="preserve">4.2 </w:t>
+        </w:r>
+        <w:r>
+          <w:rPr>
+            <w:rStyle w:val="af9"/>
+            <w:noProof/>
+          </w:rPr>
+          <w:t>贷款人</w:t>
+        </w:r>
+        <w:r>
+          <w:rPr>
             <w:rFonts w:hint="eastAsia"/>
             <w:noProof/>
-          </w:rPr>
-          <w:t xml:space="preserve">4.2 </w:t>
-        </w:r>
-        <w:r>
-          <w:rPr>
-            <w:rStyle w:val="af9"/>
+            <w:webHidden/>
+          </w:rPr>
+          <w:tab/>
+        </w:r>
+        <w:r>
+          <w:rPr>
             <w:rFonts w:hint="eastAsia"/>
             <w:noProof/>
-          </w:rPr>
-          <w:t>贷款人</w:t>
+            <w:webHidden/>
+          </w:rPr>
+          <w:fldChar w:fldCharType="begin"/>
         </w:r>
         <w:r>
           <w:rPr>
@@ -1614,7 +1822,14 @@
             <w:noProof/>
             <w:webHidden/>
           </w:rPr>
-          <w:tab/>
+          <w:instrText xml:space="preserve"> </w:instrText>
+        </w:r>
+        <w:r>
+          <w:rPr>
+            <w:noProof/>
+            <w:webHidden/>
+          </w:rPr>
+          <w:instrText>PAGEREF _Toc243920389 \h</w:instrText>
         </w:r>
         <w:r>
           <w:rPr>
@@ -1622,7 +1837,7 @@
             <w:noProof/>
             <w:webHidden/>
           </w:rPr>
-          <w:fldChar w:fldCharType="begin"/>
+          <w:instrText xml:space="preserve"> </w:instrText>
         </w:r>
         <w:r>
           <w:rPr>
@@ -1630,14 +1845,6 @@
             <w:noProof/>
             <w:webHidden/>
           </w:rPr>
-          <w:instrText xml:space="preserve"> </w:instrText>
-        </w:r>
-        <w:r>
-          <w:rPr>
-            <w:noProof/>
-            <w:webHidden/>
-          </w:rPr>
-          <w:instrText>PAGEREF _Toc243072622 \h</w:instrText>
         </w:r>
         <w:r>
           <w:rPr>
@@ -1645,20 +1852,6 @@
             <w:noProof/>
             <w:webHidden/>
           </w:rPr>
-          <w:instrText xml:space="preserve"> </w:instrText>
-        </w:r>
-        <w:r>
-          <w:rPr>
-            <w:rFonts w:hint="eastAsia"/>
-            <w:noProof/>
-            <w:webHidden/>
-          </w:rPr>
-        </w:r>
-        <w:r>
-          <w:rPr>
-            <w:noProof/>
-            <w:webHidden/>
-          </w:rPr>
           <w:fldChar w:fldCharType="separate"/>
         </w:r>
         <w:r>
@@ -1666,7 +1859,7 @@
             <w:noProof/>
             <w:webHidden/>
           </w:rPr>
-          <w:t>11</w:t>
+          <w:t>13</w:t>
         </w:r>
         <w:r>
           <w:rPr>
@@ -1694,22 +1887,36 @@
           <w14:ligatures w14:val="standardContextual"/>
         </w:rPr>
       </w:pPr>
-      <w:hyperlink w:anchor="_Toc243072623" w:history="1">
+      <w:hyperlink w:anchor="_Toc243920390" w:history="1">
         <w:r>
           <w:rPr>
             <w:rStyle w:val="af9"/>
+            <w:noProof/>
+          </w:rPr>
+          <w:t xml:space="preserve">4.3 </w:t>
+        </w:r>
+        <w:r>
+          <w:rPr>
+            <w:rStyle w:val="af9"/>
+            <w:noProof/>
+          </w:rPr>
+          <w:t>贷款审核员</w:t>
+        </w:r>
+        <w:r>
+          <w:rPr>
             <w:rFonts w:hint="eastAsia"/>
             <w:noProof/>
-          </w:rPr>
-          <w:t xml:space="preserve">4.3 </w:t>
-        </w:r>
-        <w:r>
-          <w:rPr>
-            <w:rStyle w:val="af9"/>
+            <w:webHidden/>
+          </w:rPr>
+          <w:tab/>
+        </w:r>
+        <w:r>
+          <w:rPr>
             <w:rFonts w:hint="eastAsia"/>
             <w:noProof/>
-          </w:rPr>
-          <w:t>贷款审核员</w:t>
+            <w:webHidden/>
+          </w:rPr>
+          <w:fldChar w:fldCharType="begin"/>
         </w:r>
         <w:r>
           <w:rPr>
@@ -1717,7 +1924,14 @@
             <w:noProof/>
             <w:webHidden/>
           </w:rPr>
-          <w:tab/>
+          <w:instrText xml:space="preserve"> </w:instrText>
+        </w:r>
+        <w:r>
+          <w:rPr>
+            <w:noProof/>
+            <w:webHidden/>
+          </w:rPr>
+          <w:instrText>PAGEREF _Toc243920390 \h</w:instrText>
         </w:r>
         <w:r>
           <w:rPr>
@@ -1725,7 +1939,7 @@
             <w:noProof/>
             <w:webHidden/>
           </w:rPr>
-          <w:fldChar w:fldCharType="begin"/>
+          <w:instrText xml:space="preserve"> </w:instrText>
         </w:r>
         <w:r>
           <w:rPr>
@@ -1733,14 +1947,6 @@
             <w:noProof/>
             <w:webHidden/>
           </w:rPr>
-          <w:instrText xml:space="preserve"> </w:instrText>
-        </w:r>
-        <w:r>
-          <w:rPr>
-            <w:noProof/>
-            <w:webHidden/>
-          </w:rPr>
-          <w:instrText>PAGEREF _Toc243072623 \h</w:instrText>
         </w:r>
         <w:r>
           <w:rPr>
@@ -1748,20 +1954,6 @@
             <w:noProof/>
             <w:webHidden/>
           </w:rPr>
-          <w:instrText xml:space="preserve"> </w:instrText>
-        </w:r>
-        <w:r>
-          <w:rPr>
-            <w:rFonts w:hint="eastAsia"/>
-            <w:noProof/>
-            <w:webHidden/>
-          </w:rPr>
-        </w:r>
-        <w:r>
-          <w:rPr>
-            <w:noProof/>
-            <w:webHidden/>
-          </w:rPr>
           <w:fldChar w:fldCharType="separate"/>
         </w:r>
         <w:r>
@@ -1769,7 +1961,7 @@
             <w:noProof/>
             <w:webHidden/>
           </w:rPr>
-          <w:t>12</w:t>
+          <w:t>14</w:t>
         </w:r>
         <w:r>
           <w:rPr>
@@ -1797,22 +1989,36 @@
           <w14:ligatures w14:val="standardContextual"/>
         </w:rPr>
       </w:pPr>
-      <w:hyperlink w:anchor="_Toc243072624" w:history="1">
+      <w:hyperlink w:anchor="_Toc243920391" w:history="1">
         <w:r>
           <w:rPr>
             <w:rStyle w:val="af9"/>
+            <w:noProof/>
+          </w:rPr>
+          <w:t xml:space="preserve">4.4 </w:t>
+        </w:r>
+        <w:r>
+          <w:rPr>
+            <w:rStyle w:val="af9"/>
+            <w:noProof/>
+          </w:rPr>
+          <w:t>系统</w:t>
+        </w:r>
+        <w:r>
+          <w:rPr>
             <w:rFonts w:hint="eastAsia"/>
             <w:noProof/>
-          </w:rPr>
-          <w:t xml:space="preserve">4.4 </w:t>
-        </w:r>
-        <w:r>
-          <w:rPr>
-            <w:rStyle w:val="af9"/>
+            <w:webHidden/>
+          </w:rPr>
+          <w:tab/>
+        </w:r>
+        <w:r>
+          <w:rPr>
             <w:rFonts w:hint="eastAsia"/>
             <w:noProof/>
-          </w:rPr>
-          <w:t>系统</w:t>
+            <w:webHidden/>
+          </w:rPr>
+          <w:fldChar w:fldCharType="begin"/>
         </w:r>
         <w:r>
           <w:rPr>
@@ -1820,7 +2026,14 @@
             <w:noProof/>
             <w:webHidden/>
           </w:rPr>
-          <w:tab/>
+          <w:instrText xml:space="preserve"> </w:instrText>
+        </w:r>
+        <w:r>
+          <w:rPr>
+            <w:noProof/>
+            <w:webHidden/>
+          </w:rPr>
+          <w:instrText>PAGEREF _Toc243920391 \h</w:instrText>
         </w:r>
         <w:r>
           <w:rPr>
@@ -1828,7 +2041,7 @@
             <w:noProof/>
             <w:webHidden/>
           </w:rPr>
-          <w:fldChar w:fldCharType="begin"/>
+          <w:instrText xml:space="preserve"> </w:instrText>
         </w:r>
         <w:r>
           <w:rPr>
@@ -1836,14 +2049,6 @@
             <w:noProof/>
             <w:webHidden/>
           </w:rPr>
-          <w:instrText xml:space="preserve"> </w:instrText>
-        </w:r>
-        <w:r>
-          <w:rPr>
-            <w:noProof/>
-            <w:webHidden/>
-          </w:rPr>
-          <w:instrText>PAGEREF _Toc243072624 \h</w:instrText>
         </w:r>
         <w:r>
           <w:rPr>
@@ -1851,20 +2056,6 @@
             <w:noProof/>
             <w:webHidden/>
           </w:rPr>
-          <w:instrText xml:space="preserve"> </w:instrText>
-        </w:r>
-        <w:r>
-          <w:rPr>
-            <w:rFonts w:hint="eastAsia"/>
-            <w:noProof/>
-            <w:webHidden/>
-          </w:rPr>
-        </w:r>
-        <w:r>
-          <w:rPr>
-            <w:noProof/>
-            <w:webHidden/>
-          </w:rPr>
           <w:fldChar w:fldCharType="separate"/>
         </w:r>
         <w:r>
@@ -1872,7 +2063,7 @@
             <w:noProof/>
             <w:webHidden/>
           </w:rPr>
-          <w:t>12</w:t>
+          <w:t>15</w:t>
         </w:r>
         <w:r>
           <w:rPr>
@@ -1902,22 +2093,36 @@
           <w14:ligatures w14:val="standardContextual"/>
         </w:rPr>
       </w:pPr>
-      <w:hyperlink w:anchor="_Toc243072625" w:history="1">
+      <w:hyperlink w:anchor="_Toc243920392" w:history="1">
         <w:r>
           <w:rPr>
             <w:rStyle w:val="af9"/>
+            <w:noProof/>
+          </w:rPr>
+          <w:t xml:space="preserve">5. </w:t>
+        </w:r>
+        <w:r>
+          <w:rPr>
+            <w:rStyle w:val="af9"/>
+            <w:noProof/>
+          </w:rPr>
+          <w:t>系统功能需求</w:t>
+        </w:r>
+        <w:r>
+          <w:rPr>
             <w:rFonts w:hint="eastAsia"/>
             <w:noProof/>
-          </w:rPr>
-          <w:t xml:space="preserve">5. </w:t>
-        </w:r>
-        <w:r>
-          <w:rPr>
-            <w:rStyle w:val="af9"/>
+            <w:webHidden/>
+          </w:rPr>
+          <w:tab/>
+        </w:r>
+        <w:r>
+          <w:rPr>
             <w:rFonts w:hint="eastAsia"/>
             <w:noProof/>
-          </w:rPr>
-          <w:t>系统功能需求</w:t>
+            <w:webHidden/>
+          </w:rPr>
+          <w:fldChar w:fldCharType="begin"/>
         </w:r>
         <w:r>
           <w:rPr>
@@ -1925,7 +2130,14 @@
             <w:noProof/>
             <w:webHidden/>
           </w:rPr>
-          <w:tab/>
+          <w:instrText xml:space="preserve"> </w:instrText>
+        </w:r>
+        <w:r>
+          <w:rPr>
+            <w:noProof/>
+            <w:webHidden/>
+          </w:rPr>
+          <w:instrText>PAGEREF _Toc243920392 \h</w:instrText>
         </w:r>
         <w:r>
           <w:rPr>
@@ -1933,7 +2145,7 @@
             <w:noProof/>
             <w:webHidden/>
           </w:rPr>
-          <w:fldChar w:fldCharType="begin"/>
+          <w:instrText xml:space="preserve"> </w:instrText>
         </w:r>
         <w:r>
           <w:rPr>
@@ -1941,14 +2153,6 @@
             <w:noProof/>
             <w:webHidden/>
           </w:rPr>
-          <w:instrText xml:space="preserve"> </w:instrText>
-        </w:r>
-        <w:r>
-          <w:rPr>
-            <w:noProof/>
-            <w:webHidden/>
-          </w:rPr>
-          <w:instrText>PAGEREF _Toc243072625 \h</w:instrText>
         </w:r>
         <w:r>
           <w:rPr>
@@ -1956,20 +2160,6 @@
             <w:noProof/>
             <w:webHidden/>
           </w:rPr>
-          <w:instrText xml:space="preserve"> </w:instrText>
-        </w:r>
-        <w:r>
-          <w:rPr>
-            <w:rFonts w:hint="eastAsia"/>
-            <w:noProof/>
-            <w:webHidden/>
-          </w:rPr>
-        </w:r>
-        <w:r>
-          <w:rPr>
-            <w:noProof/>
-            <w:webHidden/>
-          </w:rPr>
           <w:fldChar w:fldCharType="separate"/>
         </w:r>
         <w:r>
@@ -1977,7 +2167,7 @@
             <w:noProof/>
             <w:webHidden/>
           </w:rPr>
-          <w:t>13</w:t>
+          <w:t>15</w:t>
         </w:r>
         <w:r>
           <w:rPr>
@@ -2005,22 +2195,36 @@
           <w14:ligatures w14:val="standardContextual"/>
         </w:rPr>
       </w:pPr>
-      <w:hyperlink w:anchor="_Toc243072626" w:history="1">
+      <w:hyperlink w:anchor="_Toc243920393" w:history="1">
         <w:r>
           <w:rPr>
             <w:rStyle w:val="af9"/>
+            <w:noProof/>
+          </w:rPr>
+          <w:t xml:space="preserve">5.1 </w:t>
+        </w:r>
+        <w:r>
+          <w:rPr>
+            <w:rStyle w:val="af9"/>
+            <w:noProof/>
+          </w:rPr>
+          <w:t>用例描述</w:t>
+        </w:r>
+        <w:r>
+          <w:rPr>
             <w:rFonts w:hint="eastAsia"/>
             <w:noProof/>
-          </w:rPr>
-          <w:t xml:space="preserve">5.1 </w:t>
-        </w:r>
-        <w:r>
-          <w:rPr>
-            <w:rStyle w:val="af9"/>
+            <w:webHidden/>
+          </w:rPr>
+          <w:tab/>
+        </w:r>
+        <w:r>
+          <w:rPr>
             <w:rFonts w:hint="eastAsia"/>
             <w:noProof/>
-          </w:rPr>
-          <w:t>用例描述</w:t>
+            <w:webHidden/>
+          </w:rPr>
+          <w:fldChar w:fldCharType="begin"/>
         </w:r>
         <w:r>
           <w:rPr>
@@ -2028,7 +2232,14 @@
             <w:noProof/>
             <w:webHidden/>
           </w:rPr>
-          <w:tab/>
+          <w:instrText xml:space="preserve"> </w:instrText>
+        </w:r>
+        <w:r>
+          <w:rPr>
+            <w:noProof/>
+            <w:webHidden/>
+          </w:rPr>
+          <w:instrText>PAGEREF _Toc243920393 \h</w:instrText>
         </w:r>
         <w:r>
           <w:rPr>
@@ -2036,7 +2247,7 @@
             <w:noProof/>
             <w:webHidden/>
           </w:rPr>
-          <w:fldChar w:fldCharType="begin"/>
+          <w:instrText xml:space="preserve"> </w:instrText>
         </w:r>
         <w:r>
           <w:rPr>
@@ -2044,14 +2255,6 @@
             <w:noProof/>
             <w:webHidden/>
           </w:rPr>
-          <w:instrText xml:space="preserve"> </w:instrText>
-        </w:r>
-        <w:r>
-          <w:rPr>
-            <w:noProof/>
-            <w:webHidden/>
-          </w:rPr>
-          <w:instrText>PAGEREF _Toc243072626 \h</w:instrText>
         </w:r>
         <w:r>
           <w:rPr>
@@ -2059,20 +2262,6 @@
             <w:noProof/>
             <w:webHidden/>
           </w:rPr>
-          <w:instrText xml:space="preserve"> </w:instrText>
-        </w:r>
-        <w:r>
-          <w:rPr>
-            <w:rFonts w:hint="eastAsia"/>
-            <w:noProof/>
-            <w:webHidden/>
-          </w:rPr>
-        </w:r>
-        <w:r>
-          <w:rPr>
-            <w:noProof/>
-            <w:webHidden/>
-          </w:rPr>
           <w:fldChar w:fldCharType="separate"/>
         </w:r>
         <w:r>
@@ -2080,7 +2269,7 @@
             <w:noProof/>
             <w:webHidden/>
           </w:rPr>
-          <w:t>13</w:t>
+          <w:t>15</w:t>
         </w:r>
         <w:r>
           <w:rPr>
@@ -2108,22 +2297,36 @@
           <w14:ligatures w14:val="standardContextual"/>
         </w:rPr>
       </w:pPr>
-      <w:hyperlink w:anchor="_Toc243072627" w:history="1">
+      <w:hyperlink w:anchor="_Toc243920394" w:history="1">
         <w:r>
           <w:rPr>
             <w:rStyle w:val="af9"/>
+            <w:noProof/>
+          </w:rPr>
+          <w:t xml:space="preserve">5.2 </w:t>
+        </w:r>
+        <w:r>
+          <w:rPr>
+            <w:rStyle w:val="af9"/>
+            <w:noProof/>
+          </w:rPr>
+          <w:t>用例业务流程描述</w:t>
+        </w:r>
+        <w:r>
+          <w:rPr>
             <w:rFonts w:hint="eastAsia"/>
             <w:noProof/>
-          </w:rPr>
-          <w:t xml:space="preserve">5.2 </w:t>
-        </w:r>
-        <w:r>
-          <w:rPr>
-            <w:rStyle w:val="af9"/>
+            <w:webHidden/>
+          </w:rPr>
+          <w:tab/>
+        </w:r>
+        <w:r>
+          <w:rPr>
             <w:rFonts w:hint="eastAsia"/>
             <w:noProof/>
-          </w:rPr>
-          <w:t>用例业务流程描述</w:t>
+            <w:webHidden/>
+          </w:rPr>
+          <w:fldChar w:fldCharType="begin"/>
         </w:r>
         <w:r>
           <w:rPr>
@@ -2131,7 +2334,14 @@
             <w:noProof/>
             <w:webHidden/>
           </w:rPr>
-          <w:tab/>
+          <w:instrText xml:space="preserve"> </w:instrText>
+        </w:r>
+        <w:r>
+          <w:rPr>
+            <w:noProof/>
+            <w:webHidden/>
+          </w:rPr>
+          <w:instrText>PAGEREF _Toc243920394 \h</w:instrText>
         </w:r>
         <w:r>
           <w:rPr>
@@ -2139,7 +2349,7 @@
             <w:noProof/>
             <w:webHidden/>
           </w:rPr>
-          <w:fldChar w:fldCharType="begin"/>
+          <w:instrText xml:space="preserve"> </w:instrText>
         </w:r>
         <w:r>
           <w:rPr>
@@ -2147,14 +2357,6 @@
             <w:noProof/>
             <w:webHidden/>
           </w:rPr>
-          <w:instrText xml:space="preserve"> </w:instrText>
-        </w:r>
-        <w:r>
-          <w:rPr>
-            <w:noProof/>
-            <w:webHidden/>
-          </w:rPr>
-          <w:instrText>PAGEREF _Toc243072627 \h</w:instrText>
         </w:r>
         <w:r>
           <w:rPr>
@@ -2162,20 +2364,6 @@
             <w:noProof/>
             <w:webHidden/>
           </w:rPr>
-          <w:instrText xml:space="preserve"> </w:instrText>
-        </w:r>
-        <w:r>
-          <w:rPr>
-            <w:rFonts w:hint="eastAsia"/>
-            <w:noProof/>
-            <w:webHidden/>
-          </w:rPr>
-        </w:r>
-        <w:r>
-          <w:rPr>
-            <w:noProof/>
-            <w:webHidden/>
-          </w:rPr>
           <w:fldChar w:fldCharType="separate"/>
         </w:r>
         <w:r>
@@ -2183,7 +2371,7 @@
             <w:noProof/>
             <w:webHidden/>
           </w:rPr>
-          <w:t>19</w:t>
+          <w:t>22</w:t>
         </w:r>
         <w:r>
           <w:rPr>
@@ -2217,7 +2405,7 @@
       <w:pPr>
         <w:pStyle w:val="ReportHeading1"/>
       </w:pPr>
-      <w:bookmarkStart w:id="0" w:name="_Toc243072607"/>
+      <w:bookmarkStart w:id="0" w:name="_Toc243920372"/>
       <w:r>
         <w:lastRenderedPageBreak/>
         <w:t xml:space="preserve">1. </w:t>
@@ -2239,7 +2427,7 @@
       <w:pPr>
         <w:pStyle w:val="ReportHeading2"/>
       </w:pPr>
-      <w:bookmarkStart w:id="1" w:name="_Toc243072608"/>
+      <w:bookmarkStart w:id="1" w:name="_Toc243920373"/>
       <w:r>
         <w:t xml:space="preserve">1.1 </w:t>
       </w:r>
@@ -2268,7 +2456,7 @@
       <w:pPr>
         <w:pStyle w:val="ReportHeading2"/>
       </w:pPr>
-      <w:bookmarkStart w:id="2" w:name="_Toc243072609"/>
+      <w:bookmarkStart w:id="2" w:name="_Toc243920374"/>
       <w:r>
         <w:t xml:space="preserve">1.2 </w:t>
       </w:r>
@@ -2312,7 +2500,7 @@
       <w:pPr>
         <w:pStyle w:val="ReportHeading2"/>
       </w:pPr>
-      <w:bookmarkStart w:id="3" w:name="_Toc243072610"/>
+      <w:bookmarkStart w:id="3" w:name="_Toc243920375"/>
       <w:r>
         <w:t xml:space="preserve">1.3 </w:t>
       </w:r>
@@ -2431,7 +2619,7 @@
       <w:pPr>
         <w:pStyle w:val="ReportHeading2"/>
       </w:pPr>
-      <w:bookmarkStart w:id="4" w:name="_Toc243072611"/>
+      <w:bookmarkStart w:id="4" w:name="_Toc243920376"/>
       <w:r>
         <w:lastRenderedPageBreak/>
         <w:t xml:space="preserve">1.4 </w:t>
@@ -2473,7 +2661,7 @@
       <w:pPr>
         <w:pStyle w:val="ReportHeading2"/>
       </w:pPr>
-      <w:bookmarkStart w:id="5" w:name="_Toc243072612"/>
+      <w:bookmarkStart w:id="5" w:name="_Toc243920377"/>
       <w:r>
         <w:t xml:space="preserve">1.5 </w:t>
       </w:r>
@@ -2508,7 +2696,7 @@
       <w:pPr>
         <w:pStyle w:val="ReportHeading2"/>
       </w:pPr>
-      <w:bookmarkStart w:id="6" w:name="_Toc243072613"/>
+      <w:bookmarkStart w:id="6" w:name="_Toc243920378"/>
       <w:r>
         <w:t xml:space="preserve">1.6 </w:t>
       </w:r>
@@ -2552,7 +2740,7 @@
       <w:pPr>
         <w:pStyle w:val="ReportHeading1"/>
       </w:pPr>
-      <w:bookmarkStart w:id="7" w:name="_Toc243072614"/>
+      <w:bookmarkStart w:id="7" w:name="_Toc243920379"/>
       <w:r>
         <w:t xml:space="preserve">2. </w:t>
       </w:r>
@@ -2573,7 +2761,7 @@
       <w:pPr>
         <w:pStyle w:val="ReportHeading2"/>
       </w:pPr>
-      <w:bookmarkStart w:id="8" w:name="_Toc243072615"/>
+      <w:bookmarkStart w:id="8" w:name="_Toc243920380"/>
       <w:r>
         <w:lastRenderedPageBreak/>
         <w:t xml:space="preserve">2.1 </w:t>
@@ -3098,7 +3286,7 @@
       <w:pPr>
         <w:pStyle w:val="ReportHeading2"/>
       </w:pPr>
-      <w:bookmarkStart w:id="9" w:name="_Toc243072616"/>
+      <w:bookmarkStart w:id="9" w:name="_Toc243920381"/>
       <w:r>
         <w:t xml:space="preserve">2.2 </w:t>
       </w:r>
@@ -3139,7 +3327,7 @@
       <w:pPr>
         <w:pStyle w:val="ReportHeading2"/>
       </w:pPr>
-      <w:bookmarkStart w:id="10" w:name="_Toc243072617"/>
+      <w:bookmarkStart w:id="10" w:name="_Toc243920382"/>
       <w:r>
         <w:t xml:space="preserve">2.3 </w:t>
       </w:r>
@@ -3273,7 +3461,7 @@
       <w:pPr>
         <w:pStyle w:val="ReportHeading1"/>
       </w:pPr>
-      <w:bookmarkStart w:id="11" w:name="_Toc243072618"/>
+      <w:bookmarkStart w:id="11" w:name="_Toc243920383"/>
       <w:r>
         <w:t xml:space="preserve">3. </w:t>
       </w:r>
@@ -3287,7 +3475,13 @@
         <w:pStyle w:val="20"/>
       </w:pPr>
       <w:r>
-        <w:t>系统的外部接口分为两类：一类是面向使用者的用户界面接口，另一类是系统与外部系统或服务之间的数据与服务接口，包括实名认证服务、支付服务、短信或站内消息通知、第三方或公开信用数据源、文件或对象存储以及风控模型服务。本节描述用户界面接口，上述数据与服务接口的调用时机、输入输出和异常处理在</w:t>
+        <w:t>系统的外部接口分为用户界面、硬件接口和软件接口三类。用户界面描述贷款人和风控审核人员使用的网页端与</w:t>
+      </w:r>
+      <w:r>
+        <w:t xml:space="preserve"> APP </w:t>
+      </w:r>
+      <w:r>
+        <w:t>端操作入口；硬件接口描述用户终端、外设和网络资源的调用边界；软件接口描述系统与外部或独立部署服务之间的数据交换、认证和安全控制。具体接口的调用时机、输入输出及异常处理在</w:t>
       </w:r>
       <w:r>
         <w:t xml:space="preserve"> 5.1 </w:t>
@@ -3300,7 +3494,7 @@
       <w:pPr>
         <w:pStyle w:val="ReportHeading2"/>
       </w:pPr>
-      <w:bookmarkStart w:id="12" w:name="_Toc243072619"/>
+      <w:bookmarkStart w:id="12" w:name="_Toc243920384"/>
       <w:r>
         <w:rPr>
           <w:rFonts w:hint="eastAsia"/>
@@ -3482,35 +3676,7 @@
         <w:rPr>
           <w:rFonts w:hint="eastAsia"/>
         </w:rPr>
-        <w:t>网页</w:t>
-      </w:r>
-      <w:proofErr w:type="gramStart"/>
-      <w:r>
-        <w:rPr>
-          <w:rFonts w:hint="eastAsia"/>
-        </w:rPr>
-        <w:t>端提供</w:t>
-      </w:r>
-      <w:proofErr w:type="gramEnd"/>
-      <w:r>
-        <w:rPr>
-          <w:rFonts w:hint="eastAsia"/>
-        </w:rPr>
-        <w:t>【贷款人登录】和【审核员登录】两个入口，系统按账号身份进入对应界面，贷款人进入前台首页，</w:t>
-      </w:r>
-      <w:proofErr w:type="gramStart"/>
-      <w:r>
-        <w:rPr>
-          <w:rFonts w:hint="eastAsia"/>
-        </w:rPr>
-        <w:t>风控审核</w:t>
-      </w:r>
-      <w:proofErr w:type="gramEnd"/>
-      <w:r>
-        <w:rPr>
-          <w:rFonts w:hint="eastAsia"/>
-        </w:rPr>
-        <w:t>人员进入后台工作台；</w:t>
+        <w:t>网页端提供【贷款人登录】和【审核员登录】两个入口，系统按账号身份进入对应界面，贷款人进入前台首页，风控审核人员进入后台工作台；</w:t>
       </w:r>
     </w:p>
     <w:p>
@@ -3524,69 +3690,57 @@
           <w:b/>
           <w:bCs/>
         </w:rPr>
-        <w:t>用户协议与隐私</w:t>
-      </w:r>
-      <w:proofErr w:type="gramStart"/>
-      <w:r>
-        <w:rPr>
-          <w:rFonts w:hint="eastAsia"/>
+        <w:t>用户协议与隐私政策勾选框：</w:t>
+      </w:r>
+      <w:r>
+        <w:rPr>
+          <w:rFonts w:hint="eastAsia"/>
+        </w:rPr>
+        <w:t>未勾选用户协议与隐私政策时，登录按钮不可用且弹出提示；</w:t>
+      </w:r>
+    </w:p>
+    <w:p>
+      <w:pPr>
+        <w:pStyle w:val="20"/>
+        <w:ind w:firstLine="422"/>
+        <w:rPr>
           <w:b/>
           <w:bCs/>
         </w:rPr>
-        <w:t>政策勾选框</w:t>
-      </w:r>
-      <w:proofErr w:type="gramEnd"/>
+      </w:pPr>
       <w:r>
         <w:rPr>
           <w:rFonts w:hint="eastAsia"/>
           <w:b/>
           <w:bCs/>
         </w:rPr>
-        <w:t>：</w:t>
-      </w:r>
-      <w:r>
-        <w:rPr>
-          <w:rFonts w:hint="eastAsia"/>
-        </w:rPr>
-        <w:t>未</w:t>
-      </w:r>
-      <w:proofErr w:type="gramStart"/>
-      <w:r>
-        <w:rPr>
-          <w:rFonts w:hint="eastAsia"/>
-        </w:rPr>
-        <w:t>勾选用户</w:t>
-      </w:r>
-      <w:proofErr w:type="gramEnd"/>
-      <w:r>
-        <w:rPr>
-          <w:rFonts w:hint="eastAsia"/>
-        </w:rPr>
-        <w:t>协议与隐私政策时，登录按钮</w:t>
-      </w:r>
-      <w:proofErr w:type="gramStart"/>
-      <w:r>
-        <w:rPr>
-          <w:rFonts w:hint="eastAsia"/>
-        </w:rPr>
-        <w:t>不可用且</w:t>
-      </w:r>
-      <w:proofErr w:type="gramEnd"/>
-      <w:r>
-        <w:rPr>
-          <w:rFonts w:hint="eastAsia"/>
-        </w:rPr>
-        <w:t>弹出提示；</w:t>
+        <w:t>客服与帮助入口。</w:t>
       </w:r>
     </w:p>
     <w:p>
       <w:pPr>
         <w:pStyle w:val="20"/>
         <w:ind w:firstLine="422"/>
-        <w:rPr>
+      </w:pPr>
+      <w:r>
+        <w:rPr>
+          <w:rFonts w:hint="eastAsia"/>
           <w:b/>
           <w:bCs/>
         </w:rPr>
+        <w:t>另：</w:t>
+      </w:r>
+      <w:r>
+        <w:rPr>
+          <w:rFonts w:hint="eastAsia"/>
+        </w:rPr>
+        <w:t>账号不存在时，引导用户注册；手机号未注册、密码错误时给出对应提示；同一账号连续多次登录失败时，系统在短时间内限制其登录尝试。</w:t>
+      </w:r>
+    </w:p>
+    <w:p>
+      <w:pPr>
+        <w:pStyle w:val="20"/>
+        <w:ind w:firstLine="422"/>
       </w:pPr>
       <w:r>
         <w:rPr>
@@ -3594,7 +3748,25 @@
           <w:b/>
           <w:bCs/>
         </w:rPr>
-        <w:t>客服与帮助入口。</w:t>
+        <w:t>后置条件：</w:t>
+      </w:r>
+      <w:r>
+        <w:rPr>
+          <w:rFonts w:hint="eastAsia"/>
+        </w:rPr>
+        <w:t>系统保存登录状态与会话信息，用户进入对应身份的首屏页面。</w:t>
+      </w:r>
+    </w:p>
+    <w:p>
+      <w:pPr>
+        <w:pStyle w:val="ReportHeading3"/>
+      </w:pPr>
+      <w:r>
+        <w:lastRenderedPageBreak/>
+        <w:t xml:space="preserve">3.1.2 </w:t>
+      </w:r>
+      <w:r>
+        <w:t>实名认证页</w:t>
       </w:r>
     </w:p>
     <w:p>
@@ -3608,45 +3780,64 @@
           <w:b/>
           <w:bCs/>
         </w:rPr>
-        <w:t>另：</w:t>
-      </w:r>
-      <w:r>
-        <w:rPr>
-          <w:rFonts w:hint="eastAsia"/>
-        </w:rPr>
-        <w:t>账号不存在时，引导用户注册；手机号未注册、密码错误时给出对应提示；同一账号连续多次登录失败时，系统在短时间内限制其登录尝试。</w:t>
+        <w:t>入口：</w:t>
+      </w:r>
+      <w:r>
+        <w:rPr>
+          <w:rFonts w:hint="eastAsia"/>
+        </w:rPr>
+        <w:t>首次登录后、首页提示、我的—实名认证。</w:t>
       </w:r>
     </w:p>
     <w:p>
       <w:pPr>
         <w:pStyle w:val="20"/>
         <w:ind w:firstLine="422"/>
-      </w:pPr>
-      <w:r>
-        <w:rPr>
-          <w:rFonts w:hint="eastAsia"/>
+        <w:rPr>
           <w:b/>
           <w:bCs/>
         </w:rPr>
-        <w:t>后置条件：</w:t>
-      </w:r>
-      <w:r>
-        <w:rPr>
-          <w:rFonts w:hint="eastAsia"/>
-        </w:rPr>
-        <w:t>系统保存登录状态与会话信息，用户进入对应身份的首屏页面。</w:t>
-      </w:r>
-    </w:p>
-    <w:p>
-      <w:pPr>
-        <w:pStyle w:val="ReportHeading3"/>
-      </w:pPr>
-      <w:r>
-        <w:lastRenderedPageBreak/>
-        <w:t xml:space="preserve">3.1.2 </w:t>
-      </w:r>
-      <w:r>
-        <w:t>实名认证页</w:t>
+      </w:pPr>
+      <w:r>
+        <w:rPr>
+          <w:rFonts w:hint="eastAsia"/>
+          <w:b/>
+          <w:bCs/>
+        </w:rPr>
+        <w:t>界面元素：</w:t>
+      </w:r>
+    </w:p>
+    <w:p>
+      <w:pPr>
+        <w:pStyle w:val="20"/>
+      </w:pPr>
+      <w:r>
+        <w:rPr>
+          <w:rFonts w:hint="eastAsia"/>
+        </w:rPr>
+        <w:t>姓名、证件类型、证件号码输入项、身份证正反面拍照或相册上传区域：用户填写身份信息，拍摄或选择身份证照片；网页端支持从本地选择证件照片上传；</w:t>
+      </w:r>
+    </w:p>
+    <w:p>
+      <w:pPr>
+        <w:pStyle w:val="20"/>
+      </w:pPr>
+      <w:r>
+        <w:rPr>
+          <w:rFonts w:hint="eastAsia"/>
+        </w:rPr>
+        <w:t>人脸识别或活体检测按钮：点击“开始人脸识别”，调用摄像头完成活体检测；网页端在具备摄像头的设备上提供相同能力，不具备时可转人工核验；</w:t>
+      </w:r>
+    </w:p>
+    <w:p>
+      <w:pPr>
+        <w:pStyle w:val="20"/>
+      </w:pPr>
+      <w:r>
+        <w:rPr>
+          <w:rFonts w:hint="eastAsia"/>
+        </w:rPr>
+        <w:t>数据使用说明与必要授权勾选项、“同意并提交”按钮：阅读数据使用说明后勾选同意并提交。系统调用实名认证服务核验姓名与证件号码的一致性，保存认证状态和认证时间；认证失败时说明原因，允许修改资料后重试；</w:t>
       </w:r>
     </w:p>
     <w:p>
@@ -3660,23 +3851,50 @@
           <w:b/>
           <w:bCs/>
         </w:rPr>
-        <w:t>入口：</w:t>
-      </w:r>
-      <w:r>
-        <w:rPr>
-          <w:rFonts w:hint="eastAsia"/>
-        </w:rPr>
-        <w:t>首次登录后、首页提示、我的—实名认证。</w:t>
+        <w:t>银行卡信息：</w:t>
+      </w:r>
+      <w:r>
+        <w:rPr>
+          <w:rFonts w:hint="eastAsia"/>
+        </w:rPr>
+        <w:t>支持添加多张银行卡并指定默认卡，用于后续放款与还款；</w:t>
+      </w:r>
+    </w:p>
+    <w:p>
+      <w:pPr>
+        <w:pStyle w:val="20"/>
+      </w:pPr>
+      <w:r>
+        <w:rPr>
+          <w:rFonts w:hint="eastAsia"/>
+        </w:rPr>
+        <w:t>认证失败原因与对应解决方式：证件照片模糊或反光时，提示重新上传；人脸识别失败时，允许重试或转人工核验；用户不同意必要授权时，无法进入贷款申请环节。</w:t>
       </w:r>
     </w:p>
     <w:p>
       <w:pPr>
         <w:pStyle w:val="20"/>
         <w:ind w:firstLine="422"/>
-        <w:rPr>
+      </w:pPr>
+      <w:r>
+        <w:rPr>
+          <w:rFonts w:hint="eastAsia"/>
           <w:b/>
           <w:bCs/>
         </w:rPr>
+        <w:t>另：</w:t>
+      </w:r>
+      <w:r>
+        <w:rPr>
+          <w:rFonts w:hint="eastAsia"/>
+        </w:rPr>
+        <w:t>用户未完成实名认证时，贷款申请入口保持不可用，并提示需要先完成实名认证。</w:t>
+      </w:r>
+    </w:p>
+    <w:p>
+      <w:pPr>
+        <w:pStyle w:val="20"/>
+        <w:ind w:firstLine="422"/>
       </w:pPr>
       <w:r>
         <w:rPr>
@@ -3684,54 +3902,24 @@
           <w:b/>
           <w:bCs/>
         </w:rPr>
-        <w:t>界面元素：</w:t>
-      </w:r>
-    </w:p>
-    <w:p>
-      <w:pPr>
-        <w:pStyle w:val="20"/>
-      </w:pPr>
-      <w:r>
-        <w:rPr>
-          <w:rFonts w:hint="eastAsia"/>
-        </w:rPr>
-        <w:t>姓名、证件类型、证件号码输入项、身份证正反面拍照或相册上传区域：用户填写身份信息，拍摄或选择身份证照片；网页</w:t>
-      </w:r>
-      <w:proofErr w:type="gramStart"/>
-      <w:r>
-        <w:rPr>
-          <w:rFonts w:hint="eastAsia"/>
-        </w:rPr>
-        <w:t>端支持</w:t>
-      </w:r>
-      <w:proofErr w:type="gramEnd"/>
-      <w:r>
-        <w:rPr>
-          <w:rFonts w:hint="eastAsia"/>
-        </w:rPr>
-        <w:t>从本地选择证件照片上传；</w:t>
-      </w:r>
-    </w:p>
-    <w:p>
-      <w:pPr>
-        <w:pStyle w:val="20"/>
-      </w:pPr>
-      <w:r>
-        <w:rPr>
-          <w:rFonts w:hint="eastAsia"/>
-        </w:rPr>
-        <w:t>人脸识别或活体检测按钮：点击“开始人脸识别”，调用摄像头完成活体检测；网页端在具备摄像头的设备上提供相同能力，不具备时可转人工核验；</w:t>
-      </w:r>
-    </w:p>
-    <w:p>
-      <w:pPr>
-        <w:pStyle w:val="20"/>
-      </w:pPr>
-      <w:r>
-        <w:rPr>
-          <w:rFonts w:hint="eastAsia"/>
-        </w:rPr>
-        <w:t>数据使用说明与必要授权勾选项、“同意并提交”按钮：阅读数据使用说明后勾选同意并提交。系统调用实名认证服务核验姓名与证件号码的一致性，保存认证状态和认证时间；认证失败时说明原因，允许修改资料后重试；</w:t>
+        <w:t>后置条件：</w:t>
+      </w:r>
+      <w:r>
+        <w:rPr>
+          <w:rFonts w:hint="eastAsia"/>
+        </w:rPr>
+        <w:t>系统保存用户基本资料、认证结果、授权记录和操作日志。</w:t>
+      </w:r>
+    </w:p>
+    <w:p>
+      <w:pPr>
+        <w:pStyle w:val="ReportHeading3"/>
+      </w:pPr>
+      <w:r>
+        <w:t xml:space="preserve">3.1.3 </w:t>
+      </w:r>
+      <w:r>
+        <w:t>贷款申请页</w:t>
       </w:r>
     </w:p>
     <w:p>
@@ -3745,72 +3933,48 @@
           <w:b/>
           <w:bCs/>
         </w:rPr>
-        <w:t>银行卡信息：</w:t>
-      </w:r>
-      <w:r>
-        <w:rPr>
-          <w:rFonts w:hint="eastAsia"/>
-        </w:rPr>
-        <w:t>支持添加多张银行卡并指定默认卡，用于后续放款与还款；</w:t>
-      </w:r>
-    </w:p>
-    <w:p>
-      <w:pPr>
-        <w:pStyle w:val="20"/>
-      </w:pPr>
-      <w:r>
-        <w:rPr>
-          <w:rFonts w:hint="eastAsia"/>
-        </w:rPr>
-        <w:t>认证失败原因与对应解决方式：证件照片模糊或反光时，提示重新上传；人脸识别失败时，允许重试或转人工核验；用户不同意必要授权时，无法进入贷款申请环节。</w:t>
+        <w:t>入口：</w:t>
+      </w:r>
+      <w:r>
+        <w:rPr>
+          <w:rFonts w:hint="eastAsia"/>
+        </w:rPr>
+        <w:t xml:space="preserve">APP </w:t>
+      </w:r>
+      <w:r>
+        <w:rPr>
+          <w:rFonts w:hint="eastAsia"/>
+        </w:rPr>
+        <w:t>端为底部导航“首页”或产品卡片“立即申请”；网页端为登录后的首页或“申请贷款”入口。</w:t>
       </w:r>
     </w:p>
     <w:p>
       <w:pPr>
         <w:pStyle w:val="20"/>
         <w:ind w:firstLine="422"/>
-      </w:pPr>
-      <w:r>
-        <w:rPr>
-          <w:rFonts w:hint="eastAsia"/>
+        <w:rPr>
           <w:b/>
           <w:bCs/>
         </w:rPr>
-        <w:t>另：</w:t>
-      </w:r>
-      <w:r>
-        <w:rPr>
-          <w:rFonts w:hint="eastAsia"/>
-        </w:rPr>
-        <w:t>用户未完</w:t>
-      </w:r>
-      <w:proofErr w:type="gramStart"/>
-      <w:r>
-        <w:rPr>
-          <w:rFonts w:hint="eastAsia"/>
-        </w:rPr>
-        <w:t>成实名</w:t>
-      </w:r>
-      <w:proofErr w:type="gramEnd"/>
-      <w:r>
-        <w:rPr>
-          <w:rFonts w:hint="eastAsia"/>
-        </w:rPr>
-        <w:t>认证时，贷款申请入口保持</w:t>
-      </w:r>
-      <w:proofErr w:type="gramStart"/>
-      <w:r>
-        <w:rPr>
-          <w:rFonts w:hint="eastAsia"/>
-        </w:rPr>
-        <w:t>不</w:t>
-      </w:r>
-      <w:proofErr w:type="gramEnd"/>
-      <w:r>
-        <w:rPr>
-          <w:rFonts w:hint="eastAsia"/>
-        </w:rPr>
-        <w:t>可用，并提示需要先完成实名认证。</w:t>
+      </w:pPr>
+      <w:r>
+        <w:rPr>
+          <w:rFonts w:hint="eastAsia"/>
+          <w:b/>
+          <w:bCs/>
+        </w:rPr>
+        <w:t>界面元素：</w:t>
+      </w:r>
+    </w:p>
+    <w:p>
+      <w:pPr>
+        <w:pStyle w:val="20"/>
+      </w:pPr>
+      <w:r>
+        <w:rPr>
+          <w:rFonts w:hint="eastAsia"/>
+        </w:rPr>
+        <w:t>首页与产品浏览：顶部消息图标，点击进入消息提醒页；可借额度或预授信额度卡片；贷款产品卡片列表（产品名称、额度范围、期限、利率的简要描述及详情），上下滑动或翻页浏览，点击产品卡片进入产品详情页，详情页展示额度范围、可选期限、利率或费用说明和申请条件，并提供“立即申请”入口；</w:t>
       </w:r>
     </w:p>
     <w:p>
@@ -3824,24 +3988,13 @@
           <w:b/>
           <w:bCs/>
         </w:rPr>
-        <w:t>后置条件：</w:t>
-      </w:r>
-      <w:r>
-        <w:rPr>
-          <w:rFonts w:hint="eastAsia"/>
-        </w:rPr>
-        <w:t>系统保存用户基本资料、认证结果、授权记录和操作日志。</w:t>
-      </w:r>
-    </w:p>
-    <w:p>
-      <w:pPr>
-        <w:pStyle w:val="ReportHeading3"/>
-      </w:pPr>
-      <w:r>
-        <w:t xml:space="preserve">3.1.3 </w:t>
-      </w:r>
-      <w:r>
-        <w:t>贷款申请页</w:t>
+        <w:t>借款金额输入框及滑块：</w:t>
+      </w:r>
+      <w:r>
+        <w:rPr>
+          <w:rFonts w:hint="eastAsia"/>
+        </w:rPr>
+        <w:t>用户输入或拖动设置申请金额，页面提示额度上下限；</w:t>
       </w:r>
     </w:p>
     <w:p>
@@ -3855,29 +4008,39 @@
           <w:b/>
           <w:bCs/>
         </w:rPr>
-        <w:t>入口：</w:t>
-      </w:r>
-      <w:r>
-        <w:rPr>
-          <w:rFonts w:hint="eastAsia"/>
-        </w:rPr>
-        <w:t xml:space="preserve">APP </w:t>
-      </w:r>
-      <w:r>
-        <w:rPr>
-          <w:rFonts w:hint="eastAsia"/>
-        </w:rPr>
-        <w:t>端为底部导航“首页”或产品卡片“立即申请”；网页端为登录后的首页或“申请贷款”入口。</w:t>
+        <w:t>借款申报表——包括借款用途、借款期限和必要信息输入项：</w:t>
+      </w:r>
+      <w:r>
+        <w:rPr>
+          <w:rFonts w:hint="eastAsia"/>
+        </w:rPr>
+        <w:t>用户选择借款金额和期限，填写用途、收入、职业、住房、联系人等信息，包含必填项标记与字段错误提示；系统实时校验字段格式、取值范围和必填项，点击“下一步”进入数据授权与资料上传；</w:t>
       </w:r>
     </w:p>
     <w:p>
       <w:pPr>
         <w:pStyle w:val="20"/>
         <w:ind w:firstLine="422"/>
-        <w:rPr>
+      </w:pPr>
+      <w:r>
+        <w:rPr>
+          <w:rFonts w:hint="eastAsia"/>
           <w:b/>
           <w:bCs/>
         </w:rPr>
+        <w:t>预期利息与还款节奏展示：</w:t>
+      </w:r>
+      <w:r>
+        <w:rPr>
+          <w:rFonts w:hint="eastAsia"/>
+        </w:rPr>
+        <w:t>页面实时计算并展示还款方式、每期应还金额和还款日安排，便于用户判断还款压力；</w:t>
+      </w:r>
+    </w:p>
+    <w:p>
+      <w:pPr>
+        <w:pStyle w:val="20"/>
+        <w:ind w:firstLine="422"/>
       </w:pPr>
       <w:r>
         <w:rPr>
@@ -3885,46 +4048,13 @@
           <w:b/>
           <w:bCs/>
         </w:rPr>
-        <w:t>界面元素：</w:t>
-      </w:r>
-    </w:p>
-    <w:p>
-      <w:pPr>
-        <w:pStyle w:val="20"/>
-      </w:pPr>
-      <w:r>
-        <w:rPr>
-          <w:rFonts w:hint="eastAsia"/>
-        </w:rPr>
-        <w:t>首页与产品浏览：顶部消息图标，点击进入消息提醒页；可借额度</w:t>
-      </w:r>
-      <w:proofErr w:type="gramStart"/>
-      <w:r>
-        <w:rPr>
-          <w:rFonts w:hint="eastAsia"/>
-        </w:rPr>
-        <w:t>或预授信</w:t>
-      </w:r>
-      <w:proofErr w:type="gramEnd"/>
-      <w:r>
-        <w:rPr>
-          <w:rFonts w:hint="eastAsia"/>
-        </w:rPr>
-        <w:t>额度卡片；贷款产品卡片列表（产品名称、额度范围、期限、利率的简要描述及详情），上下滑动或翻页浏览，点击产品卡片进入产品详情页，详情</w:t>
-      </w:r>
-      <w:proofErr w:type="gramStart"/>
-      <w:r>
-        <w:rPr>
-          <w:rFonts w:hint="eastAsia"/>
-        </w:rPr>
-        <w:t>页展示</w:t>
-      </w:r>
-      <w:proofErr w:type="gramEnd"/>
-      <w:r>
-        <w:rPr>
-          <w:rFonts w:hint="eastAsia"/>
-        </w:rPr>
-        <w:t>额度范围、可选期限、利率或费用说明和申请条件，并提供“立即申请”入口；</w:t>
+        <w:t>数据授权：</w:t>
+      </w:r>
+      <w:r>
+        <w:rPr>
+          <w:rFonts w:hint="eastAsia"/>
+        </w:rPr>
+        <w:t>授权类别列表——身份信息、联系方式、设备信息、位置或网络行为、内部业务数据、第三方或公开信用数据等，以及每类授权对应的用途说明、勾选开关或确认按钮，用户逐项阅读数据类别和用途，分别确认必要授权；</w:t>
       </w:r>
     </w:p>
     <w:p>
@@ -3938,13 +4068,31 @@
           <w:b/>
           <w:bCs/>
         </w:rPr>
-        <w:t>借款金额输入框及滑块：</w:t>
-      </w:r>
-      <w:r>
-        <w:rPr>
-          <w:rFonts w:hint="eastAsia"/>
-        </w:rPr>
-        <w:t>用户输入或拖动设置申请金额，页面提示额度上下限；</w:t>
+        <w:t>附件上传区域（收入证明、工作证明、其他补充材料）：</w:t>
+      </w:r>
+      <w:r>
+        <w:rPr>
+          <w:rFonts w:hint="eastAsia"/>
+        </w:rPr>
+        <w:t>点击“</w:t>
+      </w:r>
+      <w:r>
+        <w:rPr>
+          <w:rFonts w:hint="eastAsia"/>
+        </w:rPr>
+        <w:t>+</w:t>
+      </w:r>
+      <w:r>
+        <w:rPr>
+          <w:rFonts w:hint="eastAsia"/>
+        </w:rPr>
+        <w:t>”上传附件，支持拍照、</w:t>
+      </w:r>
+      <w:r>
+        <w:rPr>
+          <w:rFonts w:hint="eastAsia"/>
+        </w:rPr>
+        <w:t>相册、文件选择；附件类型或大小不符合要求时，提示重新上传；</w:t>
       </w:r>
     </w:p>
     <w:p>
@@ -3958,27 +4106,13 @@
           <w:b/>
           <w:bCs/>
         </w:rPr>
-        <w:t>借款申报表——包括借款用途、借款期限和必要信息输入项：</w:t>
-      </w:r>
-      <w:r>
-        <w:rPr>
-          <w:rFonts w:hint="eastAsia"/>
-        </w:rPr>
-        <w:t>用户选择借款金额和期限，填写用途、收入、职业、住房、联系人等信息，包含</w:t>
-      </w:r>
-      <w:proofErr w:type="gramStart"/>
-      <w:r>
-        <w:rPr>
-          <w:rFonts w:hint="eastAsia"/>
-        </w:rPr>
-        <w:t>必填项标记</w:t>
-      </w:r>
-      <w:proofErr w:type="gramEnd"/>
-      <w:r>
-        <w:rPr>
-          <w:rFonts w:hint="eastAsia"/>
-        </w:rPr>
-        <w:t>与字段错误提示；系统实时校验字段格式、取值范围和必填项，点击“下一步”进入数据授权与资料上传；</w:t>
+        <w:t>“同意并提交”按钮、授权撤回说明与隐私政策入口：</w:t>
+      </w:r>
+      <w:r>
+        <w:rPr>
+          <w:rFonts w:hint="eastAsia"/>
+        </w:rPr>
+        <w:t>点击后系统生成申请单号、保存申请快照、授权记录和附件索引；</w:t>
       </w:r>
     </w:p>
     <w:p>
@@ -3992,27 +4126,22 @@
           <w:b/>
           <w:bCs/>
         </w:rPr>
-        <w:t>预期利息与还款节奏展示：</w:t>
-      </w:r>
-      <w:r>
-        <w:rPr>
-          <w:rFonts w:hint="eastAsia"/>
-        </w:rPr>
-        <w:t>页面实时计算并展示还款方式、每期应</w:t>
-      </w:r>
-      <w:proofErr w:type="gramStart"/>
-      <w:r>
-        <w:rPr>
-          <w:rFonts w:hint="eastAsia"/>
-        </w:rPr>
-        <w:t>还金额</w:t>
-      </w:r>
-      <w:proofErr w:type="gramEnd"/>
-      <w:r>
-        <w:rPr>
-          <w:rFonts w:hint="eastAsia"/>
-        </w:rPr>
-        <w:t>和还款日安排，便于用户判断还款压力；</w:t>
+        <w:t>底部导航快捷入口——我的申请、还款计划、客服咨询、个人中心（网页端对应顶部或</w:t>
+      </w:r>
+      <w:r>
+        <w:rPr>
+          <w:rFonts w:hint="eastAsia"/>
+          <w:b/>
+          <w:bCs/>
+        </w:rPr>
+        <w:lastRenderedPageBreak/>
+        <w:t>左侧导航的同名入口）</w:t>
+      </w:r>
+      <w:r>
+        <w:rPr>
+          <w:rFonts w:hint="eastAsia"/>
+        </w:rPr>
+        <w:t>：点击“我的申请”查看进行中申请状态，用户存在未完成同类申请时，提示先查看进度，避免重复提交；点击“还款计划”查看本月应还资金、已还资金及总体还款安排；点击“个人中心”查询个人信息以及条款。</w:t>
       </w:r>
     </w:p>
     <w:p>
@@ -4026,13 +4155,13 @@
           <w:b/>
           <w:bCs/>
         </w:rPr>
-        <w:t>数据授权：</w:t>
-      </w:r>
-      <w:r>
-        <w:rPr>
-          <w:rFonts w:hint="eastAsia"/>
-        </w:rPr>
-        <w:t>授权类别列表——身份信息、联系方式、设备信息、位置或网络行为、内部业务数据、第三方或公开信用数据等，以及每类授权对应的用途说明、勾选开关或确认按钮，用户逐项阅读数据类别和用途，分别确认必要授权；</w:t>
+        <w:t>另：</w:t>
+      </w:r>
+      <w:r>
+        <w:rPr>
+          <w:rFonts w:hint="eastAsia"/>
+        </w:rPr>
+        <w:t>用户未实名时，点击申请先跳转实名认证；字段缺失或格式不正确时，页面定位到具体字段并阻止进入下一步；未完成必要授权时，系统不得继续要求授权范围之外的数据，并提示无法进入评估；用户拒绝必要授权时，允许返回申请页修改产品或不再继续申请；用户中途退出时可以保存草稿，但未完成必要授权的草稿不得进入风险评估。</w:t>
       </w:r>
     </w:p>
     <w:p>
@@ -4046,31 +4175,24 @@
           <w:b/>
           <w:bCs/>
         </w:rPr>
-        <w:t>附件上传区域（收入证明、工作证明、其他补充材料）：</w:t>
-      </w:r>
-      <w:r>
-        <w:rPr>
-          <w:rFonts w:hint="eastAsia"/>
-        </w:rPr>
-        <w:t>点击“</w:t>
-      </w:r>
-      <w:r>
-        <w:rPr>
-          <w:rFonts w:hint="eastAsia"/>
-        </w:rPr>
-        <w:t>+</w:t>
-      </w:r>
-      <w:r>
-        <w:rPr>
-          <w:rFonts w:hint="eastAsia"/>
-        </w:rPr>
-        <w:t>”上传附件，支持拍照、</w:t>
-      </w:r>
-      <w:r>
-        <w:rPr>
-          <w:rFonts w:hint="eastAsia"/>
-        </w:rPr>
-        <w:t>相册、文件选择；附件类型或大小不符合要求时，提示重新上传；</w:t>
+        <w:t>后置条件：</w:t>
+      </w:r>
+      <w:r>
+        <w:rPr>
+          <w:rFonts w:hint="eastAsia"/>
+        </w:rPr>
+        <w:t>系统形成申请草稿或待授权申请记录，申请状态置为“待风控评估”并进入数据采集与融合流程。</w:t>
+      </w:r>
+    </w:p>
+    <w:p>
+      <w:pPr>
+        <w:pStyle w:val="ReportHeading3"/>
+      </w:pPr>
+      <w:r>
+        <w:t xml:space="preserve">3.1.4 </w:t>
+      </w:r>
+      <w:r>
+        <w:t>电子合同签订页</w:t>
       </w:r>
     </w:p>
     <w:p>
@@ -4084,42 +4206,31 @@
           <w:b/>
           <w:bCs/>
         </w:rPr>
-        <w:t>“同意并提交”按钮、授权撤回说明与隐私政策入口：</w:t>
-      </w:r>
-      <w:r>
-        <w:rPr>
-          <w:rFonts w:hint="eastAsia"/>
-        </w:rPr>
-        <w:t>点击后系统生成申请单号、保存申请快照、授权记录和附件索引；</w:t>
+        <w:t>入口：</w:t>
+      </w:r>
+      <w:r>
+        <w:rPr>
+          <w:rFonts w:hint="eastAsia"/>
+        </w:rPr>
+        <w:t>申请进度页—审批通过、消息通知。</w:t>
       </w:r>
     </w:p>
     <w:p>
       <w:pPr>
         <w:pStyle w:val="20"/>
         <w:ind w:firstLine="422"/>
-      </w:pPr>
-      <w:r>
-        <w:rPr>
-          <w:rFonts w:hint="eastAsia"/>
+        <w:rPr>
           <w:b/>
           <w:bCs/>
         </w:rPr>
-        <w:t>底部导航快捷入口——我的申请、还款计划、客服咨询、个人中心（网页端对应顶部或</w:t>
-      </w:r>
+      </w:pPr>
       <w:r>
         <w:rPr>
           <w:rFonts w:hint="eastAsia"/>
           <w:b/>
           <w:bCs/>
         </w:rPr>
-        <w:lastRenderedPageBreak/>
-        <w:t>左侧导航的同名入口）</w:t>
-      </w:r>
-      <w:r>
-        <w:rPr>
-          <w:rFonts w:hint="eastAsia"/>
-        </w:rPr>
-        <w:t>：点击“我的申请”查看进行中申请状态，用户存在未完成同类申请时，提示先查看进度，避免重复提交；点击“还款计划”查看本月应还资金、已还资金及总体还款安排；点击“个人中心”查询个人信息以及条款。</w:t>
+        <w:t>界面元素：</w:t>
       </w:r>
     </w:p>
     <w:p>
@@ -4133,27 +4244,13 @@
           <w:b/>
           <w:bCs/>
         </w:rPr>
-        <w:t>另：</w:t>
-      </w:r>
-      <w:r>
-        <w:rPr>
-          <w:rFonts w:hint="eastAsia"/>
-        </w:rPr>
-        <w:t>用户未实名时，点击申请先跳转实名认证；字段缺失或格式不正确时，页面定位到具体字段并阻止进入下一步；未完成必要授权时，系统不得继续要求授权范围之外的数据，并提示无法进入评估；用户拒绝必要授权时，允许返回申请</w:t>
-      </w:r>
-      <w:proofErr w:type="gramStart"/>
-      <w:r>
-        <w:rPr>
-          <w:rFonts w:hint="eastAsia"/>
-        </w:rPr>
-        <w:t>页修改</w:t>
-      </w:r>
-      <w:proofErr w:type="gramEnd"/>
-      <w:r>
-        <w:rPr>
-          <w:rFonts w:hint="eastAsia"/>
-        </w:rPr>
-        <w:t>产品或不再继续申请；用户中途退出时可以保存草稿，但未完成必要授权的草稿不得进入风险评估。</w:t>
+        <w:t>授信额度、期限、利率或费用说明：</w:t>
+      </w:r>
+      <w:r>
+        <w:rPr>
+          <w:rFonts w:hint="eastAsia"/>
+        </w:rPr>
+        <w:t>用户查看审批结果和授信条件；</w:t>
       </w:r>
     </w:p>
     <w:p>
@@ -4167,24 +4264,35 @@
           <w:b/>
           <w:bCs/>
         </w:rPr>
-        <w:t>后置条件：</w:t>
-      </w:r>
-      <w:r>
-        <w:rPr>
-          <w:rFonts w:hint="eastAsia"/>
-        </w:rPr>
-        <w:t>系统形成申请草稿或待授权申请记录，申请状态置为“待风控评估”并进入数据采集与融合流程。</w:t>
-      </w:r>
-    </w:p>
-    <w:p>
-      <w:pPr>
-        <w:pStyle w:val="ReportHeading3"/>
-      </w:pPr>
-      <w:r>
-        <w:t xml:space="preserve">3.1.4 </w:t>
-      </w:r>
-      <w:r>
-        <w:t>电子合同签订页</w:t>
+        <w:t>还款计划预览：</w:t>
+      </w:r>
+      <w:r>
+        <w:rPr>
+          <w:rFonts w:hint="eastAsia"/>
+        </w:rPr>
+        <w:t>用户查看还款计划；</w:t>
+      </w:r>
+    </w:p>
+    <w:p>
+      <w:pPr>
+        <w:pStyle w:val="20"/>
+      </w:pPr>
+      <w:r>
+        <w:rPr>
+          <w:rFonts w:hint="eastAsia"/>
+        </w:rPr>
+        <w:t>合同列表、查看合同、确认合同按钮：点击“查看合同”阅读借款协议和关键条款，勾选同意后，通过电子签名或验证码确认合同；网页端支持页面手写签名或上传签名图片，具体实现方式在开发阶段确定；</w:t>
+      </w:r>
+    </w:p>
+    <w:p>
+      <w:pPr>
+        <w:pStyle w:val="20"/>
+      </w:pPr>
+      <w:r>
+        <w:rPr>
+          <w:rFonts w:hint="eastAsia"/>
+        </w:rPr>
+        <w:t>电子签名或验证码确认区域；</w:t>
       </w:r>
     </w:p>
     <w:p>
@@ -4198,23 +4306,39 @@
           <w:b/>
           <w:bCs/>
         </w:rPr>
-        <w:t>入口：</w:t>
-      </w:r>
-      <w:r>
-        <w:rPr>
-          <w:rFonts w:hint="eastAsia"/>
-        </w:rPr>
-        <w:t>申请进度页—审批通过、消息通知。</w:t>
+        <w:t>拒绝原因展示区域、退回补充资料提示：</w:t>
+      </w:r>
+      <w:r>
+        <w:rPr>
+          <w:rFonts w:hint="eastAsia"/>
+        </w:rPr>
+        <w:t>审批拒绝时，展示拒绝原因和主要影响因素；退回补充资料时，展示需要补充的项目；签约成功后，系统向放款服务提交放款请求。</w:t>
       </w:r>
     </w:p>
     <w:p>
       <w:pPr>
         <w:pStyle w:val="20"/>
         <w:ind w:firstLine="422"/>
-        <w:rPr>
+      </w:pPr>
+      <w:r>
+        <w:rPr>
+          <w:rFonts w:hint="eastAsia"/>
           <w:b/>
           <w:bCs/>
         </w:rPr>
+        <w:t>另：</w:t>
+      </w:r>
+      <w:r>
+        <w:rPr>
+          <w:rFonts w:hint="eastAsia"/>
+        </w:rPr>
+        <w:t>合同版本与审批结果不一致时，要求用户重新确认；用户未完成签署时，不允许进入放款流程；放款服务返回失败时，保持审批记录不变，记录失败原因并进入人工处理队列。</w:t>
+      </w:r>
+    </w:p>
+    <w:p>
+      <w:pPr>
+        <w:pStyle w:val="20"/>
+        <w:ind w:firstLine="422"/>
       </w:pPr>
       <w:r>
         <w:rPr>
@@ -4222,7 +4346,24 @@
           <w:b/>
           <w:bCs/>
         </w:rPr>
-        <w:t>界面元素：</w:t>
+        <w:t>后置条件：</w:t>
+      </w:r>
+      <w:r>
+        <w:rPr>
+          <w:rFonts w:hint="eastAsia"/>
+        </w:rPr>
+        <w:t>系统保存审批人、审批时间、合同版本、签名记录和放款结果。</w:t>
+      </w:r>
+    </w:p>
+    <w:p>
+      <w:pPr>
+        <w:pStyle w:val="ReportHeading3"/>
+      </w:pPr>
+      <w:r>
+        <w:t xml:space="preserve">3.1.5 </w:t>
+      </w:r>
+      <w:r>
+        <w:t>贷款进度查询页</w:t>
       </w:r>
     </w:p>
     <w:p>
@@ -4236,47 +4377,31 @@
           <w:b/>
           <w:bCs/>
         </w:rPr>
-        <w:t>授信额度、期限、利率或费用说明：</w:t>
-      </w:r>
-      <w:r>
-        <w:rPr>
-          <w:rFonts w:hint="eastAsia"/>
-        </w:rPr>
-        <w:t>用户查看审批结果和</w:t>
-      </w:r>
-      <w:proofErr w:type="gramStart"/>
-      <w:r>
-        <w:rPr>
-          <w:rFonts w:hint="eastAsia"/>
-        </w:rPr>
-        <w:t>授信条</w:t>
-      </w:r>
-      <w:proofErr w:type="gramEnd"/>
-      <w:r>
-        <w:rPr>
-          <w:rFonts w:hint="eastAsia"/>
-        </w:rPr>
-        <w:t>件；</w:t>
+        <w:t>入口：</w:t>
+      </w:r>
+      <w:r>
+        <w:rPr>
+          <w:rFonts w:hint="eastAsia"/>
+        </w:rPr>
+        <w:t>提交申请后自动进入、首页—申请进度；顶部消息图标进入消息提醒页。</w:t>
       </w:r>
     </w:p>
     <w:p>
       <w:pPr>
         <w:pStyle w:val="20"/>
         <w:ind w:firstLine="422"/>
-      </w:pPr>
-      <w:r>
-        <w:rPr>
-          <w:rFonts w:hint="eastAsia"/>
+        <w:rPr>
           <w:b/>
           <w:bCs/>
         </w:rPr>
-        <w:t>还款计划预览：</w:t>
-      </w:r>
-      <w:r>
-        <w:rPr>
-          <w:rFonts w:hint="eastAsia"/>
-        </w:rPr>
-        <w:t>用户查看还款计划；</w:t>
+      </w:pPr>
+      <w:r>
+        <w:rPr>
+          <w:rFonts w:hint="eastAsia"/>
+          <w:b/>
+          <w:bCs/>
+        </w:rPr>
+        <w:t>界面元素：</w:t>
       </w:r>
     </w:p>
     <w:p>
@@ -4287,7 +4412,7 @@
         <w:rPr>
           <w:rFonts w:hint="eastAsia"/>
         </w:rPr>
-        <w:t>合同列表、查看合同、确认合同按钮：点击“查看合同”阅读借款协议和关键条款，勾选同意后，通过电子签名或验证码确认合同；网页端支持页面手写签名或上传签名图片，具体实现方式在开发阶段确定；</w:t>
+        <w:t>申请单号、产品名称、申请金额；</w:t>
       </w:r>
     </w:p>
     <w:p>
@@ -4298,7 +4423,40 @@
         <w:rPr>
           <w:rFonts w:hint="eastAsia"/>
         </w:rPr>
-        <w:t>电子签名或验证码确认区域；</w:t>
+        <w:t>状态时间轴——已提交、数据采集中、风控评估中、人工复核、审批通过或拒绝、待签约、放款中、还款中：用户查看当前申请状态和处理进度；</w:t>
+      </w:r>
+    </w:p>
+    <w:p>
+      <w:pPr>
+        <w:pStyle w:val="20"/>
+      </w:pPr>
+      <w:r>
+        <w:rPr>
+          <w:rFonts w:hint="eastAsia"/>
+        </w:rPr>
+        <w:t>风险评估说明——当前阶段、预计处理时间、是否需要补充资料；</w:t>
+      </w:r>
+    </w:p>
+    <w:p>
+      <w:pPr>
+        <w:pStyle w:val="20"/>
+      </w:pPr>
+      <w:r>
+        <w:rPr>
+          <w:rFonts w:hint="eastAsia"/>
+        </w:rPr>
+        <w:t>补充资料按钮、联系客服按钮、刷新按钮：点击“补充资料”上传审核人员要求的材料，点击“联系客服”进入客服咨询，下拉刷新或点击刷新按钮更新状态；</w:t>
+      </w:r>
+    </w:p>
+    <w:p>
+      <w:pPr>
+        <w:pStyle w:val="20"/>
+      </w:pPr>
+      <w:r>
+        <w:rPr>
+          <w:rFonts w:hint="eastAsia"/>
+        </w:rPr>
+        <w:t>审批结论与主要影响因素、退回补充资料清单：审批未通过时展示结论和主要影响因素，材料不足被退回时列出需要补充的项目和重新提交入口；</w:t>
       </w:r>
     </w:p>
     <w:p>
@@ -4312,13 +4470,13 @@
           <w:b/>
           <w:bCs/>
         </w:rPr>
-        <w:t>拒绝原因展示区域、退回补充资料提示：</w:t>
-      </w:r>
-      <w:r>
-        <w:rPr>
-          <w:rFonts w:hint="eastAsia"/>
-        </w:rPr>
-        <w:t>审批拒绝时，展示拒绝原因和主要影响因素；退回补充资料时，展示需要补充的项目；签约成功后，系统向放款服务提交放款请求。</w:t>
+        <w:t>消息提醒：</w:t>
+      </w:r>
+      <w:r>
+        <w:rPr>
+          <w:rFonts w:hint="eastAsia"/>
+        </w:rPr>
+        <w:t>消息列表（标题、摘要、时间、未读标记），支持标记已读、全部已读；消息详情页提供跳转按钮，点击消息可跳转到申请进度、还款首页、合同页等；消息类型包括申请状态变化、审批结果、还款提醒和账户安全提示。</w:t>
       </w:r>
     </w:p>
     <w:p>
@@ -4332,27 +4490,14 @@
           <w:b/>
           <w:bCs/>
         </w:rPr>
+        <w:lastRenderedPageBreak/>
         <w:t>另：</w:t>
       </w:r>
       <w:r>
         <w:rPr>
           <w:rFonts w:hint="eastAsia"/>
         </w:rPr>
-        <w:t>合同版本与审批结果不一致时，要求用户重新确认；用户未完</w:t>
-      </w:r>
-      <w:proofErr w:type="gramStart"/>
-      <w:r>
-        <w:rPr>
-          <w:rFonts w:hint="eastAsia"/>
-        </w:rPr>
-        <w:t>成签署</w:t>
-      </w:r>
-      <w:proofErr w:type="gramEnd"/>
-      <w:r>
-        <w:rPr>
-          <w:rFonts w:hint="eastAsia"/>
-        </w:rPr>
-        <w:t>时，不允许进入放款流程；放款服务返回失败时，保持审批记录不变，记录失败原因并进入人工处理队列。</w:t>
+        <w:t>审批结果生成后，通过消息和页面状态同步通知用户；某一数据源不可用时，系统记录失败原因，按策略继续评估或转人工复核；数据来源冲突或质量评分低于阈值时，系统标记冲突字段并生成复核任务；模型服务异常时，保留申请状态，不生成未经模型确认的自动拒绝结果；通知权限未开启时，引导用户开启系统通知；消息发送失败时，记录失败原因并按策略重试；高风险信号提醒时，仅通知风控审核人员，不向用户展示未经授权的自动化处置信息。</w:t>
       </w:r>
     </w:p>
     <w:p>
@@ -4372,7 +4517,7 @@
         <w:rPr>
           <w:rFonts w:hint="eastAsia"/>
         </w:rPr>
-        <w:t>系统保存审批人、审批时间、合同版本、签名记录和放款结果。</w:t>
+        <w:t>用户可查询申请进度，系统保存风险评估记录、状态变化、消息已读状态和跳转记录。</w:t>
       </w:r>
     </w:p>
     <w:p>
@@ -4380,10 +4525,10 @@
         <w:pStyle w:val="ReportHeading3"/>
       </w:pPr>
       <w:r>
-        <w:t xml:space="preserve">3.1.5 </w:t>
-      </w:r>
-      <w:r>
-        <w:t>贷款进度查询页</w:t>
+        <w:t xml:space="preserve">3.1.6 </w:t>
+      </w:r>
+      <w:r>
+        <w:t>还款与结清页</w:t>
       </w:r>
     </w:p>
     <w:p>
@@ -4403,7 +4548,13 @@
         <w:rPr>
           <w:rFonts w:hint="eastAsia"/>
         </w:rPr>
-        <w:t>提交申请后自动进入、首页—申请进度；顶部消息图标进入消息提醒页。</w:t>
+        <w:t xml:space="preserve">APP </w:t>
+      </w:r>
+      <w:r>
+        <w:rPr>
+          <w:rFonts w:hint="eastAsia"/>
+        </w:rPr>
+        <w:t>端为底部导航“还款计划”；网页端为“我的贷款—还款”。</w:t>
       </w:r>
     </w:p>
     <w:p>
@@ -4432,51 +4583,7 @@
         <w:rPr>
           <w:rFonts w:hint="eastAsia"/>
         </w:rPr>
-        <w:t>申请单号、产品名称、申请金额；</w:t>
-      </w:r>
-    </w:p>
-    <w:p>
-      <w:pPr>
-        <w:pStyle w:val="20"/>
-      </w:pPr>
-      <w:r>
-        <w:rPr>
-          <w:rFonts w:hint="eastAsia"/>
-        </w:rPr>
-        <w:t>状态时间轴——已提交、数据采集中、风控评估中、人工复核、审批通过或拒绝、待签约、放款中、还款中：用户查看当前申请状态和处理进度；</w:t>
-      </w:r>
-    </w:p>
-    <w:p>
-      <w:pPr>
-        <w:pStyle w:val="20"/>
-      </w:pPr>
-      <w:r>
-        <w:rPr>
-          <w:rFonts w:hint="eastAsia"/>
-        </w:rPr>
-        <w:t>风险评估说明——当前阶段、预计处理时间、是否需要补充资料；</w:t>
-      </w:r>
-    </w:p>
-    <w:p>
-      <w:pPr>
-        <w:pStyle w:val="20"/>
-      </w:pPr>
-      <w:r>
-        <w:rPr>
-          <w:rFonts w:hint="eastAsia"/>
-        </w:rPr>
-        <w:t>补充资料按钮、联系客服按钮、刷新按钮：点击“补充资料”上传审核人员要求的材料，点击“联系客服”进入客服咨询，下拉刷新或点击刷新按钮更新状态；</w:t>
-      </w:r>
-    </w:p>
-    <w:p>
-      <w:pPr>
-        <w:pStyle w:val="20"/>
-      </w:pPr>
-      <w:r>
-        <w:rPr>
-          <w:rFonts w:hint="eastAsia"/>
-        </w:rPr>
-        <w:t>审批结论与主要影响因素、退回补充资料清单：审批未通过时展示结论和主要影响因素，材料不足被退回时列出需要补充的项目和重新提交入口；</w:t>
+        <w:t>还款首页：当前应还总额、本期应还金额、还款日、剩余期数、贷款余额、本期账单卡片（应还本金、利息、费用、状态）；“立即还款”“提前还款”按钮；还款记录入口、账单明细入口；逾期提示区域，逾期时显示逾期天数和提醒信息；</w:t>
       </w:r>
     </w:p>
     <w:p>
@@ -4490,27 +4597,13 @@
           <w:b/>
           <w:bCs/>
         </w:rPr>
-        <w:t>消息提醒：</w:t>
-      </w:r>
-      <w:r>
-        <w:rPr>
-          <w:rFonts w:hint="eastAsia"/>
-        </w:rPr>
-        <w:t>消息列表（标题、摘要、时间、未读标记），支持标记已读、全部已读；消息详情</w:t>
-      </w:r>
-      <w:proofErr w:type="gramStart"/>
-      <w:r>
-        <w:rPr>
-          <w:rFonts w:hint="eastAsia"/>
-        </w:rPr>
-        <w:t>页提供</w:t>
-      </w:r>
-      <w:proofErr w:type="gramEnd"/>
-      <w:r>
-        <w:rPr>
-          <w:rFonts w:hint="eastAsia"/>
-        </w:rPr>
-        <w:t>跳转按钮，点击消息可跳转到申请进度、还款首页、合同页等；消息类型包括申请状态变化、审批结果、还款提醒和账户安全提示。</w:t>
+        <w:t>还款支付页：</w:t>
+      </w:r>
+      <w:r>
+        <w:rPr>
+          <w:rFonts w:hint="eastAsia"/>
+        </w:rPr>
+        <w:t>还款金额、还款期数、费用说明、支付方式选择，用户选择支付方式并确认还款金额；确认支付按钮、取消按钮，用户取消支付时返回还款首页且不更新账单状态；支付结果页提供成功或失败提示和返回还款首页按钮，支付成功后系统更新还款流水、账单状态和贷款余额，支付失败时提示失败原因并允许重试，支付超时或结果未知时系统查询支付状态，避免重复扣款；</w:t>
       </w:r>
     </w:p>
     <w:p>
@@ -4524,42 +4617,13 @@
           <w:b/>
           <w:bCs/>
         </w:rPr>
-        <w:lastRenderedPageBreak/>
-        <w:t>另：</w:t>
-      </w:r>
-      <w:r>
-        <w:rPr>
-          <w:rFonts w:hint="eastAsia"/>
-        </w:rPr>
-        <w:t>审批结果生成后，通过消息和页面状态同步通知用户；某一数据源</w:t>
-      </w:r>
-      <w:proofErr w:type="gramStart"/>
-      <w:r>
-        <w:rPr>
-          <w:rFonts w:hint="eastAsia"/>
-        </w:rPr>
-        <w:t>不</w:t>
-      </w:r>
-      <w:proofErr w:type="gramEnd"/>
-      <w:r>
-        <w:rPr>
-          <w:rFonts w:hint="eastAsia"/>
-        </w:rPr>
-        <w:t>可用时，系统记录失败原因，按策略继续评估或转人工复核；数据来源冲突或质量评分低于阈值时，系统标记冲突字段并生成复核任务；模型服务异常时，保留申请状态，不生成未经模型确认的自动拒绝结果；通知权限未开启时，引导用户开启系统通知；消息发送失败时，记录失败原因并按策略重试；高风险信号提醒时，</w:t>
-      </w:r>
-      <w:proofErr w:type="gramStart"/>
-      <w:r>
-        <w:rPr>
-          <w:rFonts w:hint="eastAsia"/>
-        </w:rPr>
-        <w:t>仅通知风控</w:t>
-      </w:r>
-      <w:proofErr w:type="gramEnd"/>
-      <w:r>
-        <w:rPr>
-          <w:rFonts w:hint="eastAsia"/>
-        </w:rPr>
-        <w:t>审核人员，不向用户展示未经授权的自动化处置信息。</w:t>
+        <w:t>账单明细与还款记录页：</w:t>
+      </w:r>
+      <w:r>
+        <w:rPr>
+          <w:rFonts w:hint="eastAsia"/>
+        </w:rPr>
+        <w:t>按日期或期数分组的账单列表，下拉刷新获取最新状态；每条记录显示期数、应还本金、利息、费用、状态、金额，点击某条记录进入账单详情；支持按全部、待还、已还、逾期筛选；账单详情页和结清证明查看入口，已结清贷款可查看或申请结清证明；</w:t>
       </w:r>
     </w:p>
     <w:p>
@@ -4573,24 +4637,13 @@
           <w:b/>
           <w:bCs/>
         </w:rPr>
-        <w:t>后置条件：</w:t>
-      </w:r>
-      <w:r>
-        <w:rPr>
-          <w:rFonts w:hint="eastAsia"/>
-        </w:rPr>
-        <w:t>用户可查询申请进度，系统保存风险评估记录、状态变化、消息已读状态和跳转记录。</w:t>
-      </w:r>
-    </w:p>
-    <w:p>
-      <w:pPr>
-        <w:pStyle w:val="ReportHeading3"/>
-      </w:pPr>
-      <w:r>
-        <w:t xml:space="preserve">3.1.6 </w:t>
-      </w:r>
-      <w:r>
-        <w:t>还款与结清页</w:t>
+        <w:t>提前还款试算页：</w:t>
+      </w:r>
+      <w:r>
+        <w:rPr>
+          <w:rFonts w:hint="eastAsia"/>
+        </w:rPr>
+        <w:t>查看提前还款金额和费用。</w:t>
       </w:r>
     </w:p>
     <w:p>
@@ -4604,29 +4657,50 @@
           <w:b/>
           <w:bCs/>
         </w:rPr>
-        <w:t>入口：</w:t>
-      </w:r>
-      <w:r>
-        <w:rPr>
-          <w:rFonts w:hint="eastAsia"/>
-        </w:rPr>
-        <w:t xml:space="preserve">APP </w:t>
-      </w:r>
-      <w:r>
-        <w:rPr>
-          <w:rFonts w:hint="eastAsia"/>
-        </w:rPr>
-        <w:t>端为底部导航“还款计划”；网页端为“我的贷款—还款”。</w:t>
+        <w:t>另：</w:t>
+      </w:r>
+      <w:r>
+        <w:rPr>
+          <w:rFonts w:hint="eastAsia"/>
+        </w:rPr>
+        <w:t>还款日前未完成还款时，按提醒策略发送通知；账单状态与支付流水不一致时，提示稍后刷新或联系客服；历史记录较多时，支持分页加载；提前还款按拓展功能处理，功能未上线前页面给出说明。</w:t>
       </w:r>
     </w:p>
     <w:p>
       <w:pPr>
         <w:pStyle w:val="20"/>
         <w:ind w:firstLine="422"/>
-        <w:rPr>
+      </w:pPr>
+      <w:r>
+        <w:rPr>
+          <w:rFonts w:hint="eastAsia"/>
           <w:b/>
           <w:bCs/>
         </w:rPr>
+        <w:t>后置条件：</w:t>
+      </w:r>
+      <w:r>
+        <w:rPr>
+          <w:rFonts w:hint="eastAsia"/>
+        </w:rPr>
+        <w:t>还款记录、账单状态和贷款余额保持一致，用户可查询历史还款记录和账单状态。</w:t>
+      </w:r>
+    </w:p>
+    <w:p>
+      <w:pPr>
+        <w:pStyle w:val="ReportHeading3"/>
+      </w:pPr>
+      <w:r>
+        <w:t xml:space="preserve">3.1.7 </w:t>
+      </w:r>
+      <w:r>
+        <w:t>帮助与贷款规则页</w:t>
+      </w:r>
+    </w:p>
+    <w:p>
+      <w:pPr>
+        <w:pStyle w:val="20"/>
+        <w:ind w:firstLine="422"/>
       </w:pPr>
       <w:r>
         <w:rPr>
@@ -4634,66 +4708,37 @@
           <w:b/>
           <w:bCs/>
         </w:rPr>
-        <w:t>界面元素：</w:t>
-      </w:r>
-    </w:p>
-    <w:p>
-      <w:pPr>
-        <w:pStyle w:val="20"/>
-      </w:pPr>
-      <w:r>
-        <w:rPr>
-          <w:rFonts w:hint="eastAsia"/>
-        </w:rPr>
-        <w:t>还款首页：当前应还总额、本期应还金额、还款日、剩余期数、贷款余额、本期账单卡片（应还本金、利息、费用、状态）；“立即还款”“提前还款”按钮；还款记录入口、账单明细入口；逾期提示区域，逾期时显示逾期天数和提醒信息；</w:t>
+        <w:t>入口：</w:t>
+      </w:r>
+      <w:r>
+        <w:rPr>
+          <w:rFonts w:hint="eastAsia"/>
+        </w:rPr>
+        <w:t xml:space="preserve">APP </w:t>
+      </w:r>
+      <w:r>
+        <w:rPr>
+          <w:rFonts w:hint="eastAsia"/>
+        </w:rPr>
+        <w:t>端为底部导航“个人中心”或首页“客服咨询”；网页端为顶部导航“帮助中心”。</w:t>
       </w:r>
     </w:p>
     <w:p>
       <w:pPr>
         <w:pStyle w:val="20"/>
         <w:ind w:firstLine="422"/>
-      </w:pPr>
-      <w:r>
-        <w:rPr>
-          <w:rFonts w:hint="eastAsia"/>
+        <w:rPr>
           <w:b/>
           <w:bCs/>
         </w:rPr>
-        <w:t>还款支付页：</w:t>
-      </w:r>
-      <w:r>
-        <w:rPr>
-          <w:rFonts w:hint="eastAsia"/>
-        </w:rPr>
-        <w:t>还款金额、还款期数、费用说明、支付方式选择，用户选择支付方式并确认还款金额；确认支付按钮、取消按钮，用户取消支付时返回还款</w:t>
-      </w:r>
-      <w:proofErr w:type="gramStart"/>
-      <w:r>
-        <w:rPr>
-          <w:rFonts w:hint="eastAsia"/>
-        </w:rPr>
-        <w:t>首页且</w:t>
-      </w:r>
-      <w:proofErr w:type="gramEnd"/>
-      <w:r>
-        <w:rPr>
-          <w:rFonts w:hint="eastAsia"/>
-        </w:rPr>
-        <w:t>不更新账单状态；支付结果</w:t>
-      </w:r>
-      <w:proofErr w:type="gramStart"/>
-      <w:r>
-        <w:rPr>
-          <w:rFonts w:hint="eastAsia"/>
-        </w:rPr>
-        <w:t>页提供</w:t>
-      </w:r>
-      <w:proofErr w:type="gramEnd"/>
-      <w:r>
-        <w:rPr>
-          <w:rFonts w:hint="eastAsia"/>
-        </w:rPr>
-        <w:t>成功或失败提示和返回还款首页按钮，支付成功后系统更新还款流水、账单状态和贷款余额，支付失败时提示失败原因并允许重试，支付超时或结果未知时系统查询支付状态，避免重复扣款；</w:t>
+      </w:pPr>
+      <w:r>
+        <w:rPr>
+          <w:rFonts w:hint="eastAsia"/>
+          <w:b/>
+          <w:bCs/>
+        </w:rPr>
+        <w:t>界面元素：</w:t>
       </w:r>
     </w:p>
     <w:p>
@@ -4707,13 +4752,13 @@
           <w:b/>
           <w:bCs/>
         </w:rPr>
-        <w:t>账单明细与还款记录页：</w:t>
-      </w:r>
-      <w:r>
-        <w:rPr>
-          <w:rFonts w:hint="eastAsia"/>
-        </w:rPr>
-        <w:t>按日期或期数分组的账单列表，下拉刷新获取最新状态；每条记录显示期数、应还本金、利息、费用、状态、金额，点击某条记录进入账单详情；支持按全部、待还、已还、逾期筛选；账单详情页和结清证明查看入口，已结清贷款可查看或申请结清证明；</w:t>
+        <w:t>个人资料与账户：</w:t>
+      </w:r>
+      <w:r>
+        <w:rPr>
+          <w:rFonts w:hint="eastAsia"/>
+        </w:rPr>
+        <w:t>头像、昵称或姓名、实名状态，用户查看和修改个人资料、查看实名认证状态和授权记录；修改手机号等关键信息时，需要重新验证；</w:t>
       </w:r>
     </w:p>
     <w:p>
@@ -4727,13 +4772,13 @@
           <w:b/>
           <w:bCs/>
         </w:rPr>
-        <w:t>提前还款试算页：</w:t>
-      </w:r>
-      <w:r>
-        <w:rPr>
-          <w:rFonts w:hint="eastAsia"/>
-        </w:rPr>
-        <w:t>查看提前还款金额和费用。</w:t>
+        <w:t>银行卡管理、合同管理、授权管理、隐私设置：</w:t>
+      </w:r>
+      <w:r>
+        <w:rPr>
+          <w:rFonts w:hint="eastAsia"/>
+        </w:rPr>
+        <w:t>管理绑定银行卡，查看合同和还款相关文件，撤回非必要授权或查看授权说明；</w:t>
       </w:r>
     </w:p>
     <w:p>
@@ -4747,27 +4792,13 @@
           <w:b/>
           <w:bCs/>
         </w:rPr>
-        <w:t>另：</w:t>
-      </w:r>
-      <w:r>
-        <w:rPr>
-          <w:rFonts w:hint="eastAsia"/>
-        </w:rPr>
-        <w:t>还款日前未完成还款时，按提醒策略发送通知；账单状态与支付流水不一致时，提示稍后刷新或联系客服；历史记录较多时，</w:t>
-      </w:r>
-      <w:proofErr w:type="gramStart"/>
-      <w:r>
-        <w:rPr>
-          <w:rFonts w:hint="eastAsia"/>
-        </w:rPr>
-        <w:t>支持分</w:t>
-      </w:r>
-      <w:proofErr w:type="gramEnd"/>
-      <w:r>
-        <w:rPr>
-          <w:rFonts w:hint="eastAsia"/>
-        </w:rPr>
-        <w:t>页加载；提前还款按拓展功能处理，功能未上线前页面给出说明。</w:t>
+        <w:t>客服咨询、帮助中心：</w:t>
+      </w:r>
+      <w:r>
+        <w:rPr>
+          <w:rFonts w:hint="eastAsia"/>
+        </w:rPr>
+        <w:t>提供在线人工或智能客服入口，并展示平台热线电话，用户可就申请进度、还款和账户问题发起咨询；</w:t>
       </w:r>
     </w:p>
     <w:p>
@@ -4781,24 +4812,14 @@
           <w:b/>
           <w:bCs/>
         </w:rPr>
-        <w:t>后置条件：</w:t>
-      </w:r>
-      <w:r>
-        <w:rPr>
-          <w:rFonts w:hint="eastAsia"/>
-        </w:rPr>
-        <w:t>还款记录、账单状态和贷款余额保持一致，用户可查询历史还款记录和账单状态。</w:t>
-      </w:r>
-    </w:p>
-    <w:p>
-      <w:pPr>
-        <w:pStyle w:val="ReportHeading3"/>
-      </w:pPr>
-      <w:r>
-        <w:t xml:space="preserve">3.1.7 </w:t>
-      </w:r>
-      <w:r>
-        <w:t>帮助与贷款规则页</w:t>
+        <w:lastRenderedPageBreak/>
+        <w:t>帮助与规则：</w:t>
+      </w:r>
+      <w:r>
+        <w:rPr>
+          <w:rFonts w:hint="eastAsia"/>
+        </w:rPr>
+        <w:t>《用户须知》和《平台贷款规则》等文档在线查阅，说明申请条件、费用计收方式、还款规则、逾期处理办法和个人信息使用方式；</w:t>
       </w:r>
     </w:p>
     <w:p>
@@ -4812,29 +4833,39 @@
           <w:b/>
           <w:bCs/>
         </w:rPr>
-        <w:t>入口：</w:t>
-      </w:r>
-      <w:r>
-        <w:rPr>
-          <w:rFonts w:hint="eastAsia"/>
-        </w:rPr>
-        <w:t xml:space="preserve">APP </w:t>
-      </w:r>
-      <w:r>
-        <w:rPr>
-          <w:rFonts w:hint="eastAsia"/>
-        </w:rPr>
-        <w:t>端为底部导航“个人中心”或首页“客服咨询”；网页端为顶部导航“帮助中心”。</w:t>
+        <w:t>退出登录：</w:t>
+      </w:r>
+      <w:r>
+        <w:rPr>
+          <w:rFonts w:hint="eastAsia"/>
+        </w:rPr>
+        <w:t>退出登录并清除本地会话。</w:t>
       </w:r>
     </w:p>
     <w:p>
       <w:pPr>
         <w:pStyle w:val="20"/>
         <w:ind w:firstLine="422"/>
-        <w:rPr>
+      </w:pPr>
+      <w:r>
+        <w:rPr>
+          <w:rFonts w:hint="eastAsia"/>
           <w:b/>
           <w:bCs/>
         </w:rPr>
+        <w:t>另：</w:t>
+      </w:r>
+      <w:r>
+        <w:rPr>
+          <w:rFonts w:hint="eastAsia"/>
+        </w:rPr>
+        <w:t>风控审核人员登录时显示“进入工作台”入口；用户撤回必要授权时，提示可能影响贷款申请或贷中服务。</w:t>
+      </w:r>
+    </w:p>
+    <w:p>
+      <w:pPr>
+        <w:pStyle w:val="20"/>
+        <w:ind w:firstLine="422"/>
       </w:pPr>
       <w:r>
         <w:rPr>
@@ -4842,7 +4873,24 @@
           <w:b/>
           <w:bCs/>
         </w:rPr>
-        <w:t>界面元素：</w:t>
+        <w:t>后置条件：</w:t>
+      </w:r>
+      <w:r>
+        <w:rPr>
+          <w:rFonts w:hint="eastAsia"/>
+        </w:rPr>
+        <w:t>用户资料、授权状态和登录状态更新。</w:t>
+      </w:r>
+    </w:p>
+    <w:p>
+      <w:pPr>
+        <w:pStyle w:val="ReportHeading3"/>
+      </w:pPr>
+      <w:r>
+        <w:t xml:space="preserve">3.1.8 </w:t>
+      </w:r>
+      <w:r>
+        <w:t>贷款人信息查询页</w:t>
       </w:r>
     </w:p>
     <w:p>
@@ -4856,33 +4904,83 @@
           <w:b/>
           <w:bCs/>
         </w:rPr>
-        <w:t>个人资料与账户：</w:t>
-      </w:r>
-      <w:r>
-        <w:rPr>
-          <w:rFonts w:hint="eastAsia"/>
-        </w:rPr>
-        <w:t>头像、昵称或姓名、实名状态，用户查看和修改个人资料、查看实名认证状态和授权记录；修改手机号等关键信息时，需要重新验证；</w:t>
+        <w:t>入口：</w:t>
+      </w:r>
+      <w:r>
+        <w:rPr>
+          <w:rFonts w:hint="eastAsia"/>
+        </w:rPr>
+        <w:t>风控审核人员登录后进入工作台、个人主页—进入工作台。</w:t>
       </w:r>
     </w:p>
     <w:p>
       <w:pPr>
         <w:pStyle w:val="20"/>
         <w:ind w:firstLine="422"/>
-      </w:pPr>
-      <w:r>
-        <w:rPr>
-          <w:rFonts w:hint="eastAsia"/>
+        <w:rPr>
           <w:b/>
           <w:bCs/>
         </w:rPr>
-        <w:t>银行卡管理、合同管理、授权管理、隐私设置：</w:t>
-      </w:r>
-      <w:r>
-        <w:rPr>
-          <w:rFonts w:hint="eastAsia"/>
-        </w:rPr>
-        <w:t>管理绑定银行卡，查看合同和还款相关文件，撤回非必要授权或查看授权说明；</w:t>
+      </w:pPr>
+      <w:r>
+        <w:rPr>
+          <w:rFonts w:hint="eastAsia"/>
+          <w:b/>
+          <w:bCs/>
+        </w:rPr>
+        <w:t>界面元素：</w:t>
+      </w:r>
+    </w:p>
+    <w:p>
+      <w:pPr>
+        <w:pStyle w:val="20"/>
+      </w:pPr>
+      <w:r>
+        <w:rPr>
+          <w:rFonts w:hint="eastAsia"/>
+        </w:rPr>
+        <w:t>待办任务列表（待复核申请、风险预警、逾期提醒）：点击任务进入风控审核详情页；任务超时未处理时，发送提醒或升级处理；数据源异常导致评估失败时，任务标记为“需人工复核”；</w:t>
+      </w:r>
+    </w:p>
+    <w:p>
+      <w:pPr>
+        <w:pStyle w:val="20"/>
+      </w:pPr>
+      <w:proofErr w:type="gramStart"/>
+      <w:r>
+        <w:rPr>
+          <w:rFonts w:hint="eastAsia"/>
+        </w:rPr>
+        <w:t>每条任务</w:t>
+      </w:r>
+      <w:proofErr w:type="gramEnd"/>
+      <w:r>
+        <w:rPr>
+          <w:rFonts w:hint="eastAsia"/>
+        </w:rPr>
+        <w:t>显示申请单号、用户标识、风险等级、评分、规则命中、提交时间；</w:t>
+      </w:r>
+    </w:p>
+    <w:p>
+      <w:pPr>
+        <w:pStyle w:val="20"/>
+      </w:pPr>
+      <w:r>
+        <w:rPr>
+          <w:rFonts w:hint="eastAsia"/>
+        </w:rPr>
+        <w:t>筛选条件（风险等级、申请状态、时间范围）：支持按风险等级、时间、状态筛选任务；</w:t>
+      </w:r>
+    </w:p>
+    <w:p>
+      <w:pPr>
+        <w:pStyle w:val="20"/>
+      </w:pPr>
+      <w:r>
+        <w:rPr>
+          <w:rFonts w:hint="eastAsia"/>
+        </w:rPr>
+        <w:t>底部导航（任务、监控、数据看板、审计查询、我的），网页端对应顶部或左侧导航：查看风险监控和贷中监测提醒，进入数据看板和审计查询页面；</w:t>
       </w:r>
     </w:p>
     <w:p>
@@ -4896,13 +4994,13 @@
           <w:b/>
           <w:bCs/>
         </w:rPr>
-        <w:t>客服咨询、帮助中心：</w:t>
-      </w:r>
-      <w:r>
-        <w:rPr>
-          <w:rFonts w:hint="eastAsia"/>
-        </w:rPr>
-        <w:t>提供在线人工或智能客服入口，并展示平台热线电话，用户可就申请进度、还款和账户问题发起咨询；</w:t>
+        <w:t>贷款人信息查询：</w:t>
+      </w:r>
+      <w:r>
+        <w:rPr>
+          <w:rFonts w:hint="eastAsia"/>
+        </w:rPr>
+        <w:t>支持按姓名或身份证号检索贷款人，查看其基本资料、实名认证结果、业务进度和风控模型评估结果；身份证号、银行卡号等敏感字段默认以掩码显示，按权限查看完整信息并记录审计日志。</w:t>
       </w:r>
     </w:p>
     <w:p>
@@ -4916,14 +5014,13 @@
           <w:b/>
           <w:bCs/>
         </w:rPr>
-        <w:lastRenderedPageBreak/>
-        <w:t>帮助与规则：</w:t>
-      </w:r>
-      <w:r>
-        <w:rPr>
-          <w:rFonts w:hint="eastAsia"/>
-        </w:rPr>
-        <w:t>《用户须知》和《平台贷款规则》等文档在线查阅，说明申请条件、费用计收方式、还款规则、逾期处理办法和个人信息使用方式；</w:t>
+        <w:t>另：</w:t>
+      </w:r>
+      <w:r>
+        <w:rPr>
+          <w:rFonts w:hint="eastAsia"/>
+        </w:rPr>
+        <w:t>越权访问时，系统拒绝操作并记录越权事件；查询条件为空或未匹配到记录时，页面给出相应提示。</w:t>
       </w:r>
     </w:p>
     <w:p>
@@ -4937,13 +5034,24 @@
           <w:b/>
           <w:bCs/>
         </w:rPr>
-        <w:t>退出登录：</w:t>
-      </w:r>
-      <w:r>
-        <w:rPr>
-          <w:rFonts w:hint="eastAsia"/>
-        </w:rPr>
-        <w:t>退出登录并清除本地会话。</w:t>
+        <w:t>后置条件：</w:t>
+      </w:r>
+      <w:r>
+        <w:rPr>
+          <w:rFonts w:hint="eastAsia"/>
+        </w:rPr>
+        <w:t>任务状态、处理人、处理时间保存。</w:t>
+      </w:r>
+    </w:p>
+    <w:p>
+      <w:pPr>
+        <w:pStyle w:val="ReportHeading3"/>
+      </w:pPr>
+      <w:r>
+        <w:t xml:space="preserve">3.1.9 </w:t>
+      </w:r>
+      <w:r>
+        <w:t>待审核贷款与人工审批页</w:t>
       </w:r>
     </w:p>
     <w:p>
@@ -4957,52 +5065,86 @@
           <w:b/>
           <w:bCs/>
         </w:rPr>
-        <w:t>另：</w:t>
-      </w:r>
-      <w:proofErr w:type="gramStart"/>
-      <w:r>
-        <w:rPr>
-          <w:rFonts w:hint="eastAsia"/>
-        </w:rPr>
-        <w:t>风控审核</w:t>
-      </w:r>
-      <w:proofErr w:type="gramEnd"/>
-      <w:r>
-        <w:rPr>
-          <w:rFonts w:hint="eastAsia"/>
-        </w:rPr>
-        <w:t>人员登录时显示“进入工作台”入口；用户撤回必要授权时，提示可能影响贷款申请或贷中服务。</w:t>
+        <w:t>入口：</w:t>
+      </w:r>
+      <w:r>
+        <w:rPr>
+          <w:rFonts w:hint="eastAsia"/>
+        </w:rPr>
+        <w:t>风控审核工作台—待办任务。</w:t>
       </w:r>
     </w:p>
     <w:p>
       <w:pPr>
         <w:pStyle w:val="20"/>
         <w:ind w:firstLine="422"/>
-      </w:pPr>
-      <w:r>
-        <w:rPr>
-          <w:rFonts w:hint="eastAsia"/>
+        <w:rPr>
           <w:b/>
           <w:bCs/>
         </w:rPr>
-        <w:t>后置条件：</w:t>
-      </w:r>
-      <w:r>
-        <w:rPr>
-          <w:rFonts w:hint="eastAsia"/>
-        </w:rPr>
-        <w:t>用户资料、授权状态和登录状态更新。</w:t>
-      </w:r>
-    </w:p>
-    <w:p>
-      <w:pPr>
-        <w:pStyle w:val="ReportHeading3"/>
-      </w:pPr>
-      <w:r>
-        <w:t xml:space="preserve">3.1.8 </w:t>
-      </w:r>
-      <w:r>
-        <w:t>贷款人信息查询页</w:t>
+      </w:pPr>
+      <w:r>
+        <w:rPr>
+          <w:rFonts w:hint="eastAsia"/>
+          <w:b/>
+          <w:bCs/>
+        </w:rPr>
+        <w:t>界面元素：</w:t>
+      </w:r>
+    </w:p>
+    <w:p>
+      <w:pPr>
+        <w:pStyle w:val="20"/>
+      </w:pPr>
+      <w:r>
+        <w:rPr>
+          <w:rFonts w:hint="eastAsia"/>
+        </w:rPr>
+        <w:t>申请基本资料、申请单号、用户标识：审核人员查看申请资料、数据来源、风险评分和规则命中原因；</w:t>
+      </w:r>
+    </w:p>
+    <w:p>
+      <w:pPr>
+        <w:pStyle w:val="20"/>
+      </w:pPr>
+      <w:r>
+        <w:rPr>
+          <w:rFonts w:hint="eastAsia"/>
+        </w:rPr>
+        <w:t>数据来源摘要——用户填报、移动端授权、内部业务、第三方或公开数据；</w:t>
+      </w:r>
+    </w:p>
+    <w:p>
+      <w:pPr>
+        <w:pStyle w:val="20"/>
+      </w:pPr>
+      <w:r>
+        <w:rPr>
+          <w:rFonts w:hint="eastAsia"/>
+        </w:rPr>
+        <w:t>数据质量评分、冲突字段标记：对于中风险或数据冲突申请，补充核验记录；</w:t>
+      </w:r>
+    </w:p>
+    <w:p>
+      <w:pPr>
+        <w:pStyle w:val="20"/>
+      </w:pPr>
+      <w:r>
+        <w:rPr>
+          <w:rFonts w:hint="eastAsia"/>
+        </w:rPr>
+        <w:t>风险评分、风险等级、规则命中原因、模型版本、规则版本；</w:t>
+      </w:r>
+    </w:p>
+    <w:p>
+      <w:pPr>
+        <w:pStyle w:val="20"/>
+      </w:pPr>
+      <w:r>
+        <w:rPr>
+          <w:rFonts w:hint="eastAsia"/>
+        </w:rPr>
+        <w:t>“通过”“拒绝”“退回补充资料”按钮、人工复核记录、审批意见输入框：选择“通过”后，系统生成审批结果、授信额度、期限和还款计划；选择“拒绝”时，填写拒绝原因和主要影响因素；选择“退回补充资料”或材料不足时，退回申请并通知用户补充，填写需要用户补充的项目；模型服务异常时，不允许生成未经模型确认的自动拒绝结果。</w:t>
       </w:r>
     </w:p>
     <w:p>
@@ -5016,31 +5158,51 @@
           <w:b/>
           <w:bCs/>
         </w:rPr>
-        <w:t>入口：</w:t>
-      </w:r>
-      <w:proofErr w:type="gramStart"/>
-      <w:r>
-        <w:rPr>
-          <w:rFonts w:hint="eastAsia"/>
-        </w:rPr>
-        <w:t>风控审核</w:t>
-      </w:r>
-      <w:proofErr w:type="gramEnd"/>
-      <w:r>
-        <w:rPr>
-          <w:rFonts w:hint="eastAsia"/>
-        </w:rPr>
-        <w:t>人员登录后进入工作台、个人主页—进入工作台。</w:t>
+        <w:t>另：</w:t>
+      </w:r>
+      <w:r>
+        <w:rPr>
+          <w:rFonts w:hint="eastAsia"/>
+        </w:rPr>
+        <w:t>高风险申请进入拒绝或补充核验流程；必填审批意见为空或未查看风险解释时，页面不允许提交；关键数据摘要不一致时，提示数据可能被修改，并提交审计人员。</w:t>
       </w:r>
     </w:p>
     <w:p>
       <w:pPr>
         <w:pStyle w:val="20"/>
         <w:ind w:firstLine="422"/>
-        <w:rPr>
+      </w:pPr>
+      <w:r>
+        <w:rPr>
+          <w:rFonts w:hint="eastAsia"/>
           <w:b/>
           <w:bCs/>
         </w:rPr>
+        <w:lastRenderedPageBreak/>
+        <w:t>后置条件：</w:t>
+      </w:r>
+      <w:r>
+        <w:rPr>
+          <w:rFonts w:hint="eastAsia"/>
+        </w:rPr>
+        <w:t>系统保存审批人、审批时间、审批意见、模型和规则版本及状态变化。</w:t>
+      </w:r>
+    </w:p>
+    <w:p>
+      <w:pPr>
+        <w:pStyle w:val="ReportHeading3"/>
+      </w:pPr>
+      <w:r>
+        <w:t xml:space="preserve">3.1.10 </w:t>
+      </w:r>
+      <w:r>
+        <w:t>审核记录查询页</w:t>
+      </w:r>
+    </w:p>
+    <w:p>
+      <w:pPr>
+        <w:pStyle w:val="20"/>
+        <w:ind w:firstLine="422"/>
       </w:pPr>
       <w:r>
         <w:rPr>
@@ -5048,99 +5210,42 @@
           <w:b/>
           <w:bCs/>
         </w:rPr>
-        <w:t>界面元素：</w:t>
-      </w:r>
-    </w:p>
-    <w:p>
-      <w:pPr>
-        <w:pStyle w:val="20"/>
-      </w:pPr>
-      <w:r>
-        <w:rPr>
-          <w:rFonts w:hint="eastAsia"/>
-        </w:rPr>
-        <w:t>待办任务列表（待复核申请、风险预警、逾期提醒）：点击任务</w:t>
-      </w:r>
-      <w:proofErr w:type="gramStart"/>
-      <w:r>
-        <w:rPr>
-          <w:rFonts w:hint="eastAsia"/>
-        </w:rPr>
-        <w:t>进入风控审核</w:t>
-      </w:r>
-      <w:proofErr w:type="gramEnd"/>
-      <w:r>
-        <w:rPr>
-          <w:rFonts w:hint="eastAsia"/>
-        </w:rPr>
-        <w:t>详情页；任务</w:t>
-      </w:r>
-      <w:proofErr w:type="gramStart"/>
-      <w:r>
-        <w:rPr>
-          <w:rFonts w:hint="eastAsia"/>
-        </w:rPr>
-        <w:t>超时未</w:t>
-      </w:r>
-      <w:proofErr w:type="gramEnd"/>
-      <w:r>
-        <w:rPr>
-          <w:rFonts w:hint="eastAsia"/>
-        </w:rPr>
-        <w:t>处理时，发送提醒或升级处理；数据源异常导致评估失败时，任务标记为“需人工复核”；</w:t>
-      </w:r>
-    </w:p>
-    <w:p>
-      <w:pPr>
-        <w:pStyle w:val="20"/>
-      </w:pPr>
-      <w:r>
-        <w:rPr>
-          <w:rFonts w:hint="eastAsia"/>
-        </w:rPr>
-        <w:t>每条任务显示申请单号、用户标识、风险等级、评分、规则命中、提交时间；</w:t>
-      </w:r>
-    </w:p>
-    <w:p>
-      <w:pPr>
-        <w:pStyle w:val="20"/>
-      </w:pPr>
-      <w:r>
-        <w:rPr>
-          <w:rFonts w:hint="eastAsia"/>
-        </w:rPr>
-        <w:t>筛选条件（风险等级、申请状态、时间范围）：支持按风险等级、时间、状态筛选任务；</w:t>
-      </w:r>
-    </w:p>
-    <w:p>
-      <w:pPr>
-        <w:pStyle w:val="20"/>
-      </w:pPr>
-      <w:r>
-        <w:rPr>
-          <w:rFonts w:hint="eastAsia"/>
-        </w:rPr>
-        <w:t>底部导航（任务、监控、数据看板、审计查询、我的），网页端对应顶部或左侧导航：查看风险监控和贷中监测提醒，进入数据看板和审计查询页面；</w:t>
+        <w:t>入口：</w:t>
+      </w:r>
+      <w:r>
+        <w:rPr>
+          <w:rFonts w:hint="eastAsia"/>
+        </w:rPr>
+        <w:t>风控审核工作台—审核记录、数据看板、审计检查。</w:t>
       </w:r>
     </w:p>
     <w:p>
       <w:pPr>
         <w:pStyle w:val="20"/>
         <w:ind w:firstLine="422"/>
-      </w:pPr>
-      <w:r>
-        <w:rPr>
-          <w:rFonts w:hint="eastAsia"/>
+        <w:rPr>
           <w:b/>
           <w:bCs/>
         </w:rPr>
-        <w:t>贷款人信息查询：</w:t>
-      </w:r>
-      <w:r>
-        <w:rPr>
-          <w:rFonts w:hint="eastAsia"/>
-        </w:rPr>
-        <w:t>支持按姓名或身份证号检索贷款人，查看其基本资料、实名认证结果、业务进度和风控模型评估结果；身份证号、银行卡号等敏感字段默认以掩码显示，按权限查看完整信息并记录审计日志。</w:t>
+      </w:pPr>
+      <w:r>
+        <w:rPr>
+          <w:rFonts w:hint="eastAsia"/>
+          <w:b/>
+          <w:bCs/>
+        </w:rPr>
+        <w:t>界面元素：</w:t>
+      </w:r>
+    </w:p>
+    <w:p>
+      <w:pPr>
+        <w:pStyle w:val="20"/>
+      </w:pPr>
+      <w:r>
+        <w:rPr>
+          <w:rFonts w:hint="eastAsia"/>
+        </w:rPr>
+        <w:t>审核记录查询：按时间范围、审核人员和审批结论等条件查询已处理的申请，列表展示申请单号、贷款人、申请额度、风险等级、审批结论、人工意见和处理时间；可查看单笔申请的完整操作链路，查询结果支持导出；</w:t>
       </w:r>
     </w:p>
     <w:p>
@@ -5154,13 +5259,13 @@
           <w:b/>
           <w:bCs/>
         </w:rPr>
-        <w:t>另：</w:t>
-      </w:r>
-      <w:r>
-        <w:rPr>
-          <w:rFonts w:hint="eastAsia"/>
-        </w:rPr>
-        <w:t>越权访问时，系统拒绝操作并记录越权事件；查询条件为空或未匹配到记录时，页面给出相应提示。</w:t>
+        <w:t>数据看板：</w:t>
+      </w:r>
+      <w:r>
+        <w:rPr>
+          <w:rFonts w:hint="eastAsia"/>
+        </w:rPr>
+        <w:t>指标卡（申请量、通过率、拒绝率、逾期率、风险分布）和图表（风险等级趋势、数据源质量、贷中监测预警），管理员或风控人员查看关键业务指标和风险趋势；</w:t>
       </w:r>
     </w:p>
     <w:p>
@@ -5174,24 +5279,24 @@
           <w:b/>
           <w:bCs/>
         </w:rPr>
-        <w:t>后置条件：</w:t>
-      </w:r>
-      <w:r>
-        <w:rPr>
-          <w:rFonts w:hint="eastAsia"/>
-        </w:rPr>
-        <w:t>任务状态、处理人、处理时间保存。</w:t>
-      </w:r>
-    </w:p>
-    <w:p>
-      <w:pPr>
-        <w:pStyle w:val="ReportHeading3"/>
-      </w:pPr>
-      <w:r>
-        <w:t xml:space="preserve">3.1.9 </w:t>
-      </w:r>
-      <w:r>
-        <w:t>待审核贷款与人工审批页</w:t>
+        <w:t>日志查询——申请单号、用户标识、操作链路、关键数据变更记录：</w:t>
+      </w:r>
+      <w:r>
+        <w:rPr>
+          <w:rFonts w:hint="eastAsia"/>
+        </w:rPr>
+        <w:t>审计人员按申请单号或用户标识查询操作链路，以及查看配置变更、模型发布、审批记录和异常日志；</w:t>
+      </w:r>
+    </w:p>
+    <w:p>
+      <w:pPr>
+        <w:pStyle w:val="20"/>
+      </w:pPr>
+      <w:r>
+        <w:rPr>
+          <w:rFonts w:hint="eastAsia"/>
+        </w:rPr>
+        <w:t>筛选条件（时间、操作类型、风险等级）和详情查看入口。</w:t>
       </w:r>
     </w:p>
     <w:p>
@@ -5205,50 +5310,84 @@
           <w:b/>
           <w:bCs/>
         </w:rPr>
-        <w:t>入口：</w:t>
-      </w:r>
-      <w:proofErr w:type="gramStart"/>
-      <w:r>
-        <w:rPr>
-          <w:rFonts w:hint="eastAsia"/>
-        </w:rPr>
-        <w:t>风控审核</w:t>
-      </w:r>
-      <w:proofErr w:type="gramEnd"/>
-      <w:r>
-        <w:rPr>
-          <w:rFonts w:hint="eastAsia"/>
-        </w:rPr>
-        <w:t>工作台—待办任务。</w:t>
+        <w:t>另：</w:t>
+      </w:r>
+      <w:r>
+        <w:rPr>
+          <w:rFonts w:hint="eastAsia"/>
+        </w:rPr>
+        <w:t xml:space="preserve">APP </w:t>
+      </w:r>
+      <w:r>
+        <w:rPr>
+          <w:rFonts w:hint="eastAsia"/>
+        </w:rPr>
+        <w:t>端可选择将查询结果发送到邮箱或生成摘要报告，不展开复杂桌面表格；关键数据摘要不一致时，系统提示数据可能被修改，并将事件提交审计人员；未经授权人员尝试查看敏感日志时，系统拒绝并记录越权事件。</w:t>
       </w:r>
     </w:p>
     <w:p>
       <w:pPr>
         <w:pStyle w:val="20"/>
         <w:ind w:firstLine="422"/>
-        <w:rPr>
+      </w:pPr>
+      <w:r>
+        <w:rPr>
+          <w:rFonts w:hint="eastAsia"/>
           <w:b/>
           <w:bCs/>
         </w:rPr>
-      </w:pPr>
-      <w:r>
-        <w:rPr>
-          <w:rFonts w:hint="eastAsia"/>
-          <w:b/>
-          <w:bCs/>
-        </w:rPr>
-        <w:t>界面元素：</w:t>
-      </w:r>
+        <w:t>后置条件：</w:t>
+      </w:r>
+      <w:r>
+        <w:rPr>
+          <w:rFonts w:hint="eastAsia"/>
+        </w:rPr>
+        <w:t>系统保存查询记录、审计日志和版本状态，支持追溯。</w:t>
+      </w:r>
+    </w:p>
+    <w:p>
+      <w:pPr>
+        <w:pStyle w:val="ReportHeading2"/>
+      </w:pPr>
+      <w:bookmarkStart w:id="13" w:name="_Toc243920385"/>
+      <w:r>
+        <w:t xml:space="preserve">3.2 </w:t>
+      </w:r>
+      <w:r>
+        <w:t>硬件接口</w:t>
+      </w:r>
+      <w:bookmarkEnd w:id="13"/>
     </w:p>
     <w:p>
       <w:pPr>
         <w:pStyle w:val="20"/>
       </w:pPr>
       <w:r>
-        <w:rPr>
-          <w:rFonts w:hint="eastAsia"/>
-        </w:rPr>
-        <w:t>申请基本资料、申请单号、用户标识：审核人员查看申请资料、数据来源、风险评分和规则命中原因；</w:t>
+        <w:t>本系统不直接连接银行卡读卡器、</w:t>
+      </w:r>
+      <w:r>
+        <w:t xml:space="preserve">POS </w:t>
+      </w:r>
+      <w:r>
+        <w:t>终端、</w:t>
+      </w:r>
+      <w:r>
+        <w:t xml:space="preserve">USB </w:t>
+      </w:r>
+      <w:r>
+        <w:t>密钥或串口设备。用户端运行于</w:t>
+      </w:r>
+      <w:r>
+        <w:t xml:space="preserve"> Android 10 </w:t>
+      </w:r>
+      <w:r>
+        <w:t>及以上移动设备、移动浏览器或桌面浏览器。移动端通过系统相机完成身份证件拍照和人脸活体采集，通过系统文件选择器读取用户主动选择的身份证照片、收入证明、工作证明及其他申请材料，通过网络适配器经</w:t>
+      </w:r>
+      <w:r>
+        <w:t xml:space="preserve"> HTTPS </w:t>
+      </w:r>
+      <w:r>
+        <w:t>访问服务端，并通过系统通知通道接收审批结果、还款提醒和账户安全消息。</w:t>
       </w:r>
     </w:p>
     <w:p>
@@ -5256,32 +5395,758 @@
         <w:pStyle w:val="20"/>
       </w:pPr>
       <w:r>
-        <w:rPr>
-          <w:rFonts w:hint="eastAsia"/>
-        </w:rPr>
-        <w:t>数据来源摘要——用户填报、移动端授权、内部业务、第三方或公开数据；</w:t>
-      </w:r>
-    </w:p>
+        <w:t>设备没有摄像头、用户拒绝相机权限或活体检测失败时，系统应允许重新尝试或转人工核验。网络中断时，系统应提示用户并保留已经填写的申请草稿。系统仅在用户授权和业务必要范围内读取设备型号、操作系统版本、应用版本、网络类型、安装标识及位置信息；位置能力仅在风险策略确有需要时启用，不应在后台持续采集。服务器和存储设备采用通用计算、网络和存储资源。</w:t>
+      </w:r>
+    </w:p>
+    <w:p>
+      <w:pPr>
+        <w:pStyle w:val="a8"/>
+        <w:keepNext/>
+        <w:ind w:firstLine="400"/>
+        <w:jc w:val="center"/>
+        <w:rPr>
+          <w:rFonts w:hint="eastAsia"/>
+        </w:rPr>
+      </w:pPr>
+      <w:r>
+        <w:t>表</w:t>
+      </w:r>
+      <w:r>
+        <w:t xml:space="preserve">3-1 </w:t>
+      </w:r>
+      <w:r>
+        <w:t>硬件接口需求表</w:t>
+      </w:r>
+    </w:p>
+    <w:tbl>
+      <w:tblPr>
+        <w:tblStyle w:val="af4"/>
+        <w:tblW w:w="8294" w:type="dxa"/>
+        <w:jc w:val="center"/>
+        <w:tblLayout w:type="fixed"/>
+        <w:tblLook w:val="04A0" w:firstRow="1" w:lastRow="0" w:firstColumn="1" w:lastColumn="0" w:noHBand="0" w:noVBand="1"/>
+      </w:tblPr>
+      <w:tblGrid>
+        <w:gridCol w:w="1944"/>
+        <w:gridCol w:w="3139"/>
+        <w:gridCol w:w="3211"/>
+      </w:tblGrid>
+      <w:tr>
+        <w:trPr>
+          <w:cantSplit/>
+          <w:tblHeader/>
+          <w:jc w:val="center"/>
+        </w:trPr>
+        <w:tc>
+          <w:tcPr>
+            <w:tcW w:w="1944" w:type="dxa"/>
+            <w:tcBorders>
+              <w:top w:val="single" w:sz="6" w:space="0" w:color="D9D9D9"/>
+              <w:left w:val="single" w:sz="6" w:space="0" w:color="D9D9D9"/>
+              <w:bottom w:val="single" w:sz="6" w:space="0" w:color="D9D9D9"/>
+              <w:right w:val="single" w:sz="6" w:space="0" w:color="D9D9D9"/>
+            </w:tcBorders>
+            <w:shd w:val="clear" w:color="auto" w:fill="1F4E79"/>
+            <w:tcMar>
+              <w:top w:w="90" w:type="dxa"/>
+              <w:left w:w="110" w:type="dxa"/>
+              <w:bottom w:w="90" w:type="dxa"/>
+              <w:right w:w="110" w:type="dxa"/>
+            </w:tcMar>
+            <w:vAlign w:val="center"/>
+          </w:tcPr>
+          <w:p>
+            <w:pPr>
+              <w:spacing w:line="276" w:lineRule="auto"/>
+              <w:ind w:firstLine="381"/>
+              <w:jc w:val="center"/>
+            </w:pPr>
+            <w:r>
+              <w:rPr>
+                <w:rFonts w:ascii="Arial" w:hAnsi="Arial"/>
+                <w:b/>
+                <w:color w:val="FFFFFF"/>
+                <w:sz w:val="19"/>
+              </w:rPr>
+              <w:t>硬件或设备能力</w:t>
+            </w:r>
+          </w:p>
+        </w:tc>
+        <w:tc>
+          <w:tcPr>
+            <w:tcW w:w="3139" w:type="dxa"/>
+            <w:tcBorders>
+              <w:top w:val="single" w:sz="6" w:space="0" w:color="D9D9D9"/>
+              <w:left w:val="single" w:sz="6" w:space="0" w:color="D9D9D9"/>
+              <w:bottom w:val="single" w:sz="6" w:space="0" w:color="D9D9D9"/>
+              <w:right w:val="single" w:sz="6" w:space="0" w:color="D9D9D9"/>
+            </w:tcBorders>
+            <w:shd w:val="clear" w:color="auto" w:fill="1F4E79"/>
+            <w:tcMar>
+              <w:top w:w="90" w:type="dxa"/>
+              <w:left w:w="110" w:type="dxa"/>
+              <w:bottom w:w="90" w:type="dxa"/>
+              <w:right w:w="110" w:type="dxa"/>
+            </w:tcMar>
+            <w:vAlign w:val="center"/>
+          </w:tcPr>
+          <w:p>
+            <w:pPr>
+              <w:spacing w:line="276" w:lineRule="auto"/>
+              <w:ind w:firstLine="381"/>
+              <w:jc w:val="center"/>
+            </w:pPr>
+            <w:r>
+              <w:rPr>
+                <w:rFonts w:ascii="Arial" w:hAnsi="Arial"/>
+                <w:b/>
+                <w:color w:val="FFFFFF"/>
+                <w:sz w:val="19"/>
+              </w:rPr>
+              <w:t>业务用途</w:t>
+            </w:r>
+          </w:p>
+        </w:tc>
+        <w:tc>
+          <w:tcPr>
+            <w:tcW w:w="3211" w:type="dxa"/>
+            <w:tcBorders>
+              <w:top w:val="single" w:sz="6" w:space="0" w:color="D9D9D9"/>
+              <w:left w:val="single" w:sz="6" w:space="0" w:color="D9D9D9"/>
+              <w:bottom w:val="single" w:sz="6" w:space="0" w:color="D9D9D9"/>
+              <w:right w:val="single" w:sz="6" w:space="0" w:color="D9D9D9"/>
+            </w:tcBorders>
+            <w:shd w:val="clear" w:color="auto" w:fill="1F4E79"/>
+            <w:tcMar>
+              <w:top w:w="90" w:type="dxa"/>
+              <w:left w:w="110" w:type="dxa"/>
+              <w:bottom w:w="90" w:type="dxa"/>
+              <w:right w:w="110" w:type="dxa"/>
+            </w:tcMar>
+            <w:vAlign w:val="center"/>
+          </w:tcPr>
+          <w:p>
+            <w:pPr>
+              <w:spacing w:line="276" w:lineRule="auto"/>
+              <w:ind w:firstLine="381"/>
+              <w:jc w:val="center"/>
+            </w:pPr>
+            <w:r>
+              <w:rPr>
+                <w:rFonts w:ascii="Arial" w:hAnsi="Arial"/>
+                <w:b/>
+                <w:color w:val="FFFFFF"/>
+                <w:sz w:val="19"/>
+              </w:rPr>
+              <w:t>需求约束</w:t>
+            </w:r>
+          </w:p>
+        </w:tc>
+      </w:tr>
+      <w:tr>
+        <w:trPr>
+          <w:cantSplit/>
+          <w:jc w:val="center"/>
+        </w:trPr>
+        <w:tc>
+          <w:tcPr>
+            <w:tcW w:w="1944" w:type="dxa"/>
+            <w:tcBorders>
+              <w:top w:val="single" w:sz="6" w:space="0" w:color="D9D9D9"/>
+              <w:left w:val="single" w:sz="6" w:space="0" w:color="D9D9D9"/>
+              <w:bottom w:val="single" w:sz="6" w:space="0" w:color="D9D9D9"/>
+              <w:right w:val="single" w:sz="6" w:space="0" w:color="D9D9D9"/>
+            </w:tcBorders>
+            <w:tcMar>
+              <w:top w:w="90" w:type="dxa"/>
+              <w:left w:w="110" w:type="dxa"/>
+              <w:bottom w:w="90" w:type="dxa"/>
+              <w:right w:w="110" w:type="dxa"/>
+            </w:tcMar>
+            <w:vAlign w:val="center"/>
+          </w:tcPr>
+          <w:p>
+            <w:pPr>
+              <w:spacing w:line="276" w:lineRule="auto"/>
+              <w:ind w:firstLine="380"/>
+              <w:jc w:val="left"/>
+            </w:pPr>
+            <w:r>
+              <w:rPr>
+                <w:rFonts w:ascii="Arial" w:hAnsi="Arial"/>
+                <w:color w:val="000000"/>
+                <w:sz w:val="19"/>
+              </w:rPr>
+              <w:t>摄像头</w:t>
+            </w:r>
+          </w:p>
+        </w:tc>
+        <w:tc>
+          <w:tcPr>
+            <w:tcW w:w="3139" w:type="dxa"/>
+            <w:tcBorders>
+              <w:top w:val="single" w:sz="6" w:space="0" w:color="D9D9D9"/>
+              <w:left w:val="single" w:sz="6" w:space="0" w:color="D9D9D9"/>
+              <w:bottom w:val="single" w:sz="6" w:space="0" w:color="D9D9D9"/>
+              <w:right w:val="single" w:sz="6" w:space="0" w:color="D9D9D9"/>
+            </w:tcBorders>
+            <w:tcMar>
+              <w:top w:w="90" w:type="dxa"/>
+              <w:left w:w="110" w:type="dxa"/>
+              <w:bottom w:w="90" w:type="dxa"/>
+              <w:right w:w="110" w:type="dxa"/>
+            </w:tcMar>
+            <w:vAlign w:val="center"/>
+          </w:tcPr>
+          <w:p>
+            <w:pPr>
+              <w:spacing w:line="276" w:lineRule="auto"/>
+              <w:ind w:firstLine="380"/>
+              <w:jc w:val="left"/>
+            </w:pPr>
+            <w:r>
+              <w:rPr>
+                <w:rFonts w:ascii="Arial" w:hAnsi="Arial"/>
+                <w:color w:val="000000"/>
+                <w:sz w:val="19"/>
+              </w:rPr>
+              <w:t>身份证件拍照、人脸活体检测</w:t>
+            </w:r>
+          </w:p>
+        </w:tc>
+        <w:tc>
+          <w:tcPr>
+            <w:tcW w:w="3211" w:type="dxa"/>
+            <w:tcBorders>
+              <w:top w:val="single" w:sz="6" w:space="0" w:color="D9D9D9"/>
+              <w:left w:val="single" w:sz="6" w:space="0" w:color="D9D9D9"/>
+              <w:bottom w:val="single" w:sz="6" w:space="0" w:color="D9D9D9"/>
+              <w:right w:val="single" w:sz="6" w:space="0" w:color="D9D9D9"/>
+            </w:tcBorders>
+            <w:tcMar>
+              <w:top w:w="90" w:type="dxa"/>
+              <w:left w:w="110" w:type="dxa"/>
+              <w:bottom w:w="90" w:type="dxa"/>
+              <w:right w:w="110" w:type="dxa"/>
+            </w:tcMar>
+            <w:vAlign w:val="center"/>
+          </w:tcPr>
+          <w:p>
+            <w:pPr>
+              <w:spacing w:line="276" w:lineRule="auto"/>
+              <w:ind w:firstLine="380"/>
+              <w:jc w:val="left"/>
+            </w:pPr>
+            <w:r>
+              <w:rPr>
+                <w:rFonts w:ascii="Arial" w:hAnsi="Arial"/>
+                <w:color w:val="000000"/>
+                <w:sz w:val="19"/>
+              </w:rPr>
+              <w:t>调用前取得用户授权；权限被拒绝、无摄像头或识别失败时，允许重试或转人工核验。</w:t>
+            </w:r>
+          </w:p>
+        </w:tc>
+      </w:tr>
+      <w:tr>
+        <w:trPr>
+          <w:cantSplit/>
+          <w:jc w:val="center"/>
+        </w:trPr>
+        <w:tc>
+          <w:tcPr>
+            <w:tcW w:w="1944" w:type="dxa"/>
+            <w:tcBorders>
+              <w:top w:val="single" w:sz="6" w:space="0" w:color="D9D9D9"/>
+              <w:left w:val="single" w:sz="6" w:space="0" w:color="D9D9D9"/>
+              <w:bottom w:val="single" w:sz="6" w:space="0" w:color="D9D9D9"/>
+              <w:right w:val="single" w:sz="6" w:space="0" w:color="D9D9D9"/>
+            </w:tcBorders>
+            <w:tcMar>
+              <w:top w:w="90" w:type="dxa"/>
+              <w:left w:w="110" w:type="dxa"/>
+              <w:bottom w:w="90" w:type="dxa"/>
+              <w:right w:w="110" w:type="dxa"/>
+            </w:tcMar>
+            <w:vAlign w:val="center"/>
+          </w:tcPr>
+          <w:p>
+            <w:pPr>
+              <w:spacing w:line="276" w:lineRule="auto"/>
+              <w:ind w:firstLine="380"/>
+              <w:jc w:val="left"/>
+            </w:pPr>
+            <w:r>
+              <w:rPr>
+                <w:rFonts w:ascii="Arial" w:hAnsi="Arial"/>
+                <w:color w:val="000000"/>
+                <w:sz w:val="19"/>
+              </w:rPr>
+              <w:t>相册和本地文件</w:t>
+            </w:r>
+          </w:p>
+        </w:tc>
+        <w:tc>
+          <w:tcPr>
+            <w:tcW w:w="3139" w:type="dxa"/>
+            <w:tcBorders>
+              <w:top w:val="single" w:sz="6" w:space="0" w:color="D9D9D9"/>
+              <w:left w:val="single" w:sz="6" w:space="0" w:color="D9D9D9"/>
+              <w:bottom w:val="single" w:sz="6" w:space="0" w:color="D9D9D9"/>
+              <w:right w:val="single" w:sz="6" w:space="0" w:color="D9D9D9"/>
+            </w:tcBorders>
+            <w:tcMar>
+              <w:top w:w="90" w:type="dxa"/>
+              <w:left w:w="110" w:type="dxa"/>
+              <w:bottom w:w="90" w:type="dxa"/>
+              <w:right w:w="110" w:type="dxa"/>
+            </w:tcMar>
+            <w:vAlign w:val="center"/>
+          </w:tcPr>
+          <w:p>
+            <w:pPr>
+              <w:spacing w:line="276" w:lineRule="auto"/>
+              <w:ind w:firstLine="380"/>
+              <w:jc w:val="left"/>
+            </w:pPr>
+            <w:r>
+              <w:rPr>
+                <w:rFonts w:ascii="Arial" w:hAnsi="Arial"/>
+                <w:color w:val="000000"/>
+                <w:sz w:val="19"/>
+              </w:rPr>
+              <w:t>上传身份证照片、收入证明、工作证明及其他申请材料</w:t>
+            </w:r>
+          </w:p>
+        </w:tc>
+        <w:tc>
+          <w:tcPr>
+            <w:tcW w:w="3211" w:type="dxa"/>
+            <w:tcBorders>
+              <w:top w:val="single" w:sz="6" w:space="0" w:color="D9D9D9"/>
+              <w:left w:val="single" w:sz="6" w:space="0" w:color="D9D9D9"/>
+              <w:bottom w:val="single" w:sz="6" w:space="0" w:color="D9D9D9"/>
+              <w:right w:val="single" w:sz="6" w:space="0" w:color="D9D9D9"/>
+            </w:tcBorders>
+            <w:tcMar>
+              <w:top w:w="90" w:type="dxa"/>
+              <w:left w:w="110" w:type="dxa"/>
+              <w:bottom w:w="90" w:type="dxa"/>
+              <w:right w:w="110" w:type="dxa"/>
+            </w:tcMar>
+            <w:vAlign w:val="center"/>
+          </w:tcPr>
+          <w:p>
+            <w:pPr>
+              <w:spacing w:line="276" w:lineRule="auto"/>
+              <w:ind w:firstLine="380"/>
+              <w:jc w:val="left"/>
+            </w:pPr>
+            <w:r>
+              <w:rPr>
+                <w:rFonts w:ascii="Arial" w:hAnsi="Arial"/>
+                <w:color w:val="000000"/>
+                <w:sz w:val="19"/>
+              </w:rPr>
+              <w:t>仅访问用户主动选择的文件；校验文件格式、大小和数量，失败时提示重新上传。</w:t>
+            </w:r>
+          </w:p>
+        </w:tc>
+      </w:tr>
+      <w:tr>
+        <w:trPr>
+          <w:cantSplit/>
+          <w:jc w:val="center"/>
+        </w:trPr>
+        <w:tc>
+          <w:tcPr>
+            <w:tcW w:w="1944" w:type="dxa"/>
+            <w:tcBorders>
+              <w:top w:val="single" w:sz="6" w:space="0" w:color="D9D9D9"/>
+              <w:left w:val="single" w:sz="6" w:space="0" w:color="D9D9D9"/>
+              <w:bottom w:val="single" w:sz="6" w:space="0" w:color="D9D9D9"/>
+              <w:right w:val="single" w:sz="6" w:space="0" w:color="D9D9D9"/>
+            </w:tcBorders>
+            <w:tcMar>
+              <w:top w:w="90" w:type="dxa"/>
+              <w:left w:w="110" w:type="dxa"/>
+              <w:bottom w:w="90" w:type="dxa"/>
+              <w:right w:w="110" w:type="dxa"/>
+            </w:tcMar>
+            <w:vAlign w:val="center"/>
+          </w:tcPr>
+          <w:p>
+            <w:pPr>
+              <w:spacing w:line="276" w:lineRule="auto"/>
+              <w:ind w:firstLine="380"/>
+              <w:jc w:val="left"/>
+            </w:pPr>
+            <w:r>
+              <w:rPr>
+                <w:rFonts w:ascii="Arial" w:hAnsi="Arial"/>
+                <w:color w:val="000000"/>
+                <w:sz w:val="19"/>
+              </w:rPr>
+              <w:lastRenderedPageBreak/>
+              <w:t>系统通知</w:t>
+            </w:r>
+          </w:p>
+        </w:tc>
+        <w:tc>
+          <w:tcPr>
+            <w:tcW w:w="3139" w:type="dxa"/>
+            <w:tcBorders>
+              <w:top w:val="single" w:sz="6" w:space="0" w:color="D9D9D9"/>
+              <w:left w:val="single" w:sz="6" w:space="0" w:color="D9D9D9"/>
+              <w:bottom w:val="single" w:sz="6" w:space="0" w:color="D9D9D9"/>
+              <w:right w:val="single" w:sz="6" w:space="0" w:color="D9D9D9"/>
+            </w:tcBorders>
+            <w:tcMar>
+              <w:top w:w="90" w:type="dxa"/>
+              <w:left w:w="110" w:type="dxa"/>
+              <w:bottom w:w="90" w:type="dxa"/>
+              <w:right w:w="110" w:type="dxa"/>
+            </w:tcMar>
+            <w:vAlign w:val="center"/>
+          </w:tcPr>
+          <w:p>
+            <w:pPr>
+              <w:spacing w:line="276" w:lineRule="auto"/>
+              <w:ind w:firstLine="380"/>
+              <w:jc w:val="left"/>
+            </w:pPr>
+            <w:r>
+              <w:rPr>
+                <w:rFonts w:ascii="Arial" w:hAnsi="Arial"/>
+                <w:color w:val="000000"/>
+                <w:sz w:val="19"/>
+              </w:rPr>
+              <w:t>接收审批结果、还款提醒和账户安全消息</w:t>
+            </w:r>
+          </w:p>
+        </w:tc>
+        <w:tc>
+          <w:tcPr>
+            <w:tcW w:w="3211" w:type="dxa"/>
+            <w:tcBorders>
+              <w:top w:val="single" w:sz="6" w:space="0" w:color="D9D9D9"/>
+              <w:left w:val="single" w:sz="6" w:space="0" w:color="D9D9D9"/>
+              <w:bottom w:val="single" w:sz="6" w:space="0" w:color="D9D9D9"/>
+              <w:right w:val="single" w:sz="6" w:space="0" w:color="D9D9D9"/>
+            </w:tcBorders>
+            <w:tcMar>
+              <w:top w:w="90" w:type="dxa"/>
+              <w:left w:w="110" w:type="dxa"/>
+              <w:bottom w:w="90" w:type="dxa"/>
+              <w:right w:w="110" w:type="dxa"/>
+            </w:tcMar>
+            <w:vAlign w:val="center"/>
+          </w:tcPr>
+          <w:p>
+            <w:pPr>
+              <w:spacing w:line="276" w:lineRule="auto"/>
+              <w:ind w:firstLine="380"/>
+              <w:jc w:val="left"/>
+            </w:pPr>
+            <w:r>
+              <w:rPr>
+                <w:rFonts w:ascii="Arial" w:hAnsi="Arial"/>
+                <w:color w:val="000000"/>
+                <w:sz w:val="19"/>
+              </w:rPr>
+              <w:t>未开启通知权限时不阻断业务，改由应用内消息中心展示。</w:t>
+            </w:r>
+          </w:p>
+        </w:tc>
+      </w:tr>
+      <w:tr>
+        <w:trPr>
+          <w:cantSplit/>
+          <w:jc w:val="center"/>
+        </w:trPr>
+        <w:tc>
+          <w:tcPr>
+            <w:tcW w:w="1944" w:type="dxa"/>
+            <w:tcBorders>
+              <w:top w:val="single" w:sz="6" w:space="0" w:color="D9D9D9"/>
+              <w:left w:val="single" w:sz="6" w:space="0" w:color="D9D9D9"/>
+              <w:bottom w:val="single" w:sz="6" w:space="0" w:color="D9D9D9"/>
+              <w:right w:val="single" w:sz="6" w:space="0" w:color="D9D9D9"/>
+            </w:tcBorders>
+            <w:tcMar>
+              <w:top w:w="90" w:type="dxa"/>
+              <w:left w:w="110" w:type="dxa"/>
+              <w:bottom w:w="90" w:type="dxa"/>
+              <w:right w:w="110" w:type="dxa"/>
+            </w:tcMar>
+            <w:vAlign w:val="center"/>
+          </w:tcPr>
+          <w:p>
+            <w:pPr>
+              <w:spacing w:line="276" w:lineRule="auto"/>
+              <w:ind w:firstLine="380"/>
+              <w:jc w:val="left"/>
+            </w:pPr>
+            <w:r>
+              <w:rPr>
+                <w:rFonts w:ascii="Arial" w:hAnsi="Arial"/>
+                <w:color w:val="000000"/>
+                <w:sz w:val="19"/>
+              </w:rPr>
+              <w:t>服务器和存储设备</w:t>
+            </w:r>
+          </w:p>
+        </w:tc>
+        <w:tc>
+          <w:tcPr>
+            <w:tcW w:w="3139" w:type="dxa"/>
+            <w:tcBorders>
+              <w:top w:val="single" w:sz="6" w:space="0" w:color="D9D9D9"/>
+              <w:left w:val="single" w:sz="6" w:space="0" w:color="D9D9D9"/>
+              <w:bottom w:val="single" w:sz="6" w:space="0" w:color="D9D9D9"/>
+              <w:right w:val="single" w:sz="6" w:space="0" w:color="D9D9D9"/>
+            </w:tcBorders>
+            <w:tcMar>
+              <w:top w:w="90" w:type="dxa"/>
+              <w:left w:w="110" w:type="dxa"/>
+              <w:bottom w:w="90" w:type="dxa"/>
+              <w:right w:w="110" w:type="dxa"/>
+            </w:tcMar>
+            <w:vAlign w:val="center"/>
+          </w:tcPr>
+          <w:p>
+            <w:pPr>
+              <w:spacing w:line="276" w:lineRule="auto"/>
+              <w:ind w:firstLine="380"/>
+              <w:jc w:val="left"/>
+            </w:pPr>
+            <w:r>
+              <w:rPr>
+                <w:rFonts w:ascii="Arial" w:hAnsi="Arial"/>
+                <w:color w:val="000000"/>
+                <w:sz w:val="19"/>
+              </w:rPr>
+              <w:t>运行后端、数据库、文件服务和风控模型</w:t>
+            </w:r>
+          </w:p>
+        </w:tc>
+        <w:tc>
+          <w:tcPr>
+            <w:tcW w:w="3211" w:type="dxa"/>
+            <w:tcBorders>
+              <w:top w:val="single" w:sz="6" w:space="0" w:color="D9D9D9"/>
+              <w:left w:val="single" w:sz="6" w:space="0" w:color="D9D9D9"/>
+              <w:bottom w:val="single" w:sz="6" w:space="0" w:color="D9D9D9"/>
+              <w:right w:val="single" w:sz="6" w:space="0" w:color="D9D9D9"/>
+            </w:tcBorders>
+            <w:tcMar>
+              <w:top w:w="90" w:type="dxa"/>
+              <w:left w:w="110" w:type="dxa"/>
+              <w:bottom w:w="90" w:type="dxa"/>
+              <w:right w:w="110" w:type="dxa"/>
+            </w:tcMar>
+            <w:vAlign w:val="center"/>
+          </w:tcPr>
+          <w:p>
+            <w:pPr>
+              <w:spacing w:line="276" w:lineRule="auto"/>
+              <w:ind w:firstLine="380"/>
+              <w:jc w:val="left"/>
+            </w:pPr>
+            <w:r>
+              <w:rPr>
+                <w:rFonts w:ascii="Arial" w:hAnsi="Arial"/>
+                <w:color w:val="000000"/>
+                <w:sz w:val="19"/>
+              </w:rPr>
+              <w:t>采用通用计算、网络和存储资源，内部服务通过受控网络访问。</w:t>
+            </w:r>
+          </w:p>
+        </w:tc>
+      </w:tr>
+      <w:tr>
+        <w:trPr>
+          <w:cantSplit/>
+          <w:jc w:val="center"/>
+        </w:trPr>
+        <w:tc>
+          <w:tcPr>
+            <w:tcW w:w="1944" w:type="dxa"/>
+            <w:tcBorders>
+              <w:top w:val="single" w:sz="6" w:space="0" w:color="D9D9D9"/>
+              <w:left w:val="single" w:sz="6" w:space="0" w:color="D9D9D9"/>
+              <w:bottom w:val="single" w:sz="6" w:space="0" w:color="D9D9D9"/>
+              <w:right w:val="single" w:sz="6" w:space="0" w:color="D9D9D9"/>
+            </w:tcBorders>
+            <w:tcMar>
+              <w:top w:w="90" w:type="dxa"/>
+              <w:left w:w="110" w:type="dxa"/>
+              <w:bottom w:w="90" w:type="dxa"/>
+              <w:right w:w="110" w:type="dxa"/>
+            </w:tcMar>
+            <w:vAlign w:val="center"/>
+          </w:tcPr>
+          <w:p>
+            <w:pPr>
+              <w:spacing w:line="276" w:lineRule="auto"/>
+              <w:ind w:firstLine="380"/>
+              <w:jc w:val="left"/>
+            </w:pPr>
+            <w:r>
+              <w:rPr>
+                <w:rFonts w:ascii="Arial" w:hAnsi="Arial"/>
+                <w:color w:val="000000"/>
+                <w:sz w:val="19"/>
+              </w:rPr>
+              <w:t>专用金融外设</w:t>
+            </w:r>
+          </w:p>
+        </w:tc>
+        <w:tc>
+          <w:tcPr>
+            <w:tcW w:w="3139" w:type="dxa"/>
+            <w:tcBorders>
+              <w:top w:val="single" w:sz="6" w:space="0" w:color="D9D9D9"/>
+              <w:left w:val="single" w:sz="6" w:space="0" w:color="D9D9D9"/>
+              <w:bottom w:val="single" w:sz="6" w:space="0" w:color="D9D9D9"/>
+              <w:right w:val="single" w:sz="6" w:space="0" w:color="D9D9D9"/>
+            </w:tcBorders>
+            <w:tcMar>
+              <w:top w:w="90" w:type="dxa"/>
+              <w:left w:w="110" w:type="dxa"/>
+              <w:bottom w:w="90" w:type="dxa"/>
+              <w:right w:w="110" w:type="dxa"/>
+            </w:tcMar>
+            <w:vAlign w:val="center"/>
+          </w:tcPr>
+          <w:p>
+            <w:pPr>
+              <w:spacing w:line="276" w:lineRule="auto"/>
+              <w:ind w:firstLine="380"/>
+              <w:jc w:val="left"/>
+            </w:pPr>
+            <w:r>
+              <w:rPr>
+                <w:rFonts w:ascii="Arial" w:hAnsi="Arial"/>
+                <w:color w:val="000000"/>
+                <w:sz w:val="19"/>
+              </w:rPr>
+              <w:t>银行卡读取、支付和清算</w:t>
+            </w:r>
+          </w:p>
+        </w:tc>
+        <w:tc>
+          <w:tcPr>
+            <w:tcW w:w="3211" w:type="dxa"/>
+            <w:tcBorders>
+              <w:top w:val="single" w:sz="6" w:space="0" w:color="D9D9D9"/>
+              <w:left w:val="single" w:sz="6" w:space="0" w:color="D9D9D9"/>
+              <w:bottom w:val="single" w:sz="6" w:space="0" w:color="D9D9D9"/>
+              <w:right w:val="single" w:sz="6" w:space="0" w:color="D9D9D9"/>
+            </w:tcBorders>
+            <w:tcMar>
+              <w:top w:w="90" w:type="dxa"/>
+              <w:left w:w="110" w:type="dxa"/>
+              <w:bottom w:w="90" w:type="dxa"/>
+              <w:right w:w="110" w:type="dxa"/>
+            </w:tcMar>
+            <w:vAlign w:val="center"/>
+          </w:tcPr>
+          <w:p>
+            <w:pPr>
+              <w:spacing w:line="276" w:lineRule="auto"/>
+              <w:ind w:firstLine="380"/>
+              <w:jc w:val="left"/>
+            </w:pPr>
+            <w:r>
+              <w:rPr>
+                <w:rFonts w:ascii="Arial" w:hAnsi="Arial"/>
+                <w:color w:val="000000"/>
+                <w:sz w:val="19"/>
+              </w:rPr>
+              <w:t>系统不直接连接银行卡读卡器、</w:t>
+            </w:r>
+            <w:r>
+              <w:rPr>
+                <w:rFonts w:ascii="Arial" w:hAnsi="Arial"/>
+                <w:color w:val="000000"/>
+                <w:sz w:val="19"/>
+              </w:rPr>
+              <w:t xml:space="preserve">POS </w:t>
+            </w:r>
+            <w:r>
+              <w:rPr>
+                <w:rFonts w:ascii="Arial" w:hAnsi="Arial"/>
+                <w:color w:val="000000"/>
+                <w:sz w:val="19"/>
+              </w:rPr>
+              <w:t>终端、</w:t>
+            </w:r>
+            <w:r>
+              <w:rPr>
+                <w:rFonts w:ascii="Arial" w:hAnsi="Arial"/>
+                <w:color w:val="000000"/>
+                <w:sz w:val="19"/>
+              </w:rPr>
+              <w:t xml:space="preserve">USB </w:t>
+            </w:r>
+            <w:r>
+              <w:rPr>
+                <w:rFonts w:ascii="Arial" w:hAnsi="Arial"/>
+                <w:color w:val="000000"/>
+                <w:sz w:val="19"/>
+              </w:rPr>
+              <w:t>密钥或串口设备，相关业务通过软件接口完成。</w:t>
+            </w:r>
+          </w:p>
+        </w:tc>
+      </w:tr>
+    </w:tbl>
     <w:p>
       <w:pPr>
         <w:pStyle w:val="20"/>
       </w:pPr>
       <w:r>
-        <w:rPr>
-          <w:rFonts w:hint="eastAsia"/>
-        </w:rPr>
-        <w:t>数据质量评分、冲突字段标记：对于中风险或数据冲突申请，补充核验记录；</w:t>
-      </w:r>
+        <w:t>若后续接入读卡器、</w:t>
+      </w:r>
+      <w:r>
+        <w:t xml:space="preserve">OCR </w:t>
+      </w:r>
+      <w:r>
+        <w:t>一体机或视频面签设备，应在本节补充设备型号、物理接口、驱动程序、供电方式和兼容性要求。</w:t>
+      </w:r>
+    </w:p>
+    <w:p>
+      <w:pPr>
+        <w:pStyle w:val="ReportHeading2"/>
+      </w:pPr>
+      <w:bookmarkStart w:id="14" w:name="_Toc243920386"/>
+      <w:r>
+        <w:t xml:space="preserve">3.3 </w:t>
+      </w:r>
+      <w:r>
+        <w:t>软件接口</w:t>
+      </w:r>
+      <w:bookmarkEnd w:id="14"/>
     </w:p>
     <w:p>
       <w:pPr>
         <w:pStyle w:val="20"/>
       </w:pPr>
       <w:r>
-        <w:rPr>
-          <w:rFonts w:hint="eastAsia"/>
-        </w:rPr>
-        <w:t>风险评分、风险等级、规则命中原因、模型版本、规则版本；</w:t>
+        <w:t>系统通过软件接口与客户端、实名认证服务、银行卡及支付服务、第三方信用数据源、电子合同服务、消息服务、对象存储、数据融合服务和风控模型服务交互。客户端通过</w:t>
+      </w:r>
+      <w:r>
+        <w:t xml:space="preserve"> HTTPS RESTful API </w:t>
+      </w:r>
+      <w:r>
+        <w:t>访问后端，业务数据采用</w:t>
+      </w:r>
+      <w:r>
+        <w:t xml:space="preserve"> JSON </w:t>
+      </w:r>
+      <w:r>
+        <w:t>格式交换，附件通过文件上传接口或预签名地址传输。</w:t>
       </w:r>
     </w:p>
     <w:p>
@@ -5289,282 +6154,1095 @@
         <w:pStyle w:val="20"/>
       </w:pPr>
       <w:r>
-        <w:rPr>
-          <w:rFonts w:hint="eastAsia"/>
-        </w:rPr>
-        <w:t>“通过”“拒绝”“退回补充资料”按钮、人工复核记录、审批意见输入框：选择“通过”后，系统生成审批结果、授信额度、期限和还款计划；选择“拒绝”时，填写拒绝原因和主要影响因素；选择“退回补充资料”或材料不足时，退回申请并通知用户补充，填写需要用户补充的项目；模型服务异常时，不允许生成未经模型确认的自动拒绝结果。</w:t>
-      </w:r>
-    </w:p>
+        <w:t>各类接口应约定接口版本、认证方式、请求标识、数据字段、超时和重试策略、幂等要求、错误码及审计字段。支付、放款和合同签署等关键操作应使用业务单号或幂等号防止重复处理；异步通知必须验签，结果未知时应通过查询接口确认。</w:t>
+      </w:r>
+    </w:p>
+    <w:p>
+      <w:pPr>
+        <w:pStyle w:val="a8"/>
+        <w:keepNext/>
+        <w:ind w:firstLine="400"/>
+        <w:jc w:val="center"/>
+        <w:rPr>
+          <w:rFonts w:hint="eastAsia"/>
+        </w:rPr>
+      </w:pPr>
+      <w:r>
+        <w:t>表</w:t>
+      </w:r>
+      <w:r>
+        <w:t xml:space="preserve">3-2 </w:t>
+      </w:r>
+      <w:r>
+        <w:t>软件接口需求表</w:t>
+      </w:r>
+    </w:p>
+    <w:tbl>
+      <w:tblPr>
+        <w:tblStyle w:val="af4"/>
+        <w:tblW w:w="8294" w:type="dxa"/>
+        <w:jc w:val="center"/>
+        <w:tblLayout w:type="fixed"/>
+        <w:tblLook w:val="04A0" w:firstRow="1" w:lastRow="0" w:firstColumn="1" w:lastColumn="0" w:noHBand="0" w:noVBand="1"/>
+      </w:tblPr>
+      <w:tblGrid>
+        <w:gridCol w:w="1843"/>
+        <w:gridCol w:w="3168"/>
+        <w:gridCol w:w="3283"/>
+      </w:tblGrid>
+      <w:tr>
+        <w:trPr>
+          <w:cantSplit/>
+          <w:tblHeader/>
+          <w:jc w:val="center"/>
+        </w:trPr>
+        <w:tc>
+          <w:tcPr>
+            <w:tcW w:w="1843" w:type="dxa"/>
+            <w:tcBorders>
+              <w:top w:val="single" w:sz="6" w:space="0" w:color="D9D9D9"/>
+              <w:left w:val="single" w:sz="6" w:space="0" w:color="D9D9D9"/>
+              <w:bottom w:val="single" w:sz="6" w:space="0" w:color="D9D9D9"/>
+              <w:right w:val="single" w:sz="6" w:space="0" w:color="D9D9D9"/>
+            </w:tcBorders>
+            <w:shd w:val="clear" w:color="auto" w:fill="1F4E79"/>
+            <w:tcMar>
+              <w:top w:w="90" w:type="dxa"/>
+              <w:left w:w="110" w:type="dxa"/>
+              <w:bottom w:w="90" w:type="dxa"/>
+              <w:right w:w="110" w:type="dxa"/>
+            </w:tcMar>
+            <w:vAlign w:val="center"/>
+          </w:tcPr>
+          <w:p>
+            <w:pPr>
+              <w:spacing w:line="276" w:lineRule="auto"/>
+              <w:ind w:firstLine="381"/>
+              <w:jc w:val="center"/>
+            </w:pPr>
+            <w:r>
+              <w:rPr>
+                <w:rFonts w:ascii="Arial" w:hAnsi="Arial"/>
+                <w:b/>
+                <w:color w:val="FFFFFF"/>
+                <w:sz w:val="19"/>
+              </w:rPr>
+              <w:t>软件接口</w:t>
+            </w:r>
+          </w:p>
+        </w:tc>
+        <w:tc>
+          <w:tcPr>
+            <w:tcW w:w="3168" w:type="dxa"/>
+            <w:tcBorders>
+              <w:top w:val="single" w:sz="6" w:space="0" w:color="D9D9D9"/>
+              <w:left w:val="single" w:sz="6" w:space="0" w:color="D9D9D9"/>
+              <w:bottom w:val="single" w:sz="6" w:space="0" w:color="D9D9D9"/>
+              <w:right w:val="single" w:sz="6" w:space="0" w:color="D9D9D9"/>
+            </w:tcBorders>
+            <w:shd w:val="clear" w:color="auto" w:fill="1F4E79"/>
+            <w:tcMar>
+              <w:top w:w="90" w:type="dxa"/>
+              <w:left w:w="110" w:type="dxa"/>
+              <w:bottom w:w="90" w:type="dxa"/>
+              <w:right w:w="110" w:type="dxa"/>
+            </w:tcMar>
+            <w:vAlign w:val="center"/>
+          </w:tcPr>
+          <w:p>
+            <w:pPr>
+              <w:spacing w:line="276" w:lineRule="auto"/>
+              <w:ind w:firstLine="381"/>
+              <w:jc w:val="center"/>
+            </w:pPr>
+            <w:r>
+              <w:rPr>
+                <w:rFonts w:ascii="Arial" w:hAnsi="Arial"/>
+                <w:b/>
+                <w:color w:val="FFFFFF"/>
+                <w:sz w:val="19"/>
+              </w:rPr>
+              <w:t>主要交换内容</w:t>
+            </w:r>
+          </w:p>
+        </w:tc>
+        <w:tc>
+          <w:tcPr>
+            <w:tcW w:w="3283" w:type="dxa"/>
+            <w:tcBorders>
+              <w:top w:val="single" w:sz="6" w:space="0" w:color="D9D9D9"/>
+              <w:left w:val="single" w:sz="6" w:space="0" w:color="D9D9D9"/>
+              <w:bottom w:val="single" w:sz="6" w:space="0" w:color="D9D9D9"/>
+              <w:right w:val="single" w:sz="6" w:space="0" w:color="D9D9D9"/>
+            </w:tcBorders>
+            <w:shd w:val="clear" w:color="auto" w:fill="1F4E79"/>
+            <w:tcMar>
+              <w:top w:w="90" w:type="dxa"/>
+              <w:left w:w="110" w:type="dxa"/>
+              <w:bottom w:w="90" w:type="dxa"/>
+              <w:right w:w="110" w:type="dxa"/>
+            </w:tcMar>
+            <w:vAlign w:val="center"/>
+          </w:tcPr>
+          <w:p>
+            <w:pPr>
+              <w:spacing w:line="276" w:lineRule="auto"/>
+              <w:ind w:firstLine="381"/>
+              <w:jc w:val="center"/>
+            </w:pPr>
+            <w:r>
+              <w:rPr>
+                <w:rFonts w:ascii="Arial" w:hAnsi="Arial"/>
+                <w:b/>
+                <w:color w:val="FFFFFF"/>
+                <w:sz w:val="19"/>
+              </w:rPr>
+              <w:t>关键要求</w:t>
+            </w:r>
+          </w:p>
+        </w:tc>
+      </w:tr>
+      <w:tr>
+        <w:trPr>
+          <w:cantSplit/>
+          <w:jc w:val="center"/>
+        </w:trPr>
+        <w:tc>
+          <w:tcPr>
+            <w:tcW w:w="1843" w:type="dxa"/>
+            <w:tcBorders>
+              <w:top w:val="single" w:sz="6" w:space="0" w:color="D9D9D9"/>
+              <w:left w:val="single" w:sz="6" w:space="0" w:color="D9D9D9"/>
+              <w:bottom w:val="single" w:sz="6" w:space="0" w:color="D9D9D9"/>
+              <w:right w:val="single" w:sz="6" w:space="0" w:color="D9D9D9"/>
+            </w:tcBorders>
+            <w:tcMar>
+              <w:top w:w="90" w:type="dxa"/>
+              <w:left w:w="110" w:type="dxa"/>
+              <w:bottom w:w="90" w:type="dxa"/>
+              <w:right w:w="110" w:type="dxa"/>
+            </w:tcMar>
+            <w:vAlign w:val="center"/>
+          </w:tcPr>
+          <w:p>
+            <w:pPr>
+              <w:spacing w:line="276" w:lineRule="auto"/>
+              <w:ind w:firstLine="380"/>
+              <w:jc w:val="left"/>
+            </w:pPr>
+            <w:r>
+              <w:rPr>
+                <w:rFonts w:ascii="Arial" w:hAnsi="Arial"/>
+                <w:color w:val="000000"/>
+                <w:sz w:val="19"/>
+              </w:rPr>
+              <w:t>用户端与业务后端</w:t>
+            </w:r>
+          </w:p>
+        </w:tc>
+        <w:tc>
+          <w:tcPr>
+            <w:tcW w:w="3168" w:type="dxa"/>
+            <w:tcBorders>
+              <w:top w:val="single" w:sz="6" w:space="0" w:color="D9D9D9"/>
+              <w:left w:val="single" w:sz="6" w:space="0" w:color="D9D9D9"/>
+              <w:bottom w:val="single" w:sz="6" w:space="0" w:color="D9D9D9"/>
+              <w:right w:val="single" w:sz="6" w:space="0" w:color="D9D9D9"/>
+            </w:tcBorders>
+            <w:tcMar>
+              <w:top w:w="90" w:type="dxa"/>
+              <w:left w:w="110" w:type="dxa"/>
+              <w:bottom w:w="90" w:type="dxa"/>
+              <w:right w:w="110" w:type="dxa"/>
+            </w:tcMar>
+            <w:vAlign w:val="center"/>
+          </w:tcPr>
+          <w:p>
+            <w:pPr>
+              <w:spacing w:line="276" w:lineRule="auto"/>
+              <w:ind w:firstLine="380"/>
+              <w:jc w:val="left"/>
+            </w:pPr>
+            <w:r>
+              <w:rPr>
+                <w:rFonts w:ascii="Arial" w:hAnsi="Arial"/>
+                <w:color w:val="000000"/>
+                <w:sz w:val="19"/>
+              </w:rPr>
+              <w:t>登录、实名认证、贷款申请、附件上传、进度查询、还款和审批结果</w:t>
+            </w:r>
+          </w:p>
+        </w:tc>
+        <w:tc>
+          <w:tcPr>
+            <w:tcW w:w="3283" w:type="dxa"/>
+            <w:tcBorders>
+              <w:top w:val="single" w:sz="6" w:space="0" w:color="D9D9D9"/>
+              <w:left w:val="single" w:sz="6" w:space="0" w:color="D9D9D9"/>
+              <w:bottom w:val="single" w:sz="6" w:space="0" w:color="D9D9D9"/>
+              <w:right w:val="single" w:sz="6" w:space="0" w:color="D9D9D9"/>
+            </w:tcBorders>
+            <w:tcMar>
+              <w:top w:w="90" w:type="dxa"/>
+              <w:left w:w="110" w:type="dxa"/>
+              <w:bottom w:w="90" w:type="dxa"/>
+              <w:right w:w="110" w:type="dxa"/>
+            </w:tcMar>
+            <w:vAlign w:val="center"/>
+          </w:tcPr>
+          <w:p>
+            <w:pPr>
+              <w:spacing w:line="276" w:lineRule="auto"/>
+              <w:ind w:firstLine="380"/>
+              <w:jc w:val="left"/>
+            </w:pPr>
+            <w:r>
+              <w:rPr>
+                <w:rFonts w:ascii="Arial" w:hAnsi="Arial"/>
+                <w:color w:val="000000"/>
+                <w:sz w:val="19"/>
+              </w:rPr>
+              <w:t>HTTPS RESTful API</w:t>
+            </w:r>
+            <w:r>
+              <w:rPr>
+                <w:rFonts w:ascii="Arial" w:hAnsi="Arial"/>
+                <w:color w:val="000000"/>
+                <w:sz w:val="19"/>
+              </w:rPr>
+              <w:t>；</w:t>
+            </w:r>
+            <w:r>
+              <w:rPr>
+                <w:rFonts w:ascii="Arial" w:hAnsi="Arial"/>
+                <w:color w:val="000000"/>
+                <w:sz w:val="19"/>
+              </w:rPr>
+              <w:t xml:space="preserve">Token </w:t>
+            </w:r>
+            <w:r>
+              <w:rPr>
+                <w:rFonts w:ascii="Arial" w:hAnsi="Arial"/>
+                <w:color w:val="000000"/>
+                <w:sz w:val="19"/>
+              </w:rPr>
+              <w:t>会话；业务数据和附件分别传输；权限校验、敏感字段脱敏和审计日志。</w:t>
+            </w:r>
+          </w:p>
+        </w:tc>
+      </w:tr>
+      <w:tr>
+        <w:trPr>
+          <w:cantSplit/>
+          <w:jc w:val="center"/>
+        </w:trPr>
+        <w:tc>
+          <w:tcPr>
+            <w:tcW w:w="1843" w:type="dxa"/>
+            <w:tcBorders>
+              <w:top w:val="single" w:sz="6" w:space="0" w:color="D9D9D9"/>
+              <w:left w:val="single" w:sz="6" w:space="0" w:color="D9D9D9"/>
+              <w:bottom w:val="single" w:sz="6" w:space="0" w:color="D9D9D9"/>
+              <w:right w:val="single" w:sz="6" w:space="0" w:color="D9D9D9"/>
+            </w:tcBorders>
+            <w:tcMar>
+              <w:top w:w="90" w:type="dxa"/>
+              <w:left w:w="110" w:type="dxa"/>
+              <w:bottom w:w="90" w:type="dxa"/>
+              <w:right w:w="110" w:type="dxa"/>
+            </w:tcMar>
+            <w:vAlign w:val="center"/>
+          </w:tcPr>
+          <w:p>
+            <w:pPr>
+              <w:spacing w:line="276" w:lineRule="auto"/>
+              <w:ind w:firstLine="380"/>
+              <w:jc w:val="left"/>
+            </w:pPr>
+            <w:r>
+              <w:rPr>
+                <w:rFonts w:ascii="Arial" w:hAnsi="Arial"/>
+                <w:color w:val="000000"/>
+                <w:sz w:val="19"/>
+              </w:rPr>
+              <w:t>实名认证与活体检测</w:t>
+            </w:r>
+          </w:p>
+        </w:tc>
+        <w:tc>
+          <w:tcPr>
+            <w:tcW w:w="3168" w:type="dxa"/>
+            <w:tcBorders>
+              <w:top w:val="single" w:sz="6" w:space="0" w:color="D9D9D9"/>
+              <w:left w:val="single" w:sz="6" w:space="0" w:color="D9D9D9"/>
+              <w:bottom w:val="single" w:sz="6" w:space="0" w:color="D9D9D9"/>
+              <w:right w:val="single" w:sz="6" w:space="0" w:color="D9D9D9"/>
+            </w:tcBorders>
+            <w:tcMar>
+              <w:top w:w="90" w:type="dxa"/>
+              <w:left w:w="110" w:type="dxa"/>
+              <w:bottom w:w="90" w:type="dxa"/>
+              <w:right w:w="110" w:type="dxa"/>
+            </w:tcMar>
+            <w:vAlign w:val="center"/>
+          </w:tcPr>
+          <w:p>
+            <w:pPr>
+              <w:spacing w:line="276" w:lineRule="auto"/>
+              <w:ind w:firstLine="380"/>
+              <w:jc w:val="left"/>
+            </w:pPr>
+            <w:r>
+              <w:rPr>
+                <w:rFonts w:ascii="Arial" w:hAnsi="Arial"/>
+                <w:color w:val="000000"/>
+                <w:sz w:val="19"/>
+              </w:rPr>
+              <w:t>姓名、证件类型、证件号码、证件图片、活体结果和认证结论</w:t>
+            </w:r>
+          </w:p>
+        </w:tc>
+        <w:tc>
+          <w:tcPr>
+            <w:tcW w:w="3283" w:type="dxa"/>
+            <w:tcBorders>
+              <w:top w:val="single" w:sz="6" w:space="0" w:color="D9D9D9"/>
+              <w:left w:val="single" w:sz="6" w:space="0" w:color="D9D9D9"/>
+              <w:bottom w:val="single" w:sz="6" w:space="0" w:color="D9D9D9"/>
+              <w:right w:val="single" w:sz="6" w:space="0" w:color="D9D9D9"/>
+            </w:tcBorders>
+            <w:tcMar>
+              <w:top w:w="90" w:type="dxa"/>
+              <w:left w:w="110" w:type="dxa"/>
+              <w:bottom w:w="90" w:type="dxa"/>
+              <w:right w:w="110" w:type="dxa"/>
+            </w:tcMar>
+            <w:vAlign w:val="center"/>
+          </w:tcPr>
+          <w:p>
+            <w:pPr>
+              <w:spacing w:line="276" w:lineRule="auto"/>
+              <w:ind w:firstLine="380"/>
+              <w:jc w:val="left"/>
+            </w:pPr>
+            <w:r>
+              <w:rPr>
+                <w:rFonts w:ascii="Arial" w:hAnsi="Arial"/>
+                <w:color w:val="000000"/>
+                <w:sz w:val="19"/>
+              </w:rPr>
+              <w:t>在用户授权范围内调用；传输加密；超时重试；失败可转人工。</w:t>
+            </w:r>
+          </w:p>
+        </w:tc>
+      </w:tr>
+      <w:tr>
+        <w:trPr>
+          <w:cantSplit/>
+          <w:jc w:val="center"/>
+        </w:trPr>
+        <w:tc>
+          <w:tcPr>
+            <w:tcW w:w="1843" w:type="dxa"/>
+            <w:tcBorders>
+              <w:top w:val="single" w:sz="6" w:space="0" w:color="D9D9D9"/>
+              <w:left w:val="single" w:sz="6" w:space="0" w:color="D9D9D9"/>
+              <w:bottom w:val="single" w:sz="6" w:space="0" w:color="D9D9D9"/>
+              <w:right w:val="single" w:sz="6" w:space="0" w:color="D9D9D9"/>
+            </w:tcBorders>
+            <w:tcMar>
+              <w:top w:w="90" w:type="dxa"/>
+              <w:left w:w="110" w:type="dxa"/>
+              <w:bottom w:w="90" w:type="dxa"/>
+              <w:right w:w="110" w:type="dxa"/>
+            </w:tcMar>
+            <w:vAlign w:val="center"/>
+          </w:tcPr>
+          <w:p>
+            <w:pPr>
+              <w:spacing w:line="276" w:lineRule="auto"/>
+              <w:ind w:firstLine="380"/>
+              <w:jc w:val="left"/>
+            </w:pPr>
+            <w:r>
+              <w:rPr>
+                <w:rFonts w:ascii="Arial" w:hAnsi="Arial"/>
+                <w:color w:val="000000"/>
+                <w:sz w:val="19"/>
+              </w:rPr>
+              <w:t>第三方或公开信用数据</w:t>
+            </w:r>
+          </w:p>
+        </w:tc>
+        <w:tc>
+          <w:tcPr>
+            <w:tcW w:w="3168" w:type="dxa"/>
+            <w:tcBorders>
+              <w:top w:val="single" w:sz="6" w:space="0" w:color="D9D9D9"/>
+              <w:left w:val="single" w:sz="6" w:space="0" w:color="D9D9D9"/>
+              <w:bottom w:val="single" w:sz="6" w:space="0" w:color="D9D9D9"/>
+              <w:right w:val="single" w:sz="6" w:space="0" w:color="D9D9D9"/>
+            </w:tcBorders>
+            <w:tcMar>
+              <w:top w:w="90" w:type="dxa"/>
+              <w:left w:w="110" w:type="dxa"/>
+              <w:bottom w:w="90" w:type="dxa"/>
+              <w:right w:w="110" w:type="dxa"/>
+            </w:tcMar>
+            <w:vAlign w:val="center"/>
+          </w:tcPr>
+          <w:p>
+            <w:pPr>
+              <w:spacing w:line="276" w:lineRule="auto"/>
+              <w:ind w:firstLine="380"/>
+              <w:jc w:val="left"/>
+            </w:pPr>
+            <w:r>
+              <w:rPr>
+                <w:rFonts w:ascii="Arial" w:hAnsi="Arial"/>
+                <w:color w:val="000000"/>
+                <w:sz w:val="19"/>
+              </w:rPr>
+              <w:t>用户标识、申请信息、授权凭证、数据结果和数据时间</w:t>
+            </w:r>
+          </w:p>
+        </w:tc>
+        <w:tc>
+          <w:tcPr>
+            <w:tcW w:w="3283" w:type="dxa"/>
+            <w:tcBorders>
+              <w:top w:val="single" w:sz="6" w:space="0" w:color="D9D9D9"/>
+              <w:left w:val="single" w:sz="6" w:space="0" w:color="D9D9D9"/>
+              <w:bottom w:val="single" w:sz="6" w:space="0" w:color="D9D9D9"/>
+              <w:right w:val="single" w:sz="6" w:space="0" w:color="D9D9D9"/>
+            </w:tcBorders>
+            <w:tcMar>
+              <w:top w:w="90" w:type="dxa"/>
+              <w:left w:w="110" w:type="dxa"/>
+              <w:bottom w:w="90" w:type="dxa"/>
+              <w:right w:w="110" w:type="dxa"/>
+            </w:tcMar>
+            <w:vAlign w:val="center"/>
+          </w:tcPr>
+          <w:p>
+            <w:pPr>
+              <w:spacing w:line="276" w:lineRule="auto"/>
+              <w:ind w:firstLine="380"/>
+              <w:jc w:val="left"/>
+            </w:pPr>
+            <w:r>
+              <w:rPr>
+                <w:rFonts w:ascii="Arial" w:hAnsi="Arial"/>
+                <w:color w:val="000000"/>
+                <w:sz w:val="19"/>
+              </w:rPr>
+              <w:t>标识数据来源；处理超时、限流、无数据和数据冲突；来源异常时转入复核。</w:t>
+            </w:r>
+          </w:p>
+        </w:tc>
+      </w:tr>
+      <w:tr>
+        <w:trPr>
+          <w:cantSplit/>
+          <w:jc w:val="center"/>
+        </w:trPr>
+        <w:tc>
+          <w:tcPr>
+            <w:tcW w:w="1843" w:type="dxa"/>
+            <w:tcBorders>
+              <w:top w:val="single" w:sz="6" w:space="0" w:color="D9D9D9"/>
+              <w:left w:val="single" w:sz="6" w:space="0" w:color="D9D9D9"/>
+              <w:bottom w:val="single" w:sz="6" w:space="0" w:color="D9D9D9"/>
+              <w:right w:val="single" w:sz="6" w:space="0" w:color="D9D9D9"/>
+            </w:tcBorders>
+            <w:tcMar>
+              <w:top w:w="90" w:type="dxa"/>
+              <w:left w:w="110" w:type="dxa"/>
+              <w:bottom w:w="90" w:type="dxa"/>
+              <w:right w:w="110" w:type="dxa"/>
+            </w:tcMar>
+            <w:vAlign w:val="center"/>
+          </w:tcPr>
+          <w:p>
+            <w:pPr>
+              <w:spacing w:line="276" w:lineRule="auto"/>
+              <w:ind w:firstLine="380"/>
+              <w:jc w:val="left"/>
+            </w:pPr>
+            <w:r>
+              <w:rPr>
+                <w:rFonts w:ascii="Arial" w:hAnsi="Arial"/>
+                <w:color w:val="000000"/>
+                <w:sz w:val="19"/>
+              </w:rPr>
+              <w:t>风控模型与规则</w:t>
+            </w:r>
+          </w:p>
+        </w:tc>
+        <w:tc>
+          <w:tcPr>
+            <w:tcW w:w="3168" w:type="dxa"/>
+            <w:tcBorders>
+              <w:top w:val="single" w:sz="6" w:space="0" w:color="D9D9D9"/>
+              <w:left w:val="single" w:sz="6" w:space="0" w:color="D9D9D9"/>
+              <w:bottom w:val="single" w:sz="6" w:space="0" w:color="D9D9D9"/>
+              <w:right w:val="single" w:sz="6" w:space="0" w:color="D9D9D9"/>
+            </w:tcBorders>
+            <w:tcMar>
+              <w:top w:w="90" w:type="dxa"/>
+              <w:left w:w="110" w:type="dxa"/>
+              <w:bottom w:w="90" w:type="dxa"/>
+              <w:right w:w="110" w:type="dxa"/>
+            </w:tcMar>
+            <w:vAlign w:val="center"/>
+          </w:tcPr>
+          <w:p>
+            <w:pPr>
+              <w:spacing w:line="276" w:lineRule="auto"/>
+              <w:ind w:firstLine="380"/>
+              <w:jc w:val="left"/>
+            </w:pPr>
+            <w:r>
+              <w:rPr>
+                <w:rFonts w:ascii="Arial" w:hAnsi="Arial"/>
+                <w:color w:val="000000"/>
+                <w:sz w:val="19"/>
+              </w:rPr>
+              <w:t>特征数据、模型版本和规则版本；评分、风险等级、命中原因及处理建议</w:t>
+            </w:r>
+          </w:p>
+        </w:tc>
+        <w:tc>
+          <w:tcPr>
+            <w:tcW w:w="3283" w:type="dxa"/>
+            <w:tcBorders>
+              <w:top w:val="single" w:sz="6" w:space="0" w:color="D9D9D9"/>
+              <w:left w:val="single" w:sz="6" w:space="0" w:color="D9D9D9"/>
+              <w:bottom w:val="single" w:sz="6" w:space="0" w:color="D9D9D9"/>
+              <w:right w:val="single" w:sz="6" w:space="0" w:color="D9D9D9"/>
+            </w:tcBorders>
+            <w:tcMar>
+              <w:top w:w="90" w:type="dxa"/>
+              <w:left w:w="110" w:type="dxa"/>
+              <w:bottom w:w="90" w:type="dxa"/>
+              <w:right w:w="110" w:type="dxa"/>
+            </w:tcMar>
+            <w:vAlign w:val="center"/>
+          </w:tcPr>
+          <w:p>
+            <w:pPr>
+              <w:spacing w:line="276" w:lineRule="auto"/>
+              <w:ind w:firstLine="380"/>
+              <w:jc w:val="left"/>
+            </w:pPr>
+            <w:r>
+              <w:rPr>
+                <w:rFonts w:ascii="Arial" w:hAnsi="Arial"/>
+                <w:color w:val="000000"/>
+                <w:sz w:val="19"/>
+              </w:rPr>
+              <w:t>版本化调用；超时或异常时保留申请状态，不生成未经模型确认的自动拒绝结果。</w:t>
+            </w:r>
+          </w:p>
+        </w:tc>
+      </w:tr>
+      <w:tr>
+        <w:trPr>
+          <w:cantSplit/>
+          <w:jc w:val="center"/>
+        </w:trPr>
+        <w:tc>
+          <w:tcPr>
+            <w:tcW w:w="1843" w:type="dxa"/>
+            <w:tcBorders>
+              <w:top w:val="single" w:sz="6" w:space="0" w:color="D9D9D9"/>
+              <w:left w:val="single" w:sz="6" w:space="0" w:color="D9D9D9"/>
+              <w:bottom w:val="single" w:sz="6" w:space="0" w:color="D9D9D9"/>
+              <w:right w:val="single" w:sz="6" w:space="0" w:color="D9D9D9"/>
+            </w:tcBorders>
+            <w:tcMar>
+              <w:top w:w="90" w:type="dxa"/>
+              <w:left w:w="110" w:type="dxa"/>
+              <w:bottom w:w="90" w:type="dxa"/>
+              <w:right w:w="110" w:type="dxa"/>
+            </w:tcMar>
+            <w:vAlign w:val="center"/>
+          </w:tcPr>
+          <w:p>
+            <w:pPr>
+              <w:spacing w:line="276" w:lineRule="auto"/>
+              <w:ind w:firstLine="380"/>
+              <w:jc w:val="left"/>
+            </w:pPr>
+            <w:r>
+              <w:rPr>
+                <w:rFonts w:ascii="Arial" w:hAnsi="Arial"/>
+                <w:color w:val="000000"/>
+                <w:sz w:val="19"/>
+              </w:rPr>
+              <w:lastRenderedPageBreak/>
+              <w:t>银行卡、支付和放款</w:t>
+            </w:r>
+          </w:p>
+        </w:tc>
+        <w:tc>
+          <w:tcPr>
+            <w:tcW w:w="3168" w:type="dxa"/>
+            <w:tcBorders>
+              <w:top w:val="single" w:sz="6" w:space="0" w:color="D9D9D9"/>
+              <w:left w:val="single" w:sz="6" w:space="0" w:color="D9D9D9"/>
+              <w:bottom w:val="single" w:sz="6" w:space="0" w:color="D9D9D9"/>
+              <w:right w:val="single" w:sz="6" w:space="0" w:color="D9D9D9"/>
+            </w:tcBorders>
+            <w:tcMar>
+              <w:top w:w="90" w:type="dxa"/>
+              <w:left w:w="110" w:type="dxa"/>
+              <w:bottom w:w="90" w:type="dxa"/>
+              <w:right w:w="110" w:type="dxa"/>
+            </w:tcMar>
+            <w:vAlign w:val="center"/>
+          </w:tcPr>
+          <w:p>
+            <w:pPr>
+              <w:spacing w:line="276" w:lineRule="auto"/>
+              <w:ind w:firstLine="380"/>
+              <w:jc w:val="left"/>
+            </w:pPr>
+            <w:r>
+              <w:rPr>
+                <w:rFonts w:ascii="Arial" w:hAnsi="Arial"/>
+                <w:color w:val="000000"/>
+                <w:sz w:val="19"/>
+              </w:rPr>
+              <w:t>银行卡标识、订单号、金额、支付或放款状态</w:t>
+            </w:r>
+          </w:p>
+        </w:tc>
+        <w:tc>
+          <w:tcPr>
+            <w:tcW w:w="3283" w:type="dxa"/>
+            <w:tcBorders>
+              <w:top w:val="single" w:sz="6" w:space="0" w:color="D9D9D9"/>
+              <w:left w:val="single" w:sz="6" w:space="0" w:color="D9D9D9"/>
+              <w:bottom w:val="single" w:sz="6" w:space="0" w:color="D9D9D9"/>
+              <w:right w:val="single" w:sz="6" w:space="0" w:color="D9D9D9"/>
+            </w:tcBorders>
+            <w:tcMar>
+              <w:top w:w="90" w:type="dxa"/>
+              <w:left w:w="110" w:type="dxa"/>
+              <w:bottom w:w="90" w:type="dxa"/>
+              <w:right w:w="110" w:type="dxa"/>
+            </w:tcMar>
+            <w:vAlign w:val="center"/>
+          </w:tcPr>
+          <w:p>
+            <w:pPr>
+              <w:spacing w:line="276" w:lineRule="auto"/>
+              <w:ind w:firstLine="380"/>
+              <w:jc w:val="left"/>
+            </w:pPr>
+            <w:r>
+              <w:rPr>
+                <w:rFonts w:ascii="Arial" w:hAnsi="Arial"/>
+                <w:color w:val="000000"/>
+                <w:sz w:val="19"/>
+              </w:rPr>
+              <w:t>验签、幂等和异步回调；结果未知时主动查询，并按业务单号对账。</w:t>
+            </w:r>
+          </w:p>
+        </w:tc>
+      </w:tr>
+      <w:tr>
+        <w:trPr>
+          <w:cantSplit/>
+          <w:jc w:val="center"/>
+        </w:trPr>
+        <w:tc>
+          <w:tcPr>
+            <w:tcW w:w="1843" w:type="dxa"/>
+            <w:tcBorders>
+              <w:top w:val="single" w:sz="6" w:space="0" w:color="D9D9D9"/>
+              <w:left w:val="single" w:sz="6" w:space="0" w:color="D9D9D9"/>
+              <w:bottom w:val="single" w:sz="6" w:space="0" w:color="D9D9D9"/>
+              <w:right w:val="single" w:sz="6" w:space="0" w:color="D9D9D9"/>
+            </w:tcBorders>
+            <w:tcMar>
+              <w:top w:w="90" w:type="dxa"/>
+              <w:left w:w="110" w:type="dxa"/>
+              <w:bottom w:w="90" w:type="dxa"/>
+              <w:right w:w="110" w:type="dxa"/>
+            </w:tcMar>
+            <w:vAlign w:val="center"/>
+          </w:tcPr>
+          <w:p>
+            <w:pPr>
+              <w:spacing w:line="276" w:lineRule="auto"/>
+              <w:ind w:firstLine="380"/>
+              <w:jc w:val="left"/>
+            </w:pPr>
+            <w:r>
+              <w:rPr>
+                <w:rFonts w:ascii="Arial" w:hAnsi="Arial"/>
+                <w:color w:val="000000"/>
+                <w:sz w:val="19"/>
+              </w:rPr>
+              <w:t>电子合同与签名</w:t>
+            </w:r>
+          </w:p>
+        </w:tc>
+        <w:tc>
+          <w:tcPr>
+            <w:tcW w:w="3168" w:type="dxa"/>
+            <w:tcBorders>
+              <w:top w:val="single" w:sz="6" w:space="0" w:color="D9D9D9"/>
+              <w:left w:val="single" w:sz="6" w:space="0" w:color="D9D9D9"/>
+              <w:bottom w:val="single" w:sz="6" w:space="0" w:color="D9D9D9"/>
+              <w:right w:val="single" w:sz="6" w:space="0" w:color="D9D9D9"/>
+            </w:tcBorders>
+            <w:tcMar>
+              <w:top w:w="90" w:type="dxa"/>
+              <w:left w:w="110" w:type="dxa"/>
+              <w:bottom w:w="90" w:type="dxa"/>
+              <w:right w:w="110" w:type="dxa"/>
+            </w:tcMar>
+            <w:vAlign w:val="center"/>
+          </w:tcPr>
+          <w:p>
+            <w:pPr>
+              <w:spacing w:line="276" w:lineRule="auto"/>
+              <w:ind w:firstLine="380"/>
+              <w:jc w:val="left"/>
+            </w:pPr>
+            <w:r>
+              <w:rPr>
+                <w:rFonts w:ascii="Arial" w:hAnsi="Arial"/>
+                <w:color w:val="000000"/>
+                <w:sz w:val="19"/>
+              </w:rPr>
+              <w:t>合同模板、合同版本、签署人、签名结果和文件摘要</w:t>
+            </w:r>
+          </w:p>
+        </w:tc>
+        <w:tc>
+          <w:tcPr>
+            <w:tcW w:w="3283" w:type="dxa"/>
+            <w:tcBorders>
+              <w:top w:val="single" w:sz="6" w:space="0" w:color="D9D9D9"/>
+              <w:left w:val="single" w:sz="6" w:space="0" w:color="D9D9D9"/>
+              <w:bottom w:val="single" w:sz="6" w:space="0" w:color="D9D9D9"/>
+              <w:right w:val="single" w:sz="6" w:space="0" w:color="D9D9D9"/>
+            </w:tcBorders>
+            <w:tcMar>
+              <w:top w:w="90" w:type="dxa"/>
+              <w:left w:w="110" w:type="dxa"/>
+              <w:bottom w:w="90" w:type="dxa"/>
+              <w:right w:w="110" w:type="dxa"/>
+            </w:tcMar>
+            <w:vAlign w:val="center"/>
+          </w:tcPr>
+          <w:p>
+            <w:pPr>
+              <w:spacing w:line="276" w:lineRule="auto"/>
+              <w:ind w:firstLine="380"/>
+              <w:jc w:val="left"/>
+            </w:pPr>
+            <w:r>
+              <w:rPr>
+                <w:rFonts w:ascii="Arial" w:hAnsi="Arial"/>
+                <w:color w:val="000000"/>
+                <w:sz w:val="19"/>
+              </w:rPr>
+              <w:t>校验版本一致性；验证签名和文件摘要；保存完整签署记录。</w:t>
+            </w:r>
+          </w:p>
+        </w:tc>
+      </w:tr>
+      <w:tr>
+        <w:trPr>
+          <w:cantSplit/>
+          <w:jc w:val="center"/>
+        </w:trPr>
+        <w:tc>
+          <w:tcPr>
+            <w:tcW w:w="1843" w:type="dxa"/>
+            <w:tcBorders>
+              <w:top w:val="single" w:sz="6" w:space="0" w:color="D9D9D9"/>
+              <w:left w:val="single" w:sz="6" w:space="0" w:color="D9D9D9"/>
+              <w:bottom w:val="single" w:sz="6" w:space="0" w:color="D9D9D9"/>
+              <w:right w:val="single" w:sz="6" w:space="0" w:color="D9D9D9"/>
+            </w:tcBorders>
+            <w:tcMar>
+              <w:top w:w="90" w:type="dxa"/>
+              <w:left w:w="110" w:type="dxa"/>
+              <w:bottom w:w="90" w:type="dxa"/>
+              <w:right w:w="110" w:type="dxa"/>
+            </w:tcMar>
+            <w:vAlign w:val="center"/>
+          </w:tcPr>
+          <w:p>
+            <w:pPr>
+              <w:spacing w:line="276" w:lineRule="auto"/>
+              <w:ind w:firstLine="380"/>
+              <w:jc w:val="left"/>
+            </w:pPr>
+            <w:r>
+              <w:rPr>
+                <w:rFonts w:ascii="Arial" w:hAnsi="Arial"/>
+                <w:color w:val="000000"/>
+                <w:sz w:val="19"/>
+              </w:rPr>
+              <w:t>短信、推送和邮件</w:t>
+            </w:r>
+          </w:p>
+        </w:tc>
+        <w:tc>
+          <w:tcPr>
+            <w:tcW w:w="3168" w:type="dxa"/>
+            <w:tcBorders>
+              <w:top w:val="single" w:sz="6" w:space="0" w:color="D9D9D9"/>
+              <w:left w:val="single" w:sz="6" w:space="0" w:color="D9D9D9"/>
+              <w:bottom w:val="single" w:sz="6" w:space="0" w:color="D9D9D9"/>
+              <w:right w:val="single" w:sz="6" w:space="0" w:color="D9D9D9"/>
+            </w:tcBorders>
+            <w:tcMar>
+              <w:top w:w="90" w:type="dxa"/>
+              <w:left w:w="110" w:type="dxa"/>
+              <w:bottom w:w="90" w:type="dxa"/>
+              <w:right w:w="110" w:type="dxa"/>
+            </w:tcMar>
+            <w:vAlign w:val="center"/>
+          </w:tcPr>
+          <w:p>
+            <w:pPr>
+              <w:spacing w:line="276" w:lineRule="auto"/>
+              <w:ind w:firstLine="380"/>
+              <w:jc w:val="left"/>
+            </w:pPr>
+            <w:r>
+              <w:rPr>
+                <w:rFonts w:ascii="Arial" w:hAnsi="Arial"/>
+                <w:color w:val="000000"/>
+                <w:sz w:val="19"/>
+              </w:rPr>
+              <w:t>接收方、消息模板、业务单号和发送结果</w:t>
+            </w:r>
+          </w:p>
+        </w:tc>
+        <w:tc>
+          <w:tcPr>
+            <w:tcW w:w="3283" w:type="dxa"/>
+            <w:tcBorders>
+              <w:top w:val="single" w:sz="6" w:space="0" w:color="D9D9D9"/>
+              <w:left w:val="single" w:sz="6" w:space="0" w:color="D9D9D9"/>
+              <w:bottom w:val="single" w:sz="6" w:space="0" w:color="D9D9D9"/>
+              <w:right w:val="single" w:sz="6" w:space="0" w:color="D9D9D9"/>
+            </w:tcBorders>
+            <w:tcMar>
+              <w:top w:w="90" w:type="dxa"/>
+              <w:left w:w="110" w:type="dxa"/>
+              <w:bottom w:w="90" w:type="dxa"/>
+              <w:right w:w="110" w:type="dxa"/>
+            </w:tcMar>
+            <w:vAlign w:val="center"/>
+          </w:tcPr>
+          <w:p>
+            <w:pPr>
+              <w:spacing w:line="276" w:lineRule="auto"/>
+              <w:ind w:firstLine="380"/>
+              <w:jc w:val="left"/>
+            </w:pPr>
+            <w:r>
+              <w:rPr>
+                <w:rFonts w:ascii="Arial" w:hAnsi="Arial"/>
+                <w:color w:val="000000"/>
+                <w:sz w:val="19"/>
+              </w:rPr>
+              <w:t>模板化发送；失败时记录原因并按策略重试；通知不泄露非必要敏感信息。</w:t>
+            </w:r>
+          </w:p>
+        </w:tc>
+      </w:tr>
+      <w:tr>
+        <w:trPr>
+          <w:cantSplit/>
+          <w:jc w:val="center"/>
+        </w:trPr>
+        <w:tc>
+          <w:tcPr>
+            <w:tcW w:w="1843" w:type="dxa"/>
+            <w:tcBorders>
+              <w:top w:val="single" w:sz="6" w:space="0" w:color="D9D9D9"/>
+              <w:left w:val="single" w:sz="6" w:space="0" w:color="D9D9D9"/>
+              <w:bottom w:val="single" w:sz="6" w:space="0" w:color="D9D9D9"/>
+              <w:right w:val="single" w:sz="6" w:space="0" w:color="D9D9D9"/>
+            </w:tcBorders>
+            <w:tcMar>
+              <w:top w:w="90" w:type="dxa"/>
+              <w:left w:w="110" w:type="dxa"/>
+              <w:bottom w:w="90" w:type="dxa"/>
+              <w:right w:w="110" w:type="dxa"/>
+            </w:tcMar>
+            <w:vAlign w:val="center"/>
+          </w:tcPr>
+          <w:p>
+            <w:pPr>
+              <w:spacing w:line="276" w:lineRule="auto"/>
+              <w:ind w:firstLine="380"/>
+              <w:jc w:val="left"/>
+            </w:pPr>
+            <w:r>
+              <w:rPr>
+                <w:rFonts w:ascii="Arial" w:hAnsi="Arial"/>
+                <w:color w:val="000000"/>
+                <w:sz w:val="19"/>
+              </w:rPr>
+              <w:t>MySQL</w:t>
+            </w:r>
+            <w:r>
+              <w:rPr>
+                <w:rFonts w:ascii="Arial" w:hAnsi="Arial"/>
+                <w:color w:val="000000"/>
+                <w:sz w:val="19"/>
+              </w:rPr>
+              <w:t>、</w:t>
+            </w:r>
+            <w:r>
+              <w:rPr>
+                <w:rFonts w:ascii="Arial" w:hAnsi="Arial"/>
+                <w:color w:val="000000"/>
+                <w:sz w:val="19"/>
+              </w:rPr>
+              <w:t xml:space="preserve">Redis </w:t>
+            </w:r>
+            <w:r>
+              <w:rPr>
+                <w:rFonts w:ascii="Arial" w:hAnsi="Arial"/>
+                <w:color w:val="000000"/>
+                <w:sz w:val="19"/>
+              </w:rPr>
+              <w:t>和对象存储</w:t>
+            </w:r>
+          </w:p>
+        </w:tc>
+        <w:tc>
+          <w:tcPr>
+            <w:tcW w:w="3168" w:type="dxa"/>
+            <w:tcBorders>
+              <w:top w:val="single" w:sz="6" w:space="0" w:color="D9D9D9"/>
+              <w:left w:val="single" w:sz="6" w:space="0" w:color="D9D9D9"/>
+              <w:bottom w:val="single" w:sz="6" w:space="0" w:color="D9D9D9"/>
+              <w:right w:val="single" w:sz="6" w:space="0" w:color="D9D9D9"/>
+            </w:tcBorders>
+            <w:tcMar>
+              <w:top w:w="90" w:type="dxa"/>
+              <w:left w:w="110" w:type="dxa"/>
+              <w:bottom w:w="90" w:type="dxa"/>
+              <w:right w:w="110" w:type="dxa"/>
+            </w:tcMar>
+            <w:vAlign w:val="center"/>
+          </w:tcPr>
+          <w:p>
+            <w:pPr>
+              <w:spacing w:line="276" w:lineRule="auto"/>
+              <w:ind w:firstLine="380"/>
+              <w:jc w:val="left"/>
+            </w:pPr>
+            <w:r>
+              <w:rPr>
+                <w:rFonts w:ascii="Arial" w:hAnsi="Arial"/>
+                <w:color w:val="000000"/>
+                <w:sz w:val="19"/>
+              </w:rPr>
+              <w:t>用户与贷款数据、验证码和会话、合同和附件</w:t>
+            </w:r>
+          </w:p>
+        </w:tc>
+        <w:tc>
+          <w:tcPr>
+            <w:tcW w:w="3283" w:type="dxa"/>
+            <w:tcBorders>
+              <w:top w:val="single" w:sz="6" w:space="0" w:color="D9D9D9"/>
+              <w:left w:val="single" w:sz="6" w:space="0" w:color="D9D9D9"/>
+              <w:bottom w:val="single" w:sz="6" w:space="0" w:color="D9D9D9"/>
+              <w:right w:val="single" w:sz="6" w:space="0" w:color="D9D9D9"/>
+            </w:tcBorders>
+            <w:tcMar>
+              <w:top w:w="90" w:type="dxa"/>
+              <w:left w:w="110" w:type="dxa"/>
+              <w:bottom w:w="90" w:type="dxa"/>
+              <w:right w:w="110" w:type="dxa"/>
+            </w:tcMar>
+            <w:vAlign w:val="center"/>
+          </w:tcPr>
+          <w:p>
+            <w:pPr>
+              <w:spacing w:line="276" w:lineRule="auto"/>
+              <w:ind w:firstLine="380"/>
+              <w:jc w:val="left"/>
+            </w:pPr>
+            <w:r>
+              <w:rPr>
+                <w:rFonts w:ascii="Arial" w:hAnsi="Arial"/>
+                <w:color w:val="000000"/>
+                <w:sz w:val="19"/>
+              </w:rPr>
+              <w:t>内网访问、最小权限、敏感字段加密、备份和恢复；访问操作可审计。</w:t>
+            </w:r>
+          </w:p>
+        </w:tc>
+      </w:tr>
+    </w:tbl>
     <w:p>
       <w:pPr>
         <w:pStyle w:val="20"/>
-        <w:ind w:firstLine="422"/>
-      </w:pPr>
-      <w:r>
-        <w:rPr>
-          <w:rFonts w:hint="eastAsia"/>
-          <w:b/>
-          <w:bCs/>
-        </w:rPr>
-        <w:t>另：</w:t>
-      </w:r>
-      <w:r>
-        <w:rPr>
-          <w:rFonts w:hint="eastAsia"/>
-        </w:rPr>
-        <w:t>高风险申请进入拒绝或补充核验流程；必填审批意见为空或未查看风险解释时，页面不允许提交；关键数据摘要不一致时，提示数据可能被修改，并提交审计人员。</w:t>
-      </w:r>
+      </w:pPr>
+      <w:r>
+        <w:t>接口实现前应在接口设计文档中明确调用方和提供方、传输协议与版本、触发时机、输入输出字段、同步或异步方式、超时、重试和幂等规则，以及无数据、重复请求、结果未知和服务不可用时的处理方式。涉及个人敏感信息、支付指令和风险决策的接口，还应明确用户授权、数据脱敏、传输与存储加密、访问控制和审计要求。</w:t>
+      </w:r>
+    </w:p>
+    <w:p>
+      <w:pPr>
+        <w:pStyle w:val="ReportHeading1"/>
+        <w:rPr>
+          <w:rFonts w:ascii="宋体" w:hAnsi="宋体" w:hint="eastAsia"/>
+        </w:rPr>
+      </w:pPr>
+      <w:bookmarkStart w:id="15" w:name="_Toc243920387"/>
+      <w:r>
+        <w:t xml:space="preserve">4. </w:t>
+      </w:r>
+      <w:r>
+        <w:t>系统用例分析</w:t>
+      </w:r>
+      <w:bookmarkEnd w:id="15"/>
     </w:p>
     <w:p>
       <w:pPr>
         <w:pStyle w:val="20"/>
-        <w:ind w:firstLine="422"/>
-      </w:pPr>
-      <w:r>
-        <w:rPr>
-          <w:rFonts w:hint="eastAsia"/>
-          <w:b/>
-          <w:bCs/>
+      </w:pPr>
+      <w:r>
+        <w:rPr>
+          <w:rFonts w:hint="eastAsia"/>
+        </w:rPr>
+        <w:t>这些用例是系统功能的体现，在系统功能需求描述中将详细的描述这些用例。</w:t>
+      </w:r>
+    </w:p>
+    <w:p>
+      <w:pPr>
+        <w:pStyle w:val="20"/>
+      </w:pPr>
+    </w:p>
+    <w:p>
+      <w:pPr>
+        <w:pStyle w:val="ReportHeading2"/>
+      </w:pPr>
+      <w:bookmarkStart w:id="16" w:name="_Toc243920388"/>
+      <w:r>
+        <w:rPr>
+          <w:rFonts w:hint="eastAsia"/>
+          <w:noProof/>
         </w:rPr>
         <w:lastRenderedPageBreak/>
-        <w:t>后置条件：</w:t>
-      </w:r>
-      <w:r>
-        <w:rPr>
-          <w:rFonts w:hint="eastAsia"/>
-        </w:rPr>
-        <w:t>系统保存审批人、审批时间、审批意见、模型和规则版本及状态变化。</w:t>
-      </w:r>
-    </w:p>
-    <w:p>
-      <w:pPr>
-        <w:pStyle w:val="ReportHeading3"/>
-      </w:pPr>
-      <w:r>
-        <w:t xml:space="preserve">3.1.10 </w:t>
-      </w:r>
-      <w:r>
-        <w:t>审核记录查询页</w:t>
-      </w:r>
-    </w:p>
-    <w:p>
-      <w:pPr>
-        <w:pStyle w:val="20"/>
-        <w:ind w:firstLine="422"/>
-      </w:pPr>
-      <w:r>
-        <w:rPr>
-          <w:rFonts w:hint="eastAsia"/>
-          <w:b/>
-          <w:bCs/>
-        </w:rPr>
-        <w:t>入口：</w:t>
-      </w:r>
-      <w:proofErr w:type="gramStart"/>
-      <w:r>
-        <w:rPr>
-          <w:rFonts w:hint="eastAsia"/>
-        </w:rPr>
-        <w:t>风控审核</w:t>
-      </w:r>
-      <w:proofErr w:type="gramEnd"/>
-      <w:r>
-        <w:rPr>
-          <w:rFonts w:hint="eastAsia"/>
-        </w:rPr>
-        <w:t>工作台—审核记录、数据看板、审计检查。</w:t>
-      </w:r>
-    </w:p>
-    <w:p>
-      <w:pPr>
-        <w:pStyle w:val="20"/>
-        <w:ind w:firstLine="422"/>
-        <w:rPr>
-          <w:b/>
-          <w:bCs/>
-        </w:rPr>
-      </w:pPr>
-      <w:r>
-        <w:rPr>
-          <w:rFonts w:hint="eastAsia"/>
-          <w:b/>
-          <w:bCs/>
-        </w:rPr>
-        <w:t>界面元素：</w:t>
-      </w:r>
-    </w:p>
-    <w:p>
-      <w:pPr>
-        <w:pStyle w:val="20"/>
-      </w:pPr>
-      <w:r>
-        <w:rPr>
-          <w:rFonts w:hint="eastAsia"/>
-        </w:rPr>
-        <w:t>审核记录查询：按时间范围、审核人员和审批结论等条件查询已处理的申请，列表展示申请单号、贷款人、申请额度、风险等级、审批结论、人工意见和处理时间；可查看单笔申请的完整操作链路，查询结果支持导出；</w:t>
-      </w:r>
-    </w:p>
-    <w:p>
-      <w:pPr>
-        <w:pStyle w:val="20"/>
-        <w:ind w:firstLine="422"/>
-      </w:pPr>
-      <w:r>
-        <w:rPr>
-          <w:rFonts w:hint="eastAsia"/>
-          <w:b/>
-          <w:bCs/>
-        </w:rPr>
-        <w:t>数据看板：</w:t>
-      </w:r>
-      <w:r>
-        <w:rPr>
-          <w:rFonts w:hint="eastAsia"/>
-        </w:rPr>
-        <w:t>指标卡（申请量、通过率、拒绝率、逾期率、风险分布）和图表（风险等级趋势、数据源质量、贷中监测预警），管理员</w:t>
-      </w:r>
-      <w:proofErr w:type="gramStart"/>
-      <w:r>
-        <w:rPr>
-          <w:rFonts w:hint="eastAsia"/>
-        </w:rPr>
-        <w:t>或风控人员</w:t>
-      </w:r>
-      <w:proofErr w:type="gramEnd"/>
-      <w:r>
-        <w:rPr>
-          <w:rFonts w:hint="eastAsia"/>
-        </w:rPr>
-        <w:t>查看关键业务指标和风险趋势；</w:t>
-      </w:r>
-    </w:p>
-    <w:p>
-      <w:pPr>
-        <w:pStyle w:val="20"/>
-        <w:ind w:firstLine="422"/>
-      </w:pPr>
-      <w:r>
-        <w:rPr>
-          <w:rFonts w:hint="eastAsia"/>
-          <w:b/>
-          <w:bCs/>
-        </w:rPr>
-        <w:t>日志查询——申请单号、用户标识、操作链路、关键数据变更记录：</w:t>
-      </w:r>
-      <w:r>
-        <w:rPr>
-          <w:rFonts w:hint="eastAsia"/>
-        </w:rPr>
-        <w:t>审计人员按申请单号或用户标识查询操作链路，以及查看配置变更、模型发布、审批记录和异常日志；</w:t>
-      </w:r>
-    </w:p>
-    <w:p>
-      <w:pPr>
-        <w:pStyle w:val="20"/>
-      </w:pPr>
-      <w:r>
-        <w:rPr>
-          <w:rFonts w:hint="eastAsia"/>
-        </w:rPr>
-        <w:t>筛选条件（时间、操作类型、风险等级）和详情查看入口。</w:t>
-      </w:r>
-    </w:p>
-    <w:p>
-      <w:pPr>
-        <w:pStyle w:val="20"/>
-        <w:ind w:firstLine="422"/>
-      </w:pPr>
-      <w:r>
-        <w:rPr>
-          <w:rFonts w:hint="eastAsia"/>
-          <w:b/>
-          <w:bCs/>
-        </w:rPr>
-        <w:t>另：</w:t>
-      </w:r>
-      <w:r>
-        <w:rPr>
-          <w:rFonts w:hint="eastAsia"/>
-        </w:rPr>
-        <w:t xml:space="preserve">APP </w:t>
-      </w:r>
-      <w:proofErr w:type="gramStart"/>
-      <w:r>
-        <w:rPr>
-          <w:rFonts w:hint="eastAsia"/>
-        </w:rPr>
-        <w:t>端可选择</w:t>
-      </w:r>
-      <w:proofErr w:type="gramEnd"/>
-      <w:r>
-        <w:rPr>
-          <w:rFonts w:hint="eastAsia"/>
-        </w:rPr>
-        <w:t>将查询结果发送到邮箱或生成摘要报告，不展开复杂桌面表格；关键数据摘要不一致时，系统提示数据可能被修改，并将事件提交审计人员；未经授权人员尝试查看敏感日志时，系统拒绝并记录越权事件。</w:t>
-      </w:r>
-    </w:p>
-    <w:p>
-      <w:pPr>
-        <w:pStyle w:val="20"/>
-        <w:ind w:firstLine="422"/>
-      </w:pPr>
-      <w:r>
-        <w:rPr>
-          <w:rFonts w:hint="eastAsia"/>
-          <w:b/>
-          <w:bCs/>
-        </w:rPr>
-        <w:t>后置条件：</w:t>
-      </w:r>
-      <w:r>
-        <w:rPr>
-          <w:rFonts w:hint="eastAsia"/>
-        </w:rPr>
-        <w:t>系统保存查询记录、审计日志和版本状态，支持追溯。</w:t>
-      </w:r>
-    </w:p>
-    <w:p>
-      <w:pPr>
-        <w:pStyle w:val="ReportHeading1"/>
-        <w:rPr>
-          <w:rFonts w:ascii="宋体" w:hAnsi="宋体" w:hint="eastAsia"/>
-        </w:rPr>
-      </w:pPr>
-      <w:bookmarkStart w:id="13" w:name="_Toc243072620"/>
-      <w:r>
-        <w:t xml:space="preserve">4. </w:t>
-      </w:r>
-      <w:r>
-        <w:t>系统用例分析</w:t>
-      </w:r>
-      <w:bookmarkEnd w:id="13"/>
-    </w:p>
-    <w:p>
-      <w:pPr>
-        <w:pStyle w:val="20"/>
-      </w:pPr>
-      <w:r>
-        <w:rPr>
-          <w:rFonts w:hint="eastAsia"/>
-        </w:rPr>
-        <w:t>这些用例是系统功能的体现，在系统功能需求描述中将详细的描述这些用例。</w:t>
-      </w:r>
-    </w:p>
-    <w:p>
-      <w:pPr>
-        <w:pStyle w:val="20"/>
-      </w:pPr>
-    </w:p>
-    <w:p>
-      <w:pPr>
-        <w:pStyle w:val="ReportHeading2"/>
-      </w:pPr>
-      <w:bookmarkStart w:id="14" w:name="_Toc243072621"/>
-      <w:r>
-        <w:rPr>
-          <w:rFonts w:hint="eastAsia"/>
-          <w:noProof/>
-        </w:rPr>
         <w:drawing>
           <wp:anchor distT="0" distB="0" distL="114300" distR="114300" simplePos="0" relativeHeight="251658240" behindDoc="0" locked="0" layoutInCell="1" allowOverlap="1" wp14:anchorId="7AA18EAE" wp14:editId="22EBAEE3">
             <wp:simplePos x="0" y="0"/>
@@ -5624,7 +7302,7 @@
         </w:rPr>
         <w:t>公共用例</w:t>
       </w:r>
-      <w:bookmarkEnd w:id="14"/>
+      <w:bookmarkEnd w:id="16"/>
     </w:p>
     <w:p>
       <w:pPr>
@@ -5653,12 +7331,11 @@
       <w:pPr>
         <w:pStyle w:val="ReportHeading2"/>
       </w:pPr>
-      <w:bookmarkStart w:id="15" w:name="_Toc243072622"/>
-      <w:r>
-        <w:rPr>
-          <w:rFonts w:hint="eastAsia"/>
-        </w:rPr>
-        <w:lastRenderedPageBreak/>
+      <w:bookmarkStart w:id="17" w:name="_Toc243920389"/>
+      <w:r>
+        <w:rPr>
+          <w:rFonts w:hint="eastAsia"/>
+        </w:rPr>
         <w:t xml:space="preserve">4.2 </w:t>
       </w:r>
       <w:r>
@@ -5667,7 +7344,7 @@
         </w:rPr>
         <w:t>贷款人</w:t>
       </w:r>
-      <w:bookmarkEnd w:id="15"/>
+      <w:bookmarkEnd w:id="17"/>
     </w:p>
     <w:p>
       <w:pPr>
@@ -5751,6 +7428,7 @@
         <w:pStyle w:val="ReportHeading3"/>
       </w:pPr>
       <w:r>
+        <w:lastRenderedPageBreak/>
         <w:t xml:space="preserve">4.1.2 </w:t>
       </w:r>
       <w:r>
@@ -5830,9 +7508,8 @@
       <w:pPr>
         <w:pStyle w:val="ReportHeading2"/>
       </w:pPr>
-      <w:bookmarkStart w:id="16" w:name="_Toc243072623"/>
-      <w:r>
-        <w:lastRenderedPageBreak/>
+      <w:bookmarkStart w:id="18" w:name="_Toc243920390"/>
+      <w:r>
         <w:t>4.</w:t>
       </w:r>
       <w:r>
@@ -5847,7 +7524,7 @@
       <w:r>
         <w:t>贷款审核员</w:t>
       </w:r>
-      <w:bookmarkEnd w:id="16"/>
+      <w:bookmarkEnd w:id="18"/>
     </w:p>
     <w:p>
       <w:pPr>
@@ -5929,11 +7606,12 @@
       <w:pPr>
         <w:pStyle w:val="ReportHeading2"/>
       </w:pPr>
-      <w:bookmarkStart w:id="17" w:name="_Toc243072624"/>
+      <w:bookmarkStart w:id="19" w:name="_Toc243920391"/>
       <w:r>
         <w:rPr>
           <w:noProof/>
         </w:rPr>
+        <w:lastRenderedPageBreak/>
         <w:drawing>
           <wp:anchor distT="0" distB="0" distL="114300" distR="114300" simplePos="0" relativeHeight="251662336" behindDoc="0" locked="0" layoutInCell="1" allowOverlap="1" wp14:anchorId="070518A4" wp14:editId="698F0712">
             <wp:simplePos x="0" y="0"/>
@@ -6005,7 +7683,7 @@
       <w:r>
         <w:t>系统</w:t>
       </w:r>
-      <w:bookmarkEnd w:id="17"/>
+      <w:bookmarkEnd w:id="19"/>
     </w:p>
     <w:p>
       <w:pPr>
@@ -6016,28 +7694,27 @@
       <w:pPr>
         <w:pStyle w:val="ReportHeading1"/>
       </w:pPr>
-      <w:bookmarkStart w:id="18" w:name="_Toc243072625"/>
-      <w:r>
-        <w:lastRenderedPageBreak/>
+      <w:bookmarkStart w:id="20" w:name="_Toc243920392"/>
+      <w:r>
         <w:t xml:space="preserve">5. </w:t>
       </w:r>
       <w:r>
         <w:t>系统功能需求</w:t>
       </w:r>
-      <w:bookmarkEnd w:id="18"/>
+      <w:bookmarkEnd w:id="20"/>
     </w:p>
     <w:p>
       <w:pPr>
         <w:pStyle w:val="ReportHeading2"/>
       </w:pPr>
-      <w:bookmarkStart w:id="19" w:name="_Toc243072626"/>
+      <w:bookmarkStart w:id="21" w:name="_Toc243920393"/>
       <w:r>
         <w:t xml:space="preserve">5.1 </w:t>
       </w:r>
       <w:r>
         <w:t>用例描述</w:t>
       </w:r>
-      <w:bookmarkEnd w:id="19"/>
+      <w:bookmarkEnd w:id="21"/>
     </w:p>
     <w:p>
       <w:pPr>
@@ -6370,6 +8047,9 @@
             </w:r>
             <w:r>
               <w:br/>
+            </w:r>
+            <w:r>
+              <w:lastRenderedPageBreak/>
               <w:t xml:space="preserve">5. </w:t>
             </w:r>
             <w:r>
@@ -6632,7 +8312,6 @@
               <w:rPr>
                 <w:rFonts w:hint="eastAsia"/>
               </w:rPr>
-              <w:lastRenderedPageBreak/>
               <w:t>范围</w:t>
             </w:r>
           </w:p>
@@ -6874,6 +8553,7 @@
         </w:rPr>
       </w:pPr>
       <w:r>
+        <w:lastRenderedPageBreak/>
         <w:t xml:space="preserve">UC-03 </w:t>
       </w:r>
       <w:r>
@@ -7193,11 +8873,7 @@
               <w:t xml:space="preserve">6. </w:t>
             </w:r>
             <w:r>
-              <w:t>系统保存认证状态、认证时间与授权记</w:t>
-            </w:r>
-            <w:r>
-              <w:lastRenderedPageBreak/>
-              <w:t>录。</w:t>
+              <w:t>系统保存认证状态、认证时间与授权记录。</w:t>
             </w:r>
             <w:r>
               <w:br/>
@@ -7493,6 +9169,7 @@
               <w:rPr>
                 <w:rFonts w:hint="eastAsia"/>
               </w:rPr>
+              <w:lastRenderedPageBreak/>
               <w:t>前置条件</w:t>
             </w:r>
           </w:p>
@@ -8013,6 +9690,9 @@
             </w:r>
             <w:r>
               <w:br/>
+            </w:r>
+            <w:r>
+              <w:lastRenderedPageBreak/>
               <w:t xml:space="preserve">5. </w:t>
             </w:r>
             <w:r>
@@ -8303,7 +9983,6 @@
               <w:rPr>
                 <w:rFonts w:hint="eastAsia"/>
               </w:rPr>
-              <w:lastRenderedPageBreak/>
               <w:t>前置条件</w:t>
             </w:r>
           </w:p>
@@ -8732,6 +10411,7 @@
               <w:rPr>
                 <w:rFonts w:hint="eastAsia"/>
               </w:rPr>
+              <w:lastRenderedPageBreak/>
               <w:t>前置条件</w:t>
             </w:r>
           </w:p>
@@ -9039,7 +10719,6 @@
               <w:rPr>
                 <w:rFonts w:hint="eastAsia"/>
               </w:rPr>
-              <w:lastRenderedPageBreak/>
               <w:t>主要执行者</w:t>
             </w:r>
           </w:p>
@@ -9350,6 +11029,7 @@
         </w:rPr>
       </w:pPr>
       <w:r>
+        <w:lastRenderedPageBreak/>
         <w:t>UC-1</w:t>
       </w:r>
       <w:r>
@@ -9690,9 +11370,6 @@
             </w:r>
             <w:r>
               <w:br/>
-            </w:r>
-            <w:r>
-              <w:lastRenderedPageBreak/>
               <w:t xml:space="preserve">5. </w:t>
             </w:r>
             <w:r>
@@ -10055,6 +11732,7 @@
               <w:rPr>
                 <w:rFonts w:hint="eastAsia"/>
               </w:rPr>
+              <w:lastRenderedPageBreak/>
               <w:t>交互动作</w:t>
             </w:r>
           </w:p>
@@ -10164,14 +11842,14 @@
       <w:pPr>
         <w:pStyle w:val="ReportHeading2"/>
       </w:pPr>
-      <w:bookmarkStart w:id="20" w:name="_Toc243072627"/>
+      <w:bookmarkStart w:id="22" w:name="_Toc243920394"/>
       <w:r>
         <w:t xml:space="preserve">5.2 </w:t>
       </w:r>
       <w:r>
         <w:t>用例业务流程描述</w:t>
       </w:r>
-      <w:bookmarkEnd w:id="20"/>
+      <w:bookmarkEnd w:id="22"/>
     </w:p>
     <w:p>
       <w:pPr>
@@ -10189,7 +11867,6 @@
         <w:pStyle w:val="ReportHeading3"/>
       </w:pPr>
       <w:r>
-        <w:lastRenderedPageBreak/>
         <w:t xml:space="preserve">5.2.1 </w:t>
       </w:r>
       <w:r>
@@ -10603,6 +12280,7 @@
           </w:tcPr>
           <w:p>
             <w:r>
+              <w:lastRenderedPageBreak/>
               <w:t>数据融合</w:t>
             </w:r>
           </w:p>
@@ -10904,7 +12582,6 @@
         </w:rPr>
       </w:pPr>
       <w:r>
-        <w:lastRenderedPageBreak/>
         <w:t>表</w:t>
       </w:r>
       <w:r>
@@ -11416,7 +13093,7 @@
 </file>
 
 <file path=word/endnotes.xml><?xml version="1.0" encoding="utf-8"?>
-<w:endnotes xmlns:wpc="http://schemas.microsoft.com/office/word/2010/wordprocessingCanvas" xmlns:cx="http://schemas.microsoft.com/office/drawing/2014/chartex" xmlns:cx1="http://schemas.microsoft.com/office/drawing/2015/9/8/chartex" xmlns:cx2="http://schemas.microsoft.com/office/drawing/2015/10/21/chartex" xmlns:cx3="http://schemas.microsoft.com/office/drawing/2016/5/9/chartex" xmlns:cx4="http://schemas.microsoft.com/office/drawing/2016/5/10/chartex" xmlns:cx5="http://schemas.microsoft.com/office/drawing/2016/5/11/chartex" xmlns:cx6="http://schemas.microsoft.com/office/drawing/2016/5/12/chartex" xmlns:cx7="http://schemas.microsoft.com/office/drawing/2016/5/13/chartex" xmlns:cx8="http://schemas.microsoft.com/office/drawing/2016/5/14/chartex" xmlns:mc="http://schemas.openxmlformats.org/markup-compatibility/2006" xmlns:aink="http://schemas.microsoft.com/office/drawing/2016/ink" xmlns:am3d="http://schemas.microsoft.com/office/drawing/2017/model3d" xmlns:o="urn:schemas-microsoft-com:office:office" xmlns:oel="http://schemas.microsoft.com/office/2019/extlst" xmlns:r="http://schemas.openxmlformats.org/officeDocument/2006/relationships" xmlns:m="http://schemas.openxmlformats.org/officeDocument/2006/math" xmlns:v="urn:schemas-microsoft-com:vml" xmlns:wp14="http://schemas.microsoft.com/office/word/2010/wordprocessingDrawing" xmlns:wp="http://schemas.openxmlformats.org/drawingml/2006/wordprocessingDrawing" xmlns:w10="urn:schemas-microsoft-com:office:word" xmlns:w="http://schemas.openxmlformats.org/wordprocessingml/2006/main" xmlns:w14="http://schemas.microsoft.com/office/word/2010/wordml" xmlns:w15="http://schemas.microsoft.com/office/word/2012/wordml" xmlns:w16cex="http://schemas.microsoft.com/office/word/2018/wordml/cex" xmlns:w16cid="http://schemas.microsoft.com/office/word/2016/wordml/cid" xmlns:w16="http://schemas.microsoft.com/office/word/2018/wordml" xmlns:w16sdtdh="http://schemas.microsoft.com/office/word/2020/wordml/sdtdatahash" xmlns:w16se="http://schemas.microsoft.com/office/word/2015/wordml/symex" xmlns:wpg="http://schemas.microsoft.com/office/word/2010/wordprocessingGroup" xmlns:wpi="http://schemas.microsoft.com/office/word/2010/wordprocessingInk" xmlns:wne="http://schemas.microsoft.com/office/word/2006/wordml" xmlns:wps="http://schemas.microsoft.com/office/word/2010/wordprocessingShape" mc:Ignorable="w14 w15 w16se w16cid w16 w16cex w16sdtdh wp14">
+<w:endnotes xmlns:wpc="http://schemas.microsoft.com/office/word/2010/wordprocessingCanvas" xmlns:cx="http://schemas.microsoft.com/office/drawing/2014/chartex" xmlns:cx1="http://schemas.microsoft.com/office/drawing/2015/9/8/chartex" xmlns:cx2="http://schemas.microsoft.com/office/drawing/2015/10/21/chartex" xmlns:cx3="http://schemas.microsoft.com/office/drawing/2016/5/9/chartex" xmlns:cx4="http://schemas.microsoft.com/office/drawing/2016/5/10/chartex" xmlns:cx5="http://schemas.microsoft.com/office/drawing/2016/5/11/chartex" xmlns:cx6="http://schemas.microsoft.com/office/drawing/2016/5/12/chartex" xmlns:cx7="http://schemas.microsoft.com/office/drawing/2016/5/13/chartex" xmlns:cx8="http://schemas.microsoft.com/office/drawing/2016/5/14/chartex" xmlns:mc="http://schemas.openxmlformats.org/markup-compatibility/2006" xmlns:aink="http://schemas.microsoft.com/office/drawing/2016/ink" xmlns:am3d="http://schemas.microsoft.com/office/drawing/2017/model3d" xmlns:o="urn:schemas-microsoft-com:office:office" xmlns:oel="http://schemas.microsoft.com/office/2019/extlst" xmlns:r="http://schemas.openxmlformats.org/officeDocument/2006/relationships" xmlns:m="http://schemas.openxmlformats.org/officeDocument/2006/math" xmlns:v="urn:schemas-microsoft-com:vml" xmlns:wp14="http://schemas.microsoft.com/office/word/2010/wordprocessingDrawing" xmlns:wp="http://schemas.openxmlformats.org/drawingml/2006/wordprocessingDrawing" xmlns:w10="urn:schemas-microsoft-com:office:word" xmlns:w="http://schemas.openxmlformats.org/wordprocessingml/2006/main" xmlns:w14="http://schemas.microsoft.com/office/word/2010/wordml" xmlns:w15="http://schemas.microsoft.com/office/word/2012/wordml" xmlns:w16cex="http://schemas.microsoft.com/office/word/2018/wordml/cex" xmlns:w16cid="http://schemas.microsoft.com/office/word/2016/wordml/cid" xmlns:w16="http://schemas.microsoft.com/office/word/2018/wordml" xmlns:w16du="http://schemas.microsoft.com/office/word/2023/wordml/word16du" xmlns:w16sdtdh="http://schemas.microsoft.com/office/word/2020/wordml/sdtdatahash" xmlns:w16sdtfl="http://schemas.microsoft.com/office/word/2024/wordml/sdtformatlock" xmlns:w16se="http://schemas.microsoft.com/office/word/2015/wordml/symex" xmlns:wpg="http://schemas.microsoft.com/office/word/2010/wordprocessingGroup" xmlns:wpi="http://schemas.microsoft.com/office/word/2010/wordprocessingInk" xmlns:wne="http://schemas.microsoft.com/office/word/2006/wordml" xmlns:wps="http://schemas.microsoft.com/office/word/2010/wordprocessingShape" mc:Ignorable="w14 w15 w16se w16cid w16 w16cex w16sdtdh w16sdtfl w16du wp14">
   <w:endnote w:type="separator" w:id="-1">
     <w:p>
       <w:r>
@@ -11435,7 +13112,7 @@
 </file>
 
 <file path=word/footer1.xml><?xml version="1.0" encoding="utf-8"?>
-<w:ftr xmlns:wpc="http://schemas.microsoft.com/office/word/2010/wordprocessingCanvas" xmlns:cx="http://schemas.microsoft.com/office/drawing/2014/chartex" xmlns:cx1="http://schemas.microsoft.com/office/drawing/2015/9/8/chartex" xmlns:cx2="http://schemas.microsoft.com/office/drawing/2015/10/21/chartex" xmlns:cx3="http://schemas.microsoft.com/office/drawing/2016/5/9/chartex" xmlns:cx4="http://schemas.microsoft.com/office/drawing/2016/5/10/chartex" xmlns:cx5="http://schemas.microsoft.com/office/drawing/2016/5/11/chartex" xmlns:cx6="http://schemas.microsoft.com/office/drawing/2016/5/12/chartex" xmlns:cx7="http://schemas.microsoft.com/office/drawing/2016/5/13/chartex" xmlns:cx8="http://schemas.microsoft.com/office/drawing/2016/5/14/chartex" xmlns:mc="http://schemas.openxmlformats.org/markup-compatibility/2006" xmlns:aink="http://schemas.microsoft.com/office/drawing/2016/ink" xmlns:am3d="http://schemas.microsoft.com/office/drawing/2017/model3d" xmlns:o="urn:schemas-microsoft-com:office:office" xmlns:oel="http://schemas.microsoft.com/office/2019/extlst" xmlns:r="http://schemas.openxmlformats.org/officeDocument/2006/relationships" xmlns:m="http://schemas.openxmlformats.org/officeDocument/2006/math" xmlns:v="urn:schemas-microsoft-com:vml" xmlns:wp14="http://schemas.microsoft.com/office/word/2010/wordprocessingDrawing" xmlns:wp="http://schemas.openxmlformats.org/drawingml/2006/wordprocessingDrawing" xmlns:w10="urn:schemas-microsoft-com:office:word" xmlns:w="http://schemas.openxmlformats.org/wordprocessingml/2006/main" xmlns:w14="http://schemas.microsoft.com/office/word/2010/wordml" xmlns:w15="http://schemas.microsoft.com/office/word/2012/wordml" xmlns:w16cex="http://schemas.microsoft.com/office/word/2018/wordml/cex" xmlns:w16cid="http://schemas.microsoft.com/office/word/2016/wordml/cid" xmlns:w16="http://schemas.microsoft.com/office/word/2018/wordml" xmlns:w16sdtdh="http://schemas.microsoft.com/office/word/2020/wordml/sdtdatahash" xmlns:w16se="http://schemas.microsoft.com/office/word/2015/wordml/symex" xmlns:wpg="http://schemas.microsoft.com/office/word/2010/wordprocessingGroup" xmlns:wpi="http://schemas.microsoft.com/office/word/2010/wordprocessingInk" xmlns:wne="http://schemas.microsoft.com/office/word/2006/wordml" xmlns:wps="http://schemas.microsoft.com/office/word/2010/wordprocessingShape" mc:Ignorable="w14 w15 w16se w16cid w16 w16cex w16sdtdh wp14">
+<w:ftr xmlns:wpc="http://schemas.microsoft.com/office/word/2010/wordprocessingCanvas" xmlns:cx="http://schemas.microsoft.com/office/drawing/2014/chartex" xmlns:cx1="http://schemas.microsoft.com/office/drawing/2015/9/8/chartex" xmlns:cx2="http://schemas.microsoft.com/office/drawing/2015/10/21/chartex" xmlns:cx3="http://schemas.microsoft.com/office/drawing/2016/5/9/chartex" xmlns:cx4="http://schemas.microsoft.com/office/drawing/2016/5/10/chartex" xmlns:cx5="http://schemas.microsoft.com/office/drawing/2016/5/11/chartex" xmlns:cx6="http://schemas.microsoft.com/office/drawing/2016/5/12/chartex" xmlns:cx7="http://schemas.microsoft.com/office/drawing/2016/5/13/chartex" xmlns:cx8="http://schemas.microsoft.com/office/drawing/2016/5/14/chartex" xmlns:mc="http://schemas.openxmlformats.org/markup-compatibility/2006" xmlns:aink="http://schemas.microsoft.com/office/drawing/2016/ink" xmlns:am3d="http://schemas.microsoft.com/office/drawing/2017/model3d" xmlns:o="urn:schemas-microsoft-com:office:office" xmlns:oel="http://schemas.microsoft.com/office/2019/extlst" xmlns:r="http://schemas.openxmlformats.org/officeDocument/2006/relationships" xmlns:m="http://schemas.openxmlformats.org/officeDocument/2006/math" xmlns:v="urn:schemas-microsoft-com:vml" xmlns:wp14="http://schemas.microsoft.com/office/word/2010/wordprocessingDrawing" xmlns:wp="http://schemas.openxmlformats.org/drawingml/2006/wordprocessingDrawing" xmlns:w10="urn:schemas-microsoft-com:office:word" xmlns:w="http://schemas.openxmlformats.org/wordprocessingml/2006/main" xmlns:w14="http://schemas.microsoft.com/office/word/2010/wordml" xmlns:w15="http://schemas.microsoft.com/office/word/2012/wordml" xmlns:w16cex="http://schemas.microsoft.com/office/word/2018/wordml/cex" xmlns:w16cid="http://schemas.microsoft.com/office/word/2016/wordml/cid" xmlns:w16="http://schemas.microsoft.com/office/word/2018/wordml" xmlns:w16du="http://schemas.microsoft.com/office/word/2023/wordml/word16du" xmlns:w16sdtdh="http://schemas.microsoft.com/office/word/2020/wordml/sdtdatahash" xmlns:w16sdtfl="http://schemas.microsoft.com/office/word/2024/wordml/sdtformatlock" xmlns:w16se="http://schemas.microsoft.com/office/word/2015/wordml/symex" xmlns:wpg="http://schemas.microsoft.com/office/word/2010/wordprocessingGroup" xmlns:wpi="http://schemas.microsoft.com/office/word/2010/wordprocessingInk" xmlns:wne="http://schemas.microsoft.com/office/word/2006/wordml" xmlns:wps="http://schemas.microsoft.com/office/word/2010/wordprocessingShape" mc:Ignorable="w14 w15 w16se w16cid w16 w16cex w16sdtdh w16sdtfl w16du wp14">
   <w:p>
     <w:pPr>
       <w:pStyle w:val="af"/>
@@ -11446,7 +13123,7 @@
 </file>
 
 <file path=word/footer2.xml><?xml version="1.0" encoding="utf-8"?>
-<w:ftr xmlns:wpc="http://schemas.microsoft.com/office/word/2010/wordprocessingCanvas" xmlns:cx="http://schemas.microsoft.com/office/drawing/2014/chartex" xmlns:cx1="http://schemas.microsoft.com/office/drawing/2015/9/8/chartex" xmlns:cx2="http://schemas.microsoft.com/office/drawing/2015/10/21/chartex" xmlns:cx3="http://schemas.microsoft.com/office/drawing/2016/5/9/chartex" xmlns:cx4="http://schemas.microsoft.com/office/drawing/2016/5/10/chartex" xmlns:cx5="http://schemas.microsoft.com/office/drawing/2016/5/11/chartex" xmlns:cx6="http://schemas.microsoft.com/office/drawing/2016/5/12/chartex" xmlns:cx7="http://schemas.microsoft.com/office/drawing/2016/5/13/chartex" xmlns:cx8="http://schemas.microsoft.com/office/drawing/2016/5/14/chartex" xmlns:mc="http://schemas.openxmlformats.org/markup-compatibility/2006" xmlns:aink="http://schemas.microsoft.com/office/drawing/2016/ink" xmlns:am3d="http://schemas.microsoft.com/office/drawing/2017/model3d" xmlns:o="urn:schemas-microsoft-com:office:office" xmlns:oel="http://schemas.microsoft.com/office/2019/extlst" xmlns:r="http://schemas.openxmlformats.org/officeDocument/2006/relationships" xmlns:m="http://schemas.openxmlformats.org/officeDocument/2006/math" xmlns:v="urn:schemas-microsoft-com:vml" xmlns:wp14="http://schemas.microsoft.com/office/word/2010/wordprocessingDrawing" xmlns:wp="http://schemas.openxmlformats.org/drawingml/2006/wordprocessingDrawing" xmlns:w10="urn:schemas-microsoft-com:office:word" xmlns:w="http://schemas.openxmlformats.org/wordprocessingml/2006/main" xmlns:w14="http://schemas.microsoft.com/office/word/2010/wordml" xmlns:w15="http://schemas.microsoft.com/office/word/2012/wordml" xmlns:w16cex="http://schemas.microsoft.com/office/word/2018/wordml/cex" xmlns:w16cid="http://schemas.microsoft.com/office/word/2016/wordml/cid" xmlns:w16="http://schemas.microsoft.com/office/word/2018/wordml" xmlns:w16sdtdh="http://schemas.microsoft.com/office/word/2020/wordml/sdtdatahash" xmlns:w16se="http://schemas.microsoft.com/office/word/2015/wordml/symex" xmlns:wpg="http://schemas.microsoft.com/office/word/2010/wordprocessingGroup" xmlns:wpi="http://schemas.microsoft.com/office/word/2010/wordprocessingInk" xmlns:wne="http://schemas.microsoft.com/office/word/2006/wordml" xmlns:wps="http://schemas.microsoft.com/office/word/2010/wordprocessingShape" mc:Ignorable="w14 w15 w16se w16cid w16 w16cex w16sdtdh wp14">
+<w:ftr xmlns:wpc="http://schemas.microsoft.com/office/word/2010/wordprocessingCanvas" xmlns:cx="http://schemas.microsoft.com/office/drawing/2014/chartex" xmlns:cx1="http://schemas.microsoft.com/office/drawing/2015/9/8/chartex" xmlns:cx2="http://schemas.microsoft.com/office/drawing/2015/10/21/chartex" xmlns:cx3="http://schemas.microsoft.com/office/drawing/2016/5/9/chartex" xmlns:cx4="http://schemas.microsoft.com/office/drawing/2016/5/10/chartex" xmlns:cx5="http://schemas.microsoft.com/office/drawing/2016/5/11/chartex" xmlns:cx6="http://schemas.microsoft.com/office/drawing/2016/5/12/chartex" xmlns:cx7="http://schemas.microsoft.com/office/drawing/2016/5/13/chartex" xmlns:cx8="http://schemas.microsoft.com/office/drawing/2016/5/14/chartex" xmlns:mc="http://schemas.openxmlformats.org/markup-compatibility/2006" xmlns:aink="http://schemas.microsoft.com/office/drawing/2016/ink" xmlns:am3d="http://schemas.microsoft.com/office/drawing/2017/model3d" xmlns:o="urn:schemas-microsoft-com:office:office" xmlns:oel="http://schemas.microsoft.com/office/2019/extlst" xmlns:r="http://schemas.openxmlformats.org/officeDocument/2006/relationships" xmlns:m="http://schemas.openxmlformats.org/officeDocument/2006/math" xmlns:v="urn:schemas-microsoft-com:vml" xmlns:wp14="http://schemas.microsoft.com/office/word/2010/wordprocessingDrawing" xmlns:wp="http://schemas.openxmlformats.org/drawingml/2006/wordprocessingDrawing" xmlns:w10="urn:schemas-microsoft-com:office:word" xmlns:w="http://schemas.openxmlformats.org/wordprocessingml/2006/main" xmlns:w14="http://schemas.microsoft.com/office/word/2010/wordml" xmlns:w15="http://schemas.microsoft.com/office/word/2012/wordml" xmlns:w16cex="http://schemas.microsoft.com/office/word/2018/wordml/cex" xmlns:w16cid="http://schemas.microsoft.com/office/word/2016/wordml/cid" xmlns:w16="http://schemas.microsoft.com/office/word/2018/wordml" xmlns:w16du="http://schemas.microsoft.com/office/word/2023/wordml/word16du" xmlns:w16sdtdh="http://schemas.microsoft.com/office/word/2020/wordml/sdtdatahash" xmlns:w16sdtfl="http://schemas.microsoft.com/office/word/2024/wordml/sdtformatlock" xmlns:w16se="http://schemas.microsoft.com/office/word/2015/wordml/symex" xmlns:wpg="http://schemas.microsoft.com/office/word/2010/wordprocessingGroup" xmlns:wpi="http://schemas.microsoft.com/office/word/2010/wordprocessingInk" xmlns:wne="http://schemas.microsoft.com/office/word/2006/wordml" xmlns:wps="http://schemas.microsoft.com/office/word/2010/wordprocessingShape" mc:Ignorable="w14 w15 w16se w16cid w16 w16cex w16sdtdh w16sdtfl w16du wp14">
   <w:p>
     <w:pPr>
       <w:pStyle w:val="af"/>
@@ -11475,7 +13152,7 @@
 </file>
 
 <file path=word/footer3.xml><?xml version="1.0" encoding="utf-8"?>
-<w:ftr xmlns:wpc="http://schemas.microsoft.com/office/word/2010/wordprocessingCanvas" xmlns:cx="http://schemas.microsoft.com/office/drawing/2014/chartex" xmlns:cx1="http://schemas.microsoft.com/office/drawing/2015/9/8/chartex" xmlns:cx2="http://schemas.microsoft.com/office/drawing/2015/10/21/chartex" xmlns:cx3="http://schemas.microsoft.com/office/drawing/2016/5/9/chartex" xmlns:cx4="http://schemas.microsoft.com/office/drawing/2016/5/10/chartex" xmlns:cx5="http://schemas.microsoft.com/office/drawing/2016/5/11/chartex" xmlns:cx6="http://schemas.microsoft.com/office/drawing/2016/5/12/chartex" xmlns:cx7="http://schemas.microsoft.com/office/drawing/2016/5/13/chartex" xmlns:cx8="http://schemas.microsoft.com/office/drawing/2016/5/14/chartex" xmlns:mc="http://schemas.openxmlformats.org/markup-compatibility/2006" xmlns:aink="http://schemas.microsoft.com/office/drawing/2016/ink" xmlns:am3d="http://schemas.microsoft.com/office/drawing/2017/model3d" xmlns:o="urn:schemas-microsoft-com:office:office" xmlns:oel="http://schemas.microsoft.com/office/2019/extlst" xmlns:r="http://schemas.openxmlformats.org/officeDocument/2006/relationships" xmlns:m="http://schemas.openxmlformats.org/officeDocument/2006/math" xmlns:v="urn:schemas-microsoft-com:vml" xmlns:wp14="http://schemas.microsoft.com/office/word/2010/wordprocessingDrawing" xmlns:wp="http://schemas.openxmlformats.org/drawingml/2006/wordprocessingDrawing" xmlns:w10="urn:schemas-microsoft-com:office:word" xmlns:w="http://schemas.openxmlformats.org/wordprocessingml/2006/main" xmlns:w14="http://schemas.microsoft.com/office/word/2010/wordml" xmlns:w15="http://schemas.microsoft.com/office/word/2012/wordml" xmlns:w16cex="http://schemas.microsoft.com/office/word/2018/wordml/cex" xmlns:w16cid="http://schemas.microsoft.com/office/word/2016/wordml/cid" xmlns:w16="http://schemas.microsoft.com/office/word/2018/wordml" xmlns:w16sdtdh="http://schemas.microsoft.com/office/word/2020/wordml/sdtdatahash" xmlns:w16se="http://schemas.microsoft.com/office/word/2015/wordml/symex" xmlns:wpg="http://schemas.microsoft.com/office/word/2010/wordprocessingGroup" xmlns:wpi="http://schemas.microsoft.com/office/word/2010/wordprocessingInk" xmlns:wne="http://schemas.microsoft.com/office/word/2006/wordml" xmlns:wps="http://schemas.microsoft.com/office/word/2010/wordprocessingShape" mc:Ignorable="w14 w15 w16se w16cid w16 w16cex w16sdtdh wp14">
+<w:ftr xmlns:wpc="http://schemas.microsoft.com/office/word/2010/wordprocessingCanvas" xmlns:cx="http://schemas.microsoft.com/office/drawing/2014/chartex" xmlns:cx1="http://schemas.microsoft.com/office/drawing/2015/9/8/chartex" xmlns:cx2="http://schemas.microsoft.com/office/drawing/2015/10/21/chartex" xmlns:cx3="http://schemas.microsoft.com/office/drawing/2016/5/9/chartex" xmlns:cx4="http://schemas.microsoft.com/office/drawing/2016/5/10/chartex" xmlns:cx5="http://schemas.microsoft.com/office/drawing/2016/5/11/chartex" xmlns:cx6="http://schemas.microsoft.com/office/drawing/2016/5/12/chartex" xmlns:cx7="http://schemas.microsoft.com/office/drawing/2016/5/13/chartex" xmlns:cx8="http://schemas.microsoft.com/office/drawing/2016/5/14/chartex" xmlns:mc="http://schemas.openxmlformats.org/markup-compatibility/2006" xmlns:aink="http://schemas.microsoft.com/office/drawing/2016/ink" xmlns:am3d="http://schemas.microsoft.com/office/drawing/2017/model3d" xmlns:o="urn:schemas-microsoft-com:office:office" xmlns:oel="http://schemas.microsoft.com/office/2019/extlst" xmlns:r="http://schemas.openxmlformats.org/officeDocument/2006/relationships" xmlns:m="http://schemas.openxmlformats.org/officeDocument/2006/math" xmlns:v="urn:schemas-microsoft-com:vml" xmlns:wp14="http://schemas.microsoft.com/office/word/2010/wordprocessingDrawing" xmlns:wp="http://schemas.openxmlformats.org/drawingml/2006/wordprocessingDrawing" xmlns:w10="urn:schemas-microsoft-com:office:word" xmlns:w="http://schemas.openxmlformats.org/wordprocessingml/2006/main" xmlns:w14="http://schemas.microsoft.com/office/word/2010/wordml" xmlns:w15="http://schemas.microsoft.com/office/word/2012/wordml" xmlns:w16cex="http://schemas.microsoft.com/office/word/2018/wordml/cex" xmlns:w16cid="http://schemas.microsoft.com/office/word/2016/wordml/cid" xmlns:w16="http://schemas.microsoft.com/office/word/2018/wordml" xmlns:w16du="http://schemas.microsoft.com/office/word/2023/wordml/word16du" xmlns:w16sdtdh="http://schemas.microsoft.com/office/word/2020/wordml/sdtdatahash" xmlns:w16sdtfl="http://schemas.microsoft.com/office/word/2024/wordml/sdtformatlock" xmlns:w16se="http://schemas.microsoft.com/office/word/2015/wordml/symex" xmlns:wpg="http://schemas.microsoft.com/office/word/2010/wordprocessingGroup" xmlns:wpi="http://schemas.microsoft.com/office/word/2010/wordprocessingInk" xmlns:wne="http://schemas.microsoft.com/office/word/2006/wordml" xmlns:wps="http://schemas.microsoft.com/office/word/2010/wordprocessingShape" mc:Ignorable="w14 w15 w16se w16cid w16 w16cex w16sdtdh w16sdtfl w16du wp14">
   <w:p>
     <w:pPr>
       <w:pStyle w:val="af"/>
@@ -11486,7 +13163,7 @@
 </file>
 
 <file path=word/footnotes.xml><?xml version="1.0" encoding="utf-8"?>
-<w:footnotes xmlns:wpc="http://schemas.microsoft.com/office/word/2010/wordprocessingCanvas" xmlns:cx="http://schemas.microsoft.com/office/drawing/2014/chartex" xmlns:cx1="http://schemas.microsoft.com/office/drawing/2015/9/8/chartex" xmlns:cx2="http://schemas.microsoft.com/office/drawing/2015/10/21/chartex" xmlns:cx3="http://schemas.microsoft.com/office/drawing/2016/5/9/chartex" xmlns:cx4="http://schemas.microsoft.com/office/drawing/2016/5/10/chartex" xmlns:cx5="http://schemas.microsoft.com/office/drawing/2016/5/11/chartex" xmlns:cx6="http://schemas.microsoft.com/office/drawing/2016/5/12/chartex" xmlns:cx7="http://schemas.microsoft.com/office/drawing/2016/5/13/chartex" xmlns:cx8="http://schemas.microsoft.com/office/drawing/2016/5/14/chartex" xmlns:mc="http://schemas.openxmlformats.org/markup-compatibility/2006" xmlns:aink="http://schemas.microsoft.com/office/drawing/2016/ink" xmlns:am3d="http://schemas.microsoft.com/office/drawing/2017/model3d" xmlns:o="urn:schemas-microsoft-com:office:office" xmlns:oel="http://schemas.microsoft.com/office/2019/extlst" xmlns:r="http://schemas.openxmlformats.org/officeDocument/2006/relationships" xmlns:m="http://schemas.openxmlformats.org/officeDocument/2006/math" xmlns:v="urn:schemas-microsoft-com:vml" xmlns:wp14="http://schemas.microsoft.com/office/word/2010/wordprocessingDrawing" xmlns:wp="http://schemas.openxmlformats.org/drawingml/2006/wordprocessingDrawing" xmlns:w10="urn:schemas-microsoft-com:office:word" xmlns:w="http://schemas.openxmlformats.org/wordprocessingml/2006/main" xmlns:w14="http://schemas.microsoft.com/office/word/2010/wordml" xmlns:w15="http://schemas.microsoft.com/office/word/2012/wordml" xmlns:w16cex="http://schemas.microsoft.com/office/word/2018/wordml/cex" xmlns:w16cid="http://schemas.microsoft.com/office/word/2016/wordml/cid" xmlns:w16="http://schemas.microsoft.com/office/word/2018/wordml" xmlns:w16sdtdh="http://schemas.microsoft.com/office/word/2020/wordml/sdtdatahash" xmlns:w16se="http://schemas.microsoft.com/office/word/2015/wordml/symex" xmlns:wpg="http://schemas.microsoft.com/office/word/2010/wordprocessingGroup" xmlns:wpi="http://schemas.microsoft.com/office/word/2010/wordprocessingInk" xmlns:wne="http://schemas.microsoft.com/office/word/2006/wordml" xmlns:wps="http://schemas.microsoft.com/office/word/2010/wordprocessingShape" mc:Ignorable="w14 w15 w16se w16cid w16 w16cex w16sdtdh wp14">
+<w:footnotes xmlns:wpc="http://schemas.microsoft.com/office/word/2010/wordprocessingCanvas" xmlns:cx="http://schemas.microsoft.com/office/drawing/2014/chartex" xmlns:cx1="http://schemas.microsoft.com/office/drawing/2015/9/8/chartex" xmlns:cx2="http://schemas.microsoft.com/office/drawing/2015/10/21/chartex" xmlns:cx3="http://schemas.microsoft.com/office/drawing/2016/5/9/chartex" xmlns:cx4="http://schemas.microsoft.com/office/drawing/2016/5/10/chartex" xmlns:cx5="http://schemas.microsoft.com/office/drawing/2016/5/11/chartex" xmlns:cx6="http://schemas.microsoft.com/office/drawing/2016/5/12/chartex" xmlns:cx7="http://schemas.microsoft.com/office/drawing/2016/5/13/chartex" xmlns:cx8="http://schemas.microsoft.com/office/drawing/2016/5/14/chartex" xmlns:mc="http://schemas.openxmlformats.org/markup-compatibility/2006" xmlns:aink="http://schemas.microsoft.com/office/drawing/2016/ink" xmlns:am3d="http://schemas.microsoft.com/office/drawing/2017/model3d" xmlns:o="urn:schemas-microsoft-com:office:office" xmlns:oel="http://schemas.microsoft.com/office/2019/extlst" xmlns:r="http://schemas.openxmlformats.org/officeDocument/2006/relationships" xmlns:m="http://schemas.openxmlformats.org/officeDocument/2006/math" xmlns:v="urn:schemas-microsoft-com:vml" xmlns:wp14="http://schemas.microsoft.com/office/word/2010/wordprocessingDrawing" xmlns:wp="http://schemas.openxmlformats.org/drawingml/2006/wordprocessingDrawing" xmlns:w10="urn:schemas-microsoft-com:office:word" xmlns:w="http://schemas.openxmlformats.org/wordprocessingml/2006/main" xmlns:w14="http://schemas.microsoft.com/office/word/2010/wordml" xmlns:w15="http://schemas.microsoft.com/office/word/2012/wordml" xmlns:w16cex="http://schemas.microsoft.com/office/word/2018/wordml/cex" xmlns:w16cid="http://schemas.microsoft.com/office/word/2016/wordml/cid" xmlns:w16="http://schemas.microsoft.com/office/word/2018/wordml" xmlns:w16du="http://schemas.microsoft.com/office/word/2023/wordml/word16du" xmlns:w16sdtdh="http://schemas.microsoft.com/office/word/2020/wordml/sdtdatahash" xmlns:w16sdtfl="http://schemas.microsoft.com/office/word/2024/wordml/sdtformatlock" xmlns:w16se="http://schemas.microsoft.com/office/word/2015/wordml/symex" xmlns:wpg="http://schemas.microsoft.com/office/word/2010/wordprocessingGroup" xmlns:wpi="http://schemas.microsoft.com/office/word/2010/wordprocessingInk" xmlns:wne="http://schemas.microsoft.com/office/word/2006/wordml" xmlns:wps="http://schemas.microsoft.com/office/word/2010/wordprocessingShape" mc:Ignorable="w14 w15 w16se w16cid w16 w16cex w16sdtdh w16sdtfl w16du wp14">
   <w:footnote w:type="separator" w:id="-1">
     <w:p>
       <w:r>
@@ -11505,7 +13182,7 @@
 </file>
 
 <file path=word/header1.xml><?xml version="1.0" encoding="utf-8"?>
-<w:hdr xmlns:wpc="http://schemas.microsoft.com/office/word/2010/wordprocessingCanvas" xmlns:cx="http://schemas.microsoft.com/office/drawing/2014/chartex" xmlns:cx1="http://schemas.microsoft.com/office/drawing/2015/9/8/chartex" xmlns:cx2="http://schemas.microsoft.com/office/drawing/2015/10/21/chartex" xmlns:cx3="http://schemas.microsoft.com/office/drawing/2016/5/9/chartex" xmlns:cx4="http://schemas.microsoft.com/office/drawing/2016/5/10/chartex" xmlns:cx5="http://schemas.microsoft.com/office/drawing/2016/5/11/chartex" xmlns:cx6="http://schemas.microsoft.com/office/drawing/2016/5/12/chartex" xmlns:cx7="http://schemas.microsoft.com/office/drawing/2016/5/13/chartex" xmlns:cx8="http://schemas.microsoft.com/office/drawing/2016/5/14/chartex" xmlns:mc="http://schemas.openxmlformats.org/markup-compatibility/2006" xmlns:aink="http://schemas.microsoft.com/office/drawing/2016/ink" xmlns:am3d="http://schemas.microsoft.com/office/drawing/2017/model3d" xmlns:o="urn:schemas-microsoft-com:office:office" xmlns:oel="http://schemas.microsoft.com/office/2019/extlst" xmlns:r="http://schemas.openxmlformats.org/officeDocument/2006/relationships" xmlns:m="http://schemas.openxmlformats.org/officeDocument/2006/math" xmlns:v="urn:schemas-microsoft-com:vml" xmlns:wp14="http://schemas.microsoft.com/office/word/2010/wordprocessingDrawing" xmlns:wp="http://schemas.openxmlformats.org/drawingml/2006/wordprocessingDrawing" xmlns:w10="urn:schemas-microsoft-com:office:word" xmlns:w="http://schemas.openxmlformats.org/wordprocessingml/2006/main" xmlns:w14="http://schemas.microsoft.com/office/word/2010/wordml" xmlns:w15="http://schemas.microsoft.com/office/word/2012/wordml" xmlns:w16cex="http://schemas.microsoft.com/office/word/2018/wordml/cex" xmlns:w16cid="http://schemas.microsoft.com/office/word/2016/wordml/cid" xmlns:w16="http://schemas.microsoft.com/office/word/2018/wordml" xmlns:w16sdtdh="http://schemas.microsoft.com/office/word/2020/wordml/sdtdatahash" xmlns:w16se="http://schemas.microsoft.com/office/word/2015/wordml/symex" xmlns:wpg="http://schemas.microsoft.com/office/word/2010/wordprocessingGroup" xmlns:wpi="http://schemas.microsoft.com/office/word/2010/wordprocessingInk" xmlns:wne="http://schemas.microsoft.com/office/word/2006/wordml" xmlns:wps="http://schemas.microsoft.com/office/word/2010/wordprocessingShape" mc:Ignorable="w14 w15 w16se w16cid w16 w16cex w16sdtdh wp14">
+<w:hdr xmlns:wpc="http://schemas.microsoft.com/office/word/2010/wordprocessingCanvas" xmlns:cx="http://schemas.microsoft.com/office/drawing/2014/chartex" xmlns:cx1="http://schemas.microsoft.com/office/drawing/2015/9/8/chartex" xmlns:cx2="http://schemas.microsoft.com/office/drawing/2015/10/21/chartex" xmlns:cx3="http://schemas.microsoft.com/office/drawing/2016/5/9/chartex" xmlns:cx4="http://schemas.microsoft.com/office/drawing/2016/5/10/chartex" xmlns:cx5="http://schemas.microsoft.com/office/drawing/2016/5/11/chartex" xmlns:cx6="http://schemas.microsoft.com/office/drawing/2016/5/12/chartex" xmlns:cx7="http://schemas.microsoft.com/office/drawing/2016/5/13/chartex" xmlns:cx8="http://schemas.microsoft.com/office/drawing/2016/5/14/chartex" xmlns:mc="http://schemas.openxmlformats.org/markup-compatibility/2006" xmlns:aink="http://schemas.microsoft.com/office/drawing/2016/ink" xmlns:am3d="http://schemas.microsoft.com/office/drawing/2017/model3d" xmlns:o="urn:schemas-microsoft-com:office:office" xmlns:oel="http://schemas.microsoft.com/office/2019/extlst" xmlns:r="http://schemas.openxmlformats.org/officeDocument/2006/relationships" xmlns:m="http://schemas.openxmlformats.org/officeDocument/2006/math" xmlns:v="urn:schemas-microsoft-com:vml" xmlns:wp14="http://schemas.microsoft.com/office/word/2010/wordprocessingDrawing" xmlns:wp="http://schemas.openxmlformats.org/drawingml/2006/wordprocessingDrawing" xmlns:w10="urn:schemas-microsoft-com:office:word" xmlns:w="http://schemas.openxmlformats.org/wordprocessingml/2006/main" xmlns:w14="http://schemas.microsoft.com/office/word/2010/wordml" xmlns:w15="http://schemas.microsoft.com/office/word/2012/wordml" xmlns:w16cex="http://schemas.microsoft.com/office/word/2018/wordml/cex" xmlns:w16cid="http://schemas.microsoft.com/office/word/2016/wordml/cid" xmlns:w16="http://schemas.microsoft.com/office/word/2018/wordml" xmlns:w16du="http://schemas.microsoft.com/office/word/2023/wordml/word16du" xmlns:w16sdtdh="http://schemas.microsoft.com/office/word/2020/wordml/sdtdatahash" xmlns:w16sdtfl="http://schemas.microsoft.com/office/word/2024/wordml/sdtformatlock" xmlns:w16se="http://schemas.microsoft.com/office/word/2015/wordml/symex" xmlns:wpg="http://schemas.microsoft.com/office/word/2010/wordprocessingGroup" xmlns:wpi="http://schemas.microsoft.com/office/word/2010/wordprocessingInk" xmlns:wne="http://schemas.microsoft.com/office/word/2006/wordml" xmlns:wps="http://schemas.microsoft.com/office/word/2010/wordprocessingShape" mc:Ignorable="w14 w15 w16se w16cid w16 w16cex w16sdtdh w16sdtfl w16du wp14">
   <w:p>
     <w:pPr>
       <w:pStyle w:val="af1"/>
@@ -11516,7 +13193,7 @@
 </file>
 
 <file path=word/header2.xml><?xml version="1.0" encoding="utf-8"?>
-<w:hdr xmlns:wpc="http://schemas.microsoft.com/office/word/2010/wordprocessingCanvas" xmlns:cx="http://schemas.microsoft.com/office/drawing/2014/chartex" xmlns:cx1="http://schemas.microsoft.com/office/drawing/2015/9/8/chartex" xmlns:cx2="http://schemas.microsoft.com/office/drawing/2015/10/21/chartex" xmlns:cx3="http://schemas.microsoft.com/office/drawing/2016/5/9/chartex" xmlns:cx4="http://schemas.microsoft.com/office/drawing/2016/5/10/chartex" xmlns:cx5="http://schemas.microsoft.com/office/drawing/2016/5/11/chartex" xmlns:cx6="http://schemas.microsoft.com/office/drawing/2016/5/12/chartex" xmlns:cx7="http://schemas.microsoft.com/office/drawing/2016/5/13/chartex" xmlns:cx8="http://schemas.microsoft.com/office/drawing/2016/5/14/chartex" xmlns:mc="http://schemas.openxmlformats.org/markup-compatibility/2006" xmlns:aink="http://schemas.microsoft.com/office/drawing/2016/ink" xmlns:am3d="http://schemas.microsoft.com/office/drawing/2017/model3d" xmlns:o="urn:schemas-microsoft-com:office:office" xmlns:oel="http://schemas.microsoft.com/office/2019/extlst" xmlns:r="http://schemas.openxmlformats.org/officeDocument/2006/relationships" xmlns:m="http://schemas.openxmlformats.org/officeDocument/2006/math" xmlns:v="urn:schemas-microsoft-com:vml" xmlns:wp14="http://schemas.microsoft.com/office/word/2010/wordprocessingDrawing" xmlns:wp="http://schemas.openxmlformats.org/drawingml/2006/wordprocessingDrawing" xmlns:w10="urn:schemas-microsoft-com:office:word" xmlns:w="http://schemas.openxmlformats.org/wordprocessingml/2006/main" xmlns:w14="http://schemas.microsoft.com/office/word/2010/wordml" xmlns:w15="http://schemas.microsoft.com/office/word/2012/wordml" xmlns:w16cex="http://schemas.microsoft.com/office/word/2018/wordml/cex" xmlns:w16cid="http://schemas.microsoft.com/office/word/2016/wordml/cid" xmlns:w16="http://schemas.microsoft.com/office/word/2018/wordml" xmlns:w16sdtdh="http://schemas.microsoft.com/office/word/2020/wordml/sdtdatahash" xmlns:w16se="http://schemas.microsoft.com/office/word/2015/wordml/symex" xmlns:wpg="http://schemas.microsoft.com/office/word/2010/wordprocessingGroup" xmlns:wpi="http://schemas.microsoft.com/office/word/2010/wordprocessingInk" xmlns:wne="http://schemas.microsoft.com/office/word/2006/wordml" xmlns:wps="http://schemas.microsoft.com/office/word/2010/wordprocessingShape" mc:Ignorable="w14 w15 w16se w16cid w16 w16cex w16sdtdh wp14">
+<w:hdr xmlns:wpc="http://schemas.microsoft.com/office/word/2010/wordprocessingCanvas" xmlns:cx="http://schemas.microsoft.com/office/drawing/2014/chartex" xmlns:cx1="http://schemas.microsoft.com/office/drawing/2015/9/8/chartex" xmlns:cx2="http://schemas.microsoft.com/office/drawing/2015/10/21/chartex" xmlns:cx3="http://schemas.microsoft.com/office/drawing/2016/5/9/chartex" xmlns:cx4="http://schemas.microsoft.com/office/drawing/2016/5/10/chartex" xmlns:cx5="http://schemas.microsoft.com/office/drawing/2016/5/11/chartex" xmlns:cx6="http://schemas.microsoft.com/office/drawing/2016/5/12/chartex" xmlns:cx7="http://schemas.microsoft.com/office/drawing/2016/5/13/chartex" xmlns:cx8="http://schemas.microsoft.com/office/drawing/2016/5/14/chartex" xmlns:mc="http://schemas.openxmlformats.org/markup-compatibility/2006" xmlns:aink="http://schemas.microsoft.com/office/drawing/2016/ink" xmlns:am3d="http://schemas.microsoft.com/office/drawing/2017/model3d" xmlns:o="urn:schemas-microsoft-com:office:office" xmlns:oel="http://schemas.microsoft.com/office/2019/extlst" xmlns:r="http://schemas.openxmlformats.org/officeDocument/2006/relationships" xmlns:m="http://schemas.openxmlformats.org/officeDocument/2006/math" xmlns:v="urn:schemas-microsoft-com:vml" xmlns:wp14="http://schemas.microsoft.com/office/word/2010/wordprocessingDrawing" xmlns:wp="http://schemas.openxmlformats.org/drawingml/2006/wordprocessingDrawing" xmlns:w10="urn:schemas-microsoft-com:office:word" xmlns:w="http://schemas.openxmlformats.org/wordprocessingml/2006/main" xmlns:w14="http://schemas.microsoft.com/office/word/2010/wordml" xmlns:w15="http://schemas.microsoft.com/office/word/2012/wordml" xmlns:w16cex="http://schemas.microsoft.com/office/word/2018/wordml/cex" xmlns:w16cid="http://schemas.microsoft.com/office/word/2016/wordml/cid" xmlns:w16="http://schemas.microsoft.com/office/word/2018/wordml" xmlns:w16du="http://schemas.microsoft.com/office/word/2023/wordml/word16du" xmlns:w16sdtdh="http://schemas.microsoft.com/office/word/2020/wordml/sdtdatahash" xmlns:w16sdtfl="http://schemas.microsoft.com/office/word/2024/wordml/sdtformatlock" xmlns:w16se="http://schemas.microsoft.com/office/word/2015/wordml/symex" xmlns:wpg="http://schemas.microsoft.com/office/word/2010/wordprocessingGroup" xmlns:wpi="http://schemas.microsoft.com/office/word/2010/wordprocessingInk" xmlns:wne="http://schemas.microsoft.com/office/word/2006/wordml" xmlns:wps="http://schemas.microsoft.com/office/word/2010/wordprocessingShape" mc:Ignorable="w14 w15 w16se w16cid w16 w16cex w16sdtdh w16sdtfl w16du wp14">
   <w:p>
     <w:pPr>
       <w:pStyle w:val="af1"/>
@@ -11527,7 +13204,7 @@
 </file>
 
 <file path=word/header3.xml><?xml version="1.0" encoding="utf-8"?>
-<w:hdr xmlns:wpc="http://schemas.microsoft.com/office/word/2010/wordprocessingCanvas" xmlns:cx="http://schemas.microsoft.com/office/drawing/2014/chartex" xmlns:cx1="http://schemas.microsoft.com/office/drawing/2015/9/8/chartex" xmlns:cx2="http://schemas.microsoft.com/office/drawing/2015/10/21/chartex" xmlns:cx3="http://schemas.microsoft.com/office/drawing/2016/5/9/chartex" xmlns:cx4="http://schemas.microsoft.com/office/drawing/2016/5/10/chartex" xmlns:cx5="http://schemas.microsoft.com/office/drawing/2016/5/11/chartex" xmlns:cx6="http://schemas.microsoft.com/office/drawing/2016/5/12/chartex" xmlns:cx7="http://schemas.microsoft.com/office/drawing/2016/5/13/chartex" xmlns:cx8="http://schemas.microsoft.com/office/drawing/2016/5/14/chartex" xmlns:mc="http://schemas.openxmlformats.org/markup-compatibility/2006" xmlns:aink="http://schemas.microsoft.com/office/drawing/2016/ink" xmlns:am3d="http://schemas.microsoft.com/office/drawing/2017/model3d" xmlns:o="urn:schemas-microsoft-com:office:office" xmlns:oel="http://schemas.microsoft.com/office/2019/extlst" xmlns:r="http://schemas.openxmlformats.org/officeDocument/2006/relationships" xmlns:m="http://schemas.openxmlformats.org/officeDocument/2006/math" xmlns:v="urn:schemas-microsoft-com:vml" xmlns:wp14="http://schemas.microsoft.com/office/word/2010/wordprocessingDrawing" xmlns:wp="http://schemas.openxmlformats.org/drawingml/2006/wordprocessingDrawing" xmlns:w10="urn:schemas-microsoft-com:office:word" xmlns:w="http://schemas.openxmlformats.org/wordprocessingml/2006/main" xmlns:w14="http://schemas.microsoft.com/office/word/2010/wordml" xmlns:w15="http://schemas.microsoft.com/office/word/2012/wordml" xmlns:w16cex="http://schemas.microsoft.com/office/word/2018/wordml/cex" xmlns:w16cid="http://schemas.microsoft.com/office/word/2016/wordml/cid" xmlns:w16="http://schemas.microsoft.com/office/word/2018/wordml" xmlns:w16sdtdh="http://schemas.microsoft.com/office/word/2020/wordml/sdtdatahash" xmlns:w16se="http://schemas.microsoft.com/office/word/2015/wordml/symex" xmlns:wpg="http://schemas.microsoft.com/office/word/2010/wordprocessingGroup" xmlns:wpi="http://schemas.microsoft.com/office/word/2010/wordprocessingInk" xmlns:wne="http://schemas.microsoft.com/office/word/2006/wordml" xmlns:wps="http://schemas.microsoft.com/office/word/2010/wordprocessingShape" mc:Ignorable="w14 w15 w16se w16cid w16 w16cex w16sdtdh wp14">
+<w:hdr xmlns:wpc="http://schemas.microsoft.com/office/word/2010/wordprocessingCanvas" xmlns:cx="http://schemas.microsoft.com/office/drawing/2014/chartex" xmlns:cx1="http://schemas.microsoft.com/office/drawing/2015/9/8/chartex" xmlns:cx2="http://schemas.microsoft.com/office/drawing/2015/10/21/chartex" xmlns:cx3="http://schemas.microsoft.com/office/drawing/2016/5/9/chartex" xmlns:cx4="http://schemas.microsoft.com/office/drawing/2016/5/10/chartex" xmlns:cx5="http://schemas.microsoft.com/office/drawing/2016/5/11/chartex" xmlns:cx6="http://schemas.microsoft.com/office/drawing/2016/5/12/chartex" xmlns:cx7="http://schemas.microsoft.com/office/drawing/2016/5/13/chartex" xmlns:cx8="http://schemas.microsoft.com/office/drawing/2016/5/14/chartex" xmlns:mc="http://schemas.openxmlformats.org/markup-compatibility/2006" xmlns:aink="http://schemas.microsoft.com/office/drawing/2016/ink" xmlns:am3d="http://schemas.microsoft.com/office/drawing/2017/model3d" xmlns:o="urn:schemas-microsoft-com:office:office" xmlns:oel="http://schemas.microsoft.com/office/2019/extlst" xmlns:r="http://schemas.openxmlformats.org/officeDocument/2006/relationships" xmlns:m="http://schemas.openxmlformats.org/officeDocument/2006/math" xmlns:v="urn:schemas-microsoft-com:vml" xmlns:wp14="http://schemas.microsoft.com/office/word/2010/wordprocessingDrawing" xmlns:wp="http://schemas.openxmlformats.org/drawingml/2006/wordprocessingDrawing" xmlns:w10="urn:schemas-microsoft-com:office:word" xmlns:w="http://schemas.openxmlformats.org/wordprocessingml/2006/main" xmlns:w14="http://schemas.microsoft.com/office/word/2010/wordml" xmlns:w15="http://schemas.microsoft.com/office/word/2012/wordml" xmlns:w16cex="http://schemas.microsoft.com/office/word/2018/wordml/cex" xmlns:w16cid="http://schemas.microsoft.com/office/word/2016/wordml/cid" xmlns:w16="http://schemas.microsoft.com/office/word/2018/wordml" xmlns:w16du="http://schemas.microsoft.com/office/word/2023/wordml/word16du" xmlns:w16sdtdh="http://schemas.microsoft.com/office/word/2020/wordml/sdtdatahash" xmlns:w16sdtfl="http://schemas.microsoft.com/office/word/2024/wordml/sdtformatlock" xmlns:w16se="http://schemas.microsoft.com/office/word/2015/wordml/symex" xmlns:wpg="http://schemas.microsoft.com/office/word/2010/wordprocessingGroup" xmlns:wpi="http://schemas.microsoft.com/office/word/2010/wordprocessingInk" xmlns:wne="http://schemas.microsoft.com/office/word/2006/wordml" xmlns:wps="http://schemas.microsoft.com/office/word/2010/wordprocessingShape" mc:Ignorable="w14 w15 w16se w16cid w16 w16cex w16sdtdh w16sdtfl w16du wp14">
   <w:p>
     <w:pPr>
       <w:pStyle w:val="af1"/>
@@ -11538,7 +13215,7 @@
 </file>
 
 <file path=word/numbering.xml><?xml version="1.0" encoding="utf-8"?>
-<w:numbering xmlns:wpc="http://schemas.microsoft.com/office/word/2010/wordprocessingCanvas" xmlns:cx="http://schemas.microsoft.com/office/drawing/2014/chartex" xmlns:cx1="http://schemas.microsoft.com/office/drawing/2015/9/8/chartex" xmlns:cx2="http://schemas.microsoft.com/office/drawing/2015/10/21/chartex" xmlns:cx3="http://schemas.microsoft.com/office/drawing/2016/5/9/chartex" xmlns:cx4="http://schemas.microsoft.com/office/drawing/2016/5/10/chartex" xmlns:cx5="http://schemas.microsoft.com/office/drawing/2016/5/11/chartex" xmlns:cx6="http://schemas.microsoft.com/office/drawing/2016/5/12/chartex" xmlns:cx7="http://schemas.microsoft.com/office/drawing/2016/5/13/chartex" xmlns:cx8="http://schemas.microsoft.com/office/drawing/2016/5/14/chartex" xmlns:mc="http://schemas.openxmlformats.org/markup-compatibility/2006" xmlns:aink="http://schemas.microsoft.com/office/drawing/2016/ink" xmlns:am3d="http://schemas.microsoft.com/office/drawing/2017/model3d" xmlns:o="urn:schemas-microsoft-com:office:office" xmlns:oel="http://schemas.microsoft.com/office/2019/extlst" xmlns:r="http://schemas.openxmlformats.org/officeDocument/2006/relationships" xmlns:m="http://schemas.openxmlformats.org/officeDocument/2006/math" xmlns:v="urn:schemas-microsoft-com:vml" xmlns:wp14="http://schemas.microsoft.com/office/word/2010/wordprocessingDrawing" xmlns:wp="http://schemas.openxmlformats.org/drawingml/2006/wordprocessingDrawing" xmlns:w10="urn:schemas-microsoft-com:office:word" xmlns:w="http://schemas.openxmlformats.org/wordprocessingml/2006/main" xmlns:w14="http://schemas.microsoft.com/office/word/2010/wordml" xmlns:w15="http://schemas.microsoft.com/office/word/2012/wordml" xmlns:w16cex="http://schemas.microsoft.com/office/word/2018/wordml/cex" xmlns:w16cid="http://schemas.microsoft.com/office/word/2016/wordml/cid" xmlns:w16="http://schemas.microsoft.com/office/word/2018/wordml" xmlns:w16sdtdh="http://schemas.microsoft.com/office/word/2020/wordml/sdtdatahash" xmlns:w16se="http://schemas.microsoft.com/office/word/2015/wordml/symex" xmlns:wpg="http://schemas.microsoft.com/office/word/2010/wordprocessingGroup" xmlns:wpi="http://schemas.microsoft.com/office/word/2010/wordprocessingInk" xmlns:wne="http://schemas.microsoft.com/office/word/2006/wordml" xmlns:wps="http://schemas.microsoft.com/office/word/2010/wordprocessingShape" mc:Ignorable="w14 w15 w16se w16cid w16 w16cex w16sdtdh wp14">
+<w:numbering xmlns:wpc="http://schemas.microsoft.com/office/word/2010/wordprocessingCanvas" xmlns:cx="http://schemas.microsoft.com/office/drawing/2014/chartex" xmlns:cx1="http://schemas.microsoft.com/office/drawing/2015/9/8/chartex" xmlns:cx2="http://schemas.microsoft.com/office/drawing/2015/10/21/chartex" xmlns:cx3="http://schemas.microsoft.com/office/drawing/2016/5/9/chartex" xmlns:cx4="http://schemas.microsoft.com/office/drawing/2016/5/10/chartex" xmlns:cx5="http://schemas.microsoft.com/office/drawing/2016/5/11/chartex" xmlns:cx6="http://schemas.microsoft.com/office/drawing/2016/5/12/chartex" xmlns:cx7="http://schemas.microsoft.com/office/drawing/2016/5/13/chartex" xmlns:cx8="http://schemas.microsoft.com/office/drawing/2016/5/14/chartex" xmlns:mc="http://schemas.openxmlformats.org/markup-compatibility/2006" xmlns:aink="http://schemas.microsoft.com/office/drawing/2016/ink" xmlns:am3d="http://schemas.microsoft.com/office/drawing/2017/model3d" xmlns:o="urn:schemas-microsoft-com:office:office" xmlns:oel="http://schemas.microsoft.com/office/2019/extlst" xmlns:r="http://schemas.openxmlformats.org/officeDocument/2006/relationships" xmlns:m="http://schemas.openxmlformats.org/officeDocument/2006/math" xmlns:v="urn:schemas-microsoft-com:vml" xmlns:wp14="http://schemas.microsoft.com/office/word/2010/wordprocessingDrawing" xmlns:wp="http://schemas.openxmlformats.org/drawingml/2006/wordprocessingDrawing" xmlns:w10="urn:schemas-microsoft-com:office:word" xmlns:w="http://schemas.openxmlformats.org/wordprocessingml/2006/main" xmlns:w14="http://schemas.microsoft.com/office/word/2010/wordml" xmlns:w15="http://schemas.microsoft.com/office/word/2012/wordml" xmlns:w16cex="http://schemas.microsoft.com/office/word/2018/wordml/cex" xmlns:w16cid="http://schemas.microsoft.com/office/word/2016/wordml/cid" xmlns:w16="http://schemas.microsoft.com/office/word/2018/wordml" xmlns:w16du="http://schemas.microsoft.com/office/word/2023/wordml/word16du" xmlns:w16sdtdh="http://schemas.microsoft.com/office/word/2020/wordml/sdtdatahash" xmlns:w16sdtfl="http://schemas.microsoft.com/office/word/2024/wordml/sdtformatlock" xmlns:w16se="http://schemas.microsoft.com/office/word/2015/wordml/symex" xmlns:wpg="http://schemas.microsoft.com/office/word/2010/wordprocessingGroup" xmlns:wpi="http://schemas.microsoft.com/office/word/2010/wordprocessingInk" xmlns:wne="http://schemas.microsoft.com/office/word/2006/wordml" xmlns:wps="http://schemas.microsoft.com/office/word/2010/wordprocessingShape" mc:Ignorable="w14 w15 w16se w16cid w16 w16cex w16sdtdh w16sdtfl w16du wp14">
   <w:abstractNum w:abstractNumId="0" w15:restartNumberingAfterBreak="0">
     <w:nsid w:val="EC989CA2"/>
     <w:multiLevelType w:val="singleLevel"/>
@@ -14493,7 +16170,7 @@
 </file>
 
 <file path=word/styles.xml><?xml version="1.0" encoding="utf-8"?>
-<w:styles xmlns:mc="http://schemas.openxmlformats.org/markup-compatibility/2006" xmlns:r="http://schemas.openxmlformats.org/officeDocument/2006/relationships" xmlns:w="http://schemas.openxmlformats.org/wordprocessingml/2006/main" xmlns:w14="http://schemas.microsoft.com/office/word/2010/wordml" xmlns:w15="http://schemas.microsoft.com/office/word/2012/wordml" xmlns:w16cex="http://schemas.microsoft.com/office/word/2018/wordml/cex" xmlns:w16cid="http://schemas.microsoft.com/office/word/2016/wordml/cid" xmlns:w16="http://schemas.microsoft.com/office/word/2018/wordml" xmlns:w16sdtdh="http://schemas.microsoft.com/office/word/2020/wordml/sdtdatahash" xmlns:w16se="http://schemas.microsoft.com/office/word/2015/wordml/symex" mc:Ignorable="w14 w15 w16se w16cid w16 w16cex w16sdtdh">
+<w:styles xmlns:mc="http://schemas.openxmlformats.org/markup-compatibility/2006" xmlns:r="http://schemas.openxmlformats.org/officeDocument/2006/relationships" xmlns:w="http://schemas.openxmlformats.org/wordprocessingml/2006/main" xmlns:w14="http://schemas.microsoft.com/office/word/2010/wordml" xmlns:w15="http://schemas.microsoft.com/office/word/2012/wordml" xmlns:w16cex="http://schemas.microsoft.com/office/word/2018/wordml/cex" xmlns:w16cid="http://schemas.microsoft.com/office/word/2016/wordml/cid" xmlns:w16="http://schemas.microsoft.com/office/word/2018/wordml" xmlns:w16du="http://schemas.microsoft.com/office/word/2023/wordml/word16du" xmlns:w16sdtdh="http://schemas.microsoft.com/office/word/2020/wordml/sdtdatahash" xmlns:w16sdtfl="http://schemas.microsoft.com/office/word/2024/wordml/sdtformatlock" xmlns:w16se="http://schemas.microsoft.com/office/word/2015/wordml/symex" mc:Ignorable="w14 w15 w16se w16cid w16 w16cex w16sdtdh w16sdtfl w16du">
   <w:docDefaults>
     <w:rPrDefault>
       <w:rPr>
